--- a/Cankun_Wang_CV.docx
+++ b/Cankun_Wang_CV.docx
@@ -1,6 +1,6 @@
 
 <file path=word/document.xml><?xml version="1.0" encoding="utf-8"?>
-<w:document xmlns:wpc="http://schemas.microsoft.com/office/word/2010/wordprocessingCanvas" xmlns:cx="http://schemas.microsoft.com/office/drawing/2014/chartex" xmlns:cx1="http://schemas.microsoft.com/office/drawing/2015/9/8/chartex" xmlns:cx2="http://schemas.microsoft.com/office/drawing/2015/10/21/chartex" xmlns:cx3="http://schemas.microsoft.com/office/drawing/2016/5/9/chartex" xmlns:cx4="http://schemas.microsoft.com/office/drawing/2016/5/10/chartex" xmlns:cx5="http://schemas.microsoft.com/office/drawing/2016/5/11/chartex" xmlns:cx6="http://schemas.microsoft.com/office/drawing/2016/5/12/chartex" xmlns:cx7="http://schemas.microsoft.com/office/drawing/2016/5/13/chartex" xmlns:cx8="http://schemas.microsoft.com/office/drawing/2016/5/14/chartex" xmlns:mc="http://schemas.openxmlformats.org/markup-compatibility/2006" xmlns:aink="http://schemas.microsoft.com/office/drawing/2016/ink" xmlns:am3d="http://schemas.microsoft.com/office/drawing/2017/model3d" xmlns:o="urn:schemas-microsoft-com:office:office" xmlns:oel="http://schemas.microsoft.com/office/2019/extlst" xmlns:r="http://schemas.openxmlformats.org/officeDocument/2006/relationships" xmlns:m="http://schemas.openxmlformats.org/officeDocument/2006/math" xmlns:v="urn:schemas-microsoft-com:vml" xmlns:wp14="http://schemas.microsoft.com/office/word/2010/wordprocessingDrawing" xmlns:wp="http://schemas.openxmlformats.org/drawingml/2006/wordprocessingDrawing" xmlns:w10="urn:schemas-microsoft-com:office:word" xmlns:w="http://schemas.openxmlformats.org/wordprocessingml/2006/main" xmlns:w14="http://schemas.microsoft.com/office/word/2010/wordml" xmlns:w15="http://schemas.microsoft.com/office/word/2012/wordml" xmlns:w16cex="http://schemas.microsoft.com/office/word/2018/wordml/cex" xmlns:w16cid="http://schemas.microsoft.com/office/word/2016/wordml/cid" xmlns:w16="http://schemas.microsoft.com/office/word/2018/wordml" xmlns:w16du="http://schemas.microsoft.com/office/word/2023/wordml/word16du" xmlns:w16sdtdh="http://schemas.microsoft.com/office/word/2020/wordml/sdtdatahash" xmlns:w16se="http://schemas.microsoft.com/office/word/2015/wordml/symex" xmlns:wpg="http://schemas.microsoft.com/office/word/2010/wordprocessingGroup" xmlns:wpi="http://schemas.microsoft.com/office/word/2010/wordprocessingInk" xmlns:wne="http://schemas.microsoft.com/office/word/2006/wordml" xmlns:wps="http://schemas.microsoft.com/office/word/2010/wordprocessingShape" mc:Ignorable="w14 w15 w16se w16cid w16 w16cex w16sdtdh w16du wp14">
+<w:document xmlns:wpc="http://schemas.microsoft.com/office/word/2010/wordprocessingCanvas" xmlns:cx="http://schemas.microsoft.com/office/drawing/2014/chartex" xmlns:cx1="http://schemas.microsoft.com/office/drawing/2015/9/8/chartex" xmlns:cx2="http://schemas.microsoft.com/office/drawing/2015/10/21/chartex" xmlns:cx3="http://schemas.microsoft.com/office/drawing/2016/5/9/chartex" xmlns:cx4="http://schemas.microsoft.com/office/drawing/2016/5/10/chartex" xmlns:cx5="http://schemas.microsoft.com/office/drawing/2016/5/11/chartex" xmlns:cx6="http://schemas.microsoft.com/office/drawing/2016/5/12/chartex" xmlns:cx7="http://schemas.microsoft.com/office/drawing/2016/5/13/chartex" xmlns:cx8="http://schemas.microsoft.com/office/drawing/2016/5/14/chartex" xmlns:mc="http://schemas.openxmlformats.org/markup-compatibility/2006" xmlns:aink="http://schemas.microsoft.com/office/drawing/2016/ink" xmlns:am3d="http://schemas.microsoft.com/office/drawing/2017/model3d" xmlns:o="urn:schemas-microsoft-com:office:office" xmlns:oel="http://schemas.microsoft.com/office/2019/extlst" xmlns:r="http://schemas.openxmlformats.org/officeDocument/2006/relationships" xmlns:m="http://schemas.openxmlformats.org/officeDocument/2006/math" xmlns:v="urn:schemas-microsoft-com:vml" xmlns:wp14="http://schemas.microsoft.com/office/word/2010/wordprocessingDrawing" xmlns:wp="http://schemas.openxmlformats.org/drawingml/2006/wordprocessingDrawing" xmlns:w10="urn:schemas-microsoft-com:office:word" xmlns:w="http://schemas.openxmlformats.org/wordprocessingml/2006/main" xmlns:w14="http://schemas.microsoft.com/office/word/2010/wordml" xmlns:w15="http://schemas.microsoft.com/office/word/2012/wordml" xmlns:w16cex="http://schemas.microsoft.com/office/word/2018/wordml/cex" xmlns:w16cid="http://schemas.microsoft.com/office/word/2016/wordml/cid" xmlns:w16="http://schemas.microsoft.com/office/word/2018/wordml" xmlns:w16du="http://schemas.microsoft.com/office/word/2023/wordml/word16du" xmlns:w16sdtdh="http://schemas.microsoft.com/office/word/2020/wordml/sdtdatahash" xmlns:w16sdtfl="http://schemas.microsoft.com/office/word/2024/wordml/sdtformatlock" xmlns:w16se="http://schemas.microsoft.com/office/word/2015/wordml/symex" xmlns:wpg="http://schemas.microsoft.com/office/word/2010/wordprocessingGroup" xmlns:wpi="http://schemas.microsoft.com/office/word/2010/wordprocessingInk" xmlns:wne="http://schemas.microsoft.com/office/word/2006/wordml" xmlns:wps="http://schemas.microsoft.com/office/word/2010/wordprocessingShape" mc:Ignorable="w14 w15 w16se w16cid w16 w16cex w16sdtdh w16sdtfl w16du wp14">
   <w:body>
     <w:p>
       <w:pPr>
@@ -667,9 +667,6 @@
         <w:t>.</w:t>
       </w:r>
       <w:r>
-        <w:rPr>
-          <w:rFonts w:eastAsia="Times New Roman"/>
-        </w:rPr>
         <w:t xml:space="preserve"> </w:t>
       </w:r>
     </w:p>
@@ -960,51 +957,45 @@
       </w:pPr>
       <w:r>
         <w:rPr>
-          <w:rFonts w:ascii="Arial" w:eastAsia="Times New Roman" w:hAnsi="Arial" w:cs="Arial"/>
+          <w:rFonts w:ascii="Arial" w:hAnsi="Arial" w:cs="Arial"/>
         </w:rPr>
         <w:t>0</w:t>
       </w:r>
       <w:r>
         <w:rPr>
-          <w:rFonts w:ascii="Arial" w:eastAsia="Times New Roman" w:hAnsi="Arial" w:cs="Arial"/>
+          <w:rFonts w:ascii="Arial" w:hAnsi="Arial" w:cs="Arial"/>
         </w:rPr>
         <w:t>5</w:t>
       </w:r>
       <w:r>
         <w:rPr>
-          <w:rFonts w:ascii="Arial" w:eastAsia="Times New Roman" w:hAnsi="Arial" w:cs="Arial"/>
+          <w:rFonts w:ascii="Arial" w:hAnsi="Arial" w:cs="Arial"/>
         </w:rPr>
         <w:t>/201</w:t>
       </w:r>
       <w:r>
         <w:rPr>
-          <w:rFonts w:ascii="Arial" w:eastAsia="Times New Roman" w:hAnsi="Arial" w:cs="Arial"/>
+          <w:rFonts w:ascii="Arial" w:hAnsi="Arial" w:cs="Arial"/>
         </w:rPr>
         <w:t>9</w:t>
       </w:r>
       <w:r>
         <w:rPr>
-          <w:rFonts w:ascii="Arial" w:eastAsia="Times New Roman" w:hAnsi="Arial" w:cs="Arial"/>
+          <w:rFonts w:ascii="Arial" w:hAnsi="Arial" w:cs="Arial"/>
         </w:rPr>
         <w:t>-0</w:t>
       </w:r>
       <w:r>
         <w:rPr>
-          <w:rFonts w:ascii="Arial" w:eastAsia="Times New Roman" w:hAnsi="Arial" w:cs="Arial"/>
+          <w:rFonts w:ascii="Arial" w:hAnsi="Arial" w:cs="Arial"/>
         </w:rPr>
         <w:t>7</w:t>
       </w:r>
       <w:r>
         <w:rPr>
-          <w:rFonts w:ascii="Arial" w:eastAsia="Times New Roman" w:hAnsi="Arial" w:cs="Arial"/>
-        </w:rPr>
-        <w:t>/2019</w:t>
-      </w:r>
-      <w:r>
-        <w:rPr>
-          <w:rFonts w:ascii="Arial" w:hAnsi="Arial" w:cs="Arial"/>
-        </w:rPr>
-        <w:t xml:space="preserve">, </w:t>
+          <w:rFonts w:ascii="Arial" w:hAnsi="Arial" w:cs="Arial"/>
+        </w:rPr>
+        <w:t xml:space="preserve">/2019, </w:t>
       </w:r>
       <w:r>
         <w:rPr>
@@ -1118,49 +1109,49 @@
       </w:pPr>
       <w:r>
         <w:rPr>
-          <w:rFonts w:ascii="Arial" w:eastAsia="Times New Roman" w:hAnsi="Arial" w:cs="Arial"/>
+          <w:rFonts w:ascii="Arial" w:hAnsi="Arial" w:cs="Arial"/>
         </w:rPr>
         <w:t>0</w:t>
       </w:r>
       <w:r>
         <w:rPr>
-          <w:rFonts w:ascii="Arial" w:eastAsia="Times New Roman" w:hAnsi="Arial" w:cs="Arial"/>
+          <w:rFonts w:ascii="Arial" w:hAnsi="Arial" w:cs="Arial"/>
         </w:rPr>
         <w:t>1</w:t>
       </w:r>
       <w:r>
         <w:rPr>
-          <w:rFonts w:ascii="Arial" w:eastAsia="Times New Roman" w:hAnsi="Arial" w:cs="Arial"/>
+          <w:rFonts w:ascii="Arial" w:hAnsi="Arial" w:cs="Arial"/>
         </w:rPr>
         <w:t>/201</w:t>
       </w:r>
       <w:r>
         <w:rPr>
-          <w:rFonts w:ascii="Arial" w:eastAsia="Times New Roman" w:hAnsi="Arial" w:cs="Arial"/>
+          <w:rFonts w:ascii="Arial" w:hAnsi="Arial" w:cs="Arial"/>
         </w:rPr>
         <w:t>8</w:t>
       </w:r>
       <w:r>
         <w:rPr>
-          <w:rFonts w:ascii="Arial" w:eastAsia="Times New Roman" w:hAnsi="Arial" w:cs="Arial"/>
+          <w:rFonts w:ascii="Arial" w:hAnsi="Arial" w:cs="Arial"/>
         </w:rPr>
         <w:t>-0</w:t>
       </w:r>
       <w:r>
         <w:rPr>
-          <w:rFonts w:ascii="Arial" w:eastAsia="Times New Roman" w:hAnsi="Arial" w:cs="Arial"/>
+          <w:rFonts w:ascii="Arial" w:hAnsi="Arial" w:cs="Arial"/>
         </w:rPr>
         <w:t>5</w:t>
       </w:r>
       <w:r>
         <w:rPr>
-          <w:rFonts w:ascii="Arial" w:eastAsia="Times New Roman" w:hAnsi="Arial" w:cs="Arial"/>
+          <w:rFonts w:ascii="Arial" w:hAnsi="Arial" w:cs="Arial"/>
         </w:rPr>
         <w:t>/2019</w:t>
       </w:r>
       <w:r>
         <w:rPr>
-          <w:rFonts w:ascii="Arial" w:eastAsia="Times New Roman" w:hAnsi="Arial" w:cs="Arial"/>
+          <w:rFonts w:ascii="Arial" w:hAnsi="Arial" w:cs="Arial"/>
         </w:rPr>
         <w:tab/>
       </w:r>
@@ -1306,61 +1297,61 @@
       </w:pPr>
       <w:r>
         <w:rPr>
-          <w:rFonts w:ascii="Arial" w:eastAsia="Times New Roman" w:hAnsi="Arial" w:cs="Arial"/>
+          <w:rFonts w:ascii="Arial" w:hAnsi="Arial" w:cs="Arial"/>
         </w:rPr>
         <w:t>0</w:t>
       </w:r>
       <w:r>
         <w:rPr>
-          <w:rFonts w:ascii="Arial" w:eastAsia="Times New Roman" w:hAnsi="Arial" w:cs="Arial"/>
+          <w:rFonts w:ascii="Arial" w:hAnsi="Arial" w:cs="Arial"/>
         </w:rPr>
         <w:t>9</w:t>
       </w:r>
       <w:r>
         <w:rPr>
-          <w:rFonts w:ascii="Arial" w:eastAsia="Times New Roman" w:hAnsi="Arial" w:cs="Arial"/>
+          <w:rFonts w:ascii="Arial" w:hAnsi="Arial" w:cs="Arial"/>
         </w:rPr>
         <w:t>/201</w:t>
       </w:r>
       <w:r>
         <w:rPr>
-          <w:rFonts w:ascii="Arial" w:eastAsia="Times New Roman" w:hAnsi="Arial" w:cs="Arial"/>
+          <w:rFonts w:ascii="Arial" w:hAnsi="Arial" w:cs="Arial"/>
         </w:rPr>
         <w:t>7</w:t>
       </w:r>
       <w:r>
         <w:rPr>
-          <w:rFonts w:ascii="Arial" w:eastAsia="Times New Roman" w:hAnsi="Arial" w:cs="Arial"/>
+          <w:rFonts w:ascii="Arial" w:hAnsi="Arial" w:cs="Arial"/>
         </w:rPr>
         <w:t>-</w:t>
       </w:r>
       <w:r>
         <w:rPr>
-          <w:rFonts w:ascii="Arial" w:eastAsia="Times New Roman" w:hAnsi="Arial" w:cs="Arial"/>
+          <w:rFonts w:ascii="Arial" w:hAnsi="Arial" w:cs="Arial"/>
         </w:rPr>
         <w:t>1</w:t>
       </w:r>
       <w:r>
         <w:rPr>
-          <w:rFonts w:ascii="Arial" w:eastAsia="Times New Roman" w:hAnsi="Arial" w:cs="Arial"/>
+          <w:rFonts w:ascii="Arial" w:hAnsi="Arial" w:cs="Arial"/>
         </w:rPr>
         <w:t>2</w:t>
       </w:r>
       <w:r>
         <w:rPr>
-          <w:rFonts w:ascii="Arial" w:eastAsia="Times New Roman" w:hAnsi="Arial" w:cs="Arial"/>
+          <w:rFonts w:ascii="Arial" w:hAnsi="Arial" w:cs="Arial"/>
         </w:rPr>
         <w:t>/</w:t>
       </w:r>
       <w:r>
         <w:rPr>
-          <w:rFonts w:ascii="Arial" w:eastAsia="Times New Roman" w:hAnsi="Arial" w:cs="Arial"/>
+          <w:rFonts w:ascii="Arial" w:hAnsi="Arial" w:cs="Arial"/>
         </w:rPr>
         <w:t>201</w:t>
       </w:r>
       <w:r>
         <w:rPr>
-          <w:rFonts w:ascii="Arial" w:eastAsia="Times New Roman" w:hAnsi="Arial" w:cs="Arial"/>
+          <w:rFonts w:ascii="Arial" w:hAnsi="Arial" w:cs="Arial"/>
         </w:rPr>
         <w:t>7</w:t>
       </w:r>
@@ -1446,49 +1437,49 @@
       </w:pPr>
       <w:r>
         <w:rPr>
-          <w:rFonts w:ascii="Arial" w:eastAsia="Times New Roman" w:hAnsi="Arial" w:cs="Arial"/>
+          <w:rFonts w:ascii="Arial" w:hAnsi="Arial" w:cs="Arial"/>
         </w:rPr>
         <w:t>0</w:t>
       </w:r>
       <w:r>
         <w:rPr>
-          <w:rFonts w:ascii="Arial" w:eastAsia="Times New Roman" w:hAnsi="Arial" w:cs="Arial"/>
+          <w:rFonts w:ascii="Arial" w:hAnsi="Arial" w:cs="Arial"/>
         </w:rPr>
         <w:t>2</w:t>
       </w:r>
       <w:r>
         <w:rPr>
-          <w:rFonts w:ascii="Arial" w:eastAsia="Times New Roman" w:hAnsi="Arial" w:cs="Arial"/>
+          <w:rFonts w:ascii="Arial" w:hAnsi="Arial" w:cs="Arial"/>
         </w:rPr>
         <w:t>/201</w:t>
       </w:r>
       <w:r>
         <w:rPr>
-          <w:rFonts w:ascii="Arial" w:eastAsia="Times New Roman" w:hAnsi="Arial" w:cs="Arial"/>
+          <w:rFonts w:ascii="Arial" w:hAnsi="Arial" w:cs="Arial"/>
         </w:rPr>
         <w:t>4</w:t>
       </w:r>
       <w:r>
         <w:rPr>
-          <w:rFonts w:ascii="Arial" w:eastAsia="Times New Roman" w:hAnsi="Arial" w:cs="Arial"/>
+          <w:rFonts w:ascii="Arial" w:hAnsi="Arial" w:cs="Arial"/>
         </w:rPr>
         <w:t>-0</w:t>
       </w:r>
       <w:r>
         <w:rPr>
-          <w:rFonts w:ascii="Arial" w:eastAsia="Times New Roman" w:hAnsi="Arial" w:cs="Arial"/>
+          <w:rFonts w:ascii="Arial" w:hAnsi="Arial" w:cs="Arial"/>
         </w:rPr>
         <w:t>7</w:t>
       </w:r>
       <w:r>
         <w:rPr>
-          <w:rFonts w:ascii="Arial" w:eastAsia="Times New Roman" w:hAnsi="Arial" w:cs="Arial"/>
+          <w:rFonts w:ascii="Arial" w:hAnsi="Arial" w:cs="Arial"/>
         </w:rPr>
         <w:t>/201</w:t>
       </w:r>
       <w:r>
         <w:rPr>
-          <w:rFonts w:ascii="Arial" w:eastAsia="Times New Roman" w:hAnsi="Arial" w:cs="Arial"/>
+          <w:rFonts w:ascii="Arial" w:hAnsi="Arial" w:cs="Arial"/>
         </w:rPr>
         <w:t>4</w:t>
       </w:r>
@@ -1584,15 +1575,6 @@
     </w:p>
     <w:p>
       <w:pPr>
-        <w:spacing w:line="276" w:lineRule="auto"/>
-        <w:ind w:left="1680" w:firstLine="420"/>
-        <w:rPr>
-          <w:rFonts w:ascii="Arial" w:hAnsi="Arial" w:cs="Arial"/>
-        </w:rPr>
-      </w:pPr>
-    </w:p>
-    <w:p>
-      <w:pPr>
         <w:tabs>
           <w:tab w:val="left" w:pos="2880"/>
           <w:tab w:val="left" w:pos="5760"/>
@@ -1635,25 +1617,7 @@
           <w:b/>
           <w:bCs/>
         </w:rPr>
-        <w:t xml:space="preserve">   </w:t>
-      </w:r>
-    </w:p>
-    <w:p>
-      <w:pPr>
-        <w:spacing w:line="276" w:lineRule="auto"/>
-        <w:rPr>
-          <w:rFonts w:ascii="Arial" w:hAnsi="Arial" w:cs="Arial"/>
-          <w:b/>
-          <w:bCs/>
-        </w:rPr>
-      </w:pPr>
-      <w:r>
-        <w:rPr>
-          <w:rFonts w:ascii="Arial" w:hAnsi="Arial" w:cs="Arial"/>
-          <w:b/>
-          <w:bCs/>
-        </w:rPr>
-        <w:t xml:space="preserve">                              </w:t>
+        <w:t xml:space="preserve">                                 </w:t>
       </w:r>
       <w:r>
         <w:rPr>
@@ -1663,6 +1627,18 @@
         </w:rPr>
         <w:t xml:space="preserve"> </w:t>
       </w:r>
+    </w:p>
+    <w:p>
+      <w:pPr>
+        <w:widowControl w:val="0"/>
+        <w:autoSpaceDE w:val="0"/>
+        <w:autoSpaceDN w:val="0"/>
+        <w:adjustRightInd w:val="0"/>
+        <w:spacing w:line="276" w:lineRule="auto"/>
+        <w:rPr>
+          <w:rFonts w:ascii="Arial" w:hAnsi="Arial" w:cs="Arial"/>
+        </w:rPr>
+      </w:pPr>
     </w:p>
     <w:p>
       <w:pPr>
@@ -2254,27 +2230,30 @@
         <w:jc w:val="left"/>
         <w:rPr>
           <w:noProof/>
+        </w:rPr>
+      </w:pPr>
+      <w:r>
+        <w:rPr>
+          <w:noProof/>
           <w:color w:val="000000" w:themeColor="text1"/>
         </w:rPr>
-      </w:pPr>
-      <w:r>
-        <w:rPr>
-          <w:noProof/>
-          <w:color w:val="000000" w:themeColor="text1"/>
-        </w:rPr>
-        <w:t>Anjun Ma</w:t>
-      </w:r>
-      <w:r>
-        <w:rPr>
-          <w:noProof/>
-          <w:color w:val="000000" w:themeColor="text1"/>
+        <w:t xml:space="preserve">Anjun </w:t>
+      </w:r>
+      <w:r>
+        <w:rPr>
+          <w:noProof/>
+        </w:rPr>
+        <w:t>Ma</w:t>
+      </w:r>
+      <w:r>
+        <w:rPr>
+          <w:noProof/>
         </w:rPr>
         <w:t>*</w:t>
       </w:r>
       <w:r>
         <w:rPr>
           <w:noProof/>
-          <w:color w:val="000000" w:themeColor="text1"/>
         </w:rPr>
         <w:t xml:space="preserve">, </w:t>
       </w:r>
@@ -2283,7 +2262,6 @@
           <w:b/>
           <w:bCs/>
           <w:noProof/>
-          <w:color w:val="000000" w:themeColor="text1"/>
         </w:rPr>
         <w:t>Cankun Wang</w:t>
       </w:r>
@@ -2292,14 +2270,12 @@
           <w:b/>
           <w:bCs/>
           <w:noProof/>
-          <w:color w:val="000000" w:themeColor="text1"/>
         </w:rPr>
         <w:t>*</w:t>
       </w:r>
       <w:r>
         <w:rPr>
           <w:noProof/>
-          <w:color w:val="000000" w:themeColor="text1"/>
         </w:rPr>
         <w:t xml:space="preserve">, Yuzhou Chang, Faith H Brennan, Adam Mcdermaid, Bingqiang Liu, Chi Zhang, Phillip G Popovich, &amp; Qin Ma. (2020). IRIS3: integrated cell-type-specific regulon inference server from single-cell RNA-Seq. </w:t>
       </w:r>
@@ -2312,14 +2288,12 @@
         <w:jc w:val="left"/>
         <w:rPr>
           <w:noProof/>
-          <w:color w:val="000000" w:themeColor="text1"/>
         </w:rPr>
       </w:pPr>
       <w:r>
         <w:rPr>
           <w:i/>
           <w:noProof/>
-          <w:color w:val="000000" w:themeColor="text1"/>
           <w:u w:val="single"/>
         </w:rPr>
         <w:t>Nucleic Acids Research</w:t>
@@ -2328,14 +2302,12 @@
         <w:rPr>
           <w:i/>
           <w:noProof/>
-          <w:color w:val="000000" w:themeColor="text1"/>
         </w:rPr>
         <w:t>, 48</w:t>
       </w:r>
       <w:r>
         <w:rPr>
           <w:noProof/>
-          <w:color w:val="000000" w:themeColor="text1"/>
         </w:rPr>
         <w:t>(W1), W275-W286. doi:10.1093/nar/gkaa394</w:t>
       </w:r>
@@ -2520,6 +2492,369 @@
     </w:p>
     <w:p>
       <w:pPr>
+        <w:pStyle w:val="ListParagraph"/>
+        <w:numPr>
+          <w:ilvl w:val="0"/>
+          <w:numId w:val="4"/>
+        </w:numPr>
+        <w:spacing w:after="0"/>
+        <w:ind w:firstLineChars="0"/>
+        <w:rPr>
+          <w:rFonts w:ascii="Arial" w:hAnsi="Arial" w:cs="Arial"/>
+          <w:sz w:val="24"/>
+          <w:szCs w:val="24"/>
+        </w:rPr>
+      </w:pPr>
+      <w:r>
+        <w:rPr>
+          <w:rFonts w:ascii="Arial" w:hAnsi="Arial" w:cs="Arial"/>
+          <w:sz w:val="24"/>
+          <w:szCs w:val="24"/>
+        </w:rPr>
+        <w:t xml:space="preserve">Hasanaj, Euxhen, Delphine Beaulieu, </w:t>
+      </w:r>
+      <w:r>
+        <w:rPr>
+          <w:rFonts w:ascii="Arial" w:hAnsi="Arial" w:cs="Arial"/>
+          <w:b/>
+          <w:bCs/>
+          <w:sz w:val="24"/>
+          <w:szCs w:val="24"/>
+        </w:rPr>
+        <w:t>Cankun Wang</w:t>
+      </w:r>
+      <w:r>
+        <w:rPr>
+          <w:rFonts w:ascii="Arial" w:hAnsi="Arial" w:cs="Arial"/>
+          <w:sz w:val="24"/>
+          <w:szCs w:val="24"/>
+        </w:rPr>
+        <w:t xml:space="preserve">, Qianjiang Hu, Marta Bueno, John C. Sembrat, Ricardo H. Pineda, et al. “SenSet, a Novel Human Lung Senescence Cell Gene Signature, Identifies Cell-Specific Senescence Mechanisms.” bioRxiv, December 26, 2024. </w:t>
+      </w:r>
+      <w:hyperlink r:id="rId10" w:history="1">
+        <w:r>
+          <w:rPr>
+            <w:rFonts w:ascii="Arial" w:hAnsi="Arial" w:cs="Arial"/>
+            <w:sz w:val="24"/>
+            <w:szCs w:val="24"/>
+          </w:rPr>
+          <w:t>https://doi.org/10.1101/2024.12.21.629928</w:t>
+        </w:r>
+      </w:hyperlink>
+      <w:r>
+        <w:rPr>
+          <w:rFonts w:ascii="Arial" w:hAnsi="Arial" w:cs="Arial"/>
+          <w:sz w:val="24"/>
+          <w:szCs w:val="24"/>
+        </w:rPr>
+        <w:t>.</w:t>
+      </w:r>
+    </w:p>
+    <w:p>
+      <w:pPr>
+        <w:pStyle w:val="ListParagraph"/>
+        <w:numPr>
+          <w:ilvl w:val="0"/>
+          <w:numId w:val="4"/>
+        </w:numPr>
+        <w:spacing w:after="0"/>
+        <w:ind w:firstLineChars="0"/>
+        <w:rPr>
+          <w:rFonts w:ascii="Arial" w:hAnsi="Arial" w:cs="Arial"/>
+          <w:sz w:val="24"/>
+          <w:szCs w:val="24"/>
+        </w:rPr>
+      </w:pPr>
+      <w:r>
+        <w:rPr>
+          <w:rFonts w:ascii="Arial" w:hAnsi="Arial" w:cs="Arial"/>
+          <w:sz w:val="24"/>
+          <w:szCs w:val="24"/>
+        </w:rPr>
+        <w:t xml:space="preserve">Lo Cascio, Filippa, Suhyeorn Park, Urmi Sengupta, Nicha Puangmalai, Nemil Bhatt, Nikita Shchankin, Cynthia Jerez, </w:t>
+      </w:r>
+      <w:r>
+        <w:rPr>
+          <w:rFonts w:ascii="Arial" w:hAnsi="Arial" w:cs="Arial"/>
+          <w:b/>
+          <w:bCs/>
+          <w:sz w:val="24"/>
+          <w:szCs w:val="24"/>
+        </w:rPr>
+        <w:t>Cankun Wang</w:t>
+      </w:r>
+      <w:r>
+        <w:rPr>
+          <w:rFonts w:ascii="Arial" w:hAnsi="Arial" w:cs="Arial"/>
+          <w:sz w:val="24"/>
+          <w:szCs w:val="24"/>
+        </w:rPr>
+        <w:t xml:space="preserve">, </w:t>
+      </w:r>
+      <w:r>
+        <w:rPr>
+          <w:rFonts w:ascii="Arial" w:hAnsi="Arial" w:cs="Arial"/>
+          <w:sz w:val="24"/>
+          <w:szCs w:val="24"/>
+        </w:rPr>
+        <w:t xml:space="preserve">et al. “Brain-Derived Tau Oligomer Polymorphs: Distinct Aggregations, Stability Profiles, and Biological Activities.” </w:t>
+      </w:r>
+      <w:r>
+        <w:rPr>
+          <w:rFonts w:ascii="Arial" w:hAnsi="Arial" w:cs="Arial"/>
+          <w:i/>
+          <w:iCs/>
+          <w:sz w:val="24"/>
+          <w:szCs w:val="24"/>
+        </w:rPr>
+        <w:t>Communications Biology</w:t>
+      </w:r>
+      <w:r>
+        <w:rPr>
+          <w:rFonts w:ascii="Arial" w:hAnsi="Arial" w:cs="Arial"/>
+          <w:sz w:val="24"/>
+          <w:szCs w:val="24"/>
+        </w:rPr>
+        <w:t xml:space="preserve"> 8, no. 1 (January 15, 2025): 53. </w:t>
+      </w:r>
+      <w:hyperlink r:id="rId11" w:history="1">
+        <w:r>
+          <w:rPr>
+            <w:rFonts w:ascii="Arial" w:hAnsi="Arial" w:cs="Arial"/>
+            <w:sz w:val="24"/>
+            <w:szCs w:val="24"/>
+          </w:rPr>
+          <w:t>https://doi.org/10.1038/s42003-025-07499-w</w:t>
+        </w:r>
+      </w:hyperlink>
+      <w:r>
+        <w:rPr>
+          <w:rFonts w:ascii="Arial" w:hAnsi="Arial" w:cs="Arial"/>
+          <w:sz w:val="24"/>
+          <w:szCs w:val="24"/>
+        </w:rPr>
+        <w:t>.</w:t>
+      </w:r>
+    </w:p>
+    <w:p>
+      <w:pPr>
+        <w:pStyle w:val="ListParagraph"/>
+        <w:numPr>
+          <w:ilvl w:val="0"/>
+          <w:numId w:val="4"/>
+        </w:numPr>
+        <w:spacing w:after="0"/>
+        <w:ind w:firstLineChars="0"/>
+        <w:rPr>
+          <w:rFonts w:ascii="Arial" w:hAnsi="Arial" w:cs="Arial"/>
+          <w:sz w:val="24"/>
+          <w:szCs w:val="24"/>
+        </w:rPr>
+      </w:pPr>
+      <w:r>
+        <w:rPr>
+          <w:rFonts w:ascii="Arial" w:hAnsi="Arial" w:cs="Arial"/>
+          <w:sz w:val="24"/>
+          <w:szCs w:val="24"/>
+        </w:rPr>
+        <w:t xml:space="preserve">Lobentanzer, Sebastian, Shaohong Feng, Noah Bruderer, Andreas Maier, </w:t>
+      </w:r>
+      <w:r>
+        <w:rPr>
+          <w:rFonts w:ascii="Arial" w:hAnsi="Arial" w:cs="Arial"/>
+          <w:b/>
+          <w:bCs/>
+          <w:sz w:val="24"/>
+          <w:szCs w:val="24"/>
+        </w:rPr>
+        <w:t>Cankun Wang</w:t>
+      </w:r>
+      <w:r>
+        <w:rPr>
+          <w:rFonts w:ascii="Arial" w:hAnsi="Arial" w:cs="Arial"/>
+          <w:sz w:val="24"/>
+          <w:szCs w:val="24"/>
+        </w:rPr>
+        <w:t xml:space="preserve">, Jan Baumbach, Jorge Abreu-Vicente, et al. “A Platform for the Biomedical Application of Large Language Models.” </w:t>
+      </w:r>
+      <w:r>
+        <w:rPr>
+          <w:rFonts w:ascii="Arial" w:hAnsi="Arial" w:cs="Arial"/>
+          <w:i/>
+          <w:iCs/>
+          <w:sz w:val="24"/>
+          <w:szCs w:val="24"/>
+        </w:rPr>
+        <w:t>Nature Biotechnology</w:t>
+      </w:r>
+      <w:r>
+        <w:rPr>
+          <w:rFonts w:ascii="Arial" w:hAnsi="Arial" w:cs="Arial"/>
+          <w:sz w:val="24"/>
+          <w:szCs w:val="24"/>
+        </w:rPr>
+        <w:t xml:space="preserve"> 43, no. 2 (February 2025): 166–69. </w:t>
+      </w:r>
+      <w:hyperlink r:id="rId12" w:history="1">
+        <w:r>
+          <w:rPr>
+            <w:rFonts w:ascii="Arial" w:hAnsi="Arial" w:cs="Arial"/>
+            <w:sz w:val="24"/>
+            <w:szCs w:val="24"/>
+          </w:rPr>
+          <w:t>https://doi.org/10.1038/s41587-024-02534-3</w:t>
+        </w:r>
+      </w:hyperlink>
+      <w:r>
+        <w:rPr>
+          <w:rFonts w:ascii="Arial" w:hAnsi="Arial" w:cs="Arial"/>
+          <w:sz w:val="24"/>
+          <w:szCs w:val="24"/>
+        </w:rPr>
+        <w:t>.</w:t>
+      </w:r>
+    </w:p>
+    <w:p>
+      <w:pPr>
+        <w:pStyle w:val="ListParagraph"/>
+        <w:numPr>
+          <w:ilvl w:val="0"/>
+          <w:numId w:val="4"/>
+        </w:numPr>
+        <w:spacing w:after="0"/>
+        <w:ind w:firstLineChars="0"/>
+        <w:rPr>
+          <w:rFonts w:ascii="Arial" w:hAnsi="Arial" w:cs="Arial"/>
+          <w:sz w:val="24"/>
+          <w:szCs w:val="24"/>
+        </w:rPr>
+      </w:pPr>
+      <w:r>
+        <w:rPr>
+          <w:rFonts w:ascii="Arial" w:hAnsi="Arial" w:cs="Arial"/>
+          <w:sz w:val="24"/>
+          <w:szCs w:val="24"/>
+        </w:rPr>
+        <w:t xml:space="preserve">Alonzo, Matthew, Zhaohui Xu, Yang Yu, Shiqiao Ye, </w:t>
+      </w:r>
+      <w:r>
+        <w:rPr>
+          <w:rFonts w:ascii="Arial" w:hAnsi="Arial" w:cs="Arial"/>
+          <w:b/>
+          <w:bCs/>
+          <w:sz w:val="24"/>
+          <w:szCs w:val="24"/>
+        </w:rPr>
+        <w:t>Cankun Wang</w:t>
+      </w:r>
+      <w:r>
+        <w:rPr>
+          <w:rFonts w:ascii="Arial" w:hAnsi="Arial" w:cs="Arial"/>
+          <w:sz w:val="24"/>
+          <w:szCs w:val="24"/>
+        </w:rPr>
+        <w:t xml:space="preserve">, Jerry Wang, Megan McNutt, et al. “Cell-Free RNA Signatures in Maternal Blood with Fetal Congenital Heart Disease.” </w:t>
+      </w:r>
+      <w:r>
+        <w:rPr>
+          <w:rFonts w:ascii="Arial" w:hAnsi="Arial" w:cs="Arial"/>
+          <w:i/>
+          <w:iCs/>
+          <w:sz w:val="24"/>
+          <w:szCs w:val="24"/>
+        </w:rPr>
+        <w:lastRenderedPageBreak/>
+        <w:t>Circulation Research</w:t>
+      </w:r>
+      <w:r>
+        <w:rPr>
+          <w:rFonts w:ascii="Arial" w:hAnsi="Arial" w:cs="Arial"/>
+          <w:sz w:val="24"/>
+          <w:szCs w:val="24"/>
+        </w:rPr>
+        <w:t xml:space="preserve"> 135, no. 10 (October 25, 2024): 1021–24. </w:t>
+      </w:r>
+      <w:hyperlink r:id="rId13" w:history="1">
+        <w:r>
+          <w:rPr>
+            <w:rFonts w:ascii="Arial" w:hAnsi="Arial" w:cs="Arial"/>
+            <w:sz w:val="24"/>
+            <w:szCs w:val="24"/>
+          </w:rPr>
+          <w:t>https://doi.org/10.1161/CIRCRESAHA.124.325024</w:t>
+        </w:r>
+      </w:hyperlink>
+      <w:r>
+        <w:rPr>
+          <w:rFonts w:ascii="Arial" w:hAnsi="Arial" w:cs="Arial"/>
+          <w:sz w:val="24"/>
+          <w:szCs w:val="24"/>
+        </w:rPr>
+        <w:t>.</w:t>
+      </w:r>
+    </w:p>
+    <w:p>
+      <w:pPr>
+        <w:pStyle w:val="ListParagraph"/>
+        <w:numPr>
+          <w:ilvl w:val="0"/>
+          <w:numId w:val="4"/>
+        </w:numPr>
+        <w:spacing w:after="0"/>
+        <w:ind w:firstLineChars="0"/>
+        <w:rPr>
+          <w:rFonts w:ascii="Arial" w:hAnsi="Arial" w:cs="Arial"/>
+          <w:sz w:val="24"/>
+          <w:szCs w:val="24"/>
+        </w:rPr>
+      </w:pPr>
+      <w:r>
+        <w:rPr>
+          <w:rFonts w:ascii="Arial" w:hAnsi="Arial" w:cs="Arial"/>
+          <w:sz w:val="24"/>
+          <w:szCs w:val="24"/>
+        </w:rPr>
+        <w:t xml:space="preserve">Yu, Yang, Cankun Wang, Shiqiao Ye, Hannah Qin, Matthew Alonzo, Angela Onorato, Aaron Argall, et al. “Common and Divergent Cellular Aetiologies Underlying Hypoplastic Left Heart Syndrome and Hypoplastic Right Heart Syndrome.” </w:t>
+      </w:r>
+      <w:r>
+        <w:rPr>
+          <w:rFonts w:ascii="Arial" w:hAnsi="Arial" w:cs="Arial"/>
+          <w:i/>
+          <w:iCs/>
+          <w:sz w:val="24"/>
+          <w:szCs w:val="24"/>
+        </w:rPr>
+        <w:t>European Heart Journal</w:t>
+      </w:r>
+      <w:r>
+        <w:rPr>
+          <w:rFonts w:ascii="Arial" w:hAnsi="Arial" w:cs="Arial"/>
+          <w:sz w:val="24"/>
+          <w:szCs w:val="24"/>
+        </w:rPr>
+        <w:t xml:space="preserve"> 46, no. 20 (May 21, 2025): 1946–49. </w:t>
+      </w:r>
+      <w:hyperlink r:id="rId14" w:history="1">
+        <w:r>
+          <w:rPr>
+            <w:rFonts w:ascii="Arial" w:hAnsi="Arial" w:cs="Arial"/>
+            <w:sz w:val="24"/>
+            <w:szCs w:val="24"/>
+          </w:rPr>
+          <w:t>https://doi.org/10.1093/eurheartj/ehaf121</w:t>
+        </w:r>
+      </w:hyperlink>
+      <w:r>
+        <w:rPr>
+          <w:rFonts w:ascii="Arial" w:hAnsi="Arial" w:cs="Arial"/>
+          <w:sz w:val="24"/>
+          <w:szCs w:val="24"/>
+        </w:rPr>
+        <w:t>.</w:t>
+      </w:r>
+    </w:p>
+    <w:p>
+      <w:pPr>
         <w:pStyle w:val="EndNoteBibliography"/>
         <w:numPr>
           <w:ilvl w:val="0"/>
@@ -2603,25 +2938,7 @@
         <w:rPr>
           <w:noProof/>
         </w:rPr>
-        <w:t>, Shuo Chen, Hongjun Fu, Bingqiang Liu, &amp; Qin Ma. (202</w:t>
-      </w:r>
-      <w:r>
-        <w:rPr>
-          <w:noProof/>
-        </w:rPr>
-        <w:t>4</w:t>
-      </w:r>
-      <w:r>
-        <w:rPr>
-          <w:noProof/>
-        </w:rPr>
-        <w:t xml:space="preserve">). </w:t>
-      </w:r>
-      <w:r>
-        <w:rPr>
-          <w:noProof/>
-        </w:rPr>
-        <w:t xml:space="preserve">Enhancer-driven gene regulatory networks inference from single-cell RNA-seq and ATAC-seq data. </w:t>
+        <w:t xml:space="preserve">, Shuo Chen, Hongjun Fu, Bingqiang Liu, &amp; Qin Ma. (2024). Enhancer-driven gene regulatory networks inference from single-cell RNA-seq and ATAC-seq data. </w:t>
       </w:r>
       <w:r>
         <w:rPr>
@@ -2645,7 +2962,7 @@
         </w:rPr>
         <w:t>Volume 25, Issue 5, September 2024, bbae369, </w:t>
       </w:r>
-      <w:hyperlink r:id="rId10" w:history="1">
+      <w:hyperlink r:id="rId15" w:history="1">
         <w:r>
           <w:rPr>
             <w:rStyle w:val="Hyperlink"/>
@@ -2790,7 +3107,6 @@
         <w:rPr>
           <w:noProof/>
         </w:rPr>
-        <w:lastRenderedPageBreak/>
         <w:t xml:space="preserve">Li, Yang, Yizhong Wang, </w:t>
       </w:r>
       <w:r>
@@ -3101,6 +3417,7 @@
         <w:rPr>
           <w:noProof/>
         </w:rPr>
+        <w:lastRenderedPageBreak/>
         <w:tab/>
         <w:t xml:space="preserve">Anjun Ma, Xiaoying Wang, Jingxian Li, </w:t>
       </w:r>
@@ -3308,14 +3625,7 @@
         <w:rPr>
           <w:noProof/>
         </w:rPr>
-        <w:t xml:space="preserve">, Emir Turkes, Cody Morrison, Dominic Julian, Mark E. Hester, Douglas W. Scharre, Chintda Santiskulvong, Sarah Xueying Song, Jasmine T. Plummer, Geidy E. Serrano, Thomas G. Beach, Karen E. Duff, Qin Ma, &amp; Hongjun Fu. (2022). Spatially resolved transcriptomics reveals genes </w:t>
-      </w:r>
-      <w:r>
-        <w:rPr>
-          <w:noProof/>
-        </w:rPr>
-        <w:lastRenderedPageBreak/>
-        <w:t xml:space="preserve">associated with the vulnerability of middle temporal gyrus in Alzheimer’s disease. </w:t>
+        <w:t xml:space="preserve">, Emir Turkes, Cody Morrison, Dominic Julian, Mark E. Hester, Douglas W. Scharre, Chintda Santiskulvong, Sarah Xueying Song, Jasmine T. Plummer, Geidy E. Serrano, Thomas G. Beach, Karen E. Duff, Qin Ma, &amp; Hongjun Fu. (2022). Spatially resolved transcriptomics reveals genes associated with the vulnerability of middle temporal gyrus in Alzheimer’s disease. </w:t>
       </w:r>
       <w:r>
         <w:rPr>
@@ -3585,6 +3895,7 @@
         <w:rPr>
           <w:noProof/>
         </w:rPr>
+        <w:lastRenderedPageBreak/>
         <w:tab/>
         <w:t xml:space="preserve">Padmapriya Swaminathan, Michelle Ohrtman, Abigail Carinder, Anup Deuja, </w:t>
       </w:r>
@@ -3866,14 +4177,7 @@
         <w:rPr>
           <w:noProof/>
         </w:rPr>
-        <w:t xml:space="preserve"> A2-S9, a </w:t>
-      </w:r>
-      <w:r>
-        <w:rPr>
-          <w:noProof/>
-        </w:rPr>
-        <w:lastRenderedPageBreak/>
-        <w:t xml:space="preserve">Strain with Plant Growth-Promoting Activity. </w:t>
+        <w:t xml:space="preserve"> A2-S9, a Strain with Plant Growth-Promoting Activity. </w:t>
       </w:r>
       <w:r>
         <w:rPr>
@@ -4093,6 +4397,132 @@
           <w:rFonts w:ascii="Arial" w:hAnsi="Arial" w:cs="Arial"/>
           <w:bCs/>
         </w:rPr>
+        <w:t>5</w:t>
+      </w:r>
+      <w:r>
+        <w:rPr>
+          <w:rFonts w:ascii="Arial" w:hAnsi="Arial" w:cs="Arial"/>
+          <w:bCs/>
+        </w:rPr>
+        <w:t>,</w:t>
+      </w:r>
+      <w:r>
+        <w:rPr>
+          <w:rFonts w:ascii="Arial" w:hAnsi="Arial" w:cs="Arial"/>
+          <w:bCs/>
+        </w:rPr>
+        <w:tab/>
+      </w:r>
+      <w:r>
+        <w:rPr>
+          <w:rFonts w:ascii="Arial" w:hAnsi="Arial" w:cs="Arial"/>
+          <w:b/>
+          <w:bCs/>
+          <w:iCs/>
+        </w:rPr>
+        <w:t>BioChatter:</w:t>
+      </w:r>
+      <w:r>
+        <w:rPr>
+          <w:rFonts w:ascii="Arial" w:hAnsi="Arial" w:cs="Arial"/>
+          <w:b/>
+          <w:bCs/>
+          <w:iCs/>
+        </w:rPr>
+        <w:t xml:space="preserve"> </w:t>
+      </w:r>
+      <w:r>
+        <w:rPr>
+          <w:rFonts w:ascii="Arial" w:hAnsi="Arial" w:cs="Arial"/>
+          <w:b/>
+          <w:bCs/>
+          <w:iCs/>
+        </w:rPr>
+        <w:t>A platform for the biomedical application of large language models</w:t>
+      </w:r>
+    </w:p>
+    <w:p>
+      <w:pPr>
+        <w:spacing w:line="276" w:lineRule="auto"/>
+        <w:ind w:left="1260"/>
+        <w:rPr>
+          <w:rFonts w:ascii="Arial" w:hAnsi="Arial" w:cs="Arial"/>
+          <w:bCs/>
+          <w:iCs/>
+        </w:rPr>
+      </w:pPr>
+      <w:r>
+        <w:rPr>
+          <w:rFonts w:ascii="Arial" w:hAnsi="Arial" w:cs="Arial"/>
+          <w:bCs/>
+          <w:iCs/>
+        </w:rPr>
+        <w:t>PIIO Research in Progress</w:t>
+      </w:r>
+      <w:r>
+        <w:rPr>
+          <w:rFonts w:ascii="Arial" w:hAnsi="Arial" w:cs="Arial"/>
+          <w:bCs/>
+          <w:iCs/>
+        </w:rPr>
+        <w:t xml:space="preserve">. </w:t>
+      </w:r>
+      <w:r>
+        <w:rPr>
+          <w:rFonts w:ascii="Arial" w:hAnsi="Arial" w:cs="Arial"/>
+          <w:bCs/>
+          <w:iCs/>
+        </w:rPr>
+        <w:t>Columbus</w:t>
+      </w:r>
+      <w:r>
+        <w:rPr>
+          <w:rFonts w:ascii="Arial" w:hAnsi="Arial" w:cs="Arial"/>
+          <w:bCs/>
+          <w:iCs/>
+        </w:rPr>
+        <w:t xml:space="preserve">, </w:t>
+      </w:r>
+      <w:r>
+        <w:rPr>
+          <w:rFonts w:ascii="Arial" w:hAnsi="Arial" w:cs="Arial"/>
+          <w:bCs/>
+          <w:iCs/>
+        </w:rPr>
+        <w:t>OH</w:t>
+      </w:r>
+      <w:r>
+        <w:rPr>
+          <w:rFonts w:ascii="Arial" w:hAnsi="Arial" w:cs="Arial"/>
+          <w:bCs/>
+          <w:iCs/>
+        </w:rPr>
+        <w:t>. (Oral Presentation)</w:t>
+      </w:r>
+    </w:p>
+    <w:p>
+      <w:pPr>
+        <w:spacing w:line="276" w:lineRule="auto"/>
+        <w:ind w:left="1260" w:hanging="1260"/>
+        <w:rPr>
+          <w:rFonts w:ascii="Arial" w:hAnsi="Arial" w:cs="Arial"/>
+          <w:b/>
+          <w:bCs/>
+          <w:iCs/>
+        </w:rPr>
+      </w:pPr>
+      <w:r>
+        <w:rPr>
+          <w:rFonts w:ascii="Arial" w:hAnsi="Arial" w:cs="Arial"/>
+          <w:bCs/>
+        </w:rPr>
+        <w:t>202</w:t>
+      </w:r>
+      <w:r>
+        <w:rPr>
+          <w:rFonts w:ascii="Arial" w:hAnsi="Arial" w:cs="Arial"/>
+          <w:bCs/>
+        </w:rPr>
         <w:t>4</w:t>
       </w:r>
       <w:r>
@@ -4135,6 +4565,7 @@
           <w:bCs/>
           <w:iCs/>
         </w:rPr>
+        <w:lastRenderedPageBreak/>
         <w:t>International Conference on Intelligent Biology and Medicine (ICIBM 202</w:t>
       </w:r>
       <w:r>
@@ -4753,709 +5184,720 @@
           <w:rFonts w:ascii="Arial" w:hAnsi="Arial" w:cs="Arial"/>
           <w:b/>
         </w:rPr>
+        <w:t>TEACHING</w:t>
+      </w:r>
+    </w:p>
+    <w:p>
+      <w:pPr>
+        <w:spacing w:line="276" w:lineRule="auto"/>
+        <w:ind w:left="1260" w:hanging="1260"/>
+        <w:rPr>
+          <w:rFonts w:ascii="Arial" w:hAnsi="Arial" w:cs="Arial"/>
+          <w:bCs/>
+        </w:rPr>
+      </w:pPr>
+    </w:p>
+    <w:p>
+      <w:pPr>
+        <w:spacing w:line="276" w:lineRule="auto"/>
+        <w:ind w:left="1260" w:hanging="1260"/>
+        <w:rPr>
+          <w:rFonts w:ascii="Arial" w:hAnsi="Arial" w:cs="Arial"/>
+          <w:bCs/>
+        </w:rPr>
+      </w:pPr>
+      <w:r>
+        <w:rPr>
+          <w:rFonts w:ascii="Arial" w:hAnsi="Arial" w:cs="Arial"/>
+          <w:bCs/>
+        </w:rPr>
+        <w:t>202</w:t>
+      </w:r>
+      <w:r>
+        <w:rPr>
+          <w:rFonts w:ascii="Arial" w:hAnsi="Arial" w:cs="Arial"/>
+          <w:bCs/>
+        </w:rPr>
+        <w:t>4</w:t>
+      </w:r>
+      <w:r>
+        <w:rPr>
+          <w:rFonts w:ascii="Arial" w:hAnsi="Arial" w:cs="Arial"/>
+          <w:bCs/>
+        </w:rPr>
+        <w:t>,</w:t>
+      </w:r>
+      <w:r>
+        <w:rPr>
+          <w:rFonts w:ascii="Arial" w:hAnsi="Arial" w:cs="Arial"/>
+          <w:bCs/>
+        </w:rPr>
+        <w:tab/>
+      </w:r>
+      <w:r>
+        <w:rPr>
+          <w:rFonts w:ascii="Arial" w:hAnsi="Arial" w:cs="Arial"/>
+          <w:b/>
+          <w:bCs/>
+          <w:iCs/>
+        </w:rPr>
+        <w:t xml:space="preserve">BISR </w:t>
+      </w:r>
+      <w:r>
+        <w:rPr>
+          <w:rFonts w:ascii="Arial" w:hAnsi="Arial" w:cs="Arial"/>
+          <w:b/>
+          <w:bCs/>
+          <w:iCs/>
+        </w:rPr>
+        <w:t>Bioinformatic</w:t>
+      </w:r>
+      <w:r>
+        <w:rPr>
+          <w:rFonts w:ascii="Arial" w:hAnsi="Arial" w:cs="Arial"/>
+          <w:b/>
+          <w:bCs/>
+          <w:iCs/>
+        </w:rPr>
+        <w:t>s</w:t>
+      </w:r>
+      <w:r>
+        <w:rPr>
+          <w:rFonts w:ascii="Arial" w:hAnsi="Arial" w:cs="Arial"/>
+          <w:b/>
+          <w:bCs/>
+          <w:iCs/>
+        </w:rPr>
+        <w:t xml:space="preserve"> workshop, </w:t>
+      </w:r>
+      <w:r>
+        <w:rPr>
+          <w:rFonts w:ascii="Arial" w:hAnsi="Arial" w:cs="Arial"/>
+          <w:bCs/>
+          <w:iCs/>
+        </w:rPr>
+        <w:t>Lecturer</w:t>
+      </w:r>
+      <w:r>
+        <w:rPr>
+          <w:rFonts w:ascii="Arial" w:hAnsi="Arial" w:cs="Arial"/>
+          <w:b/>
+          <w:bCs/>
+          <w:iCs/>
+        </w:rPr>
+        <w:t xml:space="preserve"> </w:t>
+      </w:r>
+    </w:p>
+    <w:p>
+      <w:pPr>
+        <w:spacing w:line="276" w:lineRule="auto"/>
+        <w:ind w:left="840" w:firstLine="420"/>
+        <w:rPr>
+          <w:rFonts w:ascii="Arial" w:hAnsi="Arial" w:cs="Arial"/>
+          <w:bCs/>
+          <w:iCs/>
+        </w:rPr>
+      </w:pPr>
+      <w:r>
+        <w:rPr>
+          <w:rFonts w:ascii="Arial" w:hAnsi="Arial" w:cs="Arial"/>
+          <w:bCs/>
+          <w:iCs/>
+        </w:rPr>
+        <w:t>Department of Biomedical Informatics, OSU</w:t>
+      </w:r>
+    </w:p>
+    <w:p>
+      <w:pPr>
+        <w:spacing w:line="276" w:lineRule="auto"/>
+        <w:ind w:left="1260" w:hanging="1260"/>
+        <w:rPr>
+          <w:rFonts w:ascii="Arial" w:hAnsi="Arial" w:cs="Arial"/>
+          <w:bCs/>
+        </w:rPr>
+      </w:pPr>
+      <w:r>
+        <w:rPr>
+          <w:rFonts w:ascii="Arial" w:hAnsi="Arial" w:cs="Arial"/>
+          <w:bCs/>
+        </w:rPr>
+        <w:t>2021,</w:t>
+      </w:r>
+      <w:r>
+        <w:rPr>
+          <w:rFonts w:ascii="Arial" w:hAnsi="Arial" w:cs="Arial"/>
+          <w:bCs/>
+        </w:rPr>
+        <w:tab/>
+      </w:r>
+      <w:r>
+        <w:rPr>
+          <w:rFonts w:ascii="Arial" w:hAnsi="Arial" w:cs="Arial"/>
+          <w:b/>
+          <w:bCs/>
+          <w:iCs/>
+        </w:rPr>
+        <w:t xml:space="preserve">BISR </w:t>
+      </w:r>
+      <w:r>
+        <w:rPr>
+          <w:rFonts w:ascii="Arial" w:hAnsi="Arial" w:cs="Arial"/>
+          <w:b/>
+          <w:bCs/>
+          <w:iCs/>
+        </w:rPr>
+        <w:t>CRISPR</w:t>
+      </w:r>
+      <w:r>
+        <w:rPr>
+          <w:rFonts w:ascii="Arial" w:hAnsi="Arial" w:cs="Arial"/>
+          <w:b/>
+          <w:bCs/>
+          <w:iCs/>
+        </w:rPr>
+        <w:t xml:space="preserve"> screening</w:t>
+      </w:r>
+      <w:r>
+        <w:rPr>
+          <w:rFonts w:ascii="Arial" w:hAnsi="Arial" w:cs="Arial"/>
+          <w:b/>
+          <w:bCs/>
+          <w:iCs/>
+        </w:rPr>
+        <w:t xml:space="preserve"> workshop, </w:t>
+      </w:r>
+      <w:r>
+        <w:rPr>
+          <w:rFonts w:ascii="Arial" w:hAnsi="Arial" w:cs="Arial"/>
+          <w:bCs/>
+          <w:iCs/>
+        </w:rPr>
+        <w:t>Lecturer</w:t>
+      </w:r>
+      <w:r>
+        <w:rPr>
+          <w:rFonts w:ascii="Arial" w:hAnsi="Arial" w:cs="Arial"/>
+          <w:b/>
+          <w:bCs/>
+          <w:iCs/>
+        </w:rPr>
+        <w:t xml:space="preserve"> </w:t>
+      </w:r>
+    </w:p>
+    <w:p>
+      <w:pPr>
+        <w:spacing w:line="276" w:lineRule="auto"/>
+        <w:ind w:left="840" w:firstLine="420"/>
+        <w:rPr>
+          <w:rFonts w:ascii="Arial" w:hAnsi="Arial" w:cs="Arial"/>
+          <w:bCs/>
+          <w:iCs/>
+        </w:rPr>
+      </w:pPr>
+      <w:r>
+        <w:rPr>
+          <w:rFonts w:ascii="Arial" w:hAnsi="Arial" w:cs="Arial"/>
+          <w:bCs/>
+          <w:iCs/>
+        </w:rPr>
+        <w:t>Department of Biomedical Informatics, OSU</w:t>
+      </w:r>
+    </w:p>
+    <w:p>
+      <w:pPr>
+        <w:spacing w:line="276" w:lineRule="auto"/>
+        <w:ind w:left="1260" w:hanging="1260"/>
+        <w:rPr>
+          <w:rFonts w:ascii="Arial" w:hAnsi="Arial" w:cs="Arial"/>
+          <w:bCs/>
+        </w:rPr>
+      </w:pPr>
+      <w:r>
+        <w:rPr>
+          <w:rFonts w:ascii="Arial" w:hAnsi="Arial" w:cs="Arial"/>
+          <w:bCs/>
+        </w:rPr>
+        <w:t>20</w:t>
+      </w:r>
+      <w:r>
+        <w:rPr>
+          <w:rFonts w:ascii="Arial" w:hAnsi="Arial" w:cs="Arial"/>
+          <w:bCs/>
+        </w:rPr>
+        <w:t>21</w:t>
+      </w:r>
+      <w:r>
+        <w:rPr>
+          <w:rFonts w:ascii="Arial" w:hAnsi="Arial" w:cs="Arial"/>
+          <w:bCs/>
+        </w:rPr>
+        <w:t>,</w:t>
+      </w:r>
+      <w:r>
+        <w:rPr>
+          <w:rFonts w:ascii="Arial" w:hAnsi="Arial" w:cs="Arial"/>
+          <w:bCs/>
+        </w:rPr>
+        <w:tab/>
+      </w:r>
+      <w:r>
+        <w:rPr>
+          <w:rFonts w:ascii="Arial" w:hAnsi="Arial" w:cs="Arial"/>
+          <w:b/>
+          <w:bCs/>
+          <w:iCs/>
+        </w:rPr>
+        <w:t>BISR RNA-Seq workshop</w:t>
+      </w:r>
+      <w:r>
+        <w:rPr>
+          <w:rFonts w:ascii="Arial" w:hAnsi="Arial" w:cs="Arial"/>
+          <w:b/>
+          <w:bCs/>
+          <w:iCs/>
+        </w:rPr>
+        <w:t xml:space="preserve">, </w:t>
+      </w:r>
+      <w:r>
+        <w:rPr>
+          <w:rFonts w:ascii="Arial" w:hAnsi="Arial" w:cs="Arial"/>
+          <w:bCs/>
+          <w:iCs/>
+        </w:rPr>
+        <w:t>Lecturer</w:t>
+      </w:r>
+      <w:r>
+        <w:rPr>
+          <w:rFonts w:ascii="Arial" w:hAnsi="Arial" w:cs="Arial"/>
+          <w:b/>
+          <w:bCs/>
+          <w:iCs/>
+        </w:rPr>
+        <w:t xml:space="preserve"> </w:t>
+      </w:r>
+    </w:p>
+    <w:p>
+      <w:pPr>
+        <w:spacing w:line="276" w:lineRule="auto"/>
+        <w:ind w:left="840" w:firstLine="420"/>
+        <w:rPr>
+          <w:rFonts w:ascii="Arial" w:hAnsi="Arial" w:cs="Arial"/>
+          <w:bCs/>
+          <w:iCs/>
+        </w:rPr>
+      </w:pPr>
+      <w:r>
+        <w:rPr>
+          <w:rFonts w:ascii="Arial" w:hAnsi="Arial" w:cs="Arial"/>
+          <w:bCs/>
+          <w:iCs/>
+        </w:rPr>
+        <w:t>Department of Biomedical Informatics, OSU</w:t>
+      </w:r>
+    </w:p>
+    <w:p>
+      <w:pPr>
+        <w:spacing w:line="276" w:lineRule="auto"/>
+        <w:ind w:left="1260" w:hanging="1260"/>
+        <w:rPr>
+          <w:rFonts w:ascii="Arial" w:hAnsi="Arial" w:cs="Arial"/>
+          <w:bCs/>
+        </w:rPr>
+      </w:pPr>
+      <w:r>
+        <w:rPr>
+          <w:rFonts w:ascii="Arial" w:hAnsi="Arial" w:cs="Arial"/>
+          <w:bCs/>
+        </w:rPr>
+        <w:t>20</w:t>
+      </w:r>
+      <w:r>
+        <w:rPr>
+          <w:rFonts w:ascii="Arial" w:hAnsi="Arial" w:cs="Arial"/>
+          <w:bCs/>
+        </w:rPr>
+        <w:t>20</w:t>
+      </w:r>
+      <w:r>
+        <w:rPr>
+          <w:rFonts w:ascii="Arial" w:hAnsi="Arial" w:cs="Arial"/>
+          <w:bCs/>
+        </w:rPr>
+        <w:t>,</w:t>
+      </w:r>
+      <w:r>
+        <w:rPr>
+          <w:rFonts w:ascii="Arial" w:hAnsi="Arial" w:cs="Arial"/>
+          <w:bCs/>
+        </w:rPr>
+        <w:tab/>
+      </w:r>
+      <w:r>
+        <w:rPr>
+          <w:rFonts w:ascii="Arial" w:hAnsi="Arial" w:cs="Arial"/>
+          <w:b/>
+          <w:bCs/>
+          <w:iCs/>
+        </w:rPr>
+        <w:t>Applications of Machine Learning and Artificial Intelligence</w:t>
+      </w:r>
+      <w:r>
+        <w:rPr>
+          <w:rFonts w:ascii="Arial" w:hAnsi="Arial" w:cs="Arial"/>
+          <w:b/>
+          <w:bCs/>
+          <w:iCs/>
+        </w:rPr>
+        <w:t>,</w:t>
+      </w:r>
+      <w:r>
+        <w:rPr>
+          <w:rFonts w:ascii="Arial" w:hAnsi="Arial" w:cs="Arial"/>
+          <w:b/>
+          <w:bCs/>
+          <w:iCs/>
+        </w:rPr>
+        <w:t xml:space="preserve"> </w:t>
+      </w:r>
+      <w:r>
+        <w:rPr>
+          <w:rFonts w:ascii="Arial" w:hAnsi="Arial" w:cs="Arial"/>
+          <w:bCs/>
+          <w:iCs/>
+        </w:rPr>
+        <w:t>Guest Lecturer</w:t>
+      </w:r>
+      <w:r>
+        <w:rPr>
+          <w:rFonts w:ascii="Arial" w:hAnsi="Arial" w:cs="Arial"/>
+          <w:b/>
+          <w:bCs/>
+          <w:iCs/>
+        </w:rPr>
+        <w:t xml:space="preserve"> </w:t>
+      </w:r>
+    </w:p>
+    <w:p>
+      <w:pPr>
+        <w:spacing w:line="276" w:lineRule="auto"/>
+        <w:ind w:left="840" w:firstLine="420"/>
+        <w:rPr>
+          <w:rFonts w:ascii="Arial" w:hAnsi="Arial" w:cs="Arial"/>
+          <w:bCs/>
+          <w:iCs/>
+        </w:rPr>
+      </w:pPr>
+      <w:r>
+        <w:rPr>
+          <w:rFonts w:ascii="Arial" w:hAnsi="Arial" w:cs="Arial"/>
+          <w:bCs/>
+          <w:iCs/>
+        </w:rPr>
+        <w:t>Department of Biomedical Informatics, OSU</w:t>
+      </w:r>
+    </w:p>
+    <w:p>
+      <w:pPr>
+        <w:spacing w:line="276" w:lineRule="auto"/>
+        <w:rPr>
+          <w:rFonts w:ascii="Arial" w:hAnsi="Arial" w:cs="Arial"/>
+        </w:rPr>
+      </w:pPr>
+      <w:r>
+        <w:rPr>
+          <w:rFonts w:ascii="Arial" w:hAnsi="Arial" w:cs="Arial"/>
+        </w:rPr>
+        <w:t>20</w:t>
+      </w:r>
+      <w:r>
+        <w:rPr>
+          <w:rFonts w:ascii="Arial" w:hAnsi="Arial" w:cs="Arial"/>
+        </w:rPr>
+        <w:t>20</w:t>
+      </w:r>
+      <w:r>
+        <w:rPr>
+          <w:rFonts w:ascii="Arial" w:hAnsi="Arial" w:cs="Arial"/>
+        </w:rPr>
+        <w:t>,</w:t>
+      </w:r>
+      <w:r>
+        <w:rPr>
+          <w:rFonts w:ascii="Arial" w:hAnsi="Arial" w:cs="Arial"/>
+        </w:rPr>
+        <w:tab/>
+      </w:r>
+      <w:r>
+        <w:rPr>
+          <w:rFonts w:ascii="Arial" w:hAnsi="Arial" w:cs="Arial"/>
+        </w:rPr>
+        <w:tab/>
+      </w:r>
+      <w:r>
+        <w:rPr>
+          <w:rFonts w:ascii="Arial" w:hAnsi="Arial" w:cs="Arial"/>
+          <w:b/>
+        </w:rPr>
+        <w:t>Single-cell sequencing data analysis workshop</w:t>
+      </w:r>
+      <w:r>
+        <w:rPr>
+          <w:rFonts w:ascii="Arial" w:hAnsi="Arial" w:cs="Arial"/>
+        </w:rPr>
+        <w:t>, Guest Lecturer</w:t>
+      </w:r>
+    </w:p>
+    <w:p>
+      <w:pPr>
+        <w:spacing w:line="276" w:lineRule="auto"/>
+        <w:ind w:left="840" w:firstLine="420"/>
+        <w:rPr>
+          <w:rFonts w:ascii="Arial" w:hAnsi="Arial" w:cs="Arial"/>
+        </w:rPr>
+      </w:pPr>
+      <w:r>
+        <w:rPr>
+          <w:rFonts w:ascii="Arial" w:hAnsi="Arial" w:cs="Arial"/>
+        </w:rPr>
+        <w:t>Iowa State University</w:t>
+      </w:r>
+    </w:p>
+    <w:p>
+      <w:pPr>
+        <w:spacing w:line="276" w:lineRule="auto"/>
+        <w:rPr>
+          <w:rFonts w:ascii="Arial" w:hAnsi="Arial" w:cs="Arial"/>
+        </w:rPr>
+      </w:pPr>
+      <w:r>
+        <w:rPr>
+          <w:rFonts w:ascii="Arial" w:hAnsi="Arial" w:cs="Arial"/>
+        </w:rPr>
+        <w:t>20</w:t>
+      </w:r>
+      <w:r>
+        <w:rPr>
+          <w:rFonts w:ascii="Arial" w:hAnsi="Arial" w:cs="Arial"/>
+        </w:rPr>
+        <w:t>19</w:t>
+      </w:r>
+      <w:r>
+        <w:rPr>
+          <w:rFonts w:ascii="Arial" w:hAnsi="Arial" w:cs="Arial"/>
+        </w:rPr>
+        <w:t>,</w:t>
+      </w:r>
+      <w:r>
+        <w:rPr>
+          <w:rFonts w:ascii="Arial" w:hAnsi="Arial" w:cs="Arial"/>
+        </w:rPr>
+        <w:tab/>
+      </w:r>
+      <w:r>
+        <w:rPr>
+          <w:rFonts w:ascii="Arial" w:hAnsi="Arial" w:cs="Arial"/>
+        </w:rPr>
+        <w:tab/>
+      </w:r>
+      <w:r>
+        <w:rPr>
+          <w:rFonts w:ascii="Arial" w:hAnsi="Arial" w:cs="Arial"/>
+          <w:b/>
+        </w:rPr>
+        <w:t>Applied Bioinformatics</w:t>
+      </w:r>
+      <w:r>
+        <w:rPr>
+          <w:rFonts w:ascii="Arial" w:hAnsi="Arial" w:cs="Arial"/>
+        </w:rPr>
+        <w:t xml:space="preserve">, </w:t>
+      </w:r>
+      <w:r>
+        <w:rPr>
+          <w:rFonts w:ascii="Arial" w:hAnsi="Arial" w:cs="Arial"/>
+        </w:rPr>
+        <w:t>Teaching assistant</w:t>
+      </w:r>
+      <w:r>
+        <w:rPr>
+          <w:rFonts w:ascii="Arial" w:hAnsi="Arial" w:cs="Arial"/>
+        </w:rPr>
+        <w:t xml:space="preserve"> </w:t>
+      </w:r>
+      <w:r>
+        <w:rPr>
+          <w:rFonts w:ascii="Arial" w:hAnsi="Arial" w:cs="Arial"/>
+        </w:rPr>
+        <w:t xml:space="preserve">(Dr. </w:t>
+      </w:r>
+      <w:r>
+        <w:rPr>
+          <w:rFonts w:ascii="Arial" w:hAnsi="Arial" w:cs="Arial"/>
+        </w:rPr>
+        <w:t>Xijin Ge</w:t>
+      </w:r>
+      <w:r>
+        <w:rPr>
+          <w:rFonts w:ascii="Arial" w:hAnsi="Arial" w:cs="Arial"/>
+        </w:rPr>
+        <w:t>)</w:t>
+      </w:r>
+      <w:r>
+        <w:rPr>
+          <w:rFonts w:ascii="Arial" w:hAnsi="Arial" w:cs="Arial"/>
+        </w:rPr>
+        <w:t xml:space="preserve"> </w:t>
+      </w:r>
+    </w:p>
+    <w:p>
+      <w:pPr>
+        <w:spacing w:line="276" w:lineRule="auto"/>
+        <w:ind w:left="840" w:firstLine="420"/>
+        <w:rPr>
+          <w:rFonts w:ascii="Arial" w:hAnsi="Arial" w:cs="Arial"/>
+        </w:rPr>
+      </w:pPr>
+      <w:r>
+        <w:rPr>
+          <w:rFonts w:ascii="Arial" w:hAnsi="Arial" w:cs="Arial"/>
+        </w:rPr>
+        <w:t>Department of Mathematics and Statistics, South Dakota State University</w:t>
+      </w:r>
+    </w:p>
+    <w:p>
+      <w:pPr>
+        <w:spacing w:line="276" w:lineRule="auto"/>
+        <w:rPr>
+          <w:rFonts w:ascii="Arial" w:hAnsi="Arial" w:cs="Arial"/>
+          <w:b/>
+        </w:rPr>
+      </w:pPr>
+    </w:p>
+    <w:p>
+      <w:pPr>
+        <w:spacing w:line="276" w:lineRule="auto"/>
+        <w:rPr>
+          <w:rFonts w:ascii="Arial" w:hAnsi="Arial" w:cs="Arial"/>
+          <w:b/>
+        </w:rPr>
+      </w:pPr>
+      <w:r>
+        <w:rPr>
+          <w:rFonts w:ascii="Arial" w:hAnsi="Arial" w:cs="Arial"/>
+          <w:b/>
+        </w:rPr>
+        <w:t>MENTORING</w:t>
+      </w:r>
+    </w:p>
+    <w:p>
+      <w:pPr>
+        <w:spacing w:line="276" w:lineRule="auto"/>
+        <w:ind w:left="1260" w:hanging="1260"/>
+        <w:rPr>
+          <w:rFonts w:ascii="Arial" w:hAnsi="Arial" w:cs="Arial"/>
+          <w:bCs/>
+        </w:rPr>
+      </w:pPr>
+    </w:p>
+    <w:p>
+      <w:pPr>
+        <w:spacing w:line="276" w:lineRule="auto"/>
+        <w:ind w:left="1260" w:hanging="1260"/>
+        <w:rPr>
+          <w:rFonts w:ascii="Arial" w:hAnsi="Arial" w:cs="Arial"/>
+          <w:b/>
+          <w:bCs/>
+          <w:iCs/>
+        </w:rPr>
+      </w:pPr>
+      <w:r>
+        <w:rPr>
+          <w:rFonts w:ascii="Arial" w:hAnsi="Arial" w:cs="Arial"/>
+          <w:bCs/>
+        </w:rPr>
+        <w:t>2023</w:t>
+      </w:r>
+      <w:r>
+        <w:rPr>
+          <w:rFonts w:ascii="Arial" w:hAnsi="Arial" w:cs="Arial"/>
+          <w:bCs/>
+        </w:rPr>
+        <w:t>-2024</w:t>
+      </w:r>
+      <w:r>
+        <w:rPr>
+          <w:rFonts w:ascii="Arial" w:hAnsi="Arial" w:cs="Arial"/>
+          <w:bCs/>
+        </w:rPr>
+        <w:t>,</w:t>
+      </w:r>
+      <w:r>
+        <w:rPr>
+          <w:rFonts w:ascii="Arial" w:hAnsi="Arial" w:cs="Arial"/>
+          <w:bCs/>
+        </w:rPr>
+        <w:tab/>
+      </w:r>
+      <w:r>
+        <w:rPr>
+          <w:rFonts w:ascii="Arial" w:hAnsi="Arial" w:cs="Arial"/>
+          <w:iCs/>
+        </w:rPr>
+        <w:t>Siqi Lin</w:t>
+      </w:r>
+      <w:r>
+        <w:rPr>
+          <w:rFonts w:ascii="Arial" w:hAnsi="Arial" w:cs="Arial"/>
+          <w:iCs/>
+        </w:rPr>
+        <w:t xml:space="preserve"> (</w:t>
+      </w:r>
+      <w:r>
+        <w:rPr>
+          <w:rFonts w:ascii="Arial" w:hAnsi="Arial" w:cs="Arial"/>
+          <w:iCs/>
+        </w:rPr>
+        <w:t>Huazhong University of Science and Technology</w:t>
+      </w:r>
+      <w:r>
+        <w:rPr>
+          <w:rFonts w:ascii="Arial" w:hAnsi="Arial" w:cs="Arial"/>
+          <w:iCs/>
+        </w:rPr>
+        <w:t>, China</w:t>
+      </w:r>
+      <w:r>
+        <w:rPr>
+          <w:rFonts w:ascii="Arial" w:hAnsi="Arial" w:cs="Arial"/>
+          <w:iCs/>
+        </w:rPr>
+        <w:t>)</w:t>
+      </w:r>
+      <w:r>
+        <w:rPr>
+          <w:rFonts w:ascii="Arial" w:hAnsi="Arial" w:cs="Arial"/>
+          <w:b/>
+          <w:bCs/>
+          <w:iCs/>
+        </w:rPr>
+        <w:t xml:space="preserve"> </w:t>
+      </w:r>
+    </w:p>
+    <w:p>
+      <w:pPr>
+        <w:spacing w:line="276" w:lineRule="auto"/>
+        <w:ind w:left="1260" w:hanging="1260"/>
+        <w:rPr>
+          <w:rFonts w:ascii="Arial" w:hAnsi="Arial" w:cs="Arial"/>
+          <w:bCs/>
+        </w:rPr>
+      </w:pPr>
+      <w:r>
+        <w:rPr>
+          <w:rFonts w:ascii="Arial" w:hAnsi="Arial" w:cs="Arial"/>
+          <w:bCs/>
+        </w:rPr>
         <w:lastRenderedPageBreak/>
-        <w:t>TEACHING</w:t>
-      </w:r>
-    </w:p>
-    <w:p>
-      <w:pPr>
-        <w:spacing w:line="276" w:lineRule="auto"/>
-        <w:rPr>
-          <w:rFonts w:ascii="Arial" w:hAnsi="Arial" w:cs="Arial"/>
-          <w:b/>
-        </w:rPr>
-      </w:pPr>
-    </w:p>
-    <w:p>
-      <w:pPr>
-        <w:spacing w:line="276" w:lineRule="auto"/>
-        <w:ind w:left="1260" w:hanging="1260"/>
-        <w:rPr>
-          <w:rFonts w:ascii="Arial" w:hAnsi="Arial" w:cs="Arial"/>
-          <w:bCs/>
-        </w:rPr>
-      </w:pPr>
-      <w:r>
-        <w:rPr>
-          <w:rFonts w:ascii="Arial" w:hAnsi="Arial" w:cs="Arial"/>
-          <w:bCs/>
-        </w:rPr>
-        <w:t>202</w:t>
-      </w:r>
-      <w:r>
-        <w:rPr>
-          <w:rFonts w:ascii="Arial" w:hAnsi="Arial" w:cs="Arial"/>
-          <w:bCs/>
-        </w:rPr>
-        <w:t>4</w:t>
-      </w:r>
-      <w:r>
-        <w:rPr>
-          <w:rFonts w:ascii="Arial" w:hAnsi="Arial" w:cs="Arial"/>
-          <w:bCs/>
-        </w:rPr>
-        <w:t>,</w:t>
-      </w:r>
-      <w:r>
-        <w:rPr>
-          <w:rFonts w:ascii="Arial" w:hAnsi="Arial" w:cs="Arial"/>
-          <w:bCs/>
-        </w:rPr>
-        <w:tab/>
-      </w:r>
-      <w:r>
-        <w:rPr>
-          <w:rFonts w:ascii="Arial" w:hAnsi="Arial" w:cs="Arial"/>
-          <w:b/>
-          <w:bCs/>
-          <w:iCs/>
-        </w:rPr>
-        <w:t xml:space="preserve">BISR </w:t>
-      </w:r>
-      <w:r>
-        <w:rPr>
-          <w:rFonts w:ascii="Arial" w:hAnsi="Arial" w:cs="Arial"/>
-          <w:b/>
-          <w:bCs/>
-          <w:iCs/>
-        </w:rPr>
-        <w:t>Bioinformatic</w:t>
-      </w:r>
-      <w:r>
-        <w:rPr>
-          <w:rFonts w:ascii="Arial" w:hAnsi="Arial" w:cs="Arial"/>
-          <w:b/>
-          <w:bCs/>
-          <w:iCs/>
-        </w:rPr>
-        <w:t>s</w:t>
-      </w:r>
-      <w:r>
-        <w:rPr>
-          <w:rFonts w:ascii="Arial" w:hAnsi="Arial" w:cs="Arial"/>
-          <w:b/>
-          <w:bCs/>
-          <w:iCs/>
-        </w:rPr>
-        <w:t xml:space="preserve"> workshop, </w:t>
-      </w:r>
-      <w:r>
-        <w:rPr>
-          <w:rFonts w:ascii="Arial" w:hAnsi="Arial" w:cs="Arial"/>
-          <w:bCs/>
-          <w:iCs/>
-        </w:rPr>
-        <w:t>Lecturer</w:t>
-      </w:r>
-      <w:r>
-        <w:rPr>
-          <w:rFonts w:ascii="Arial" w:hAnsi="Arial" w:cs="Arial"/>
-          <w:b/>
-          <w:bCs/>
-          <w:iCs/>
-        </w:rPr>
-        <w:t xml:space="preserve"> </w:t>
-      </w:r>
-    </w:p>
-    <w:p>
-      <w:pPr>
-        <w:spacing w:line="276" w:lineRule="auto"/>
-        <w:ind w:left="840" w:firstLine="420"/>
-        <w:rPr>
-          <w:rFonts w:ascii="Arial" w:hAnsi="Arial" w:cs="Arial"/>
-          <w:bCs/>
-          <w:iCs/>
-        </w:rPr>
-      </w:pPr>
-      <w:r>
-        <w:rPr>
-          <w:rFonts w:ascii="Arial" w:hAnsi="Arial" w:cs="Arial"/>
-          <w:bCs/>
-          <w:iCs/>
-        </w:rPr>
-        <w:t>Department of Biomedical Informatics, OSU</w:t>
-      </w:r>
-    </w:p>
-    <w:p>
-      <w:pPr>
-        <w:spacing w:line="276" w:lineRule="auto"/>
-        <w:ind w:left="1260" w:hanging="1260"/>
-        <w:rPr>
-          <w:rFonts w:ascii="Arial" w:hAnsi="Arial" w:cs="Arial"/>
-          <w:bCs/>
-        </w:rPr>
-      </w:pPr>
-      <w:r>
-        <w:rPr>
-          <w:rFonts w:ascii="Arial" w:hAnsi="Arial" w:cs="Arial"/>
-          <w:bCs/>
-        </w:rPr>
-        <w:t>2021,</w:t>
-      </w:r>
-      <w:r>
-        <w:rPr>
-          <w:rFonts w:ascii="Arial" w:hAnsi="Arial" w:cs="Arial"/>
-          <w:bCs/>
-        </w:rPr>
-        <w:tab/>
-      </w:r>
-      <w:r>
-        <w:rPr>
-          <w:rFonts w:ascii="Arial" w:hAnsi="Arial" w:cs="Arial"/>
-          <w:b/>
-          <w:bCs/>
-          <w:iCs/>
-        </w:rPr>
-        <w:t xml:space="preserve">BISR </w:t>
-      </w:r>
-      <w:r>
-        <w:rPr>
-          <w:rFonts w:ascii="Arial" w:hAnsi="Arial" w:cs="Arial"/>
-          <w:b/>
-          <w:bCs/>
-          <w:iCs/>
-        </w:rPr>
-        <w:t>CRISPR</w:t>
-      </w:r>
-      <w:r>
-        <w:rPr>
-          <w:rFonts w:ascii="Arial" w:hAnsi="Arial" w:cs="Arial"/>
-          <w:b/>
-          <w:bCs/>
-          <w:iCs/>
-        </w:rPr>
-        <w:t xml:space="preserve"> screening</w:t>
-      </w:r>
-      <w:r>
-        <w:rPr>
-          <w:rFonts w:ascii="Arial" w:hAnsi="Arial" w:cs="Arial"/>
-          <w:b/>
-          <w:bCs/>
-          <w:iCs/>
-        </w:rPr>
-        <w:t xml:space="preserve"> workshop, </w:t>
-      </w:r>
-      <w:r>
-        <w:rPr>
-          <w:rFonts w:ascii="Arial" w:hAnsi="Arial" w:cs="Arial"/>
-          <w:bCs/>
-          <w:iCs/>
-        </w:rPr>
-        <w:t>Lecturer</w:t>
-      </w:r>
-      <w:r>
-        <w:rPr>
-          <w:rFonts w:ascii="Arial" w:hAnsi="Arial" w:cs="Arial"/>
-          <w:b/>
-          <w:bCs/>
-          <w:iCs/>
-        </w:rPr>
-        <w:t xml:space="preserve"> </w:t>
-      </w:r>
-    </w:p>
-    <w:p>
-      <w:pPr>
-        <w:spacing w:line="276" w:lineRule="auto"/>
-        <w:ind w:left="840" w:firstLine="420"/>
-        <w:rPr>
-          <w:rFonts w:ascii="Arial" w:hAnsi="Arial" w:cs="Arial"/>
-          <w:bCs/>
-          <w:iCs/>
-        </w:rPr>
-      </w:pPr>
-      <w:r>
-        <w:rPr>
-          <w:rFonts w:ascii="Arial" w:hAnsi="Arial" w:cs="Arial"/>
-          <w:bCs/>
-          <w:iCs/>
-        </w:rPr>
-        <w:t>Department of Biomedical Informatics, OSU</w:t>
-      </w:r>
-    </w:p>
-    <w:p>
-      <w:pPr>
-        <w:spacing w:line="276" w:lineRule="auto"/>
-        <w:ind w:left="1260" w:hanging="1260"/>
-        <w:rPr>
-          <w:rFonts w:ascii="Arial" w:hAnsi="Arial" w:cs="Arial"/>
-          <w:bCs/>
-        </w:rPr>
-      </w:pPr>
-      <w:r>
-        <w:rPr>
-          <w:rFonts w:ascii="Arial" w:hAnsi="Arial" w:cs="Arial"/>
-          <w:bCs/>
-        </w:rPr>
-        <w:t>20</w:t>
-      </w:r>
-      <w:r>
-        <w:rPr>
-          <w:rFonts w:ascii="Arial" w:hAnsi="Arial" w:cs="Arial"/>
-          <w:bCs/>
-        </w:rPr>
-        <w:t>21</w:t>
-      </w:r>
-      <w:r>
-        <w:rPr>
-          <w:rFonts w:ascii="Arial" w:hAnsi="Arial" w:cs="Arial"/>
-          <w:bCs/>
-        </w:rPr>
-        <w:t>,</w:t>
-      </w:r>
-      <w:r>
-        <w:rPr>
-          <w:rFonts w:ascii="Arial" w:hAnsi="Arial" w:cs="Arial"/>
-          <w:bCs/>
-        </w:rPr>
-        <w:tab/>
-      </w:r>
-      <w:r>
-        <w:rPr>
-          <w:rFonts w:ascii="Arial" w:hAnsi="Arial" w:cs="Arial"/>
-          <w:b/>
-          <w:bCs/>
-          <w:iCs/>
-        </w:rPr>
-        <w:t>BISR RNA-Seq workshop</w:t>
-      </w:r>
-      <w:r>
-        <w:rPr>
-          <w:rFonts w:ascii="Arial" w:hAnsi="Arial" w:cs="Arial"/>
-          <w:b/>
-          <w:bCs/>
-          <w:iCs/>
-        </w:rPr>
-        <w:t xml:space="preserve">, </w:t>
-      </w:r>
-      <w:r>
-        <w:rPr>
-          <w:rFonts w:ascii="Arial" w:hAnsi="Arial" w:cs="Arial"/>
-          <w:bCs/>
-          <w:iCs/>
-        </w:rPr>
-        <w:t>Lecturer</w:t>
-      </w:r>
-      <w:r>
-        <w:rPr>
-          <w:rFonts w:ascii="Arial" w:hAnsi="Arial" w:cs="Arial"/>
-          <w:b/>
-          <w:bCs/>
-          <w:iCs/>
-        </w:rPr>
-        <w:t xml:space="preserve"> </w:t>
-      </w:r>
-    </w:p>
-    <w:p>
-      <w:pPr>
-        <w:spacing w:line="276" w:lineRule="auto"/>
-        <w:ind w:left="840" w:firstLine="420"/>
-        <w:rPr>
-          <w:rFonts w:ascii="Arial" w:hAnsi="Arial" w:cs="Arial"/>
-          <w:bCs/>
-          <w:iCs/>
-        </w:rPr>
-      </w:pPr>
-      <w:r>
-        <w:rPr>
-          <w:rFonts w:ascii="Arial" w:hAnsi="Arial" w:cs="Arial"/>
-          <w:bCs/>
-          <w:iCs/>
-        </w:rPr>
-        <w:t>Department of Biomedical Informatics, OSU</w:t>
-      </w:r>
-    </w:p>
-    <w:p>
-      <w:pPr>
-        <w:spacing w:line="276" w:lineRule="auto"/>
-        <w:ind w:left="1260" w:hanging="1260"/>
-        <w:rPr>
-          <w:rFonts w:ascii="Arial" w:hAnsi="Arial" w:cs="Arial"/>
-          <w:bCs/>
-        </w:rPr>
-      </w:pPr>
-      <w:r>
-        <w:rPr>
-          <w:rFonts w:ascii="Arial" w:hAnsi="Arial" w:cs="Arial"/>
-          <w:bCs/>
-        </w:rPr>
-        <w:t>20</w:t>
-      </w:r>
-      <w:r>
-        <w:rPr>
-          <w:rFonts w:ascii="Arial" w:hAnsi="Arial" w:cs="Arial"/>
-          <w:bCs/>
-        </w:rPr>
-        <w:t>20</w:t>
-      </w:r>
-      <w:r>
-        <w:rPr>
-          <w:rFonts w:ascii="Arial" w:hAnsi="Arial" w:cs="Arial"/>
-          <w:bCs/>
-        </w:rPr>
-        <w:t>,</w:t>
-      </w:r>
-      <w:r>
-        <w:rPr>
-          <w:rFonts w:ascii="Arial" w:hAnsi="Arial" w:cs="Arial"/>
-          <w:bCs/>
-        </w:rPr>
-        <w:tab/>
-      </w:r>
-      <w:r>
-        <w:rPr>
-          <w:rFonts w:ascii="Arial" w:hAnsi="Arial" w:cs="Arial"/>
-          <w:b/>
-          <w:bCs/>
-          <w:iCs/>
-        </w:rPr>
-        <w:t>Applications of Machine Learning and Artificial Intelligence</w:t>
-      </w:r>
-      <w:r>
-        <w:rPr>
-          <w:rFonts w:ascii="Arial" w:hAnsi="Arial" w:cs="Arial"/>
-          <w:b/>
-          <w:bCs/>
-          <w:iCs/>
-        </w:rPr>
-        <w:t>,</w:t>
-      </w:r>
-      <w:r>
-        <w:rPr>
-          <w:rFonts w:ascii="Arial" w:hAnsi="Arial" w:cs="Arial"/>
-          <w:b/>
-          <w:bCs/>
-          <w:iCs/>
-        </w:rPr>
-        <w:t xml:space="preserve"> </w:t>
-      </w:r>
-      <w:r>
-        <w:rPr>
-          <w:rFonts w:ascii="Arial" w:hAnsi="Arial" w:cs="Arial"/>
-          <w:bCs/>
-          <w:iCs/>
-        </w:rPr>
-        <w:t>Guest Lecturer</w:t>
-      </w:r>
-      <w:r>
-        <w:rPr>
-          <w:rFonts w:ascii="Arial" w:hAnsi="Arial" w:cs="Arial"/>
-          <w:b/>
-          <w:bCs/>
-          <w:iCs/>
-        </w:rPr>
-        <w:t xml:space="preserve"> </w:t>
-      </w:r>
-    </w:p>
-    <w:p>
-      <w:pPr>
-        <w:spacing w:line="276" w:lineRule="auto"/>
-        <w:ind w:left="840" w:firstLine="420"/>
-        <w:rPr>
-          <w:rFonts w:ascii="Arial" w:hAnsi="Arial" w:cs="Arial"/>
-          <w:bCs/>
-          <w:iCs/>
-        </w:rPr>
-      </w:pPr>
-      <w:r>
-        <w:rPr>
-          <w:rFonts w:ascii="Arial" w:hAnsi="Arial" w:cs="Arial"/>
-          <w:bCs/>
-          <w:iCs/>
-        </w:rPr>
-        <w:t>Department of Biomedical Informatics, OSU</w:t>
-      </w:r>
-    </w:p>
-    <w:p>
-      <w:pPr>
-        <w:spacing w:line="276" w:lineRule="auto"/>
-        <w:rPr>
-          <w:rFonts w:ascii="Arial" w:hAnsi="Arial" w:cs="Arial"/>
-        </w:rPr>
-      </w:pPr>
-      <w:r>
-        <w:rPr>
-          <w:rFonts w:ascii="Arial" w:hAnsi="Arial" w:cs="Arial"/>
-        </w:rPr>
-        <w:t>20</w:t>
-      </w:r>
-      <w:r>
-        <w:rPr>
-          <w:rFonts w:ascii="Arial" w:hAnsi="Arial" w:cs="Arial"/>
-        </w:rPr>
-        <w:t>20</w:t>
-      </w:r>
-      <w:r>
-        <w:rPr>
-          <w:rFonts w:ascii="Arial" w:hAnsi="Arial" w:cs="Arial"/>
-        </w:rPr>
-        <w:t>,</w:t>
-      </w:r>
-      <w:r>
-        <w:rPr>
-          <w:rFonts w:ascii="Arial" w:hAnsi="Arial" w:cs="Arial"/>
-        </w:rPr>
-        <w:tab/>
-      </w:r>
-      <w:r>
-        <w:rPr>
-          <w:rFonts w:ascii="Arial" w:hAnsi="Arial" w:cs="Arial"/>
-        </w:rPr>
-        <w:tab/>
-      </w:r>
-      <w:r>
-        <w:rPr>
-          <w:rFonts w:ascii="Arial" w:hAnsi="Arial" w:cs="Arial"/>
-          <w:b/>
-        </w:rPr>
-        <w:t>Single-cell sequencing data analysis workshop</w:t>
-      </w:r>
-      <w:r>
-        <w:rPr>
-          <w:rFonts w:ascii="Arial" w:hAnsi="Arial" w:cs="Arial"/>
-        </w:rPr>
-        <w:t>, Guest Lecturer</w:t>
-      </w:r>
-    </w:p>
-    <w:p>
-      <w:pPr>
-        <w:spacing w:line="276" w:lineRule="auto"/>
-        <w:ind w:left="840" w:firstLine="420"/>
-        <w:rPr>
-          <w:rFonts w:ascii="Arial" w:hAnsi="Arial" w:cs="Arial"/>
-        </w:rPr>
-      </w:pPr>
-      <w:r>
-        <w:rPr>
-          <w:rFonts w:ascii="Arial" w:hAnsi="Arial" w:cs="Arial"/>
-        </w:rPr>
-        <w:t>Iowa State University</w:t>
-      </w:r>
-    </w:p>
-    <w:p>
-      <w:pPr>
-        <w:spacing w:line="276" w:lineRule="auto"/>
-        <w:rPr>
-          <w:rFonts w:ascii="Arial" w:hAnsi="Arial" w:cs="Arial"/>
-        </w:rPr>
-      </w:pPr>
-      <w:r>
-        <w:rPr>
-          <w:rFonts w:ascii="Arial" w:hAnsi="Arial" w:cs="Arial"/>
-        </w:rPr>
-        <w:t>20</w:t>
-      </w:r>
-      <w:r>
-        <w:rPr>
-          <w:rFonts w:ascii="Arial" w:hAnsi="Arial" w:cs="Arial"/>
-        </w:rPr>
-        <w:t>19</w:t>
-      </w:r>
-      <w:r>
-        <w:rPr>
-          <w:rFonts w:ascii="Arial" w:hAnsi="Arial" w:cs="Arial"/>
-        </w:rPr>
-        <w:t>,</w:t>
-      </w:r>
-      <w:r>
-        <w:rPr>
-          <w:rFonts w:ascii="Arial" w:hAnsi="Arial" w:cs="Arial"/>
-        </w:rPr>
-        <w:tab/>
-      </w:r>
-      <w:r>
-        <w:rPr>
-          <w:rFonts w:ascii="Arial" w:hAnsi="Arial" w:cs="Arial"/>
-        </w:rPr>
-        <w:tab/>
-      </w:r>
-      <w:r>
-        <w:rPr>
-          <w:rFonts w:ascii="Arial" w:hAnsi="Arial" w:cs="Arial"/>
-          <w:b/>
-        </w:rPr>
-        <w:t>Applied Bioinformatics</w:t>
-      </w:r>
-      <w:r>
-        <w:rPr>
-          <w:rFonts w:ascii="Arial" w:hAnsi="Arial" w:cs="Arial"/>
-        </w:rPr>
-        <w:t xml:space="preserve">, </w:t>
-      </w:r>
-      <w:r>
-        <w:rPr>
-          <w:rFonts w:ascii="Arial" w:hAnsi="Arial" w:cs="Arial"/>
-        </w:rPr>
-        <w:t>Teaching assistant</w:t>
-      </w:r>
-      <w:r>
-        <w:rPr>
-          <w:rFonts w:ascii="Arial" w:hAnsi="Arial" w:cs="Arial"/>
-        </w:rPr>
-        <w:t xml:space="preserve"> </w:t>
-      </w:r>
-      <w:r>
-        <w:rPr>
-          <w:rFonts w:ascii="Arial" w:hAnsi="Arial" w:cs="Arial"/>
-        </w:rPr>
-        <w:t xml:space="preserve">(Dr. </w:t>
-      </w:r>
-      <w:r>
-        <w:rPr>
-          <w:rFonts w:ascii="Arial" w:hAnsi="Arial" w:cs="Arial"/>
-        </w:rPr>
-        <w:t>Xijin Ge</w:t>
-      </w:r>
-      <w:r>
-        <w:rPr>
-          <w:rFonts w:ascii="Arial" w:hAnsi="Arial" w:cs="Arial"/>
-        </w:rPr>
-        <w:t>)</w:t>
-      </w:r>
-      <w:r>
-        <w:rPr>
-          <w:rFonts w:ascii="Arial" w:hAnsi="Arial" w:cs="Arial"/>
-        </w:rPr>
-        <w:t xml:space="preserve"> </w:t>
-      </w:r>
-    </w:p>
-    <w:p>
-      <w:pPr>
-        <w:spacing w:line="276" w:lineRule="auto"/>
-        <w:ind w:left="840" w:firstLine="420"/>
-        <w:rPr>
-          <w:rFonts w:ascii="Arial" w:hAnsi="Arial" w:cs="Arial"/>
-        </w:rPr>
-      </w:pPr>
-      <w:r>
-        <w:rPr>
-          <w:rFonts w:ascii="Arial" w:hAnsi="Arial" w:cs="Arial"/>
-        </w:rPr>
-        <w:t>Department of Mathematics and Statistics, South Dakota State University</w:t>
-      </w:r>
-    </w:p>
-    <w:p>
-      <w:pPr>
-        <w:spacing w:line="276" w:lineRule="auto"/>
-        <w:rPr>
-          <w:rFonts w:ascii="Arial" w:hAnsi="Arial" w:cs="Arial"/>
-          <w:b/>
-        </w:rPr>
-      </w:pPr>
-    </w:p>
-    <w:p>
-      <w:pPr>
-        <w:spacing w:line="276" w:lineRule="auto"/>
-        <w:rPr>
-          <w:rFonts w:ascii="Arial" w:hAnsi="Arial" w:cs="Arial"/>
-          <w:b/>
-        </w:rPr>
-      </w:pPr>
-      <w:r>
-        <w:rPr>
-          <w:rFonts w:ascii="Arial" w:hAnsi="Arial" w:cs="Arial"/>
-          <w:b/>
-        </w:rPr>
-        <w:t>MENTORING</w:t>
-      </w:r>
-    </w:p>
-    <w:p>
-      <w:pPr>
-        <w:spacing w:line="276" w:lineRule="auto"/>
-        <w:ind w:left="1260" w:hanging="1260"/>
-        <w:rPr>
-          <w:rFonts w:ascii="Arial" w:hAnsi="Arial" w:cs="Arial"/>
-          <w:b/>
-          <w:bCs/>
-          <w:iCs/>
-        </w:rPr>
-      </w:pPr>
-      <w:r>
-        <w:rPr>
-          <w:rFonts w:ascii="Arial" w:hAnsi="Arial" w:cs="Arial"/>
-          <w:bCs/>
-        </w:rPr>
-        <w:t>2023</w:t>
-      </w:r>
-      <w:r>
-        <w:rPr>
-          <w:rFonts w:ascii="Arial" w:hAnsi="Arial" w:cs="Arial"/>
-          <w:bCs/>
-        </w:rPr>
-        <w:t>-2024</w:t>
-      </w:r>
-      <w:r>
-        <w:rPr>
-          <w:rFonts w:ascii="Arial" w:hAnsi="Arial" w:cs="Arial"/>
-          <w:bCs/>
-        </w:rPr>
-        <w:t>,</w:t>
-      </w:r>
-      <w:r>
-        <w:rPr>
-          <w:rFonts w:ascii="Arial" w:hAnsi="Arial" w:cs="Arial"/>
-          <w:bCs/>
-        </w:rPr>
-        <w:tab/>
-      </w:r>
-      <w:r>
-        <w:rPr>
-          <w:rFonts w:ascii="Arial" w:hAnsi="Arial" w:cs="Arial"/>
-          <w:iCs/>
-        </w:rPr>
-        <w:t>Siqi Lin</w:t>
-      </w:r>
-      <w:r>
-        <w:rPr>
-          <w:rFonts w:ascii="Arial" w:hAnsi="Arial" w:cs="Arial"/>
-          <w:iCs/>
-        </w:rPr>
-        <w:t xml:space="preserve"> (</w:t>
-      </w:r>
-      <w:r>
-        <w:rPr>
-          <w:rFonts w:ascii="Arial" w:hAnsi="Arial" w:cs="Arial"/>
-          <w:iCs/>
-        </w:rPr>
-        <w:t>Huazhong University of Science and Technology</w:t>
-      </w:r>
-      <w:r>
-        <w:rPr>
-          <w:rFonts w:ascii="Arial" w:hAnsi="Arial" w:cs="Arial"/>
-          <w:iCs/>
-        </w:rPr>
-        <w:t>, China</w:t>
-      </w:r>
-      <w:r>
-        <w:rPr>
-          <w:rFonts w:ascii="Arial" w:hAnsi="Arial" w:cs="Arial"/>
-          <w:iCs/>
-        </w:rPr>
-        <w:t>)</w:t>
-      </w:r>
-      <w:r>
-        <w:rPr>
-          <w:rFonts w:ascii="Arial" w:hAnsi="Arial" w:cs="Arial"/>
-          <w:b/>
-          <w:bCs/>
-          <w:iCs/>
-        </w:rPr>
-        <w:t xml:space="preserve"> </w:t>
-      </w:r>
-    </w:p>
-    <w:p>
-      <w:pPr>
-        <w:spacing w:line="276" w:lineRule="auto"/>
-        <w:ind w:left="1260" w:hanging="1260"/>
-        <w:rPr>
-          <w:rFonts w:ascii="Arial" w:hAnsi="Arial" w:cs="Arial"/>
-          <w:bCs/>
-        </w:rPr>
-      </w:pPr>
-      <w:r>
-        <w:rPr>
-          <w:rFonts w:ascii="Arial" w:hAnsi="Arial" w:cs="Arial"/>
-          <w:bCs/>
-        </w:rPr>
         <w:t>2022-</w:t>
       </w:r>
       <w:r>
@@ -5753,6 +6195,16 @@
         <w:ind w:left="1260" w:hanging="1260"/>
         <w:rPr>
           <w:rFonts w:ascii="Arial" w:hAnsi="Arial" w:cs="Arial"/>
+          <w:bCs/>
+        </w:rPr>
+      </w:pPr>
+    </w:p>
+    <w:p>
+      <w:pPr>
+        <w:spacing w:line="276" w:lineRule="auto"/>
+        <w:ind w:left="1260" w:hanging="1260"/>
+        <w:rPr>
+          <w:rFonts w:ascii="Arial" w:hAnsi="Arial" w:cs="Arial"/>
           <w:color w:val="404040"/>
           <w:shd w:val="clear" w:color="auto" w:fill="FFFFFF"/>
         </w:rPr>
@@ -5829,6 +6281,21 @@
         </w:rPr>
         <w:t>SKILLS</w:t>
       </w:r>
+    </w:p>
+    <w:p>
+      <w:pPr>
+        <w:pBdr>
+          <w:top w:val="nil"/>
+          <w:left w:val="nil"/>
+          <w:bottom w:val="nil"/>
+          <w:right w:val="nil"/>
+          <w:between w:val="nil"/>
+        </w:pBdr>
+        <w:contextualSpacing/>
+        <w:rPr>
+          <w:rFonts w:ascii="Arial" w:hAnsi="Arial" w:cs="Arial"/>
+        </w:rPr>
+      </w:pPr>
     </w:p>
     <w:p>
       <w:pPr>
@@ -6057,8 +6524,12 @@
       </w:pPr>
     </w:p>
     <w:sectPr>
-      <w:headerReference w:type="default" r:id="rId11"/>
-      <w:footerReference w:type="default" r:id="rId12"/>
+      <w:headerReference w:type="even" r:id="rId16"/>
+      <w:headerReference w:type="default" r:id="rId17"/>
+      <w:footerReference w:type="even" r:id="rId18"/>
+      <w:footerReference w:type="default" r:id="rId19"/>
+      <w:headerReference w:type="first" r:id="rId20"/>
+      <w:footerReference w:type="first" r:id="rId21"/>
       <w:type w:val="continuous"/>
       <w:pgSz w:w="12240" w:h="15840"/>
       <w:pgMar w:top="720" w:right="720" w:bottom="720" w:left="720" w:header="720" w:footer="720" w:gutter="0"/>
@@ -6071,7 +6542,7 @@
 </file>
 
 <file path=word/endnotes.xml><?xml version="1.0" encoding="utf-8"?>
-<w:endnotes xmlns:wpc="http://schemas.microsoft.com/office/word/2010/wordprocessingCanvas" xmlns:cx="http://schemas.microsoft.com/office/drawing/2014/chartex" xmlns:cx1="http://schemas.microsoft.com/office/drawing/2015/9/8/chartex" xmlns:cx2="http://schemas.microsoft.com/office/drawing/2015/10/21/chartex" xmlns:cx3="http://schemas.microsoft.com/office/drawing/2016/5/9/chartex" xmlns:cx4="http://schemas.microsoft.com/office/drawing/2016/5/10/chartex" xmlns:cx5="http://schemas.microsoft.com/office/drawing/2016/5/11/chartex" xmlns:cx6="http://schemas.microsoft.com/office/drawing/2016/5/12/chartex" xmlns:cx7="http://schemas.microsoft.com/office/drawing/2016/5/13/chartex" xmlns:cx8="http://schemas.microsoft.com/office/drawing/2016/5/14/chartex" xmlns:mc="http://schemas.openxmlformats.org/markup-compatibility/2006" xmlns:aink="http://schemas.microsoft.com/office/drawing/2016/ink" xmlns:am3d="http://schemas.microsoft.com/office/drawing/2017/model3d" xmlns:o="urn:schemas-microsoft-com:office:office" xmlns:oel="http://schemas.microsoft.com/office/2019/extlst" xmlns:r="http://schemas.openxmlformats.org/officeDocument/2006/relationships" xmlns:m="http://schemas.openxmlformats.org/officeDocument/2006/math" xmlns:v="urn:schemas-microsoft-com:vml" xmlns:wp14="http://schemas.microsoft.com/office/word/2010/wordprocessingDrawing" xmlns:wp="http://schemas.openxmlformats.org/drawingml/2006/wordprocessingDrawing" xmlns:w10="urn:schemas-microsoft-com:office:word" xmlns:w="http://schemas.openxmlformats.org/wordprocessingml/2006/main" xmlns:w14="http://schemas.microsoft.com/office/word/2010/wordml" xmlns:w15="http://schemas.microsoft.com/office/word/2012/wordml" xmlns:w16cex="http://schemas.microsoft.com/office/word/2018/wordml/cex" xmlns:w16cid="http://schemas.microsoft.com/office/word/2016/wordml/cid" xmlns:w16="http://schemas.microsoft.com/office/word/2018/wordml" xmlns:w16du="http://schemas.microsoft.com/office/word/2023/wordml/word16du" xmlns:w16sdtdh="http://schemas.microsoft.com/office/word/2020/wordml/sdtdatahash" xmlns:w16se="http://schemas.microsoft.com/office/word/2015/wordml/symex" xmlns:wpg="http://schemas.microsoft.com/office/word/2010/wordprocessingGroup" xmlns:wpi="http://schemas.microsoft.com/office/word/2010/wordprocessingInk" xmlns:wne="http://schemas.microsoft.com/office/word/2006/wordml" xmlns:wps="http://schemas.microsoft.com/office/word/2010/wordprocessingShape" mc:Ignorable="w14 w15 w16se w16cid w16 w16cex w16sdtdh w16du wp14">
+<w:endnotes xmlns:wpc="http://schemas.microsoft.com/office/word/2010/wordprocessingCanvas" xmlns:cx="http://schemas.microsoft.com/office/drawing/2014/chartex" xmlns:cx1="http://schemas.microsoft.com/office/drawing/2015/9/8/chartex" xmlns:cx2="http://schemas.microsoft.com/office/drawing/2015/10/21/chartex" xmlns:cx3="http://schemas.microsoft.com/office/drawing/2016/5/9/chartex" xmlns:cx4="http://schemas.microsoft.com/office/drawing/2016/5/10/chartex" xmlns:cx5="http://schemas.microsoft.com/office/drawing/2016/5/11/chartex" xmlns:cx6="http://schemas.microsoft.com/office/drawing/2016/5/12/chartex" xmlns:cx7="http://schemas.microsoft.com/office/drawing/2016/5/13/chartex" xmlns:cx8="http://schemas.microsoft.com/office/drawing/2016/5/14/chartex" xmlns:mc="http://schemas.openxmlformats.org/markup-compatibility/2006" xmlns:aink="http://schemas.microsoft.com/office/drawing/2016/ink" xmlns:am3d="http://schemas.microsoft.com/office/drawing/2017/model3d" xmlns:o="urn:schemas-microsoft-com:office:office" xmlns:oel="http://schemas.microsoft.com/office/2019/extlst" xmlns:r="http://schemas.openxmlformats.org/officeDocument/2006/relationships" xmlns:m="http://schemas.openxmlformats.org/officeDocument/2006/math" xmlns:v="urn:schemas-microsoft-com:vml" xmlns:wp14="http://schemas.microsoft.com/office/word/2010/wordprocessingDrawing" xmlns:wp="http://schemas.openxmlformats.org/drawingml/2006/wordprocessingDrawing" xmlns:w10="urn:schemas-microsoft-com:office:word" xmlns:w="http://schemas.openxmlformats.org/wordprocessingml/2006/main" xmlns:w14="http://schemas.microsoft.com/office/word/2010/wordml" xmlns:w15="http://schemas.microsoft.com/office/word/2012/wordml" xmlns:w16cex="http://schemas.microsoft.com/office/word/2018/wordml/cex" xmlns:w16cid="http://schemas.microsoft.com/office/word/2016/wordml/cid" xmlns:w16="http://schemas.microsoft.com/office/word/2018/wordml" xmlns:w16du="http://schemas.microsoft.com/office/word/2023/wordml/word16du" xmlns:w16sdtdh="http://schemas.microsoft.com/office/word/2020/wordml/sdtdatahash" xmlns:w16sdtfl="http://schemas.microsoft.com/office/word/2024/wordml/sdtformatlock" xmlns:w16se="http://schemas.microsoft.com/office/word/2015/wordml/symex" xmlns:wpg="http://schemas.microsoft.com/office/word/2010/wordprocessingGroup" xmlns:wpi="http://schemas.microsoft.com/office/word/2010/wordprocessingInk" xmlns:wne="http://schemas.microsoft.com/office/word/2006/wordml" xmlns:wps="http://schemas.microsoft.com/office/word/2010/wordprocessingShape" mc:Ignorable="w14 w15 w16se w16cid w16 w16cex w16sdtdh w16sdtfl w16du wp14">
   <w:endnote w:type="separator" w:id="-1">
     <w:p>
       <w:r>
@@ -6090,7 +6561,17 @@
 </file>
 
 <file path=word/footer1.xml><?xml version="1.0" encoding="utf-8"?>
-<w:ftr xmlns:wpc="http://schemas.microsoft.com/office/word/2010/wordprocessingCanvas" xmlns:cx="http://schemas.microsoft.com/office/drawing/2014/chartex" xmlns:cx1="http://schemas.microsoft.com/office/drawing/2015/9/8/chartex" xmlns:cx2="http://schemas.microsoft.com/office/drawing/2015/10/21/chartex" xmlns:cx3="http://schemas.microsoft.com/office/drawing/2016/5/9/chartex" xmlns:cx4="http://schemas.microsoft.com/office/drawing/2016/5/10/chartex" xmlns:cx5="http://schemas.microsoft.com/office/drawing/2016/5/11/chartex" xmlns:cx6="http://schemas.microsoft.com/office/drawing/2016/5/12/chartex" xmlns:cx7="http://schemas.microsoft.com/office/drawing/2016/5/13/chartex" xmlns:cx8="http://schemas.microsoft.com/office/drawing/2016/5/14/chartex" xmlns:mc="http://schemas.openxmlformats.org/markup-compatibility/2006" xmlns:aink="http://schemas.microsoft.com/office/drawing/2016/ink" xmlns:am3d="http://schemas.microsoft.com/office/drawing/2017/model3d" xmlns:o="urn:schemas-microsoft-com:office:office" xmlns:oel="http://schemas.microsoft.com/office/2019/extlst" xmlns:r="http://schemas.openxmlformats.org/officeDocument/2006/relationships" xmlns:m="http://schemas.openxmlformats.org/officeDocument/2006/math" xmlns:v="urn:schemas-microsoft-com:vml" xmlns:wp14="http://schemas.microsoft.com/office/word/2010/wordprocessingDrawing" xmlns:wp="http://schemas.openxmlformats.org/drawingml/2006/wordprocessingDrawing" xmlns:w10="urn:schemas-microsoft-com:office:word" xmlns:w="http://schemas.openxmlformats.org/wordprocessingml/2006/main" xmlns:w14="http://schemas.microsoft.com/office/word/2010/wordml" xmlns:w15="http://schemas.microsoft.com/office/word/2012/wordml" xmlns:w16cex="http://schemas.microsoft.com/office/word/2018/wordml/cex" xmlns:w16cid="http://schemas.microsoft.com/office/word/2016/wordml/cid" xmlns:w16="http://schemas.microsoft.com/office/word/2018/wordml" xmlns:w16du="http://schemas.microsoft.com/office/word/2023/wordml/word16du" xmlns:w16sdtdh="http://schemas.microsoft.com/office/word/2020/wordml/sdtdatahash" xmlns:w16se="http://schemas.microsoft.com/office/word/2015/wordml/symex" xmlns:wpg="http://schemas.microsoft.com/office/word/2010/wordprocessingGroup" xmlns:wpi="http://schemas.microsoft.com/office/word/2010/wordprocessingInk" xmlns:wne="http://schemas.microsoft.com/office/word/2006/wordml" xmlns:wps="http://schemas.microsoft.com/office/word/2010/wordprocessingShape" mc:Ignorable="w14 w15 w16se w16cid w16 w16cex w16sdtdh w16du wp14">
+<w:ftr xmlns:wpc="http://schemas.microsoft.com/office/word/2010/wordprocessingCanvas" xmlns:cx="http://schemas.microsoft.com/office/drawing/2014/chartex" xmlns:cx1="http://schemas.microsoft.com/office/drawing/2015/9/8/chartex" xmlns:cx2="http://schemas.microsoft.com/office/drawing/2015/10/21/chartex" xmlns:cx3="http://schemas.microsoft.com/office/drawing/2016/5/9/chartex" xmlns:cx4="http://schemas.microsoft.com/office/drawing/2016/5/10/chartex" xmlns:cx5="http://schemas.microsoft.com/office/drawing/2016/5/11/chartex" xmlns:cx6="http://schemas.microsoft.com/office/drawing/2016/5/12/chartex" xmlns:cx7="http://schemas.microsoft.com/office/drawing/2016/5/13/chartex" xmlns:cx8="http://schemas.microsoft.com/office/drawing/2016/5/14/chartex" xmlns:mc="http://schemas.openxmlformats.org/markup-compatibility/2006" xmlns:aink="http://schemas.microsoft.com/office/drawing/2016/ink" xmlns:am3d="http://schemas.microsoft.com/office/drawing/2017/model3d" xmlns:o="urn:schemas-microsoft-com:office:office" xmlns:oel="http://schemas.microsoft.com/office/2019/extlst" xmlns:r="http://schemas.openxmlformats.org/officeDocument/2006/relationships" xmlns:m="http://schemas.openxmlformats.org/officeDocument/2006/math" xmlns:v="urn:schemas-microsoft-com:vml" xmlns:wp14="http://schemas.microsoft.com/office/word/2010/wordprocessingDrawing" xmlns:wp="http://schemas.openxmlformats.org/drawingml/2006/wordprocessingDrawing" xmlns:w10="urn:schemas-microsoft-com:office:word" xmlns:w="http://schemas.openxmlformats.org/wordprocessingml/2006/main" xmlns:w14="http://schemas.microsoft.com/office/word/2010/wordml" xmlns:w15="http://schemas.microsoft.com/office/word/2012/wordml" xmlns:w16cex="http://schemas.microsoft.com/office/word/2018/wordml/cex" xmlns:w16cid="http://schemas.microsoft.com/office/word/2016/wordml/cid" xmlns:w16="http://schemas.microsoft.com/office/word/2018/wordml" xmlns:w16du="http://schemas.microsoft.com/office/word/2023/wordml/word16du" xmlns:w16sdtdh="http://schemas.microsoft.com/office/word/2020/wordml/sdtdatahash" xmlns:w16sdtfl="http://schemas.microsoft.com/office/word/2024/wordml/sdtformatlock" xmlns:w16se="http://schemas.microsoft.com/office/word/2015/wordml/symex" xmlns:wpg="http://schemas.microsoft.com/office/word/2010/wordprocessingGroup" xmlns:wpi="http://schemas.microsoft.com/office/word/2010/wordprocessingInk" xmlns:wne="http://schemas.microsoft.com/office/word/2006/wordml" xmlns:wps="http://schemas.microsoft.com/office/word/2010/wordprocessingShape" mc:Ignorable="w14 w15 w16se w16cid w16 w16cex w16sdtdh w16sdtfl w16du wp14">
+  <w:p>
+    <w:pPr>
+      <w:pStyle w:val="Footer"/>
+    </w:pPr>
+  </w:p>
+</w:ftr>
+</file>
+
+<file path=word/footer2.xml><?xml version="1.0" encoding="utf-8"?>
+<w:ftr xmlns:wpc="http://schemas.microsoft.com/office/word/2010/wordprocessingCanvas" xmlns:cx="http://schemas.microsoft.com/office/drawing/2014/chartex" xmlns:cx1="http://schemas.microsoft.com/office/drawing/2015/9/8/chartex" xmlns:cx2="http://schemas.microsoft.com/office/drawing/2015/10/21/chartex" xmlns:cx3="http://schemas.microsoft.com/office/drawing/2016/5/9/chartex" xmlns:cx4="http://schemas.microsoft.com/office/drawing/2016/5/10/chartex" xmlns:cx5="http://schemas.microsoft.com/office/drawing/2016/5/11/chartex" xmlns:cx6="http://schemas.microsoft.com/office/drawing/2016/5/12/chartex" xmlns:cx7="http://schemas.microsoft.com/office/drawing/2016/5/13/chartex" xmlns:cx8="http://schemas.microsoft.com/office/drawing/2016/5/14/chartex" xmlns:mc="http://schemas.openxmlformats.org/markup-compatibility/2006" xmlns:aink="http://schemas.microsoft.com/office/drawing/2016/ink" xmlns:am3d="http://schemas.microsoft.com/office/drawing/2017/model3d" xmlns:o="urn:schemas-microsoft-com:office:office" xmlns:oel="http://schemas.microsoft.com/office/2019/extlst" xmlns:r="http://schemas.openxmlformats.org/officeDocument/2006/relationships" xmlns:m="http://schemas.openxmlformats.org/officeDocument/2006/math" xmlns:v="urn:schemas-microsoft-com:vml" xmlns:wp14="http://schemas.microsoft.com/office/word/2010/wordprocessingDrawing" xmlns:wp="http://schemas.openxmlformats.org/drawingml/2006/wordprocessingDrawing" xmlns:w10="urn:schemas-microsoft-com:office:word" xmlns:w="http://schemas.openxmlformats.org/wordprocessingml/2006/main" xmlns:w14="http://schemas.microsoft.com/office/word/2010/wordml" xmlns:w15="http://schemas.microsoft.com/office/word/2012/wordml" xmlns:w16cex="http://schemas.microsoft.com/office/word/2018/wordml/cex" xmlns:w16cid="http://schemas.microsoft.com/office/word/2016/wordml/cid" xmlns:w16="http://schemas.microsoft.com/office/word/2018/wordml" xmlns:w16du="http://schemas.microsoft.com/office/word/2023/wordml/word16du" xmlns:w16sdtdh="http://schemas.microsoft.com/office/word/2020/wordml/sdtdatahash" xmlns:w16sdtfl="http://schemas.microsoft.com/office/word/2024/wordml/sdtformatlock" xmlns:w16se="http://schemas.microsoft.com/office/word/2015/wordml/symex" xmlns:wpg="http://schemas.microsoft.com/office/word/2010/wordprocessingGroup" xmlns:wpi="http://schemas.microsoft.com/office/word/2010/wordprocessingInk" xmlns:wne="http://schemas.microsoft.com/office/word/2006/wordml" xmlns:wps="http://schemas.microsoft.com/office/word/2010/wordprocessingShape" mc:Ignorable="w14 w15 w16se w16cid w16 w16cex w16sdtdh w16sdtfl w16du wp14">
   <w:p>
     <w:pPr>
       <w:pStyle w:val="Footer"/>
@@ -6180,7 +6661,7 @@
         <w:rFonts w:ascii="Arial" w:hAnsi="Arial" w:cs="Arial"/>
         <w:noProof/>
       </w:rPr>
-      <w:t>7</w:t>
+      <w:t>8</w:t>
     </w:r>
   </w:p>
   <w:p>
@@ -6191,8 +6672,18 @@
 </w:ftr>
 </file>
 
+<file path=word/footer3.xml><?xml version="1.0" encoding="utf-8"?>
+<w:ftr xmlns:wpc="http://schemas.microsoft.com/office/word/2010/wordprocessingCanvas" xmlns:cx="http://schemas.microsoft.com/office/drawing/2014/chartex" xmlns:cx1="http://schemas.microsoft.com/office/drawing/2015/9/8/chartex" xmlns:cx2="http://schemas.microsoft.com/office/drawing/2015/10/21/chartex" xmlns:cx3="http://schemas.microsoft.com/office/drawing/2016/5/9/chartex" xmlns:cx4="http://schemas.microsoft.com/office/drawing/2016/5/10/chartex" xmlns:cx5="http://schemas.microsoft.com/office/drawing/2016/5/11/chartex" xmlns:cx6="http://schemas.microsoft.com/office/drawing/2016/5/12/chartex" xmlns:cx7="http://schemas.microsoft.com/office/drawing/2016/5/13/chartex" xmlns:cx8="http://schemas.microsoft.com/office/drawing/2016/5/14/chartex" xmlns:mc="http://schemas.openxmlformats.org/markup-compatibility/2006" xmlns:aink="http://schemas.microsoft.com/office/drawing/2016/ink" xmlns:am3d="http://schemas.microsoft.com/office/drawing/2017/model3d" xmlns:o="urn:schemas-microsoft-com:office:office" xmlns:oel="http://schemas.microsoft.com/office/2019/extlst" xmlns:r="http://schemas.openxmlformats.org/officeDocument/2006/relationships" xmlns:m="http://schemas.openxmlformats.org/officeDocument/2006/math" xmlns:v="urn:schemas-microsoft-com:vml" xmlns:wp14="http://schemas.microsoft.com/office/word/2010/wordprocessingDrawing" xmlns:wp="http://schemas.openxmlformats.org/drawingml/2006/wordprocessingDrawing" xmlns:w10="urn:schemas-microsoft-com:office:word" xmlns:w="http://schemas.openxmlformats.org/wordprocessingml/2006/main" xmlns:w14="http://schemas.microsoft.com/office/word/2010/wordml" xmlns:w15="http://schemas.microsoft.com/office/word/2012/wordml" xmlns:w16cex="http://schemas.microsoft.com/office/word/2018/wordml/cex" xmlns:w16cid="http://schemas.microsoft.com/office/word/2016/wordml/cid" xmlns:w16="http://schemas.microsoft.com/office/word/2018/wordml" xmlns:w16du="http://schemas.microsoft.com/office/word/2023/wordml/word16du" xmlns:w16sdtdh="http://schemas.microsoft.com/office/word/2020/wordml/sdtdatahash" xmlns:w16sdtfl="http://schemas.microsoft.com/office/word/2024/wordml/sdtformatlock" xmlns:w16se="http://schemas.microsoft.com/office/word/2015/wordml/symex" xmlns:wpg="http://schemas.microsoft.com/office/word/2010/wordprocessingGroup" xmlns:wpi="http://schemas.microsoft.com/office/word/2010/wordprocessingInk" xmlns:wne="http://schemas.microsoft.com/office/word/2006/wordml" xmlns:wps="http://schemas.microsoft.com/office/word/2010/wordprocessingShape" mc:Ignorable="w14 w15 w16se w16cid w16 w16cex w16sdtdh w16sdtfl w16du wp14">
+  <w:p>
+    <w:pPr>
+      <w:pStyle w:val="Footer"/>
+    </w:pPr>
+  </w:p>
+</w:ftr>
+</file>
+
 <file path=word/footnotes.xml><?xml version="1.0" encoding="utf-8"?>
-<w:footnotes xmlns:wpc="http://schemas.microsoft.com/office/word/2010/wordprocessingCanvas" xmlns:cx="http://schemas.microsoft.com/office/drawing/2014/chartex" xmlns:cx1="http://schemas.microsoft.com/office/drawing/2015/9/8/chartex" xmlns:cx2="http://schemas.microsoft.com/office/drawing/2015/10/21/chartex" xmlns:cx3="http://schemas.microsoft.com/office/drawing/2016/5/9/chartex" xmlns:cx4="http://schemas.microsoft.com/office/drawing/2016/5/10/chartex" xmlns:cx5="http://schemas.microsoft.com/office/drawing/2016/5/11/chartex" xmlns:cx6="http://schemas.microsoft.com/office/drawing/2016/5/12/chartex" xmlns:cx7="http://schemas.microsoft.com/office/drawing/2016/5/13/chartex" xmlns:cx8="http://schemas.microsoft.com/office/drawing/2016/5/14/chartex" xmlns:mc="http://schemas.openxmlformats.org/markup-compatibility/2006" xmlns:aink="http://schemas.microsoft.com/office/drawing/2016/ink" xmlns:am3d="http://schemas.microsoft.com/office/drawing/2017/model3d" xmlns:o="urn:schemas-microsoft-com:office:office" xmlns:oel="http://schemas.microsoft.com/office/2019/extlst" xmlns:r="http://schemas.openxmlformats.org/officeDocument/2006/relationships" xmlns:m="http://schemas.openxmlformats.org/officeDocument/2006/math" xmlns:v="urn:schemas-microsoft-com:vml" xmlns:wp14="http://schemas.microsoft.com/office/word/2010/wordprocessingDrawing" xmlns:wp="http://schemas.openxmlformats.org/drawingml/2006/wordprocessingDrawing" xmlns:w10="urn:schemas-microsoft-com:office:word" xmlns:w="http://schemas.openxmlformats.org/wordprocessingml/2006/main" xmlns:w14="http://schemas.microsoft.com/office/word/2010/wordml" xmlns:w15="http://schemas.microsoft.com/office/word/2012/wordml" xmlns:w16cex="http://schemas.microsoft.com/office/word/2018/wordml/cex" xmlns:w16cid="http://schemas.microsoft.com/office/word/2016/wordml/cid" xmlns:w16="http://schemas.microsoft.com/office/word/2018/wordml" xmlns:w16du="http://schemas.microsoft.com/office/word/2023/wordml/word16du" xmlns:w16sdtdh="http://schemas.microsoft.com/office/word/2020/wordml/sdtdatahash" xmlns:w16se="http://schemas.microsoft.com/office/word/2015/wordml/symex" xmlns:wpg="http://schemas.microsoft.com/office/word/2010/wordprocessingGroup" xmlns:wpi="http://schemas.microsoft.com/office/word/2010/wordprocessingInk" xmlns:wne="http://schemas.microsoft.com/office/word/2006/wordml" xmlns:wps="http://schemas.microsoft.com/office/word/2010/wordprocessingShape" mc:Ignorable="w14 w15 w16se w16cid w16 w16cex w16sdtdh w16du wp14">
+<w:footnotes xmlns:wpc="http://schemas.microsoft.com/office/word/2010/wordprocessingCanvas" xmlns:cx="http://schemas.microsoft.com/office/drawing/2014/chartex" xmlns:cx1="http://schemas.microsoft.com/office/drawing/2015/9/8/chartex" xmlns:cx2="http://schemas.microsoft.com/office/drawing/2015/10/21/chartex" xmlns:cx3="http://schemas.microsoft.com/office/drawing/2016/5/9/chartex" xmlns:cx4="http://schemas.microsoft.com/office/drawing/2016/5/10/chartex" xmlns:cx5="http://schemas.microsoft.com/office/drawing/2016/5/11/chartex" xmlns:cx6="http://schemas.microsoft.com/office/drawing/2016/5/12/chartex" xmlns:cx7="http://schemas.microsoft.com/office/drawing/2016/5/13/chartex" xmlns:cx8="http://schemas.microsoft.com/office/drawing/2016/5/14/chartex" xmlns:mc="http://schemas.openxmlformats.org/markup-compatibility/2006" xmlns:aink="http://schemas.microsoft.com/office/drawing/2016/ink" xmlns:am3d="http://schemas.microsoft.com/office/drawing/2017/model3d" xmlns:o="urn:schemas-microsoft-com:office:office" xmlns:oel="http://schemas.microsoft.com/office/2019/extlst" xmlns:r="http://schemas.openxmlformats.org/officeDocument/2006/relationships" xmlns:m="http://schemas.openxmlformats.org/officeDocument/2006/math" xmlns:v="urn:schemas-microsoft-com:vml" xmlns:wp14="http://schemas.microsoft.com/office/word/2010/wordprocessingDrawing" xmlns:wp="http://schemas.openxmlformats.org/drawingml/2006/wordprocessingDrawing" xmlns:w10="urn:schemas-microsoft-com:office:word" xmlns:w="http://schemas.openxmlformats.org/wordprocessingml/2006/main" xmlns:w14="http://schemas.microsoft.com/office/word/2010/wordml" xmlns:w15="http://schemas.microsoft.com/office/word/2012/wordml" xmlns:w16cex="http://schemas.microsoft.com/office/word/2018/wordml/cex" xmlns:w16cid="http://schemas.microsoft.com/office/word/2016/wordml/cid" xmlns:w16="http://schemas.microsoft.com/office/word/2018/wordml" xmlns:w16du="http://schemas.microsoft.com/office/word/2023/wordml/word16du" xmlns:w16sdtdh="http://schemas.microsoft.com/office/word/2020/wordml/sdtdatahash" xmlns:w16sdtfl="http://schemas.microsoft.com/office/word/2024/wordml/sdtformatlock" xmlns:w16se="http://schemas.microsoft.com/office/word/2015/wordml/symex" xmlns:wpg="http://schemas.microsoft.com/office/word/2010/wordprocessingGroup" xmlns:wpi="http://schemas.microsoft.com/office/word/2010/wordprocessingInk" xmlns:wne="http://schemas.microsoft.com/office/word/2006/wordml" xmlns:wps="http://schemas.microsoft.com/office/word/2010/wordprocessingShape" mc:Ignorable="w14 w15 w16se w16cid w16 w16cex w16sdtdh w16sdtfl w16du wp14">
   <w:footnote w:type="separator" w:id="-1">
     <w:p>
       <w:r>
@@ -6211,7 +6702,17 @@
 </file>
 
 <file path=word/header1.xml><?xml version="1.0" encoding="utf-8"?>
-<w:hdr xmlns:wpc="http://schemas.microsoft.com/office/word/2010/wordprocessingCanvas" xmlns:cx="http://schemas.microsoft.com/office/drawing/2014/chartex" xmlns:cx1="http://schemas.microsoft.com/office/drawing/2015/9/8/chartex" xmlns:cx2="http://schemas.microsoft.com/office/drawing/2015/10/21/chartex" xmlns:cx3="http://schemas.microsoft.com/office/drawing/2016/5/9/chartex" xmlns:cx4="http://schemas.microsoft.com/office/drawing/2016/5/10/chartex" xmlns:cx5="http://schemas.microsoft.com/office/drawing/2016/5/11/chartex" xmlns:cx6="http://schemas.microsoft.com/office/drawing/2016/5/12/chartex" xmlns:cx7="http://schemas.microsoft.com/office/drawing/2016/5/13/chartex" xmlns:cx8="http://schemas.microsoft.com/office/drawing/2016/5/14/chartex" xmlns:mc="http://schemas.openxmlformats.org/markup-compatibility/2006" xmlns:aink="http://schemas.microsoft.com/office/drawing/2016/ink" xmlns:am3d="http://schemas.microsoft.com/office/drawing/2017/model3d" xmlns:o="urn:schemas-microsoft-com:office:office" xmlns:oel="http://schemas.microsoft.com/office/2019/extlst" xmlns:r="http://schemas.openxmlformats.org/officeDocument/2006/relationships" xmlns:m="http://schemas.openxmlformats.org/officeDocument/2006/math" xmlns:v="urn:schemas-microsoft-com:vml" xmlns:wp14="http://schemas.microsoft.com/office/word/2010/wordprocessingDrawing" xmlns:wp="http://schemas.openxmlformats.org/drawingml/2006/wordprocessingDrawing" xmlns:w10="urn:schemas-microsoft-com:office:word" xmlns:w="http://schemas.openxmlformats.org/wordprocessingml/2006/main" xmlns:w14="http://schemas.microsoft.com/office/word/2010/wordml" xmlns:w15="http://schemas.microsoft.com/office/word/2012/wordml" xmlns:w16cex="http://schemas.microsoft.com/office/word/2018/wordml/cex" xmlns:w16cid="http://schemas.microsoft.com/office/word/2016/wordml/cid" xmlns:w16="http://schemas.microsoft.com/office/word/2018/wordml" xmlns:w16du="http://schemas.microsoft.com/office/word/2023/wordml/word16du" xmlns:w16sdtdh="http://schemas.microsoft.com/office/word/2020/wordml/sdtdatahash" xmlns:w16se="http://schemas.microsoft.com/office/word/2015/wordml/symex" xmlns:wpg="http://schemas.microsoft.com/office/word/2010/wordprocessingGroup" xmlns:wpi="http://schemas.microsoft.com/office/word/2010/wordprocessingInk" xmlns:wne="http://schemas.microsoft.com/office/word/2006/wordml" xmlns:wps="http://schemas.microsoft.com/office/word/2010/wordprocessingShape" mc:Ignorable="w14 w15 w16se w16cid w16 w16cex w16sdtdh w16du wp14">
+<w:hdr xmlns:wpc="http://schemas.microsoft.com/office/word/2010/wordprocessingCanvas" xmlns:cx="http://schemas.microsoft.com/office/drawing/2014/chartex" xmlns:cx1="http://schemas.microsoft.com/office/drawing/2015/9/8/chartex" xmlns:cx2="http://schemas.microsoft.com/office/drawing/2015/10/21/chartex" xmlns:cx3="http://schemas.microsoft.com/office/drawing/2016/5/9/chartex" xmlns:cx4="http://schemas.microsoft.com/office/drawing/2016/5/10/chartex" xmlns:cx5="http://schemas.microsoft.com/office/drawing/2016/5/11/chartex" xmlns:cx6="http://schemas.microsoft.com/office/drawing/2016/5/12/chartex" xmlns:cx7="http://schemas.microsoft.com/office/drawing/2016/5/13/chartex" xmlns:cx8="http://schemas.microsoft.com/office/drawing/2016/5/14/chartex" xmlns:mc="http://schemas.openxmlformats.org/markup-compatibility/2006" xmlns:aink="http://schemas.microsoft.com/office/drawing/2016/ink" xmlns:am3d="http://schemas.microsoft.com/office/drawing/2017/model3d" xmlns:o="urn:schemas-microsoft-com:office:office" xmlns:oel="http://schemas.microsoft.com/office/2019/extlst" xmlns:r="http://schemas.openxmlformats.org/officeDocument/2006/relationships" xmlns:m="http://schemas.openxmlformats.org/officeDocument/2006/math" xmlns:v="urn:schemas-microsoft-com:vml" xmlns:wp14="http://schemas.microsoft.com/office/word/2010/wordprocessingDrawing" xmlns:wp="http://schemas.openxmlformats.org/drawingml/2006/wordprocessingDrawing" xmlns:w10="urn:schemas-microsoft-com:office:word" xmlns:w="http://schemas.openxmlformats.org/wordprocessingml/2006/main" xmlns:w14="http://schemas.microsoft.com/office/word/2010/wordml" xmlns:w15="http://schemas.microsoft.com/office/word/2012/wordml" xmlns:w16cex="http://schemas.microsoft.com/office/word/2018/wordml/cex" xmlns:w16cid="http://schemas.microsoft.com/office/word/2016/wordml/cid" xmlns:w16="http://schemas.microsoft.com/office/word/2018/wordml" xmlns:w16du="http://schemas.microsoft.com/office/word/2023/wordml/word16du" xmlns:w16sdtdh="http://schemas.microsoft.com/office/word/2020/wordml/sdtdatahash" xmlns:w16sdtfl="http://schemas.microsoft.com/office/word/2024/wordml/sdtformatlock" xmlns:w16se="http://schemas.microsoft.com/office/word/2015/wordml/symex" xmlns:wpg="http://schemas.microsoft.com/office/word/2010/wordprocessingGroup" xmlns:wpi="http://schemas.microsoft.com/office/word/2010/wordprocessingInk" xmlns:wne="http://schemas.microsoft.com/office/word/2006/wordml" xmlns:wps="http://schemas.microsoft.com/office/word/2010/wordprocessingShape" mc:Ignorable="w14 w15 w16se w16cid w16 w16cex w16sdtdh w16sdtfl w16du wp14">
+  <w:p>
+    <w:pPr>
+      <w:pStyle w:val="Header"/>
+    </w:pPr>
+  </w:p>
+</w:hdr>
+</file>
+
+<file path=word/header2.xml><?xml version="1.0" encoding="utf-8"?>
+<w:hdr xmlns:wpc="http://schemas.microsoft.com/office/word/2010/wordprocessingCanvas" xmlns:cx="http://schemas.microsoft.com/office/drawing/2014/chartex" xmlns:cx1="http://schemas.microsoft.com/office/drawing/2015/9/8/chartex" xmlns:cx2="http://schemas.microsoft.com/office/drawing/2015/10/21/chartex" xmlns:cx3="http://schemas.microsoft.com/office/drawing/2016/5/9/chartex" xmlns:cx4="http://schemas.microsoft.com/office/drawing/2016/5/10/chartex" xmlns:cx5="http://schemas.microsoft.com/office/drawing/2016/5/11/chartex" xmlns:cx6="http://schemas.microsoft.com/office/drawing/2016/5/12/chartex" xmlns:cx7="http://schemas.microsoft.com/office/drawing/2016/5/13/chartex" xmlns:cx8="http://schemas.microsoft.com/office/drawing/2016/5/14/chartex" xmlns:mc="http://schemas.openxmlformats.org/markup-compatibility/2006" xmlns:aink="http://schemas.microsoft.com/office/drawing/2016/ink" xmlns:am3d="http://schemas.microsoft.com/office/drawing/2017/model3d" xmlns:o="urn:schemas-microsoft-com:office:office" xmlns:oel="http://schemas.microsoft.com/office/2019/extlst" xmlns:r="http://schemas.openxmlformats.org/officeDocument/2006/relationships" xmlns:m="http://schemas.openxmlformats.org/officeDocument/2006/math" xmlns:v="urn:schemas-microsoft-com:vml" xmlns:wp14="http://schemas.microsoft.com/office/word/2010/wordprocessingDrawing" xmlns:wp="http://schemas.openxmlformats.org/drawingml/2006/wordprocessingDrawing" xmlns:w10="urn:schemas-microsoft-com:office:word" xmlns:w="http://schemas.openxmlformats.org/wordprocessingml/2006/main" xmlns:w14="http://schemas.microsoft.com/office/word/2010/wordml" xmlns:w15="http://schemas.microsoft.com/office/word/2012/wordml" xmlns:w16cex="http://schemas.microsoft.com/office/word/2018/wordml/cex" xmlns:w16cid="http://schemas.microsoft.com/office/word/2016/wordml/cid" xmlns:w16="http://schemas.microsoft.com/office/word/2018/wordml" xmlns:w16du="http://schemas.microsoft.com/office/word/2023/wordml/word16du" xmlns:w16sdtdh="http://schemas.microsoft.com/office/word/2020/wordml/sdtdatahash" xmlns:w16sdtfl="http://schemas.microsoft.com/office/word/2024/wordml/sdtformatlock" xmlns:w16se="http://schemas.microsoft.com/office/word/2015/wordml/symex" xmlns:wpg="http://schemas.microsoft.com/office/word/2010/wordprocessingGroup" xmlns:wpi="http://schemas.microsoft.com/office/word/2010/wordprocessingInk" xmlns:wne="http://schemas.microsoft.com/office/word/2006/wordml" xmlns:wps="http://schemas.microsoft.com/office/word/2010/wordprocessingShape" mc:Ignorable="w14 w15 w16se w16cid w16 w16cex w16sdtdh w16sdtfl w16du wp14">
   <w:p>
     <w:pPr>
       <w:pStyle w:val="Style1"/>
@@ -6281,7 +6782,25 @@
             <w:sz w:val="22"/>
             <w:szCs w:val="22"/>
           </w:rPr>
-          <w:t>November 5</w:t>
+          <w:t>June</w:t>
+        </w:r>
+        <w:r>
+          <w:rPr>
+            <w:rFonts w:ascii="Arial" w:hAnsi="Arial" w:cs="Arial"/>
+            <w:i w:val="0"/>
+            <w:sz w:val="22"/>
+            <w:szCs w:val="22"/>
+          </w:rPr>
+          <w:t xml:space="preserve"> </w:t>
+        </w:r>
+        <w:r>
+          <w:rPr>
+            <w:rFonts w:ascii="Arial" w:hAnsi="Arial" w:cs="Arial"/>
+            <w:i w:val="0"/>
+            <w:sz w:val="22"/>
+            <w:szCs w:val="22"/>
+          </w:rPr>
+          <w:t>27</w:t>
         </w:r>
         <w:r>
           <w:rPr>
@@ -6299,7 +6818,7 @@
             <w:sz w:val="22"/>
             <w:szCs w:val="22"/>
           </w:rPr>
-          <w:t>4</w:t>
+          <w:t>5</w:t>
         </w:r>
       </w:sdtContent>
     </w:sdt>
@@ -6308,8 +6827,18 @@
 </w:hdr>
 </file>
 
+<file path=word/header3.xml><?xml version="1.0" encoding="utf-8"?>
+<w:hdr xmlns:wpc="http://schemas.microsoft.com/office/word/2010/wordprocessingCanvas" xmlns:cx="http://schemas.microsoft.com/office/drawing/2014/chartex" xmlns:cx1="http://schemas.microsoft.com/office/drawing/2015/9/8/chartex" xmlns:cx2="http://schemas.microsoft.com/office/drawing/2015/10/21/chartex" xmlns:cx3="http://schemas.microsoft.com/office/drawing/2016/5/9/chartex" xmlns:cx4="http://schemas.microsoft.com/office/drawing/2016/5/10/chartex" xmlns:cx5="http://schemas.microsoft.com/office/drawing/2016/5/11/chartex" xmlns:cx6="http://schemas.microsoft.com/office/drawing/2016/5/12/chartex" xmlns:cx7="http://schemas.microsoft.com/office/drawing/2016/5/13/chartex" xmlns:cx8="http://schemas.microsoft.com/office/drawing/2016/5/14/chartex" xmlns:mc="http://schemas.openxmlformats.org/markup-compatibility/2006" xmlns:aink="http://schemas.microsoft.com/office/drawing/2016/ink" xmlns:am3d="http://schemas.microsoft.com/office/drawing/2017/model3d" xmlns:o="urn:schemas-microsoft-com:office:office" xmlns:oel="http://schemas.microsoft.com/office/2019/extlst" xmlns:r="http://schemas.openxmlformats.org/officeDocument/2006/relationships" xmlns:m="http://schemas.openxmlformats.org/officeDocument/2006/math" xmlns:v="urn:schemas-microsoft-com:vml" xmlns:wp14="http://schemas.microsoft.com/office/word/2010/wordprocessingDrawing" xmlns:wp="http://schemas.openxmlformats.org/drawingml/2006/wordprocessingDrawing" xmlns:w10="urn:schemas-microsoft-com:office:word" xmlns:w="http://schemas.openxmlformats.org/wordprocessingml/2006/main" xmlns:w14="http://schemas.microsoft.com/office/word/2010/wordml" xmlns:w15="http://schemas.microsoft.com/office/word/2012/wordml" xmlns:w16cex="http://schemas.microsoft.com/office/word/2018/wordml/cex" xmlns:w16cid="http://schemas.microsoft.com/office/word/2016/wordml/cid" xmlns:w16="http://schemas.microsoft.com/office/word/2018/wordml" xmlns:w16du="http://schemas.microsoft.com/office/word/2023/wordml/word16du" xmlns:w16sdtdh="http://schemas.microsoft.com/office/word/2020/wordml/sdtdatahash" xmlns:w16sdtfl="http://schemas.microsoft.com/office/word/2024/wordml/sdtformatlock" xmlns:w16se="http://schemas.microsoft.com/office/word/2015/wordml/symex" xmlns:wpg="http://schemas.microsoft.com/office/word/2010/wordprocessingGroup" xmlns:wpi="http://schemas.microsoft.com/office/word/2010/wordprocessingInk" xmlns:wne="http://schemas.microsoft.com/office/word/2006/wordml" xmlns:wps="http://schemas.microsoft.com/office/word/2010/wordprocessingShape" mc:Ignorable="w14 w15 w16se w16cid w16 w16cex w16sdtdh w16sdtfl w16du wp14">
+  <w:p>
+    <w:pPr>
+      <w:pStyle w:val="Header"/>
+    </w:pPr>
+  </w:p>
+</w:hdr>
+</file>
+
 <file path=word/numbering.xml><?xml version="1.0" encoding="utf-8"?>
-<w:numbering xmlns:wpc="http://schemas.microsoft.com/office/word/2010/wordprocessingCanvas" xmlns:cx="http://schemas.microsoft.com/office/drawing/2014/chartex" xmlns:cx1="http://schemas.microsoft.com/office/drawing/2015/9/8/chartex" xmlns:cx2="http://schemas.microsoft.com/office/drawing/2015/10/21/chartex" xmlns:cx3="http://schemas.microsoft.com/office/drawing/2016/5/9/chartex" xmlns:cx4="http://schemas.microsoft.com/office/drawing/2016/5/10/chartex" xmlns:cx5="http://schemas.microsoft.com/office/drawing/2016/5/11/chartex" xmlns:cx6="http://schemas.microsoft.com/office/drawing/2016/5/12/chartex" xmlns:cx7="http://schemas.microsoft.com/office/drawing/2016/5/13/chartex" xmlns:cx8="http://schemas.microsoft.com/office/drawing/2016/5/14/chartex" xmlns:mc="http://schemas.openxmlformats.org/markup-compatibility/2006" xmlns:aink="http://schemas.microsoft.com/office/drawing/2016/ink" xmlns:am3d="http://schemas.microsoft.com/office/drawing/2017/model3d" xmlns:o="urn:schemas-microsoft-com:office:office" xmlns:oel="http://schemas.microsoft.com/office/2019/extlst" xmlns:r="http://schemas.openxmlformats.org/officeDocument/2006/relationships" xmlns:m="http://schemas.openxmlformats.org/officeDocument/2006/math" xmlns:v="urn:schemas-microsoft-com:vml" xmlns:wp14="http://schemas.microsoft.com/office/word/2010/wordprocessingDrawing" xmlns:wp="http://schemas.openxmlformats.org/drawingml/2006/wordprocessingDrawing" xmlns:w10="urn:schemas-microsoft-com:office:word" xmlns:w="http://schemas.openxmlformats.org/wordprocessingml/2006/main" xmlns:w14="http://schemas.microsoft.com/office/word/2010/wordml" xmlns:w15="http://schemas.microsoft.com/office/word/2012/wordml" xmlns:w16cex="http://schemas.microsoft.com/office/word/2018/wordml/cex" xmlns:w16cid="http://schemas.microsoft.com/office/word/2016/wordml/cid" xmlns:w16="http://schemas.microsoft.com/office/word/2018/wordml" xmlns:w16du="http://schemas.microsoft.com/office/word/2023/wordml/word16du" xmlns:w16sdtdh="http://schemas.microsoft.com/office/word/2020/wordml/sdtdatahash" xmlns:w16se="http://schemas.microsoft.com/office/word/2015/wordml/symex" xmlns:wpg="http://schemas.microsoft.com/office/word/2010/wordprocessingGroup" xmlns:wpi="http://schemas.microsoft.com/office/word/2010/wordprocessingInk" xmlns:wne="http://schemas.microsoft.com/office/word/2006/wordml" xmlns:wps="http://schemas.microsoft.com/office/word/2010/wordprocessingShape" mc:Ignorable="w14 w15 w16se w16cid w16 w16cex w16sdtdh w16du wp14">
+<w:numbering xmlns:wpc="http://schemas.microsoft.com/office/word/2010/wordprocessingCanvas" xmlns:cx="http://schemas.microsoft.com/office/drawing/2014/chartex" xmlns:cx1="http://schemas.microsoft.com/office/drawing/2015/9/8/chartex" xmlns:cx2="http://schemas.microsoft.com/office/drawing/2015/10/21/chartex" xmlns:cx3="http://schemas.microsoft.com/office/drawing/2016/5/9/chartex" xmlns:cx4="http://schemas.microsoft.com/office/drawing/2016/5/10/chartex" xmlns:cx5="http://schemas.microsoft.com/office/drawing/2016/5/11/chartex" xmlns:cx6="http://schemas.microsoft.com/office/drawing/2016/5/12/chartex" xmlns:cx7="http://schemas.microsoft.com/office/drawing/2016/5/13/chartex" xmlns:cx8="http://schemas.microsoft.com/office/drawing/2016/5/14/chartex" xmlns:mc="http://schemas.openxmlformats.org/markup-compatibility/2006" xmlns:aink="http://schemas.microsoft.com/office/drawing/2016/ink" xmlns:am3d="http://schemas.microsoft.com/office/drawing/2017/model3d" xmlns:o="urn:schemas-microsoft-com:office:office" xmlns:oel="http://schemas.microsoft.com/office/2019/extlst" xmlns:r="http://schemas.openxmlformats.org/officeDocument/2006/relationships" xmlns:m="http://schemas.openxmlformats.org/officeDocument/2006/math" xmlns:v="urn:schemas-microsoft-com:vml" xmlns:wp14="http://schemas.microsoft.com/office/word/2010/wordprocessingDrawing" xmlns:wp="http://schemas.openxmlformats.org/drawingml/2006/wordprocessingDrawing" xmlns:w10="urn:schemas-microsoft-com:office:word" xmlns:w="http://schemas.openxmlformats.org/wordprocessingml/2006/main" xmlns:w14="http://schemas.microsoft.com/office/word/2010/wordml" xmlns:w15="http://schemas.microsoft.com/office/word/2012/wordml" xmlns:w16cex="http://schemas.microsoft.com/office/word/2018/wordml/cex" xmlns:w16cid="http://schemas.microsoft.com/office/word/2016/wordml/cid" xmlns:w16="http://schemas.microsoft.com/office/word/2018/wordml" xmlns:w16du="http://schemas.microsoft.com/office/word/2023/wordml/word16du" xmlns:w16sdtdh="http://schemas.microsoft.com/office/word/2020/wordml/sdtdatahash" xmlns:w16sdtfl="http://schemas.microsoft.com/office/word/2024/wordml/sdtformatlock" xmlns:w16se="http://schemas.microsoft.com/office/word/2015/wordml/symex" xmlns:wpg="http://schemas.microsoft.com/office/word/2010/wordprocessingGroup" xmlns:wpi="http://schemas.microsoft.com/office/word/2010/wordprocessingInk" xmlns:wne="http://schemas.microsoft.com/office/word/2006/wordml" xmlns:wps="http://schemas.microsoft.com/office/word/2010/wordprocessingShape" mc:Ignorable="w14 w15 w16se w16cid w16 w16cex w16sdtdh w16sdtfl w16du wp14">
   <w:abstractNum w:abstractNumId="0" w15:restartNumberingAfterBreak="0">
     <w:nsid w:val="0A7D1C33"/>
     <w:multiLevelType w:val="hybridMultilevel"/>
@@ -6406,7 +6935,7 @@
       <w:lvlText w:val=""/>
       <w:lvlJc w:val="left"/>
       <w:pPr>
-        <w:ind w:left="720" w:hanging="360"/>
+        <w:ind w:left="360" w:hanging="360"/>
       </w:pPr>
       <w:rPr>
         <w:rFonts w:ascii="Symbol" w:hAnsi="Symbol" w:hint="default"/>
@@ -6418,7 +6947,7 @@
       <w:lvlText w:val="o"/>
       <w:lvlJc w:val="left"/>
       <w:pPr>
-        <w:ind w:left="1440" w:hanging="360"/>
+        <w:ind w:left="1080" w:hanging="360"/>
       </w:pPr>
       <w:rPr>
         <w:rFonts w:ascii="Courier New" w:hAnsi="Courier New" w:cs="Courier New" w:hint="default"/>
@@ -6430,7 +6959,7 @@
       <w:lvlText w:val=""/>
       <w:lvlJc w:val="left"/>
       <w:pPr>
-        <w:ind w:left="2160" w:hanging="360"/>
+        <w:ind w:left="1800" w:hanging="360"/>
       </w:pPr>
       <w:rPr>
         <w:rFonts w:ascii="Wingdings" w:hAnsi="Wingdings" w:hint="default"/>
@@ -6442,7 +6971,7 @@
       <w:lvlText w:val=""/>
       <w:lvlJc w:val="left"/>
       <w:pPr>
-        <w:ind w:left="2880" w:hanging="360"/>
+        <w:ind w:left="2520" w:hanging="360"/>
       </w:pPr>
       <w:rPr>
         <w:rFonts w:ascii="Symbol" w:hAnsi="Symbol" w:hint="default"/>
@@ -6454,7 +6983,7 @@
       <w:lvlText w:val="o"/>
       <w:lvlJc w:val="left"/>
       <w:pPr>
-        <w:ind w:left="3600" w:hanging="360"/>
+        <w:ind w:left="3240" w:hanging="360"/>
       </w:pPr>
       <w:rPr>
         <w:rFonts w:ascii="Courier New" w:hAnsi="Courier New" w:cs="Courier New" w:hint="default"/>
@@ -6466,7 +6995,7 @@
       <w:lvlText w:val=""/>
       <w:lvlJc w:val="left"/>
       <w:pPr>
-        <w:ind w:left="4320" w:hanging="360"/>
+        <w:ind w:left="3960" w:hanging="360"/>
       </w:pPr>
       <w:rPr>
         <w:rFonts w:ascii="Wingdings" w:hAnsi="Wingdings" w:hint="default"/>
@@ -6478,7 +7007,7 @@
       <w:lvlText w:val=""/>
       <w:lvlJc w:val="left"/>
       <w:pPr>
-        <w:ind w:left="5040" w:hanging="360"/>
+        <w:ind w:left="4680" w:hanging="360"/>
       </w:pPr>
       <w:rPr>
         <w:rFonts w:ascii="Symbol" w:hAnsi="Symbol" w:hint="default"/>
@@ -6490,7 +7019,7 @@
       <w:lvlText w:val="o"/>
       <w:lvlJc w:val="left"/>
       <w:pPr>
-        <w:ind w:left="5760" w:hanging="360"/>
+        <w:ind w:left="5400" w:hanging="360"/>
       </w:pPr>
       <w:rPr>
         <w:rFonts w:ascii="Courier New" w:hAnsi="Courier New" w:cs="Courier New" w:hint="default"/>
@@ -6502,7 +7031,7 @@
       <w:lvlText w:val=""/>
       <w:lvlJc w:val="left"/>
       <w:pPr>
-        <w:ind w:left="6480" w:hanging="360"/>
+        <w:ind w:left="6120" w:hanging="360"/>
       </w:pPr>
       <w:rPr>
         <w:rFonts w:ascii="Wingdings" w:hAnsi="Wingdings" w:hint="default"/>
@@ -7058,7 +7587,7 @@
 </file>
 
 <file path=word/styles.xml><?xml version="1.0" encoding="utf-8"?>
-<w:styles xmlns:mc="http://schemas.openxmlformats.org/markup-compatibility/2006" xmlns:r="http://schemas.openxmlformats.org/officeDocument/2006/relationships" xmlns:w="http://schemas.openxmlformats.org/wordprocessingml/2006/main" xmlns:w14="http://schemas.microsoft.com/office/word/2010/wordml" xmlns:w15="http://schemas.microsoft.com/office/word/2012/wordml" xmlns:w16cex="http://schemas.microsoft.com/office/word/2018/wordml/cex" xmlns:w16cid="http://schemas.microsoft.com/office/word/2016/wordml/cid" xmlns:w16="http://schemas.microsoft.com/office/word/2018/wordml" xmlns:w16du="http://schemas.microsoft.com/office/word/2023/wordml/word16du" xmlns:w16sdtdh="http://schemas.microsoft.com/office/word/2020/wordml/sdtdatahash" xmlns:w16se="http://schemas.microsoft.com/office/word/2015/wordml/symex" mc:Ignorable="w14 w15 w16se w16cid w16 w16cex w16sdtdh w16du">
+<w:styles xmlns:mc="http://schemas.openxmlformats.org/markup-compatibility/2006" xmlns:r="http://schemas.openxmlformats.org/officeDocument/2006/relationships" xmlns:w="http://schemas.openxmlformats.org/wordprocessingml/2006/main" xmlns:w14="http://schemas.microsoft.com/office/word/2010/wordml" xmlns:w15="http://schemas.microsoft.com/office/word/2012/wordml" xmlns:w16cex="http://schemas.microsoft.com/office/word/2018/wordml/cex" xmlns:w16cid="http://schemas.microsoft.com/office/word/2016/wordml/cid" xmlns:w16="http://schemas.microsoft.com/office/word/2018/wordml" xmlns:w16du="http://schemas.microsoft.com/office/word/2023/wordml/word16du" xmlns:w16sdtdh="http://schemas.microsoft.com/office/word/2020/wordml/sdtdatahash" xmlns:w16sdtfl="http://schemas.microsoft.com/office/word/2024/wordml/sdtformatlock" xmlns:w16se="http://schemas.microsoft.com/office/word/2015/wordml/symex" mc:Ignorable="w14 w15 w16se w16cid w16 w16cex w16sdtdh w16sdtfl w16du">
   <w:docDefaults>
     <w:rPrDefault>
       <w:rPr>
@@ -7452,9 +7981,9 @@
   <w:style w:type="paragraph" w:default="1" w:styleId="Normal">
     <w:name w:val="Normal"/>
     <w:qFormat/>
-    <w:rsid w:val="00E67362"/>
+    <w:rsid w:val="002135B2"/>
     <w:rPr>
-      <w:rFonts w:ascii="Times New Roman" w:hAnsi="Times New Roman" w:cs="Times New Roman"/>
+      <w:rFonts w:ascii="Times New Roman" w:eastAsia="Times New Roman" w:hAnsi="Times New Roman" w:cs="Times New Roman"/>
       <w:kern w:val="0"/>
       <w:sz w:val="24"/>
       <w:szCs w:val="24"/>
@@ -7538,6 +8067,7 @@
       <w:outlineLvl w:val="3"/>
     </w:pPr>
     <w:rPr>
+      <w:rFonts w:eastAsiaTheme="minorEastAsia"/>
       <w:b/>
       <w:bCs/>
     </w:rPr>
@@ -7990,7 +8520,7 @@
       <w:jc w:val="center"/>
     </w:pPr>
     <w:rPr>
-      <w:rFonts w:ascii="Arial" w:hAnsi="Arial" w:cs="Arial"/>
+      <w:rFonts w:ascii="Arial" w:eastAsiaTheme="minorEastAsia" w:hAnsi="Arial" w:cs="Arial"/>
     </w:rPr>
   </w:style>
   <w:style w:type="character" w:customStyle="1" w:styleId="EndNoteBibliographyTitleChar">
@@ -8014,7 +8544,7 @@
       <w:jc w:val="both"/>
     </w:pPr>
     <w:rPr>
-      <w:rFonts w:ascii="Arial" w:hAnsi="Arial" w:cs="Arial"/>
+      <w:rFonts w:ascii="Arial" w:eastAsiaTheme="minorEastAsia" w:hAnsi="Arial" w:cs="Arial"/>
     </w:rPr>
   </w:style>
   <w:style w:type="character" w:customStyle="1" w:styleId="EndNoteBibliographyChar">
@@ -8037,6 +8567,9 @@
     <w:pPr>
       <w:spacing w:before="120" w:after="120"/>
     </w:pPr>
+    <w:rPr>
+      <w:rFonts w:eastAsiaTheme="minorEastAsia"/>
+    </w:rPr>
   </w:style>
   <w:style w:type="character" w:customStyle="1" w:styleId="EndNoteCategoryHeadingChar">
     <w:name w:val="EndNote Category Heading Char"/>
@@ -8059,6 +8592,9 @@
       <w:spacing w:before="120" w:after="120"/>
       <w:jc w:val="center"/>
     </w:pPr>
+    <w:rPr>
+      <w:rFonts w:eastAsiaTheme="minorEastAsia"/>
+    </w:rPr>
   </w:style>
   <w:style w:type="character" w:customStyle="1" w:styleId="EndNoteCategoryTitleChar">
     <w:name w:val="EndNote Category Title Char"/>
@@ -8076,7 +8612,7 @@
 </file>
 
 <file path=word/glossary/document.xml><?xml version="1.0" encoding="utf-8"?>
-<w:glossaryDocument xmlns:wpc="http://schemas.microsoft.com/office/word/2010/wordprocessingCanvas" xmlns:cx="http://schemas.microsoft.com/office/drawing/2014/chartex" xmlns:cx1="http://schemas.microsoft.com/office/drawing/2015/9/8/chartex" xmlns:cx2="http://schemas.microsoft.com/office/drawing/2015/10/21/chartex" xmlns:cx3="http://schemas.microsoft.com/office/drawing/2016/5/9/chartex" xmlns:cx4="http://schemas.microsoft.com/office/drawing/2016/5/10/chartex" xmlns:cx5="http://schemas.microsoft.com/office/drawing/2016/5/11/chartex" xmlns:cx6="http://schemas.microsoft.com/office/drawing/2016/5/12/chartex" xmlns:cx7="http://schemas.microsoft.com/office/drawing/2016/5/13/chartex" xmlns:cx8="http://schemas.microsoft.com/office/drawing/2016/5/14/chartex" xmlns:mc="http://schemas.openxmlformats.org/markup-compatibility/2006" xmlns:aink="http://schemas.microsoft.com/office/drawing/2016/ink" xmlns:am3d="http://schemas.microsoft.com/office/drawing/2017/model3d" xmlns:o="urn:schemas-microsoft-com:office:office" xmlns:oel="http://schemas.microsoft.com/office/2019/extlst" xmlns:r="http://schemas.openxmlformats.org/officeDocument/2006/relationships" xmlns:m="http://schemas.openxmlformats.org/officeDocument/2006/math" xmlns:v="urn:schemas-microsoft-com:vml" xmlns:wp14="http://schemas.microsoft.com/office/word/2010/wordprocessingDrawing" xmlns:wp="http://schemas.openxmlformats.org/drawingml/2006/wordprocessingDrawing" xmlns:w10="urn:schemas-microsoft-com:office:word" xmlns:w="http://schemas.openxmlformats.org/wordprocessingml/2006/main" xmlns:w14="http://schemas.microsoft.com/office/word/2010/wordml" xmlns:w15="http://schemas.microsoft.com/office/word/2012/wordml" xmlns:w16cex="http://schemas.microsoft.com/office/word/2018/wordml/cex" xmlns:w16cid="http://schemas.microsoft.com/office/word/2016/wordml/cid" xmlns:w16="http://schemas.microsoft.com/office/word/2018/wordml" xmlns:w16du="http://schemas.microsoft.com/office/word/2023/wordml/word16du" xmlns:w16sdtdh="http://schemas.microsoft.com/office/word/2020/wordml/sdtdatahash" xmlns:w16se="http://schemas.microsoft.com/office/word/2015/wordml/symex" xmlns:wpg="http://schemas.microsoft.com/office/word/2010/wordprocessingGroup" xmlns:wpi="http://schemas.microsoft.com/office/word/2010/wordprocessingInk" xmlns:wne="http://schemas.microsoft.com/office/word/2006/wordml" xmlns:wps="http://schemas.microsoft.com/office/word/2010/wordprocessingShape" mc:Ignorable="w14 w15 w16se w16cid w16 w16cex w16sdtdh w16du wp14">
+<w:glossaryDocument xmlns:wpc="http://schemas.microsoft.com/office/word/2010/wordprocessingCanvas" xmlns:cx="http://schemas.microsoft.com/office/drawing/2014/chartex" xmlns:cx1="http://schemas.microsoft.com/office/drawing/2015/9/8/chartex" xmlns:cx2="http://schemas.microsoft.com/office/drawing/2015/10/21/chartex" xmlns:cx3="http://schemas.microsoft.com/office/drawing/2016/5/9/chartex" xmlns:cx4="http://schemas.microsoft.com/office/drawing/2016/5/10/chartex" xmlns:cx5="http://schemas.microsoft.com/office/drawing/2016/5/11/chartex" xmlns:cx6="http://schemas.microsoft.com/office/drawing/2016/5/12/chartex" xmlns:cx7="http://schemas.microsoft.com/office/drawing/2016/5/13/chartex" xmlns:cx8="http://schemas.microsoft.com/office/drawing/2016/5/14/chartex" xmlns:mc="http://schemas.openxmlformats.org/markup-compatibility/2006" xmlns:aink="http://schemas.microsoft.com/office/drawing/2016/ink" xmlns:am3d="http://schemas.microsoft.com/office/drawing/2017/model3d" xmlns:o="urn:schemas-microsoft-com:office:office" xmlns:oel="http://schemas.microsoft.com/office/2019/extlst" xmlns:r="http://schemas.openxmlformats.org/officeDocument/2006/relationships" xmlns:m="http://schemas.openxmlformats.org/officeDocument/2006/math" xmlns:v="urn:schemas-microsoft-com:vml" xmlns:wp14="http://schemas.microsoft.com/office/word/2010/wordprocessingDrawing" xmlns:wp="http://schemas.openxmlformats.org/drawingml/2006/wordprocessingDrawing" xmlns:w10="urn:schemas-microsoft-com:office:word" xmlns:w="http://schemas.openxmlformats.org/wordprocessingml/2006/main" xmlns:w14="http://schemas.microsoft.com/office/word/2010/wordml" xmlns:w15="http://schemas.microsoft.com/office/word/2012/wordml" xmlns:w16cex="http://schemas.microsoft.com/office/word/2018/wordml/cex" xmlns:w16cid="http://schemas.microsoft.com/office/word/2016/wordml/cid" xmlns:w16="http://schemas.microsoft.com/office/word/2018/wordml" xmlns:w16du="http://schemas.microsoft.com/office/word/2023/wordml/word16du" xmlns:w16sdtdh="http://schemas.microsoft.com/office/word/2020/wordml/sdtdatahash" xmlns:w16sdtfl="http://schemas.microsoft.com/office/word/2024/wordml/sdtformatlock" xmlns:w16se="http://schemas.microsoft.com/office/word/2015/wordml/symex" xmlns:wpg="http://schemas.microsoft.com/office/word/2010/wordprocessingGroup" xmlns:wpi="http://schemas.microsoft.com/office/word/2010/wordprocessingInk" xmlns:wne="http://schemas.microsoft.com/office/word/2006/wordml" xmlns:wps="http://schemas.microsoft.com/office/word/2010/wordprocessingShape" mc:Ignorable="w14 w15 w16se w16cid w16 w16cex w16sdtdh w16sdtfl w16du wp14">
   <w:docParts>
     <w:docPart>
       <w:docPartPr>
@@ -8114,7 +8650,7 @@
 </file>
 
 <file path=word/glossary/fontTable.xml><?xml version="1.0" encoding="utf-8"?>
-<w:fonts xmlns:mc="http://schemas.openxmlformats.org/markup-compatibility/2006" xmlns:r="http://schemas.openxmlformats.org/officeDocument/2006/relationships" xmlns:w="http://schemas.openxmlformats.org/wordprocessingml/2006/main" xmlns:w14="http://schemas.microsoft.com/office/word/2010/wordml" xmlns:w15="http://schemas.microsoft.com/office/word/2012/wordml" xmlns:w16cex="http://schemas.microsoft.com/office/word/2018/wordml/cex" xmlns:w16cid="http://schemas.microsoft.com/office/word/2016/wordml/cid" xmlns:w16="http://schemas.microsoft.com/office/word/2018/wordml" xmlns:w16du="http://schemas.microsoft.com/office/word/2023/wordml/word16du" xmlns:w16sdtdh="http://schemas.microsoft.com/office/word/2020/wordml/sdtdatahash" xmlns:w16se="http://schemas.microsoft.com/office/word/2015/wordml/symex" mc:Ignorable="w14 w15 w16se w16cid w16 w16cex w16sdtdh w16du">
+<w:fonts xmlns:mc="http://schemas.openxmlformats.org/markup-compatibility/2006" xmlns:r="http://schemas.openxmlformats.org/officeDocument/2006/relationships" xmlns:w="http://schemas.openxmlformats.org/wordprocessingml/2006/main" xmlns:w14="http://schemas.microsoft.com/office/word/2010/wordml" xmlns:w15="http://schemas.microsoft.com/office/word/2012/wordml" xmlns:w16cex="http://schemas.microsoft.com/office/word/2018/wordml/cex" xmlns:w16cid="http://schemas.microsoft.com/office/word/2016/wordml/cid" xmlns:w16="http://schemas.microsoft.com/office/word/2018/wordml" xmlns:w16du="http://schemas.microsoft.com/office/word/2023/wordml/word16du" xmlns:w16sdtdh="http://schemas.microsoft.com/office/word/2020/wordml/sdtdatahash" xmlns:w16sdtfl="http://schemas.microsoft.com/office/word/2024/wordml/sdtformatlock" xmlns:w16se="http://schemas.microsoft.com/office/word/2015/wordml/symex" mc:Ignorable="w14 w15 w16se w16cid w16 w16cex w16sdtdh w16sdtfl w16du">
   <w:font w:name="Symbol">
     <w:panose1 w:val="05050102010706020507"/>
     <w:charset w:val="02"/>
@@ -8259,7 +8795,7 @@
 </file>
 
 <file path=word/glossary/settings.xml><?xml version="1.0" encoding="utf-8"?>
-<w:settings xmlns:mc="http://schemas.openxmlformats.org/markup-compatibility/2006" xmlns:o="urn:schemas-microsoft-com:office:office" xmlns:r="http://schemas.openxmlformats.org/officeDocument/2006/relationships" xmlns:m="http://schemas.openxmlformats.org/officeDocument/2006/math" xmlns:v="urn:schemas-microsoft-com:vml" xmlns:w10="urn:schemas-microsoft-com:office:word" xmlns:w="http://schemas.openxmlformats.org/wordprocessingml/2006/main" xmlns:w14="http://schemas.microsoft.com/office/word/2010/wordml" xmlns:w15="http://schemas.microsoft.com/office/word/2012/wordml" xmlns:w16cex="http://schemas.microsoft.com/office/word/2018/wordml/cex" xmlns:w16cid="http://schemas.microsoft.com/office/word/2016/wordml/cid" xmlns:w16="http://schemas.microsoft.com/office/word/2018/wordml" xmlns:w16du="http://schemas.microsoft.com/office/word/2023/wordml/word16du" xmlns:w16sdtdh="http://schemas.microsoft.com/office/word/2020/wordml/sdtdatahash" xmlns:w16se="http://schemas.microsoft.com/office/word/2015/wordml/symex" xmlns:sl="http://schemas.openxmlformats.org/schemaLibrary/2006/main" mc:Ignorable="w14 w15 w16se w16cid w16 w16cex w16sdtdh w16du">
+<w:settings xmlns:mc="http://schemas.openxmlformats.org/markup-compatibility/2006" xmlns:o="urn:schemas-microsoft-com:office:office" xmlns:r="http://schemas.openxmlformats.org/officeDocument/2006/relationships" xmlns:m="http://schemas.openxmlformats.org/officeDocument/2006/math" xmlns:v="urn:schemas-microsoft-com:vml" xmlns:w10="urn:schemas-microsoft-com:office:word" xmlns:w="http://schemas.openxmlformats.org/wordprocessingml/2006/main" xmlns:w14="http://schemas.microsoft.com/office/word/2010/wordml" xmlns:w15="http://schemas.microsoft.com/office/word/2012/wordml" xmlns:w16cex="http://schemas.microsoft.com/office/word/2018/wordml/cex" xmlns:w16cid="http://schemas.microsoft.com/office/word/2016/wordml/cid" xmlns:w16="http://schemas.microsoft.com/office/word/2018/wordml" xmlns:w16du="http://schemas.microsoft.com/office/word/2023/wordml/word16du" xmlns:w16sdtdh="http://schemas.microsoft.com/office/word/2020/wordml/sdtdatahash" xmlns:w16sdtfl="http://schemas.microsoft.com/office/word/2024/wordml/sdtformatlock" xmlns:w16se="http://schemas.microsoft.com/office/word/2015/wordml/symex" xmlns:sl="http://schemas.openxmlformats.org/schemaLibrary/2006/main" mc:Ignorable="w14 w15 w16se w16cid w16 w16cex w16sdtdh w16sdtfl w16du">
   <w:view w:val="normal"/>
   <w:bordersDoNotSurroundHeader/>
   <w:bordersDoNotSurroundFooter/>
@@ -8288,6 +8824,7 @@
     <w:rsid w:val="00026D66"/>
     <w:rsid w:val="00046A29"/>
     <w:rsid w:val="000A74C5"/>
+    <w:rsid w:val="000C1DF4"/>
     <w:rsid w:val="000E2ED6"/>
     <w:rsid w:val="000F7420"/>
     <w:rsid w:val="00115C2C"/>
@@ -8371,6 +8908,7 @@
     <w:rsid w:val="006B0B9A"/>
     <w:rsid w:val="006D028C"/>
     <w:rsid w:val="006D5A4F"/>
+    <w:rsid w:val="006E07C8"/>
     <w:rsid w:val="006E335D"/>
     <w:rsid w:val="006F1175"/>
     <w:rsid w:val="00700FBD"/>
@@ -8512,7 +9050,7 @@
 </file>
 
 <file path=word/glossary/styles.xml><?xml version="1.0" encoding="utf-8"?>
-<w:styles xmlns:mc="http://schemas.openxmlformats.org/markup-compatibility/2006" xmlns:r="http://schemas.openxmlformats.org/officeDocument/2006/relationships" xmlns:w="http://schemas.openxmlformats.org/wordprocessingml/2006/main" xmlns:w14="http://schemas.microsoft.com/office/word/2010/wordml" xmlns:w15="http://schemas.microsoft.com/office/word/2012/wordml" xmlns:w16cex="http://schemas.microsoft.com/office/word/2018/wordml/cex" xmlns:w16cid="http://schemas.microsoft.com/office/word/2016/wordml/cid" xmlns:w16="http://schemas.microsoft.com/office/word/2018/wordml" xmlns:w16du="http://schemas.microsoft.com/office/word/2023/wordml/word16du" xmlns:w16sdtdh="http://schemas.microsoft.com/office/word/2020/wordml/sdtdatahash" xmlns:w16se="http://schemas.microsoft.com/office/word/2015/wordml/symex" mc:Ignorable="w14 w15 w16se w16cid w16 w16cex w16sdtdh w16du">
+<w:styles xmlns:mc="http://schemas.openxmlformats.org/markup-compatibility/2006" xmlns:r="http://schemas.openxmlformats.org/officeDocument/2006/relationships" xmlns:w="http://schemas.openxmlformats.org/wordprocessingml/2006/main" xmlns:w14="http://schemas.microsoft.com/office/word/2010/wordml" xmlns:w15="http://schemas.microsoft.com/office/word/2012/wordml" xmlns:w16cex="http://schemas.microsoft.com/office/word/2018/wordml/cex" xmlns:w16cid="http://schemas.microsoft.com/office/word/2016/wordml/cid" xmlns:w16="http://schemas.microsoft.com/office/word/2018/wordml" xmlns:w16du="http://schemas.microsoft.com/office/word/2023/wordml/word16du" xmlns:w16sdtdh="http://schemas.microsoft.com/office/word/2020/wordml/sdtdatahash" xmlns:w16sdtfl="http://schemas.microsoft.com/office/word/2024/wordml/sdtformatlock" xmlns:w16se="http://schemas.microsoft.com/office/word/2015/wordml/symex" mc:Ignorable="w14 w15 w16se w16cid w16 w16cex w16sdtdh w16sdtfl w16du">
   <w:docDefaults>
     <w:rPrDefault>
       <w:rPr>
@@ -8951,7 +9489,7 @@
 </file>
 
 <file path=word/glossary/webSettings.xml><?xml version="1.0" encoding="utf-8"?>
-<w:webSettings xmlns:mc="http://schemas.openxmlformats.org/markup-compatibility/2006" xmlns:r="http://schemas.openxmlformats.org/officeDocument/2006/relationships" xmlns:w="http://schemas.openxmlformats.org/wordprocessingml/2006/main" xmlns:w14="http://schemas.microsoft.com/office/word/2010/wordml" xmlns:w15="http://schemas.microsoft.com/office/word/2012/wordml" xmlns:w16cex="http://schemas.microsoft.com/office/word/2018/wordml/cex" xmlns:w16cid="http://schemas.microsoft.com/office/word/2016/wordml/cid" xmlns:w16="http://schemas.microsoft.com/office/word/2018/wordml" xmlns:w16du="http://schemas.microsoft.com/office/word/2023/wordml/word16du" xmlns:w16sdtdh="http://schemas.microsoft.com/office/word/2020/wordml/sdtdatahash" xmlns:w16se="http://schemas.microsoft.com/office/word/2015/wordml/symex" mc:Ignorable="w14 w15 w16se w16cid w16 w16cex w16sdtdh w16du">
+<w:webSettings xmlns:mc="http://schemas.openxmlformats.org/markup-compatibility/2006" xmlns:r="http://schemas.openxmlformats.org/officeDocument/2006/relationships" xmlns:w="http://schemas.openxmlformats.org/wordprocessingml/2006/main" xmlns:w14="http://schemas.microsoft.com/office/word/2010/wordml" xmlns:w15="http://schemas.microsoft.com/office/word/2012/wordml" xmlns:w16cex="http://schemas.microsoft.com/office/word/2018/wordml/cex" xmlns:w16cid="http://schemas.microsoft.com/office/word/2016/wordml/cid" xmlns:w16="http://schemas.microsoft.com/office/word/2018/wordml" xmlns:w16du="http://schemas.microsoft.com/office/word/2023/wordml/word16du" xmlns:w16sdtdh="http://schemas.microsoft.com/office/word/2020/wordml/sdtdatahash" xmlns:w16sdtfl="http://schemas.microsoft.com/office/word/2024/wordml/sdtformatlock" xmlns:w16se="http://schemas.microsoft.com/office/word/2015/wordml/symex" mc:Ignorable="w14 w15 w16se w16cid w16 w16cex w16sdtdh w16sdtfl w16du">
   <w:optimizeForBrowser/>
 </w:webSettings>
 </file>

--- a/Cankun_Wang_CV.docx
+++ b/Cankun_Wang_CV.docx
@@ -10,13 +10,17 @@
           <w:rFonts w:ascii="Arial" w:hAnsi="Arial" w:cs="Arial"/>
           <w:b/>
           <w:bCs/>
-        </w:rPr>
-      </w:pPr>
-      <w:r>
-        <w:rPr>
-          <w:rFonts w:ascii="Arial" w:hAnsi="Arial" w:cs="Arial"/>
-          <w:b/>
-          <w:bCs/>
+          <w:sz w:val="22"/>
+          <w:szCs w:val="22"/>
+        </w:rPr>
+      </w:pPr>
+      <w:r>
+        <w:rPr>
+          <w:rFonts w:ascii="Arial" w:hAnsi="Arial" w:cs="Arial"/>
+          <w:b/>
+          <w:bCs/>
+          <w:sz w:val="22"/>
+          <w:szCs w:val="22"/>
         </w:rPr>
         <w:t>Cankun Wang</w:t>
       </w:r>
@@ -28,19 +32,36 @@
         <w:rPr>
           <w:rFonts w:ascii="Arial" w:hAnsi="Arial" w:cs="Arial"/>
           <w:bCs/>
-        </w:rPr>
-      </w:pPr>
-      <w:r>
-        <w:rPr>
-          <w:rFonts w:ascii="Arial" w:hAnsi="Arial" w:cs="Arial"/>
-          <w:bCs/>
-        </w:rPr>
-        <w:t>Pelotonia Institute for Immuno-Oncology Informatics Group</w:t>
-      </w:r>
-      <w:r>
-        <w:rPr>
-          <w:rFonts w:ascii="Arial" w:hAnsi="Arial" w:cs="Arial"/>
-          <w:bCs/>
+          <w:sz w:val="22"/>
+          <w:szCs w:val="22"/>
+        </w:rPr>
+      </w:pPr>
+      <w:proofErr w:type="spellStart"/>
+      <w:r>
+        <w:rPr>
+          <w:rFonts w:ascii="Arial" w:hAnsi="Arial" w:cs="Arial"/>
+          <w:bCs/>
+          <w:sz w:val="22"/>
+          <w:szCs w:val="22"/>
+        </w:rPr>
+        <w:t>Pelotonia</w:t>
+      </w:r>
+      <w:proofErr w:type="spellEnd"/>
+      <w:r>
+        <w:rPr>
+          <w:rFonts w:ascii="Arial" w:hAnsi="Arial" w:cs="Arial"/>
+          <w:bCs/>
+          <w:sz w:val="22"/>
+          <w:szCs w:val="22"/>
+        </w:rPr>
+        <w:t xml:space="preserve"> Institute for Immuno-Oncology Informatics Group</w:t>
+      </w:r>
+      <w:r>
+        <w:rPr>
+          <w:rFonts w:ascii="Arial" w:hAnsi="Arial" w:cs="Arial"/>
+          <w:bCs/>
+          <w:sz w:val="22"/>
+          <w:szCs w:val="22"/>
         </w:rPr>
         <w:t xml:space="preserve"> (IOIG)</w:t>
       </w:r>
@@ -52,21 +73,38 @@
         <w:rPr>
           <w:rFonts w:ascii="Arial" w:hAnsi="Arial" w:cs="Arial"/>
           <w:bCs/>
-        </w:rPr>
-      </w:pPr>
-      <w:r>
-        <w:rPr>
-          <w:rFonts w:ascii="Arial" w:hAnsi="Arial" w:cs="Arial"/>
-          <w:bCs/>
-        </w:rPr>
-        <w:t>The Ohio State University</w:t>
-      </w:r>
-      <w:r>
-        <w:rPr>
-          <w:rFonts w:ascii="Arial" w:hAnsi="Arial" w:cs="Arial"/>
-          <w:bCs/>
-        </w:rPr>
-        <w:t xml:space="preserve"> Comprehensive Cencer Center</w:t>
+          <w:sz w:val="22"/>
+          <w:szCs w:val="22"/>
+        </w:rPr>
+      </w:pPr>
+      <w:r>
+        <w:rPr>
+          <w:rFonts w:ascii="Arial" w:hAnsi="Arial" w:cs="Arial"/>
+          <w:bCs/>
+          <w:sz w:val="22"/>
+          <w:szCs w:val="22"/>
+        </w:rPr>
+        <w:t xml:space="preserve">The Ohio State University Comprehensive </w:t>
+      </w:r>
+      <w:proofErr w:type="spellStart"/>
+      <w:r>
+        <w:rPr>
+          <w:rFonts w:ascii="Arial" w:hAnsi="Arial" w:cs="Arial"/>
+          <w:bCs/>
+          <w:sz w:val="22"/>
+          <w:szCs w:val="22"/>
+        </w:rPr>
+        <w:t>Cencer</w:t>
+      </w:r>
+      <w:proofErr w:type="spellEnd"/>
+      <w:r>
+        <w:rPr>
+          <w:rFonts w:ascii="Arial" w:hAnsi="Arial" w:cs="Arial"/>
+          <w:bCs/>
+          <w:sz w:val="22"/>
+          <w:szCs w:val="22"/>
+        </w:rPr>
+        <w:t xml:space="preserve"> Center</w:t>
       </w:r>
     </w:p>
     <w:p>
@@ -77,23 +115,29 @@
           <w:rFonts w:ascii="Arial" w:hAnsi="Arial" w:cs="Arial"/>
           <w:b/>
           <w:bCs/>
-        </w:rPr>
-      </w:pPr>
-    </w:p>
-    <w:p>
-      <w:pPr>
-        <w:spacing w:line="276" w:lineRule="auto"/>
-        <w:rPr>
-          <w:rFonts w:ascii="Arial" w:hAnsi="Arial" w:cs="Arial"/>
-          <w:b/>
-          <w:bCs/>
-        </w:rPr>
-      </w:pPr>
-      <w:r>
-        <w:rPr>
-          <w:rFonts w:ascii="Arial" w:hAnsi="Arial" w:cs="Arial"/>
-          <w:b/>
-          <w:bCs/>
+          <w:sz w:val="22"/>
+          <w:szCs w:val="22"/>
+        </w:rPr>
+      </w:pPr>
+    </w:p>
+    <w:p>
+      <w:pPr>
+        <w:spacing w:line="276" w:lineRule="auto"/>
+        <w:rPr>
+          <w:rFonts w:ascii="Arial" w:hAnsi="Arial" w:cs="Arial"/>
+          <w:b/>
+          <w:bCs/>
+          <w:sz w:val="22"/>
+          <w:szCs w:val="22"/>
+        </w:rPr>
+      </w:pPr>
+      <w:r>
+        <w:rPr>
+          <w:rFonts w:ascii="Arial" w:hAnsi="Arial" w:cs="Arial"/>
+          <w:b/>
+          <w:bCs/>
+          <w:sz w:val="22"/>
+          <w:szCs w:val="22"/>
         </w:rPr>
         <w:t>CONTACT</w:t>
       </w:r>
@@ -103,31 +147,41 @@
         <w:spacing w:line="276" w:lineRule="auto"/>
         <w:rPr>
           <w:rFonts w:ascii="Arial" w:hAnsi="Arial" w:cs="Arial"/>
-        </w:rPr>
-      </w:pPr>
-    </w:p>
-    <w:p>
-      <w:pPr>
-        <w:spacing w:line="276" w:lineRule="auto"/>
-        <w:rPr>
-          <w:rFonts w:ascii="Arial" w:hAnsi="Arial" w:cs="Arial"/>
-        </w:rPr>
-      </w:pPr>
-      <w:r>
-        <w:rPr>
-          <w:rFonts w:ascii="Arial" w:hAnsi="Arial" w:cs="Arial"/>
+          <w:sz w:val="22"/>
+          <w:szCs w:val="22"/>
+        </w:rPr>
+      </w:pPr>
+    </w:p>
+    <w:p>
+      <w:pPr>
+        <w:spacing w:line="276" w:lineRule="auto"/>
+        <w:rPr>
+          <w:rFonts w:ascii="Arial" w:hAnsi="Arial" w:cs="Arial"/>
+          <w:sz w:val="22"/>
+          <w:szCs w:val="22"/>
+        </w:rPr>
+      </w:pPr>
+      <w:r>
+        <w:rPr>
+          <w:rFonts w:ascii="Arial" w:hAnsi="Arial" w:cs="Arial"/>
+          <w:sz w:val="22"/>
+          <w:szCs w:val="22"/>
         </w:rPr>
         <w:t>Phone:</w:t>
       </w:r>
       <w:r>
         <w:rPr>
           <w:rFonts w:ascii="Arial" w:hAnsi="Arial" w:cs="Arial"/>
+          <w:sz w:val="22"/>
+          <w:szCs w:val="22"/>
         </w:rPr>
         <w:tab/>
       </w:r>
       <w:r>
         <w:rPr>
           <w:rFonts w:ascii="Arial" w:hAnsi="Arial" w:cs="Arial"/>
+          <w:sz w:val="22"/>
+          <w:szCs w:val="22"/>
         </w:rPr>
         <w:tab/>
         <w:t>614-</w:t>
@@ -135,6 +189,8 @@
       <w:r>
         <w:rPr>
           <w:rFonts w:ascii="Arial" w:hAnsi="Arial" w:cs="Arial"/>
+          <w:sz w:val="22"/>
+          <w:szCs w:val="22"/>
         </w:rPr>
         <w:t>378-4915</w:t>
       </w:r>
@@ -144,35 +200,47 @@
         <w:spacing w:line="276" w:lineRule="auto"/>
         <w:rPr>
           <w:rFonts w:ascii="Arial" w:hAnsi="Arial" w:cs="Arial"/>
-        </w:rPr>
-      </w:pPr>
-      <w:r>
-        <w:rPr>
-          <w:rFonts w:ascii="Arial" w:hAnsi="Arial" w:cs="Arial"/>
+          <w:sz w:val="22"/>
+          <w:szCs w:val="22"/>
+        </w:rPr>
+      </w:pPr>
+      <w:r>
+        <w:rPr>
+          <w:rFonts w:ascii="Arial" w:hAnsi="Arial" w:cs="Arial"/>
+          <w:sz w:val="22"/>
+          <w:szCs w:val="22"/>
         </w:rPr>
         <w:t>Email:</w:t>
       </w:r>
       <w:r>
         <w:rPr>
           <w:rFonts w:ascii="Arial" w:hAnsi="Arial" w:cs="Arial"/>
+          <w:sz w:val="22"/>
+          <w:szCs w:val="22"/>
         </w:rPr>
         <w:tab/>
       </w:r>
       <w:r>
         <w:rPr>
           <w:rFonts w:ascii="Arial" w:hAnsi="Arial" w:cs="Arial"/>
+          <w:sz w:val="22"/>
+          <w:szCs w:val="22"/>
         </w:rPr>
         <w:tab/>
       </w:r>
       <w:r>
         <w:rPr>
           <w:rFonts w:ascii="Arial" w:hAnsi="Arial" w:cs="Arial"/>
+          <w:sz w:val="22"/>
+          <w:szCs w:val="22"/>
         </w:rPr>
         <w:t>Cankun.Wang</w:t>
       </w:r>
       <w:r>
         <w:rPr>
           <w:rFonts w:ascii="Arial" w:hAnsi="Arial" w:cs="Arial"/>
+          <w:sz w:val="22"/>
+          <w:szCs w:val="22"/>
         </w:rPr>
         <w:t>@osumc.edu</w:t>
       </w:r>
@@ -182,41 +250,55 @@
         <w:spacing w:line="276" w:lineRule="auto"/>
         <w:rPr>
           <w:rFonts w:ascii="Arial" w:hAnsi="Arial" w:cs="Arial"/>
-        </w:rPr>
-      </w:pPr>
-      <w:r>
-        <w:rPr>
-          <w:rFonts w:ascii="Arial" w:hAnsi="Arial" w:cs="Arial"/>
+          <w:sz w:val="22"/>
+          <w:szCs w:val="22"/>
+        </w:rPr>
+      </w:pPr>
+      <w:r>
+        <w:rPr>
+          <w:rFonts w:ascii="Arial" w:hAnsi="Arial" w:cs="Arial"/>
+          <w:sz w:val="22"/>
+          <w:szCs w:val="22"/>
         </w:rPr>
         <w:t>GitHub</w:t>
       </w:r>
       <w:r>
         <w:rPr>
           <w:rFonts w:ascii="Arial" w:hAnsi="Arial" w:cs="Arial"/>
+          <w:sz w:val="22"/>
+          <w:szCs w:val="22"/>
         </w:rPr>
         <w:t>:</w:t>
       </w:r>
       <w:r>
         <w:rPr>
           <w:rFonts w:ascii="Arial" w:hAnsi="Arial" w:cs="Arial"/>
+          <w:sz w:val="22"/>
+          <w:szCs w:val="22"/>
         </w:rPr>
         <w:t xml:space="preserve"> </w:t>
       </w:r>
       <w:r>
         <w:rPr>
           <w:rFonts w:ascii="Arial" w:hAnsi="Arial" w:cs="Arial"/>
+          <w:sz w:val="22"/>
+          <w:szCs w:val="22"/>
         </w:rPr>
         <w:t xml:space="preserve"> </w:t>
       </w:r>
       <w:r>
         <w:rPr>
           <w:rFonts w:ascii="Arial" w:hAnsi="Arial" w:cs="Arial"/>
+          <w:sz w:val="22"/>
+          <w:szCs w:val="22"/>
         </w:rPr>
         <w:t xml:space="preserve"> </w:t>
       </w:r>
       <w:r>
         <w:rPr>
           <w:rFonts w:ascii="Arial" w:hAnsi="Arial" w:cs="Arial"/>
+          <w:sz w:val="22"/>
+          <w:szCs w:val="22"/>
         </w:rPr>
         <w:t xml:space="preserve"> </w:t>
       </w:r>
@@ -226,6 +308,8 @@
             <w:rStyle w:val="Hyperlink"/>
             <w:rFonts w:ascii="Arial" w:hAnsi="Arial" w:cs="Arial"/>
             <w:color w:val="auto"/>
+            <w:sz w:val="22"/>
+            <w:szCs w:val="22"/>
             <w:u w:val="none"/>
           </w:rPr>
           <w:t>Github.com/Wang-Cankun</w:t>
@@ -237,23 +321,29 @@
         <w:spacing w:line="276" w:lineRule="auto"/>
         <w:rPr>
           <w:rFonts w:ascii="Arial" w:hAnsi="Arial" w:cs="Arial"/>
-        </w:rPr>
-      </w:pPr>
-    </w:p>
-    <w:p>
-      <w:pPr>
-        <w:spacing w:line="276" w:lineRule="auto"/>
-        <w:rPr>
-          <w:rFonts w:ascii="Arial" w:hAnsi="Arial" w:cs="Arial"/>
-          <w:b/>
-          <w:bCs/>
-        </w:rPr>
-      </w:pPr>
-      <w:r>
-        <w:rPr>
-          <w:rFonts w:ascii="Arial" w:hAnsi="Arial" w:cs="Arial"/>
-          <w:b/>
-          <w:bCs/>
+          <w:sz w:val="22"/>
+          <w:szCs w:val="22"/>
+        </w:rPr>
+      </w:pPr>
+    </w:p>
+    <w:p>
+      <w:pPr>
+        <w:spacing w:line="276" w:lineRule="auto"/>
+        <w:rPr>
+          <w:rFonts w:ascii="Arial" w:hAnsi="Arial" w:cs="Arial"/>
+          <w:b/>
+          <w:bCs/>
+          <w:sz w:val="22"/>
+          <w:szCs w:val="22"/>
+        </w:rPr>
+      </w:pPr>
+      <w:r>
+        <w:rPr>
+          <w:rFonts w:ascii="Arial" w:hAnsi="Arial" w:cs="Arial"/>
+          <w:b/>
+          <w:bCs/>
+          <w:sz w:val="22"/>
+          <w:szCs w:val="22"/>
         </w:rPr>
         <w:t xml:space="preserve">EDUCATION                                                  </w:t>
       </w:r>
@@ -264,6 +354,8 @@
         <w:rPr>
           <w:rFonts w:ascii="Arial" w:hAnsi="Arial" w:cs="Arial"/>
           <w:b/>
+          <w:sz w:val="22"/>
+          <w:szCs w:val="22"/>
         </w:rPr>
       </w:pPr>
     </w:p>
@@ -273,35 +365,47 @@
         <w:ind w:left="1680" w:hanging="1680"/>
         <w:rPr>
           <w:rFonts w:ascii="Arial" w:hAnsi="Arial" w:cs="Arial"/>
-        </w:rPr>
-      </w:pPr>
-      <w:r>
-        <w:rPr>
-          <w:rFonts w:ascii="Arial" w:hAnsi="Arial" w:cs="Arial"/>
+          <w:sz w:val="22"/>
+          <w:szCs w:val="22"/>
+        </w:rPr>
+      </w:pPr>
+      <w:r>
+        <w:rPr>
+          <w:rFonts w:ascii="Arial" w:hAnsi="Arial" w:cs="Arial"/>
+          <w:sz w:val="22"/>
+          <w:szCs w:val="22"/>
         </w:rPr>
         <w:t>M.S.,</w:t>
       </w:r>
       <w:r>
         <w:rPr>
           <w:rFonts w:ascii="Arial" w:hAnsi="Arial" w:cs="Arial"/>
+          <w:sz w:val="22"/>
+          <w:szCs w:val="22"/>
         </w:rPr>
         <w:tab/>
       </w:r>
       <w:r>
         <w:rPr>
           <w:rFonts w:ascii="Arial" w:hAnsi="Arial" w:cs="Arial"/>
+          <w:sz w:val="22"/>
+          <w:szCs w:val="22"/>
         </w:rPr>
         <w:t>Plant Science</w:t>
       </w:r>
       <w:r>
         <w:rPr>
           <w:rFonts w:ascii="Arial" w:hAnsi="Arial" w:cs="Arial"/>
+          <w:sz w:val="22"/>
+          <w:szCs w:val="22"/>
         </w:rPr>
         <w:t>, 201</w:t>
       </w:r>
       <w:r>
         <w:rPr>
           <w:rFonts w:ascii="Arial" w:hAnsi="Arial" w:cs="Arial"/>
+          <w:sz w:val="22"/>
+          <w:szCs w:val="22"/>
         </w:rPr>
         <w:t>9</w:t>
       </w:r>
@@ -312,47 +416,63 @@
         <w:ind w:left="1680"/>
         <w:rPr>
           <w:rFonts w:ascii="Arial" w:hAnsi="Arial" w:cs="Arial"/>
-        </w:rPr>
-      </w:pPr>
-      <w:r>
-        <w:rPr>
-          <w:rFonts w:ascii="Arial" w:hAnsi="Arial" w:cs="Arial"/>
+          <w:sz w:val="22"/>
+          <w:szCs w:val="22"/>
+        </w:rPr>
+      </w:pPr>
+      <w:r>
+        <w:rPr>
+          <w:rFonts w:ascii="Arial" w:hAnsi="Arial" w:cs="Arial"/>
+          <w:sz w:val="22"/>
+          <w:szCs w:val="22"/>
         </w:rPr>
         <w:t xml:space="preserve">Department of </w:t>
       </w:r>
       <w:r>
         <w:rPr>
           <w:rFonts w:ascii="Arial" w:hAnsi="Arial" w:cs="Arial"/>
+          <w:sz w:val="22"/>
+          <w:szCs w:val="22"/>
         </w:rPr>
         <w:t>Agronomy, Horticulture &amp; Plant Science</w:t>
       </w:r>
       <w:r>
         <w:rPr>
           <w:rFonts w:ascii="Arial" w:hAnsi="Arial" w:cs="Arial"/>
+          <w:sz w:val="22"/>
+          <w:szCs w:val="22"/>
         </w:rPr>
         <w:t xml:space="preserve">, </w:t>
       </w:r>
       <w:r>
         <w:rPr>
           <w:rFonts w:ascii="Arial" w:hAnsi="Arial" w:cs="Arial"/>
+          <w:sz w:val="22"/>
+          <w:szCs w:val="22"/>
         </w:rPr>
         <w:t>South Dakota State University</w:t>
       </w:r>
       <w:r>
         <w:rPr>
           <w:rFonts w:ascii="Arial" w:hAnsi="Arial" w:cs="Arial"/>
+          <w:sz w:val="22"/>
+          <w:szCs w:val="22"/>
         </w:rPr>
         <w:t xml:space="preserve">, </w:t>
       </w:r>
       <w:r>
         <w:rPr>
           <w:rFonts w:ascii="Arial" w:hAnsi="Arial" w:cs="Arial"/>
+          <w:sz w:val="22"/>
+          <w:szCs w:val="22"/>
         </w:rPr>
         <w:t>SD</w:t>
       </w:r>
       <w:r>
         <w:rPr>
           <w:rFonts w:ascii="Arial" w:hAnsi="Arial" w:cs="Arial"/>
+          <w:sz w:val="22"/>
+          <w:szCs w:val="22"/>
         </w:rPr>
         <w:t xml:space="preserve"> </w:t>
       </w:r>
@@ -363,35 +483,47 @@
         <w:ind w:left="1680" w:hanging="1680"/>
         <w:rPr>
           <w:rFonts w:ascii="Arial" w:hAnsi="Arial" w:cs="Arial"/>
-        </w:rPr>
-      </w:pPr>
-      <w:r>
-        <w:rPr>
-          <w:rFonts w:ascii="Arial" w:hAnsi="Arial" w:cs="Arial"/>
+          <w:sz w:val="22"/>
+          <w:szCs w:val="22"/>
+        </w:rPr>
+      </w:pPr>
+      <w:r>
+        <w:rPr>
+          <w:rFonts w:ascii="Arial" w:hAnsi="Arial" w:cs="Arial"/>
+          <w:sz w:val="22"/>
+          <w:szCs w:val="22"/>
         </w:rPr>
         <w:t xml:space="preserve">B.S.,       </w:t>
       </w:r>
       <w:r>
         <w:rPr>
           <w:rFonts w:ascii="Arial" w:hAnsi="Arial" w:cs="Arial"/>
+          <w:sz w:val="22"/>
+          <w:szCs w:val="22"/>
         </w:rPr>
         <w:tab/>
       </w:r>
       <w:r>
         <w:rPr>
           <w:rFonts w:ascii="Arial" w:hAnsi="Arial" w:cs="Arial"/>
+          <w:sz w:val="22"/>
+          <w:szCs w:val="22"/>
         </w:rPr>
         <w:t>Software Engineering</w:t>
       </w:r>
       <w:r>
         <w:rPr>
           <w:rFonts w:ascii="Arial" w:hAnsi="Arial" w:cs="Arial"/>
+          <w:sz w:val="22"/>
+          <w:szCs w:val="22"/>
         </w:rPr>
         <w:t>, 20</w:t>
       </w:r>
       <w:r>
         <w:rPr>
           <w:rFonts w:ascii="Arial" w:hAnsi="Arial" w:cs="Arial"/>
+          <w:sz w:val="22"/>
+          <w:szCs w:val="22"/>
         </w:rPr>
         <w:t>17</w:t>
       </w:r>
@@ -402,35 +534,57 @@
         <w:ind w:left="1680"/>
         <w:rPr>
           <w:rFonts w:ascii="Arial" w:hAnsi="Arial" w:cs="Arial"/>
-        </w:rPr>
-      </w:pPr>
-      <w:r>
-        <w:rPr>
-          <w:rFonts w:ascii="Arial" w:hAnsi="Arial" w:cs="Arial"/>
+          <w:sz w:val="22"/>
+          <w:szCs w:val="22"/>
+        </w:rPr>
+      </w:pPr>
+      <w:r>
+        <w:rPr>
+          <w:rFonts w:ascii="Arial" w:hAnsi="Arial" w:cs="Arial"/>
+          <w:sz w:val="22"/>
+          <w:szCs w:val="22"/>
         </w:rPr>
         <w:t xml:space="preserve">Department of </w:t>
       </w:r>
       <w:r>
         <w:rPr>
           <w:rFonts w:ascii="Arial" w:hAnsi="Arial" w:cs="Arial"/>
+          <w:sz w:val="22"/>
+          <w:szCs w:val="22"/>
         </w:rPr>
         <w:t>Software Engineering</w:t>
       </w:r>
       <w:r>
         <w:rPr>
           <w:rFonts w:ascii="Arial" w:hAnsi="Arial" w:cs="Arial"/>
+          <w:sz w:val="22"/>
+          <w:szCs w:val="22"/>
         </w:rPr>
         <w:t xml:space="preserve">, </w:t>
       </w:r>
       <w:r>
         <w:rPr>
           <w:rFonts w:ascii="Arial" w:hAnsi="Arial" w:cs="Arial"/>
-        </w:rPr>
-        <w:t>Beijing Jiaotong</w:t>
-      </w:r>
-      <w:r>
-        <w:rPr>
-          <w:rFonts w:ascii="Arial" w:hAnsi="Arial" w:cs="Arial"/>
+          <w:sz w:val="22"/>
+          <w:szCs w:val="22"/>
+        </w:rPr>
+        <w:t xml:space="preserve">Beijing </w:t>
+      </w:r>
+      <w:proofErr w:type="spellStart"/>
+      <w:r>
+        <w:rPr>
+          <w:rFonts w:ascii="Arial" w:hAnsi="Arial" w:cs="Arial"/>
+          <w:sz w:val="22"/>
+          <w:szCs w:val="22"/>
+        </w:rPr>
+        <w:t>Jiaotong</w:t>
+      </w:r>
+      <w:proofErr w:type="spellEnd"/>
+      <w:r>
+        <w:rPr>
+          <w:rFonts w:ascii="Arial" w:hAnsi="Arial" w:cs="Arial"/>
+          <w:sz w:val="22"/>
+          <w:szCs w:val="22"/>
         </w:rPr>
         <w:t xml:space="preserve"> University, China.</w:t>
       </w:r>
@@ -440,23 +594,29 @@
         <w:spacing w:line="276" w:lineRule="auto"/>
         <w:rPr>
           <w:rFonts w:ascii="Arial" w:hAnsi="Arial" w:cs="Arial"/>
-        </w:rPr>
-      </w:pPr>
-    </w:p>
-    <w:p>
-      <w:pPr>
-        <w:spacing w:line="276" w:lineRule="auto"/>
-        <w:rPr>
-          <w:rFonts w:ascii="Arial" w:hAnsi="Arial" w:cs="Arial"/>
-          <w:b/>
-          <w:bCs/>
-        </w:rPr>
-      </w:pPr>
-      <w:r>
-        <w:rPr>
-          <w:rFonts w:ascii="Arial" w:hAnsi="Arial" w:cs="Arial"/>
-          <w:b/>
-          <w:bCs/>
+          <w:sz w:val="22"/>
+          <w:szCs w:val="22"/>
+        </w:rPr>
+      </w:pPr>
+    </w:p>
+    <w:p>
+      <w:pPr>
+        <w:spacing w:line="276" w:lineRule="auto"/>
+        <w:rPr>
+          <w:rFonts w:ascii="Arial" w:hAnsi="Arial" w:cs="Arial"/>
+          <w:b/>
+          <w:bCs/>
+          <w:sz w:val="22"/>
+          <w:szCs w:val="22"/>
+        </w:rPr>
+      </w:pPr>
+      <w:r>
+        <w:rPr>
+          <w:rFonts w:ascii="Arial" w:hAnsi="Arial" w:cs="Arial"/>
+          <w:b/>
+          <w:bCs/>
+          <w:sz w:val="22"/>
+          <w:szCs w:val="22"/>
         </w:rPr>
         <w:t xml:space="preserve">PROFESSIONAL EXPERIENCE                                                </w:t>
       </w:r>
@@ -466,49 +626,33 @@
         <w:spacing w:line="276" w:lineRule="auto"/>
         <w:rPr>
           <w:rFonts w:ascii="Arial" w:hAnsi="Arial" w:cs="Arial"/>
-        </w:rPr>
-      </w:pPr>
-    </w:p>
-    <w:p>
-      <w:pPr>
-        <w:spacing w:line="276" w:lineRule="auto"/>
-        <w:rPr>
-          <w:rFonts w:ascii="Arial" w:hAnsi="Arial" w:cs="Arial"/>
-        </w:rPr>
-      </w:pPr>
-      <w:r>
-        <w:rPr>
-          <w:rFonts w:ascii="Arial" w:hAnsi="Arial" w:cs="Arial"/>
-        </w:rPr>
-        <w:t>0</w:t>
-      </w:r>
-      <w:r>
-        <w:rPr>
-          <w:rFonts w:ascii="Arial" w:hAnsi="Arial" w:cs="Arial"/>
-        </w:rPr>
-        <w:t>7</w:t>
-      </w:r>
-      <w:r>
-        <w:rPr>
-          <w:rFonts w:ascii="Arial" w:hAnsi="Arial" w:cs="Arial"/>
-        </w:rPr>
-        <w:t>/20</w:t>
-      </w:r>
-      <w:r>
-        <w:rPr>
-          <w:rFonts w:ascii="Arial" w:hAnsi="Arial" w:cs="Arial"/>
-        </w:rPr>
-        <w:t>24</w:t>
-      </w:r>
-      <w:r>
-        <w:rPr>
-          <w:rFonts w:ascii="Arial" w:hAnsi="Arial" w:cs="Arial"/>
-        </w:rPr>
-        <w:t>-present,</w:t>
-      </w:r>
-      <w:r>
-        <w:rPr>
-          <w:rFonts w:ascii="Arial" w:hAnsi="Arial" w:cs="Arial"/>
+          <w:sz w:val="22"/>
+          <w:szCs w:val="22"/>
+        </w:rPr>
+      </w:pPr>
+    </w:p>
+    <w:p>
+      <w:pPr>
+        <w:spacing w:line="276" w:lineRule="auto"/>
+        <w:rPr>
+          <w:rFonts w:ascii="Arial" w:hAnsi="Arial" w:cs="Arial"/>
+          <w:sz w:val="22"/>
+          <w:szCs w:val="22"/>
+        </w:rPr>
+      </w:pPr>
+      <w:r>
+        <w:rPr>
+          <w:rFonts w:ascii="Arial" w:hAnsi="Arial" w:cs="Arial"/>
+          <w:sz w:val="22"/>
+          <w:szCs w:val="22"/>
+        </w:rPr>
+        <w:t>07/2024-present,</w:t>
+      </w:r>
+      <w:r>
+        <w:rPr>
+          <w:rFonts w:ascii="Arial" w:hAnsi="Arial" w:cs="Arial"/>
+          <w:sz w:val="22"/>
+          <w:szCs w:val="22"/>
         </w:rPr>
         <w:tab/>
       </w:r>
@@ -516,6 +660,8 @@
         <w:rPr>
           <w:rFonts w:ascii="Arial" w:hAnsi="Arial" w:cs="Arial"/>
           <w:b/>
+          <w:sz w:val="22"/>
+          <w:szCs w:val="22"/>
         </w:rPr>
         <w:t>Biostatistics Senior Analyst</w:t>
       </w:r>
@@ -526,31 +672,51 @@
         <w:ind w:left="2040" w:firstLine="60"/>
         <w:rPr>
           <w:rFonts w:ascii="Arial" w:hAnsi="Arial" w:cs="Arial"/>
-        </w:rPr>
-      </w:pPr>
-      <w:r>
-        <w:rPr>
-          <w:rFonts w:ascii="Arial" w:hAnsi="Arial" w:cs="Arial"/>
-        </w:rPr>
-        <w:t>Pelotonia Institute for Immuno-Oncology</w:t>
-      </w:r>
-      <w:r>
-        <w:rPr>
-          <w:rFonts w:ascii="Arial" w:hAnsi="Arial" w:cs="Arial"/>
-        </w:rPr>
-        <w:t xml:space="preserve"> </w:t>
-      </w:r>
-      <w:r>
-        <w:rPr>
-          <w:rFonts w:ascii="Arial" w:hAnsi="Arial" w:cs="Arial"/>
-        </w:rPr>
-        <w:t xml:space="preserve">at </w:t>
-      </w:r>
-      <w:r>
-        <w:rPr>
-          <w:rFonts w:ascii="Arial" w:hAnsi="Arial" w:cs="Arial"/>
-        </w:rPr>
-        <w:t>The Ohio State University Comprehensive Cencer Center</w:t>
+          <w:sz w:val="22"/>
+          <w:szCs w:val="22"/>
+        </w:rPr>
+      </w:pPr>
+      <w:proofErr w:type="spellStart"/>
+      <w:r>
+        <w:rPr>
+          <w:rFonts w:ascii="Arial" w:hAnsi="Arial" w:cs="Arial"/>
+          <w:sz w:val="22"/>
+          <w:szCs w:val="22"/>
+        </w:rPr>
+        <w:t>Pelotonia</w:t>
+      </w:r>
+      <w:proofErr w:type="spellEnd"/>
+      <w:r>
+        <w:rPr>
+          <w:rFonts w:ascii="Arial" w:hAnsi="Arial" w:cs="Arial"/>
+          <w:sz w:val="22"/>
+          <w:szCs w:val="22"/>
+        </w:rPr>
+        <w:t xml:space="preserve"> Institute for Immuno-Oncology at </w:t>
+      </w:r>
+      <w:r>
+        <w:rPr>
+          <w:rFonts w:ascii="Arial" w:hAnsi="Arial" w:cs="Arial"/>
+          <w:sz w:val="22"/>
+          <w:szCs w:val="22"/>
+        </w:rPr>
+        <w:t>The Ohio State University Comprehensive C</w:t>
+      </w:r>
+      <w:r>
+        <w:rPr>
+          <w:rFonts w:ascii="Arial" w:hAnsi="Arial" w:cs="Arial"/>
+          <w:sz w:val="22"/>
+          <w:szCs w:val="22"/>
+        </w:rPr>
+        <w:t>a</w:t>
+      </w:r>
+      <w:r>
+        <w:rPr>
+          <w:rFonts w:ascii="Arial" w:hAnsi="Arial" w:cs="Arial"/>
+          <w:sz w:val="22"/>
+          <w:szCs w:val="22"/>
+        </w:rPr>
+        <w:t>ncer Center</w:t>
       </w:r>
     </w:p>
     <w:p>
@@ -570,17 +736,23 @@
         <w:contextualSpacing/>
         <w:rPr>
           <w:rFonts w:ascii="Arial" w:hAnsi="Arial" w:cs="Arial"/>
-        </w:rPr>
-      </w:pPr>
-      <w:r>
-        <w:rPr>
-          <w:rFonts w:ascii="Arial" w:hAnsi="Arial" w:cs="Arial"/>
+          <w:sz w:val="22"/>
+          <w:szCs w:val="22"/>
+        </w:rPr>
+      </w:pPr>
+      <w:r>
+        <w:rPr>
+          <w:rFonts w:ascii="Arial" w:hAnsi="Arial" w:cs="Arial"/>
+          <w:sz w:val="22"/>
+          <w:szCs w:val="22"/>
         </w:rPr>
         <w:t>Analyze bulk-level, single-cell, and spatial multi-omics datasets to derive meaningful insights for immuno-oncology research</w:t>
       </w:r>
       <w:r>
         <w:rPr>
           <w:rFonts w:ascii="Arial" w:hAnsi="Arial" w:cs="Arial"/>
+          <w:sz w:val="22"/>
+          <w:szCs w:val="22"/>
         </w:rPr>
         <w:t>.</w:t>
       </w:r>
@@ -602,11 +774,15 @@
         <w:contextualSpacing/>
         <w:rPr>
           <w:rFonts w:ascii="Arial" w:hAnsi="Arial" w:cs="Arial"/>
-        </w:rPr>
-      </w:pPr>
-      <w:r>
-        <w:rPr>
-          <w:rFonts w:ascii="Arial" w:hAnsi="Arial" w:cs="Arial"/>
+          <w:sz w:val="22"/>
+          <w:szCs w:val="22"/>
+        </w:rPr>
+      </w:pPr>
+      <w:r>
+        <w:rPr>
+          <w:rFonts w:ascii="Arial" w:hAnsi="Arial" w:cs="Arial"/>
+          <w:sz w:val="22"/>
+          <w:szCs w:val="22"/>
         </w:rPr>
         <w:t>Design and implement efficient bioinformatics workflows that streamline data analysis and enhance research outcomes.</w:t>
       </w:r>
@@ -628,45 +804,63 @@
         <w:contextualSpacing/>
         <w:rPr>
           <w:rFonts w:ascii="Arial" w:eastAsia="Century Gothic" w:hAnsi="Arial" w:cs="Arial"/>
+          <w:sz w:val="22"/>
+          <w:szCs w:val="22"/>
         </w:rPr>
       </w:pPr>
       <w:r>
         <w:rPr>
           <w:rFonts w:ascii="Arial" w:eastAsia="Century Gothic" w:hAnsi="Arial" w:cs="Arial"/>
+          <w:sz w:val="22"/>
+          <w:szCs w:val="22"/>
         </w:rPr>
         <w:t>Develop and maintain secure, scalable cloud solutions (AWS, Azure) to ensure data integrity and compliance with PHI and HIPAA regulations</w:t>
       </w:r>
       <w:r>
         <w:rPr>
           <w:rFonts w:ascii="Arial" w:eastAsia="Century Gothic" w:hAnsi="Arial" w:cs="Arial"/>
+          <w:sz w:val="22"/>
+          <w:szCs w:val="22"/>
         </w:rPr>
         <w:t xml:space="preserve"> from </w:t>
       </w:r>
       <w:r>
         <w:rPr>
           <w:rFonts w:ascii="Arial" w:eastAsia="Century Gothic" w:hAnsi="Arial" w:cs="Arial"/>
+          <w:sz w:val="22"/>
+          <w:szCs w:val="22"/>
         </w:rPr>
         <w:t>the</w:t>
       </w:r>
       <w:r>
         <w:rPr>
           <w:rFonts w:ascii="Arial" w:eastAsia="Century Gothic" w:hAnsi="Arial" w:cs="Arial"/>
+          <w:sz w:val="22"/>
+          <w:szCs w:val="22"/>
         </w:rPr>
         <w:t xml:space="preserve"> </w:t>
       </w:r>
       <w:r>
         <w:rPr>
           <w:rFonts w:ascii="Arial" w:eastAsia="Century Gothic" w:hAnsi="Arial" w:cs="Arial"/>
+          <w:sz w:val="22"/>
+          <w:szCs w:val="22"/>
         </w:rPr>
         <w:t>Department of Biomedical Informatics</w:t>
       </w:r>
       <w:r>
         <w:rPr>
           <w:rFonts w:ascii="Arial" w:eastAsia="Century Gothic" w:hAnsi="Arial" w:cs="Arial"/>
+          <w:sz w:val="22"/>
+          <w:szCs w:val="22"/>
         </w:rPr>
         <w:t>.</w:t>
       </w:r>
       <w:r>
+        <w:rPr>
+          <w:sz w:val="22"/>
+          <w:szCs w:val="22"/>
+        </w:rPr>
         <w:t xml:space="preserve"> </w:t>
       </w:r>
     </w:p>
@@ -687,11 +881,15 @@
         <w:contextualSpacing/>
         <w:rPr>
           <w:rFonts w:ascii="Arial" w:eastAsia="Century Gothic" w:hAnsi="Arial" w:cs="Arial"/>
+          <w:sz w:val="22"/>
+          <w:szCs w:val="22"/>
         </w:rPr>
       </w:pPr>
       <w:r>
         <w:rPr>
           <w:rFonts w:ascii="Arial" w:eastAsia="Century Gothic" w:hAnsi="Arial" w:cs="Arial"/>
+          <w:sz w:val="22"/>
+          <w:szCs w:val="22"/>
         </w:rPr>
         <w:t>Build and maintain comprehensive web applications, databases, and knowledgebases to support data-driven research initiatives.</w:t>
       </w:r>
@@ -701,49 +899,65 @@
         <w:spacing w:line="276" w:lineRule="auto"/>
         <w:rPr>
           <w:rFonts w:ascii="Arial" w:eastAsia="Century Gothic" w:hAnsi="Arial" w:cs="Arial"/>
-        </w:rPr>
-      </w:pPr>
-    </w:p>
-    <w:p>
-      <w:pPr>
-        <w:spacing w:line="276" w:lineRule="auto"/>
-        <w:rPr>
-          <w:rFonts w:ascii="Arial" w:hAnsi="Arial" w:cs="Arial"/>
-        </w:rPr>
-      </w:pPr>
-      <w:r>
-        <w:rPr>
-          <w:rFonts w:ascii="Arial" w:hAnsi="Arial" w:cs="Arial"/>
+          <w:sz w:val="22"/>
+          <w:szCs w:val="22"/>
+        </w:rPr>
+      </w:pPr>
+    </w:p>
+    <w:p>
+      <w:pPr>
+        <w:spacing w:line="276" w:lineRule="auto"/>
+        <w:rPr>
+          <w:rFonts w:ascii="Arial" w:hAnsi="Arial" w:cs="Arial"/>
+          <w:sz w:val="22"/>
+          <w:szCs w:val="22"/>
+        </w:rPr>
+      </w:pPr>
+      <w:r>
+        <w:rPr>
+          <w:rFonts w:ascii="Arial" w:hAnsi="Arial" w:cs="Arial"/>
+          <w:sz w:val="22"/>
+          <w:szCs w:val="22"/>
         </w:rPr>
         <w:t>0</w:t>
       </w:r>
       <w:r>
         <w:rPr>
           <w:rFonts w:ascii="Arial" w:hAnsi="Arial" w:cs="Arial"/>
+          <w:sz w:val="22"/>
+          <w:szCs w:val="22"/>
         </w:rPr>
         <w:t>9/2019</w:t>
       </w:r>
       <w:r>
         <w:rPr>
           <w:rFonts w:ascii="Arial" w:hAnsi="Arial" w:cs="Arial"/>
+          <w:sz w:val="22"/>
+          <w:szCs w:val="22"/>
         </w:rPr>
         <w:t>-</w:t>
       </w:r>
       <w:r>
         <w:rPr>
           <w:rFonts w:ascii="Arial" w:hAnsi="Arial" w:cs="Arial"/>
+          <w:sz w:val="22"/>
+          <w:szCs w:val="22"/>
         </w:rPr>
         <w:t>07/2024</w:t>
       </w:r>
       <w:r>
         <w:rPr>
           <w:rFonts w:ascii="Arial" w:hAnsi="Arial" w:cs="Arial"/>
+          <w:sz w:val="22"/>
+          <w:szCs w:val="22"/>
         </w:rPr>
         <w:t>,</w:t>
       </w:r>
       <w:r>
         <w:rPr>
           <w:rFonts w:ascii="Arial" w:hAnsi="Arial" w:cs="Arial"/>
+          <w:sz w:val="22"/>
+          <w:szCs w:val="22"/>
         </w:rPr>
         <w:tab/>
       </w:r>
@@ -751,6 +965,8 @@
         <w:rPr>
           <w:rFonts w:ascii="Arial" w:hAnsi="Arial" w:cs="Arial"/>
           <w:b/>
+          <w:sz w:val="22"/>
+          <w:szCs w:val="22"/>
         </w:rPr>
         <w:t>Biomedical Informatics Specialist</w:t>
       </w:r>
@@ -760,35 +976,47 @@
         <w:spacing w:line="276" w:lineRule="auto"/>
         <w:rPr>
           <w:rFonts w:ascii="Arial" w:hAnsi="Arial" w:cs="Arial"/>
-        </w:rPr>
-      </w:pPr>
-      <w:r>
-        <w:rPr>
-          <w:rFonts w:ascii="Arial" w:hAnsi="Arial" w:cs="Arial"/>
+          <w:sz w:val="22"/>
+          <w:szCs w:val="22"/>
+        </w:rPr>
+      </w:pPr>
+      <w:r>
+        <w:rPr>
+          <w:rFonts w:ascii="Arial" w:hAnsi="Arial" w:cs="Arial"/>
+          <w:sz w:val="22"/>
+          <w:szCs w:val="22"/>
         </w:rPr>
         <w:tab/>
       </w:r>
       <w:r>
         <w:rPr>
           <w:rFonts w:ascii="Arial" w:hAnsi="Arial" w:cs="Arial"/>
+          <w:sz w:val="22"/>
+          <w:szCs w:val="22"/>
         </w:rPr>
         <w:tab/>
       </w:r>
       <w:r>
         <w:rPr>
           <w:rFonts w:ascii="Arial" w:hAnsi="Arial" w:cs="Arial"/>
+          <w:sz w:val="22"/>
+          <w:szCs w:val="22"/>
         </w:rPr>
         <w:tab/>
       </w:r>
       <w:r>
         <w:rPr>
           <w:rFonts w:ascii="Arial" w:hAnsi="Arial" w:cs="Arial"/>
+          <w:sz w:val="22"/>
+          <w:szCs w:val="22"/>
         </w:rPr>
         <w:tab/>
       </w:r>
       <w:r>
         <w:rPr>
           <w:rFonts w:ascii="Arial" w:hAnsi="Arial" w:cs="Arial"/>
+          <w:sz w:val="22"/>
+          <w:szCs w:val="22"/>
         </w:rPr>
         <w:tab/>
         <w:t>Department of Biomedical Informatics at the Ohio State University</w:t>
@@ -812,11 +1040,15 @@
         <w:contextualSpacing/>
         <w:rPr>
           <w:rFonts w:ascii="Arial" w:hAnsi="Arial" w:cs="Arial"/>
+          <w:sz w:val="22"/>
+          <w:szCs w:val="22"/>
         </w:rPr>
       </w:pPr>
       <w:r>
         <w:rPr>
           <w:rFonts w:ascii="Arial" w:eastAsia="Century Gothic" w:hAnsi="Arial" w:cs="Arial"/>
+          <w:sz w:val="22"/>
+          <w:szCs w:val="22"/>
         </w:rPr>
         <w:t>Led the development of Azure and AWS cloud computing platforms for the Department of Biomedical Informatics, guaranteeing dependable and efficient cloud-based solutions for vital research and clinical projects involving PHI and HIPAA compliance.</w:t>
       </w:r>
@@ -839,13 +1071,16 @@
         <w:contextualSpacing/>
         <w:rPr>
           <w:rFonts w:ascii="Arial" w:hAnsi="Arial" w:cs="Arial"/>
-        </w:rPr>
-      </w:pPr>
-      <w:r>
-        <w:rPr>
-          <w:rFonts w:ascii="Arial" w:hAnsi="Arial" w:cs="Arial"/>
-        </w:rPr>
-        <w:lastRenderedPageBreak/>
+          <w:sz w:val="22"/>
+          <w:szCs w:val="22"/>
+        </w:rPr>
+      </w:pPr>
+      <w:r>
+        <w:rPr>
+          <w:rFonts w:ascii="Arial" w:hAnsi="Arial" w:cs="Arial"/>
+          <w:sz w:val="22"/>
+          <w:szCs w:val="22"/>
+        </w:rPr>
         <w:t>Conducted cutting-edge analysis of single-cell multi-omics data and next-generation sequencing data to gain insights into complex biological systems and diseases.</w:t>
       </w:r>
     </w:p>
@@ -867,11 +1102,15 @@
         <w:contextualSpacing/>
         <w:rPr>
           <w:rFonts w:ascii="Arial" w:hAnsi="Arial" w:cs="Arial"/>
-        </w:rPr>
-      </w:pPr>
-      <w:r>
-        <w:rPr>
-          <w:rFonts w:ascii="Arial" w:hAnsi="Arial" w:cs="Arial"/>
+          <w:sz w:val="22"/>
+          <w:szCs w:val="22"/>
+        </w:rPr>
+      </w:pPr>
+      <w:r>
+        <w:rPr>
+          <w:rFonts w:ascii="Arial" w:hAnsi="Arial" w:cs="Arial"/>
+          <w:sz w:val="22"/>
+          <w:szCs w:val="22"/>
         </w:rPr>
         <w:t>Designed and implemented highly integrated bioinformatics web applications, packages, and databases to streamline data analysis and accelerate research.</w:t>
       </w:r>
@@ -894,11 +1133,15 @@
         <w:contextualSpacing/>
         <w:rPr>
           <w:rFonts w:ascii="Arial" w:hAnsi="Arial" w:cs="Arial"/>
-        </w:rPr>
-      </w:pPr>
-      <w:r>
-        <w:rPr>
-          <w:rFonts w:ascii="Arial" w:hAnsi="Arial" w:cs="Arial"/>
+          <w:sz w:val="22"/>
+          <w:szCs w:val="22"/>
+        </w:rPr>
+      </w:pPr>
+      <w:r>
+        <w:rPr>
+          <w:rFonts w:ascii="Arial" w:hAnsi="Arial" w:cs="Arial"/>
+          <w:sz w:val="22"/>
+          <w:szCs w:val="22"/>
         </w:rPr>
         <w:t>Utilized clinical variables extracted from electronic medical/health records (EMR/EHR) to study the activities of intensive care patients with critical illnesses, leading to improved understanding and treatment of these conditions.</w:t>
       </w:r>
@@ -921,13 +1164,54 @@
         <w:contextualSpacing/>
         <w:rPr>
           <w:rFonts w:ascii="Arial" w:hAnsi="Arial" w:cs="Arial"/>
-        </w:rPr>
-      </w:pPr>
-      <w:r>
-        <w:rPr>
-          <w:rFonts w:ascii="Arial" w:hAnsi="Arial" w:cs="Arial"/>
-        </w:rPr>
-        <w:t>Developed deep learning frameworks to study transcriptional regulation using single-cell multiomics data, providing new avenues for investigating gene expression patterns and regulation mechanisms.</w:t>
+          <w:sz w:val="22"/>
+          <w:szCs w:val="22"/>
+        </w:rPr>
+      </w:pPr>
+      <w:r>
+        <w:rPr>
+          <w:rFonts w:ascii="Arial" w:hAnsi="Arial" w:cs="Arial"/>
+          <w:sz w:val="22"/>
+          <w:szCs w:val="22"/>
+        </w:rPr>
+        <w:lastRenderedPageBreak/>
+        <w:t xml:space="preserve">Developed deep learning frameworks to study transcriptional regulation using </w:t>
+      </w:r>
+      <w:proofErr w:type="gramStart"/>
+      <w:r>
+        <w:rPr>
+          <w:rFonts w:ascii="Arial" w:hAnsi="Arial" w:cs="Arial"/>
+          <w:sz w:val="22"/>
+          <w:szCs w:val="22"/>
+        </w:rPr>
+        <w:t>single-cell</w:t>
+      </w:r>
+      <w:proofErr w:type="gramEnd"/>
+      <w:r>
+        <w:rPr>
+          <w:rFonts w:ascii="Arial" w:hAnsi="Arial" w:cs="Arial"/>
+          <w:sz w:val="22"/>
+          <w:szCs w:val="22"/>
+        </w:rPr>
+        <w:t xml:space="preserve"> </w:t>
+      </w:r>
+      <w:proofErr w:type="spellStart"/>
+      <w:r>
+        <w:rPr>
+          <w:rFonts w:ascii="Arial" w:hAnsi="Arial" w:cs="Arial"/>
+          <w:sz w:val="22"/>
+          <w:szCs w:val="22"/>
+        </w:rPr>
+        <w:t>multiomics</w:t>
+      </w:r>
+      <w:proofErr w:type="spellEnd"/>
+      <w:r>
+        <w:rPr>
+          <w:rFonts w:ascii="Arial" w:hAnsi="Arial" w:cs="Arial"/>
+          <w:sz w:val="22"/>
+          <w:szCs w:val="22"/>
+        </w:rPr>
+        <w:t xml:space="preserve"> data, providing new avenues for investigating gene expression patterns and regulation mechanisms.</w:t>
       </w:r>
     </w:p>
     <w:p>
@@ -944,62 +1228,82 @@
         <w:contextualSpacing/>
         <w:rPr>
           <w:rFonts w:ascii="Arial" w:hAnsi="Arial" w:cs="Arial"/>
-        </w:rPr>
-      </w:pPr>
-    </w:p>
-    <w:p>
-      <w:pPr>
-        <w:spacing w:line="276" w:lineRule="auto"/>
-        <w:rPr>
-          <w:rFonts w:ascii="Arial" w:hAnsi="Arial" w:cs="Arial"/>
-          <w:b/>
-        </w:rPr>
-      </w:pPr>
-      <w:r>
-        <w:rPr>
-          <w:rFonts w:ascii="Arial" w:hAnsi="Arial" w:cs="Arial"/>
+          <w:sz w:val="22"/>
+          <w:szCs w:val="22"/>
+        </w:rPr>
+      </w:pPr>
+    </w:p>
+    <w:p>
+      <w:pPr>
+        <w:spacing w:line="276" w:lineRule="auto"/>
+        <w:rPr>
+          <w:rFonts w:ascii="Arial" w:hAnsi="Arial" w:cs="Arial"/>
+          <w:b/>
+          <w:sz w:val="22"/>
+          <w:szCs w:val="22"/>
+        </w:rPr>
+      </w:pPr>
+      <w:r>
+        <w:rPr>
+          <w:rFonts w:ascii="Arial" w:hAnsi="Arial" w:cs="Arial"/>
+          <w:sz w:val="22"/>
+          <w:szCs w:val="22"/>
         </w:rPr>
         <w:t>0</w:t>
       </w:r>
       <w:r>
         <w:rPr>
           <w:rFonts w:ascii="Arial" w:hAnsi="Arial" w:cs="Arial"/>
+          <w:sz w:val="22"/>
+          <w:szCs w:val="22"/>
         </w:rPr>
         <w:t>5</w:t>
       </w:r>
       <w:r>
         <w:rPr>
           <w:rFonts w:ascii="Arial" w:hAnsi="Arial" w:cs="Arial"/>
+          <w:sz w:val="22"/>
+          <w:szCs w:val="22"/>
         </w:rPr>
         <w:t>/201</w:t>
       </w:r>
       <w:r>
         <w:rPr>
           <w:rFonts w:ascii="Arial" w:hAnsi="Arial" w:cs="Arial"/>
+          <w:sz w:val="22"/>
+          <w:szCs w:val="22"/>
         </w:rPr>
         <w:t>9</w:t>
       </w:r>
       <w:r>
         <w:rPr>
           <w:rFonts w:ascii="Arial" w:hAnsi="Arial" w:cs="Arial"/>
+          <w:sz w:val="22"/>
+          <w:szCs w:val="22"/>
         </w:rPr>
         <w:t>-0</w:t>
       </w:r>
       <w:r>
         <w:rPr>
           <w:rFonts w:ascii="Arial" w:hAnsi="Arial" w:cs="Arial"/>
+          <w:sz w:val="22"/>
+          <w:szCs w:val="22"/>
         </w:rPr>
         <w:t>7</w:t>
       </w:r>
       <w:r>
         <w:rPr>
           <w:rFonts w:ascii="Arial" w:hAnsi="Arial" w:cs="Arial"/>
+          <w:sz w:val="22"/>
+          <w:szCs w:val="22"/>
         </w:rPr>
         <w:t xml:space="preserve">/2019, </w:t>
       </w:r>
       <w:r>
         <w:rPr>
           <w:rFonts w:ascii="Arial" w:hAnsi="Arial" w:cs="Arial"/>
+          <w:sz w:val="22"/>
+          <w:szCs w:val="22"/>
         </w:rPr>
         <w:tab/>
       </w:r>
@@ -1007,6 +1311,8 @@
         <w:rPr>
           <w:rFonts w:ascii="Arial" w:hAnsi="Arial" w:cs="Arial"/>
           <w:b/>
+          <w:sz w:val="22"/>
+          <w:szCs w:val="22"/>
         </w:rPr>
         <w:t>Student Intern</w:t>
       </w:r>
@@ -1014,6 +1320,8 @@
         <w:rPr>
           <w:rFonts w:ascii="Arial" w:hAnsi="Arial" w:cs="Arial"/>
           <w:b/>
+          <w:sz w:val="22"/>
+          <w:szCs w:val="22"/>
         </w:rPr>
         <w:t xml:space="preserve"> </w:t>
       </w:r>
@@ -1023,35 +1331,47 @@
         <w:spacing w:line="276" w:lineRule="auto"/>
         <w:rPr>
           <w:rFonts w:ascii="Arial" w:hAnsi="Arial" w:cs="Arial"/>
-        </w:rPr>
-      </w:pPr>
-      <w:r>
-        <w:rPr>
-          <w:rFonts w:ascii="Arial" w:hAnsi="Arial" w:cs="Arial"/>
+          <w:sz w:val="22"/>
+          <w:szCs w:val="22"/>
+        </w:rPr>
+      </w:pPr>
+      <w:r>
+        <w:rPr>
+          <w:rFonts w:ascii="Arial" w:hAnsi="Arial" w:cs="Arial"/>
+          <w:sz w:val="22"/>
+          <w:szCs w:val="22"/>
         </w:rPr>
         <w:tab/>
       </w:r>
       <w:r>
         <w:rPr>
           <w:rFonts w:ascii="Arial" w:hAnsi="Arial" w:cs="Arial"/>
+          <w:sz w:val="22"/>
+          <w:szCs w:val="22"/>
         </w:rPr>
         <w:tab/>
       </w:r>
       <w:r>
         <w:rPr>
           <w:rFonts w:ascii="Arial" w:hAnsi="Arial" w:cs="Arial"/>
+          <w:sz w:val="22"/>
+          <w:szCs w:val="22"/>
         </w:rPr>
         <w:tab/>
       </w:r>
       <w:r>
         <w:rPr>
           <w:rFonts w:ascii="Arial" w:hAnsi="Arial" w:cs="Arial"/>
+          <w:sz w:val="22"/>
+          <w:szCs w:val="22"/>
         </w:rPr>
         <w:tab/>
       </w:r>
       <w:r>
         <w:rPr>
           <w:rFonts w:ascii="Arial" w:hAnsi="Arial" w:cs="Arial"/>
+          <w:sz w:val="22"/>
+          <w:szCs w:val="22"/>
         </w:rPr>
         <w:tab/>
         <w:t>Department of Biomedical Informatics at the Ohio State University</w:t>
@@ -1075,13 +1395,35 @@
         <w:contextualSpacing/>
         <w:rPr>
           <w:rFonts w:ascii="Arial" w:hAnsi="Arial" w:cs="Arial"/>
+          <w:sz w:val="22"/>
+          <w:szCs w:val="22"/>
         </w:rPr>
       </w:pPr>
       <w:r>
         <w:rPr>
           <w:rFonts w:ascii="Arial" w:eastAsia="Century Gothic" w:hAnsi="Arial" w:cs="Arial"/>
-        </w:rPr>
-        <w:t>Developed an R package for identification of regulatory DNA motifs using ChIP-exo data</w:t>
+          <w:sz w:val="22"/>
+          <w:szCs w:val="22"/>
+        </w:rPr>
+        <w:t xml:space="preserve">Developed an R package for identification of regulatory DNA motifs using </w:t>
+      </w:r>
+      <w:proofErr w:type="spellStart"/>
+      <w:r>
+        <w:rPr>
+          <w:rFonts w:ascii="Arial" w:eastAsia="Century Gothic" w:hAnsi="Arial" w:cs="Arial"/>
+          <w:sz w:val="22"/>
+          <w:szCs w:val="22"/>
+        </w:rPr>
+        <w:t>ChIP-exo</w:t>
+      </w:r>
+      <w:proofErr w:type="spellEnd"/>
+      <w:r>
+        <w:rPr>
+          <w:rFonts w:ascii="Arial" w:eastAsia="Century Gothic" w:hAnsi="Arial" w:cs="Arial"/>
+          <w:sz w:val="22"/>
+          <w:szCs w:val="22"/>
+        </w:rPr>
+        <w:t xml:space="preserve"> data</w:t>
       </w:r>
     </w:p>
     <w:p>
@@ -1097,61 +1439,81 @@
         <w:contextualSpacing/>
         <w:rPr>
           <w:rFonts w:ascii="Arial" w:hAnsi="Arial" w:cs="Arial"/>
-        </w:rPr>
-      </w:pPr>
-    </w:p>
-    <w:p>
-      <w:pPr>
-        <w:spacing w:line="276" w:lineRule="auto"/>
-        <w:rPr>
-          <w:rFonts w:ascii="Arial" w:hAnsi="Arial" w:cs="Arial"/>
-        </w:rPr>
-      </w:pPr>
-      <w:r>
-        <w:rPr>
-          <w:rFonts w:ascii="Arial" w:hAnsi="Arial" w:cs="Arial"/>
+          <w:sz w:val="22"/>
+          <w:szCs w:val="22"/>
+        </w:rPr>
+      </w:pPr>
+    </w:p>
+    <w:p>
+      <w:pPr>
+        <w:spacing w:line="276" w:lineRule="auto"/>
+        <w:rPr>
+          <w:rFonts w:ascii="Arial" w:hAnsi="Arial" w:cs="Arial"/>
+          <w:sz w:val="22"/>
+          <w:szCs w:val="22"/>
+        </w:rPr>
+      </w:pPr>
+      <w:r>
+        <w:rPr>
+          <w:rFonts w:ascii="Arial" w:hAnsi="Arial" w:cs="Arial"/>
+          <w:sz w:val="22"/>
+          <w:szCs w:val="22"/>
         </w:rPr>
         <w:t>0</w:t>
       </w:r>
       <w:r>
         <w:rPr>
           <w:rFonts w:ascii="Arial" w:hAnsi="Arial" w:cs="Arial"/>
+          <w:sz w:val="22"/>
+          <w:szCs w:val="22"/>
         </w:rPr>
         <w:t>1</w:t>
       </w:r>
       <w:r>
         <w:rPr>
           <w:rFonts w:ascii="Arial" w:hAnsi="Arial" w:cs="Arial"/>
+          <w:sz w:val="22"/>
+          <w:szCs w:val="22"/>
         </w:rPr>
         <w:t>/201</w:t>
       </w:r>
       <w:r>
         <w:rPr>
           <w:rFonts w:ascii="Arial" w:hAnsi="Arial" w:cs="Arial"/>
+          <w:sz w:val="22"/>
+          <w:szCs w:val="22"/>
         </w:rPr>
         <w:t>8</w:t>
       </w:r>
       <w:r>
         <w:rPr>
           <w:rFonts w:ascii="Arial" w:hAnsi="Arial" w:cs="Arial"/>
+          <w:sz w:val="22"/>
+          <w:szCs w:val="22"/>
         </w:rPr>
         <w:t>-0</w:t>
       </w:r>
       <w:r>
         <w:rPr>
           <w:rFonts w:ascii="Arial" w:hAnsi="Arial" w:cs="Arial"/>
+          <w:sz w:val="22"/>
+          <w:szCs w:val="22"/>
         </w:rPr>
         <w:t>5</w:t>
       </w:r>
       <w:r>
         <w:rPr>
           <w:rFonts w:ascii="Arial" w:hAnsi="Arial" w:cs="Arial"/>
+          <w:sz w:val="22"/>
+          <w:szCs w:val="22"/>
         </w:rPr>
         <w:t>/2019</w:t>
       </w:r>
       <w:r>
         <w:rPr>
           <w:rFonts w:ascii="Arial" w:hAnsi="Arial" w:cs="Arial"/>
+          <w:sz w:val="22"/>
+          <w:szCs w:val="22"/>
         </w:rPr>
         <w:tab/>
       </w:r>
@@ -1159,6 +1521,8 @@
         <w:rPr>
           <w:rFonts w:ascii="Arial" w:hAnsi="Arial" w:cs="Arial"/>
           <w:b/>
+          <w:sz w:val="22"/>
+          <w:szCs w:val="22"/>
         </w:rPr>
         <w:t>Gradua</w:t>
       </w:r>
@@ -1166,6 +1530,8 @@
         <w:rPr>
           <w:rFonts w:ascii="Arial" w:hAnsi="Arial" w:cs="Arial"/>
           <w:b/>
+          <w:sz w:val="22"/>
+          <w:szCs w:val="22"/>
         </w:rPr>
         <w:t>t</w:t>
       </w:r>
@@ -1173,6 +1539,8 @@
         <w:rPr>
           <w:rFonts w:ascii="Arial" w:hAnsi="Arial" w:cs="Arial"/>
           <w:b/>
+          <w:sz w:val="22"/>
+          <w:szCs w:val="22"/>
         </w:rPr>
         <w:t>e</w:t>
       </w:r>
@@ -1180,6 +1548,8 @@
         <w:rPr>
           <w:rFonts w:ascii="Arial" w:hAnsi="Arial" w:cs="Arial"/>
           <w:b/>
+          <w:sz w:val="22"/>
+          <w:szCs w:val="22"/>
         </w:rPr>
         <w:t xml:space="preserve"> Research </w:t>
       </w:r>
@@ -1187,6 +1557,8 @@
         <w:rPr>
           <w:rFonts w:ascii="Arial" w:hAnsi="Arial" w:cs="Arial"/>
           <w:b/>
+          <w:sz w:val="22"/>
+          <w:szCs w:val="22"/>
         </w:rPr>
         <w:t>Assistant</w:t>
       </w:r>
@@ -1197,29 +1569,39 @@
         <w:ind w:left="1680" w:hanging="1680"/>
         <w:rPr>
           <w:rFonts w:ascii="Arial" w:hAnsi="Arial" w:cs="Arial"/>
-        </w:rPr>
-      </w:pPr>
-      <w:r>
-        <w:rPr>
-          <w:rFonts w:ascii="Arial" w:hAnsi="Arial" w:cs="Arial"/>
+          <w:sz w:val="22"/>
+          <w:szCs w:val="22"/>
+        </w:rPr>
+      </w:pPr>
+      <w:r>
+        <w:rPr>
+          <w:rFonts w:ascii="Arial" w:hAnsi="Arial" w:cs="Arial"/>
+          <w:sz w:val="22"/>
+          <w:szCs w:val="22"/>
         </w:rPr>
         <w:tab/>
       </w:r>
       <w:r>
         <w:rPr>
           <w:rFonts w:ascii="Arial" w:hAnsi="Arial" w:cs="Arial"/>
+          <w:sz w:val="22"/>
+          <w:szCs w:val="22"/>
         </w:rPr>
         <w:tab/>
       </w:r>
       <w:r>
         <w:rPr>
           <w:rFonts w:ascii="Arial" w:hAnsi="Arial" w:cs="Arial"/>
+          <w:sz w:val="22"/>
+          <w:szCs w:val="22"/>
         </w:rPr>
         <w:t xml:space="preserve">Department of Plant Science, South Dakota State University, </w:t>
       </w:r>
       <w:r>
         <w:rPr>
           <w:rFonts w:ascii="Arial" w:hAnsi="Arial" w:cs="Arial"/>
+          <w:sz w:val="22"/>
+          <w:szCs w:val="22"/>
         </w:rPr>
         <w:t>SD</w:t>
       </w:r>
@@ -1242,11 +1624,15 @@
         <w:contextualSpacing/>
         <w:rPr>
           <w:rFonts w:ascii="Arial" w:eastAsia="Century Gothic" w:hAnsi="Arial" w:cs="Arial"/>
+          <w:sz w:val="22"/>
+          <w:szCs w:val="22"/>
         </w:rPr>
       </w:pPr>
       <w:r>
         <w:rPr>
           <w:rFonts w:ascii="Arial" w:eastAsia="Century Gothic" w:hAnsi="Arial" w:cs="Arial"/>
+          <w:sz w:val="22"/>
+          <w:szCs w:val="22"/>
         </w:rPr>
         <w:t xml:space="preserve">Conducted a research project in the identification of DNA transcription factors motif </w:t>
       </w:r>
@@ -1269,11 +1655,15 @@
         <w:contextualSpacing/>
         <w:rPr>
           <w:rFonts w:ascii="Arial" w:eastAsia="Century Gothic" w:hAnsi="Arial" w:cs="Arial"/>
+          <w:sz w:val="22"/>
+          <w:szCs w:val="22"/>
         </w:rPr>
       </w:pPr>
       <w:r>
         <w:rPr>
           <w:rFonts w:ascii="Arial" w:eastAsia="Century Gothic" w:hAnsi="Arial" w:cs="Arial"/>
+          <w:sz w:val="22"/>
+          <w:szCs w:val="22"/>
         </w:rPr>
         <w:t>Developed a web server based on cell-type-specific regulon inference from single-cell RNA-Sequencing</w:t>
       </w:r>
@@ -1284,80 +1674,106 @@
         <w:ind w:left="1680" w:hanging="1680"/>
         <w:rPr>
           <w:rFonts w:ascii="Arial" w:hAnsi="Arial" w:cs="Arial"/>
-        </w:rPr>
-      </w:pPr>
-    </w:p>
-    <w:p>
-      <w:pPr>
-        <w:spacing w:line="276" w:lineRule="auto"/>
-        <w:rPr>
-          <w:rFonts w:ascii="Arial" w:hAnsi="Arial" w:cs="Arial"/>
-          <w:bCs/>
-        </w:rPr>
-      </w:pPr>
-      <w:r>
-        <w:rPr>
-          <w:rFonts w:ascii="Arial" w:hAnsi="Arial" w:cs="Arial"/>
+          <w:sz w:val="22"/>
+          <w:szCs w:val="22"/>
+        </w:rPr>
+      </w:pPr>
+    </w:p>
+    <w:p>
+      <w:pPr>
+        <w:spacing w:line="276" w:lineRule="auto"/>
+        <w:rPr>
+          <w:rFonts w:ascii="Arial" w:hAnsi="Arial" w:cs="Arial"/>
+          <w:bCs/>
+          <w:sz w:val="22"/>
+          <w:szCs w:val="22"/>
+        </w:rPr>
+      </w:pPr>
+      <w:r>
+        <w:rPr>
+          <w:rFonts w:ascii="Arial" w:hAnsi="Arial" w:cs="Arial"/>
+          <w:sz w:val="22"/>
+          <w:szCs w:val="22"/>
         </w:rPr>
         <w:t>0</w:t>
       </w:r>
       <w:r>
         <w:rPr>
           <w:rFonts w:ascii="Arial" w:hAnsi="Arial" w:cs="Arial"/>
+          <w:sz w:val="22"/>
+          <w:szCs w:val="22"/>
         </w:rPr>
         <w:t>9</w:t>
       </w:r>
       <w:r>
         <w:rPr>
           <w:rFonts w:ascii="Arial" w:hAnsi="Arial" w:cs="Arial"/>
+          <w:sz w:val="22"/>
+          <w:szCs w:val="22"/>
         </w:rPr>
         <w:t>/201</w:t>
       </w:r>
       <w:r>
         <w:rPr>
           <w:rFonts w:ascii="Arial" w:hAnsi="Arial" w:cs="Arial"/>
+          <w:sz w:val="22"/>
+          <w:szCs w:val="22"/>
         </w:rPr>
         <w:t>7</w:t>
       </w:r>
       <w:r>
         <w:rPr>
           <w:rFonts w:ascii="Arial" w:hAnsi="Arial" w:cs="Arial"/>
+          <w:sz w:val="22"/>
+          <w:szCs w:val="22"/>
         </w:rPr>
         <w:t>-</w:t>
       </w:r>
       <w:r>
         <w:rPr>
           <w:rFonts w:ascii="Arial" w:hAnsi="Arial" w:cs="Arial"/>
+          <w:sz w:val="22"/>
+          <w:szCs w:val="22"/>
         </w:rPr>
         <w:t>1</w:t>
       </w:r>
       <w:r>
         <w:rPr>
           <w:rFonts w:ascii="Arial" w:hAnsi="Arial" w:cs="Arial"/>
+          <w:sz w:val="22"/>
+          <w:szCs w:val="22"/>
         </w:rPr>
         <w:t>2</w:t>
       </w:r>
       <w:r>
         <w:rPr>
           <w:rFonts w:ascii="Arial" w:hAnsi="Arial" w:cs="Arial"/>
+          <w:sz w:val="22"/>
+          <w:szCs w:val="22"/>
         </w:rPr>
         <w:t>/</w:t>
       </w:r>
       <w:r>
         <w:rPr>
           <w:rFonts w:ascii="Arial" w:hAnsi="Arial" w:cs="Arial"/>
+          <w:sz w:val="22"/>
+          <w:szCs w:val="22"/>
         </w:rPr>
         <w:t>201</w:t>
       </w:r>
       <w:r>
         <w:rPr>
           <w:rFonts w:ascii="Arial" w:hAnsi="Arial" w:cs="Arial"/>
+          <w:sz w:val="22"/>
+          <w:szCs w:val="22"/>
         </w:rPr>
         <w:t>7</w:t>
       </w:r>
       <w:r>
         <w:rPr>
           <w:rFonts w:ascii="Arial" w:hAnsi="Arial" w:cs="Arial"/>
+          <w:sz w:val="22"/>
+          <w:szCs w:val="22"/>
         </w:rPr>
         <w:t>,</w:t>
       </w:r>
@@ -1365,6 +1781,8 @@
         <w:rPr>
           <w:rFonts w:ascii="Arial" w:hAnsi="Arial" w:cs="Arial"/>
           <w:bCs/>
+          <w:sz w:val="22"/>
+          <w:szCs w:val="22"/>
         </w:rPr>
         <w:tab/>
       </w:r>
@@ -1373,6 +1791,8 @@
           <w:rFonts w:ascii="Arial" w:hAnsi="Arial" w:cs="Arial"/>
           <w:b/>
           <w:bCs/>
+          <w:sz w:val="22"/>
+          <w:szCs w:val="22"/>
         </w:rPr>
         <w:t>Research Assistant</w:t>
       </w:r>
@@ -1383,11 +1803,15 @@
         <w:ind w:left="1680" w:firstLine="420"/>
         <w:rPr>
           <w:rFonts w:ascii="Arial" w:hAnsi="Arial" w:cs="Arial"/>
-        </w:rPr>
-      </w:pPr>
-      <w:r>
-        <w:rPr>
-          <w:rFonts w:ascii="Arial" w:hAnsi="Arial" w:cs="Arial"/>
+          <w:sz w:val="22"/>
+          <w:szCs w:val="22"/>
+        </w:rPr>
+      </w:pPr>
+      <w:r>
+        <w:rPr>
+          <w:rFonts w:ascii="Arial" w:hAnsi="Arial" w:cs="Arial"/>
+          <w:sz w:val="22"/>
+          <w:szCs w:val="22"/>
         </w:rPr>
         <w:t>Department of Mathematics, Shandong University, China</w:t>
       </w:r>
@@ -1409,11 +1833,15 @@
         <w:contextualSpacing/>
         <w:rPr>
           <w:rFonts w:ascii="Arial" w:eastAsia="Century Gothic" w:hAnsi="Arial" w:cs="Arial"/>
+          <w:sz w:val="22"/>
+          <w:szCs w:val="22"/>
         </w:rPr>
       </w:pPr>
       <w:r>
         <w:rPr>
           <w:rFonts w:ascii="Arial" w:eastAsia="Century Gothic" w:hAnsi="Arial" w:cs="Arial"/>
+          <w:sz w:val="22"/>
+          <w:szCs w:val="22"/>
         </w:rPr>
         <w:t>Established test modules for evaluation DNA motif finding efficiency and explored the optimization as well as the feasibility of further iterations</w:t>
       </w:r>
@@ -1424,68 +1852,90 @@
         <w:ind w:left="1680" w:firstLine="420"/>
         <w:rPr>
           <w:rFonts w:ascii="Arial" w:hAnsi="Arial" w:cs="Arial"/>
-        </w:rPr>
-      </w:pPr>
-    </w:p>
-    <w:p>
-      <w:pPr>
-        <w:spacing w:line="276" w:lineRule="auto"/>
-        <w:rPr>
-          <w:rFonts w:ascii="Arial" w:hAnsi="Arial" w:cs="Arial"/>
-          <w:bCs/>
-        </w:rPr>
-      </w:pPr>
-      <w:r>
-        <w:rPr>
-          <w:rFonts w:ascii="Arial" w:hAnsi="Arial" w:cs="Arial"/>
+          <w:sz w:val="22"/>
+          <w:szCs w:val="22"/>
+        </w:rPr>
+      </w:pPr>
+    </w:p>
+    <w:p>
+      <w:pPr>
+        <w:spacing w:line="276" w:lineRule="auto"/>
+        <w:rPr>
+          <w:rFonts w:ascii="Arial" w:hAnsi="Arial" w:cs="Arial"/>
+          <w:bCs/>
+          <w:sz w:val="22"/>
+          <w:szCs w:val="22"/>
+        </w:rPr>
+      </w:pPr>
+      <w:r>
+        <w:rPr>
+          <w:rFonts w:ascii="Arial" w:hAnsi="Arial" w:cs="Arial"/>
+          <w:sz w:val="22"/>
+          <w:szCs w:val="22"/>
         </w:rPr>
         <w:t>0</w:t>
       </w:r>
       <w:r>
         <w:rPr>
           <w:rFonts w:ascii="Arial" w:hAnsi="Arial" w:cs="Arial"/>
+          <w:sz w:val="22"/>
+          <w:szCs w:val="22"/>
         </w:rPr>
         <w:t>2</w:t>
       </w:r>
       <w:r>
         <w:rPr>
           <w:rFonts w:ascii="Arial" w:hAnsi="Arial" w:cs="Arial"/>
+          <w:sz w:val="22"/>
+          <w:szCs w:val="22"/>
         </w:rPr>
         <w:t>/201</w:t>
       </w:r>
       <w:r>
         <w:rPr>
           <w:rFonts w:ascii="Arial" w:hAnsi="Arial" w:cs="Arial"/>
+          <w:sz w:val="22"/>
+          <w:szCs w:val="22"/>
         </w:rPr>
         <w:t>4</w:t>
       </w:r>
       <w:r>
         <w:rPr>
           <w:rFonts w:ascii="Arial" w:hAnsi="Arial" w:cs="Arial"/>
+          <w:sz w:val="22"/>
+          <w:szCs w:val="22"/>
         </w:rPr>
         <w:t>-0</w:t>
       </w:r>
       <w:r>
         <w:rPr>
           <w:rFonts w:ascii="Arial" w:hAnsi="Arial" w:cs="Arial"/>
+          <w:sz w:val="22"/>
+          <w:szCs w:val="22"/>
         </w:rPr>
         <w:t>7</w:t>
       </w:r>
       <w:r>
         <w:rPr>
           <w:rFonts w:ascii="Arial" w:hAnsi="Arial" w:cs="Arial"/>
+          <w:sz w:val="22"/>
+          <w:szCs w:val="22"/>
         </w:rPr>
         <w:t>/201</w:t>
       </w:r>
       <w:r>
         <w:rPr>
           <w:rFonts w:ascii="Arial" w:hAnsi="Arial" w:cs="Arial"/>
+          <w:sz w:val="22"/>
+          <w:szCs w:val="22"/>
         </w:rPr>
         <w:t>4</w:t>
       </w:r>
       <w:r>
         <w:rPr>
           <w:rFonts w:ascii="Arial" w:hAnsi="Arial" w:cs="Arial"/>
+          <w:sz w:val="22"/>
+          <w:szCs w:val="22"/>
         </w:rPr>
         <w:t>,</w:t>
       </w:r>
@@ -1493,6 +1943,8 @@
         <w:rPr>
           <w:rFonts w:ascii="Arial" w:hAnsi="Arial" w:cs="Arial"/>
           <w:bCs/>
+          <w:sz w:val="22"/>
+          <w:szCs w:val="22"/>
         </w:rPr>
         <w:tab/>
       </w:r>
@@ -1501,6 +1953,8 @@
           <w:rFonts w:ascii="Arial" w:hAnsi="Arial" w:cs="Arial"/>
           <w:b/>
           <w:bCs/>
+          <w:sz w:val="22"/>
+          <w:szCs w:val="22"/>
         </w:rPr>
         <w:t>Data Analyst Intern</w:t>
       </w:r>
@@ -1511,13 +1965,27 @@
         <w:ind w:left="1680" w:firstLine="420"/>
         <w:rPr>
           <w:rFonts w:ascii="Arial" w:hAnsi="Arial" w:cs="Arial"/>
-        </w:rPr>
-      </w:pPr>
-      <w:r>
-        <w:rPr>
-          <w:rFonts w:ascii="Arial" w:hAnsi="Arial" w:cs="Arial"/>
-        </w:rPr>
-        <w:t>Hexin technology, Beijing, China</w:t>
+          <w:sz w:val="22"/>
+          <w:szCs w:val="22"/>
+        </w:rPr>
+      </w:pPr>
+      <w:proofErr w:type="spellStart"/>
+      <w:r>
+        <w:rPr>
+          <w:rFonts w:ascii="Arial" w:hAnsi="Arial" w:cs="Arial"/>
+          <w:sz w:val="22"/>
+          <w:szCs w:val="22"/>
+        </w:rPr>
+        <w:t>Hexin</w:t>
+      </w:r>
+      <w:proofErr w:type="spellEnd"/>
+      <w:r>
+        <w:rPr>
+          <w:rFonts w:ascii="Arial" w:hAnsi="Arial" w:cs="Arial"/>
+          <w:sz w:val="22"/>
+          <w:szCs w:val="22"/>
+        </w:rPr>
+        <w:t xml:space="preserve"> technology, Beijing, China</w:t>
       </w:r>
     </w:p>
     <w:p>
@@ -1538,11 +2006,15 @@
         <w:contextualSpacing/>
         <w:rPr>
           <w:rFonts w:ascii="Arial" w:eastAsia="Century Gothic" w:hAnsi="Arial" w:cs="Arial"/>
+          <w:sz w:val="22"/>
+          <w:szCs w:val="22"/>
         </w:rPr>
       </w:pPr>
       <w:r>
         <w:rPr>
           <w:rFonts w:ascii="Arial" w:eastAsia="Century Gothic" w:hAnsi="Arial" w:cs="Arial"/>
+          <w:sz w:val="22"/>
+          <w:szCs w:val="22"/>
         </w:rPr>
         <w:t>Development of the software on automatic generating students' wrong answers collections from the collecting of handing-writing test paper</w:t>
       </w:r>
@@ -1564,11 +2036,15 @@
         <w:contextualSpacing/>
         <w:rPr>
           <w:rFonts w:ascii="Arial" w:eastAsia="Century Gothic" w:hAnsi="Arial" w:cs="Arial"/>
+          <w:sz w:val="22"/>
+          <w:szCs w:val="22"/>
         </w:rPr>
       </w:pPr>
       <w:r>
         <w:rPr>
           <w:rFonts w:ascii="Arial" w:eastAsia="Century Gothic" w:hAnsi="Arial" w:cs="Arial"/>
+          <w:sz w:val="22"/>
+          <w:szCs w:val="22"/>
         </w:rPr>
         <w:t>Monitor and modify the training datasets on the natural language processing algorithm based on deep learning</w:t>
       </w:r>
@@ -1582,24 +2058,29 @@
         <w:spacing w:line="276" w:lineRule="auto"/>
         <w:rPr>
           <w:rFonts w:ascii="Arial" w:hAnsi="Arial" w:cs="Arial"/>
-          <w:sz w:val="20"/>
-        </w:rPr>
-      </w:pPr>
-    </w:p>
-    <w:p>
-      <w:pPr>
-        <w:spacing w:line="276" w:lineRule="auto"/>
-        <w:rPr>
-          <w:rFonts w:ascii="Arial" w:hAnsi="Arial" w:cs="Arial"/>
-          <w:b/>
-          <w:bCs/>
-        </w:rPr>
-      </w:pPr>
-      <w:r>
-        <w:rPr>
-          <w:rFonts w:ascii="Arial" w:hAnsi="Arial" w:cs="Arial"/>
-          <w:b/>
-          <w:bCs/>
+          <w:sz w:val="22"/>
+          <w:szCs w:val="22"/>
+        </w:rPr>
+      </w:pPr>
+    </w:p>
+    <w:p>
+      <w:pPr>
+        <w:spacing w:line="276" w:lineRule="auto"/>
+        <w:rPr>
+          <w:rFonts w:ascii="Arial" w:hAnsi="Arial" w:cs="Arial"/>
+          <w:b/>
+          <w:bCs/>
+          <w:sz w:val="22"/>
+          <w:szCs w:val="22"/>
+        </w:rPr>
+      </w:pPr>
+      <w:r>
+        <w:rPr>
+          <w:rFonts w:ascii="Arial" w:hAnsi="Arial" w:cs="Arial"/>
+          <w:b/>
+          <w:bCs/>
+          <w:sz w:val="22"/>
+          <w:szCs w:val="22"/>
         </w:rPr>
         <w:t>JOURNAL PUBLICATIONS</w:t>
       </w:r>
@@ -1608,6 +2089,8 @@
           <w:rFonts w:ascii="Arial" w:hAnsi="Arial" w:cs="Arial"/>
           <w:b/>
           <w:bCs/>
+          <w:sz w:val="22"/>
+          <w:szCs w:val="22"/>
         </w:rPr>
         <w:t xml:space="preserve"> </w:t>
       </w:r>
@@ -1616,6 +2099,8 @@
           <w:rFonts w:ascii="Arial" w:hAnsi="Arial" w:cs="Arial"/>
           <w:b/>
           <w:bCs/>
+          <w:sz w:val="22"/>
+          <w:szCs w:val="22"/>
         </w:rPr>
         <w:t xml:space="preserve">                                 </w:t>
       </w:r>
@@ -1624,6 +2109,8 @@
           <w:rFonts w:ascii="Arial" w:hAnsi="Arial" w:cs="Arial"/>
           <w:b/>
           <w:bCs/>
+          <w:sz w:val="22"/>
+          <w:szCs w:val="22"/>
         </w:rPr>
         <w:t xml:space="preserve"> </w:t>
       </w:r>
@@ -1637,6 +2124,8 @@
         <w:spacing w:line="276" w:lineRule="auto"/>
         <w:rPr>
           <w:rFonts w:ascii="Arial" w:hAnsi="Arial" w:cs="Arial"/>
+          <w:sz w:val="22"/>
+          <w:szCs w:val="22"/>
         </w:rPr>
       </w:pPr>
     </w:p>
@@ -1649,11 +2138,15 @@
         <w:spacing w:line="276" w:lineRule="auto"/>
         <w:rPr>
           <w:rFonts w:ascii="Arial" w:hAnsi="Arial" w:cs="Arial"/>
-        </w:rPr>
-      </w:pPr>
-      <w:r>
-        <w:rPr>
-          <w:rFonts w:ascii="Arial" w:hAnsi="Arial" w:cs="Arial"/>
+          <w:sz w:val="22"/>
+          <w:szCs w:val="22"/>
+        </w:rPr>
+      </w:pPr>
+      <w:r>
+        <w:rPr>
+          <w:rFonts w:ascii="Arial" w:hAnsi="Arial" w:cs="Arial"/>
+          <w:sz w:val="22"/>
+          <w:szCs w:val="22"/>
         </w:rPr>
         <w:t xml:space="preserve">Full list: </w:t>
       </w:r>
@@ -1662,6 +2155,8 @@
           <w:rPr>
             <w:rStyle w:val="Hyperlink"/>
             <w:rFonts w:ascii="Arial" w:hAnsi="Arial" w:cs="Arial"/>
+            <w:sz w:val="22"/>
+            <w:szCs w:val="22"/>
           </w:rPr>
           <w:t>https://scholar.google.com/citations?user=MCccvxgAAAAJ</w:t>
         </w:r>
@@ -1669,6 +2164,8 @@
       <w:r>
         <w:rPr>
           <w:rFonts w:ascii="Arial" w:hAnsi="Arial" w:cs="Arial"/>
+          <w:sz w:val="22"/>
+          <w:szCs w:val="22"/>
         </w:rPr>
         <w:t xml:space="preserve"> </w:t>
       </w:r>
@@ -1682,12 +2179,16 @@
         <w:spacing w:line="276" w:lineRule="auto"/>
         <w:rPr>
           <w:rFonts w:ascii="Arial" w:eastAsia="Arial-ItalicMT" w:hAnsi="Arial" w:cs="Arial"/>
+          <w:sz w:val="22"/>
+          <w:szCs w:val="22"/>
           <w:u w:val="single"/>
         </w:rPr>
       </w:pPr>
       <w:r>
         <w:rPr>
           <w:rFonts w:ascii="Arial" w:eastAsia="Arial-ItalicMT" w:hAnsi="Arial" w:cs="Arial"/>
+          <w:sz w:val="22"/>
+          <w:szCs w:val="22"/>
           <w:u w:val="single"/>
         </w:rPr>
         <w:t xml:space="preserve">First </w:t>
@@ -1695,6 +2196,8 @@
       <w:r>
         <w:rPr>
           <w:rFonts w:ascii="Arial" w:eastAsia="Arial-ItalicMT" w:hAnsi="Arial" w:cs="Arial"/>
+          <w:sz w:val="22"/>
+          <w:szCs w:val="22"/>
           <w:u w:val="single"/>
         </w:rPr>
         <w:t>and</w:t>
@@ -1702,6 +2205,8 @@
       <w:r>
         <w:rPr>
           <w:rFonts w:ascii="Arial" w:eastAsia="Arial-ItalicMT" w:hAnsi="Arial" w:cs="Arial"/>
+          <w:sz w:val="22"/>
+          <w:szCs w:val="22"/>
           <w:u w:val="single"/>
         </w:rPr>
         <w:t xml:space="preserve"> co-first </w:t>
@@ -1709,6 +2214,8 @@
       <w:r>
         <w:rPr>
           <w:rFonts w:ascii="Arial" w:eastAsia="Arial-ItalicMT" w:hAnsi="Arial" w:cs="Arial"/>
+          <w:sz w:val="22"/>
+          <w:szCs w:val="22"/>
           <w:u w:val="single"/>
         </w:rPr>
         <w:t xml:space="preserve">author </w:t>
@@ -1717,6 +2224,8 @@
         <w:rPr>
           <w:rFonts w:ascii="Arial" w:eastAsia="Arial-ItalicMT" w:hAnsi="Arial" w:cs="Arial"/>
           <w:bCs/>
+          <w:sz w:val="22"/>
+          <w:szCs w:val="22"/>
           <w:u w:val="single"/>
         </w:rPr>
         <w:t>(</w:t>
@@ -1725,6 +2234,8 @@
         <w:rPr>
           <w:rFonts w:ascii="Arial" w:eastAsia="Arial-ItalicMT" w:hAnsi="Arial" w:cs="Arial"/>
           <w:bCs/>
+          <w:sz w:val="22"/>
+          <w:szCs w:val="22"/>
           <w:u w:val="single"/>
         </w:rPr>
         <w:t>*</w:t>
@@ -1733,6 +2244,8 @@
         <w:rPr>
           <w:rFonts w:ascii="Arial" w:eastAsia="Arial-ItalicMT" w:hAnsi="Arial" w:cs="Arial"/>
           <w:bCs/>
+          <w:sz w:val="22"/>
+          <w:szCs w:val="22"/>
           <w:u w:val="single"/>
         </w:rPr>
         <w:t>)</w:t>
@@ -1748,20 +2261,25 @@
         <w:spacing w:line="276" w:lineRule="auto"/>
         <w:rPr>
           <w:noProof/>
-        </w:rPr>
-      </w:pPr>
-      <w:r>
-        <w:rPr>
-          <w:b/>
-          <w:bCs/>
-          <w:noProof/>
-        </w:rPr>
-        <w:lastRenderedPageBreak/>
+          <w:sz w:val="22"/>
+          <w:szCs w:val="22"/>
+        </w:rPr>
+      </w:pPr>
+      <w:r>
+        <w:rPr>
+          <w:b/>
+          <w:bCs/>
+          <w:noProof/>
+          <w:sz w:val="22"/>
+          <w:szCs w:val="22"/>
+        </w:rPr>
         <w:t>Cankun Wang</w:t>
       </w:r>
       <w:r>
         <w:rPr>
           <w:noProof/>
+          <w:sz w:val="22"/>
+          <w:szCs w:val="22"/>
         </w:rPr>
         <w:t xml:space="preserve">, Diana Acosta, Megan McNutt, Jiang Bian, Anjun Ma, Hongjun Fu, and Qin Ma. "A Single-Cell and Spatial Rna-Seq Database for Alzheimer’s Disease (Ssread)." </w:t>
       </w:r>
@@ -1773,6 +2291,8 @@
         <w:ind w:left="360"/>
         <w:rPr>
           <w:noProof/>
+          <w:sz w:val="22"/>
+          <w:szCs w:val="22"/>
         </w:rPr>
       </w:pPr>
       <w:r>
@@ -1780,6 +2300,8 @@
           <w:i/>
           <w:iCs/>
           <w:noProof/>
+          <w:sz w:val="22"/>
+          <w:szCs w:val="22"/>
           <w:u w:val="single"/>
         </w:rPr>
         <w:t>Nature Communications</w:t>
@@ -1787,6 +2309,8 @@
       <w:r>
         <w:rPr>
           <w:noProof/>
+          <w:sz w:val="22"/>
+          <w:szCs w:val="22"/>
         </w:rPr>
         <w:t xml:space="preserve"> 15, no. 1 (2024/06/06 2024): 4710. </w:t>
       </w:r>
@@ -1801,27 +2325,25 @@
         <w:spacing w:line="276" w:lineRule="auto"/>
         <w:rPr>
           <w:noProof/>
-        </w:rPr>
-      </w:pPr>
-      <w:r>
-        <w:rPr>
-          <w:b/>
-          <w:bCs/>
-          <w:noProof/>
-        </w:rPr>
-        <w:t xml:space="preserve">Cankun </w:t>
-      </w:r>
-      <w:r>
-        <w:rPr>
-          <w:b/>
-          <w:bCs/>
-          <w:noProof/>
-        </w:rPr>
-        <w:t>Wang,</w:t>
-      </w:r>
-      <w:r>
-        <w:rPr>
-          <w:noProof/>
+          <w:sz w:val="22"/>
+          <w:szCs w:val="22"/>
+        </w:rPr>
+      </w:pPr>
+      <w:r>
+        <w:rPr>
+          <w:b/>
+          <w:bCs/>
+          <w:noProof/>
+          <w:sz w:val="22"/>
+          <w:szCs w:val="22"/>
+        </w:rPr>
+        <w:t>Cankun Wang,</w:t>
+      </w:r>
+      <w:r>
+        <w:rPr>
+          <w:noProof/>
+          <w:sz w:val="22"/>
+          <w:szCs w:val="22"/>
         </w:rPr>
         <w:t xml:space="preserve"> Anjun Ma, Yingjie Li, Megan E McNutt, Shiqi Zhang, Jiangjiang Zhu, Rebecca Hoyd</w:t>
       </w:r>
@@ -1830,12 +2352,16 @@
           <w:i/>
           <w:iCs/>
           <w:noProof/>
+          <w:sz w:val="22"/>
+          <w:szCs w:val="22"/>
         </w:rPr>
         <w:t>, et al.</w:t>
       </w:r>
       <w:r>
         <w:rPr>
           <w:noProof/>
+          <w:sz w:val="22"/>
+          <w:szCs w:val="22"/>
         </w:rPr>
         <w:t xml:space="preserve"> "A Bioinformatics Tool for Identifying Intratumoral Microbes from the Orien Dataset." </w:t>
       </w:r>
@@ -1847,6 +2373,8 @@
         <w:ind w:left="360"/>
         <w:rPr>
           <w:noProof/>
+          <w:sz w:val="22"/>
+          <w:szCs w:val="22"/>
         </w:rPr>
       </w:pPr>
       <w:r>
@@ -1854,6 +2382,8 @@
           <w:i/>
           <w:iCs/>
           <w:noProof/>
+          <w:sz w:val="22"/>
+          <w:szCs w:val="22"/>
           <w:u w:val="single"/>
         </w:rPr>
         <w:t>Cancer research communications</w:t>
@@ -1863,12 +2393,16 @@
           <w:i/>
           <w:iCs/>
           <w:noProof/>
+          <w:sz w:val="22"/>
+          <w:szCs w:val="22"/>
         </w:rPr>
         <w:t xml:space="preserve"> </w:t>
       </w:r>
       <w:r>
         <w:rPr>
           <w:noProof/>
+          <w:sz w:val="22"/>
+          <w:szCs w:val="22"/>
         </w:rPr>
         <w:t>4, no. 2 (2024): 293-302.</w:t>
       </w:r>
@@ -1885,12 +2419,16 @@
         <w:rPr>
           <w:noProof/>
           <w:color w:val="000000" w:themeColor="text1"/>
+          <w:sz w:val="22"/>
+          <w:szCs w:val="22"/>
         </w:rPr>
       </w:pPr>
       <w:r>
         <w:rPr>
           <w:noProof/>
           <w:color w:val="000000" w:themeColor="text1"/>
+          <w:sz w:val="22"/>
+          <w:szCs w:val="22"/>
         </w:rPr>
         <w:t xml:space="preserve">Shiqiao Ye*, </w:t>
       </w:r>
@@ -1900,6 +2438,8 @@
           <w:bCs/>
           <w:noProof/>
           <w:color w:val="000000" w:themeColor="text1"/>
+          <w:sz w:val="22"/>
+          <w:szCs w:val="22"/>
         </w:rPr>
         <w:t>Cankun Wang*</w:t>
       </w:r>
@@ -1907,6 +2447,8 @@
         <w:rPr>
           <w:noProof/>
           <w:color w:val="000000" w:themeColor="text1"/>
+          <w:sz w:val="22"/>
+          <w:szCs w:val="22"/>
         </w:rPr>
         <w:t xml:space="preserve">, Zhaohui Xu*, Hui Lin, Xiaoping Wan, Yang Yu, Subhodip Adhicary, Joe Z. Zhang, Yang Zhou, Chun Liu, Matthew Alonzo, Jianli Bi, Angelina Ramirez-Navarro, Isabelle Deschenes, Qin Ma, Vidu Garg, Joseph C. Wu, &amp; Ming-Tao Zhao. Impaired Human Cardiac Cell Development due to NOTCH1 Deficiency. </w:t>
       </w:r>
@@ -1920,6 +2462,8 @@
         <w:rPr>
           <w:noProof/>
           <w:color w:val="000000" w:themeColor="text1"/>
+          <w:sz w:val="22"/>
+          <w:szCs w:val="22"/>
         </w:rPr>
       </w:pPr>
       <w:r>
@@ -1927,6 +2471,8 @@
           <w:i/>
           <w:noProof/>
           <w:color w:val="000000" w:themeColor="text1"/>
+          <w:sz w:val="22"/>
+          <w:szCs w:val="22"/>
           <w:u w:val="single"/>
         </w:rPr>
         <w:t>Circulation Research</w:t>
@@ -1936,6 +2482,8 @@
           <w:i/>
           <w:noProof/>
           <w:color w:val="000000" w:themeColor="text1"/>
+          <w:sz w:val="22"/>
+          <w:szCs w:val="22"/>
         </w:rPr>
         <w:t>, 0</w:t>
       </w:r>
@@ -1943,6 +2491,8 @@
         <w:rPr>
           <w:noProof/>
           <w:color w:val="000000" w:themeColor="text1"/>
+          <w:sz w:val="22"/>
+          <w:szCs w:val="22"/>
         </w:rPr>
         <w:t>(0). doi:10.1161/CIRCRESAHA.122.321398</w:t>
       </w:r>
@@ -1959,12 +2509,16 @@
         <w:rPr>
           <w:noProof/>
           <w:color w:val="000000" w:themeColor="text1"/>
+          <w:sz w:val="22"/>
+          <w:szCs w:val="22"/>
         </w:rPr>
       </w:pPr>
       <w:r>
         <w:rPr>
           <w:noProof/>
           <w:color w:val="000000" w:themeColor="text1"/>
+          <w:sz w:val="22"/>
+          <w:szCs w:val="22"/>
         </w:rPr>
         <w:t>Xiaoying Wang</w:t>
       </w:r>
@@ -1972,6 +2526,8 @@
         <w:rPr>
           <w:noProof/>
           <w:color w:val="000000" w:themeColor="text1"/>
+          <w:sz w:val="22"/>
+          <w:szCs w:val="22"/>
         </w:rPr>
         <w:t>*</w:t>
       </w:r>
@@ -1979,6 +2535,8 @@
         <w:rPr>
           <w:noProof/>
           <w:color w:val="000000" w:themeColor="text1"/>
+          <w:sz w:val="22"/>
+          <w:szCs w:val="22"/>
         </w:rPr>
         <w:t xml:space="preserve">, </w:t>
       </w:r>
@@ -1988,6 +2546,8 @@
           <w:bCs/>
           <w:noProof/>
           <w:color w:val="000000" w:themeColor="text1"/>
+          <w:sz w:val="22"/>
+          <w:szCs w:val="22"/>
         </w:rPr>
         <w:t>Cankun Wang</w:t>
       </w:r>
@@ -1997,6 +2557,8 @@
           <w:bCs/>
           <w:noProof/>
           <w:color w:val="000000" w:themeColor="text1"/>
+          <w:sz w:val="22"/>
+          <w:szCs w:val="22"/>
         </w:rPr>
         <w:t>*</w:t>
       </w:r>
@@ -2004,6 +2566,8 @@
         <w:rPr>
           <w:noProof/>
           <w:color w:val="000000" w:themeColor="text1"/>
+          <w:sz w:val="22"/>
+          <w:szCs w:val="22"/>
         </w:rPr>
         <w:t xml:space="preserve">, Lang Li, Qin Ma, Anjun Ma, &amp; Bingqiang Liu. (2022). DESSO-DB: A web database for sequence and shape motif analyses and identification. </w:t>
       </w:r>
@@ -2017,6 +2581,8 @@
         <w:rPr>
           <w:noProof/>
           <w:color w:val="000000" w:themeColor="text1"/>
+          <w:sz w:val="22"/>
+          <w:szCs w:val="22"/>
         </w:rPr>
       </w:pPr>
       <w:r>
@@ -2024,8 +2590,11 @@
           <w:i/>
           <w:noProof/>
           <w:color w:val="000000" w:themeColor="text1"/>
+          <w:sz w:val="22"/>
+          <w:szCs w:val="22"/>
           <w:u w:val="single"/>
         </w:rPr>
+        <w:lastRenderedPageBreak/>
         <w:t>Computational and Structural Biotechnology Journal</w:t>
       </w:r>
       <w:r>
@@ -2033,6 +2602,8 @@
           <w:i/>
           <w:noProof/>
           <w:color w:val="000000" w:themeColor="text1"/>
+          <w:sz w:val="22"/>
+          <w:szCs w:val="22"/>
         </w:rPr>
         <w:t>, 20</w:t>
       </w:r>
@@ -2040,6 +2611,8 @@
         <w:rPr>
           <w:noProof/>
           <w:color w:val="000000" w:themeColor="text1"/>
+          <w:sz w:val="22"/>
+          <w:szCs w:val="22"/>
         </w:rPr>
         <w:t>, 3053-3058. doi:</w:t>
       </w:r>
@@ -2049,6 +2622,8 @@
             <w:rStyle w:val="Hyperlink"/>
             <w:noProof/>
             <w:color w:val="000000" w:themeColor="text1"/>
+            <w:sz w:val="22"/>
+            <w:szCs w:val="22"/>
             <w:u w:val="none"/>
           </w:rPr>
           <w:t>https://doi.org/10.1016/j.csbj.2022.06.031</w:t>
@@ -2067,6 +2642,8 @@
         <w:rPr>
           <w:noProof/>
           <w:color w:val="000000" w:themeColor="text1"/>
+          <w:sz w:val="22"/>
+          <w:szCs w:val="22"/>
         </w:rPr>
       </w:pPr>
       <w:r>
@@ -2075,6 +2652,8 @@
           <w:bCs/>
           <w:noProof/>
           <w:color w:val="000000" w:themeColor="text1"/>
+          <w:sz w:val="22"/>
+          <w:szCs w:val="22"/>
         </w:rPr>
         <w:t>Cankun Wang</w:t>
       </w:r>
@@ -2082,6 +2661,8 @@
         <w:rPr>
           <w:noProof/>
           <w:color w:val="000000" w:themeColor="text1"/>
+          <w:sz w:val="22"/>
+          <w:szCs w:val="22"/>
         </w:rPr>
         <w:t xml:space="preserve">, Yujia Xiang, Hongjun Fu, &amp; Qin Ma. (2021). Use of scREAD to explore and analyze single-cell and single-nucleus RNA-seq data for Alzheimer’s disease. </w:t>
       </w:r>
@@ -2095,6 +2676,8 @@
         <w:rPr>
           <w:noProof/>
           <w:color w:val="000000" w:themeColor="text1"/>
+          <w:sz w:val="22"/>
+          <w:szCs w:val="22"/>
         </w:rPr>
       </w:pPr>
       <w:r>
@@ -2102,6 +2685,8 @@
           <w:i/>
           <w:noProof/>
           <w:color w:val="000000" w:themeColor="text1"/>
+          <w:sz w:val="22"/>
+          <w:szCs w:val="22"/>
           <w:u w:val="single"/>
         </w:rPr>
         <w:t>STAR Protocols</w:t>
@@ -2111,6 +2696,8 @@
           <w:i/>
           <w:noProof/>
           <w:color w:val="000000" w:themeColor="text1"/>
+          <w:sz w:val="22"/>
+          <w:szCs w:val="22"/>
         </w:rPr>
         <w:t>, 2</w:t>
       </w:r>
@@ -2118,6 +2705,8 @@
         <w:rPr>
           <w:noProof/>
           <w:color w:val="000000" w:themeColor="text1"/>
+          <w:sz w:val="22"/>
+          <w:szCs w:val="22"/>
         </w:rPr>
         <w:t>(2), 100513. doi:10.1016/j.xpro.2021.100513</w:t>
       </w:r>
@@ -2134,12 +2723,16 @@
         <w:rPr>
           <w:noProof/>
           <w:color w:val="000000" w:themeColor="text1"/>
+          <w:sz w:val="22"/>
+          <w:szCs w:val="22"/>
         </w:rPr>
       </w:pPr>
       <w:r>
         <w:rPr>
           <w:noProof/>
           <w:color w:val="000000" w:themeColor="text1"/>
+          <w:sz w:val="22"/>
+          <w:szCs w:val="22"/>
         </w:rPr>
         <w:t>Jing Jiang</w:t>
       </w:r>
@@ -2147,6 +2740,8 @@
         <w:rPr>
           <w:noProof/>
           <w:color w:val="000000" w:themeColor="text1"/>
+          <w:sz w:val="22"/>
+          <w:szCs w:val="22"/>
         </w:rPr>
         <w:t>*</w:t>
       </w:r>
@@ -2154,6 +2749,8 @@
         <w:rPr>
           <w:noProof/>
           <w:color w:val="000000" w:themeColor="text1"/>
+          <w:sz w:val="22"/>
+          <w:szCs w:val="22"/>
         </w:rPr>
         <w:t xml:space="preserve">, </w:t>
       </w:r>
@@ -2163,6 +2760,8 @@
           <w:bCs/>
           <w:noProof/>
           <w:color w:val="000000" w:themeColor="text1"/>
+          <w:sz w:val="22"/>
+          <w:szCs w:val="22"/>
         </w:rPr>
         <w:t>Cankun Wang</w:t>
       </w:r>
@@ -2172,6 +2771,8 @@
           <w:bCs/>
           <w:noProof/>
           <w:color w:val="000000" w:themeColor="text1"/>
+          <w:sz w:val="22"/>
+          <w:szCs w:val="22"/>
         </w:rPr>
         <w:t>*</w:t>
       </w:r>
@@ -2179,6 +2780,8 @@
         <w:rPr>
           <w:noProof/>
           <w:color w:val="000000" w:themeColor="text1"/>
+          <w:sz w:val="22"/>
+          <w:szCs w:val="22"/>
         </w:rPr>
         <w:t xml:space="preserve">, Ren Qi, Hongjun Fu, &amp; Qin Ma. (2020). scREAD: A Single-Cell RNA-Seq Database for Alzheimer's Disease. </w:t>
       </w:r>
@@ -2192,6 +2795,8 @@
         <w:rPr>
           <w:noProof/>
           <w:color w:val="000000" w:themeColor="text1"/>
+          <w:sz w:val="22"/>
+          <w:szCs w:val="22"/>
         </w:rPr>
       </w:pPr>
       <w:r>
@@ -2199,6 +2804,8 @@
           <w:i/>
           <w:noProof/>
           <w:color w:val="000000" w:themeColor="text1"/>
+          <w:sz w:val="22"/>
+          <w:szCs w:val="22"/>
           <w:u w:val="single"/>
         </w:rPr>
         <w:t>iScience</w:t>
@@ -2208,6 +2815,8 @@
           <w:i/>
           <w:noProof/>
           <w:color w:val="000000" w:themeColor="text1"/>
+          <w:sz w:val="22"/>
+          <w:szCs w:val="22"/>
         </w:rPr>
         <w:t>, 23</w:t>
       </w:r>
@@ -2215,6 +2824,8 @@
         <w:rPr>
           <w:noProof/>
           <w:color w:val="000000" w:themeColor="text1"/>
+          <w:sz w:val="22"/>
+          <w:szCs w:val="22"/>
         </w:rPr>
         <w:t>(11), 101769. doi:10.1016/j.isci.2020.101769</w:t>
       </w:r>
@@ -2230,30 +2841,40 @@
         <w:jc w:val="left"/>
         <w:rPr>
           <w:noProof/>
+          <w:sz w:val="22"/>
+          <w:szCs w:val="22"/>
         </w:rPr>
       </w:pPr>
       <w:r>
         <w:rPr>
           <w:noProof/>
           <w:color w:val="000000" w:themeColor="text1"/>
+          <w:sz w:val="22"/>
+          <w:szCs w:val="22"/>
         </w:rPr>
         <w:t xml:space="preserve">Anjun </w:t>
       </w:r>
       <w:r>
         <w:rPr>
           <w:noProof/>
+          <w:sz w:val="22"/>
+          <w:szCs w:val="22"/>
         </w:rPr>
         <w:t>Ma</w:t>
       </w:r>
       <w:r>
         <w:rPr>
           <w:noProof/>
+          <w:sz w:val="22"/>
+          <w:szCs w:val="22"/>
         </w:rPr>
         <w:t>*</w:t>
       </w:r>
       <w:r>
         <w:rPr>
           <w:noProof/>
+          <w:sz w:val="22"/>
+          <w:szCs w:val="22"/>
         </w:rPr>
         <w:t xml:space="preserve">, </w:t>
       </w:r>
@@ -2262,6 +2883,8 @@
           <w:b/>
           <w:bCs/>
           <w:noProof/>
+          <w:sz w:val="22"/>
+          <w:szCs w:val="22"/>
         </w:rPr>
         <w:t>Cankun Wang</w:t>
       </w:r>
@@ -2270,12 +2893,16 @@
           <w:b/>
           <w:bCs/>
           <w:noProof/>
+          <w:sz w:val="22"/>
+          <w:szCs w:val="22"/>
         </w:rPr>
         <w:t>*</w:t>
       </w:r>
       <w:r>
         <w:rPr>
           <w:noProof/>
+          <w:sz w:val="22"/>
+          <w:szCs w:val="22"/>
         </w:rPr>
         <w:t xml:space="preserve">, Yuzhou Chang, Faith H Brennan, Adam Mcdermaid, Bingqiang Liu, Chi Zhang, Phillip G Popovich, &amp; Qin Ma. (2020). IRIS3: integrated cell-type-specific regulon inference server from single-cell RNA-Seq. </w:t>
       </w:r>
@@ -2288,12 +2915,16 @@
         <w:jc w:val="left"/>
         <w:rPr>
           <w:noProof/>
+          <w:sz w:val="22"/>
+          <w:szCs w:val="22"/>
         </w:rPr>
       </w:pPr>
       <w:r>
         <w:rPr>
           <w:i/>
           <w:noProof/>
+          <w:sz w:val="22"/>
+          <w:szCs w:val="22"/>
           <w:u w:val="single"/>
         </w:rPr>
         <w:t>Nucleic Acids Research</w:t>
@@ -2302,12 +2933,16 @@
         <w:rPr>
           <w:i/>
           <w:noProof/>
+          <w:sz w:val="22"/>
+          <w:szCs w:val="22"/>
         </w:rPr>
         <w:t>, 48</w:t>
       </w:r>
       <w:r>
         <w:rPr>
           <w:noProof/>
+          <w:sz w:val="22"/>
+          <w:szCs w:val="22"/>
         </w:rPr>
         <w:t>(W1), W275-W286. doi:10.1093/nar/gkaa394</w:t>
       </w:r>
@@ -2323,6 +2958,8 @@
           <w:rFonts w:ascii="Arial" w:eastAsia="Arial-ItalicMT" w:hAnsi="Arial" w:cs="Arial"/>
           <w:i/>
           <w:iCs/>
+          <w:sz w:val="22"/>
+          <w:szCs w:val="22"/>
           <w:u w:val="single"/>
         </w:rPr>
       </w:pPr>
@@ -2338,6 +2975,8 @@
           <w:rFonts w:ascii="Arial" w:eastAsia="Arial-ItalicMT" w:hAnsi="Arial" w:cs="Arial"/>
           <w:i/>
           <w:iCs/>
+          <w:sz w:val="22"/>
+          <w:szCs w:val="22"/>
           <w:u w:val="single"/>
         </w:rPr>
       </w:pPr>
@@ -2346,6 +2985,8 @@
           <w:rFonts w:ascii="Arial" w:eastAsia="Arial-ItalicMT" w:hAnsi="Arial" w:cs="Arial"/>
           <w:i/>
           <w:iCs/>
+          <w:sz w:val="22"/>
+          <w:szCs w:val="22"/>
           <w:u w:val="single"/>
         </w:rPr>
         <w:t>Contributing author</w:t>
@@ -2353,6 +2994,8 @@
       <w:r>
         <w:rPr>
           <w:rFonts w:ascii="Arial" w:eastAsia="Arial-ItalicMT" w:hAnsi="Arial" w:cs="Arial"/>
+          <w:sz w:val="22"/>
+          <w:szCs w:val="22"/>
           <w:u w:val="single"/>
         </w:rPr>
         <w:fldChar w:fldCharType="begin">
@@ -2399,6 +3042,8 @@
       <w:r>
         <w:rPr>
           <w:rFonts w:ascii="Arial" w:eastAsia="Arial-ItalicMT" w:hAnsi="Arial" w:cs="Arial"/>
+          <w:sz w:val="22"/>
+          <w:szCs w:val="22"/>
           <w:u w:val="single"/>
         </w:rPr>
         <w:instrText xml:space="preserve"> ADDIN EN.CITE </w:instrText>
@@ -2406,6 +3051,8 @@
       <w:r>
         <w:rPr>
           <w:rFonts w:ascii="Arial" w:eastAsia="Arial-ItalicMT" w:hAnsi="Arial" w:cs="Arial"/>
+          <w:sz w:val="22"/>
+          <w:szCs w:val="22"/>
           <w:u w:val="single"/>
         </w:rPr>
         <w:fldChar w:fldCharType="begin">
@@ -2452,6 +3099,8 @@
       <w:r>
         <w:rPr>
           <w:rFonts w:ascii="Arial" w:eastAsia="Arial-ItalicMT" w:hAnsi="Arial" w:cs="Arial"/>
+          <w:sz w:val="22"/>
+          <w:szCs w:val="22"/>
           <w:u w:val="single"/>
         </w:rPr>
         <w:instrText xml:space="preserve"> ADDIN EN.CITE.DATA </w:instrText>
@@ -2459,12 +3108,16 @@
       <w:r>
         <w:rPr>
           <w:rFonts w:ascii="Arial" w:eastAsia="Arial-ItalicMT" w:hAnsi="Arial" w:cs="Arial"/>
+          <w:sz w:val="22"/>
+          <w:szCs w:val="22"/>
           <w:u w:val="single"/>
         </w:rPr>
       </w:r>
       <w:r>
         <w:rPr>
           <w:rFonts w:ascii="Arial" w:eastAsia="Arial-ItalicMT" w:hAnsi="Arial" w:cs="Arial"/>
+          <w:sz w:val="22"/>
+          <w:szCs w:val="22"/>
           <w:u w:val="single"/>
         </w:rPr>
         <w:fldChar w:fldCharType="end"/>
@@ -2472,12 +3125,16 @@
       <w:r>
         <w:rPr>
           <w:rFonts w:ascii="Arial" w:eastAsia="Arial-ItalicMT" w:hAnsi="Arial" w:cs="Arial"/>
+          <w:sz w:val="22"/>
+          <w:szCs w:val="22"/>
           <w:u w:val="single"/>
         </w:rPr>
       </w:r>
       <w:r>
         <w:rPr>
           <w:rFonts w:ascii="Arial" w:eastAsia="Arial-ItalicMT" w:hAnsi="Arial" w:cs="Arial"/>
+          <w:sz w:val="22"/>
+          <w:szCs w:val="22"/>
           <w:u w:val="single"/>
         </w:rPr>
         <w:fldChar w:fldCharType="separate"/>
@@ -2485,6 +3142,8 @@
       <w:r>
         <w:rPr>
           <w:rFonts w:ascii="Arial" w:eastAsia="Arial-ItalicMT" w:hAnsi="Arial" w:cs="Arial"/>
+          <w:sz w:val="22"/>
+          <w:szCs w:val="22"/>
           <w:u w:val="single"/>
         </w:rPr>
         <w:fldChar w:fldCharType="end"/>
@@ -2501,51 +3160,82 @@
         <w:ind w:firstLineChars="0"/>
         <w:rPr>
           <w:rFonts w:ascii="Arial" w:hAnsi="Arial" w:cs="Arial"/>
-          <w:sz w:val="24"/>
-          <w:szCs w:val="24"/>
-        </w:rPr>
-      </w:pPr>
-      <w:r>
-        <w:rPr>
-          <w:rFonts w:ascii="Arial" w:hAnsi="Arial" w:cs="Arial"/>
-          <w:sz w:val="24"/>
-          <w:szCs w:val="24"/>
-        </w:rPr>
-        <w:t xml:space="preserve">Hasanaj, Euxhen, Delphine Beaulieu, </w:t>
-      </w:r>
-      <w:r>
-        <w:rPr>
-          <w:rFonts w:ascii="Arial" w:hAnsi="Arial" w:cs="Arial"/>
-          <w:b/>
-          <w:bCs/>
-          <w:sz w:val="24"/>
-          <w:szCs w:val="24"/>
-        </w:rPr>
-        <w:t>Cankun Wang</w:t>
-      </w:r>
-      <w:r>
-        <w:rPr>
-          <w:rFonts w:ascii="Arial" w:hAnsi="Arial" w:cs="Arial"/>
-          <w:sz w:val="24"/>
-          <w:szCs w:val="24"/>
-        </w:rPr>
-        <w:t xml:space="preserve">, Qianjiang Hu, Marta Bueno, John C. Sembrat, Ricardo H. Pineda, et al. “SenSet, a Novel Human Lung Senescence Cell Gene Signature, Identifies Cell-Specific Senescence Mechanisms.” bioRxiv, December 26, 2024. </w:t>
+        </w:rPr>
+      </w:pPr>
+      <w:r>
+        <w:rPr>
+          <w:rFonts w:ascii="Arial" w:hAnsi="Arial" w:cs="Arial"/>
+        </w:rPr>
+        <w:t xml:space="preserve">Liao, </w:t>
+      </w:r>
+      <w:proofErr w:type="spellStart"/>
+      <w:r>
+        <w:rPr>
+          <w:rFonts w:ascii="Arial" w:hAnsi="Arial" w:cs="Arial"/>
+        </w:rPr>
+        <w:t>Guanrui</w:t>
+      </w:r>
+      <w:proofErr w:type="spellEnd"/>
+      <w:r>
+        <w:rPr>
+          <w:rFonts w:ascii="Arial" w:hAnsi="Arial" w:cs="Arial"/>
+        </w:rPr>
+        <w:t xml:space="preserve">, </w:t>
+      </w:r>
+      <w:proofErr w:type="spellStart"/>
+      <w:r>
+        <w:rPr>
+          <w:rFonts w:ascii="Arial" w:hAnsi="Arial" w:cs="Arial"/>
+        </w:rPr>
+        <w:t>Tsuguhisa</w:t>
+      </w:r>
+      <w:proofErr w:type="spellEnd"/>
+      <w:r>
+        <w:rPr>
+          <w:rFonts w:ascii="Arial" w:hAnsi="Arial" w:cs="Arial"/>
+        </w:rPr>
+        <w:t xml:space="preserve"> Nakayama, </w:t>
+      </w:r>
+      <w:proofErr w:type="spellStart"/>
+      <w:r>
+        <w:rPr>
+          <w:rFonts w:ascii="Arial" w:hAnsi="Arial" w:cs="Arial"/>
+        </w:rPr>
+        <w:t>Bokai</w:t>
+      </w:r>
+      <w:proofErr w:type="spellEnd"/>
+      <w:r>
+        <w:rPr>
+          <w:rFonts w:ascii="Arial" w:hAnsi="Arial" w:cs="Arial"/>
+        </w:rPr>
+        <w:t xml:space="preserve"> Zhu, et al. “Multi-Scaled Transcriptomics of Chronically Inflamed Nasal Epithelium Reveals Immune-Epithelial Dynamics and Tissue Remodeling in Nasal Polyp Formation.” </w:t>
+      </w:r>
+      <w:r>
+        <w:rPr>
+          <w:rFonts w:ascii="Arial" w:hAnsi="Arial" w:cs="Arial"/>
+          <w:i/>
+          <w:iCs/>
+        </w:rPr>
+        <w:t>Immunity</w:t>
+      </w:r>
+      <w:r>
+        <w:rPr>
+          <w:rFonts w:ascii="Arial" w:hAnsi="Arial" w:cs="Arial"/>
+        </w:rPr>
+        <w:t xml:space="preserve"> 58, no. 10 (2025): 2593-2608.e6. </w:t>
       </w:r>
       <w:hyperlink r:id="rId10" w:history="1">
         <w:r>
           <w:rPr>
+            <w:rStyle w:val="Hyperlink"/>
             <w:rFonts w:ascii="Arial" w:hAnsi="Arial" w:cs="Arial"/>
-            <w:sz w:val="24"/>
-            <w:szCs w:val="24"/>
           </w:rPr>
-          <w:t>https://doi.org/10.1101/2024.12.21.629928</w:t>
+          <w:t>https://doi.org/10.1016/j.immuni.2025.08.009</w:t>
         </w:r>
       </w:hyperlink>
       <w:r>
         <w:rPr>
           <w:rFonts w:ascii="Arial" w:hAnsi="Arial" w:cs="Arial"/>
-          <w:sz w:val="24"/>
-          <w:szCs w:val="24"/>
         </w:rPr>
         <w:t>.</w:t>
       </w:r>
@@ -2561,77 +3251,81 @@
         <w:ind w:firstLineChars="0"/>
         <w:rPr>
           <w:rFonts w:ascii="Arial" w:hAnsi="Arial" w:cs="Arial"/>
-          <w:sz w:val="24"/>
-          <w:szCs w:val="24"/>
-        </w:rPr>
-      </w:pPr>
-      <w:r>
-        <w:rPr>
-          <w:rFonts w:ascii="Arial" w:hAnsi="Arial" w:cs="Arial"/>
-          <w:sz w:val="24"/>
-          <w:szCs w:val="24"/>
-        </w:rPr>
-        <w:t xml:space="preserve">Lo Cascio, Filippa, Suhyeorn Park, Urmi Sengupta, Nicha Puangmalai, Nemil Bhatt, Nikita Shchankin, Cynthia Jerez, </w:t>
-      </w:r>
-      <w:r>
-        <w:rPr>
-          <w:rFonts w:ascii="Arial" w:hAnsi="Arial" w:cs="Arial"/>
-          <w:b/>
-          <w:bCs/>
-          <w:sz w:val="24"/>
-          <w:szCs w:val="24"/>
+        </w:rPr>
+      </w:pPr>
+      <w:r>
+        <w:rPr>
+          <w:rFonts w:ascii="Arial" w:hAnsi="Arial" w:cs="Arial"/>
+        </w:rPr>
+        <w:t xml:space="preserve">Hasanaj, </w:t>
+      </w:r>
+      <w:proofErr w:type="spellStart"/>
+      <w:r>
+        <w:rPr>
+          <w:rFonts w:ascii="Arial" w:hAnsi="Arial" w:cs="Arial"/>
+        </w:rPr>
+        <w:t>Euxhen</w:t>
+      </w:r>
+      <w:proofErr w:type="spellEnd"/>
+      <w:r>
+        <w:rPr>
+          <w:rFonts w:ascii="Arial" w:hAnsi="Arial" w:cs="Arial"/>
+        </w:rPr>
+        <w:t xml:space="preserve">, Delphine Beaulieu, </w:t>
+      </w:r>
+      <w:r>
+        <w:rPr>
+          <w:rFonts w:ascii="Arial" w:hAnsi="Arial" w:cs="Arial"/>
+          <w:b/>
+          <w:bCs/>
         </w:rPr>
         <w:t>Cankun Wang</w:t>
       </w:r>
       <w:r>
         <w:rPr>
           <w:rFonts w:ascii="Arial" w:hAnsi="Arial" w:cs="Arial"/>
-          <w:sz w:val="24"/>
-          <w:szCs w:val="24"/>
-        </w:rPr>
-        <w:t xml:space="preserve">, </w:t>
-      </w:r>
-      <w:r>
-        <w:rPr>
-          <w:rFonts w:ascii="Arial" w:hAnsi="Arial" w:cs="Arial"/>
-          <w:sz w:val="24"/>
-          <w:szCs w:val="24"/>
-        </w:rPr>
-        <w:t xml:space="preserve">et al. “Brain-Derived Tau Oligomer Polymorphs: Distinct Aggregations, Stability Profiles, and Biological Activities.” </w:t>
-      </w:r>
-      <w:r>
-        <w:rPr>
-          <w:rFonts w:ascii="Arial" w:hAnsi="Arial" w:cs="Arial"/>
-          <w:i/>
-          <w:iCs/>
-          <w:sz w:val="24"/>
-          <w:szCs w:val="24"/>
-        </w:rPr>
-        <w:t>Communications Biology</w:t>
-      </w:r>
-      <w:r>
-        <w:rPr>
-          <w:rFonts w:ascii="Arial" w:hAnsi="Arial" w:cs="Arial"/>
-          <w:sz w:val="24"/>
-          <w:szCs w:val="24"/>
-        </w:rPr>
-        <w:t xml:space="preserve"> 8, no. 1 (January 15, 2025): 53. </w:t>
+        </w:rPr>
+        <w:t>, Qianjiang Hu, Marta Bueno, John C. Sembrat, Ricardo H. Pineda, et al. “</w:t>
+      </w:r>
+      <w:proofErr w:type="spellStart"/>
+      <w:r>
+        <w:rPr>
+          <w:rFonts w:ascii="Arial" w:hAnsi="Arial" w:cs="Arial"/>
+        </w:rPr>
+        <w:t>SenSet</w:t>
+      </w:r>
+      <w:proofErr w:type="spellEnd"/>
+      <w:r>
+        <w:rPr>
+          <w:rFonts w:ascii="Arial" w:hAnsi="Arial" w:cs="Arial"/>
+        </w:rPr>
+        <w:t xml:space="preserve">, a Novel Human Lung Senescence Cell Gene Signature, Identifies Cell-Specific Senescence Mechanisms.” </w:t>
+      </w:r>
+      <w:proofErr w:type="spellStart"/>
+      <w:r>
+        <w:rPr>
+          <w:rFonts w:ascii="Arial" w:hAnsi="Arial" w:cs="Arial"/>
+        </w:rPr>
+        <w:t>bioRxiv</w:t>
+      </w:r>
+      <w:proofErr w:type="spellEnd"/>
+      <w:r>
+        <w:rPr>
+          <w:rFonts w:ascii="Arial" w:hAnsi="Arial" w:cs="Arial"/>
+        </w:rPr>
+        <w:t xml:space="preserve">, December 26, 2024. </w:t>
       </w:r>
       <w:hyperlink r:id="rId11" w:history="1">
         <w:r>
           <w:rPr>
             <w:rFonts w:ascii="Arial" w:hAnsi="Arial" w:cs="Arial"/>
-            <w:sz w:val="24"/>
-            <w:szCs w:val="24"/>
           </w:rPr>
-          <w:t>https://doi.org/10.1038/s42003-025-07499-w</w:t>
+          <w:t>https://doi.org/10.1101/2024.12.21.629928</w:t>
         </w:r>
       </w:hyperlink>
       <w:r>
         <w:rPr>
           <w:rFonts w:ascii="Arial" w:hAnsi="Arial" w:cs="Arial"/>
-          <w:sz w:val="24"/>
-          <w:szCs w:val="24"/>
         </w:rPr>
         <w:t>.</w:t>
       </w:r>
@@ -2647,69 +3341,87 @@
         <w:ind w:firstLineChars="0"/>
         <w:rPr>
           <w:rFonts w:ascii="Arial" w:hAnsi="Arial" w:cs="Arial"/>
-          <w:sz w:val="24"/>
-          <w:szCs w:val="24"/>
-        </w:rPr>
-      </w:pPr>
-      <w:r>
-        <w:rPr>
-          <w:rFonts w:ascii="Arial" w:hAnsi="Arial" w:cs="Arial"/>
-          <w:sz w:val="24"/>
-          <w:szCs w:val="24"/>
-        </w:rPr>
-        <w:t xml:space="preserve">Lobentanzer, Sebastian, Shaohong Feng, Noah Bruderer, Andreas Maier, </w:t>
-      </w:r>
-      <w:r>
-        <w:rPr>
-          <w:rFonts w:ascii="Arial" w:hAnsi="Arial" w:cs="Arial"/>
-          <w:b/>
-          <w:bCs/>
-          <w:sz w:val="24"/>
-          <w:szCs w:val="24"/>
+        </w:rPr>
+      </w:pPr>
+      <w:r>
+        <w:rPr>
+          <w:rFonts w:ascii="Arial" w:hAnsi="Arial" w:cs="Arial"/>
+        </w:rPr>
+        <w:t xml:space="preserve">Lo Cascio, Filippa, </w:t>
+      </w:r>
+      <w:proofErr w:type="spellStart"/>
+      <w:r>
+        <w:rPr>
+          <w:rFonts w:ascii="Arial" w:hAnsi="Arial" w:cs="Arial"/>
+        </w:rPr>
+        <w:t>Suhyeorn</w:t>
+      </w:r>
+      <w:proofErr w:type="spellEnd"/>
+      <w:r>
+        <w:rPr>
+          <w:rFonts w:ascii="Arial" w:hAnsi="Arial" w:cs="Arial"/>
+        </w:rPr>
+        <w:t xml:space="preserve"> Park, Urmi Sengupta, Nicha </w:t>
+      </w:r>
+      <w:proofErr w:type="spellStart"/>
+      <w:r>
+        <w:rPr>
+          <w:rFonts w:ascii="Arial" w:hAnsi="Arial" w:cs="Arial"/>
+        </w:rPr>
+        <w:t>Puangmalai</w:t>
+      </w:r>
+      <w:proofErr w:type="spellEnd"/>
+      <w:r>
+        <w:rPr>
+          <w:rFonts w:ascii="Arial" w:hAnsi="Arial" w:cs="Arial"/>
+        </w:rPr>
+        <w:t xml:space="preserve">, Nemil Bhatt, Nikita Shchankin, Cynthia Jerez, </w:t>
+      </w:r>
+      <w:r>
+        <w:rPr>
+          <w:rFonts w:ascii="Arial" w:hAnsi="Arial" w:cs="Arial"/>
+          <w:b/>
+          <w:bCs/>
         </w:rPr>
         <w:t>Cankun Wang</w:t>
       </w:r>
       <w:r>
         <w:rPr>
           <w:rFonts w:ascii="Arial" w:hAnsi="Arial" w:cs="Arial"/>
-          <w:sz w:val="24"/>
-          <w:szCs w:val="24"/>
-        </w:rPr>
-        <w:t xml:space="preserve">, Jan Baumbach, Jorge Abreu-Vicente, et al. “A Platform for the Biomedical Application of Large Language Models.” </w:t>
+        </w:rPr>
+        <w:t xml:space="preserve">, </w:t>
+      </w:r>
+      <w:r>
+        <w:rPr>
+          <w:rFonts w:ascii="Arial" w:hAnsi="Arial" w:cs="Arial"/>
+        </w:rPr>
+        <w:t xml:space="preserve">et al. “Brain-Derived Tau Oligomer Polymorphs: Distinct Aggregations, Stability Profiles, and Biological Activities.” </w:t>
       </w:r>
       <w:r>
         <w:rPr>
           <w:rFonts w:ascii="Arial" w:hAnsi="Arial" w:cs="Arial"/>
           <w:i/>
           <w:iCs/>
-          <w:sz w:val="24"/>
-          <w:szCs w:val="24"/>
-        </w:rPr>
-        <w:t>Nature Biotechnology</w:t>
-      </w:r>
-      <w:r>
-        <w:rPr>
-          <w:rFonts w:ascii="Arial" w:hAnsi="Arial" w:cs="Arial"/>
-          <w:sz w:val="24"/>
-          <w:szCs w:val="24"/>
-        </w:rPr>
-        <w:t xml:space="preserve"> 43, no. 2 (February 2025): 166–69. </w:t>
+        </w:rPr>
+        <w:t>Communications Biology</w:t>
+      </w:r>
+      <w:r>
+        <w:rPr>
+          <w:rFonts w:ascii="Arial" w:hAnsi="Arial" w:cs="Arial"/>
+        </w:rPr>
+        <w:t xml:space="preserve"> 8, no. 1 (January 15, 2025): 53. </w:t>
       </w:r>
       <w:hyperlink r:id="rId12" w:history="1">
         <w:r>
           <w:rPr>
             <w:rFonts w:ascii="Arial" w:hAnsi="Arial" w:cs="Arial"/>
-            <w:sz w:val="24"/>
-            <w:szCs w:val="24"/>
           </w:rPr>
-          <w:t>https://doi.org/10.1038/s41587-024-02534-3</w:t>
+          <w:t>https://doi.org/10.1038/s42003-025-07499-w</w:t>
         </w:r>
       </w:hyperlink>
       <w:r>
         <w:rPr>
           <w:rFonts w:ascii="Arial" w:hAnsi="Arial" w:cs="Arial"/>
-          <w:sz w:val="24"/>
-          <w:szCs w:val="24"/>
         </w:rPr>
         <w:t>.</w:t>
       </w:r>
@@ -2725,70 +3437,75 @@
         <w:ind w:firstLineChars="0"/>
         <w:rPr>
           <w:rFonts w:ascii="Arial" w:hAnsi="Arial" w:cs="Arial"/>
-          <w:sz w:val="24"/>
-          <w:szCs w:val="24"/>
-        </w:rPr>
-      </w:pPr>
-      <w:r>
-        <w:rPr>
-          <w:rFonts w:ascii="Arial" w:hAnsi="Arial" w:cs="Arial"/>
-          <w:sz w:val="24"/>
-          <w:szCs w:val="24"/>
-        </w:rPr>
-        <w:t xml:space="preserve">Alonzo, Matthew, Zhaohui Xu, Yang Yu, Shiqiao Ye, </w:t>
-      </w:r>
-      <w:r>
-        <w:rPr>
-          <w:rFonts w:ascii="Arial" w:hAnsi="Arial" w:cs="Arial"/>
-          <w:b/>
-          <w:bCs/>
-          <w:sz w:val="24"/>
-          <w:szCs w:val="24"/>
+        </w:rPr>
+      </w:pPr>
+      <w:proofErr w:type="spellStart"/>
+      <w:r>
+        <w:rPr>
+          <w:rFonts w:ascii="Arial" w:hAnsi="Arial" w:cs="Arial"/>
+        </w:rPr>
+        <w:t>Lobentanzer</w:t>
+      </w:r>
+      <w:proofErr w:type="spellEnd"/>
+      <w:r>
+        <w:rPr>
+          <w:rFonts w:ascii="Arial" w:hAnsi="Arial" w:cs="Arial"/>
+        </w:rPr>
+        <w:t xml:space="preserve">, Sebastian, </w:t>
+      </w:r>
+      <w:proofErr w:type="spellStart"/>
+      <w:r>
+        <w:rPr>
+          <w:rFonts w:ascii="Arial" w:hAnsi="Arial" w:cs="Arial"/>
+        </w:rPr>
+        <w:t>Shaohong</w:t>
+      </w:r>
+      <w:proofErr w:type="spellEnd"/>
+      <w:r>
+        <w:rPr>
+          <w:rFonts w:ascii="Arial" w:hAnsi="Arial" w:cs="Arial"/>
+        </w:rPr>
+        <w:t xml:space="preserve"> Feng, Noah Bruderer, Andreas Maier, </w:t>
+      </w:r>
+      <w:r>
+        <w:rPr>
+          <w:rFonts w:ascii="Arial" w:hAnsi="Arial" w:cs="Arial"/>
+          <w:b/>
+          <w:bCs/>
         </w:rPr>
         <w:t>Cankun Wang</w:t>
       </w:r>
       <w:r>
         <w:rPr>
           <w:rFonts w:ascii="Arial" w:hAnsi="Arial" w:cs="Arial"/>
-          <w:sz w:val="24"/>
-          <w:szCs w:val="24"/>
-        </w:rPr>
-        <w:t xml:space="preserve">, Jerry Wang, Megan McNutt, et al. “Cell-Free RNA Signatures in Maternal Blood with Fetal Congenital Heart Disease.” </w:t>
+        </w:rPr>
+        <w:t xml:space="preserve">, Jan Baumbach, Jorge Abreu-Vicente, et al. “A Platform for the Biomedical Application of Large Language Models.” </w:t>
       </w:r>
       <w:r>
         <w:rPr>
           <w:rFonts w:ascii="Arial" w:hAnsi="Arial" w:cs="Arial"/>
           <w:i/>
           <w:iCs/>
-          <w:sz w:val="24"/>
-          <w:szCs w:val="24"/>
-        </w:rPr>
-        <w:lastRenderedPageBreak/>
-        <w:t>Circulation Research</w:t>
-      </w:r>
-      <w:r>
-        <w:rPr>
-          <w:rFonts w:ascii="Arial" w:hAnsi="Arial" w:cs="Arial"/>
-          <w:sz w:val="24"/>
-          <w:szCs w:val="24"/>
-        </w:rPr>
-        <w:t xml:space="preserve"> 135, no. 10 (October 25, 2024): 1021–24. </w:t>
+        </w:rPr>
+        <w:t>Nature Biotechnology</w:t>
+      </w:r>
+      <w:r>
+        <w:rPr>
+          <w:rFonts w:ascii="Arial" w:hAnsi="Arial" w:cs="Arial"/>
+        </w:rPr>
+        <w:t xml:space="preserve"> 43, no. 2 (February 2025): 166–69. </w:t>
       </w:r>
       <w:hyperlink r:id="rId13" w:history="1">
         <w:r>
           <w:rPr>
             <w:rFonts w:ascii="Arial" w:hAnsi="Arial" w:cs="Arial"/>
-            <w:sz w:val="24"/>
-            <w:szCs w:val="24"/>
           </w:rPr>
-          <w:t>https://doi.org/10.1161/CIRCRESAHA.124.325024</w:t>
+          <w:t>https://doi.org/10.1038/s41587-024-02534-3</w:t>
         </w:r>
       </w:hyperlink>
       <w:r>
         <w:rPr>
           <w:rFonts w:ascii="Arial" w:hAnsi="Arial" w:cs="Arial"/>
-          <w:sz w:val="24"/>
-          <w:szCs w:val="24"/>
         </w:rPr>
         <w:t>.</w:t>
       </w:r>
@@ -2804,42 +3521,150 @@
         <w:ind w:firstLineChars="0"/>
         <w:rPr>
           <w:rFonts w:ascii="Arial" w:hAnsi="Arial" w:cs="Arial"/>
-          <w:sz w:val="24"/>
-          <w:szCs w:val="24"/>
-        </w:rPr>
-      </w:pPr>
-      <w:r>
-        <w:rPr>
-          <w:rFonts w:ascii="Arial" w:hAnsi="Arial" w:cs="Arial"/>
-          <w:sz w:val="24"/>
-          <w:szCs w:val="24"/>
-        </w:rPr>
-        <w:t xml:space="preserve">Yu, Yang, Cankun Wang, Shiqiao Ye, Hannah Qin, Matthew Alonzo, Angela Onorato, Aaron Argall, et al. “Common and Divergent Cellular Aetiologies Underlying Hypoplastic Left Heart Syndrome and Hypoplastic Right Heart Syndrome.” </w:t>
+        </w:rPr>
+      </w:pPr>
+      <w:r>
+        <w:rPr>
+          <w:rFonts w:ascii="Arial" w:hAnsi="Arial" w:cs="Arial"/>
+        </w:rPr>
+        <w:t xml:space="preserve">Alonzo, Matthew, Zhaohui Xu, Yang Yu, </w:t>
+      </w:r>
+      <w:proofErr w:type="spellStart"/>
+      <w:r>
+        <w:rPr>
+          <w:rFonts w:ascii="Arial" w:hAnsi="Arial" w:cs="Arial"/>
+        </w:rPr>
+        <w:t>Shiqiao</w:t>
+      </w:r>
+      <w:proofErr w:type="spellEnd"/>
+      <w:r>
+        <w:rPr>
+          <w:rFonts w:ascii="Arial" w:hAnsi="Arial" w:cs="Arial"/>
+        </w:rPr>
+        <w:t xml:space="preserve"> Ye, </w:t>
+      </w:r>
+      <w:r>
+        <w:rPr>
+          <w:rFonts w:ascii="Arial" w:hAnsi="Arial" w:cs="Arial"/>
+          <w:b/>
+          <w:bCs/>
+        </w:rPr>
+        <w:t>Cankun Wang</w:t>
+      </w:r>
+      <w:r>
+        <w:rPr>
+          <w:rFonts w:ascii="Arial" w:hAnsi="Arial" w:cs="Arial"/>
+        </w:rPr>
+        <w:t xml:space="preserve">, Jerry Wang, Megan McNutt, et al. “Cell-Free RNA Signatures in Maternal Blood with Fetal Congenital Heart Disease.” </w:t>
       </w:r>
       <w:r>
         <w:rPr>
           <w:rFonts w:ascii="Arial" w:hAnsi="Arial" w:cs="Arial"/>
           <w:i/>
           <w:iCs/>
-          <w:sz w:val="24"/>
-          <w:szCs w:val="24"/>
-        </w:rPr>
-        <w:t>European Heart Journal</w:t>
-      </w:r>
-      <w:r>
-        <w:rPr>
-          <w:rFonts w:ascii="Arial" w:hAnsi="Arial" w:cs="Arial"/>
-          <w:sz w:val="24"/>
-          <w:szCs w:val="24"/>
-        </w:rPr>
-        <w:t xml:space="preserve"> 46, no. 20 (May 21, 2025): 1946–49. </w:t>
+        </w:rPr>
+        <w:t>Circulation Research</w:t>
+      </w:r>
+      <w:r>
+        <w:rPr>
+          <w:rFonts w:ascii="Arial" w:hAnsi="Arial" w:cs="Arial"/>
+        </w:rPr>
+        <w:t xml:space="preserve"> 135, no. 10 (October 25, 2024): 1021–24. </w:t>
       </w:r>
       <w:hyperlink r:id="rId14" w:history="1">
         <w:r>
           <w:rPr>
             <w:rFonts w:ascii="Arial" w:hAnsi="Arial" w:cs="Arial"/>
-            <w:sz w:val="24"/>
-            <w:szCs w:val="24"/>
+          </w:rPr>
+          <w:t>https://doi.org/10.1161/CIRCRESAHA.124.325024</w:t>
+        </w:r>
+      </w:hyperlink>
+      <w:r>
+        <w:rPr>
+          <w:rFonts w:ascii="Arial" w:hAnsi="Arial" w:cs="Arial"/>
+        </w:rPr>
+        <w:t>.</w:t>
+      </w:r>
+    </w:p>
+    <w:p>
+      <w:pPr>
+        <w:pStyle w:val="ListParagraph"/>
+        <w:numPr>
+          <w:ilvl w:val="0"/>
+          <w:numId w:val="4"/>
+        </w:numPr>
+        <w:spacing w:after="0"/>
+        <w:ind w:firstLineChars="0"/>
+        <w:rPr>
+          <w:rFonts w:ascii="Arial" w:hAnsi="Arial" w:cs="Arial"/>
+        </w:rPr>
+      </w:pPr>
+      <w:r>
+        <w:rPr>
+          <w:rFonts w:ascii="Arial" w:hAnsi="Arial" w:cs="Arial"/>
+        </w:rPr>
+        <w:t xml:space="preserve">Yu, Yang, </w:t>
+      </w:r>
+      <w:r>
+        <w:rPr>
+          <w:rFonts w:ascii="Arial" w:hAnsi="Arial" w:cs="Arial"/>
+          <w:b/>
+          <w:bCs/>
+        </w:rPr>
+        <w:t>Cankun Wang</w:t>
+      </w:r>
+      <w:r>
+        <w:rPr>
+          <w:rFonts w:ascii="Arial" w:hAnsi="Arial" w:cs="Arial"/>
+        </w:rPr>
+        <w:t xml:space="preserve">, </w:t>
+      </w:r>
+      <w:proofErr w:type="spellStart"/>
+      <w:r>
+        <w:rPr>
+          <w:rFonts w:ascii="Arial" w:hAnsi="Arial" w:cs="Arial"/>
+        </w:rPr>
+        <w:t>Shiqiao</w:t>
+      </w:r>
+      <w:proofErr w:type="spellEnd"/>
+      <w:r>
+        <w:rPr>
+          <w:rFonts w:ascii="Arial" w:hAnsi="Arial" w:cs="Arial"/>
+        </w:rPr>
+        <w:t xml:space="preserve"> Ye, Hannah Qin, Matthew Alonzo, Angela Onorato, Aaron Argall, et al. “Common and Divergent Cellular </w:t>
+      </w:r>
+      <w:proofErr w:type="spellStart"/>
+      <w:r>
+        <w:rPr>
+          <w:rFonts w:ascii="Arial" w:hAnsi="Arial" w:cs="Arial"/>
+        </w:rPr>
+        <w:t>Aetiologies</w:t>
+      </w:r>
+      <w:proofErr w:type="spellEnd"/>
+      <w:r>
+        <w:rPr>
+          <w:rFonts w:ascii="Arial" w:hAnsi="Arial" w:cs="Arial"/>
+        </w:rPr>
+        <w:t xml:space="preserve"> Underlying Hypoplastic Left Heart Syndrome and Hypoplastic Right Heart Syndrome.” </w:t>
+      </w:r>
+      <w:r>
+        <w:rPr>
+          <w:rFonts w:ascii="Arial" w:hAnsi="Arial" w:cs="Arial"/>
+          <w:i/>
+          <w:iCs/>
+        </w:rPr>
+        <w:t>European Heart Journal</w:t>
+      </w:r>
+      <w:r>
+        <w:rPr>
+          <w:rFonts w:ascii="Arial" w:hAnsi="Arial" w:cs="Arial"/>
+        </w:rPr>
+        <w:t xml:space="preserve"> 46, no. 20 (May 21, 2025): 1946–49. </w:t>
+      </w:r>
+      <w:hyperlink r:id="rId15" w:history="1">
+        <w:r>
+          <w:rPr>
+            <w:rFonts w:ascii="Arial" w:hAnsi="Arial" w:cs="Arial"/>
           </w:rPr>
           <w:t>https://doi.org/10.1093/eurheartj/ehaf121</w:t>
         </w:r>
@@ -2847,8 +3672,6 @@
       <w:r>
         <w:rPr>
           <w:rFonts w:ascii="Arial" w:hAnsi="Arial" w:cs="Arial"/>
-          <w:sz w:val="24"/>
-          <w:szCs w:val="24"/>
         </w:rPr>
         <w:t>.</w:t>
       </w:r>
@@ -2864,11 +3687,15 @@
         <w:jc w:val="left"/>
         <w:rPr>
           <w:noProof/>
-        </w:rPr>
-      </w:pPr>
-      <w:r>
-        <w:rPr>
-          <w:noProof/>
+          <w:sz w:val="22"/>
+          <w:szCs w:val="22"/>
+        </w:rPr>
+      </w:pPr>
+      <w:r>
+        <w:rPr>
+          <w:noProof/>
+          <w:sz w:val="22"/>
+          <w:szCs w:val="22"/>
         </w:rPr>
         <w:t xml:space="preserve">Alonzo, Matthew, Zhaohui Xu, Yang Yu, Shiqiao Ye, </w:t>
       </w:r>
@@ -2877,12 +3704,16 @@
           <w:b/>
           <w:bCs/>
           <w:noProof/>
+          <w:sz w:val="22"/>
+          <w:szCs w:val="22"/>
         </w:rPr>
         <w:t>Cankun Wang</w:t>
       </w:r>
       <w:r>
         <w:rPr>
           <w:noProof/>
+          <w:sz w:val="22"/>
+          <w:szCs w:val="22"/>
         </w:rPr>
         <w:t xml:space="preserve">, Jerry Wang, Megan McNutt, et al. “Cell-Free RNA Signatures in Maternal Blood with Fetal Congenital Heart Disease.” </w:t>
       </w:r>
@@ -2891,12 +3722,16 @@
           <w:i/>
           <w:iCs/>
           <w:noProof/>
+          <w:sz w:val="22"/>
+          <w:szCs w:val="22"/>
         </w:rPr>
         <w:t>Circulation Research</w:t>
       </w:r>
       <w:r>
         <w:rPr>
           <w:noProof/>
+          <w:sz w:val="22"/>
+          <w:szCs w:val="22"/>
         </w:rPr>
         <w:t xml:space="preserve"> 135, no. 10 (October 25, 2024): 1021–24. https://doi.org/10.1161/CIRCRESAHA.124.325024.</w:t>
       </w:r>
@@ -2912,17 +3747,23 @@
         <w:jc w:val="left"/>
         <w:rPr>
           <w:noProof/>
-        </w:rPr>
-      </w:pPr>
-      <w:r>
-        <w:rPr>
-          <w:noProof/>
+          <w:sz w:val="22"/>
+          <w:szCs w:val="22"/>
+        </w:rPr>
+      </w:pPr>
+      <w:r>
+        <w:rPr>
+          <w:noProof/>
+          <w:sz w:val="22"/>
+          <w:szCs w:val="22"/>
         </w:rPr>
         <w:t xml:space="preserve">Li, </w:t>
       </w:r>
       <w:r>
         <w:rPr>
           <w:noProof/>
+          <w:sz w:val="22"/>
+          <w:szCs w:val="22"/>
         </w:rPr>
         <w:t xml:space="preserve">Yang, Anjun Ma, Yizhong Wang, </w:t>
       </w:r>
@@ -2931,12 +3772,16 @@
           <w:b/>
           <w:bCs/>
           <w:noProof/>
+          <w:sz w:val="22"/>
+          <w:szCs w:val="22"/>
         </w:rPr>
         <w:t>Cankun Wang</w:t>
       </w:r>
       <w:r>
         <w:rPr>
           <w:noProof/>
+          <w:sz w:val="22"/>
+          <w:szCs w:val="22"/>
         </w:rPr>
         <w:t xml:space="preserve">, Shuo Chen, Hongjun Fu, Bingqiang Liu, &amp; Qin Ma. (2024). Enhancer-driven gene regulatory networks inference from single-cell RNA-seq and ATAC-seq data. </w:t>
       </w:r>
@@ -2945,6 +3790,8 @@
           <w:i/>
           <w:iCs/>
           <w:noProof/>
+          <w:sz w:val="22"/>
+          <w:szCs w:val="22"/>
         </w:rPr>
         <w:t>Briefings in Bioinformatics</w:t>
       </w:r>
@@ -2952,6 +3799,8 @@
         <w:rPr>
           <w:i/>
           <w:noProof/>
+          <w:sz w:val="22"/>
+          <w:szCs w:val="22"/>
         </w:rPr>
         <w:t xml:space="preserve">, </w:t>
       </w:r>
@@ -2959,16 +3808,20 @@
         <w:rPr>
           <w:iCs/>
           <w:noProof/>
+          <w:sz w:val="22"/>
+          <w:szCs w:val="22"/>
         </w:rPr>
         <w:t>Volume 25, Issue 5, September 2024, bbae369, </w:t>
       </w:r>
-      <w:hyperlink r:id="rId15" w:history="1">
+      <w:hyperlink r:id="rId16" w:history="1">
         <w:r>
           <w:rPr>
             <w:rStyle w:val="Hyperlink"/>
             <w:iCs/>
             <w:noProof/>
             <w:color w:val="auto"/>
+            <w:sz w:val="22"/>
+            <w:szCs w:val="22"/>
             <w:u w:val="none"/>
           </w:rPr>
           <w:t>https://doi.org/10.1093/bib/bbae369</w:t>
@@ -2985,11 +3838,15 @@
         <w:spacing w:line="276" w:lineRule="auto"/>
         <w:rPr>
           <w:noProof/>
-        </w:rPr>
-      </w:pPr>
-      <w:r>
-        <w:rPr>
-          <w:noProof/>
+          <w:sz w:val="22"/>
+          <w:szCs w:val="22"/>
+        </w:rPr>
+      </w:pPr>
+      <w:r>
+        <w:rPr>
+          <w:noProof/>
+          <w:sz w:val="22"/>
+          <w:szCs w:val="22"/>
         </w:rPr>
         <w:t xml:space="preserve">Yu, Yang, </w:t>
       </w:r>
@@ -2998,12 +3855,16 @@
           <w:b/>
           <w:bCs/>
           <w:noProof/>
+          <w:sz w:val="22"/>
+          <w:szCs w:val="22"/>
         </w:rPr>
         <w:t>Cankun Wang</w:t>
       </w:r>
       <w:r>
         <w:rPr>
           <w:noProof/>
+          <w:sz w:val="22"/>
+          <w:szCs w:val="22"/>
         </w:rPr>
         <w:t>, Shiqiao Ye, Zhaohui Xu, Hui Lin, Karen Texter, Vasudha Shukla</w:t>
       </w:r>
@@ -3012,12 +3873,16 @@
           <w:i/>
           <w:iCs/>
           <w:noProof/>
+          <w:sz w:val="22"/>
+          <w:szCs w:val="22"/>
         </w:rPr>
         <w:t>, et al.</w:t>
       </w:r>
       <w:r>
         <w:rPr>
           <w:noProof/>
+          <w:sz w:val="22"/>
+          <w:szCs w:val="22"/>
         </w:rPr>
         <w:t xml:space="preserve"> "Abnormal Progenitor Cell Differentiation and Cardiomyocyte Proliferation in Hypoplastic Right Heart Syndrome." </w:t>
       </w:r>
@@ -3026,12 +3891,16 @@
           <w:i/>
           <w:iCs/>
           <w:noProof/>
+          <w:sz w:val="22"/>
+          <w:szCs w:val="22"/>
         </w:rPr>
         <w:t xml:space="preserve">Circulation </w:t>
       </w:r>
       <w:r>
         <w:rPr>
           <w:noProof/>
+          <w:sz w:val="22"/>
+          <w:szCs w:val="22"/>
         </w:rPr>
         <w:t>149, no. 11 (2024): 888-91.</w:t>
       </w:r>
@@ -3046,12 +3915,17 @@
         <w:spacing w:line="276" w:lineRule="auto"/>
         <w:rPr>
           <w:noProof/>
-        </w:rPr>
-      </w:pPr>
-      <w:r>
-        <w:rPr>
-          <w:noProof/>
-        </w:rPr>
+          <w:sz w:val="22"/>
+          <w:szCs w:val="22"/>
+        </w:rPr>
+      </w:pPr>
+      <w:r>
+        <w:rPr>
+          <w:noProof/>
+          <w:sz w:val="22"/>
+          <w:szCs w:val="22"/>
+        </w:rPr>
+        <w:lastRenderedPageBreak/>
         <w:t xml:space="preserve">Li, Jianying, Anjun Ma, Ruohan Zhang, Yao Chen, Chelsea Bolyard, Bao Zhao, </w:t>
       </w:r>
       <w:r>
@@ -3059,6 +3933,8 @@
           <w:b/>
           <w:bCs/>
           <w:noProof/>
+          <w:sz w:val="22"/>
+          <w:szCs w:val="22"/>
         </w:rPr>
         <w:t>Cankun Wang</w:t>
       </w:r>
@@ -3067,12 +3943,16 @@
           <w:i/>
           <w:iCs/>
           <w:noProof/>
+          <w:sz w:val="22"/>
+          <w:szCs w:val="22"/>
         </w:rPr>
         <w:t>, et al.</w:t>
       </w:r>
       <w:r>
         <w:rPr>
           <w:noProof/>
+          <w:sz w:val="22"/>
+          <w:szCs w:val="22"/>
         </w:rPr>
         <w:t xml:space="preserve"> "Targeting Metabolic Sensing Switch Gpr84 on Macrophages for Cancer Immunotherapy." </w:t>
       </w:r>
@@ -3081,12 +3961,16 @@
           <w:i/>
           <w:iCs/>
           <w:noProof/>
+          <w:sz w:val="22"/>
+          <w:szCs w:val="22"/>
         </w:rPr>
         <w:t xml:space="preserve">Cancer Immunology, Immunotherapy </w:t>
       </w:r>
       <w:r>
         <w:rPr>
           <w:noProof/>
+          <w:sz w:val="22"/>
+          <w:szCs w:val="22"/>
         </w:rPr>
         <w:t>73, no. 3 (2024): 52.</w:t>
       </w:r>
@@ -3101,11 +3985,15 @@
         <w:spacing w:line="276" w:lineRule="auto"/>
         <w:rPr>
           <w:noProof/>
-        </w:rPr>
-      </w:pPr>
-      <w:r>
-        <w:rPr>
-          <w:noProof/>
+          <w:sz w:val="22"/>
+          <w:szCs w:val="22"/>
+        </w:rPr>
+      </w:pPr>
+      <w:r>
+        <w:rPr>
+          <w:noProof/>
+          <w:sz w:val="22"/>
+          <w:szCs w:val="22"/>
         </w:rPr>
         <w:t xml:space="preserve">Li, Yang, Yizhong Wang, </w:t>
       </w:r>
@@ -3114,12 +4002,16 @@
           <w:b/>
           <w:bCs/>
           <w:noProof/>
+          <w:sz w:val="22"/>
+          <w:szCs w:val="22"/>
         </w:rPr>
         <w:t>Cankun Wang</w:t>
       </w:r>
       <w:r>
         <w:rPr>
           <w:noProof/>
+          <w:sz w:val="22"/>
+          <w:szCs w:val="22"/>
         </w:rPr>
         <w:t xml:space="preserve">, Anjun Ma, Qin Ma, and Bingqiang Liu. "A Weighted Two-Stage Sequence Alignment Framework to Identify Motifs from Chip-Exo Data." </w:t>
       </w:r>
@@ -3128,12 +4020,16 @@
           <w:i/>
           <w:iCs/>
           <w:noProof/>
+          <w:sz w:val="22"/>
+          <w:szCs w:val="22"/>
         </w:rPr>
         <w:t xml:space="preserve">Patterns </w:t>
       </w:r>
       <w:r>
         <w:rPr>
           <w:noProof/>
+          <w:sz w:val="22"/>
+          <w:szCs w:val="22"/>
         </w:rPr>
         <w:t xml:space="preserve"> (2024).</w:t>
       </w:r>
@@ -3148,11 +4044,15 @@
         <w:spacing w:line="276" w:lineRule="auto"/>
         <w:rPr>
           <w:noProof/>
-        </w:rPr>
-      </w:pPr>
-      <w:r>
-        <w:rPr>
-          <w:noProof/>
+          <w:sz w:val="22"/>
+          <w:szCs w:val="22"/>
+        </w:rPr>
+      </w:pPr>
+      <w:r>
+        <w:rPr>
+          <w:noProof/>
+          <w:sz w:val="22"/>
+          <w:szCs w:val="22"/>
         </w:rPr>
         <w:t xml:space="preserve">Li, Yingjie, </w:t>
       </w:r>
@@ -3161,12 +4061,16 @@
           <w:b/>
           <w:bCs/>
           <w:noProof/>
+          <w:sz w:val="22"/>
+          <w:szCs w:val="22"/>
         </w:rPr>
         <w:t>Cankun Wang</w:t>
       </w:r>
       <w:r>
         <w:rPr>
           <w:noProof/>
+          <w:sz w:val="22"/>
+          <w:szCs w:val="22"/>
         </w:rPr>
         <w:t>, Anjun Ma, Abdul Qawee Rani, Mingjue Luo, Jenny Li, Xuefeng Liu, and Qin Ma. "Identification of Hpv Oncogene and Host Cell Differentiation Associated Cellular Heterogeneity in Cervical Cancer Via Single</w:t>
       </w:r>
@@ -3174,12 +4078,16 @@
         <w:rPr>
           <w:rFonts w:ascii="Cambria Math" w:hAnsi="Cambria Math" w:cs="Cambria Math"/>
           <w:noProof/>
+          <w:sz w:val="22"/>
+          <w:szCs w:val="22"/>
         </w:rPr>
         <w:t>‐</w:t>
       </w:r>
       <w:r>
         <w:rPr>
           <w:noProof/>
+          <w:sz w:val="22"/>
+          <w:szCs w:val="22"/>
         </w:rPr>
         <w:t xml:space="preserve">Cell Transcriptomic Analysis." </w:t>
       </w:r>
@@ -3188,12 +4096,16 @@
           <w:i/>
           <w:iCs/>
           <w:noProof/>
+          <w:sz w:val="22"/>
+          <w:szCs w:val="22"/>
         </w:rPr>
         <w:t xml:space="preserve">Journal of Medical Virology </w:t>
       </w:r>
       <w:r>
         <w:rPr>
           <w:noProof/>
+          <w:sz w:val="22"/>
+          <w:szCs w:val="22"/>
         </w:rPr>
         <w:t>95, no. 8 (2023): e29060.</w:t>
       </w:r>
@@ -3208,11 +4120,15 @@
         <w:spacing w:line="276" w:lineRule="auto"/>
         <w:rPr>
           <w:noProof/>
-        </w:rPr>
-      </w:pPr>
-      <w:r>
-        <w:rPr>
-          <w:noProof/>
+          <w:sz w:val="22"/>
+          <w:szCs w:val="22"/>
+        </w:rPr>
+      </w:pPr>
+      <w:r>
+        <w:rPr>
+          <w:noProof/>
+          <w:sz w:val="22"/>
+          <w:szCs w:val="22"/>
         </w:rPr>
         <w:t xml:space="preserve">Lobentanzer, Sebastian, Shaohong Feng, The BioChatter Consortium, Andreas Maier, </w:t>
       </w:r>
@@ -3221,12 +4137,16 @@
           <w:b/>
           <w:bCs/>
           <w:noProof/>
+          <w:sz w:val="22"/>
+          <w:szCs w:val="22"/>
         </w:rPr>
         <w:t>Cankun Wang</w:t>
       </w:r>
       <w:r>
         <w:rPr>
           <w:noProof/>
+          <w:sz w:val="22"/>
+          <w:szCs w:val="22"/>
         </w:rPr>
         <w:t xml:space="preserve">, Jan Baumbach, Nils Krehl, Qin Ma, and Julio Saez-Rodriguez. "A Platform for the Biomedical Application of Large Language Models." </w:t>
       </w:r>
@@ -3235,12 +4155,16 @@
           <w:i/>
           <w:iCs/>
           <w:noProof/>
+          <w:sz w:val="22"/>
+          <w:szCs w:val="22"/>
         </w:rPr>
         <w:t xml:space="preserve">arXiv preprint arXiv:2305.06488 </w:t>
       </w:r>
       <w:r>
         <w:rPr>
           <w:noProof/>
+          <w:sz w:val="22"/>
+          <w:szCs w:val="22"/>
         </w:rPr>
         <w:t xml:space="preserve"> (2023).</w:t>
       </w:r>
@@ -3255,11 +4179,15 @@
         <w:spacing w:line="276" w:lineRule="auto"/>
         <w:rPr>
           <w:noProof/>
-        </w:rPr>
-      </w:pPr>
-      <w:r>
-        <w:rPr>
-          <w:noProof/>
+          <w:sz w:val="22"/>
+          <w:szCs w:val="22"/>
+        </w:rPr>
+      </w:pPr>
+      <w:r>
+        <w:rPr>
+          <w:noProof/>
+          <w:sz w:val="22"/>
+          <w:szCs w:val="22"/>
         </w:rPr>
         <w:t xml:space="preserve">Wang, Yizhong, Yang Li, </w:t>
       </w:r>
@@ -3268,12 +4196,16 @@
           <w:b/>
           <w:bCs/>
           <w:noProof/>
+          <w:sz w:val="22"/>
+          <w:szCs w:val="22"/>
         </w:rPr>
         <w:t>Cankun Wang</w:t>
       </w:r>
       <w:r>
         <w:rPr>
           <w:noProof/>
+          <w:sz w:val="22"/>
+          <w:szCs w:val="22"/>
         </w:rPr>
         <w:t xml:space="preserve">, Chan-Wang Jerry Lio, Qin Ma, and Bingqiang Liu. "Cemig: Prediction of the Cis-Regulatory Motif Using the De Bruijn Graph from Atac-Seq." </w:t>
       </w:r>
@@ -3282,12 +4214,16 @@
           <w:i/>
           <w:iCs/>
           <w:noProof/>
+          <w:sz w:val="22"/>
+          <w:szCs w:val="22"/>
         </w:rPr>
         <w:t xml:space="preserve">Briefings in Bioinformatics </w:t>
       </w:r>
       <w:r>
         <w:rPr>
           <w:noProof/>
+          <w:sz w:val="22"/>
+          <w:szCs w:val="22"/>
         </w:rPr>
         <w:t>25, no. 1 (2024): bbad505.</w:t>
       </w:r>
@@ -3302,11 +4238,15 @@
         <w:spacing w:line="276" w:lineRule="auto"/>
         <w:rPr>
           <w:noProof/>
-        </w:rPr>
-      </w:pPr>
-      <w:r>
-        <w:rPr>
-          <w:noProof/>
+          <w:sz w:val="22"/>
+          <w:szCs w:val="22"/>
+        </w:rPr>
+      </w:pPr>
+      <w:r>
+        <w:rPr>
+          <w:noProof/>
+          <w:sz w:val="22"/>
+          <w:szCs w:val="22"/>
         </w:rPr>
         <w:t xml:space="preserve">Xiao, Tong, Johanna Schafer, No-joon Song, </w:t>
       </w:r>
@@ -3315,12 +4255,16 @@
           <w:b/>
           <w:bCs/>
           <w:noProof/>
+          <w:sz w:val="22"/>
+          <w:szCs w:val="22"/>
         </w:rPr>
         <w:t>Cankun Wang</w:t>
       </w:r>
       <w:r>
         <w:rPr>
           <w:noProof/>
+          <w:sz w:val="22"/>
+          <w:szCs w:val="22"/>
         </w:rPr>
         <w:t xml:space="preserve">, Payton Weltge, Xue Li, Qin Ma, and Zihai Li. "Novel Mechanisms of Androgen Receptor-Centered Transcriptional Regulatory Network in Regulating Cd8+ T Cell Exhaustion and Sex Bias in Cancer." </w:t>
       </w:r>
@@ -3329,12 +4273,16 @@
           <w:i/>
           <w:iCs/>
           <w:noProof/>
+          <w:sz w:val="22"/>
+          <w:szCs w:val="22"/>
         </w:rPr>
         <w:t xml:space="preserve">The Journal of Immunology </w:t>
       </w:r>
       <w:r>
         <w:rPr>
           <w:noProof/>
+          <w:sz w:val="22"/>
+          <w:szCs w:val="22"/>
         </w:rPr>
         <w:t>210, no. 1_Supplement (2023): 171.13-71.13.</w:t>
       </w:r>
@@ -3349,11 +4297,15 @@
         <w:spacing w:line="276" w:lineRule="auto"/>
         <w:rPr>
           <w:noProof/>
-        </w:rPr>
-      </w:pPr>
-      <w:r>
-        <w:rPr>
-          <w:noProof/>
+          <w:sz w:val="22"/>
+          <w:szCs w:val="22"/>
+        </w:rPr>
+      </w:pPr>
+      <w:r>
+        <w:rPr>
+          <w:noProof/>
+          <w:sz w:val="22"/>
+          <w:szCs w:val="22"/>
         </w:rPr>
         <w:t xml:space="preserve">Hussan, Hisham, Steven K Clinton, Elizabeth M Grainger, Maxine Webb, </w:t>
       </w:r>
@@ -3362,12 +4314,16 @@
           <w:b/>
           <w:bCs/>
           <w:noProof/>
+          <w:sz w:val="22"/>
+          <w:szCs w:val="22"/>
         </w:rPr>
         <w:t>Cankun Wang</w:t>
       </w:r>
       <w:r>
         <w:rPr>
           <w:noProof/>
+          <w:sz w:val="22"/>
+          <w:szCs w:val="22"/>
         </w:rPr>
         <w:t>, Amy Webb, Bradley Needleman</w:t>
       </w:r>
@@ -3376,12 +4332,16 @@
           <w:i/>
           <w:iCs/>
           <w:noProof/>
+          <w:sz w:val="22"/>
+          <w:szCs w:val="22"/>
         </w:rPr>
         <w:t>, et al.</w:t>
       </w:r>
       <w:r>
         <w:rPr>
           <w:noProof/>
+          <w:sz w:val="22"/>
+          <w:szCs w:val="22"/>
         </w:rPr>
         <w:t xml:space="preserve"> "Distinctive Patterns of Sulfide-and Butyrate-Metabolizing Bacteria after Bariatric Surgery: Potential Implications for Colorectal Cancer Risk." </w:t>
       </w:r>
@@ -3390,12 +4350,16 @@
           <w:i/>
           <w:iCs/>
           <w:noProof/>
+          <w:sz w:val="22"/>
+          <w:szCs w:val="22"/>
         </w:rPr>
         <w:t xml:space="preserve">Gut Microbes </w:t>
       </w:r>
       <w:r>
         <w:rPr>
           <w:noProof/>
+          <w:sz w:val="22"/>
+          <w:szCs w:val="22"/>
         </w:rPr>
         <w:t>15, no. 2 (2023): 2255345.</w:t>
       </w:r>
@@ -3411,13 +4375,16 @@
         <w:jc w:val="left"/>
         <w:rPr>
           <w:noProof/>
-        </w:rPr>
-      </w:pPr>
-      <w:r>
-        <w:rPr>
-          <w:noProof/>
-        </w:rPr>
-        <w:lastRenderedPageBreak/>
+          <w:sz w:val="22"/>
+          <w:szCs w:val="22"/>
+        </w:rPr>
+      </w:pPr>
+      <w:r>
+        <w:rPr>
+          <w:noProof/>
+          <w:sz w:val="22"/>
+          <w:szCs w:val="22"/>
+        </w:rPr>
         <w:tab/>
         <w:t xml:space="preserve">Anjun Ma, Xiaoying Wang, Jingxian Li, </w:t>
       </w:r>
@@ -3426,12 +4393,16 @@
           <w:b/>
           <w:bCs/>
           <w:noProof/>
+          <w:sz w:val="22"/>
+          <w:szCs w:val="22"/>
         </w:rPr>
         <w:t>Cankun Wang</w:t>
       </w:r>
       <w:r>
         <w:rPr>
           <w:noProof/>
+          <w:sz w:val="22"/>
+          <w:szCs w:val="22"/>
         </w:rPr>
         <w:t xml:space="preserve">, Tong Xiao, Yuntao Liu, Hao Cheng, Juexin Wang, Yang Li, Yuzhou Chang, Jinpu Li, Duolin Wang, Yuexu Jiang, Li Su, Gang Xin, Shaopeng Gu, Zihai Li, Bingqiang Liu, Dong Xu, &amp; Qin Ma. (2023). Single-cell biological network inference using a heterogeneous graph transformer. </w:t>
       </w:r>
@@ -3439,12 +4410,16 @@
         <w:rPr>
           <w:i/>
           <w:noProof/>
+          <w:sz w:val="22"/>
+          <w:szCs w:val="22"/>
         </w:rPr>
         <w:t>Nature Communications, 14</w:t>
       </w:r>
       <w:r>
         <w:rPr>
           <w:noProof/>
+          <w:sz w:val="22"/>
+          <w:szCs w:val="22"/>
         </w:rPr>
         <w:t>(1), 964. doi:10.1038/s41467-023-36559-0</w:t>
       </w:r>
@@ -3460,11 +4435,15 @@
         <w:jc w:val="left"/>
         <w:rPr>
           <w:noProof/>
-        </w:rPr>
-      </w:pPr>
-      <w:r>
-        <w:rPr>
-          <w:noProof/>
+          <w:sz w:val="22"/>
+          <w:szCs w:val="22"/>
+        </w:rPr>
+      </w:pPr>
+      <w:r>
+        <w:rPr>
+          <w:noProof/>
+          <w:sz w:val="22"/>
+          <w:szCs w:val="22"/>
         </w:rPr>
         <w:tab/>
         <w:t xml:space="preserve">Jeffrey R. Atkinson, Andrew D. Jerome, Andrew R. Sas, Ashley Munie, </w:t>
@@ -3474,12 +4453,16 @@
           <w:b/>
           <w:bCs/>
           <w:noProof/>
+          <w:sz w:val="22"/>
+          <w:szCs w:val="22"/>
         </w:rPr>
         <w:t>Cankun Wang</w:t>
       </w:r>
       <w:r>
         <w:rPr>
           <w:noProof/>
+          <w:sz w:val="22"/>
+          <w:szCs w:val="22"/>
         </w:rPr>
         <w:t xml:space="preserve">, Anjun Ma, William D. Arnold, &amp; Benjamin M. Segal. (2022). Biological aging of CNS-resident cells alters the clinical course and immunopathology of autoimmune demyelinating disease. </w:t>
       </w:r>
@@ -3487,12 +4470,16 @@
         <w:rPr>
           <w:i/>
           <w:noProof/>
+          <w:sz w:val="22"/>
+          <w:szCs w:val="22"/>
         </w:rPr>
         <w:t>JCI Insight, 7</w:t>
       </w:r>
       <w:r>
         <w:rPr>
           <w:noProof/>
+          <w:sz w:val="22"/>
+          <w:szCs w:val="22"/>
         </w:rPr>
         <w:t>(12). doi:10.1172/jci.insight.158153</w:t>
       </w:r>
@@ -3508,11 +4495,15 @@
         <w:jc w:val="left"/>
         <w:rPr>
           <w:noProof/>
-        </w:rPr>
-      </w:pPr>
-      <w:r>
-        <w:rPr>
-          <w:noProof/>
+          <w:sz w:val="22"/>
+          <w:szCs w:val="22"/>
+        </w:rPr>
+      </w:pPr>
+      <w:r>
+        <w:rPr>
+          <w:noProof/>
+          <w:sz w:val="22"/>
+          <w:szCs w:val="22"/>
         </w:rPr>
         <w:tab/>
         <w:t xml:space="preserve">Faith H. Brennan, Yang Li, </w:t>
@@ -3522,12 +4513,16 @@
           <w:b/>
           <w:bCs/>
           <w:noProof/>
+          <w:sz w:val="22"/>
+          <w:szCs w:val="22"/>
         </w:rPr>
         <w:t>Cankun Wang</w:t>
       </w:r>
       <w:r>
         <w:rPr>
           <w:noProof/>
+          <w:sz w:val="22"/>
+          <w:szCs w:val="22"/>
         </w:rPr>
         <w:t xml:space="preserve">, Anjun Ma, Qi Guo, Yi Li, Nicole Pukos, Warren A. Campbell, Kristina G. Witcher, Zhen Guan, Kristina A. Kigerl, Jodie C. E. Hall, Jonathan P. Godbout, Andy J. Fischer, Dana M. Mctigue, Zhigang He, Qin Ma, &amp; Phillip G. Popovich. (2022). Microglia coordinate cellular interactions during spinal cord repair in mice. </w:t>
       </w:r>
@@ -3535,12 +4530,16 @@
         <w:rPr>
           <w:i/>
           <w:noProof/>
+          <w:sz w:val="22"/>
+          <w:szCs w:val="22"/>
         </w:rPr>
         <w:t>Nature Communications, 13</w:t>
       </w:r>
       <w:r>
         <w:rPr>
           <w:noProof/>
+          <w:sz w:val="22"/>
+          <w:szCs w:val="22"/>
         </w:rPr>
         <w:t>(1), 4096. doi:10.1038/s41467-022-31797-0</w:t>
       </w:r>
@@ -3556,11 +4555,15 @@
         <w:jc w:val="left"/>
         <w:rPr>
           <w:noProof/>
-        </w:rPr>
-      </w:pPr>
-      <w:r>
-        <w:rPr>
-          <w:noProof/>
+          <w:sz w:val="22"/>
+          <w:szCs w:val="22"/>
+        </w:rPr>
+      </w:pPr>
+      <w:r>
+        <w:rPr>
+          <w:noProof/>
+          <w:sz w:val="22"/>
+          <w:szCs w:val="22"/>
         </w:rPr>
         <w:tab/>
         <w:t xml:space="preserve">Shuo Chen, Diana Acosta, Liangping Li, Jiawen Liang, Yuzhou Chang, </w:t>
@@ -3570,12 +4573,16 @@
           <w:b/>
           <w:bCs/>
           <w:noProof/>
+          <w:sz w:val="22"/>
+          <w:szCs w:val="22"/>
         </w:rPr>
         <w:t>Cankun Wang</w:t>
       </w:r>
       <w:r>
         <w:rPr>
           <w:noProof/>
+          <w:sz w:val="22"/>
+          <w:szCs w:val="22"/>
         </w:rPr>
         <w:t xml:space="preserve">, et al. (2022). Wolframin is a novel regulator of tau pathology and neurodegeneration. </w:t>
       </w:r>
@@ -3583,12 +4590,16 @@
         <w:rPr>
           <w:i/>
           <w:noProof/>
+          <w:sz w:val="22"/>
+          <w:szCs w:val="22"/>
         </w:rPr>
         <w:t>Acta Neuropathologica</w:t>
       </w:r>
       <w:r>
         <w:rPr>
           <w:noProof/>
+          <w:sz w:val="22"/>
+          <w:szCs w:val="22"/>
         </w:rPr>
         <w:t>. doi:10.1007/s00401-022-02417-4</w:t>
       </w:r>
@@ -3604,11 +4615,15 @@
         <w:jc w:val="left"/>
         <w:rPr>
           <w:noProof/>
-        </w:rPr>
-      </w:pPr>
-      <w:r>
-        <w:rPr>
-          <w:noProof/>
+          <w:sz w:val="22"/>
+          <w:szCs w:val="22"/>
+        </w:rPr>
+      </w:pPr>
+      <w:r>
+        <w:rPr>
+          <w:noProof/>
+          <w:sz w:val="22"/>
+          <w:szCs w:val="22"/>
         </w:rPr>
         <w:tab/>
         <w:t xml:space="preserve">Shuo Chen, Yuzhou Chang, Liangping Li, Diana Acosta, Yang Li, Qi Guo, </w:t>
@@ -3618,12 +4633,16 @@
           <w:b/>
           <w:bCs/>
           <w:noProof/>
+          <w:sz w:val="22"/>
+          <w:szCs w:val="22"/>
         </w:rPr>
         <w:t>Cankun Wang</w:t>
       </w:r>
       <w:r>
         <w:rPr>
           <w:noProof/>
+          <w:sz w:val="22"/>
+          <w:szCs w:val="22"/>
         </w:rPr>
         <w:t xml:space="preserve">, Emir Turkes, Cody Morrison, Dominic Julian, Mark E. Hester, Douglas W. Scharre, Chintda Santiskulvong, Sarah Xueying Song, Jasmine T. Plummer, Geidy E. Serrano, Thomas G. Beach, Karen E. Duff, Qin Ma, &amp; Hongjun Fu. (2022). Spatially resolved transcriptomics reveals genes associated with the vulnerability of middle temporal gyrus in Alzheimer’s disease. </w:t>
       </w:r>
@@ -3631,12 +4650,16 @@
         <w:rPr>
           <w:i/>
           <w:noProof/>
+          <w:sz w:val="22"/>
+          <w:szCs w:val="22"/>
         </w:rPr>
         <w:t>Acta Neuropathologica Communications, 10</w:t>
       </w:r>
       <w:r>
         <w:rPr>
           <w:noProof/>
+          <w:sz w:val="22"/>
+          <w:szCs w:val="22"/>
         </w:rPr>
         <w:t>(1), 188. doi:10.1186/s40478-022-01494-6</w:t>
       </w:r>
@@ -3652,23 +4675,47 @@
         <w:jc w:val="left"/>
         <w:rPr>
           <w:noProof/>
-        </w:rPr>
-      </w:pPr>
-      <w:r>
-        <w:rPr>
-          <w:noProof/>
-        </w:rPr>
+          <w:sz w:val="22"/>
+          <w:szCs w:val="22"/>
+        </w:rPr>
+      </w:pPr>
+      <w:r>
+        <w:rPr>
+          <w:noProof/>
+          <w:sz w:val="22"/>
+          <w:szCs w:val="22"/>
+        </w:rPr>
+        <w:lastRenderedPageBreak/>
         <w:tab/>
       </w:r>
-      <w:r>
-        <w:t>SenNet Consortium</w:t>
-      </w:r>
-      <w:r>
+      <w:proofErr w:type="spellStart"/>
+      <w:r>
+        <w:rPr>
+          <w:sz w:val="22"/>
+          <w:szCs w:val="22"/>
+        </w:rPr>
+        <w:t>SenNet</w:t>
+      </w:r>
+      <w:proofErr w:type="spellEnd"/>
+      <w:r>
+        <w:rPr>
+          <w:sz w:val="22"/>
+          <w:szCs w:val="22"/>
+        </w:rPr>
+        <w:t xml:space="preserve"> Consortium</w:t>
+      </w:r>
+      <w:r>
+        <w:rPr>
+          <w:sz w:val="22"/>
+          <w:szCs w:val="22"/>
+        </w:rPr>
         <w:t>.</w:t>
       </w:r>
       <w:r>
         <w:rPr>
           <w:noProof/>
+          <w:sz w:val="22"/>
+          <w:szCs w:val="22"/>
         </w:rPr>
         <w:t xml:space="preserve"> (2022). NIH SenNet Consortium to map senescent cells throughout the human lifespan to understand physiological health. </w:t>
       </w:r>
@@ -3676,12 +4723,16 @@
         <w:rPr>
           <w:i/>
           <w:noProof/>
+          <w:sz w:val="22"/>
+          <w:szCs w:val="22"/>
         </w:rPr>
         <w:t>Nature Aging, 2</w:t>
       </w:r>
       <w:r>
         <w:rPr>
           <w:noProof/>
+          <w:sz w:val="22"/>
+          <w:szCs w:val="22"/>
         </w:rPr>
         <w:t>(12), 1090-1100. doi:10.1038/s43587-022-00326-5</w:t>
       </w:r>
@@ -3697,11 +4748,15 @@
         <w:jc w:val="left"/>
         <w:rPr>
           <w:noProof/>
-        </w:rPr>
-      </w:pPr>
-      <w:r>
-        <w:rPr>
-          <w:noProof/>
+          <w:sz w:val="22"/>
+          <w:szCs w:val="22"/>
+        </w:rPr>
+      </w:pPr>
+      <w:r>
+        <w:rPr>
+          <w:noProof/>
+          <w:sz w:val="22"/>
+          <w:szCs w:val="22"/>
         </w:rPr>
         <w:tab/>
         <w:t xml:space="preserve">Ying Li, Jianing Zhao, Zhaoqian Liu, </w:t>
@@ -3711,12 +4766,16 @@
           <w:b/>
           <w:bCs/>
           <w:noProof/>
+          <w:sz w:val="22"/>
+          <w:szCs w:val="22"/>
         </w:rPr>
         <w:t>Cankun Wang</w:t>
       </w:r>
       <w:r>
         <w:rPr>
           <w:noProof/>
+          <w:sz w:val="22"/>
+          <w:szCs w:val="22"/>
         </w:rPr>
         <w:t xml:space="preserve">, Lizheng Wei, Siyu Han, &amp; Wei Du. (2021). De novo Prediction of Moonlighting Proteins Using Multimodal Deep Ensemble Learning. </w:t>
       </w:r>
@@ -3724,12 +4783,16 @@
         <w:rPr>
           <w:i/>
           <w:noProof/>
+          <w:sz w:val="22"/>
+          <w:szCs w:val="22"/>
         </w:rPr>
         <w:t>Frontiers in Genetics, 12</w:t>
       </w:r>
       <w:r>
         <w:rPr>
           <w:noProof/>
+          <w:sz w:val="22"/>
+          <w:szCs w:val="22"/>
         </w:rPr>
         <w:t xml:space="preserve">. </w:t>
       </w:r>
@@ -3745,11 +4808,15 @@
         <w:jc w:val="left"/>
         <w:rPr>
           <w:noProof/>
-        </w:rPr>
-      </w:pPr>
-      <w:r>
-        <w:rPr>
-          <w:noProof/>
+          <w:sz w:val="22"/>
+          <w:szCs w:val="22"/>
+        </w:rPr>
+      </w:pPr>
+      <w:r>
+        <w:rPr>
+          <w:noProof/>
+          <w:sz w:val="22"/>
+          <w:szCs w:val="22"/>
         </w:rPr>
         <w:tab/>
         <w:t xml:space="preserve">Juexin Wang, Anjun Ma, Yuzhou Chang, Jianting Gong, Yuexu Jiang, Ren Qi, </w:t>
@@ -3759,12 +4826,16 @@
           <w:b/>
           <w:bCs/>
           <w:noProof/>
+          <w:sz w:val="22"/>
+          <w:szCs w:val="22"/>
         </w:rPr>
         <w:t>Cankun Wang</w:t>
       </w:r>
       <w:r>
         <w:rPr>
           <w:noProof/>
+          <w:sz w:val="22"/>
+          <w:szCs w:val="22"/>
         </w:rPr>
         <w:t xml:space="preserve">, Hongjun Fu, Qin Ma, &amp; Dong Xu. (2021). scGNN is a novel graph neural network framework for single-cell RNA-Seq analyses. </w:t>
       </w:r>
@@ -3772,12 +4843,16 @@
         <w:rPr>
           <w:i/>
           <w:noProof/>
+          <w:sz w:val="22"/>
+          <w:szCs w:val="22"/>
         </w:rPr>
         <w:t>Nature Communications, 12</w:t>
       </w:r>
       <w:r>
         <w:rPr>
           <w:noProof/>
+          <w:sz w:val="22"/>
+          <w:szCs w:val="22"/>
         </w:rPr>
         <w:t>(1), 1882. doi:10.1038/s41467-021-22197-x</w:t>
       </w:r>
@@ -3793,11 +4868,15 @@
         <w:jc w:val="left"/>
         <w:rPr>
           <w:noProof/>
-        </w:rPr>
-      </w:pPr>
-      <w:r>
-        <w:rPr>
-          <w:noProof/>
+          <w:sz w:val="22"/>
+          <w:szCs w:val="22"/>
+        </w:rPr>
+      </w:pPr>
+      <w:r>
+        <w:rPr>
+          <w:noProof/>
+          <w:sz w:val="22"/>
+          <w:szCs w:val="22"/>
         </w:rPr>
         <w:tab/>
         <w:t xml:space="preserve">Ying Li, Qi Zhang, Zhaoqian Liu, </w:t>
@@ -3807,12 +4886,16 @@
           <w:b/>
           <w:bCs/>
           <w:noProof/>
+          <w:sz w:val="22"/>
+          <w:szCs w:val="22"/>
         </w:rPr>
         <w:t>Cankun Wang</w:t>
       </w:r>
       <w:r>
         <w:rPr>
           <w:noProof/>
+          <w:sz w:val="22"/>
+          <w:szCs w:val="22"/>
         </w:rPr>
         <w:t xml:space="preserve">, Siyu Han, Qin Ma, &amp; Wei Du. (2020). Deep forest ensemble learning for classification of alignments of non-coding RNA sequences based on multi-view structure representations. </w:t>
       </w:r>
@@ -3820,12 +4903,16 @@
         <w:rPr>
           <w:i/>
           <w:noProof/>
+          <w:sz w:val="22"/>
+          <w:szCs w:val="22"/>
         </w:rPr>
         <w:t>Briefings in Bioinformatics</w:t>
       </w:r>
       <w:r>
         <w:rPr>
           <w:noProof/>
+          <w:sz w:val="22"/>
+          <w:szCs w:val="22"/>
         </w:rPr>
         <w:t>(bbaa354). doi:10.1093/bib/bbaa354</w:t>
       </w:r>
@@ -3841,11 +4928,15 @@
         <w:jc w:val="left"/>
         <w:rPr>
           <w:noProof/>
-        </w:rPr>
-      </w:pPr>
-      <w:r>
-        <w:rPr>
-          <w:noProof/>
+          <w:sz w:val="22"/>
+          <w:szCs w:val="22"/>
+        </w:rPr>
+      </w:pPr>
+      <w:r>
+        <w:rPr>
+          <w:noProof/>
+          <w:sz w:val="22"/>
+          <w:szCs w:val="22"/>
         </w:rPr>
         <w:tab/>
         <w:t xml:space="preserve">Mengting Niu, Jun Zhang, Yanjuan Li, </w:t>
@@ -3855,12 +4946,16 @@
           <w:b/>
           <w:bCs/>
           <w:noProof/>
+          <w:sz w:val="22"/>
+          <w:szCs w:val="22"/>
         </w:rPr>
         <w:t>Cankun Wang</w:t>
       </w:r>
       <w:r>
         <w:rPr>
           <w:noProof/>
+          <w:sz w:val="22"/>
+          <w:szCs w:val="22"/>
         </w:rPr>
         <w:t xml:space="preserve">, Zhaoqian Liu, Hui Ding, Quan Zou, &amp; Qin Ma. (2020). CirRNAPL: A web server for the identification of circRNA based on extreme learning machine. </w:t>
       </w:r>
@@ -3868,12 +4963,16 @@
         <w:rPr>
           <w:i/>
           <w:noProof/>
+          <w:sz w:val="22"/>
+          <w:szCs w:val="22"/>
         </w:rPr>
         <w:t>Computational and Structural Biotechnology Journal, 18</w:t>
       </w:r>
       <w:r>
         <w:rPr>
           <w:noProof/>
+          <w:sz w:val="22"/>
+          <w:szCs w:val="22"/>
         </w:rPr>
         <w:t>, 834-842. doi:10.1016/j.csbj.2020.03.028</w:t>
       </w:r>
@@ -3889,13 +4988,16 @@
         <w:jc w:val="left"/>
         <w:rPr>
           <w:noProof/>
-        </w:rPr>
-      </w:pPr>
-      <w:r>
-        <w:rPr>
-          <w:noProof/>
-        </w:rPr>
-        <w:lastRenderedPageBreak/>
+          <w:sz w:val="22"/>
+          <w:szCs w:val="22"/>
+        </w:rPr>
+      </w:pPr>
+      <w:r>
+        <w:rPr>
+          <w:noProof/>
+          <w:sz w:val="22"/>
+          <w:szCs w:val="22"/>
+        </w:rPr>
         <w:tab/>
         <w:t xml:space="preserve">Padmapriya Swaminathan, Michelle Ohrtman, Abigail Carinder, Anup Deuja, </w:t>
       </w:r>
@@ -3904,12 +5006,16 @@
           <w:b/>
           <w:bCs/>
           <w:noProof/>
+          <w:sz w:val="22"/>
+          <w:szCs w:val="22"/>
         </w:rPr>
         <w:t>Cankun Wang</w:t>
       </w:r>
       <w:r>
         <w:rPr>
           <w:noProof/>
+          <w:sz w:val="22"/>
+          <w:szCs w:val="22"/>
         </w:rPr>
         <w:t xml:space="preserve">, John Gaskin, Anne Fennell, &amp; Sharon Clay. (2020). Water Deficit Transcriptomic Responses Differ in the Invasive Tamarix chinensis and T. ramosissima Established in the Southern and Northern United States. </w:t>
       </w:r>
@@ -3917,12 +5023,16 @@
         <w:rPr>
           <w:i/>
           <w:noProof/>
+          <w:sz w:val="22"/>
+          <w:szCs w:val="22"/>
         </w:rPr>
         <w:t>Plants, 9</w:t>
       </w:r>
       <w:r>
         <w:rPr>
           <w:noProof/>
+          <w:sz w:val="22"/>
+          <w:szCs w:val="22"/>
         </w:rPr>
         <w:t>(1), 86. doi:10.3390/plants9010086</w:t>
       </w:r>
@@ -3938,11 +5048,15 @@
         <w:jc w:val="left"/>
         <w:rPr>
           <w:noProof/>
-        </w:rPr>
-      </w:pPr>
-      <w:r>
-        <w:rPr>
-          <w:noProof/>
+          <w:sz w:val="22"/>
+          <w:szCs w:val="22"/>
+        </w:rPr>
+      </w:pPr>
+      <w:r>
+        <w:rPr>
+          <w:noProof/>
+          <w:sz w:val="22"/>
+          <w:szCs w:val="22"/>
         </w:rPr>
         <w:tab/>
         <w:t xml:space="preserve">Juan Xie, Anjun Ma, Yu Zhang, Bingqiang Liu, Sha Cao, </w:t>
@@ -3952,12 +5066,16 @@
           <w:b/>
           <w:bCs/>
           <w:noProof/>
+          <w:sz w:val="22"/>
+          <w:szCs w:val="22"/>
         </w:rPr>
         <w:t>Cankun Wang</w:t>
       </w:r>
       <w:r>
         <w:rPr>
           <w:noProof/>
+          <w:sz w:val="22"/>
+          <w:szCs w:val="22"/>
         </w:rPr>
         <w:t xml:space="preserve">, Jennifer Xu, Chi Zhang, &amp; Qin Ma. (2020). QUBIC2: a novel and robust biclustering algorithm for analyses and interpretation of large-scale RNA-Seq data. </w:t>
       </w:r>
@@ -3965,12 +5083,16 @@
         <w:rPr>
           <w:i/>
           <w:noProof/>
+          <w:sz w:val="22"/>
+          <w:szCs w:val="22"/>
         </w:rPr>
         <w:t>Bioinformatics, 36</w:t>
       </w:r>
       <w:r>
         <w:rPr>
           <w:noProof/>
+          <w:sz w:val="22"/>
+          <w:szCs w:val="22"/>
         </w:rPr>
         <w:t>(4), 1143-1149. doi:10.1093/bioinformatics/btz692</w:t>
       </w:r>
@@ -3986,11 +5108,15 @@
         <w:jc w:val="left"/>
         <w:rPr>
           <w:noProof/>
-        </w:rPr>
-      </w:pPr>
-      <w:r>
-        <w:rPr>
-          <w:noProof/>
+          <w:sz w:val="22"/>
+          <w:szCs w:val="22"/>
+        </w:rPr>
+      </w:pPr>
+      <w:r>
+        <w:rPr>
+          <w:noProof/>
+          <w:sz w:val="22"/>
+          <w:szCs w:val="22"/>
         </w:rPr>
         <w:tab/>
         <w:t xml:space="preserve">Brandon Monier, Adam Mcdermaid, </w:t>
@@ -4000,12 +5126,16 @@
           <w:b/>
           <w:bCs/>
           <w:noProof/>
+          <w:sz w:val="22"/>
+          <w:szCs w:val="22"/>
         </w:rPr>
         <w:t>Cankun Wang</w:t>
       </w:r>
       <w:r>
         <w:rPr>
           <w:noProof/>
+          <w:sz w:val="22"/>
+          <w:szCs w:val="22"/>
         </w:rPr>
         <w:t xml:space="preserve">, Jing Zhao, Allison Miller, Anne Fennell, &amp; Qin Ma. (2019). IRIS-EDA: An integrated RNA-Seq interpretation system for gene expression data analysis. </w:t>
       </w:r>
@@ -4013,12 +5143,16 @@
         <w:rPr>
           <w:i/>
           <w:noProof/>
+          <w:sz w:val="22"/>
+          <w:szCs w:val="22"/>
         </w:rPr>
         <w:t>PLOS Computational Biology, 15</w:t>
       </w:r>
       <w:r>
         <w:rPr>
           <w:noProof/>
+          <w:sz w:val="22"/>
+          <w:szCs w:val="22"/>
         </w:rPr>
         <w:t>(2), e1006792. doi:10.1371/journal.pcbi.1006792</w:t>
       </w:r>
@@ -4034,11 +5168,15 @@
         <w:jc w:val="left"/>
         <w:rPr>
           <w:noProof/>
-        </w:rPr>
-      </w:pPr>
-      <w:r>
-        <w:rPr>
-          <w:noProof/>
+          <w:sz w:val="22"/>
+          <w:szCs w:val="22"/>
+        </w:rPr>
+      </w:pPr>
+      <w:r>
+        <w:rPr>
+          <w:noProof/>
+          <w:sz w:val="22"/>
+          <w:szCs w:val="22"/>
         </w:rPr>
         <w:tab/>
         <w:t xml:space="preserve">Yan Wang, Sen Yang, Jing Zhao, Wei Du, Yanchun Liang, </w:t>
@@ -4048,12 +5186,16 @@
           <w:b/>
           <w:bCs/>
           <w:noProof/>
+          <w:sz w:val="22"/>
+          <w:szCs w:val="22"/>
         </w:rPr>
         <w:t>Cankun Wang</w:t>
       </w:r>
       <w:r>
         <w:rPr>
           <w:noProof/>
+          <w:sz w:val="22"/>
+          <w:szCs w:val="22"/>
         </w:rPr>
         <w:t xml:space="preserve">, Fengfeng Zhou, Yuan Tian, &amp; Qin Ma. (2019). Using Machine Learning to Measure Relatedness Between Genes: A Multi-Features Model. </w:t>
       </w:r>
@@ -4061,12 +5203,16 @@
         <w:rPr>
           <w:i/>
           <w:noProof/>
+          <w:sz w:val="22"/>
+          <w:szCs w:val="22"/>
         </w:rPr>
         <w:t>Scientific Reports, 9</w:t>
       </w:r>
       <w:r>
         <w:rPr>
           <w:noProof/>
+          <w:sz w:val="22"/>
+          <w:szCs w:val="22"/>
         </w:rPr>
         <w:t>(1). doi:10.1038/s41598-019-40780-7</w:t>
       </w:r>
@@ -4082,11 +5228,15 @@
         <w:jc w:val="left"/>
         <w:rPr>
           <w:noProof/>
-        </w:rPr>
-      </w:pPr>
-      <w:r>
-        <w:rPr>
-          <w:noProof/>
+          <w:sz w:val="22"/>
+          <w:szCs w:val="22"/>
+        </w:rPr>
+      </w:pPr>
+      <w:r>
+        <w:rPr>
+          <w:noProof/>
+          <w:sz w:val="22"/>
+          <w:szCs w:val="22"/>
         </w:rPr>
         <w:tab/>
         <w:t xml:space="preserve">Ye Xia, Seth Debolt, Qin Ma, Adam Mcdermaid, </w:t>
@@ -4096,12 +5246,16 @@
           <w:b/>
           <w:bCs/>
           <w:noProof/>
+          <w:sz w:val="22"/>
+          <w:szCs w:val="22"/>
         </w:rPr>
         <w:t>Cankun Wang</w:t>
       </w:r>
       <w:r>
         <w:rPr>
           <w:noProof/>
+          <w:sz w:val="22"/>
+          <w:szCs w:val="22"/>
         </w:rPr>
         <w:t xml:space="preserve">, Nicole Shapiro, Tanja Woyke, &amp; Nikos C. Kyrpides. (2019). Improved Draft Genome Sequence of </w:t>
       </w:r>
@@ -4109,12 +5263,16 @@
         <w:rPr>
           <w:i/>
           <w:noProof/>
+          <w:sz w:val="22"/>
+          <w:szCs w:val="22"/>
         </w:rPr>
         <w:t>Bacillus</w:t>
       </w:r>
       <w:r>
         <w:rPr>
           <w:noProof/>
+          <w:sz w:val="22"/>
+          <w:szCs w:val="22"/>
         </w:rPr>
         <w:t xml:space="preserve"> sp. Strain YF23, Which Has Plant Growth-Promoting Activity. </w:t>
       </w:r>
@@ -4122,12 +5280,16 @@
         <w:rPr>
           <w:i/>
           <w:noProof/>
+          <w:sz w:val="22"/>
+          <w:szCs w:val="22"/>
         </w:rPr>
         <w:t>Microbiology Resource Announcements, 8</w:t>
       </w:r>
       <w:r>
         <w:rPr>
           <w:noProof/>
+          <w:sz w:val="22"/>
+          <w:szCs w:val="22"/>
         </w:rPr>
         <w:t>(15). doi:10.1128/MRA.00099-19</w:t>
       </w:r>
@@ -4143,11 +5305,15 @@
         <w:jc w:val="left"/>
         <w:rPr>
           <w:noProof/>
-        </w:rPr>
-      </w:pPr>
-      <w:r>
-        <w:rPr>
-          <w:noProof/>
+          <w:sz w:val="22"/>
+          <w:szCs w:val="22"/>
+        </w:rPr>
+      </w:pPr>
+      <w:r>
+        <w:rPr>
+          <w:noProof/>
+          <w:sz w:val="22"/>
+          <w:szCs w:val="22"/>
         </w:rPr>
         <w:tab/>
         <w:t xml:space="preserve">Ye Xia, Seth Debolt, Qin Ma, Adam Mcdermaid, </w:t>
@@ -4157,12 +5323,16 @@
           <w:b/>
           <w:bCs/>
           <w:noProof/>
+          <w:sz w:val="22"/>
+          <w:szCs w:val="22"/>
         </w:rPr>
         <w:t>Cankun Wang</w:t>
       </w:r>
       <w:r>
         <w:rPr>
           <w:noProof/>
+          <w:sz w:val="22"/>
+          <w:szCs w:val="22"/>
         </w:rPr>
         <w:t xml:space="preserve">, Nicole Shapiro, Tanja Woyke, &amp; Nikos C. Kyrpides. (2019). Improved Draft Genome Sequence of </w:t>
       </w:r>
@@ -4170,12 +5340,16 @@
         <w:rPr>
           <w:i/>
           <w:noProof/>
+          <w:sz w:val="22"/>
+          <w:szCs w:val="22"/>
         </w:rPr>
         <w:t>Pseudomonas poae</w:t>
       </w:r>
       <w:r>
         <w:rPr>
           <w:noProof/>
+          <w:sz w:val="22"/>
+          <w:szCs w:val="22"/>
         </w:rPr>
         <w:t xml:space="preserve"> A2-S9, a Strain with Plant Growth-Promoting Activity. </w:t>
       </w:r>
@@ -4183,12 +5357,16 @@
         <w:rPr>
           <w:i/>
           <w:noProof/>
+          <w:sz w:val="22"/>
+          <w:szCs w:val="22"/>
         </w:rPr>
         <w:t>Microbiology Resource Announcements, 8</w:t>
       </w:r>
       <w:r>
         <w:rPr>
           <w:noProof/>
+          <w:sz w:val="22"/>
+          <w:szCs w:val="22"/>
         </w:rPr>
         <w:t>(15). doi:10.1128/MRA.00275-19</w:t>
       </w:r>
@@ -4204,11 +5382,15 @@
         <w:jc w:val="left"/>
         <w:rPr>
           <w:noProof/>
-        </w:rPr>
-      </w:pPr>
-      <w:r>
-        <w:rPr>
-          <w:noProof/>
+          <w:sz w:val="22"/>
+          <w:szCs w:val="22"/>
+        </w:rPr>
+      </w:pPr>
+      <w:r>
+        <w:rPr>
+          <w:noProof/>
+          <w:sz w:val="22"/>
+          <w:szCs w:val="22"/>
         </w:rPr>
         <w:tab/>
         <w:t xml:space="preserve">Jinyu Yang, Anjun Ma, Adam D Hoppe, </w:t>
@@ -4218,12 +5400,16 @@
           <w:b/>
           <w:bCs/>
           <w:noProof/>
+          <w:sz w:val="22"/>
+          <w:szCs w:val="22"/>
         </w:rPr>
         <w:t>Cankun Wang</w:t>
       </w:r>
       <w:r>
         <w:rPr>
           <w:noProof/>
+          <w:sz w:val="22"/>
+          <w:szCs w:val="22"/>
         </w:rPr>
         <w:t xml:space="preserve">, Yang Li, Chi Zhang, Yan Wang, Bingqiang Liu, &amp; Qin Ma. (2019). Prediction of regulatory motifs from human Chip-sequencing data using a deep learning framework. </w:t>
       </w:r>
@@ -4231,12 +5417,16 @@
         <w:rPr>
           <w:i/>
           <w:noProof/>
+          <w:sz w:val="22"/>
+          <w:szCs w:val="22"/>
         </w:rPr>
         <w:t>Nucleic Acids Research, 47</w:t>
       </w:r>
       <w:r>
         <w:rPr>
           <w:noProof/>
+          <w:sz w:val="22"/>
+          <w:szCs w:val="22"/>
         </w:rPr>
         <w:t>(15), 7809-7824. doi:10.1093/nar/gkz672</w:t>
       </w:r>
@@ -4252,11 +5442,15 @@
         <w:jc w:val="left"/>
         <w:rPr>
           <w:noProof/>
-        </w:rPr>
-      </w:pPr>
-      <w:r>
-        <w:rPr>
-          <w:noProof/>
+          <w:sz w:val="22"/>
+          <w:szCs w:val="22"/>
+        </w:rPr>
+      </w:pPr>
+      <w:r>
+        <w:rPr>
+          <w:noProof/>
+          <w:sz w:val="22"/>
+          <w:szCs w:val="22"/>
         </w:rPr>
         <w:tab/>
         <w:t xml:space="preserve">Adam Mcdermaid, Xin Chen, Yiran Zhang, </w:t>
@@ -4266,12 +5460,16 @@
           <w:b/>
           <w:bCs/>
           <w:noProof/>
+          <w:sz w:val="22"/>
+          <w:szCs w:val="22"/>
         </w:rPr>
         <w:t>Cankun Wang</w:t>
       </w:r>
       <w:r>
         <w:rPr>
           <w:noProof/>
+          <w:sz w:val="22"/>
+          <w:szCs w:val="22"/>
         </w:rPr>
         <w:t xml:space="preserve">, Shaopeng Gu, Juan Xie, &amp; Qin Ma. (2018). A New Machine Learning-Based Framework for Mapping Uncertainty Analysis in RNA-Seq Read Alignment and Gene Expression Estimation. </w:t>
       </w:r>
@@ -4279,12 +5477,16 @@
         <w:rPr>
           <w:i/>
           <w:noProof/>
+          <w:sz w:val="22"/>
+          <w:szCs w:val="22"/>
         </w:rPr>
         <w:t>Frontiers in Genetics, 9</w:t>
       </w:r>
       <w:r>
         <w:rPr>
           <w:noProof/>
+          <w:sz w:val="22"/>
+          <w:szCs w:val="22"/>
         </w:rPr>
         <w:t>. doi:10.3389/fgene.2018.00313</w:t>
       </w:r>
@@ -4300,11 +5502,15 @@
         <w:jc w:val="left"/>
         <w:rPr>
           <w:noProof/>
-        </w:rPr>
-      </w:pPr>
-      <w:r>
-        <w:rPr>
-          <w:noProof/>
+          <w:sz w:val="22"/>
+          <w:szCs w:val="22"/>
+        </w:rPr>
+      </w:pPr>
+      <w:r>
+        <w:rPr>
+          <w:noProof/>
+          <w:sz w:val="22"/>
+          <w:szCs w:val="22"/>
         </w:rPr>
         <w:tab/>
         <w:t xml:space="preserve">Siyu Han, Yanchun Liang, Qin Ma, Yangyi Xu, Yu Zhang, Wei Du, </w:t>
@@ -4314,12 +5520,16 @@
           <w:b/>
           <w:bCs/>
           <w:noProof/>
+          <w:sz w:val="22"/>
+          <w:szCs w:val="22"/>
         </w:rPr>
         <w:t>Cankun Wang</w:t>
       </w:r>
       <w:r>
         <w:rPr>
           <w:noProof/>
+          <w:sz w:val="22"/>
+          <w:szCs w:val="22"/>
         </w:rPr>
         <w:t xml:space="preserve">, &amp; Ying Li. LncFinder: an integrated platform for long non-coding RNA identification utilizing sequence intrinsic composition, structural information and physicochemical property. </w:t>
       </w:r>
@@ -4327,12 +5537,16 @@
         <w:rPr>
           <w:i/>
           <w:noProof/>
+          <w:sz w:val="22"/>
+          <w:szCs w:val="22"/>
         </w:rPr>
         <w:t>Briefings in Bioinformatics</w:t>
       </w:r>
       <w:r>
         <w:rPr>
           <w:noProof/>
+          <w:sz w:val="22"/>
+          <w:szCs w:val="22"/>
         </w:rPr>
         <w:t>. doi:10.1093/bib/bby065</w:t>
       </w:r>
@@ -4343,23 +5557,29 @@
         <w:rPr>
           <w:rFonts w:ascii="Arial" w:hAnsi="Arial" w:cs="Arial"/>
           <w:noProof/>
-        </w:rPr>
-      </w:pPr>
-    </w:p>
-    <w:p>
-      <w:pPr>
-        <w:spacing w:line="276" w:lineRule="auto"/>
-        <w:rPr>
-          <w:rFonts w:ascii="Arial" w:hAnsi="Arial" w:cs="Arial"/>
-          <w:b/>
-          <w:bCs/>
-        </w:rPr>
-      </w:pPr>
-      <w:r>
-        <w:rPr>
-          <w:rFonts w:ascii="Arial" w:hAnsi="Arial" w:cs="Arial"/>
-          <w:b/>
-          <w:bCs/>
+          <w:sz w:val="22"/>
+          <w:szCs w:val="22"/>
+        </w:rPr>
+      </w:pPr>
+    </w:p>
+    <w:p>
+      <w:pPr>
+        <w:spacing w:line="276" w:lineRule="auto"/>
+        <w:rPr>
+          <w:rFonts w:ascii="Arial" w:hAnsi="Arial" w:cs="Arial"/>
+          <w:b/>
+          <w:bCs/>
+          <w:sz w:val="22"/>
+          <w:szCs w:val="22"/>
+        </w:rPr>
+      </w:pPr>
+      <w:r>
+        <w:rPr>
+          <w:rFonts w:ascii="Arial" w:hAnsi="Arial" w:cs="Arial"/>
+          <w:b/>
+          <w:bCs/>
+          <w:sz w:val="22"/>
+          <w:szCs w:val="22"/>
         </w:rPr>
         <w:t>PRESENTATIONS</w:t>
       </w:r>
@@ -4371,6 +5591,8 @@
           <w:rFonts w:ascii="Arial" w:hAnsi="Arial" w:cs="Arial"/>
           <w:b/>
           <w:bCs/>
+          <w:sz w:val="22"/>
+          <w:szCs w:val="22"/>
         </w:rPr>
       </w:pPr>
     </w:p>
@@ -4383,12 +5605,106 @@
           <w:b/>
           <w:bCs/>
           <w:iCs/>
-        </w:rPr>
-      </w:pPr>
-      <w:r>
-        <w:rPr>
-          <w:rFonts w:ascii="Arial" w:hAnsi="Arial" w:cs="Arial"/>
-          <w:bCs/>
+          <w:sz w:val="22"/>
+          <w:szCs w:val="22"/>
+        </w:rPr>
+      </w:pPr>
+      <w:r>
+        <w:rPr>
+          <w:rFonts w:ascii="Arial" w:hAnsi="Arial" w:cs="Arial"/>
+          <w:bCs/>
+          <w:sz w:val="22"/>
+          <w:szCs w:val="22"/>
+        </w:rPr>
+        <w:lastRenderedPageBreak/>
+        <w:t>2025,</w:t>
+      </w:r>
+      <w:r>
+        <w:rPr>
+          <w:rFonts w:ascii="Arial" w:hAnsi="Arial" w:cs="Arial"/>
+          <w:bCs/>
+          <w:sz w:val="22"/>
+          <w:szCs w:val="22"/>
+        </w:rPr>
+        <w:tab/>
+      </w:r>
+      <w:proofErr w:type="spellStart"/>
+      <w:r>
+        <w:rPr>
+          <w:rFonts w:ascii="Arial" w:hAnsi="Arial" w:cs="Arial"/>
+          <w:b/>
+          <w:bCs/>
+          <w:iCs/>
+          <w:sz w:val="22"/>
+          <w:szCs w:val="22"/>
+        </w:rPr>
+        <w:t>BioChatter</w:t>
+      </w:r>
+      <w:proofErr w:type="spellEnd"/>
+      <w:r>
+        <w:rPr>
+          <w:rFonts w:ascii="Arial" w:hAnsi="Arial" w:cs="Arial"/>
+          <w:b/>
+          <w:bCs/>
+          <w:iCs/>
+          <w:sz w:val="22"/>
+          <w:szCs w:val="22"/>
+        </w:rPr>
+        <w:t>: Conversational AI for Biomedical Applications</w:t>
+      </w:r>
+    </w:p>
+    <w:p>
+      <w:pPr>
+        <w:spacing w:line="276" w:lineRule="auto"/>
+        <w:ind w:left="1260"/>
+        <w:rPr>
+          <w:rFonts w:ascii="Arial" w:hAnsi="Arial" w:cs="Arial"/>
+          <w:bCs/>
+          <w:iCs/>
+          <w:sz w:val="22"/>
+          <w:szCs w:val="22"/>
+        </w:rPr>
+      </w:pPr>
+      <w:r>
+        <w:rPr>
+          <w:rFonts w:ascii="Arial" w:hAnsi="Arial" w:cs="Arial"/>
+          <w:bCs/>
+          <w:iCs/>
+          <w:sz w:val="22"/>
+          <w:szCs w:val="22"/>
+        </w:rPr>
+        <w:t>Education &amp; Innovation in AI and Cancer Immunology</w:t>
+      </w:r>
+      <w:r>
+        <w:rPr>
+          <w:rFonts w:ascii="Arial" w:hAnsi="Arial" w:cs="Arial"/>
+          <w:bCs/>
+          <w:iCs/>
+          <w:sz w:val="22"/>
+          <w:szCs w:val="22"/>
+        </w:rPr>
+        <w:t>. Columbus, OH. (Oral Presentation)</w:t>
+      </w:r>
+    </w:p>
+    <w:p>
+      <w:pPr>
+        <w:spacing w:line="276" w:lineRule="auto"/>
+        <w:ind w:left="1260" w:hanging="1260"/>
+        <w:rPr>
+          <w:rFonts w:ascii="Arial" w:hAnsi="Arial" w:cs="Arial"/>
+          <w:b/>
+          <w:bCs/>
+          <w:iCs/>
+          <w:sz w:val="22"/>
+          <w:szCs w:val="22"/>
+        </w:rPr>
+      </w:pPr>
+      <w:r>
+        <w:rPr>
+          <w:rFonts w:ascii="Arial" w:hAnsi="Arial" w:cs="Arial"/>
+          <w:bCs/>
+          <w:sz w:val="22"/>
+          <w:szCs w:val="22"/>
         </w:rPr>
         <w:t>202</w:t>
       </w:r>
@@ -4396,6 +5712,8 @@
         <w:rPr>
           <w:rFonts w:ascii="Arial" w:hAnsi="Arial" w:cs="Arial"/>
           <w:bCs/>
+          <w:sz w:val="22"/>
+          <w:szCs w:val="22"/>
         </w:rPr>
         <w:t>5</w:t>
       </w:r>
@@ -4403,6 +5721,8 @@
         <w:rPr>
           <w:rFonts w:ascii="Arial" w:hAnsi="Arial" w:cs="Arial"/>
           <w:bCs/>
+          <w:sz w:val="22"/>
+          <w:szCs w:val="22"/>
         </w:rPr>
         <w:t>,</w:t>
       </w:r>
@@ -4410,24 +5730,43 @@
         <w:rPr>
           <w:rFonts w:ascii="Arial" w:hAnsi="Arial" w:cs="Arial"/>
           <w:bCs/>
+          <w:sz w:val="22"/>
+          <w:szCs w:val="22"/>
         </w:rPr>
         <w:tab/>
       </w:r>
-      <w:r>
-        <w:rPr>
-          <w:rFonts w:ascii="Arial" w:hAnsi="Arial" w:cs="Arial"/>
-          <w:b/>
-          <w:bCs/>
-          <w:iCs/>
-        </w:rPr>
-        <w:t>BioChatter:</w:t>
-      </w:r>
-      <w:r>
-        <w:rPr>
-          <w:rFonts w:ascii="Arial" w:hAnsi="Arial" w:cs="Arial"/>
-          <w:b/>
-          <w:bCs/>
-          <w:iCs/>
+      <w:proofErr w:type="spellStart"/>
+      <w:r>
+        <w:rPr>
+          <w:rFonts w:ascii="Arial" w:hAnsi="Arial" w:cs="Arial"/>
+          <w:b/>
+          <w:bCs/>
+          <w:iCs/>
+          <w:sz w:val="22"/>
+          <w:szCs w:val="22"/>
+        </w:rPr>
+        <w:t>BioChatter</w:t>
+      </w:r>
+      <w:proofErr w:type="spellEnd"/>
+      <w:r>
+        <w:rPr>
+          <w:rFonts w:ascii="Arial" w:hAnsi="Arial" w:cs="Arial"/>
+          <w:b/>
+          <w:bCs/>
+          <w:iCs/>
+          <w:sz w:val="22"/>
+          <w:szCs w:val="22"/>
+        </w:rPr>
+        <w:t>:</w:t>
+      </w:r>
+      <w:r>
+        <w:rPr>
+          <w:rFonts w:ascii="Arial" w:hAnsi="Arial" w:cs="Arial"/>
+          <w:b/>
+          <w:bCs/>
+          <w:iCs/>
+          <w:sz w:val="22"/>
+          <w:szCs w:val="22"/>
         </w:rPr>
         <w:t xml:space="preserve"> </w:t>
       </w:r>
@@ -4437,6 +5776,8 @@
           <w:b/>
           <w:bCs/>
           <w:iCs/>
+          <w:sz w:val="22"/>
+          <w:szCs w:val="22"/>
         </w:rPr>
         <w:t>A platform for the biomedical application of large language models</w:t>
       </w:r>
@@ -4449,13 +5790,17 @@
           <w:rFonts w:ascii="Arial" w:hAnsi="Arial" w:cs="Arial"/>
           <w:bCs/>
           <w:iCs/>
-        </w:rPr>
-      </w:pPr>
-      <w:r>
-        <w:rPr>
-          <w:rFonts w:ascii="Arial" w:hAnsi="Arial" w:cs="Arial"/>
-          <w:bCs/>
-          <w:iCs/>
+          <w:sz w:val="22"/>
+          <w:szCs w:val="22"/>
+        </w:rPr>
+      </w:pPr>
+      <w:r>
+        <w:rPr>
+          <w:rFonts w:ascii="Arial" w:hAnsi="Arial" w:cs="Arial"/>
+          <w:bCs/>
+          <w:iCs/>
+          <w:sz w:val="22"/>
+          <w:szCs w:val="22"/>
         </w:rPr>
         <w:t>PIIO Research in Progress</w:t>
       </w:r>
@@ -4464,40 +5809,964 @@
           <w:rFonts w:ascii="Arial" w:hAnsi="Arial" w:cs="Arial"/>
           <w:bCs/>
           <w:iCs/>
-        </w:rPr>
-        <w:t xml:space="preserve">. </w:t>
-      </w:r>
-      <w:r>
-        <w:rPr>
-          <w:rFonts w:ascii="Arial" w:hAnsi="Arial" w:cs="Arial"/>
-          <w:bCs/>
-          <w:iCs/>
-        </w:rPr>
-        <w:t>Columbus</w:t>
-      </w:r>
-      <w:r>
-        <w:rPr>
-          <w:rFonts w:ascii="Arial" w:hAnsi="Arial" w:cs="Arial"/>
-          <w:bCs/>
-          <w:iCs/>
+          <w:sz w:val="22"/>
+          <w:szCs w:val="22"/>
+        </w:rPr>
+        <w:t>. Columbus, OH. (Oral Presentation)</w:t>
+      </w:r>
+    </w:p>
+    <w:p>
+      <w:pPr>
+        <w:spacing w:line="276" w:lineRule="auto"/>
+        <w:ind w:left="1260" w:hanging="1260"/>
+        <w:rPr>
+          <w:rFonts w:ascii="Arial" w:hAnsi="Arial" w:cs="Arial"/>
+          <w:b/>
+          <w:bCs/>
+          <w:iCs/>
+          <w:sz w:val="22"/>
+          <w:szCs w:val="22"/>
+        </w:rPr>
+      </w:pPr>
+      <w:r>
+        <w:rPr>
+          <w:rFonts w:ascii="Arial" w:hAnsi="Arial" w:cs="Arial"/>
+          <w:bCs/>
+          <w:sz w:val="22"/>
+          <w:szCs w:val="22"/>
+        </w:rPr>
+        <w:t>2024,</w:t>
+      </w:r>
+      <w:r>
+        <w:rPr>
+          <w:rFonts w:ascii="Arial" w:hAnsi="Arial" w:cs="Arial"/>
+          <w:bCs/>
+          <w:sz w:val="22"/>
+          <w:szCs w:val="22"/>
+        </w:rPr>
+        <w:tab/>
+      </w:r>
+      <w:r>
+        <w:rPr>
+          <w:rFonts w:ascii="Arial" w:hAnsi="Arial" w:cs="Arial"/>
+          <w:b/>
+          <w:bCs/>
+          <w:iCs/>
+          <w:sz w:val="22"/>
+          <w:szCs w:val="22"/>
+        </w:rPr>
+        <w:t>A single-cell and spatial RNA-seq database for Alzheimer’s disease (</w:t>
+      </w:r>
+      <w:proofErr w:type="spellStart"/>
+      <w:r>
+        <w:rPr>
+          <w:rFonts w:ascii="Arial" w:hAnsi="Arial" w:cs="Arial"/>
+          <w:b/>
+          <w:bCs/>
+          <w:iCs/>
+          <w:sz w:val="22"/>
+          <w:szCs w:val="22"/>
+        </w:rPr>
+        <w:t>ssREAD</w:t>
+      </w:r>
+      <w:proofErr w:type="spellEnd"/>
+      <w:r>
+        <w:rPr>
+          <w:rFonts w:ascii="Arial" w:hAnsi="Arial" w:cs="Arial"/>
+          <w:b/>
+          <w:bCs/>
+          <w:iCs/>
+          <w:sz w:val="22"/>
+          <w:szCs w:val="22"/>
+        </w:rPr>
+        <w:t>)</w:t>
+      </w:r>
+    </w:p>
+    <w:p>
+      <w:pPr>
+        <w:spacing w:line="276" w:lineRule="auto"/>
+        <w:ind w:left="1260"/>
+        <w:rPr>
+          <w:rFonts w:ascii="Arial" w:hAnsi="Arial" w:cs="Arial"/>
+          <w:bCs/>
+          <w:iCs/>
+          <w:sz w:val="22"/>
+          <w:szCs w:val="22"/>
+        </w:rPr>
+      </w:pPr>
+      <w:r>
+        <w:rPr>
+          <w:rFonts w:ascii="Arial" w:hAnsi="Arial" w:cs="Arial"/>
+          <w:bCs/>
+          <w:iCs/>
+          <w:sz w:val="22"/>
+          <w:szCs w:val="22"/>
+        </w:rPr>
+        <w:t>International Conference on Intelligent Biology and Medicine (ICIBM 202</w:t>
+      </w:r>
+      <w:r>
+        <w:rPr>
+          <w:rFonts w:ascii="Arial" w:hAnsi="Arial" w:cs="Arial"/>
+          <w:bCs/>
+          <w:iCs/>
+          <w:sz w:val="22"/>
+          <w:szCs w:val="22"/>
+        </w:rPr>
+        <w:t>4</w:t>
+      </w:r>
+      <w:r>
+        <w:rPr>
+          <w:rFonts w:ascii="Arial" w:hAnsi="Arial" w:cs="Arial"/>
+          <w:bCs/>
+          <w:iCs/>
+          <w:sz w:val="22"/>
+          <w:szCs w:val="22"/>
+        </w:rPr>
+        <w:t>). Houston, TX. (Oral Presentation)</w:t>
+      </w:r>
+    </w:p>
+    <w:p>
+      <w:pPr>
+        <w:spacing w:line="276" w:lineRule="auto"/>
+        <w:ind w:left="1260" w:hanging="1260"/>
+        <w:rPr>
+          <w:rFonts w:ascii="Arial" w:hAnsi="Arial" w:cs="Arial"/>
+          <w:bCs/>
+          <w:sz w:val="22"/>
+          <w:szCs w:val="22"/>
+        </w:rPr>
+      </w:pPr>
+      <w:r>
+        <w:rPr>
+          <w:rFonts w:ascii="Arial" w:hAnsi="Arial" w:cs="Arial"/>
+          <w:bCs/>
+          <w:sz w:val="22"/>
+          <w:szCs w:val="22"/>
+        </w:rPr>
+        <w:t>2023,</w:t>
+      </w:r>
+      <w:r>
+        <w:rPr>
+          <w:rFonts w:ascii="Arial" w:hAnsi="Arial" w:cs="Arial"/>
+          <w:bCs/>
+          <w:sz w:val="22"/>
+          <w:szCs w:val="22"/>
+        </w:rPr>
+        <w:tab/>
+      </w:r>
+      <w:r>
+        <w:rPr>
+          <w:rFonts w:ascii="Arial" w:hAnsi="Arial" w:cs="Arial"/>
+          <w:b/>
+          <w:bCs/>
+          <w:iCs/>
+          <w:sz w:val="22"/>
+          <w:szCs w:val="22"/>
+        </w:rPr>
+        <w:t xml:space="preserve">A Weighted Two-stage Sequence Alignment Framework to Identify DNA Motifs from </w:t>
+      </w:r>
+      <w:proofErr w:type="spellStart"/>
+      <w:r>
+        <w:rPr>
+          <w:rFonts w:ascii="Arial" w:hAnsi="Arial" w:cs="Arial"/>
+          <w:b/>
+          <w:bCs/>
+          <w:iCs/>
+          <w:sz w:val="22"/>
+          <w:szCs w:val="22"/>
+        </w:rPr>
+        <w:t>ChIP-exo</w:t>
+      </w:r>
+      <w:proofErr w:type="spellEnd"/>
+      <w:r>
+        <w:rPr>
+          <w:rFonts w:ascii="Arial" w:hAnsi="Arial" w:cs="Arial"/>
+          <w:b/>
+          <w:bCs/>
+          <w:iCs/>
+          <w:sz w:val="22"/>
+          <w:szCs w:val="22"/>
+        </w:rPr>
+        <w:t xml:space="preserve"> Data </w:t>
+      </w:r>
+    </w:p>
+    <w:p>
+      <w:pPr>
+        <w:spacing w:line="276" w:lineRule="auto"/>
+        <w:ind w:left="1260"/>
+        <w:rPr>
+          <w:rFonts w:ascii="Arial" w:hAnsi="Arial" w:cs="Arial"/>
+          <w:bCs/>
+          <w:iCs/>
+          <w:sz w:val="22"/>
+          <w:szCs w:val="22"/>
+        </w:rPr>
+      </w:pPr>
+      <w:r>
+        <w:rPr>
+          <w:rFonts w:ascii="Arial" w:hAnsi="Arial" w:cs="Arial"/>
+          <w:bCs/>
+          <w:iCs/>
+          <w:sz w:val="22"/>
+          <w:szCs w:val="22"/>
+        </w:rPr>
+        <w:t>International Conference on Intelligent Biology and Medicine (ICIBM 2023). Tampa, FL. (Oral Presentation)</w:t>
+      </w:r>
+    </w:p>
+    <w:p>
+      <w:pPr>
+        <w:spacing w:line="276" w:lineRule="auto"/>
+        <w:ind w:left="1260" w:hanging="1260"/>
+        <w:rPr>
+          <w:rFonts w:ascii="Arial" w:hAnsi="Arial" w:cs="Arial"/>
+          <w:bCs/>
+          <w:sz w:val="22"/>
+          <w:szCs w:val="22"/>
+        </w:rPr>
+      </w:pPr>
+      <w:r>
+        <w:rPr>
+          <w:rFonts w:ascii="Arial" w:hAnsi="Arial" w:cs="Arial"/>
+          <w:bCs/>
+          <w:sz w:val="22"/>
+          <w:szCs w:val="22"/>
+        </w:rPr>
+        <w:t>202</w:t>
+      </w:r>
+      <w:r>
+        <w:rPr>
+          <w:rFonts w:ascii="Arial" w:hAnsi="Arial" w:cs="Arial"/>
+          <w:bCs/>
+          <w:sz w:val="22"/>
+          <w:szCs w:val="22"/>
+        </w:rPr>
+        <w:t>3</w:t>
+      </w:r>
+      <w:r>
+        <w:rPr>
+          <w:rFonts w:ascii="Arial" w:hAnsi="Arial" w:cs="Arial"/>
+          <w:bCs/>
+          <w:sz w:val="22"/>
+          <w:szCs w:val="22"/>
+        </w:rPr>
+        <w:t>,</w:t>
+      </w:r>
+      <w:r>
+        <w:rPr>
+          <w:rFonts w:ascii="Arial" w:hAnsi="Arial" w:cs="Arial"/>
+          <w:bCs/>
+          <w:sz w:val="22"/>
+          <w:szCs w:val="22"/>
+        </w:rPr>
+        <w:tab/>
+      </w:r>
+      <w:proofErr w:type="spellStart"/>
+      <w:r>
+        <w:rPr>
+          <w:rFonts w:ascii="Arial" w:hAnsi="Arial" w:cs="Arial"/>
+          <w:b/>
+          <w:bCs/>
+          <w:iCs/>
+          <w:sz w:val="22"/>
+          <w:szCs w:val="22"/>
+        </w:rPr>
+        <w:t>TriState</w:t>
+      </w:r>
+      <w:proofErr w:type="spellEnd"/>
+      <w:r>
+        <w:rPr>
+          <w:rFonts w:ascii="Arial" w:hAnsi="Arial" w:cs="Arial"/>
+          <w:b/>
+          <w:bCs/>
+          <w:iCs/>
+          <w:sz w:val="22"/>
+          <w:szCs w:val="22"/>
+        </w:rPr>
+        <w:t xml:space="preserve"> Data Analysis Core: Advancements in Data Submission, Analysis, and Tool Development</w:t>
+      </w:r>
+    </w:p>
+    <w:p>
+      <w:pPr>
+        <w:spacing w:line="276" w:lineRule="auto"/>
+        <w:ind w:left="1260"/>
+        <w:rPr>
+          <w:rFonts w:ascii="Arial" w:hAnsi="Arial" w:cs="Arial"/>
+          <w:bCs/>
+          <w:iCs/>
+          <w:sz w:val="22"/>
+          <w:szCs w:val="22"/>
+        </w:rPr>
+      </w:pPr>
+      <w:proofErr w:type="spellStart"/>
+      <w:r>
+        <w:rPr>
+          <w:rFonts w:ascii="Arial" w:hAnsi="Arial" w:cs="Arial"/>
+          <w:bCs/>
+          <w:iCs/>
+          <w:sz w:val="22"/>
+          <w:szCs w:val="22"/>
+        </w:rPr>
+        <w:t>SenNet</w:t>
+      </w:r>
+      <w:proofErr w:type="spellEnd"/>
+      <w:r>
+        <w:rPr>
+          <w:rFonts w:ascii="Arial" w:hAnsi="Arial" w:cs="Arial"/>
+          <w:bCs/>
+          <w:iCs/>
+          <w:sz w:val="22"/>
+          <w:szCs w:val="22"/>
+        </w:rPr>
+        <w:t xml:space="preserve"> </w:t>
+      </w:r>
+      <w:proofErr w:type="spellStart"/>
+      <w:r>
+        <w:rPr>
+          <w:rFonts w:ascii="Arial" w:hAnsi="Arial" w:cs="Arial"/>
+          <w:bCs/>
+          <w:iCs/>
+          <w:sz w:val="22"/>
+          <w:szCs w:val="22"/>
+        </w:rPr>
+        <w:t>TriState</w:t>
+      </w:r>
+      <w:proofErr w:type="spellEnd"/>
+      <w:r>
+        <w:rPr>
+          <w:rFonts w:ascii="Arial" w:hAnsi="Arial" w:cs="Arial"/>
+          <w:bCs/>
+          <w:iCs/>
+          <w:sz w:val="22"/>
+          <w:szCs w:val="22"/>
+        </w:rPr>
+        <w:t xml:space="preserve"> Annual Conference 2023. Rochester, NY.</w:t>
+      </w:r>
+      <w:r>
+        <w:rPr>
+          <w:rFonts w:ascii="Arial" w:hAnsi="Arial" w:cs="Arial"/>
+          <w:bCs/>
+          <w:iCs/>
+          <w:sz w:val="22"/>
+          <w:szCs w:val="22"/>
+        </w:rPr>
+        <w:t xml:space="preserve"> (</w:t>
+      </w:r>
+      <w:r>
+        <w:rPr>
+          <w:rFonts w:ascii="Arial" w:hAnsi="Arial" w:cs="Arial"/>
+          <w:bCs/>
+          <w:iCs/>
+          <w:sz w:val="22"/>
+          <w:szCs w:val="22"/>
+        </w:rPr>
+        <w:t>Poster</w:t>
+      </w:r>
+      <w:r>
+        <w:rPr>
+          <w:rFonts w:ascii="Arial" w:hAnsi="Arial" w:cs="Arial"/>
+          <w:bCs/>
+          <w:iCs/>
+          <w:sz w:val="22"/>
+          <w:szCs w:val="22"/>
+        </w:rPr>
+        <w:t xml:space="preserve"> Presentation)</w:t>
+      </w:r>
+    </w:p>
+    <w:p>
+      <w:pPr>
+        <w:spacing w:line="276" w:lineRule="auto"/>
+        <w:ind w:left="1260" w:hanging="1260"/>
+        <w:rPr>
+          <w:rFonts w:ascii="Arial" w:hAnsi="Arial" w:cs="Arial"/>
+          <w:b/>
+          <w:bCs/>
+          <w:iCs/>
+          <w:sz w:val="22"/>
+          <w:szCs w:val="22"/>
+        </w:rPr>
+      </w:pPr>
+      <w:r>
+        <w:rPr>
+          <w:rFonts w:ascii="Arial" w:hAnsi="Arial" w:cs="Arial"/>
+          <w:bCs/>
+          <w:sz w:val="22"/>
+          <w:szCs w:val="22"/>
+        </w:rPr>
+        <w:t>2023,</w:t>
+      </w:r>
+      <w:r>
+        <w:rPr>
+          <w:rFonts w:ascii="Arial" w:hAnsi="Arial" w:cs="Arial"/>
+          <w:bCs/>
+          <w:sz w:val="22"/>
+          <w:szCs w:val="22"/>
+        </w:rPr>
+        <w:tab/>
+      </w:r>
+      <w:r>
+        <w:rPr>
+          <w:rFonts w:ascii="Arial" w:hAnsi="Arial" w:cs="Arial"/>
+          <w:b/>
+          <w:bCs/>
+          <w:iCs/>
+          <w:sz w:val="22"/>
+          <w:szCs w:val="22"/>
+        </w:rPr>
+        <w:t xml:space="preserve">Identifying cell-type-specific senescent cells and signature genes using heterogeneous graph contrastive learning </w:t>
+      </w:r>
+    </w:p>
+    <w:p>
+      <w:pPr>
+        <w:spacing w:line="276" w:lineRule="auto"/>
+        <w:ind w:left="1260"/>
+        <w:rPr>
+          <w:rFonts w:ascii="Arial" w:hAnsi="Arial" w:cs="Arial"/>
+          <w:bCs/>
+          <w:iCs/>
+          <w:sz w:val="22"/>
+          <w:szCs w:val="22"/>
+        </w:rPr>
+      </w:pPr>
+      <w:proofErr w:type="spellStart"/>
+      <w:r>
+        <w:rPr>
+          <w:rFonts w:ascii="Arial" w:hAnsi="Arial" w:cs="Arial"/>
+          <w:iCs/>
+          <w:sz w:val="22"/>
+          <w:szCs w:val="22"/>
+        </w:rPr>
+        <w:t>SenNet</w:t>
+      </w:r>
+      <w:proofErr w:type="spellEnd"/>
+      <w:r>
+        <w:rPr>
+          <w:rFonts w:ascii="Arial" w:hAnsi="Arial" w:cs="Arial"/>
+          <w:iCs/>
+          <w:sz w:val="22"/>
+          <w:szCs w:val="22"/>
+        </w:rPr>
+        <w:t xml:space="preserve"> Annual Meeting 2023. Minneapolis, MN.</w:t>
+      </w:r>
+      <w:r>
+        <w:rPr>
+          <w:rFonts w:ascii="Arial" w:hAnsi="Arial" w:cs="Arial"/>
+          <w:b/>
+          <w:bCs/>
+          <w:iCs/>
+          <w:sz w:val="22"/>
+          <w:szCs w:val="22"/>
+        </w:rPr>
+        <w:t xml:space="preserve"> </w:t>
+      </w:r>
+      <w:r>
+        <w:rPr>
+          <w:rFonts w:ascii="Arial" w:hAnsi="Arial" w:cs="Arial"/>
+          <w:bCs/>
+          <w:iCs/>
+          <w:sz w:val="22"/>
+          <w:szCs w:val="22"/>
+        </w:rPr>
+        <w:t>(Poster Presentation)</w:t>
+      </w:r>
+    </w:p>
+    <w:p>
+      <w:pPr>
+        <w:spacing w:line="276" w:lineRule="auto"/>
+        <w:ind w:left="1260" w:hanging="1260"/>
+        <w:rPr>
+          <w:rFonts w:ascii="Arial" w:hAnsi="Arial" w:cs="Arial"/>
+          <w:bCs/>
+          <w:sz w:val="22"/>
+          <w:szCs w:val="22"/>
+        </w:rPr>
+      </w:pPr>
+      <w:r>
+        <w:rPr>
+          <w:rFonts w:ascii="Arial" w:hAnsi="Arial" w:cs="Arial"/>
+          <w:bCs/>
+          <w:sz w:val="22"/>
+          <w:szCs w:val="22"/>
+        </w:rPr>
+        <w:t>20</w:t>
+      </w:r>
+      <w:r>
+        <w:rPr>
+          <w:rFonts w:ascii="Arial" w:hAnsi="Arial" w:cs="Arial"/>
+          <w:bCs/>
+          <w:sz w:val="22"/>
+          <w:szCs w:val="22"/>
+        </w:rPr>
+        <w:t>21</w:t>
+      </w:r>
+      <w:r>
+        <w:rPr>
+          <w:rFonts w:ascii="Arial" w:hAnsi="Arial" w:cs="Arial"/>
+          <w:bCs/>
+          <w:sz w:val="22"/>
+          <w:szCs w:val="22"/>
+        </w:rPr>
+        <w:t>,</w:t>
+      </w:r>
+      <w:r>
+        <w:rPr>
+          <w:rFonts w:ascii="Arial" w:hAnsi="Arial" w:cs="Arial"/>
+          <w:bCs/>
+          <w:sz w:val="22"/>
+          <w:szCs w:val="22"/>
+        </w:rPr>
+        <w:tab/>
+      </w:r>
+      <w:r>
+        <w:rPr>
+          <w:rFonts w:ascii="Arial" w:hAnsi="Arial" w:cs="Arial"/>
+          <w:b/>
+          <w:bCs/>
+          <w:iCs/>
+          <w:sz w:val="22"/>
+          <w:szCs w:val="22"/>
+        </w:rPr>
+        <w:t>Analyze RNA-seq data using IRIS-EDA web server</w:t>
+      </w:r>
+      <w:r>
+        <w:rPr>
+          <w:rFonts w:ascii="Arial" w:hAnsi="Arial" w:cs="Arial"/>
+          <w:b/>
+          <w:bCs/>
+          <w:iCs/>
+          <w:sz w:val="22"/>
+          <w:szCs w:val="22"/>
+        </w:rPr>
+        <w:t xml:space="preserve"> </w:t>
+      </w:r>
+    </w:p>
+    <w:p>
+      <w:pPr>
+        <w:spacing w:line="276" w:lineRule="auto"/>
+        <w:ind w:left="840" w:firstLine="420"/>
+        <w:rPr>
+          <w:rFonts w:ascii="Arial" w:hAnsi="Arial" w:cs="Arial"/>
+          <w:bCs/>
+          <w:iCs/>
+          <w:sz w:val="22"/>
+          <w:szCs w:val="22"/>
+        </w:rPr>
+      </w:pPr>
+      <w:proofErr w:type="spellStart"/>
+      <w:r>
+        <w:rPr>
+          <w:rFonts w:ascii="Arial" w:hAnsi="Arial" w:cs="Arial"/>
+          <w:bCs/>
+          <w:iCs/>
+          <w:sz w:val="22"/>
+          <w:szCs w:val="22"/>
+        </w:rPr>
+        <w:t>Vitismeet</w:t>
+      </w:r>
+      <w:proofErr w:type="spellEnd"/>
+      <w:r>
+        <w:rPr>
+          <w:rFonts w:ascii="Arial" w:hAnsi="Arial" w:cs="Arial"/>
+          <w:bCs/>
+          <w:iCs/>
+          <w:sz w:val="22"/>
+          <w:szCs w:val="22"/>
+        </w:rPr>
+        <w:t>: grapes at UC Davis &amp; SLU. Columbus, OH. (Oral Presentation)</w:t>
+      </w:r>
+    </w:p>
+    <w:p>
+      <w:pPr>
+        <w:spacing w:line="276" w:lineRule="auto"/>
+        <w:ind w:left="1260" w:hanging="1260"/>
+        <w:rPr>
+          <w:rFonts w:ascii="Arial" w:hAnsi="Arial" w:cs="Arial"/>
+          <w:bCs/>
+          <w:sz w:val="22"/>
+          <w:szCs w:val="22"/>
+        </w:rPr>
+      </w:pPr>
+      <w:r>
+        <w:rPr>
+          <w:rFonts w:ascii="Arial" w:hAnsi="Arial" w:cs="Arial"/>
+          <w:bCs/>
+          <w:sz w:val="22"/>
+          <w:szCs w:val="22"/>
+        </w:rPr>
+        <w:t>20</w:t>
+      </w:r>
+      <w:r>
+        <w:rPr>
+          <w:rFonts w:ascii="Arial" w:hAnsi="Arial" w:cs="Arial"/>
+          <w:bCs/>
+          <w:sz w:val="22"/>
+          <w:szCs w:val="22"/>
+        </w:rPr>
+        <w:t>20</w:t>
+      </w:r>
+      <w:r>
+        <w:rPr>
+          <w:rFonts w:ascii="Arial" w:hAnsi="Arial" w:cs="Arial"/>
+          <w:bCs/>
+          <w:sz w:val="22"/>
+          <w:szCs w:val="22"/>
+        </w:rPr>
+        <w:t>,</w:t>
+      </w:r>
+      <w:r>
+        <w:rPr>
+          <w:rFonts w:ascii="Arial" w:hAnsi="Arial" w:cs="Arial"/>
+          <w:bCs/>
+          <w:sz w:val="22"/>
+          <w:szCs w:val="22"/>
+        </w:rPr>
+        <w:tab/>
+      </w:r>
+      <w:r>
+        <w:rPr>
+          <w:rFonts w:ascii="Arial" w:hAnsi="Arial" w:cs="Arial"/>
+          <w:b/>
+          <w:bCs/>
+          <w:iCs/>
+          <w:sz w:val="22"/>
+          <w:szCs w:val="22"/>
+        </w:rPr>
+        <w:t>Computational tool and pipeline for RNA-seq data analysis</w:t>
+      </w:r>
+    </w:p>
+    <w:p>
+      <w:pPr>
+        <w:spacing w:line="276" w:lineRule="auto"/>
+        <w:ind w:left="840" w:firstLine="420"/>
+        <w:rPr>
+          <w:rFonts w:ascii="Arial" w:hAnsi="Arial" w:cs="Arial"/>
+          <w:bCs/>
+          <w:iCs/>
+          <w:sz w:val="22"/>
+          <w:szCs w:val="22"/>
+        </w:rPr>
+      </w:pPr>
+      <w:r>
+        <w:rPr>
+          <w:rFonts w:ascii="Arial" w:hAnsi="Arial" w:cs="Arial"/>
+          <w:bCs/>
+          <w:iCs/>
+          <w:sz w:val="22"/>
+          <w:szCs w:val="22"/>
+        </w:rPr>
+        <w:t>NSF PGRP Grape Grafting Annual Meeting. Columbus, OH. (Oral Presentation)</w:t>
+      </w:r>
+    </w:p>
+    <w:p>
+      <w:pPr>
+        <w:spacing w:line="276" w:lineRule="auto"/>
+        <w:rPr>
+          <w:rFonts w:ascii="Arial" w:hAnsi="Arial" w:cs="Arial"/>
+          <w:sz w:val="22"/>
+          <w:szCs w:val="22"/>
+        </w:rPr>
+      </w:pPr>
+      <w:r>
+        <w:rPr>
+          <w:rFonts w:ascii="Arial" w:hAnsi="Arial" w:cs="Arial"/>
+          <w:sz w:val="22"/>
+          <w:szCs w:val="22"/>
+        </w:rPr>
+        <w:t>20</w:t>
+      </w:r>
+      <w:r>
+        <w:rPr>
+          <w:rFonts w:ascii="Arial" w:hAnsi="Arial" w:cs="Arial"/>
+          <w:sz w:val="22"/>
+          <w:szCs w:val="22"/>
+        </w:rPr>
+        <w:t>19</w:t>
+      </w:r>
+      <w:r>
+        <w:rPr>
+          <w:rFonts w:ascii="Arial" w:hAnsi="Arial" w:cs="Arial"/>
+          <w:sz w:val="22"/>
+          <w:szCs w:val="22"/>
+        </w:rPr>
+        <w:t>,</w:t>
+      </w:r>
+      <w:r>
+        <w:rPr>
+          <w:rFonts w:ascii="Arial" w:hAnsi="Arial" w:cs="Arial"/>
+          <w:sz w:val="22"/>
+          <w:szCs w:val="22"/>
+        </w:rPr>
+        <w:tab/>
+      </w:r>
+      <w:r>
+        <w:rPr>
+          <w:rFonts w:ascii="Arial" w:hAnsi="Arial" w:cs="Arial"/>
+          <w:sz w:val="22"/>
+          <w:szCs w:val="22"/>
+        </w:rPr>
+        <w:tab/>
+      </w:r>
+      <w:r>
+        <w:rPr>
+          <w:rFonts w:ascii="Arial" w:hAnsi="Arial" w:cs="Arial"/>
+          <w:b/>
+          <w:sz w:val="22"/>
+          <w:szCs w:val="22"/>
+        </w:rPr>
+        <w:t xml:space="preserve">Identification of Regulatory DNA Motifs Using </w:t>
+      </w:r>
+      <w:proofErr w:type="spellStart"/>
+      <w:r>
+        <w:rPr>
+          <w:rFonts w:ascii="Arial" w:hAnsi="Arial" w:cs="Arial"/>
+          <w:b/>
+          <w:sz w:val="22"/>
+          <w:szCs w:val="22"/>
+        </w:rPr>
+        <w:t>ChIP-exo</w:t>
+      </w:r>
+      <w:proofErr w:type="spellEnd"/>
+      <w:r>
+        <w:rPr>
+          <w:rFonts w:ascii="Arial" w:hAnsi="Arial" w:cs="Arial"/>
+          <w:b/>
+          <w:sz w:val="22"/>
+          <w:szCs w:val="22"/>
+        </w:rPr>
+        <w:t xml:space="preserve"> data</w:t>
+      </w:r>
+    </w:p>
+    <w:p>
+      <w:pPr>
+        <w:spacing w:line="276" w:lineRule="auto"/>
+        <w:ind w:left="840" w:firstLine="420"/>
+        <w:rPr>
+          <w:rFonts w:ascii="Arial" w:hAnsi="Arial" w:cs="Arial"/>
+          <w:sz w:val="22"/>
+          <w:szCs w:val="22"/>
+        </w:rPr>
+      </w:pPr>
+      <w:r>
+        <w:rPr>
+          <w:rFonts w:ascii="Arial" w:hAnsi="Arial" w:cs="Arial"/>
+          <w:sz w:val="22"/>
+          <w:szCs w:val="22"/>
+        </w:rPr>
+        <w:t>BMI Internship Poster Session. Columbus, OH. (Poster presentation)</w:t>
+      </w:r>
+    </w:p>
+    <w:p>
+      <w:pPr>
+        <w:spacing w:line="276" w:lineRule="auto"/>
+        <w:rPr>
+          <w:rFonts w:ascii="Arial" w:hAnsi="Arial" w:cs="Arial"/>
+          <w:sz w:val="22"/>
+          <w:szCs w:val="22"/>
+        </w:rPr>
+      </w:pPr>
+      <w:r>
+        <w:rPr>
+          <w:rFonts w:ascii="Arial" w:hAnsi="Arial" w:cs="Arial"/>
+          <w:sz w:val="22"/>
+          <w:szCs w:val="22"/>
+        </w:rPr>
+        <w:t>20</w:t>
+      </w:r>
+      <w:r>
+        <w:rPr>
+          <w:rFonts w:ascii="Arial" w:hAnsi="Arial" w:cs="Arial"/>
+          <w:sz w:val="22"/>
+          <w:szCs w:val="22"/>
+        </w:rPr>
+        <w:t>19</w:t>
+      </w:r>
+      <w:r>
+        <w:rPr>
+          <w:rFonts w:ascii="Arial" w:hAnsi="Arial" w:cs="Arial"/>
+          <w:sz w:val="22"/>
+          <w:szCs w:val="22"/>
+        </w:rPr>
+        <w:t>,</w:t>
+      </w:r>
+      <w:r>
+        <w:rPr>
+          <w:rFonts w:ascii="Arial" w:hAnsi="Arial" w:cs="Arial"/>
+          <w:sz w:val="22"/>
+          <w:szCs w:val="22"/>
+        </w:rPr>
+        <w:tab/>
+      </w:r>
+      <w:r>
+        <w:rPr>
+          <w:rFonts w:ascii="Arial" w:hAnsi="Arial" w:cs="Arial"/>
+          <w:sz w:val="22"/>
+          <w:szCs w:val="22"/>
+        </w:rPr>
+        <w:tab/>
+      </w:r>
+      <w:r>
+        <w:rPr>
+          <w:rFonts w:ascii="Arial" w:hAnsi="Arial" w:cs="Arial"/>
+          <w:b/>
+          <w:bCs/>
+          <w:sz w:val="22"/>
+          <w:szCs w:val="22"/>
+        </w:rPr>
+        <w:t>Development of Regulatory Motif Identification program</w:t>
+      </w:r>
+    </w:p>
+    <w:p>
+      <w:pPr>
+        <w:spacing w:line="276" w:lineRule="auto"/>
+        <w:ind w:left="840" w:firstLine="420"/>
+        <w:rPr>
+          <w:rFonts w:ascii="Arial" w:hAnsi="Arial" w:cs="Arial"/>
+          <w:sz w:val="22"/>
+          <w:szCs w:val="22"/>
+        </w:rPr>
+      </w:pPr>
+      <w:proofErr w:type="spellStart"/>
+      <w:r>
+        <w:rPr>
+          <w:rFonts w:ascii="Arial" w:hAnsi="Arial" w:cs="Arial"/>
+          <w:sz w:val="22"/>
+          <w:szCs w:val="22"/>
+        </w:rPr>
+        <w:t>BioSNTR</w:t>
+      </w:r>
+      <w:proofErr w:type="spellEnd"/>
+      <w:r>
+        <w:rPr>
+          <w:rFonts w:ascii="Arial" w:hAnsi="Arial" w:cs="Arial"/>
+          <w:sz w:val="22"/>
+          <w:szCs w:val="22"/>
+        </w:rPr>
+        <w:t xml:space="preserve"> Plant Science Research Day. Brookings, SD.</w:t>
+      </w:r>
+      <w:r>
+        <w:rPr>
+          <w:rFonts w:ascii="Arial" w:hAnsi="Arial" w:cs="Arial"/>
+          <w:sz w:val="22"/>
+          <w:szCs w:val="22"/>
+        </w:rPr>
+        <w:t xml:space="preserve"> (Poster presentation)</w:t>
+      </w:r>
+    </w:p>
+    <w:p>
+      <w:pPr>
+        <w:spacing w:line="276" w:lineRule="auto"/>
+        <w:rPr>
+          <w:rFonts w:ascii="Arial" w:hAnsi="Arial" w:cs="Arial"/>
+          <w:sz w:val="22"/>
+          <w:szCs w:val="22"/>
+        </w:rPr>
+      </w:pPr>
+      <w:r>
+        <w:rPr>
+          <w:rFonts w:ascii="Arial" w:hAnsi="Arial" w:cs="Arial"/>
+          <w:sz w:val="22"/>
+          <w:szCs w:val="22"/>
+        </w:rPr>
+        <w:t>20</w:t>
+      </w:r>
+      <w:r>
+        <w:rPr>
+          <w:rFonts w:ascii="Arial" w:hAnsi="Arial" w:cs="Arial"/>
+          <w:sz w:val="22"/>
+          <w:szCs w:val="22"/>
+        </w:rPr>
+        <w:t>18</w:t>
+      </w:r>
+      <w:r>
+        <w:rPr>
+          <w:rFonts w:ascii="Arial" w:hAnsi="Arial" w:cs="Arial"/>
+          <w:sz w:val="22"/>
+          <w:szCs w:val="22"/>
         </w:rPr>
         <w:t xml:space="preserve">, </w:t>
       </w:r>
       <w:r>
         <w:rPr>
           <w:rFonts w:ascii="Arial" w:hAnsi="Arial" w:cs="Arial"/>
-          <w:bCs/>
-          <w:iCs/>
-        </w:rPr>
-        <w:t>OH</w:t>
-      </w:r>
-      <w:r>
-        <w:rPr>
-          <w:rFonts w:ascii="Arial" w:hAnsi="Arial" w:cs="Arial"/>
-          <w:bCs/>
-          <w:iCs/>
-        </w:rPr>
-        <w:t>. (Oral Presentation)</w:t>
+          <w:sz w:val="22"/>
+          <w:szCs w:val="22"/>
+        </w:rPr>
+        <w:tab/>
+      </w:r>
+      <w:r>
+        <w:rPr>
+          <w:rFonts w:ascii="Arial" w:hAnsi="Arial" w:cs="Arial"/>
+          <w:sz w:val="22"/>
+          <w:szCs w:val="22"/>
+        </w:rPr>
+        <w:tab/>
+      </w:r>
+      <w:r>
+        <w:rPr>
+          <w:rFonts w:ascii="Arial" w:hAnsi="Arial" w:cs="Arial"/>
+          <w:b/>
+          <w:sz w:val="22"/>
+          <w:szCs w:val="22"/>
+        </w:rPr>
+        <w:t>Combining Computational Methods and Experimental Data for Motif Prediction</w:t>
+      </w:r>
+    </w:p>
+    <w:p>
+      <w:pPr>
+        <w:spacing w:line="276" w:lineRule="auto"/>
+        <w:ind w:left="840" w:firstLine="420"/>
+        <w:rPr>
+          <w:rFonts w:ascii="Arial" w:hAnsi="Arial" w:cs="Arial"/>
+          <w:sz w:val="22"/>
+          <w:szCs w:val="22"/>
+        </w:rPr>
+      </w:pPr>
+      <w:proofErr w:type="spellStart"/>
+      <w:r>
+        <w:rPr>
+          <w:rFonts w:ascii="Arial" w:hAnsi="Arial" w:cs="Arial"/>
+          <w:sz w:val="22"/>
+          <w:szCs w:val="22"/>
+        </w:rPr>
+        <w:t>BioSNTR</w:t>
+      </w:r>
+      <w:proofErr w:type="spellEnd"/>
+      <w:r>
+        <w:rPr>
+          <w:rFonts w:ascii="Arial" w:hAnsi="Arial" w:cs="Arial"/>
+          <w:sz w:val="22"/>
+          <w:szCs w:val="22"/>
+        </w:rPr>
+        <w:t xml:space="preserve"> Plant Science Research Day. Brookings, SD. (Poster Presentation)</w:t>
+      </w:r>
+    </w:p>
+    <w:p>
+      <w:pPr>
+        <w:spacing w:line="276" w:lineRule="auto"/>
+        <w:rPr>
+          <w:rFonts w:ascii="Arial" w:hAnsi="Arial" w:cs="Arial"/>
+          <w:sz w:val="22"/>
+          <w:szCs w:val="22"/>
+        </w:rPr>
+      </w:pPr>
+    </w:p>
+    <w:p>
+      <w:pPr>
+        <w:spacing w:line="276" w:lineRule="auto"/>
+        <w:rPr>
+          <w:rFonts w:ascii="Arial" w:hAnsi="Arial" w:cs="Arial"/>
+          <w:b/>
+          <w:sz w:val="22"/>
+          <w:szCs w:val="22"/>
+        </w:rPr>
+      </w:pPr>
+      <w:r>
+        <w:rPr>
+          <w:rFonts w:ascii="Arial" w:hAnsi="Arial" w:cs="Arial"/>
+          <w:b/>
+          <w:sz w:val="22"/>
+          <w:szCs w:val="22"/>
+        </w:rPr>
+        <w:t>TEACHING</w:t>
       </w:r>
     </w:p>
     <w:p>
@@ -4506,15 +6775,29 @@
         <w:ind w:left="1260" w:hanging="1260"/>
         <w:rPr>
           <w:rFonts w:ascii="Arial" w:hAnsi="Arial" w:cs="Arial"/>
-          <w:b/>
-          <w:bCs/>
-          <w:iCs/>
-        </w:rPr>
-      </w:pPr>
-      <w:r>
-        <w:rPr>
-          <w:rFonts w:ascii="Arial" w:hAnsi="Arial" w:cs="Arial"/>
-          <w:bCs/>
+          <w:bCs/>
+          <w:sz w:val="22"/>
+          <w:szCs w:val="22"/>
+        </w:rPr>
+      </w:pPr>
+    </w:p>
+    <w:p>
+      <w:pPr>
+        <w:spacing w:line="276" w:lineRule="auto"/>
+        <w:ind w:left="1260" w:hanging="1260"/>
+        <w:rPr>
+          <w:rFonts w:ascii="Arial" w:hAnsi="Arial" w:cs="Arial"/>
+          <w:bCs/>
+          <w:sz w:val="22"/>
+          <w:szCs w:val="22"/>
+        </w:rPr>
+      </w:pPr>
+      <w:r>
+        <w:rPr>
+          <w:rFonts w:ascii="Arial" w:hAnsi="Arial" w:cs="Arial"/>
+          <w:bCs/>
+          <w:sz w:val="22"/>
+          <w:szCs w:val="22"/>
         </w:rPr>
         <w:t>202</w:t>
       </w:r>
@@ -4522,6 +6805,8 @@
         <w:rPr>
           <w:rFonts w:ascii="Arial" w:hAnsi="Arial" w:cs="Arial"/>
           <w:bCs/>
+          <w:sz w:val="22"/>
+          <w:szCs w:val="22"/>
         </w:rPr>
         <w:t>4</w:t>
       </w:r>
@@ -4529,6 +6814,8 @@
         <w:rPr>
           <w:rFonts w:ascii="Arial" w:hAnsi="Arial" w:cs="Arial"/>
           <w:bCs/>
+          <w:sz w:val="22"/>
+          <w:szCs w:val="22"/>
         </w:rPr>
         <w:t>,</w:t>
       </w:r>
@@ -4536,6 +6823,8 @@
         <w:rPr>
           <w:rFonts w:ascii="Arial" w:hAnsi="Arial" w:cs="Arial"/>
           <w:bCs/>
+          <w:sz w:val="22"/>
+          <w:szCs w:val="22"/>
         </w:rPr>
         <w:tab/>
       </w:r>
@@ -4545,60 +6834,778 @@
           <w:b/>
           <w:bCs/>
           <w:iCs/>
-        </w:rPr>
-        <w:t>A single-cell and spatial RNA-seq database for Alzheimer’s disease (ssREAD)</w:t>
-      </w:r>
-    </w:p>
-    <w:p>
-      <w:pPr>
-        <w:spacing w:line="276" w:lineRule="auto"/>
-        <w:ind w:left="1260"/>
-        <w:rPr>
-          <w:rFonts w:ascii="Arial" w:hAnsi="Arial" w:cs="Arial"/>
-          <w:bCs/>
-          <w:iCs/>
-        </w:rPr>
-      </w:pPr>
-      <w:r>
-        <w:rPr>
-          <w:rFonts w:ascii="Arial" w:hAnsi="Arial" w:cs="Arial"/>
-          <w:bCs/>
-          <w:iCs/>
+          <w:sz w:val="22"/>
+          <w:szCs w:val="22"/>
+        </w:rPr>
+        <w:t>BISR Bioinformatic</w:t>
+      </w:r>
+      <w:r>
+        <w:rPr>
+          <w:rFonts w:ascii="Arial" w:hAnsi="Arial" w:cs="Arial"/>
+          <w:b/>
+          <w:bCs/>
+          <w:iCs/>
+          <w:sz w:val="22"/>
+          <w:szCs w:val="22"/>
+        </w:rPr>
+        <w:t>s</w:t>
+      </w:r>
+      <w:r>
+        <w:rPr>
+          <w:rFonts w:ascii="Arial" w:hAnsi="Arial" w:cs="Arial"/>
+          <w:b/>
+          <w:bCs/>
+          <w:iCs/>
+          <w:sz w:val="22"/>
+          <w:szCs w:val="22"/>
+        </w:rPr>
+        <w:t xml:space="preserve"> workshop, </w:t>
+      </w:r>
+      <w:r>
+        <w:rPr>
+          <w:rFonts w:ascii="Arial" w:hAnsi="Arial" w:cs="Arial"/>
+          <w:bCs/>
+          <w:iCs/>
+          <w:sz w:val="22"/>
+          <w:szCs w:val="22"/>
+        </w:rPr>
+        <w:t>Lecturer</w:t>
+      </w:r>
+      <w:r>
+        <w:rPr>
+          <w:rFonts w:ascii="Arial" w:hAnsi="Arial" w:cs="Arial"/>
+          <w:b/>
+          <w:bCs/>
+          <w:iCs/>
+          <w:sz w:val="22"/>
+          <w:szCs w:val="22"/>
+        </w:rPr>
+        <w:t xml:space="preserve"> </w:t>
+      </w:r>
+    </w:p>
+    <w:p>
+      <w:pPr>
+        <w:spacing w:line="276" w:lineRule="auto"/>
+        <w:ind w:left="840" w:firstLine="420"/>
+        <w:rPr>
+          <w:rFonts w:ascii="Arial" w:hAnsi="Arial" w:cs="Arial"/>
+          <w:bCs/>
+          <w:iCs/>
+          <w:sz w:val="22"/>
+          <w:szCs w:val="22"/>
+        </w:rPr>
+      </w:pPr>
+      <w:r>
+        <w:rPr>
+          <w:rFonts w:ascii="Arial" w:hAnsi="Arial" w:cs="Arial"/>
+          <w:bCs/>
+          <w:iCs/>
+          <w:sz w:val="22"/>
+          <w:szCs w:val="22"/>
+        </w:rPr>
+        <w:t>Department of Biomedical Informatics, OSU</w:t>
+      </w:r>
+    </w:p>
+    <w:p>
+      <w:pPr>
+        <w:spacing w:line="276" w:lineRule="auto"/>
+        <w:ind w:left="1260" w:hanging="1260"/>
+        <w:rPr>
+          <w:rFonts w:ascii="Arial" w:hAnsi="Arial" w:cs="Arial"/>
+          <w:bCs/>
+          <w:sz w:val="22"/>
+          <w:szCs w:val="22"/>
+        </w:rPr>
+      </w:pPr>
+      <w:r>
+        <w:rPr>
+          <w:rFonts w:ascii="Arial" w:hAnsi="Arial" w:cs="Arial"/>
+          <w:bCs/>
+          <w:sz w:val="22"/>
+          <w:szCs w:val="22"/>
+        </w:rPr>
+        <w:t>2021,</w:t>
+      </w:r>
+      <w:r>
+        <w:rPr>
+          <w:rFonts w:ascii="Arial" w:hAnsi="Arial" w:cs="Arial"/>
+          <w:bCs/>
+          <w:sz w:val="22"/>
+          <w:szCs w:val="22"/>
+        </w:rPr>
+        <w:tab/>
+      </w:r>
+      <w:r>
+        <w:rPr>
+          <w:rFonts w:ascii="Arial" w:hAnsi="Arial" w:cs="Arial"/>
+          <w:b/>
+          <w:bCs/>
+          <w:iCs/>
+          <w:sz w:val="22"/>
+          <w:szCs w:val="22"/>
+        </w:rPr>
+        <w:t xml:space="preserve">BISR </w:t>
+      </w:r>
+      <w:r>
+        <w:rPr>
+          <w:rFonts w:ascii="Arial" w:hAnsi="Arial" w:cs="Arial"/>
+          <w:b/>
+          <w:bCs/>
+          <w:iCs/>
+          <w:sz w:val="22"/>
+          <w:szCs w:val="22"/>
+        </w:rPr>
+        <w:t>CRISPR</w:t>
+      </w:r>
+      <w:r>
+        <w:rPr>
+          <w:rFonts w:ascii="Arial" w:hAnsi="Arial" w:cs="Arial"/>
+          <w:b/>
+          <w:bCs/>
+          <w:iCs/>
+          <w:sz w:val="22"/>
+          <w:szCs w:val="22"/>
+        </w:rPr>
+        <w:t xml:space="preserve"> screening</w:t>
+      </w:r>
+      <w:r>
+        <w:rPr>
+          <w:rFonts w:ascii="Arial" w:hAnsi="Arial" w:cs="Arial"/>
+          <w:b/>
+          <w:bCs/>
+          <w:iCs/>
+          <w:sz w:val="22"/>
+          <w:szCs w:val="22"/>
+        </w:rPr>
+        <w:t xml:space="preserve"> workshop, </w:t>
+      </w:r>
+      <w:r>
+        <w:rPr>
+          <w:rFonts w:ascii="Arial" w:hAnsi="Arial" w:cs="Arial"/>
+          <w:bCs/>
+          <w:iCs/>
+          <w:sz w:val="22"/>
+          <w:szCs w:val="22"/>
+        </w:rPr>
+        <w:t>Lecturer</w:t>
+      </w:r>
+      <w:r>
+        <w:rPr>
+          <w:rFonts w:ascii="Arial" w:hAnsi="Arial" w:cs="Arial"/>
+          <w:b/>
+          <w:bCs/>
+          <w:iCs/>
+          <w:sz w:val="22"/>
+          <w:szCs w:val="22"/>
+        </w:rPr>
+        <w:t xml:space="preserve"> </w:t>
+      </w:r>
+    </w:p>
+    <w:p>
+      <w:pPr>
+        <w:spacing w:line="276" w:lineRule="auto"/>
+        <w:ind w:left="840" w:firstLine="420"/>
+        <w:rPr>
+          <w:rFonts w:ascii="Arial" w:hAnsi="Arial" w:cs="Arial"/>
+          <w:bCs/>
+          <w:iCs/>
+          <w:sz w:val="22"/>
+          <w:szCs w:val="22"/>
+        </w:rPr>
+      </w:pPr>
+      <w:r>
+        <w:rPr>
+          <w:rFonts w:ascii="Arial" w:hAnsi="Arial" w:cs="Arial"/>
+          <w:bCs/>
+          <w:iCs/>
+          <w:sz w:val="22"/>
+          <w:szCs w:val="22"/>
+        </w:rPr>
+        <w:t>Department of Biomedical Informatics, OSU</w:t>
+      </w:r>
+    </w:p>
+    <w:p>
+      <w:pPr>
+        <w:spacing w:line="276" w:lineRule="auto"/>
+        <w:ind w:left="1260" w:hanging="1260"/>
+        <w:rPr>
+          <w:rFonts w:ascii="Arial" w:hAnsi="Arial" w:cs="Arial"/>
+          <w:bCs/>
+          <w:sz w:val="22"/>
+          <w:szCs w:val="22"/>
+        </w:rPr>
+      </w:pPr>
+      <w:r>
+        <w:rPr>
+          <w:rFonts w:ascii="Arial" w:hAnsi="Arial" w:cs="Arial"/>
+          <w:bCs/>
+          <w:sz w:val="22"/>
+          <w:szCs w:val="22"/>
+        </w:rPr>
+        <w:t>20</w:t>
+      </w:r>
+      <w:r>
+        <w:rPr>
+          <w:rFonts w:ascii="Arial" w:hAnsi="Arial" w:cs="Arial"/>
+          <w:bCs/>
+          <w:sz w:val="22"/>
+          <w:szCs w:val="22"/>
+        </w:rPr>
+        <w:t>21</w:t>
+      </w:r>
+      <w:r>
+        <w:rPr>
+          <w:rFonts w:ascii="Arial" w:hAnsi="Arial" w:cs="Arial"/>
+          <w:bCs/>
+          <w:sz w:val="22"/>
+          <w:szCs w:val="22"/>
+        </w:rPr>
+        <w:t>,</w:t>
+      </w:r>
+      <w:r>
+        <w:rPr>
+          <w:rFonts w:ascii="Arial" w:hAnsi="Arial" w:cs="Arial"/>
+          <w:bCs/>
+          <w:sz w:val="22"/>
+          <w:szCs w:val="22"/>
+        </w:rPr>
+        <w:tab/>
+      </w:r>
+      <w:r>
+        <w:rPr>
+          <w:rFonts w:ascii="Arial" w:hAnsi="Arial" w:cs="Arial"/>
+          <w:b/>
+          <w:bCs/>
+          <w:iCs/>
+          <w:sz w:val="22"/>
+          <w:szCs w:val="22"/>
+        </w:rPr>
+        <w:t>BISR RNA-Seq workshop</w:t>
+      </w:r>
+      <w:r>
+        <w:rPr>
+          <w:rFonts w:ascii="Arial" w:hAnsi="Arial" w:cs="Arial"/>
+          <w:b/>
+          <w:bCs/>
+          <w:iCs/>
+          <w:sz w:val="22"/>
+          <w:szCs w:val="22"/>
+        </w:rPr>
+        <w:t xml:space="preserve">, </w:t>
+      </w:r>
+      <w:r>
+        <w:rPr>
+          <w:rFonts w:ascii="Arial" w:hAnsi="Arial" w:cs="Arial"/>
+          <w:bCs/>
+          <w:iCs/>
+          <w:sz w:val="22"/>
+          <w:szCs w:val="22"/>
+        </w:rPr>
+        <w:t>Lecturer</w:t>
+      </w:r>
+      <w:r>
+        <w:rPr>
+          <w:rFonts w:ascii="Arial" w:hAnsi="Arial" w:cs="Arial"/>
+          <w:b/>
+          <w:bCs/>
+          <w:iCs/>
+          <w:sz w:val="22"/>
+          <w:szCs w:val="22"/>
+        </w:rPr>
+        <w:t xml:space="preserve"> </w:t>
+      </w:r>
+    </w:p>
+    <w:p>
+      <w:pPr>
+        <w:spacing w:line="276" w:lineRule="auto"/>
+        <w:ind w:left="840" w:firstLine="420"/>
+        <w:rPr>
+          <w:rFonts w:ascii="Arial" w:hAnsi="Arial" w:cs="Arial"/>
+          <w:bCs/>
+          <w:iCs/>
+          <w:sz w:val="22"/>
+          <w:szCs w:val="22"/>
+        </w:rPr>
+      </w:pPr>
+      <w:r>
+        <w:rPr>
+          <w:rFonts w:ascii="Arial" w:hAnsi="Arial" w:cs="Arial"/>
+          <w:bCs/>
+          <w:iCs/>
+          <w:sz w:val="22"/>
+          <w:szCs w:val="22"/>
+        </w:rPr>
+        <w:t>Department of Biomedical Informatics, OSU</w:t>
+      </w:r>
+    </w:p>
+    <w:p>
+      <w:pPr>
+        <w:spacing w:line="276" w:lineRule="auto"/>
+        <w:ind w:left="1260" w:hanging="1260"/>
+        <w:rPr>
+          <w:rFonts w:ascii="Arial" w:hAnsi="Arial" w:cs="Arial"/>
+          <w:bCs/>
+          <w:sz w:val="22"/>
+          <w:szCs w:val="22"/>
+        </w:rPr>
+      </w:pPr>
+      <w:r>
+        <w:rPr>
+          <w:rFonts w:ascii="Arial" w:hAnsi="Arial" w:cs="Arial"/>
+          <w:bCs/>
+          <w:sz w:val="22"/>
+          <w:szCs w:val="22"/>
+        </w:rPr>
+        <w:t>20</w:t>
+      </w:r>
+      <w:r>
+        <w:rPr>
+          <w:rFonts w:ascii="Arial" w:hAnsi="Arial" w:cs="Arial"/>
+          <w:bCs/>
+          <w:sz w:val="22"/>
+          <w:szCs w:val="22"/>
+        </w:rPr>
+        <w:t>20</w:t>
+      </w:r>
+      <w:r>
+        <w:rPr>
+          <w:rFonts w:ascii="Arial" w:hAnsi="Arial" w:cs="Arial"/>
+          <w:bCs/>
+          <w:sz w:val="22"/>
+          <w:szCs w:val="22"/>
+        </w:rPr>
+        <w:t>,</w:t>
+      </w:r>
+      <w:r>
+        <w:rPr>
+          <w:rFonts w:ascii="Arial" w:hAnsi="Arial" w:cs="Arial"/>
+          <w:bCs/>
+          <w:sz w:val="22"/>
+          <w:szCs w:val="22"/>
+        </w:rPr>
+        <w:tab/>
+      </w:r>
+      <w:r>
+        <w:rPr>
+          <w:rFonts w:ascii="Arial" w:hAnsi="Arial" w:cs="Arial"/>
+          <w:b/>
+          <w:bCs/>
+          <w:iCs/>
+          <w:sz w:val="22"/>
+          <w:szCs w:val="22"/>
+        </w:rPr>
+        <w:t>Applications of Machine Learning and Artificial Intelligence</w:t>
+      </w:r>
+      <w:r>
+        <w:rPr>
+          <w:rFonts w:ascii="Arial" w:hAnsi="Arial" w:cs="Arial"/>
+          <w:b/>
+          <w:bCs/>
+          <w:iCs/>
+          <w:sz w:val="22"/>
+          <w:szCs w:val="22"/>
+        </w:rPr>
+        <w:t>,</w:t>
+      </w:r>
+      <w:r>
+        <w:rPr>
+          <w:rFonts w:ascii="Arial" w:hAnsi="Arial" w:cs="Arial"/>
+          <w:b/>
+          <w:bCs/>
+          <w:iCs/>
+          <w:sz w:val="22"/>
+          <w:szCs w:val="22"/>
+        </w:rPr>
+        <w:t xml:space="preserve"> </w:t>
+      </w:r>
+      <w:r>
+        <w:rPr>
+          <w:rFonts w:ascii="Arial" w:hAnsi="Arial" w:cs="Arial"/>
+          <w:bCs/>
+          <w:iCs/>
+          <w:sz w:val="22"/>
+          <w:szCs w:val="22"/>
+        </w:rPr>
+        <w:t>Guest Lecturer</w:t>
+      </w:r>
+      <w:r>
+        <w:rPr>
+          <w:rFonts w:ascii="Arial" w:hAnsi="Arial" w:cs="Arial"/>
+          <w:b/>
+          <w:bCs/>
+          <w:iCs/>
+          <w:sz w:val="22"/>
+          <w:szCs w:val="22"/>
+        </w:rPr>
+        <w:t xml:space="preserve"> </w:t>
+      </w:r>
+    </w:p>
+    <w:p>
+      <w:pPr>
+        <w:spacing w:line="276" w:lineRule="auto"/>
+        <w:ind w:left="840" w:firstLine="420"/>
+        <w:rPr>
+          <w:rFonts w:ascii="Arial" w:hAnsi="Arial" w:cs="Arial"/>
+          <w:bCs/>
+          <w:iCs/>
+          <w:sz w:val="22"/>
+          <w:szCs w:val="22"/>
+        </w:rPr>
+      </w:pPr>
+      <w:r>
+        <w:rPr>
+          <w:rFonts w:ascii="Arial" w:hAnsi="Arial" w:cs="Arial"/>
+          <w:bCs/>
+          <w:iCs/>
+          <w:sz w:val="22"/>
+          <w:szCs w:val="22"/>
+        </w:rPr>
+        <w:t>Department of Biomedical Informatics, OSU</w:t>
+      </w:r>
+    </w:p>
+    <w:p>
+      <w:pPr>
+        <w:spacing w:line="276" w:lineRule="auto"/>
+        <w:rPr>
+          <w:rFonts w:ascii="Arial" w:hAnsi="Arial" w:cs="Arial"/>
+          <w:sz w:val="22"/>
+          <w:szCs w:val="22"/>
+        </w:rPr>
+      </w:pPr>
+      <w:r>
+        <w:rPr>
+          <w:rFonts w:ascii="Arial" w:hAnsi="Arial" w:cs="Arial"/>
+          <w:sz w:val="22"/>
+          <w:szCs w:val="22"/>
+        </w:rPr>
+        <w:t>20</w:t>
+      </w:r>
+      <w:r>
+        <w:rPr>
+          <w:rFonts w:ascii="Arial" w:hAnsi="Arial" w:cs="Arial"/>
+          <w:sz w:val="22"/>
+          <w:szCs w:val="22"/>
+        </w:rPr>
+        <w:t>20</w:t>
+      </w:r>
+      <w:r>
+        <w:rPr>
+          <w:rFonts w:ascii="Arial" w:hAnsi="Arial" w:cs="Arial"/>
+          <w:sz w:val="22"/>
+          <w:szCs w:val="22"/>
+        </w:rPr>
+        <w:t>,</w:t>
+      </w:r>
+      <w:r>
+        <w:rPr>
+          <w:rFonts w:ascii="Arial" w:hAnsi="Arial" w:cs="Arial"/>
+          <w:sz w:val="22"/>
+          <w:szCs w:val="22"/>
+        </w:rPr>
+        <w:tab/>
+      </w:r>
+      <w:r>
+        <w:rPr>
+          <w:rFonts w:ascii="Arial" w:hAnsi="Arial" w:cs="Arial"/>
+          <w:sz w:val="22"/>
+          <w:szCs w:val="22"/>
+        </w:rPr>
+        <w:tab/>
+      </w:r>
+      <w:proofErr w:type="gramStart"/>
+      <w:r>
+        <w:rPr>
+          <w:rFonts w:ascii="Arial" w:hAnsi="Arial" w:cs="Arial"/>
+          <w:b/>
+          <w:sz w:val="22"/>
+          <w:szCs w:val="22"/>
+        </w:rPr>
+        <w:t>Single-cell</w:t>
+      </w:r>
+      <w:proofErr w:type="gramEnd"/>
+      <w:r>
+        <w:rPr>
+          <w:rFonts w:ascii="Arial" w:hAnsi="Arial" w:cs="Arial"/>
+          <w:b/>
+          <w:sz w:val="22"/>
+          <w:szCs w:val="22"/>
+        </w:rPr>
+        <w:t xml:space="preserve"> sequencing data analysis workshop</w:t>
+      </w:r>
+      <w:r>
+        <w:rPr>
+          <w:rFonts w:ascii="Arial" w:hAnsi="Arial" w:cs="Arial"/>
+          <w:sz w:val="22"/>
+          <w:szCs w:val="22"/>
+        </w:rPr>
+        <w:t>, Guest Lecturer</w:t>
+      </w:r>
+    </w:p>
+    <w:p>
+      <w:pPr>
+        <w:spacing w:line="276" w:lineRule="auto"/>
+        <w:ind w:left="840" w:firstLine="420"/>
+        <w:rPr>
+          <w:rFonts w:ascii="Arial" w:hAnsi="Arial" w:cs="Arial"/>
+          <w:sz w:val="22"/>
+          <w:szCs w:val="22"/>
+        </w:rPr>
+      </w:pPr>
+      <w:r>
+        <w:rPr>
+          <w:rFonts w:ascii="Arial" w:hAnsi="Arial" w:cs="Arial"/>
+          <w:sz w:val="22"/>
+          <w:szCs w:val="22"/>
+        </w:rPr>
+        <w:t>Iowa State University</w:t>
+      </w:r>
+    </w:p>
+    <w:p>
+      <w:pPr>
+        <w:spacing w:line="276" w:lineRule="auto"/>
+        <w:rPr>
+          <w:rFonts w:ascii="Arial" w:hAnsi="Arial" w:cs="Arial"/>
+          <w:sz w:val="22"/>
+          <w:szCs w:val="22"/>
+        </w:rPr>
+      </w:pPr>
+      <w:r>
+        <w:rPr>
+          <w:rFonts w:ascii="Arial" w:hAnsi="Arial" w:cs="Arial"/>
+          <w:sz w:val="22"/>
+          <w:szCs w:val="22"/>
+        </w:rPr>
+        <w:t>20</w:t>
+      </w:r>
+      <w:r>
+        <w:rPr>
+          <w:rFonts w:ascii="Arial" w:hAnsi="Arial" w:cs="Arial"/>
+          <w:sz w:val="22"/>
+          <w:szCs w:val="22"/>
+        </w:rPr>
+        <w:t>19</w:t>
+      </w:r>
+      <w:r>
+        <w:rPr>
+          <w:rFonts w:ascii="Arial" w:hAnsi="Arial" w:cs="Arial"/>
+          <w:sz w:val="22"/>
+          <w:szCs w:val="22"/>
+        </w:rPr>
+        <w:t>,</w:t>
+      </w:r>
+      <w:r>
+        <w:rPr>
+          <w:rFonts w:ascii="Arial" w:hAnsi="Arial" w:cs="Arial"/>
+          <w:sz w:val="22"/>
+          <w:szCs w:val="22"/>
+        </w:rPr>
+        <w:tab/>
+      </w:r>
+      <w:r>
+        <w:rPr>
+          <w:rFonts w:ascii="Arial" w:hAnsi="Arial" w:cs="Arial"/>
+          <w:sz w:val="22"/>
+          <w:szCs w:val="22"/>
+        </w:rPr>
+        <w:tab/>
+      </w:r>
+      <w:r>
+        <w:rPr>
+          <w:rFonts w:ascii="Arial" w:hAnsi="Arial" w:cs="Arial"/>
+          <w:b/>
+          <w:sz w:val="22"/>
+          <w:szCs w:val="22"/>
+        </w:rPr>
+        <w:t>Applied Bioinformatics</w:t>
+      </w:r>
+      <w:r>
+        <w:rPr>
+          <w:rFonts w:ascii="Arial" w:hAnsi="Arial" w:cs="Arial"/>
+          <w:sz w:val="22"/>
+          <w:szCs w:val="22"/>
+        </w:rPr>
+        <w:t xml:space="preserve">, </w:t>
+      </w:r>
+      <w:r>
+        <w:rPr>
+          <w:rFonts w:ascii="Arial" w:hAnsi="Arial" w:cs="Arial"/>
+          <w:sz w:val="22"/>
+          <w:szCs w:val="22"/>
+        </w:rPr>
+        <w:t>Teaching assistant</w:t>
+      </w:r>
+      <w:r>
+        <w:rPr>
+          <w:rFonts w:ascii="Arial" w:hAnsi="Arial" w:cs="Arial"/>
+          <w:sz w:val="22"/>
+          <w:szCs w:val="22"/>
+        </w:rPr>
+        <w:t xml:space="preserve"> </w:t>
+      </w:r>
+      <w:r>
+        <w:rPr>
+          <w:rFonts w:ascii="Arial" w:hAnsi="Arial" w:cs="Arial"/>
+          <w:sz w:val="22"/>
+          <w:szCs w:val="22"/>
+        </w:rPr>
+        <w:t xml:space="preserve">(Dr. </w:t>
+      </w:r>
+      <w:r>
+        <w:rPr>
+          <w:rFonts w:ascii="Arial" w:hAnsi="Arial" w:cs="Arial"/>
+          <w:sz w:val="22"/>
+          <w:szCs w:val="22"/>
+        </w:rPr>
+        <w:t>Xijin Ge</w:t>
+      </w:r>
+      <w:r>
+        <w:rPr>
+          <w:rFonts w:ascii="Arial" w:hAnsi="Arial" w:cs="Arial"/>
+          <w:sz w:val="22"/>
+          <w:szCs w:val="22"/>
+        </w:rPr>
+        <w:t>)</w:t>
+      </w:r>
+      <w:r>
+        <w:rPr>
+          <w:rFonts w:ascii="Arial" w:hAnsi="Arial" w:cs="Arial"/>
+          <w:sz w:val="22"/>
+          <w:szCs w:val="22"/>
+        </w:rPr>
+        <w:t xml:space="preserve"> </w:t>
+      </w:r>
+    </w:p>
+    <w:p>
+      <w:pPr>
+        <w:spacing w:line="276" w:lineRule="auto"/>
+        <w:ind w:left="840" w:firstLine="420"/>
+        <w:rPr>
+          <w:rFonts w:ascii="Arial" w:hAnsi="Arial" w:cs="Arial"/>
+          <w:sz w:val="22"/>
+          <w:szCs w:val="22"/>
+        </w:rPr>
+      </w:pPr>
+      <w:r>
+        <w:rPr>
+          <w:rFonts w:ascii="Arial" w:hAnsi="Arial" w:cs="Arial"/>
+          <w:sz w:val="22"/>
+          <w:szCs w:val="22"/>
+        </w:rPr>
+        <w:t>Department of Mathematics and Statistics, South Dakota State University</w:t>
+      </w:r>
+    </w:p>
+    <w:p>
+      <w:pPr>
+        <w:spacing w:line="276" w:lineRule="auto"/>
+        <w:rPr>
+          <w:rFonts w:ascii="Arial" w:hAnsi="Arial" w:cs="Arial"/>
+          <w:b/>
+          <w:sz w:val="22"/>
+          <w:szCs w:val="22"/>
+        </w:rPr>
+      </w:pPr>
+    </w:p>
+    <w:p>
+      <w:pPr>
+        <w:spacing w:line="276" w:lineRule="auto"/>
+        <w:rPr>
+          <w:rFonts w:ascii="Arial" w:hAnsi="Arial" w:cs="Arial"/>
+          <w:b/>
+          <w:sz w:val="22"/>
+          <w:szCs w:val="22"/>
+        </w:rPr>
+      </w:pPr>
+      <w:r>
+        <w:rPr>
+          <w:rFonts w:ascii="Arial" w:hAnsi="Arial" w:cs="Arial"/>
+          <w:b/>
+          <w:sz w:val="22"/>
+          <w:szCs w:val="22"/>
+        </w:rPr>
+        <w:t>MENTORING</w:t>
+      </w:r>
+    </w:p>
+    <w:p>
+      <w:pPr>
+        <w:spacing w:line="276" w:lineRule="auto"/>
+        <w:ind w:left="1260" w:hanging="1260"/>
+        <w:rPr>
+          <w:rFonts w:ascii="Arial" w:hAnsi="Arial" w:cs="Arial"/>
+          <w:bCs/>
+          <w:sz w:val="22"/>
+          <w:szCs w:val="22"/>
+        </w:rPr>
+      </w:pPr>
+    </w:p>
+    <w:p>
+      <w:pPr>
+        <w:spacing w:line="276" w:lineRule="auto"/>
+        <w:ind w:left="1260" w:hanging="1260"/>
+        <w:rPr>
+          <w:rFonts w:ascii="Arial" w:hAnsi="Arial" w:cs="Arial"/>
+          <w:b/>
+          <w:bCs/>
+          <w:iCs/>
+          <w:sz w:val="22"/>
+          <w:szCs w:val="22"/>
+        </w:rPr>
+      </w:pPr>
+      <w:r>
+        <w:rPr>
+          <w:rFonts w:ascii="Arial" w:hAnsi="Arial" w:cs="Arial"/>
+          <w:bCs/>
+          <w:sz w:val="22"/>
+          <w:szCs w:val="22"/>
         </w:rPr>
         <w:lastRenderedPageBreak/>
-        <w:t>International Conference on Intelligent Biology and Medicine (ICIBM 202</w:t>
-      </w:r>
-      <w:r>
-        <w:rPr>
-          <w:rFonts w:ascii="Arial" w:hAnsi="Arial" w:cs="Arial"/>
-          <w:bCs/>
-          <w:iCs/>
-        </w:rPr>
-        <w:t>4</w:t>
-      </w:r>
-      <w:r>
-        <w:rPr>
-          <w:rFonts w:ascii="Arial" w:hAnsi="Arial" w:cs="Arial"/>
-          <w:bCs/>
-          <w:iCs/>
-        </w:rPr>
-        <w:t xml:space="preserve">). </w:t>
-      </w:r>
-      <w:r>
-        <w:rPr>
-          <w:rFonts w:ascii="Arial" w:hAnsi="Arial" w:cs="Arial"/>
-          <w:bCs/>
-          <w:iCs/>
-        </w:rPr>
-        <w:t>Houston, TX</w:t>
-      </w:r>
-      <w:r>
-        <w:rPr>
-          <w:rFonts w:ascii="Arial" w:hAnsi="Arial" w:cs="Arial"/>
-          <w:bCs/>
-          <w:iCs/>
-        </w:rPr>
-        <w:t>. (Oral Presentation)</w:t>
+        <w:t>2023-2024,</w:t>
+      </w:r>
+      <w:r>
+        <w:rPr>
+          <w:rFonts w:ascii="Arial" w:hAnsi="Arial" w:cs="Arial"/>
+          <w:bCs/>
+          <w:sz w:val="22"/>
+          <w:szCs w:val="22"/>
+        </w:rPr>
+        <w:tab/>
+      </w:r>
+      <w:r>
+        <w:rPr>
+          <w:rFonts w:ascii="Arial" w:hAnsi="Arial" w:cs="Arial"/>
+          <w:iCs/>
+          <w:sz w:val="22"/>
+          <w:szCs w:val="22"/>
+        </w:rPr>
+        <w:t>Siqi Lin (</w:t>
+      </w:r>
+      <w:r>
+        <w:rPr>
+          <w:rFonts w:ascii="Arial" w:hAnsi="Arial" w:cs="Arial"/>
+          <w:iCs/>
+          <w:sz w:val="22"/>
+          <w:szCs w:val="22"/>
+        </w:rPr>
+        <w:t>Huazhong University of Science and Technology, China</w:t>
+      </w:r>
+      <w:r>
+        <w:rPr>
+          <w:rFonts w:ascii="Arial" w:hAnsi="Arial" w:cs="Arial"/>
+          <w:iCs/>
+          <w:sz w:val="22"/>
+          <w:szCs w:val="22"/>
+        </w:rPr>
+        <w:t>)</w:t>
+      </w:r>
+      <w:r>
+        <w:rPr>
+          <w:rFonts w:ascii="Arial" w:hAnsi="Arial" w:cs="Arial"/>
+          <w:b/>
+          <w:bCs/>
+          <w:iCs/>
+          <w:sz w:val="22"/>
+          <w:szCs w:val="22"/>
+        </w:rPr>
+        <w:t xml:space="preserve"> </w:t>
       </w:r>
     </w:p>
     <w:p>
@@ -4608,78 +7615,34 @@
         <w:rPr>
           <w:rFonts w:ascii="Arial" w:hAnsi="Arial" w:cs="Arial"/>
           <w:bCs/>
-        </w:rPr>
-      </w:pPr>
-      <w:r>
-        <w:rPr>
-          <w:rFonts w:ascii="Arial" w:hAnsi="Arial" w:cs="Arial"/>
-          <w:bCs/>
-        </w:rPr>
-        <w:t>2023,</w:t>
-      </w:r>
-      <w:r>
-        <w:rPr>
-          <w:rFonts w:ascii="Arial" w:hAnsi="Arial" w:cs="Arial"/>
-          <w:bCs/>
-        </w:rPr>
-        <w:tab/>
-      </w:r>
-      <w:r>
-        <w:rPr>
-          <w:rFonts w:ascii="Arial" w:hAnsi="Arial" w:cs="Arial"/>
-          <w:b/>
-          <w:bCs/>
-          <w:iCs/>
-        </w:rPr>
-        <w:t xml:space="preserve">A Weighted Two-stage Sequence Alignment Framework to Identify DNA Motifs from ChIP-exo Data </w:t>
-      </w:r>
-    </w:p>
-    <w:p>
-      <w:pPr>
-        <w:spacing w:line="276" w:lineRule="auto"/>
-        <w:ind w:left="1260"/>
-        <w:rPr>
-          <w:rFonts w:ascii="Arial" w:hAnsi="Arial" w:cs="Arial"/>
-          <w:bCs/>
-          <w:iCs/>
-        </w:rPr>
-      </w:pPr>
-      <w:r>
-        <w:rPr>
-          <w:rFonts w:ascii="Arial" w:hAnsi="Arial" w:cs="Arial"/>
-          <w:bCs/>
-          <w:iCs/>
-        </w:rPr>
-        <w:t>International Conference on Intelligent Biology and Medicine (ICIBM 2023). Tampa, FL. (Oral Presentation)</w:t>
-      </w:r>
-    </w:p>
-    <w:p>
-      <w:pPr>
-        <w:spacing w:line="276" w:lineRule="auto"/>
-        <w:ind w:left="1260" w:hanging="1260"/>
-        <w:rPr>
-          <w:rFonts w:ascii="Arial" w:hAnsi="Arial" w:cs="Arial"/>
-          <w:bCs/>
-        </w:rPr>
-      </w:pPr>
-      <w:r>
-        <w:rPr>
-          <w:rFonts w:ascii="Arial" w:hAnsi="Arial" w:cs="Arial"/>
-          <w:bCs/>
-        </w:rPr>
-        <w:t>202</w:t>
-      </w:r>
-      <w:r>
-        <w:rPr>
-          <w:rFonts w:ascii="Arial" w:hAnsi="Arial" w:cs="Arial"/>
-          <w:bCs/>
-        </w:rPr>
-        <w:t>3</w:t>
-      </w:r>
-      <w:r>
-        <w:rPr>
-          <w:rFonts w:ascii="Arial" w:hAnsi="Arial" w:cs="Arial"/>
-          <w:bCs/>
+          <w:sz w:val="22"/>
+          <w:szCs w:val="22"/>
+        </w:rPr>
+      </w:pPr>
+      <w:r>
+        <w:rPr>
+          <w:rFonts w:ascii="Arial" w:hAnsi="Arial" w:cs="Arial"/>
+          <w:bCs/>
+          <w:sz w:val="22"/>
+          <w:szCs w:val="22"/>
+        </w:rPr>
+        <w:t>2022-</w:t>
+      </w:r>
+      <w:r>
+        <w:rPr>
+          <w:rFonts w:ascii="Arial" w:hAnsi="Arial" w:cs="Arial"/>
+          <w:bCs/>
+          <w:sz w:val="22"/>
+          <w:szCs w:val="22"/>
+        </w:rPr>
+        <w:t>2023</w:t>
+      </w:r>
+      <w:r>
+        <w:rPr>
+          <w:rFonts w:ascii="Arial" w:hAnsi="Arial" w:cs="Arial"/>
+          <w:bCs/>
+          <w:sz w:val="22"/>
+          <w:szCs w:val="22"/>
         </w:rPr>
         <w:t>,</w:t>
       </w:r>
@@ -4687,1237 +7650,8 @@
         <w:rPr>
           <w:rFonts w:ascii="Arial" w:hAnsi="Arial" w:cs="Arial"/>
           <w:bCs/>
-        </w:rPr>
-        <w:tab/>
-      </w:r>
-      <w:r>
-        <w:rPr>
-          <w:rFonts w:ascii="Arial" w:hAnsi="Arial" w:cs="Arial"/>
-          <w:b/>
-          <w:bCs/>
-          <w:iCs/>
-        </w:rPr>
-        <w:t>TriState Data Analysis Core: Advancements in Data Submission, Analysis, and Tool Development</w:t>
-      </w:r>
-    </w:p>
-    <w:p>
-      <w:pPr>
-        <w:spacing w:line="276" w:lineRule="auto"/>
-        <w:ind w:left="1260"/>
-        <w:rPr>
-          <w:rFonts w:ascii="Arial" w:hAnsi="Arial" w:cs="Arial"/>
-          <w:bCs/>
-          <w:iCs/>
-        </w:rPr>
-      </w:pPr>
-      <w:r>
-        <w:rPr>
-          <w:rFonts w:ascii="Arial" w:hAnsi="Arial" w:cs="Arial"/>
-          <w:bCs/>
-          <w:iCs/>
-        </w:rPr>
-        <w:t>SenNet TriState Annual Conference 2023. Rochester, NY.</w:t>
-      </w:r>
-      <w:r>
-        <w:rPr>
-          <w:rFonts w:ascii="Arial" w:hAnsi="Arial" w:cs="Arial"/>
-          <w:bCs/>
-          <w:iCs/>
-        </w:rPr>
-        <w:t xml:space="preserve"> (</w:t>
-      </w:r>
-      <w:r>
-        <w:rPr>
-          <w:rFonts w:ascii="Arial" w:hAnsi="Arial" w:cs="Arial"/>
-          <w:bCs/>
-          <w:iCs/>
-        </w:rPr>
-        <w:t>Poster</w:t>
-      </w:r>
-      <w:r>
-        <w:rPr>
-          <w:rFonts w:ascii="Arial" w:hAnsi="Arial" w:cs="Arial"/>
-          <w:bCs/>
-          <w:iCs/>
-        </w:rPr>
-        <w:t xml:space="preserve"> Presentation)</w:t>
-      </w:r>
-    </w:p>
-    <w:p>
-      <w:pPr>
-        <w:spacing w:line="276" w:lineRule="auto"/>
-        <w:ind w:left="1260" w:hanging="1260"/>
-        <w:rPr>
-          <w:rFonts w:ascii="Arial" w:hAnsi="Arial" w:cs="Arial"/>
-          <w:b/>
-          <w:bCs/>
-          <w:iCs/>
-        </w:rPr>
-      </w:pPr>
-      <w:r>
-        <w:rPr>
-          <w:rFonts w:ascii="Arial" w:hAnsi="Arial" w:cs="Arial"/>
-          <w:bCs/>
-        </w:rPr>
-        <w:t>2023,</w:t>
-      </w:r>
-      <w:r>
-        <w:rPr>
-          <w:rFonts w:ascii="Arial" w:hAnsi="Arial" w:cs="Arial"/>
-          <w:bCs/>
-        </w:rPr>
-        <w:tab/>
-      </w:r>
-      <w:r>
-        <w:rPr>
-          <w:rFonts w:ascii="Arial" w:hAnsi="Arial" w:cs="Arial"/>
-          <w:b/>
-          <w:bCs/>
-          <w:iCs/>
-        </w:rPr>
-        <w:t xml:space="preserve">Identifying cell-type-specific senescent cells and signature genes using heterogeneous graph contrastive learning </w:t>
-      </w:r>
-    </w:p>
-    <w:p>
-      <w:pPr>
-        <w:spacing w:line="276" w:lineRule="auto"/>
-        <w:ind w:left="1260"/>
-        <w:rPr>
-          <w:rFonts w:ascii="Arial" w:hAnsi="Arial" w:cs="Arial"/>
-          <w:bCs/>
-          <w:iCs/>
-        </w:rPr>
-      </w:pPr>
-      <w:r>
-        <w:rPr>
-          <w:rFonts w:ascii="Arial" w:hAnsi="Arial" w:cs="Arial"/>
-          <w:iCs/>
-        </w:rPr>
-        <w:t>SenNet Annual Meeting 2023. Minneapolis, MN.</w:t>
-      </w:r>
-      <w:r>
-        <w:rPr>
-          <w:rFonts w:ascii="Arial" w:hAnsi="Arial" w:cs="Arial"/>
-          <w:b/>
-          <w:bCs/>
-          <w:iCs/>
-        </w:rPr>
-        <w:t xml:space="preserve"> </w:t>
-      </w:r>
-      <w:r>
-        <w:rPr>
-          <w:rFonts w:ascii="Arial" w:hAnsi="Arial" w:cs="Arial"/>
-          <w:bCs/>
-          <w:iCs/>
-        </w:rPr>
-        <w:t>(</w:t>
-      </w:r>
-      <w:r>
-        <w:rPr>
-          <w:rFonts w:ascii="Arial" w:hAnsi="Arial" w:cs="Arial"/>
-          <w:bCs/>
-          <w:iCs/>
-        </w:rPr>
-        <w:t>Poster</w:t>
-      </w:r>
-      <w:r>
-        <w:rPr>
-          <w:rFonts w:ascii="Arial" w:hAnsi="Arial" w:cs="Arial"/>
-          <w:bCs/>
-          <w:iCs/>
-        </w:rPr>
-        <w:t xml:space="preserve"> Presentation)</w:t>
-      </w:r>
-    </w:p>
-    <w:p>
-      <w:pPr>
-        <w:spacing w:line="276" w:lineRule="auto"/>
-        <w:ind w:left="1260" w:hanging="1260"/>
-        <w:rPr>
-          <w:rFonts w:ascii="Arial" w:hAnsi="Arial" w:cs="Arial"/>
-          <w:bCs/>
-        </w:rPr>
-      </w:pPr>
-      <w:r>
-        <w:rPr>
-          <w:rFonts w:ascii="Arial" w:hAnsi="Arial" w:cs="Arial"/>
-          <w:bCs/>
-        </w:rPr>
-        <w:t>20</w:t>
-      </w:r>
-      <w:r>
-        <w:rPr>
-          <w:rFonts w:ascii="Arial" w:hAnsi="Arial" w:cs="Arial"/>
-          <w:bCs/>
-        </w:rPr>
-        <w:t>21</w:t>
-      </w:r>
-      <w:r>
-        <w:rPr>
-          <w:rFonts w:ascii="Arial" w:hAnsi="Arial" w:cs="Arial"/>
-          <w:bCs/>
-        </w:rPr>
-        <w:t>,</w:t>
-      </w:r>
-      <w:r>
-        <w:rPr>
-          <w:rFonts w:ascii="Arial" w:hAnsi="Arial" w:cs="Arial"/>
-          <w:bCs/>
-        </w:rPr>
-        <w:tab/>
-      </w:r>
-      <w:r>
-        <w:rPr>
-          <w:rFonts w:ascii="Arial" w:hAnsi="Arial" w:cs="Arial"/>
-          <w:b/>
-          <w:bCs/>
-          <w:iCs/>
-        </w:rPr>
-        <w:t>Analyze RNA-seq data using IRIS-EDA web server</w:t>
-      </w:r>
-      <w:r>
-        <w:rPr>
-          <w:rFonts w:ascii="Arial" w:hAnsi="Arial" w:cs="Arial"/>
-          <w:b/>
-          <w:bCs/>
-          <w:iCs/>
-        </w:rPr>
-        <w:t xml:space="preserve"> </w:t>
-      </w:r>
-    </w:p>
-    <w:p>
-      <w:pPr>
-        <w:spacing w:line="276" w:lineRule="auto"/>
-        <w:ind w:left="840" w:firstLine="420"/>
-        <w:rPr>
-          <w:rFonts w:ascii="Arial" w:hAnsi="Arial" w:cs="Arial"/>
-          <w:bCs/>
-          <w:iCs/>
-        </w:rPr>
-      </w:pPr>
-      <w:r>
-        <w:rPr>
-          <w:rFonts w:ascii="Arial" w:hAnsi="Arial" w:cs="Arial"/>
-          <w:bCs/>
-          <w:iCs/>
-        </w:rPr>
-        <w:t>Vitismeet: grapes at UC Davis &amp; SLU. Columbus, OH. (Oral Presentation)</w:t>
-      </w:r>
-    </w:p>
-    <w:p>
-      <w:pPr>
-        <w:spacing w:line="276" w:lineRule="auto"/>
-        <w:ind w:left="1260" w:hanging="1260"/>
-        <w:rPr>
-          <w:rFonts w:ascii="Arial" w:hAnsi="Arial" w:cs="Arial"/>
-          <w:bCs/>
-        </w:rPr>
-      </w:pPr>
-      <w:r>
-        <w:rPr>
-          <w:rFonts w:ascii="Arial" w:hAnsi="Arial" w:cs="Arial"/>
-          <w:bCs/>
-        </w:rPr>
-        <w:t>20</w:t>
-      </w:r>
-      <w:r>
-        <w:rPr>
-          <w:rFonts w:ascii="Arial" w:hAnsi="Arial" w:cs="Arial"/>
-          <w:bCs/>
-        </w:rPr>
-        <w:t>20</w:t>
-      </w:r>
-      <w:r>
-        <w:rPr>
-          <w:rFonts w:ascii="Arial" w:hAnsi="Arial" w:cs="Arial"/>
-          <w:bCs/>
-        </w:rPr>
-        <w:t>,</w:t>
-      </w:r>
-      <w:r>
-        <w:rPr>
-          <w:rFonts w:ascii="Arial" w:hAnsi="Arial" w:cs="Arial"/>
-          <w:bCs/>
-        </w:rPr>
-        <w:tab/>
-      </w:r>
-      <w:r>
-        <w:rPr>
-          <w:rFonts w:ascii="Arial" w:hAnsi="Arial" w:cs="Arial"/>
-          <w:b/>
-          <w:bCs/>
-          <w:iCs/>
-        </w:rPr>
-        <w:t>Computational tool and pipeline for RNA-seq data analysis</w:t>
-      </w:r>
-    </w:p>
-    <w:p>
-      <w:pPr>
-        <w:spacing w:line="276" w:lineRule="auto"/>
-        <w:ind w:left="840" w:firstLine="420"/>
-        <w:rPr>
-          <w:rFonts w:ascii="Arial" w:hAnsi="Arial" w:cs="Arial"/>
-          <w:bCs/>
-          <w:iCs/>
-        </w:rPr>
-      </w:pPr>
-      <w:r>
-        <w:rPr>
-          <w:rFonts w:ascii="Arial" w:hAnsi="Arial" w:cs="Arial"/>
-          <w:bCs/>
-          <w:iCs/>
-        </w:rPr>
-        <w:t>NSF PGRP Grape Grafting Annual Meeting. Columbus, OH. (Oral Presentation)</w:t>
-      </w:r>
-    </w:p>
-    <w:p>
-      <w:pPr>
-        <w:spacing w:line="276" w:lineRule="auto"/>
-        <w:rPr>
-          <w:rFonts w:ascii="Arial" w:hAnsi="Arial" w:cs="Arial"/>
-        </w:rPr>
-      </w:pPr>
-      <w:r>
-        <w:rPr>
-          <w:rFonts w:ascii="Arial" w:hAnsi="Arial" w:cs="Arial"/>
-        </w:rPr>
-        <w:t>20</w:t>
-      </w:r>
-      <w:r>
-        <w:rPr>
-          <w:rFonts w:ascii="Arial" w:hAnsi="Arial" w:cs="Arial"/>
-        </w:rPr>
-        <w:t>19</w:t>
-      </w:r>
-      <w:r>
-        <w:rPr>
-          <w:rFonts w:ascii="Arial" w:hAnsi="Arial" w:cs="Arial"/>
-        </w:rPr>
-        <w:t>,</w:t>
-      </w:r>
-      <w:r>
-        <w:rPr>
-          <w:rFonts w:ascii="Arial" w:hAnsi="Arial" w:cs="Arial"/>
-        </w:rPr>
-        <w:tab/>
-      </w:r>
-      <w:r>
-        <w:rPr>
-          <w:rFonts w:ascii="Arial" w:hAnsi="Arial" w:cs="Arial"/>
-        </w:rPr>
-        <w:tab/>
-      </w:r>
-      <w:r>
-        <w:rPr>
-          <w:rFonts w:ascii="Arial" w:hAnsi="Arial" w:cs="Arial"/>
-          <w:b/>
-        </w:rPr>
-        <w:t>Identification of Regulatory DNA Motifs Using ChIP-exo data</w:t>
-      </w:r>
-    </w:p>
-    <w:p>
-      <w:pPr>
-        <w:spacing w:line="276" w:lineRule="auto"/>
-        <w:ind w:left="840" w:firstLine="420"/>
-        <w:rPr>
-          <w:rFonts w:ascii="Arial" w:hAnsi="Arial" w:cs="Arial"/>
-        </w:rPr>
-      </w:pPr>
-      <w:r>
-        <w:rPr>
-          <w:rFonts w:ascii="Arial" w:hAnsi="Arial" w:cs="Arial"/>
-        </w:rPr>
-        <w:t>BMI Internship Poster Session. Columbus, OH. (Poster presentation)</w:t>
-      </w:r>
-    </w:p>
-    <w:p>
-      <w:pPr>
-        <w:spacing w:line="276" w:lineRule="auto"/>
-        <w:rPr>
-          <w:rFonts w:ascii="Arial" w:hAnsi="Arial" w:cs="Arial"/>
-        </w:rPr>
-      </w:pPr>
-      <w:r>
-        <w:rPr>
-          <w:rFonts w:ascii="Arial" w:hAnsi="Arial" w:cs="Arial"/>
-        </w:rPr>
-        <w:t>20</w:t>
-      </w:r>
-      <w:r>
-        <w:rPr>
-          <w:rFonts w:ascii="Arial" w:hAnsi="Arial" w:cs="Arial"/>
-        </w:rPr>
-        <w:t>19</w:t>
-      </w:r>
-      <w:r>
-        <w:rPr>
-          <w:rFonts w:ascii="Arial" w:hAnsi="Arial" w:cs="Arial"/>
-        </w:rPr>
-        <w:t>,</w:t>
-      </w:r>
-      <w:r>
-        <w:rPr>
-          <w:rFonts w:ascii="Arial" w:hAnsi="Arial" w:cs="Arial"/>
-        </w:rPr>
-        <w:tab/>
-      </w:r>
-      <w:r>
-        <w:rPr>
-          <w:rFonts w:ascii="Arial" w:hAnsi="Arial" w:cs="Arial"/>
-        </w:rPr>
-        <w:tab/>
-      </w:r>
-      <w:r>
-        <w:rPr>
-          <w:rFonts w:ascii="Arial" w:hAnsi="Arial" w:cs="Arial"/>
-          <w:b/>
-          <w:bCs/>
-        </w:rPr>
-        <w:t>Development of Regulatory Motif Identification program</w:t>
-      </w:r>
-    </w:p>
-    <w:p>
-      <w:pPr>
-        <w:spacing w:line="276" w:lineRule="auto"/>
-        <w:ind w:left="840" w:firstLine="420"/>
-        <w:rPr>
-          <w:rFonts w:ascii="Arial" w:hAnsi="Arial" w:cs="Arial"/>
-        </w:rPr>
-      </w:pPr>
-      <w:r>
-        <w:rPr>
-          <w:rFonts w:ascii="Arial" w:hAnsi="Arial" w:cs="Arial"/>
-        </w:rPr>
-        <w:t>BioSNTR Plant Science Research Day. Brookings, SD.</w:t>
-      </w:r>
-      <w:r>
-        <w:rPr>
-          <w:rFonts w:ascii="Arial" w:hAnsi="Arial" w:cs="Arial"/>
-        </w:rPr>
-        <w:t xml:space="preserve"> </w:t>
-      </w:r>
-      <w:r>
-        <w:rPr>
-          <w:rFonts w:ascii="Arial" w:hAnsi="Arial" w:cs="Arial"/>
-        </w:rPr>
-        <w:t>(Poster presentation)</w:t>
-      </w:r>
-    </w:p>
-    <w:p>
-      <w:pPr>
-        <w:spacing w:line="276" w:lineRule="auto"/>
-        <w:rPr>
-          <w:rFonts w:ascii="Arial" w:hAnsi="Arial" w:cs="Arial"/>
-        </w:rPr>
-      </w:pPr>
-      <w:r>
-        <w:rPr>
-          <w:rFonts w:ascii="Arial" w:hAnsi="Arial" w:cs="Arial"/>
-        </w:rPr>
-        <w:t>20</w:t>
-      </w:r>
-      <w:r>
-        <w:rPr>
-          <w:rFonts w:ascii="Arial" w:hAnsi="Arial" w:cs="Arial"/>
-        </w:rPr>
-        <w:t>18</w:t>
-      </w:r>
-      <w:r>
-        <w:rPr>
-          <w:rFonts w:ascii="Arial" w:hAnsi="Arial" w:cs="Arial"/>
-        </w:rPr>
-        <w:t xml:space="preserve">, </w:t>
-      </w:r>
-      <w:r>
-        <w:rPr>
-          <w:rFonts w:ascii="Arial" w:hAnsi="Arial" w:cs="Arial"/>
-        </w:rPr>
-        <w:tab/>
-      </w:r>
-      <w:r>
-        <w:rPr>
-          <w:rFonts w:ascii="Arial" w:hAnsi="Arial" w:cs="Arial"/>
-        </w:rPr>
-        <w:tab/>
-      </w:r>
-      <w:r>
-        <w:rPr>
-          <w:rFonts w:ascii="Arial" w:hAnsi="Arial" w:cs="Arial"/>
-          <w:b/>
-        </w:rPr>
-        <w:t>Combining Computational Methods and Experimental Data for Motif Prediction</w:t>
-      </w:r>
-    </w:p>
-    <w:p>
-      <w:pPr>
-        <w:spacing w:line="276" w:lineRule="auto"/>
-        <w:ind w:left="840" w:firstLine="420"/>
-        <w:rPr>
-          <w:rFonts w:ascii="Arial" w:hAnsi="Arial" w:cs="Arial"/>
-        </w:rPr>
-      </w:pPr>
-      <w:r>
-        <w:rPr>
-          <w:rFonts w:ascii="Arial" w:hAnsi="Arial" w:cs="Arial"/>
-        </w:rPr>
-        <w:t>BioSNTR Plant Science Research Day. Brookings, SD. (Poster Presentation)</w:t>
-      </w:r>
-    </w:p>
-    <w:p>
-      <w:pPr>
-        <w:spacing w:line="276" w:lineRule="auto"/>
-        <w:rPr>
-          <w:rFonts w:ascii="Arial" w:hAnsi="Arial" w:cs="Arial"/>
-        </w:rPr>
-      </w:pPr>
-    </w:p>
-    <w:p>
-      <w:pPr>
-        <w:spacing w:line="276" w:lineRule="auto"/>
-        <w:rPr>
-          <w:rFonts w:ascii="Arial" w:hAnsi="Arial" w:cs="Arial"/>
-          <w:b/>
-        </w:rPr>
-      </w:pPr>
-      <w:r>
-        <w:rPr>
-          <w:rFonts w:ascii="Arial" w:hAnsi="Arial" w:cs="Arial"/>
-          <w:b/>
-        </w:rPr>
-        <w:t>TEACHING</w:t>
-      </w:r>
-    </w:p>
-    <w:p>
-      <w:pPr>
-        <w:spacing w:line="276" w:lineRule="auto"/>
-        <w:ind w:left="1260" w:hanging="1260"/>
-        <w:rPr>
-          <w:rFonts w:ascii="Arial" w:hAnsi="Arial" w:cs="Arial"/>
-          <w:bCs/>
-        </w:rPr>
-      </w:pPr>
-    </w:p>
-    <w:p>
-      <w:pPr>
-        <w:spacing w:line="276" w:lineRule="auto"/>
-        <w:ind w:left="1260" w:hanging="1260"/>
-        <w:rPr>
-          <w:rFonts w:ascii="Arial" w:hAnsi="Arial" w:cs="Arial"/>
-          <w:bCs/>
-        </w:rPr>
-      </w:pPr>
-      <w:r>
-        <w:rPr>
-          <w:rFonts w:ascii="Arial" w:hAnsi="Arial" w:cs="Arial"/>
-          <w:bCs/>
-        </w:rPr>
-        <w:t>202</w:t>
-      </w:r>
-      <w:r>
-        <w:rPr>
-          <w:rFonts w:ascii="Arial" w:hAnsi="Arial" w:cs="Arial"/>
-          <w:bCs/>
-        </w:rPr>
-        <w:t>4</w:t>
-      </w:r>
-      <w:r>
-        <w:rPr>
-          <w:rFonts w:ascii="Arial" w:hAnsi="Arial" w:cs="Arial"/>
-          <w:bCs/>
-        </w:rPr>
-        <w:t>,</w:t>
-      </w:r>
-      <w:r>
-        <w:rPr>
-          <w:rFonts w:ascii="Arial" w:hAnsi="Arial" w:cs="Arial"/>
-          <w:bCs/>
-        </w:rPr>
-        <w:tab/>
-      </w:r>
-      <w:r>
-        <w:rPr>
-          <w:rFonts w:ascii="Arial" w:hAnsi="Arial" w:cs="Arial"/>
-          <w:b/>
-          <w:bCs/>
-          <w:iCs/>
-        </w:rPr>
-        <w:t xml:space="preserve">BISR </w:t>
-      </w:r>
-      <w:r>
-        <w:rPr>
-          <w:rFonts w:ascii="Arial" w:hAnsi="Arial" w:cs="Arial"/>
-          <w:b/>
-          <w:bCs/>
-          <w:iCs/>
-        </w:rPr>
-        <w:t>Bioinformatic</w:t>
-      </w:r>
-      <w:r>
-        <w:rPr>
-          <w:rFonts w:ascii="Arial" w:hAnsi="Arial" w:cs="Arial"/>
-          <w:b/>
-          <w:bCs/>
-          <w:iCs/>
-        </w:rPr>
-        <w:t>s</w:t>
-      </w:r>
-      <w:r>
-        <w:rPr>
-          <w:rFonts w:ascii="Arial" w:hAnsi="Arial" w:cs="Arial"/>
-          <w:b/>
-          <w:bCs/>
-          <w:iCs/>
-        </w:rPr>
-        <w:t xml:space="preserve"> workshop, </w:t>
-      </w:r>
-      <w:r>
-        <w:rPr>
-          <w:rFonts w:ascii="Arial" w:hAnsi="Arial" w:cs="Arial"/>
-          <w:bCs/>
-          <w:iCs/>
-        </w:rPr>
-        <w:t>Lecturer</w:t>
-      </w:r>
-      <w:r>
-        <w:rPr>
-          <w:rFonts w:ascii="Arial" w:hAnsi="Arial" w:cs="Arial"/>
-          <w:b/>
-          <w:bCs/>
-          <w:iCs/>
-        </w:rPr>
-        <w:t xml:space="preserve"> </w:t>
-      </w:r>
-    </w:p>
-    <w:p>
-      <w:pPr>
-        <w:spacing w:line="276" w:lineRule="auto"/>
-        <w:ind w:left="840" w:firstLine="420"/>
-        <w:rPr>
-          <w:rFonts w:ascii="Arial" w:hAnsi="Arial" w:cs="Arial"/>
-          <w:bCs/>
-          <w:iCs/>
-        </w:rPr>
-      </w:pPr>
-      <w:r>
-        <w:rPr>
-          <w:rFonts w:ascii="Arial" w:hAnsi="Arial" w:cs="Arial"/>
-          <w:bCs/>
-          <w:iCs/>
-        </w:rPr>
-        <w:t>Department of Biomedical Informatics, OSU</w:t>
-      </w:r>
-    </w:p>
-    <w:p>
-      <w:pPr>
-        <w:spacing w:line="276" w:lineRule="auto"/>
-        <w:ind w:left="1260" w:hanging="1260"/>
-        <w:rPr>
-          <w:rFonts w:ascii="Arial" w:hAnsi="Arial" w:cs="Arial"/>
-          <w:bCs/>
-        </w:rPr>
-      </w:pPr>
-      <w:r>
-        <w:rPr>
-          <w:rFonts w:ascii="Arial" w:hAnsi="Arial" w:cs="Arial"/>
-          <w:bCs/>
-        </w:rPr>
-        <w:t>2021,</w:t>
-      </w:r>
-      <w:r>
-        <w:rPr>
-          <w:rFonts w:ascii="Arial" w:hAnsi="Arial" w:cs="Arial"/>
-          <w:bCs/>
-        </w:rPr>
-        <w:tab/>
-      </w:r>
-      <w:r>
-        <w:rPr>
-          <w:rFonts w:ascii="Arial" w:hAnsi="Arial" w:cs="Arial"/>
-          <w:b/>
-          <w:bCs/>
-          <w:iCs/>
-        </w:rPr>
-        <w:t xml:space="preserve">BISR </w:t>
-      </w:r>
-      <w:r>
-        <w:rPr>
-          <w:rFonts w:ascii="Arial" w:hAnsi="Arial" w:cs="Arial"/>
-          <w:b/>
-          <w:bCs/>
-          <w:iCs/>
-        </w:rPr>
-        <w:t>CRISPR</w:t>
-      </w:r>
-      <w:r>
-        <w:rPr>
-          <w:rFonts w:ascii="Arial" w:hAnsi="Arial" w:cs="Arial"/>
-          <w:b/>
-          <w:bCs/>
-          <w:iCs/>
-        </w:rPr>
-        <w:t xml:space="preserve"> screening</w:t>
-      </w:r>
-      <w:r>
-        <w:rPr>
-          <w:rFonts w:ascii="Arial" w:hAnsi="Arial" w:cs="Arial"/>
-          <w:b/>
-          <w:bCs/>
-          <w:iCs/>
-        </w:rPr>
-        <w:t xml:space="preserve"> workshop, </w:t>
-      </w:r>
-      <w:r>
-        <w:rPr>
-          <w:rFonts w:ascii="Arial" w:hAnsi="Arial" w:cs="Arial"/>
-          <w:bCs/>
-          <w:iCs/>
-        </w:rPr>
-        <w:t>Lecturer</w:t>
-      </w:r>
-      <w:r>
-        <w:rPr>
-          <w:rFonts w:ascii="Arial" w:hAnsi="Arial" w:cs="Arial"/>
-          <w:b/>
-          <w:bCs/>
-          <w:iCs/>
-        </w:rPr>
-        <w:t xml:space="preserve"> </w:t>
-      </w:r>
-    </w:p>
-    <w:p>
-      <w:pPr>
-        <w:spacing w:line="276" w:lineRule="auto"/>
-        <w:ind w:left="840" w:firstLine="420"/>
-        <w:rPr>
-          <w:rFonts w:ascii="Arial" w:hAnsi="Arial" w:cs="Arial"/>
-          <w:bCs/>
-          <w:iCs/>
-        </w:rPr>
-      </w:pPr>
-      <w:r>
-        <w:rPr>
-          <w:rFonts w:ascii="Arial" w:hAnsi="Arial" w:cs="Arial"/>
-          <w:bCs/>
-          <w:iCs/>
-        </w:rPr>
-        <w:t>Department of Biomedical Informatics, OSU</w:t>
-      </w:r>
-    </w:p>
-    <w:p>
-      <w:pPr>
-        <w:spacing w:line="276" w:lineRule="auto"/>
-        <w:ind w:left="1260" w:hanging="1260"/>
-        <w:rPr>
-          <w:rFonts w:ascii="Arial" w:hAnsi="Arial" w:cs="Arial"/>
-          <w:bCs/>
-        </w:rPr>
-      </w:pPr>
-      <w:r>
-        <w:rPr>
-          <w:rFonts w:ascii="Arial" w:hAnsi="Arial" w:cs="Arial"/>
-          <w:bCs/>
-        </w:rPr>
-        <w:t>20</w:t>
-      </w:r>
-      <w:r>
-        <w:rPr>
-          <w:rFonts w:ascii="Arial" w:hAnsi="Arial" w:cs="Arial"/>
-          <w:bCs/>
-        </w:rPr>
-        <w:t>21</w:t>
-      </w:r>
-      <w:r>
-        <w:rPr>
-          <w:rFonts w:ascii="Arial" w:hAnsi="Arial" w:cs="Arial"/>
-          <w:bCs/>
-        </w:rPr>
-        <w:t>,</w:t>
-      </w:r>
-      <w:r>
-        <w:rPr>
-          <w:rFonts w:ascii="Arial" w:hAnsi="Arial" w:cs="Arial"/>
-          <w:bCs/>
-        </w:rPr>
-        <w:tab/>
-      </w:r>
-      <w:r>
-        <w:rPr>
-          <w:rFonts w:ascii="Arial" w:hAnsi="Arial" w:cs="Arial"/>
-          <w:b/>
-          <w:bCs/>
-          <w:iCs/>
-        </w:rPr>
-        <w:t>BISR RNA-Seq workshop</w:t>
-      </w:r>
-      <w:r>
-        <w:rPr>
-          <w:rFonts w:ascii="Arial" w:hAnsi="Arial" w:cs="Arial"/>
-          <w:b/>
-          <w:bCs/>
-          <w:iCs/>
-        </w:rPr>
-        <w:t xml:space="preserve">, </w:t>
-      </w:r>
-      <w:r>
-        <w:rPr>
-          <w:rFonts w:ascii="Arial" w:hAnsi="Arial" w:cs="Arial"/>
-          <w:bCs/>
-          <w:iCs/>
-        </w:rPr>
-        <w:t>Lecturer</w:t>
-      </w:r>
-      <w:r>
-        <w:rPr>
-          <w:rFonts w:ascii="Arial" w:hAnsi="Arial" w:cs="Arial"/>
-          <w:b/>
-          <w:bCs/>
-          <w:iCs/>
-        </w:rPr>
-        <w:t xml:space="preserve"> </w:t>
-      </w:r>
-    </w:p>
-    <w:p>
-      <w:pPr>
-        <w:spacing w:line="276" w:lineRule="auto"/>
-        <w:ind w:left="840" w:firstLine="420"/>
-        <w:rPr>
-          <w:rFonts w:ascii="Arial" w:hAnsi="Arial" w:cs="Arial"/>
-          <w:bCs/>
-          <w:iCs/>
-        </w:rPr>
-      </w:pPr>
-      <w:r>
-        <w:rPr>
-          <w:rFonts w:ascii="Arial" w:hAnsi="Arial" w:cs="Arial"/>
-          <w:bCs/>
-          <w:iCs/>
-        </w:rPr>
-        <w:t>Department of Biomedical Informatics, OSU</w:t>
-      </w:r>
-    </w:p>
-    <w:p>
-      <w:pPr>
-        <w:spacing w:line="276" w:lineRule="auto"/>
-        <w:ind w:left="1260" w:hanging="1260"/>
-        <w:rPr>
-          <w:rFonts w:ascii="Arial" w:hAnsi="Arial" w:cs="Arial"/>
-          <w:bCs/>
-        </w:rPr>
-      </w:pPr>
-      <w:r>
-        <w:rPr>
-          <w:rFonts w:ascii="Arial" w:hAnsi="Arial" w:cs="Arial"/>
-          <w:bCs/>
-        </w:rPr>
-        <w:t>20</w:t>
-      </w:r>
-      <w:r>
-        <w:rPr>
-          <w:rFonts w:ascii="Arial" w:hAnsi="Arial" w:cs="Arial"/>
-          <w:bCs/>
-        </w:rPr>
-        <w:t>20</w:t>
-      </w:r>
-      <w:r>
-        <w:rPr>
-          <w:rFonts w:ascii="Arial" w:hAnsi="Arial" w:cs="Arial"/>
-          <w:bCs/>
-        </w:rPr>
-        <w:t>,</w:t>
-      </w:r>
-      <w:r>
-        <w:rPr>
-          <w:rFonts w:ascii="Arial" w:hAnsi="Arial" w:cs="Arial"/>
-          <w:bCs/>
-        </w:rPr>
-        <w:tab/>
-      </w:r>
-      <w:r>
-        <w:rPr>
-          <w:rFonts w:ascii="Arial" w:hAnsi="Arial" w:cs="Arial"/>
-          <w:b/>
-          <w:bCs/>
-          <w:iCs/>
-        </w:rPr>
-        <w:t>Applications of Machine Learning and Artificial Intelligence</w:t>
-      </w:r>
-      <w:r>
-        <w:rPr>
-          <w:rFonts w:ascii="Arial" w:hAnsi="Arial" w:cs="Arial"/>
-          <w:b/>
-          <w:bCs/>
-          <w:iCs/>
-        </w:rPr>
-        <w:t>,</w:t>
-      </w:r>
-      <w:r>
-        <w:rPr>
-          <w:rFonts w:ascii="Arial" w:hAnsi="Arial" w:cs="Arial"/>
-          <w:b/>
-          <w:bCs/>
-          <w:iCs/>
-        </w:rPr>
-        <w:t xml:space="preserve"> </w:t>
-      </w:r>
-      <w:r>
-        <w:rPr>
-          <w:rFonts w:ascii="Arial" w:hAnsi="Arial" w:cs="Arial"/>
-          <w:bCs/>
-          <w:iCs/>
-        </w:rPr>
-        <w:t>Guest Lecturer</w:t>
-      </w:r>
-      <w:r>
-        <w:rPr>
-          <w:rFonts w:ascii="Arial" w:hAnsi="Arial" w:cs="Arial"/>
-          <w:b/>
-          <w:bCs/>
-          <w:iCs/>
-        </w:rPr>
-        <w:t xml:space="preserve"> </w:t>
-      </w:r>
-    </w:p>
-    <w:p>
-      <w:pPr>
-        <w:spacing w:line="276" w:lineRule="auto"/>
-        <w:ind w:left="840" w:firstLine="420"/>
-        <w:rPr>
-          <w:rFonts w:ascii="Arial" w:hAnsi="Arial" w:cs="Arial"/>
-          <w:bCs/>
-          <w:iCs/>
-        </w:rPr>
-      </w:pPr>
-      <w:r>
-        <w:rPr>
-          <w:rFonts w:ascii="Arial" w:hAnsi="Arial" w:cs="Arial"/>
-          <w:bCs/>
-          <w:iCs/>
-        </w:rPr>
-        <w:t>Department of Biomedical Informatics, OSU</w:t>
-      </w:r>
-    </w:p>
-    <w:p>
-      <w:pPr>
-        <w:spacing w:line="276" w:lineRule="auto"/>
-        <w:rPr>
-          <w:rFonts w:ascii="Arial" w:hAnsi="Arial" w:cs="Arial"/>
-        </w:rPr>
-      </w:pPr>
-      <w:r>
-        <w:rPr>
-          <w:rFonts w:ascii="Arial" w:hAnsi="Arial" w:cs="Arial"/>
-        </w:rPr>
-        <w:t>20</w:t>
-      </w:r>
-      <w:r>
-        <w:rPr>
-          <w:rFonts w:ascii="Arial" w:hAnsi="Arial" w:cs="Arial"/>
-        </w:rPr>
-        <w:t>20</w:t>
-      </w:r>
-      <w:r>
-        <w:rPr>
-          <w:rFonts w:ascii="Arial" w:hAnsi="Arial" w:cs="Arial"/>
-        </w:rPr>
-        <w:t>,</w:t>
-      </w:r>
-      <w:r>
-        <w:rPr>
-          <w:rFonts w:ascii="Arial" w:hAnsi="Arial" w:cs="Arial"/>
-        </w:rPr>
-        <w:tab/>
-      </w:r>
-      <w:r>
-        <w:rPr>
-          <w:rFonts w:ascii="Arial" w:hAnsi="Arial" w:cs="Arial"/>
-        </w:rPr>
-        <w:tab/>
-      </w:r>
-      <w:r>
-        <w:rPr>
-          <w:rFonts w:ascii="Arial" w:hAnsi="Arial" w:cs="Arial"/>
-          <w:b/>
-        </w:rPr>
-        <w:t>Single-cell sequencing data analysis workshop</w:t>
-      </w:r>
-      <w:r>
-        <w:rPr>
-          <w:rFonts w:ascii="Arial" w:hAnsi="Arial" w:cs="Arial"/>
-        </w:rPr>
-        <w:t>, Guest Lecturer</w:t>
-      </w:r>
-    </w:p>
-    <w:p>
-      <w:pPr>
-        <w:spacing w:line="276" w:lineRule="auto"/>
-        <w:ind w:left="840" w:firstLine="420"/>
-        <w:rPr>
-          <w:rFonts w:ascii="Arial" w:hAnsi="Arial" w:cs="Arial"/>
-        </w:rPr>
-      </w:pPr>
-      <w:r>
-        <w:rPr>
-          <w:rFonts w:ascii="Arial" w:hAnsi="Arial" w:cs="Arial"/>
-        </w:rPr>
-        <w:t>Iowa State University</w:t>
-      </w:r>
-    </w:p>
-    <w:p>
-      <w:pPr>
-        <w:spacing w:line="276" w:lineRule="auto"/>
-        <w:rPr>
-          <w:rFonts w:ascii="Arial" w:hAnsi="Arial" w:cs="Arial"/>
-        </w:rPr>
-      </w:pPr>
-      <w:r>
-        <w:rPr>
-          <w:rFonts w:ascii="Arial" w:hAnsi="Arial" w:cs="Arial"/>
-        </w:rPr>
-        <w:t>20</w:t>
-      </w:r>
-      <w:r>
-        <w:rPr>
-          <w:rFonts w:ascii="Arial" w:hAnsi="Arial" w:cs="Arial"/>
-        </w:rPr>
-        <w:t>19</w:t>
-      </w:r>
-      <w:r>
-        <w:rPr>
-          <w:rFonts w:ascii="Arial" w:hAnsi="Arial" w:cs="Arial"/>
-        </w:rPr>
-        <w:t>,</w:t>
-      </w:r>
-      <w:r>
-        <w:rPr>
-          <w:rFonts w:ascii="Arial" w:hAnsi="Arial" w:cs="Arial"/>
-        </w:rPr>
-        <w:tab/>
-      </w:r>
-      <w:r>
-        <w:rPr>
-          <w:rFonts w:ascii="Arial" w:hAnsi="Arial" w:cs="Arial"/>
-        </w:rPr>
-        <w:tab/>
-      </w:r>
-      <w:r>
-        <w:rPr>
-          <w:rFonts w:ascii="Arial" w:hAnsi="Arial" w:cs="Arial"/>
-          <w:b/>
-        </w:rPr>
-        <w:t>Applied Bioinformatics</w:t>
-      </w:r>
-      <w:r>
-        <w:rPr>
-          <w:rFonts w:ascii="Arial" w:hAnsi="Arial" w:cs="Arial"/>
-        </w:rPr>
-        <w:t xml:space="preserve">, </w:t>
-      </w:r>
-      <w:r>
-        <w:rPr>
-          <w:rFonts w:ascii="Arial" w:hAnsi="Arial" w:cs="Arial"/>
-        </w:rPr>
-        <w:t>Teaching assistant</w:t>
-      </w:r>
-      <w:r>
-        <w:rPr>
-          <w:rFonts w:ascii="Arial" w:hAnsi="Arial" w:cs="Arial"/>
-        </w:rPr>
-        <w:t xml:space="preserve"> </w:t>
-      </w:r>
-      <w:r>
-        <w:rPr>
-          <w:rFonts w:ascii="Arial" w:hAnsi="Arial" w:cs="Arial"/>
-        </w:rPr>
-        <w:t xml:space="preserve">(Dr. </w:t>
-      </w:r>
-      <w:r>
-        <w:rPr>
-          <w:rFonts w:ascii="Arial" w:hAnsi="Arial" w:cs="Arial"/>
-        </w:rPr>
-        <w:t>Xijin Ge</w:t>
-      </w:r>
-      <w:r>
-        <w:rPr>
-          <w:rFonts w:ascii="Arial" w:hAnsi="Arial" w:cs="Arial"/>
-        </w:rPr>
-        <w:t>)</w:t>
-      </w:r>
-      <w:r>
-        <w:rPr>
-          <w:rFonts w:ascii="Arial" w:hAnsi="Arial" w:cs="Arial"/>
-        </w:rPr>
-        <w:t xml:space="preserve"> </w:t>
-      </w:r>
-    </w:p>
-    <w:p>
-      <w:pPr>
-        <w:spacing w:line="276" w:lineRule="auto"/>
-        <w:ind w:left="840" w:firstLine="420"/>
-        <w:rPr>
-          <w:rFonts w:ascii="Arial" w:hAnsi="Arial" w:cs="Arial"/>
-        </w:rPr>
-      </w:pPr>
-      <w:r>
-        <w:rPr>
-          <w:rFonts w:ascii="Arial" w:hAnsi="Arial" w:cs="Arial"/>
-        </w:rPr>
-        <w:t>Department of Mathematics and Statistics, South Dakota State University</w:t>
-      </w:r>
-    </w:p>
-    <w:p>
-      <w:pPr>
-        <w:spacing w:line="276" w:lineRule="auto"/>
-        <w:rPr>
-          <w:rFonts w:ascii="Arial" w:hAnsi="Arial" w:cs="Arial"/>
-          <w:b/>
-        </w:rPr>
-      </w:pPr>
-    </w:p>
-    <w:p>
-      <w:pPr>
-        <w:spacing w:line="276" w:lineRule="auto"/>
-        <w:rPr>
-          <w:rFonts w:ascii="Arial" w:hAnsi="Arial" w:cs="Arial"/>
-          <w:b/>
-        </w:rPr>
-      </w:pPr>
-      <w:r>
-        <w:rPr>
-          <w:rFonts w:ascii="Arial" w:hAnsi="Arial" w:cs="Arial"/>
-          <w:b/>
-        </w:rPr>
-        <w:t>MENTORING</w:t>
-      </w:r>
-    </w:p>
-    <w:p>
-      <w:pPr>
-        <w:spacing w:line="276" w:lineRule="auto"/>
-        <w:ind w:left="1260" w:hanging="1260"/>
-        <w:rPr>
-          <w:rFonts w:ascii="Arial" w:hAnsi="Arial" w:cs="Arial"/>
-          <w:bCs/>
-        </w:rPr>
-      </w:pPr>
-    </w:p>
-    <w:p>
-      <w:pPr>
-        <w:spacing w:line="276" w:lineRule="auto"/>
-        <w:ind w:left="1260" w:hanging="1260"/>
-        <w:rPr>
-          <w:rFonts w:ascii="Arial" w:hAnsi="Arial" w:cs="Arial"/>
-          <w:b/>
-          <w:bCs/>
-          <w:iCs/>
-        </w:rPr>
-      </w:pPr>
-      <w:r>
-        <w:rPr>
-          <w:rFonts w:ascii="Arial" w:hAnsi="Arial" w:cs="Arial"/>
-          <w:bCs/>
-        </w:rPr>
-        <w:t>2023</w:t>
-      </w:r>
-      <w:r>
-        <w:rPr>
-          <w:rFonts w:ascii="Arial" w:hAnsi="Arial" w:cs="Arial"/>
-          <w:bCs/>
-        </w:rPr>
-        <w:t>-2024</w:t>
-      </w:r>
-      <w:r>
-        <w:rPr>
-          <w:rFonts w:ascii="Arial" w:hAnsi="Arial" w:cs="Arial"/>
-          <w:bCs/>
-        </w:rPr>
-        <w:t>,</w:t>
-      </w:r>
-      <w:r>
-        <w:rPr>
-          <w:rFonts w:ascii="Arial" w:hAnsi="Arial" w:cs="Arial"/>
-          <w:bCs/>
-        </w:rPr>
-        <w:tab/>
-      </w:r>
-      <w:r>
-        <w:rPr>
-          <w:rFonts w:ascii="Arial" w:hAnsi="Arial" w:cs="Arial"/>
-          <w:iCs/>
-        </w:rPr>
-        <w:t>Siqi Lin</w:t>
-      </w:r>
-      <w:r>
-        <w:rPr>
-          <w:rFonts w:ascii="Arial" w:hAnsi="Arial" w:cs="Arial"/>
-          <w:iCs/>
-        </w:rPr>
-        <w:t xml:space="preserve"> (</w:t>
-      </w:r>
-      <w:r>
-        <w:rPr>
-          <w:rFonts w:ascii="Arial" w:hAnsi="Arial" w:cs="Arial"/>
-          <w:iCs/>
-        </w:rPr>
-        <w:t>Huazhong University of Science and Technology</w:t>
-      </w:r>
-      <w:r>
-        <w:rPr>
-          <w:rFonts w:ascii="Arial" w:hAnsi="Arial" w:cs="Arial"/>
-          <w:iCs/>
-        </w:rPr>
-        <w:t>, China</w:t>
-      </w:r>
-      <w:r>
-        <w:rPr>
-          <w:rFonts w:ascii="Arial" w:hAnsi="Arial" w:cs="Arial"/>
-          <w:iCs/>
-        </w:rPr>
-        <w:t>)</w:t>
-      </w:r>
-      <w:r>
-        <w:rPr>
-          <w:rFonts w:ascii="Arial" w:hAnsi="Arial" w:cs="Arial"/>
-          <w:b/>
-          <w:bCs/>
-          <w:iCs/>
-        </w:rPr>
-        <w:t xml:space="preserve"> </w:t>
-      </w:r>
-    </w:p>
-    <w:p>
-      <w:pPr>
-        <w:spacing w:line="276" w:lineRule="auto"/>
-        <w:ind w:left="1260" w:hanging="1260"/>
-        <w:rPr>
-          <w:rFonts w:ascii="Arial" w:hAnsi="Arial" w:cs="Arial"/>
-          <w:bCs/>
-        </w:rPr>
-      </w:pPr>
-      <w:r>
-        <w:rPr>
-          <w:rFonts w:ascii="Arial" w:hAnsi="Arial" w:cs="Arial"/>
-          <w:bCs/>
-        </w:rPr>
-        <w:lastRenderedPageBreak/>
-        <w:t>2022-</w:t>
-      </w:r>
-      <w:r>
-        <w:rPr>
-          <w:rFonts w:ascii="Arial" w:hAnsi="Arial" w:cs="Arial"/>
-          <w:bCs/>
-        </w:rPr>
-        <w:t>2023</w:t>
-      </w:r>
-      <w:r>
-        <w:rPr>
-          <w:rFonts w:ascii="Arial" w:hAnsi="Arial" w:cs="Arial"/>
-          <w:bCs/>
-        </w:rPr>
-        <w:t>,</w:t>
-      </w:r>
-      <w:r>
-        <w:rPr>
-          <w:rFonts w:ascii="Arial" w:hAnsi="Arial" w:cs="Arial"/>
-          <w:bCs/>
+          <w:sz w:val="22"/>
+          <w:szCs w:val="22"/>
         </w:rPr>
         <w:tab/>
         <w:t>Megan McNutt (Senior Research Technician at OSU)</w:t>
@@ -5932,12 +7666,16 @@
           <w:b/>
           <w:bCs/>
           <w:iCs/>
-        </w:rPr>
-      </w:pPr>
-      <w:r>
-        <w:rPr>
-          <w:rFonts w:ascii="Arial" w:hAnsi="Arial" w:cs="Arial"/>
-          <w:bCs/>
+          <w:sz w:val="22"/>
+          <w:szCs w:val="22"/>
+        </w:rPr>
+      </w:pPr>
+      <w:r>
+        <w:rPr>
+          <w:rFonts w:ascii="Arial" w:hAnsi="Arial" w:cs="Arial"/>
+          <w:bCs/>
+          <w:sz w:val="22"/>
+          <w:szCs w:val="22"/>
         </w:rPr>
         <w:t>2023,</w:t>
       </w:r>
@@ -5945,6 +7683,8 @@
         <w:rPr>
           <w:rFonts w:ascii="Arial" w:hAnsi="Arial" w:cs="Arial"/>
           <w:bCs/>
+          <w:sz w:val="22"/>
+          <w:szCs w:val="22"/>
         </w:rPr>
         <w:tab/>
       </w:r>
@@ -5952,6 +7692,8 @@
         <w:rPr>
           <w:rFonts w:ascii="Arial" w:hAnsi="Arial" w:cs="Arial"/>
           <w:iCs/>
+          <w:sz w:val="22"/>
+          <w:szCs w:val="22"/>
         </w:rPr>
         <w:t xml:space="preserve">Grace Xu (High school intern at </w:t>
       </w:r>
@@ -5959,6 +7701,8 @@
         <w:rPr>
           <w:rFonts w:ascii="Arial" w:hAnsi="Arial" w:cs="Arial"/>
           <w:iCs/>
+          <w:sz w:val="22"/>
+          <w:szCs w:val="22"/>
         </w:rPr>
         <w:t>Dublin</w:t>
       </w:r>
@@ -5966,6 +7710,8 @@
         <w:rPr>
           <w:rFonts w:ascii="Arial" w:hAnsi="Arial" w:cs="Arial"/>
           <w:iCs/>
+          <w:sz w:val="22"/>
+          <w:szCs w:val="22"/>
         </w:rPr>
         <w:t>, OH)</w:t>
       </w:r>
@@ -5975,6 +7721,8 @@
           <w:b/>
           <w:bCs/>
           <w:iCs/>
+          <w:sz w:val="22"/>
+          <w:szCs w:val="22"/>
         </w:rPr>
         <w:t xml:space="preserve"> </w:t>
       </w:r>
@@ -5988,12 +7736,16 @@
           <w:b/>
           <w:bCs/>
           <w:iCs/>
-        </w:rPr>
-      </w:pPr>
-      <w:r>
-        <w:rPr>
-          <w:rFonts w:ascii="Arial" w:hAnsi="Arial" w:cs="Arial"/>
-          <w:bCs/>
+          <w:sz w:val="22"/>
+          <w:szCs w:val="22"/>
+        </w:rPr>
+      </w:pPr>
+      <w:r>
+        <w:rPr>
+          <w:rFonts w:ascii="Arial" w:hAnsi="Arial" w:cs="Arial"/>
+          <w:bCs/>
+          <w:sz w:val="22"/>
+          <w:szCs w:val="22"/>
         </w:rPr>
         <w:t>202</w:t>
       </w:r>
@@ -6001,6 +7753,8 @@
         <w:rPr>
           <w:rFonts w:ascii="Arial" w:hAnsi="Arial" w:cs="Arial"/>
           <w:bCs/>
+          <w:sz w:val="22"/>
+          <w:szCs w:val="22"/>
         </w:rPr>
         <w:t>3</w:t>
       </w:r>
@@ -6008,6 +7762,8 @@
         <w:rPr>
           <w:rFonts w:ascii="Arial" w:hAnsi="Arial" w:cs="Arial"/>
           <w:bCs/>
+          <w:sz w:val="22"/>
+          <w:szCs w:val="22"/>
         </w:rPr>
         <w:t>,</w:t>
       </w:r>
@@ -6015,6 +7771,8 @@
         <w:rPr>
           <w:rFonts w:ascii="Arial" w:hAnsi="Arial" w:cs="Arial"/>
           <w:bCs/>
+          <w:sz w:val="22"/>
+          <w:szCs w:val="22"/>
         </w:rPr>
         <w:tab/>
       </w:r>
@@ -6022,6 +7780,8 @@
         <w:rPr>
           <w:rFonts w:ascii="Arial" w:hAnsi="Arial" w:cs="Arial"/>
           <w:iCs/>
+          <w:sz w:val="22"/>
+          <w:szCs w:val="22"/>
         </w:rPr>
         <w:t>Kevin Wang</w:t>
       </w:r>
@@ -6029,6 +7789,8 @@
         <w:rPr>
           <w:rFonts w:ascii="Arial" w:hAnsi="Arial" w:cs="Arial"/>
           <w:iCs/>
+          <w:sz w:val="22"/>
+          <w:szCs w:val="22"/>
         </w:rPr>
         <w:t xml:space="preserve"> (High school intern at </w:t>
       </w:r>
@@ -6036,6 +7798,8 @@
         <w:rPr>
           <w:rFonts w:ascii="Arial" w:hAnsi="Arial" w:cs="Arial"/>
           <w:iCs/>
+          <w:sz w:val="22"/>
+          <w:szCs w:val="22"/>
         </w:rPr>
         <w:t>Columbus</w:t>
       </w:r>
@@ -6043,6 +7807,8 @@
         <w:rPr>
           <w:rFonts w:ascii="Arial" w:hAnsi="Arial" w:cs="Arial"/>
           <w:iCs/>
+          <w:sz w:val="22"/>
+          <w:szCs w:val="22"/>
         </w:rPr>
         <w:t>, OH</w:t>
       </w:r>
@@ -6050,6 +7816,8 @@
         <w:rPr>
           <w:rFonts w:ascii="Arial" w:hAnsi="Arial" w:cs="Arial"/>
           <w:iCs/>
+          <w:sz w:val="22"/>
+          <w:szCs w:val="22"/>
         </w:rPr>
         <w:t>)</w:t>
       </w:r>
@@ -6059,6 +7827,8 @@
           <w:b/>
           <w:bCs/>
           <w:iCs/>
+          <w:sz w:val="22"/>
+          <w:szCs w:val="22"/>
         </w:rPr>
         <w:t xml:space="preserve"> </w:t>
       </w:r>
@@ -6072,12 +7842,16 @@
           <w:b/>
           <w:bCs/>
           <w:iCs/>
-        </w:rPr>
-      </w:pPr>
-      <w:r>
-        <w:rPr>
-          <w:rFonts w:ascii="Arial" w:hAnsi="Arial" w:cs="Arial"/>
-          <w:bCs/>
+          <w:sz w:val="22"/>
+          <w:szCs w:val="22"/>
+        </w:rPr>
+      </w:pPr>
+      <w:r>
+        <w:rPr>
+          <w:rFonts w:ascii="Arial" w:hAnsi="Arial" w:cs="Arial"/>
+          <w:bCs/>
+          <w:sz w:val="22"/>
+          <w:szCs w:val="22"/>
         </w:rPr>
         <w:t>2022,</w:t>
       </w:r>
@@ -6085,6 +7859,8 @@
         <w:rPr>
           <w:rFonts w:ascii="Arial" w:hAnsi="Arial" w:cs="Arial"/>
           <w:bCs/>
+          <w:sz w:val="22"/>
+          <w:szCs w:val="22"/>
         </w:rPr>
         <w:tab/>
       </w:r>
@@ -6092,6 +7868,8 @@
         <w:rPr>
           <w:rFonts w:ascii="Arial" w:hAnsi="Arial" w:cs="Arial"/>
           <w:iCs/>
+          <w:sz w:val="22"/>
+          <w:szCs w:val="22"/>
         </w:rPr>
         <w:t>Jiaxin Yang (</w:t>
       </w:r>
@@ -6099,6 +7877,8 @@
         <w:rPr>
           <w:rFonts w:ascii="Arial" w:hAnsi="Arial" w:cs="Arial"/>
           <w:iCs/>
+          <w:sz w:val="22"/>
+          <w:szCs w:val="22"/>
         </w:rPr>
         <w:t>Undergraduate at OSU</w:t>
       </w:r>
@@ -6106,6 +7886,8 @@
         <w:rPr>
           <w:rFonts w:ascii="Arial" w:hAnsi="Arial" w:cs="Arial"/>
           <w:iCs/>
+          <w:sz w:val="22"/>
+          <w:szCs w:val="22"/>
         </w:rPr>
         <w:t>)</w:t>
       </w:r>
@@ -6115,6 +7897,8 @@
           <w:b/>
           <w:bCs/>
           <w:iCs/>
+          <w:sz w:val="22"/>
+          <w:szCs w:val="22"/>
         </w:rPr>
         <w:t xml:space="preserve"> </w:t>
       </w:r>
@@ -6128,12 +7912,16 @@
           <w:b/>
           <w:bCs/>
           <w:iCs/>
-        </w:rPr>
-      </w:pPr>
-      <w:r>
-        <w:rPr>
-          <w:rFonts w:ascii="Arial" w:hAnsi="Arial" w:cs="Arial"/>
-          <w:bCs/>
+          <w:sz w:val="22"/>
+          <w:szCs w:val="22"/>
+        </w:rPr>
+      </w:pPr>
+      <w:r>
+        <w:rPr>
+          <w:rFonts w:ascii="Arial" w:hAnsi="Arial" w:cs="Arial"/>
+          <w:bCs/>
+          <w:sz w:val="22"/>
+          <w:szCs w:val="22"/>
         </w:rPr>
         <w:t>2022,</w:t>
       </w:r>
@@ -6141,6 +7929,8 @@
         <w:rPr>
           <w:rFonts w:ascii="Arial" w:hAnsi="Arial" w:cs="Arial"/>
           <w:bCs/>
+          <w:sz w:val="22"/>
+          <w:szCs w:val="22"/>
         </w:rPr>
         <w:tab/>
       </w:r>
@@ -6148,6 +7938,8 @@
         <w:rPr>
           <w:rFonts w:ascii="Arial" w:hAnsi="Arial" w:cs="Arial"/>
           <w:iCs/>
+          <w:sz w:val="22"/>
+          <w:szCs w:val="22"/>
         </w:rPr>
         <w:t>Mohnish Karthikeyan (High school intern at Mason, OH)</w:t>
       </w:r>
@@ -6157,6 +7949,8 @@
           <w:b/>
           <w:bCs/>
           <w:iCs/>
+          <w:sz w:val="22"/>
+          <w:szCs w:val="22"/>
         </w:rPr>
         <w:t xml:space="preserve"> </w:t>
       </w:r>
@@ -6170,21 +7964,27 @@
           <w:b/>
           <w:bCs/>
           <w:iCs/>
-        </w:rPr>
-      </w:pPr>
-    </w:p>
-    <w:p>
-      <w:pPr>
-        <w:spacing w:line="276" w:lineRule="auto"/>
-        <w:rPr>
-          <w:rFonts w:ascii="Arial" w:hAnsi="Arial" w:cs="Arial"/>
-          <w:b/>
-        </w:rPr>
-      </w:pPr>
-      <w:r>
-        <w:rPr>
-          <w:rFonts w:ascii="Arial" w:hAnsi="Arial" w:cs="Arial"/>
-          <w:b/>
+          <w:sz w:val="22"/>
+          <w:szCs w:val="22"/>
+        </w:rPr>
+      </w:pPr>
+    </w:p>
+    <w:p>
+      <w:pPr>
+        <w:spacing w:line="276" w:lineRule="auto"/>
+        <w:rPr>
+          <w:rFonts w:ascii="Arial" w:hAnsi="Arial" w:cs="Arial"/>
+          <w:b/>
+          <w:sz w:val="22"/>
+          <w:szCs w:val="22"/>
+        </w:rPr>
+      </w:pPr>
+      <w:r>
+        <w:rPr>
+          <w:rFonts w:ascii="Arial" w:hAnsi="Arial" w:cs="Arial"/>
+          <w:b/>
+          <w:sz w:val="22"/>
+          <w:szCs w:val="22"/>
         </w:rPr>
         <w:t>AWARDS</w:t>
       </w:r>
@@ -6196,6 +7996,8 @@
         <w:rPr>
           <w:rFonts w:ascii="Arial" w:hAnsi="Arial" w:cs="Arial"/>
           <w:bCs/>
+          <w:sz w:val="22"/>
+          <w:szCs w:val="22"/>
         </w:rPr>
       </w:pPr>
     </w:p>
@@ -6206,6 +8008,8 @@
         <w:rPr>
           <w:rFonts w:ascii="Arial" w:hAnsi="Arial" w:cs="Arial"/>
           <w:color w:val="404040"/>
+          <w:sz w:val="22"/>
+          <w:szCs w:val="22"/>
           <w:shd w:val="clear" w:color="auto" w:fill="FFFFFF"/>
         </w:rPr>
       </w:pPr>
@@ -6213,6 +8017,8 @@
         <w:rPr>
           <w:rFonts w:ascii="Arial" w:hAnsi="Arial" w:cs="Arial"/>
           <w:bCs/>
+          <w:sz w:val="22"/>
+          <w:szCs w:val="22"/>
         </w:rPr>
         <w:t>2022,</w:t>
       </w:r>
@@ -6220,6 +8026,8 @@
         <w:rPr>
           <w:rFonts w:ascii="Arial" w:hAnsi="Arial" w:cs="Arial"/>
           <w:bCs/>
+          <w:sz w:val="22"/>
+          <w:szCs w:val="22"/>
         </w:rPr>
         <w:tab/>
       </w:r>
@@ -6227,6 +8035,8 @@
         <w:rPr>
           <w:rFonts w:ascii="Arial" w:hAnsi="Arial" w:cs="Arial"/>
           <w:color w:val="404040"/>
+          <w:sz w:val="22"/>
+          <w:szCs w:val="22"/>
           <w:shd w:val="clear" w:color="auto" w:fill="FFFFFF"/>
         </w:rPr>
         <w:t>Excellence in Team Science (</w:t>
@@ -6235,6 +8045,8 @@
         <w:rPr>
           <w:rFonts w:ascii="Arial" w:hAnsi="Arial" w:cs="Arial"/>
           <w:color w:val="404040"/>
+          <w:sz w:val="22"/>
+          <w:szCs w:val="22"/>
           <w:shd w:val="clear" w:color="auto" w:fill="FFFFFF"/>
         </w:rPr>
         <w:t>S</w:t>
@@ -6243,6 +8055,8 @@
         <w:rPr>
           <w:rFonts w:ascii="Arial" w:hAnsi="Arial" w:cs="Arial"/>
           <w:color w:val="404040"/>
+          <w:sz w:val="22"/>
+          <w:szCs w:val="22"/>
           <w:shd w:val="clear" w:color="auto" w:fill="FFFFFF"/>
         </w:rPr>
         <w:t>taff) in the Department of Biomedical Informatics</w:t>
@@ -6251,6 +8065,8 @@
         <w:rPr>
           <w:rFonts w:ascii="Arial" w:hAnsi="Arial" w:cs="Arial"/>
           <w:color w:val="404040"/>
+          <w:sz w:val="22"/>
+          <w:szCs w:val="22"/>
           <w:shd w:val="clear" w:color="auto" w:fill="FFFFFF"/>
         </w:rPr>
         <w:t>, OSU</w:t>
@@ -6263,21 +8079,27 @@
         <w:rPr>
           <w:rFonts w:ascii="Arial" w:hAnsi="Arial" w:cs="Arial"/>
           <w:b/>
-        </w:rPr>
-      </w:pPr>
-    </w:p>
-    <w:p>
-      <w:pPr>
-        <w:spacing w:line="276" w:lineRule="auto"/>
-        <w:rPr>
-          <w:rFonts w:ascii="Arial" w:hAnsi="Arial" w:cs="Arial"/>
-          <w:b/>
-        </w:rPr>
-      </w:pPr>
-      <w:r>
-        <w:rPr>
-          <w:rFonts w:ascii="Arial" w:hAnsi="Arial" w:cs="Arial"/>
-          <w:b/>
+          <w:sz w:val="22"/>
+          <w:szCs w:val="22"/>
+        </w:rPr>
+      </w:pPr>
+    </w:p>
+    <w:p>
+      <w:pPr>
+        <w:spacing w:line="276" w:lineRule="auto"/>
+        <w:rPr>
+          <w:rFonts w:ascii="Arial" w:hAnsi="Arial" w:cs="Arial"/>
+          <w:b/>
+          <w:sz w:val="22"/>
+          <w:szCs w:val="22"/>
+        </w:rPr>
+      </w:pPr>
+      <w:r>
+        <w:rPr>
+          <w:rFonts w:ascii="Arial" w:hAnsi="Arial" w:cs="Arial"/>
+          <w:b/>
+          <w:sz w:val="22"/>
+          <w:szCs w:val="22"/>
         </w:rPr>
         <w:t>SKILLS</w:t>
       </w:r>
@@ -6294,6 +8116,8 @@
         <w:contextualSpacing/>
         <w:rPr>
           <w:rFonts w:ascii="Arial" w:hAnsi="Arial" w:cs="Arial"/>
+          <w:sz w:val="22"/>
+          <w:szCs w:val="22"/>
         </w:rPr>
       </w:pPr>
     </w:p>
@@ -6323,13 +8147,53 @@
           <w:b/>
           <w:bCs/>
         </w:rPr>
-        <w:t>Bioinformatics &amp; Data Analysis</w:t>
-      </w:r>
-      <w:r>
-        <w:rPr>
-          <w:rFonts w:ascii="Arial" w:hAnsi="Arial" w:cs="Arial"/>
-        </w:rPr>
-        <w:t>: Next-generation sequencing, single-cell multi-omics data analysis, high-performance computing (R, Python, HPC systems)</w:t>
+        <w:t>AI</w:t>
+      </w:r>
+      <w:r>
+        <w:rPr>
+          <w:rFonts w:ascii="Arial" w:hAnsi="Arial" w:cs="Arial"/>
+          <w:b/>
+          <w:bCs/>
+        </w:rPr>
+        <w:t xml:space="preserve"> Agent</w:t>
+      </w:r>
+      <w:r>
+        <w:rPr>
+          <w:rFonts w:ascii="Arial" w:hAnsi="Arial" w:cs="Arial"/>
+          <w:b/>
+          <w:bCs/>
+        </w:rPr>
+        <w:t xml:space="preserve"> development</w:t>
+      </w:r>
+      <w:r>
+        <w:rPr>
+          <w:rFonts w:ascii="Arial" w:hAnsi="Arial" w:cs="Arial"/>
+        </w:rPr>
+        <w:t xml:space="preserve">: </w:t>
+      </w:r>
+      <w:r>
+        <w:rPr>
+          <w:rFonts w:ascii="Arial" w:hAnsi="Arial" w:cs="Arial"/>
+        </w:rPr>
+        <w:t>Retrieval-Augmented Generation</w:t>
+      </w:r>
+      <w:r>
+        <w:rPr>
+          <w:rFonts w:ascii="Arial" w:hAnsi="Arial" w:cs="Arial"/>
+        </w:rPr>
+        <w:t xml:space="preserve">, </w:t>
+      </w:r>
+      <w:r>
+        <w:rPr>
+          <w:rFonts w:ascii="Arial" w:hAnsi="Arial" w:cs="Arial"/>
+        </w:rPr>
+        <w:t xml:space="preserve">Knowledge Graphs, </w:t>
+      </w:r>
+      <w:r>
+        <w:rPr>
+          <w:rFonts w:ascii="Arial" w:hAnsi="Arial" w:cs="Arial"/>
+        </w:rPr>
+        <w:t>Claude Skills</w:t>
       </w:r>
     </w:p>
     <w:p>
@@ -6358,13 +8222,13 @@
           <w:b/>
           <w:bCs/>
         </w:rPr>
-        <w:t>Cloud Infrastructure</w:t>
-      </w:r>
-      <w:r>
-        <w:rPr>
-          <w:rFonts w:ascii="Arial" w:hAnsi="Arial" w:cs="Arial"/>
-        </w:rPr>
-        <w:t>: Development and management of secure and scalable platforms (AWS, Azure)</w:t>
+        <w:t>Bioinformatics &amp; Data Analysis</w:t>
+      </w:r>
+      <w:r>
+        <w:rPr>
+          <w:rFonts w:ascii="Arial" w:hAnsi="Arial" w:cs="Arial"/>
+        </w:rPr>
+        <w:t>: Next-generation sequencing, single-cell multi-omics data analysis, high-performance computing (R, Python, HPC systems)</w:t>
       </w:r>
     </w:p>
     <w:p>
@@ -6393,13 +8257,13 @@
           <w:b/>
           <w:bCs/>
         </w:rPr>
-        <w:t>Software Development</w:t>
-      </w:r>
-      <w:r>
-        <w:rPr>
-          <w:rFonts w:ascii="Arial" w:hAnsi="Arial" w:cs="Arial"/>
-        </w:rPr>
-        <w:t>: Full stack web development (Vue.js, NestJS, TypeScript, MySQL)</w:t>
+        <w:t>Cloud Infrastructure</w:t>
+      </w:r>
+      <w:r>
+        <w:rPr>
+          <w:rFonts w:ascii="Arial" w:hAnsi="Arial" w:cs="Arial"/>
+        </w:rPr>
+        <w:t>: Development and management of secure and scalable platforms (AWS, Azure)</w:t>
       </w:r>
     </w:p>
     <w:p>
@@ -6428,13 +8292,27 @@
           <w:b/>
           <w:bCs/>
         </w:rPr>
-        <w:t>DevOps</w:t>
-      </w:r>
-      <w:r>
-        <w:rPr>
-          <w:rFonts w:ascii="Arial" w:hAnsi="Arial" w:cs="Arial"/>
-        </w:rPr>
-        <w:t>: Automation and deployment (GitHub Actions, Azure DevOps, Docker)</w:t>
+        <w:t>Software Development</w:t>
+      </w:r>
+      <w:r>
+        <w:rPr>
+          <w:rFonts w:ascii="Arial" w:hAnsi="Arial" w:cs="Arial"/>
+        </w:rPr>
+        <w:t xml:space="preserve">: Full stack web development (Vue.js, </w:t>
+      </w:r>
+      <w:proofErr w:type="spellStart"/>
+      <w:r>
+        <w:rPr>
+          <w:rFonts w:ascii="Arial" w:hAnsi="Arial" w:cs="Arial"/>
+        </w:rPr>
+        <w:t>NestJS</w:t>
+      </w:r>
+      <w:proofErr w:type="spellEnd"/>
+      <w:r>
+        <w:rPr>
+          <w:rFonts w:ascii="Arial" w:hAnsi="Arial" w:cs="Arial"/>
+        </w:rPr>
+        <w:t>, TypeScript, MySQL)</w:t>
       </w:r>
     </w:p>
     <w:p>
@@ -6463,13 +8341,13 @@
           <w:b/>
           <w:bCs/>
         </w:rPr>
-        <w:t>Machine Learning &amp; AI</w:t>
-      </w:r>
-      <w:r>
-        <w:rPr>
-          <w:rFonts w:ascii="Arial" w:hAnsi="Arial" w:cs="Arial"/>
-        </w:rPr>
-        <w:t>: Deep learning model development and deployment (ConvNet, Graph Transformer, AWS SageMaker)</w:t>
+        <w:t>DevOps</w:t>
+      </w:r>
+      <w:r>
+        <w:rPr>
+          <w:rFonts w:ascii="Arial" w:hAnsi="Arial" w:cs="Arial"/>
+        </w:rPr>
+        <w:t>: Automation and deployment (GitHub Actions, Azure DevOps, Docker)</w:t>
       </w:r>
     </w:p>
     <w:p>
@@ -6498,17 +8376,36 @@
           <w:b/>
           <w:bCs/>
         </w:rPr>
-        <w:t>Data Visualization</w:t>
-      </w:r>
-      <w:r>
-        <w:rPr>
-          <w:rFonts w:ascii="Arial" w:hAnsi="Arial" w:cs="Arial"/>
-        </w:rPr>
-        <w:t>: Creation of impactful visualizations (Adobe Illustrator, ggplot2, Circos)</w:t>
-      </w:r>
-    </w:p>
-    <w:p>
-      <w:pPr>
+        <w:t>Machine Learning &amp; AI</w:t>
+      </w:r>
+      <w:r>
+        <w:rPr>
+          <w:rFonts w:ascii="Arial" w:hAnsi="Arial" w:cs="Arial"/>
+        </w:rPr>
+        <w:t>: Deep learning model development and deployment (</w:t>
+      </w:r>
+      <w:proofErr w:type="spellStart"/>
+      <w:r>
+        <w:rPr>
+          <w:rFonts w:ascii="Arial" w:hAnsi="Arial" w:cs="Arial"/>
+        </w:rPr>
+        <w:t>ConvNet</w:t>
+      </w:r>
+      <w:proofErr w:type="spellEnd"/>
+      <w:r>
+        <w:rPr>
+          <w:rFonts w:ascii="Arial" w:hAnsi="Arial" w:cs="Arial"/>
+        </w:rPr>
+        <w:t>, Graph Transformer, AWS SageMaker)</w:t>
+      </w:r>
+    </w:p>
+    <w:p>
+      <w:pPr>
+        <w:pStyle w:val="ListParagraph"/>
+        <w:numPr>
+          <w:ilvl w:val="0"/>
+          <w:numId w:val="7"/>
+        </w:numPr>
         <w:pBdr>
           <w:top w:val="nil"/>
           <w:left w:val="nil"/>
@@ -6516,20 +8413,62 @@
           <w:right w:val="nil"/>
           <w:between w:val="nil"/>
         </w:pBdr>
-        <w:spacing w:line="276" w:lineRule="auto"/>
+        <w:ind w:firstLineChars="0"/>
         <w:contextualSpacing/>
         <w:rPr>
           <w:rFonts w:ascii="Arial" w:hAnsi="Arial" w:cs="Arial"/>
         </w:rPr>
       </w:pPr>
+      <w:r>
+        <w:rPr>
+          <w:rFonts w:ascii="Arial" w:hAnsi="Arial" w:cs="Arial"/>
+          <w:b/>
+          <w:bCs/>
+        </w:rPr>
+        <w:t>Data Visualization</w:t>
+      </w:r>
+      <w:r>
+        <w:rPr>
+          <w:rFonts w:ascii="Arial" w:hAnsi="Arial" w:cs="Arial"/>
+        </w:rPr>
+        <w:t xml:space="preserve">: Creation of impactful visualizations (Adobe Illustrator, ggplot2, </w:t>
+      </w:r>
+      <w:proofErr w:type="spellStart"/>
+      <w:r>
+        <w:rPr>
+          <w:rFonts w:ascii="Arial" w:hAnsi="Arial" w:cs="Arial"/>
+        </w:rPr>
+        <w:t>Circos</w:t>
+      </w:r>
+      <w:proofErr w:type="spellEnd"/>
+      <w:r>
+        <w:rPr>
+          <w:rFonts w:ascii="Arial" w:hAnsi="Arial" w:cs="Arial"/>
+        </w:rPr>
+        <w:t>)</w:t>
+      </w:r>
+    </w:p>
+    <w:p>
+      <w:pPr>
+        <w:pBdr>
+          <w:top w:val="nil"/>
+          <w:left w:val="nil"/>
+          <w:bottom w:val="nil"/>
+          <w:right w:val="nil"/>
+          <w:between w:val="nil"/>
+        </w:pBdr>
+        <w:spacing w:line="276" w:lineRule="auto"/>
+        <w:contextualSpacing/>
+        <w:rPr>
+          <w:rFonts w:ascii="Arial" w:hAnsi="Arial" w:cs="Arial"/>
+          <w:sz w:val="22"/>
+          <w:szCs w:val="22"/>
+        </w:rPr>
+      </w:pPr>
     </w:p>
     <w:sectPr>
-      <w:headerReference w:type="even" r:id="rId16"/>
       <w:headerReference w:type="default" r:id="rId17"/>
-      <w:footerReference w:type="even" r:id="rId18"/>
-      <w:footerReference w:type="default" r:id="rId19"/>
-      <w:headerReference w:type="first" r:id="rId20"/>
-      <w:footerReference w:type="first" r:id="rId21"/>
+      <w:footerReference w:type="default" r:id="rId18"/>
       <w:type w:val="continuous"/>
       <w:pgSz w:w="12240" w:h="15840"/>
       <w:pgMar w:top="720" w:right="720" w:bottom="720" w:left="720" w:header="720" w:footer="720" w:gutter="0"/>
@@ -6561,16 +8500,6 @@
 </file>
 
 <file path=word/footer1.xml><?xml version="1.0" encoding="utf-8"?>
-<w:ftr xmlns:wpc="http://schemas.microsoft.com/office/word/2010/wordprocessingCanvas" xmlns:cx="http://schemas.microsoft.com/office/drawing/2014/chartex" xmlns:cx1="http://schemas.microsoft.com/office/drawing/2015/9/8/chartex" xmlns:cx2="http://schemas.microsoft.com/office/drawing/2015/10/21/chartex" xmlns:cx3="http://schemas.microsoft.com/office/drawing/2016/5/9/chartex" xmlns:cx4="http://schemas.microsoft.com/office/drawing/2016/5/10/chartex" xmlns:cx5="http://schemas.microsoft.com/office/drawing/2016/5/11/chartex" xmlns:cx6="http://schemas.microsoft.com/office/drawing/2016/5/12/chartex" xmlns:cx7="http://schemas.microsoft.com/office/drawing/2016/5/13/chartex" xmlns:cx8="http://schemas.microsoft.com/office/drawing/2016/5/14/chartex" xmlns:mc="http://schemas.openxmlformats.org/markup-compatibility/2006" xmlns:aink="http://schemas.microsoft.com/office/drawing/2016/ink" xmlns:am3d="http://schemas.microsoft.com/office/drawing/2017/model3d" xmlns:o="urn:schemas-microsoft-com:office:office" xmlns:oel="http://schemas.microsoft.com/office/2019/extlst" xmlns:r="http://schemas.openxmlformats.org/officeDocument/2006/relationships" xmlns:m="http://schemas.openxmlformats.org/officeDocument/2006/math" xmlns:v="urn:schemas-microsoft-com:vml" xmlns:wp14="http://schemas.microsoft.com/office/word/2010/wordprocessingDrawing" xmlns:wp="http://schemas.openxmlformats.org/drawingml/2006/wordprocessingDrawing" xmlns:w10="urn:schemas-microsoft-com:office:word" xmlns:w="http://schemas.openxmlformats.org/wordprocessingml/2006/main" xmlns:w14="http://schemas.microsoft.com/office/word/2010/wordml" xmlns:w15="http://schemas.microsoft.com/office/word/2012/wordml" xmlns:w16cex="http://schemas.microsoft.com/office/word/2018/wordml/cex" xmlns:w16cid="http://schemas.microsoft.com/office/word/2016/wordml/cid" xmlns:w16="http://schemas.microsoft.com/office/word/2018/wordml" xmlns:w16du="http://schemas.microsoft.com/office/word/2023/wordml/word16du" xmlns:w16sdtdh="http://schemas.microsoft.com/office/word/2020/wordml/sdtdatahash" xmlns:w16sdtfl="http://schemas.microsoft.com/office/word/2024/wordml/sdtformatlock" xmlns:w16se="http://schemas.microsoft.com/office/word/2015/wordml/symex" xmlns:wpg="http://schemas.microsoft.com/office/word/2010/wordprocessingGroup" xmlns:wpi="http://schemas.microsoft.com/office/word/2010/wordprocessingInk" xmlns:wne="http://schemas.microsoft.com/office/word/2006/wordml" xmlns:wps="http://schemas.microsoft.com/office/word/2010/wordprocessingShape" mc:Ignorable="w14 w15 w16se w16cid w16 w16cex w16sdtdh w16sdtfl w16du wp14">
-  <w:p>
-    <w:pPr>
-      <w:pStyle w:val="Footer"/>
-    </w:pPr>
-  </w:p>
-</w:ftr>
-</file>
-
-<file path=word/footer2.xml><?xml version="1.0" encoding="utf-8"?>
 <w:ftr xmlns:wpc="http://schemas.microsoft.com/office/word/2010/wordprocessingCanvas" xmlns:cx="http://schemas.microsoft.com/office/drawing/2014/chartex" xmlns:cx1="http://schemas.microsoft.com/office/drawing/2015/9/8/chartex" xmlns:cx2="http://schemas.microsoft.com/office/drawing/2015/10/21/chartex" xmlns:cx3="http://schemas.microsoft.com/office/drawing/2016/5/9/chartex" xmlns:cx4="http://schemas.microsoft.com/office/drawing/2016/5/10/chartex" xmlns:cx5="http://schemas.microsoft.com/office/drawing/2016/5/11/chartex" xmlns:cx6="http://schemas.microsoft.com/office/drawing/2016/5/12/chartex" xmlns:cx7="http://schemas.microsoft.com/office/drawing/2016/5/13/chartex" xmlns:cx8="http://schemas.microsoft.com/office/drawing/2016/5/14/chartex" xmlns:mc="http://schemas.openxmlformats.org/markup-compatibility/2006" xmlns:aink="http://schemas.microsoft.com/office/drawing/2016/ink" xmlns:am3d="http://schemas.microsoft.com/office/drawing/2017/model3d" xmlns:o="urn:schemas-microsoft-com:office:office" xmlns:oel="http://schemas.microsoft.com/office/2019/extlst" xmlns:r="http://schemas.openxmlformats.org/officeDocument/2006/relationships" xmlns:m="http://schemas.openxmlformats.org/officeDocument/2006/math" xmlns:v="urn:schemas-microsoft-com:vml" xmlns:wp14="http://schemas.microsoft.com/office/word/2010/wordprocessingDrawing" xmlns:wp="http://schemas.openxmlformats.org/drawingml/2006/wordprocessingDrawing" xmlns:w10="urn:schemas-microsoft-com:office:word" xmlns:w="http://schemas.openxmlformats.org/wordprocessingml/2006/main" xmlns:w14="http://schemas.microsoft.com/office/word/2010/wordml" xmlns:w15="http://schemas.microsoft.com/office/word/2012/wordml" xmlns:w16cex="http://schemas.microsoft.com/office/word/2018/wordml/cex" xmlns:w16cid="http://schemas.microsoft.com/office/word/2016/wordml/cid" xmlns:w16="http://schemas.microsoft.com/office/word/2018/wordml" xmlns:w16du="http://schemas.microsoft.com/office/word/2023/wordml/word16du" xmlns:w16sdtdh="http://schemas.microsoft.com/office/word/2020/wordml/sdtdatahash" xmlns:w16sdtfl="http://schemas.microsoft.com/office/word/2024/wordml/sdtformatlock" xmlns:w16se="http://schemas.microsoft.com/office/word/2015/wordml/symex" xmlns:wpg="http://schemas.microsoft.com/office/word/2010/wordprocessingGroup" xmlns:wpi="http://schemas.microsoft.com/office/word/2010/wordprocessingInk" xmlns:wne="http://schemas.microsoft.com/office/word/2006/wordml" xmlns:wps="http://schemas.microsoft.com/office/word/2010/wordprocessingShape" mc:Ignorable="w14 w15 w16se w16cid w16 w16cex w16sdtdh w16sdtfl w16du wp14">
   <w:p>
     <w:pPr>
@@ -6661,19 +8590,9 @@
         <w:rFonts w:ascii="Arial" w:hAnsi="Arial" w:cs="Arial"/>
         <w:noProof/>
       </w:rPr>
-      <w:t>8</w:t>
+      <w:t>7</w:t>
     </w:r>
   </w:p>
-  <w:p>
-    <w:pPr>
-      <w:pStyle w:val="Footer"/>
-    </w:pPr>
-  </w:p>
-</w:ftr>
-</file>
-
-<file path=word/footer3.xml><?xml version="1.0" encoding="utf-8"?>
-<w:ftr xmlns:wpc="http://schemas.microsoft.com/office/word/2010/wordprocessingCanvas" xmlns:cx="http://schemas.microsoft.com/office/drawing/2014/chartex" xmlns:cx1="http://schemas.microsoft.com/office/drawing/2015/9/8/chartex" xmlns:cx2="http://schemas.microsoft.com/office/drawing/2015/10/21/chartex" xmlns:cx3="http://schemas.microsoft.com/office/drawing/2016/5/9/chartex" xmlns:cx4="http://schemas.microsoft.com/office/drawing/2016/5/10/chartex" xmlns:cx5="http://schemas.microsoft.com/office/drawing/2016/5/11/chartex" xmlns:cx6="http://schemas.microsoft.com/office/drawing/2016/5/12/chartex" xmlns:cx7="http://schemas.microsoft.com/office/drawing/2016/5/13/chartex" xmlns:cx8="http://schemas.microsoft.com/office/drawing/2016/5/14/chartex" xmlns:mc="http://schemas.openxmlformats.org/markup-compatibility/2006" xmlns:aink="http://schemas.microsoft.com/office/drawing/2016/ink" xmlns:am3d="http://schemas.microsoft.com/office/drawing/2017/model3d" xmlns:o="urn:schemas-microsoft-com:office:office" xmlns:oel="http://schemas.microsoft.com/office/2019/extlst" xmlns:r="http://schemas.openxmlformats.org/officeDocument/2006/relationships" xmlns:m="http://schemas.openxmlformats.org/officeDocument/2006/math" xmlns:v="urn:schemas-microsoft-com:vml" xmlns:wp14="http://schemas.microsoft.com/office/word/2010/wordprocessingDrawing" xmlns:wp="http://schemas.openxmlformats.org/drawingml/2006/wordprocessingDrawing" xmlns:w10="urn:schemas-microsoft-com:office:word" xmlns:w="http://schemas.openxmlformats.org/wordprocessingml/2006/main" xmlns:w14="http://schemas.microsoft.com/office/word/2010/wordml" xmlns:w15="http://schemas.microsoft.com/office/word/2012/wordml" xmlns:w16cex="http://schemas.microsoft.com/office/word/2018/wordml/cex" xmlns:w16cid="http://schemas.microsoft.com/office/word/2016/wordml/cid" xmlns:w16="http://schemas.microsoft.com/office/word/2018/wordml" xmlns:w16du="http://schemas.microsoft.com/office/word/2023/wordml/word16du" xmlns:w16sdtdh="http://schemas.microsoft.com/office/word/2020/wordml/sdtdatahash" xmlns:w16sdtfl="http://schemas.microsoft.com/office/word/2024/wordml/sdtformatlock" xmlns:w16se="http://schemas.microsoft.com/office/word/2015/wordml/symex" xmlns:wpg="http://schemas.microsoft.com/office/word/2010/wordprocessingGroup" xmlns:wpi="http://schemas.microsoft.com/office/word/2010/wordprocessingInk" xmlns:wne="http://schemas.microsoft.com/office/word/2006/wordml" xmlns:wps="http://schemas.microsoft.com/office/word/2010/wordprocessingShape" mc:Ignorable="w14 w15 w16se w16cid w16 w16cex w16sdtdh w16sdtfl w16du wp14">
   <w:p>
     <w:pPr>
       <w:pStyle w:val="Footer"/>
@@ -6702,16 +8621,6 @@
 </file>
 
 <file path=word/header1.xml><?xml version="1.0" encoding="utf-8"?>
-<w:hdr xmlns:wpc="http://schemas.microsoft.com/office/word/2010/wordprocessingCanvas" xmlns:cx="http://schemas.microsoft.com/office/drawing/2014/chartex" xmlns:cx1="http://schemas.microsoft.com/office/drawing/2015/9/8/chartex" xmlns:cx2="http://schemas.microsoft.com/office/drawing/2015/10/21/chartex" xmlns:cx3="http://schemas.microsoft.com/office/drawing/2016/5/9/chartex" xmlns:cx4="http://schemas.microsoft.com/office/drawing/2016/5/10/chartex" xmlns:cx5="http://schemas.microsoft.com/office/drawing/2016/5/11/chartex" xmlns:cx6="http://schemas.microsoft.com/office/drawing/2016/5/12/chartex" xmlns:cx7="http://schemas.microsoft.com/office/drawing/2016/5/13/chartex" xmlns:cx8="http://schemas.microsoft.com/office/drawing/2016/5/14/chartex" xmlns:mc="http://schemas.openxmlformats.org/markup-compatibility/2006" xmlns:aink="http://schemas.microsoft.com/office/drawing/2016/ink" xmlns:am3d="http://schemas.microsoft.com/office/drawing/2017/model3d" xmlns:o="urn:schemas-microsoft-com:office:office" xmlns:oel="http://schemas.microsoft.com/office/2019/extlst" xmlns:r="http://schemas.openxmlformats.org/officeDocument/2006/relationships" xmlns:m="http://schemas.openxmlformats.org/officeDocument/2006/math" xmlns:v="urn:schemas-microsoft-com:vml" xmlns:wp14="http://schemas.microsoft.com/office/word/2010/wordprocessingDrawing" xmlns:wp="http://schemas.openxmlformats.org/drawingml/2006/wordprocessingDrawing" xmlns:w10="urn:schemas-microsoft-com:office:word" xmlns:w="http://schemas.openxmlformats.org/wordprocessingml/2006/main" xmlns:w14="http://schemas.microsoft.com/office/word/2010/wordml" xmlns:w15="http://schemas.microsoft.com/office/word/2012/wordml" xmlns:w16cex="http://schemas.microsoft.com/office/word/2018/wordml/cex" xmlns:w16cid="http://schemas.microsoft.com/office/word/2016/wordml/cid" xmlns:w16="http://schemas.microsoft.com/office/word/2018/wordml" xmlns:w16du="http://schemas.microsoft.com/office/word/2023/wordml/word16du" xmlns:w16sdtdh="http://schemas.microsoft.com/office/word/2020/wordml/sdtdatahash" xmlns:w16sdtfl="http://schemas.microsoft.com/office/word/2024/wordml/sdtformatlock" xmlns:w16se="http://schemas.microsoft.com/office/word/2015/wordml/symex" xmlns:wpg="http://schemas.microsoft.com/office/word/2010/wordprocessingGroup" xmlns:wpi="http://schemas.microsoft.com/office/word/2010/wordprocessingInk" xmlns:wne="http://schemas.microsoft.com/office/word/2006/wordml" xmlns:wps="http://schemas.microsoft.com/office/word/2010/wordprocessingShape" mc:Ignorable="w14 w15 w16se w16cid w16 w16cex w16sdtdh w16sdtfl w16du wp14">
-  <w:p>
-    <w:pPr>
-      <w:pStyle w:val="Header"/>
-    </w:pPr>
-  </w:p>
-</w:hdr>
-</file>
-
-<file path=word/header2.xml><?xml version="1.0" encoding="utf-8"?>
 <w:hdr xmlns:wpc="http://schemas.microsoft.com/office/word/2010/wordprocessingCanvas" xmlns:cx="http://schemas.microsoft.com/office/drawing/2014/chartex" xmlns:cx1="http://schemas.microsoft.com/office/drawing/2015/9/8/chartex" xmlns:cx2="http://schemas.microsoft.com/office/drawing/2015/10/21/chartex" xmlns:cx3="http://schemas.microsoft.com/office/drawing/2016/5/9/chartex" xmlns:cx4="http://schemas.microsoft.com/office/drawing/2016/5/10/chartex" xmlns:cx5="http://schemas.microsoft.com/office/drawing/2016/5/11/chartex" xmlns:cx6="http://schemas.microsoft.com/office/drawing/2016/5/12/chartex" xmlns:cx7="http://schemas.microsoft.com/office/drawing/2016/5/13/chartex" xmlns:cx8="http://schemas.microsoft.com/office/drawing/2016/5/14/chartex" xmlns:mc="http://schemas.openxmlformats.org/markup-compatibility/2006" xmlns:aink="http://schemas.microsoft.com/office/drawing/2016/ink" xmlns:am3d="http://schemas.microsoft.com/office/drawing/2017/model3d" xmlns:o="urn:schemas-microsoft-com:office:office" xmlns:oel="http://schemas.microsoft.com/office/2019/extlst" xmlns:r="http://schemas.openxmlformats.org/officeDocument/2006/relationships" xmlns:m="http://schemas.openxmlformats.org/officeDocument/2006/math" xmlns:v="urn:schemas-microsoft-com:vml" xmlns:wp14="http://schemas.microsoft.com/office/word/2010/wordprocessingDrawing" xmlns:wp="http://schemas.openxmlformats.org/drawingml/2006/wordprocessingDrawing" xmlns:w10="urn:schemas-microsoft-com:office:word" xmlns:w="http://schemas.openxmlformats.org/wordprocessingml/2006/main" xmlns:w14="http://schemas.microsoft.com/office/word/2010/wordml" xmlns:w15="http://schemas.microsoft.com/office/word/2012/wordml" xmlns:w16cex="http://schemas.microsoft.com/office/word/2018/wordml/cex" xmlns:w16cid="http://schemas.microsoft.com/office/word/2016/wordml/cid" xmlns:w16="http://schemas.microsoft.com/office/word/2018/wordml" xmlns:w16du="http://schemas.microsoft.com/office/word/2023/wordml/word16du" xmlns:w16sdtdh="http://schemas.microsoft.com/office/word/2020/wordml/sdtdatahash" xmlns:w16sdtfl="http://schemas.microsoft.com/office/word/2024/wordml/sdtformatlock" xmlns:w16se="http://schemas.microsoft.com/office/word/2015/wordml/symex" xmlns:wpg="http://schemas.microsoft.com/office/word/2010/wordprocessingGroup" xmlns:wpi="http://schemas.microsoft.com/office/word/2010/wordprocessingInk" xmlns:wne="http://schemas.microsoft.com/office/word/2006/wordml" xmlns:wps="http://schemas.microsoft.com/office/word/2010/wordprocessingShape" mc:Ignorable="w14 w15 w16se w16cid w16 w16cex w16sdtdh w16sdtfl w16du wp14">
   <w:p>
     <w:pPr>
@@ -6782,25 +8691,7 @@
             <w:sz w:val="22"/>
             <w:szCs w:val="22"/>
           </w:rPr>
-          <w:t>June</w:t>
-        </w:r>
-        <w:r>
-          <w:rPr>
-            <w:rFonts w:ascii="Arial" w:hAnsi="Arial" w:cs="Arial"/>
-            <w:i w:val="0"/>
-            <w:sz w:val="22"/>
-            <w:szCs w:val="22"/>
-          </w:rPr>
-          <w:t xml:space="preserve"> </w:t>
-        </w:r>
-        <w:r>
-          <w:rPr>
-            <w:rFonts w:ascii="Arial" w:hAnsi="Arial" w:cs="Arial"/>
-            <w:i w:val="0"/>
-            <w:sz w:val="22"/>
-            <w:szCs w:val="22"/>
-          </w:rPr>
-          <w:t>27</w:t>
+          <w:t>December 1</w:t>
         </w:r>
         <w:r>
           <w:rPr>
@@ -6824,16 +8715,6 @@
     </w:sdt>
   </w:p>
   <w:p/>
-</w:hdr>
-</file>
-
-<file path=word/header3.xml><?xml version="1.0" encoding="utf-8"?>
-<w:hdr xmlns:wpc="http://schemas.microsoft.com/office/word/2010/wordprocessingCanvas" xmlns:cx="http://schemas.microsoft.com/office/drawing/2014/chartex" xmlns:cx1="http://schemas.microsoft.com/office/drawing/2015/9/8/chartex" xmlns:cx2="http://schemas.microsoft.com/office/drawing/2015/10/21/chartex" xmlns:cx3="http://schemas.microsoft.com/office/drawing/2016/5/9/chartex" xmlns:cx4="http://schemas.microsoft.com/office/drawing/2016/5/10/chartex" xmlns:cx5="http://schemas.microsoft.com/office/drawing/2016/5/11/chartex" xmlns:cx6="http://schemas.microsoft.com/office/drawing/2016/5/12/chartex" xmlns:cx7="http://schemas.microsoft.com/office/drawing/2016/5/13/chartex" xmlns:cx8="http://schemas.microsoft.com/office/drawing/2016/5/14/chartex" xmlns:mc="http://schemas.openxmlformats.org/markup-compatibility/2006" xmlns:aink="http://schemas.microsoft.com/office/drawing/2016/ink" xmlns:am3d="http://schemas.microsoft.com/office/drawing/2017/model3d" xmlns:o="urn:schemas-microsoft-com:office:office" xmlns:oel="http://schemas.microsoft.com/office/2019/extlst" xmlns:r="http://schemas.openxmlformats.org/officeDocument/2006/relationships" xmlns:m="http://schemas.openxmlformats.org/officeDocument/2006/math" xmlns:v="urn:schemas-microsoft-com:vml" xmlns:wp14="http://schemas.microsoft.com/office/word/2010/wordprocessingDrawing" xmlns:wp="http://schemas.openxmlformats.org/drawingml/2006/wordprocessingDrawing" xmlns:w10="urn:schemas-microsoft-com:office:word" xmlns:w="http://schemas.openxmlformats.org/wordprocessingml/2006/main" xmlns:w14="http://schemas.microsoft.com/office/word/2010/wordml" xmlns:w15="http://schemas.microsoft.com/office/word/2012/wordml" xmlns:w16cex="http://schemas.microsoft.com/office/word/2018/wordml/cex" xmlns:w16cid="http://schemas.microsoft.com/office/word/2016/wordml/cid" xmlns:w16="http://schemas.microsoft.com/office/word/2018/wordml" xmlns:w16du="http://schemas.microsoft.com/office/word/2023/wordml/word16du" xmlns:w16sdtdh="http://schemas.microsoft.com/office/word/2020/wordml/sdtdatahash" xmlns:w16sdtfl="http://schemas.microsoft.com/office/word/2024/wordml/sdtformatlock" xmlns:w16se="http://schemas.microsoft.com/office/word/2015/wordml/symex" xmlns:wpg="http://schemas.microsoft.com/office/word/2010/wordprocessingGroup" xmlns:wpi="http://schemas.microsoft.com/office/word/2010/wordprocessingInk" xmlns:wne="http://schemas.microsoft.com/office/word/2006/wordml" xmlns:wps="http://schemas.microsoft.com/office/word/2010/wordprocessingShape" mc:Ignorable="w14 w15 w16se w16cid w16 w16cex w16sdtdh w16sdtfl w16du wp14">
-  <w:p>
-    <w:pPr>
-      <w:pStyle w:val="Header"/>
-    </w:pPr>
-  </w:p>
 </w:hdr>
 </file>
 
@@ -7981,7 +9862,7 @@
   <w:style w:type="paragraph" w:default="1" w:styleId="Normal">
     <w:name w:val="Normal"/>
     <w:qFormat/>
-    <w:rsid w:val="002135B2"/>
+    <w:rsid w:val="000C46DA"/>
     <w:rPr>
       <w:rFonts w:ascii="Times New Roman" w:eastAsia="Times New Roman" w:hAnsi="Times New Roman" w:cs="Times New Roman"/>
       <w:kern w:val="0"/>
@@ -8075,6 +9956,7 @@
   <w:style w:type="character" w:default="1" w:styleId="DefaultParagraphFont">
     <w:name w:val="Default Paragraph Font"/>
     <w:uiPriority w:val="1"/>
+    <w:semiHidden/>
     <w:unhideWhenUsed/>
   </w:style>
   <w:style w:type="table" w:default="1" w:styleId="TableNormal">
@@ -8608,6 +10490,17 @@
       <w:szCs w:val="24"/>
     </w:rPr>
   </w:style>
+  <w:style w:type="character" w:styleId="Strong">
+    <w:name w:val="Strong"/>
+    <w:basedOn w:val="DefaultParagraphFont"/>
+    <w:uiPriority w:val="22"/>
+    <w:qFormat/>
+    <w:rsid w:val="001309F9"/>
+    <w:rPr>
+      <w:b/>
+      <w:bCs/>
+    </w:rPr>
+  </w:style>
 </w:styles>
 </file>
 
@@ -8656,7 +10549,7 @@
     <w:charset w:val="02"/>
     <w:family w:val="decorative"/>
     <w:pitch w:val="variable"/>
-    <w:sig w:usb0="00000000" w:usb1="10000000" w:usb2="00000000" w:usb3="00000000" w:csb0="80000000" w:csb1="00000000"/>
+    <w:sig w:usb0="00000003" w:usb1="10000000" w:usb2="00000000" w:usb3="00000000" w:csb0="80000001" w:csb1="00000000"/>
   </w:font>
   <w:font w:name="Times New Roman">
     <w:panose1 w:val="02020603050405020304"/>
@@ -8670,7 +10563,7 @@
     <w:charset w:val="00"/>
     <w:family w:val="modern"/>
     <w:pitch w:val="fixed"/>
-    <w:sig w:usb0="E0002AFF" w:usb1="C0007843" w:usb2="00000009" w:usb3="00000000" w:csb0="000001FF" w:csb1="00000000"/>
+    <w:sig w:usb0="E0002EFF" w:usb1="C0007843" w:usb2="00000009" w:usb3="00000000" w:csb0="000001FF" w:csb1="00000000"/>
   </w:font>
   <w:font w:name="Wingdings">
     <w:panose1 w:val="05000000000000000000"/>
@@ -8707,10 +10600,10 @@
     <w:charset w:val="00"/>
     <w:family w:val="roman"/>
     <w:pitch w:val="variable"/>
-    <w:sig w:usb0="E00002FF" w:usb1="400004FF" w:usb2="00000000" w:usb3="00000000" w:csb0="0000019F" w:csb1="00000000"/>
+    <w:sig w:usb0="E00006FF" w:usb1="420024FF" w:usb2="02000000" w:usb3="00000000" w:csb0="0000019F" w:csb1="00000000"/>
   </w:font>
   <w:font w:name="Helvetica-Bold">
-    <w:altName w:val="Arial"/>
+    <w:altName w:val="Times New Roman"/>
     <w:panose1 w:val="00000000000000000000"/>
     <w:charset w:val="B2"/>
     <w:family w:val="auto"/>
@@ -8736,7 +10629,7 @@
     <w:charset w:val="00"/>
     <w:family w:val="swiss"/>
     <w:pitch w:val="variable"/>
-    <w:sig w:usb0="E0002EFF" w:usb1="C000785B" w:usb2="00000009" w:usb3="00000000" w:csb0="000001FF" w:csb1="00000000"/>
+    <w:sig w:usb0="E0002AFF" w:usb1="C0007843" w:usb2="00000009" w:usb3="00000000" w:csb0="000001FF" w:csb1="00000000"/>
   </w:font>
   <w:font w:name="Century Gothic">
     <w:panose1 w:val="020B0502020202020204"/>
@@ -8921,6 +10814,7 @@
     <w:rsid w:val="00782647"/>
     <w:rsid w:val="00794FC9"/>
     <w:rsid w:val="007A4D5B"/>
+    <w:rsid w:val="007C3238"/>
     <w:rsid w:val="007D319C"/>
     <w:rsid w:val="007D4068"/>
     <w:rsid w:val="007F4811"/>
@@ -8929,6 +10823,7 @@
     <w:rsid w:val="00810A18"/>
     <w:rsid w:val="00854658"/>
     <w:rsid w:val="00854B96"/>
+    <w:rsid w:val="00871D8A"/>
     <w:rsid w:val="00873DF9"/>
     <w:rsid w:val="00886154"/>
     <w:rsid w:val="008A31CE"/>
@@ -8940,6 +10835,7 @@
     <w:rsid w:val="00900832"/>
     <w:rsid w:val="00905C44"/>
     <w:rsid w:val="009308F6"/>
+    <w:rsid w:val="00935E10"/>
     <w:rsid w:val="009375F5"/>
     <w:rsid w:val="0094088A"/>
     <w:rsid w:val="00976DD7"/>
@@ -8974,6 +10870,7 @@
     <w:rsid w:val="00BF68FF"/>
     <w:rsid w:val="00C03FF3"/>
     <w:rsid w:val="00C05F2B"/>
+    <w:rsid w:val="00C07351"/>
     <w:rsid w:val="00C22521"/>
     <w:rsid w:val="00C2348A"/>
     <w:rsid w:val="00C45402"/>
@@ -9775,4 +11672,10 @@
   <a:objectDefaults/>
   <a:extraClrSchemeLst/>
 </a:theme>
+</file>
+
+<file path=docMetadata/LabelInfo.xml><?xml version="1.0" encoding="utf-8"?>
+<clbl:labelList xmlns:clbl="http://schemas.microsoft.com/office/2020/mipLabelMetadata">
+  <clbl:label id="{8db864bc-821c-4dd3-a9c9-5002b5129ec6}" enabled="1" method="Standard" siteId="{0b95a125-791c-4f0a-9f9e-99e363117506}" contentBits="0" removed="0"/>
+</clbl:labelList>
 </file>
--- a/Cankun_Wang_CV.docx
+++ b/Cankun_Wang_CV.docx
@@ -269,6 +269,14 @@
           <w:szCs w:val="22"/>
         </w:rPr>
         <w:t>:</w:t>
+      </w:r>
+      <w:r>
+        <w:rPr>
+          <w:rFonts w:ascii="Arial" w:hAnsi="Arial" w:cs="Arial"/>
+          <w:sz w:val="22"/>
+          <w:szCs w:val="22"/>
+        </w:rPr>
+        <w:t xml:space="preserve"> </w:t>
       </w:r>
       <w:r>
         <w:rPr>
@@ -659,6 +667,14 @@
       <w:r>
         <w:rPr>
           <w:rFonts w:ascii="Arial" w:hAnsi="Arial" w:cs="Arial"/>
+          <w:sz w:val="22"/>
+          <w:szCs w:val="22"/>
+        </w:rPr>
+        <w:tab/>
+      </w:r>
+      <w:r>
+        <w:rPr>
+          <w:rFonts w:ascii="Arial" w:hAnsi="Arial" w:cs="Arial"/>
           <w:b/>
           <w:sz w:val="22"/>
           <w:szCs w:val="22"/>
@@ -746,15 +762,7 @@
           <w:sz w:val="22"/>
           <w:szCs w:val="22"/>
         </w:rPr>
-        <w:t>Analyze bulk-level, single-cell, and spatial multi-omics datasets to derive meaningful insights for immuno-oncology research</w:t>
-      </w:r>
-      <w:r>
-        <w:rPr>
-          <w:rFonts w:ascii="Arial" w:hAnsi="Arial" w:cs="Arial"/>
-          <w:sz w:val="22"/>
-          <w:szCs w:val="22"/>
-        </w:rPr>
-        <w:t>.</w:t>
+        <w:t>Architect and deploy AI agent infrastructure for biomedical research, including LLM-powered knowledgebase platforms with conversational research agents, pipelines, and a unified AI gateway serving multiple research teams with usage tracking and cost optimization.</w:t>
       </w:r>
     </w:p>
     <w:p>
@@ -784,7 +792,39 @@
           <w:sz w:val="22"/>
           <w:szCs w:val="22"/>
         </w:rPr>
-        <w:t>Design and implement efficient bioinformatics workflows that streamline data analysis and enhance research outcomes.</w:t>
+        <w:t xml:space="preserve">Analyze bulk-level, single-cell, and spatial multi-omics datasets </w:t>
+      </w:r>
+      <w:r>
+        <w:rPr>
+          <w:rFonts w:ascii="Arial" w:hAnsi="Arial" w:cs="Arial"/>
+          <w:sz w:val="22"/>
+          <w:szCs w:val="22"/>
+        </w:rPr>
+        <w:t xml:space="preserve">across immuno-oncology, cardiac development, </w:t>
+      </w:r>
+      <w:r>
+        <w:rPr>
+          <w:rFonts w:ascii="Arial" w:hAnsi="Arial" w:cs="Arial"/>
+          <w:sz w:val="22"/>
+          <w:szCs w:val="22"/>
+        </w:rPr>
+        <w:t xml:space="preserve">lung diseases </w:t>
+      </w:r>
+      <w:r>
+        <w:rPr>
+          <w:rFonts w:ascii="Arial" w:hAnsi="Arial" w:cs="Arial"/>
+          <w:sz w:val="22"/>
+          <w:szCs w:val="22"/>
+        </w:rPr>
+        <w:t>and neurodegeneration programs using integrative computational approaches</w:t>
+      </w:r>
+      <w:r>
+        <w:rPr>
+          <w:rFonts w:ascii="Arial" w:hAnsi="Arial" w:cs="Arial"/>
+          <w:sz w:val="22"/>
+          <w:szCs w:val="22"/>
+        </w:rPr>
+        <w:t>.</w:t>
       </w:r>
     </w:p>
     <w:p>
@@ -814,7 +854,7 @@
           <w:sz w:val="22"/>
           <w:szCs w:val="22"/>
         </w:rPr>
-        <w:t>Develop and maintain secure, scalable cloud solutions (AWS, Azure) to ensure data integrity and compliance with PHI and HIPAA regulations</w:t>
+        <w:t xml:space="preserve">Build and maintain full-stack </w:t>
       </w:r>
       <w:r>
         <w:rPr>
@@ -822,7 +862,7 @@
           <w:sz w:val="22"/>
           <w:szCs w:val="22"/>
         </w:rPr>
-        <w:t xml:space="preserve"> from </w:t>
+        <w:t xml:space="preserve">modern </w:t>
       </w:r>
       <w:r>
         <w:rPr>
@@ -830,38 +870,7 @@
           <w:sz w:val="22"/>
           <w:szCs w:val="22"/>
         </w:rPr>
-        <w:t>the</w:t>
-      </w:r>
-      <w:r>
-        <w:rPr>
-          <w:rFonts w:ascii="Arial" w:eastAsia="Century Gothic" w:hAnsi="Arial" w:cs="Arial"/>
-          <w:sz w:val="22"/>
-          <w:szCs w:val="22"/>
-        </w:rPr>
-        <w:t xml:space="preserve"> </w:t>
-      </w:r>
-      <w:r>
-        <w:rPr>
-          <w:rFonts w:ascii="Arial" w:eastAsia="Century Gothic" w:hAnsi="Arial" w:cs="Arial"/>
-          <w:sz w:val="22"/>
-          <w:szCs w:val="22"/>
-        </w:rPr>
-        <w:t>Department of Biomedical Informatics</w:t>
-      </w:r>
-      <w:r>
-        <w:rPr>
-          <w:rFonts w:ascii="Arial" w:eastAsia="Century Gothic" w:hAnsi="Arial" w:cs="Arial"/>
-          <w:sz w:val="22"/>
-          <w:szCs w:val="22"/>
-        </w:rPr>
-        <w:t>.</w:t>
-      </w:r>
-      <w:r>
-        <w:rPr>
-          <w:sz w:val="22"/>
-          <w:szCs w:val="22"/>
-        </w:rPr>
-        <w:t xml:space="preserve"> </w:t>
+        <w:t>research web applications, interactive databases, and knowledgebases with real-time data streaming, spatial visualization, and automated testing.</w:t>
       </w:r>
     </w:p>
     <w:p>
@@ -891,18 +900,51 @@
           <w:sz w:val="22"/>
           <w:szCs w:val="22"/>
         </w:rPr>
-        <w:t>Build and maintain comprehensive web applications, databases, and knowledgebases to support data-driven research initiatives.</w:t>
-      </w:r>
-    </w:p>
-    <w:p>
-      <w:pPr>
-        <w:spacing w:line="276" w:lineRule="auto"/>
+        <w:t>Develop and maintain secure, scalable cloud solutions (AWS, Azure) to ensure data integrity and compliance with PHI and HIPAA regulations</w:t>
+      </w:r>
+      <w:r>
         <w:rPr>
           <w:rFonts w:ascii="Arial" w:eastAsia="Century Gothic" w:hAnsi="Arial" w:cs="Arial"/>
           <w:sz w:val="22"/>
           <w:szCs w:val="22"/>
         </w:rPr>
-      </w:pPr>
+        <w:t xml:space="preserve"> from </w:t>
+      </w:r>
+      <w:r>
+        <w:rPr>
+          <w:rFonts w:ascii="Arial" w:eastAsia="Century Gothic" w:hAnsi="Arial" w:cs="Arial"/>
+          <w:sz w:val="22"/>
+          <w:szCs w:val="22"/>
+        </w:rPr>
+        <w:t>the</w:t>
+      </w:r>
+      <w:r>
+        <w:rPr>
+          <w:rFonts w:ascii="Arial" w:eastAsia="Century Gothic" w:hAnsi="Arial" w:cs="Arial"/>
+          <w:sz w:val="22"/>
+          <w:szCs w:val="22"/>
+        </w:rPr>
+        <w:t xml:space="preserve"> </w:t>
+      </w:r>
+      <w:r>
+        <w:rPr>
+          <w:rFonts w:ascii="Arial" w:eastAsia="Century Gothic" w:hAnsi="Arial" w:cs="Arial"/>
+          <w:sz w:val="22"/>
+          <w:szCs w:val="22"/>
+        </w:rPr>
+        <w:t>Department of Biomedical Informatics</w:t>
+      </w:r>
+      <w:r>
+        <w:rPr>
+          <w:rFonts w:ascii="Arial" w:eastAsia="Century Gothic" w:hAnsi="Arial" w:cs="Arial"/>
+          <w:sz w:val="22"/>
+          <w:szCs w:val="22"/>
+        </w:rPr>
+        <w:t>.</w:t>
+      </w:r>
+      <w:r>
+        <w:t xml:space="preserve"> </w:t>
+      </w:r>
     </w:p>
     <w:p>
       <w:pPr>
@@ -1143,6 +1185,7 @@
           <w:sz w:val="22"/>
           <w:szCs w:val="22"/>
         </w:rPr>
+        <w:lastRenderedPageBreak/>
         <w:t>Utilized clinical variables extracted from electronic medical/health records (EMR/EHR) to study the activities of intensive care patients with critical illnesses, leading to improved understanding and treatment of these conditions.</w:t>
       </w:r>
     </w:p>
@@ -1174,7 +1217,6 @@
           <w:sz w:val="22"/>
           <w:szCs w:val="22"/>
         </w:rPr>
-        <w:lastRenderedPageBreak/>
         <w:t xml:space="preserve">Developed deep learning frameworks to study transcriptional regulation using </w:t>
       </w:r>
       <w:proofErr w:type="gramStart"/>
@@ -1520,6 +1562,14 @@
       <w:r>
         <w:rPr>
           <w:rFonts w:ascii="Arial" w:hAnsi="Arial" w:cs="Arial"/>
+          <w:sz w:val="22"/>
+          <w:szCs w:val="22"/>
+        </w:rPr>
+        <w:tab/>
+      </w:r>
+      <w:r>
+        <w:rPr>
+          <w:rFonts w:ascii="Arial" w:hAnsi="Arial" w:cs="Arial"/>
           <w:b/>
           <w:sz w:val="22"/>
           <w:szCs w:val="22"/>
@@ -2102,32 +2152,40 @@
           <w:sz w:val="22"/>
           <w:szCs w:val="22"/>
         </w:rPr>
-        <w:t xml:space="preserve">                                 </w:t>
-      </w:r>
-      <w:r>
-        <w:rPr>
-          <w:rFonts w:ascii="Arial" w:hAnsi="Arial" w:cs="Arial"/>
-          <w:b/>
-          <w:bCs/>
-          <w:sz w:val="22"/>
-          <w:szCs w:val="22"/>
-        </w:rPr>
         <w:t xml:space="preserve"> </w:t>
       </w:r>
     </w:p>
     <w:p>
       <w:pPr>
-        <w:widowControl w:val="0"/>
-        <w:autoSpaceDE w:val="0"/>
-        <w:autoSpaceDN w:val="0"/>
-        <w:adjustRightInd w:val="0"/>
         <w:spacing w:line="276" w:lineRule="auto"/>
         <w:rPr>
           <w:rFonts w:ascii="Arial" w:hAnsi="Arial" w:cs="Arial"/>
-          <w:sz w:val="22"/>
-          <w:szCs w:val="22"/>
-        </w:rPr>
-      </w:pPr>
+          <w:b/>
+          <w:bCs/>
+          <w:sz w:val="22"/>
+          <w:szCs w:val="22"/>
+        </w:rPr>
+      </w:pPr>
+      <w:r>
+        <w:rPr>
+          <w:rFonts w:ascii="Arial" w:hAnsi="Arial" w:cs="Arial"/>
+          <w:b/>
+          <w:bCs/>
+          <w:sz w:val="22"/>
+          <w:szCs w:val="22"/>
+        </w:rPr>
+        <w:t xml:space="preserve">                                </w:t>
+      </w:r>
+      <w:r>
+        <w:rPr>
+          <w:rFonts w:ascii="Arial" w:hAnsi="Arial" w:cs="Arial"/>
+          <w:b/>
+          <w:bCs/>
+          <w:sz w:val="22"/>
+          <w:szCs w:val="22"/>
+        </w:rPr>
+        <w:t xml:space="preserve"> </w:t>
+      </w:r>
     </w:p>
     <w:p>
       <w:pPr>
@@ -2172,13 +2230,9 @@
     </w:p>
     <w:p>
       <w:pPr>
-        <w:widowControl w:val="0"/>
-        <w:autoSpaceDE w:val="0"/>
-        <w:autoSpaceDN w:val="0"/>
-        <w:adjustRightInd w:val="0"/>
         <w:spacing w:line="276" w:lineRule="auto"/>
         <w:rPr>
-          <w:rFonts w:ascii="Arial" w:eastAsia="Arial-ItalicMT" w:hAnsi="Arial" w:cs="Arial"/>
+          <w:rFonts w:ascii="Arial" w:hAnsi="Arial" w:cs="Arial"/>
           <w:sz w:val="22"/>
           <w:szCs w:val="22"/>
           <w:u w:val="single"/>
@@ -2186,967 +2240,14 @@
       </w:pPr>
       <w:r>
         <w:rPr>
-          <w:rFonts w:ascii="Arial" w:eastAsia="Arial-ItalicMT" w:hAnsi="Arial" w:cs="Arial"/>
+          <w:rFonts w:ascii="Arial" w:hAnsi="Arial" w:cs="Arial"/>
+          <w:i/>
+          <w:iCs/>
           <w:sz w:val="22"/>
           <w:szCs w:val="22"/>
           <w:u w:val="single"/>
         </w:rPr>
-        <w:t xml:space="preserve">First </w:t>
-      </w:r>
-      <w:r>
-        <w:rPr>
-          <w:rFonts w:ascii="Arial" w:eastAsia="Arial-ItalicMT" w:hAnsi="Arial" w:cs="Arial"/>
-          <w:sz w:val="22"/>
-          <w:szCs w:val="22"/>
-          <w:u w:val="single"/>
-        </w:rPr>
-        <w:t>and</w:t>
-      </w:r>
-      <w:r>
-        <w:rPr>
-          <w:rFonts w:ascii="Arial" w:eastAsia="Arial-ItalicMT" w:hAnsi="Arial" w:cs="Arial"/>
-          <w:sz w:val="22"/>
-          <w:szCs w:val="22"/>
-          <w:u w:val="single"/>
-        </w:rPr>
-        <w:t xml:space="preserve"> co-first </w:t>
-      </w:r>
-      <w:r>
-        <w:rPr>
-          <w:rFonts w:ascii="Arial" w:eastAsia="Arial-ItalicMT" w:hAnsi="Arial" w:cs="Arial"/>
-          <w:sz w:val="22"/>
-          <w:szCs w:val="22"/>
-          <w:u w:val="single"/>
-        </w:rPr>
-        <w:t xml:space="preserve">author </w:t>
-      </w:r>
-      <w:r>
-        <w:rPr>
-          <w:rFonts w:ascii="Arial" w:eastAsia="Arial-ItalicMT" w:hAnsi="Arial" w:cs="Arial"/>
-          <w:bCs/>
-          <w:sz w:val="22"/>
-          <w:szCs w:val="22"/>
-          <w:u w:val="single"/>
-        </w:rPr>
-        <w:t>(</w:t>
-      </w:r>
-      <w:r>
-        <w:rPr>
-          <w:rFonts w:ascii="Arial" w:eastAsia="Arial-ItalicMT" w:hAnsi="Arial" w:cs="Arial"/>
-          <w:bCs/>
-          <w:sz w:val="22"/>
-          <w:szCs w:val="22"/>
-          <w:u w:val="single"/>
-        </w:rPr>
-        <w:t>*</w:t>
-      </w:r>
-      <w:r>
-        <w:rPr>
-          <w:rFonts w:ascii="Arial" w:eastAsia="Arial-ItalicMT" w:hAnsi="Arial" w:cs="Arial"/>
-          <w:bCs/>
-          <w:sz w:val="22"/>
-          <w:szCs w:val="22"/>
-          <w:u w:val="single"/>
-        </w:rPr>
-        <w:t>)</w:t>
-      </w:r>
-    </w:p>
-    <w:p>
-      <w:pPr>
-        <w:pStyle w:val="EndNoteBibliography"/>
-        <w:numPr>
-          <w:ilvl w:val="0"/>
-          <w:numId w:val="5"/>
-        </w:numPr>
-        <w:spacing w:line="276" w:lineRule="auto"/>
-        <w:rPr>
-          <w:noProof/>
-          <w:sz w:val="22"/>
-          <w:szCs w:val="22"/>
-        </w:rPr>
-      </w:pPr>
-      <w:r>
-        <w:rPr>
-          <w:b/>
-          <w:bCs/>
-          <w:noProof/>
-          <w:sz w:val="22"/>
-          <w:szCs w:val="22"/>
-        </w:rPr>
-        <w:t>Cankun Wang</w:t>
-      </w:r>
-      <w:r>
-        <w:rPr>
-          <w:noProof/>
-          <w:sz w:val="22"/>
-          <w:szCs w:val="22"/>
-        </w:rPr>
-        <w:t xml:space="preserve">, Diana Acosta, Megan McNutt, Jiang Bian, Anjun Ma, Hongjun Fu, and Qin Ma. "A Single-Cell and Spatial Rna-Seq Database for Alzheimer’s Disease (Ssread)." </w:t>
-      </w:r>
-    </w:p>
-    <w:p>
-      <w:pPr>
-        <w:pStyle w:val="EndNoteBibliography"/>
-        <w:spacing w:line="276" w:lineRule="auto"/>
-        <w:ind w:left="360"/>
-        <w:rPr>
-          <w:noProof/>
-          <w:sz w:val="22"/>
-          <w:szCs w:val="22"/>
-        </w:rPr>
-      </w:pPr>
-      <w:r>
-        <w:rPr>
-          <w:i/>
-          <w:iCs/>
-          <w:noProof/>
-          <w:sz w:val="22"/>
-          <w:szCs w:val="22"/>
-          <w:u w:val="single"/>
-        </w:rPr>
-        <w:t>Nature Communications</w:t>
-      </w:r>
-      <w:r>
-        <w:rPr>
-          <w:noProof/>
-          <w:sz w:val="22"/>
-          <w:szCs w:val="22"/>
-        </w:rPr>
-        <w:t xml:space="preserve"> 15, no. 1 (2024/06/06 2024): 4710. </w:t>
-      </w:r>
-    </w:p>
-    <w:p>
-      <w:pPr>
-        <w:pStyle w:val="EndNoteBibliography"/>
-        <w:numPr>
-          <w:ilvl w:val="0"/>
-          <w:numId w:val="5"/>
-        </w:numPr>
-        <w:spacing w:line="276" w:lineRule="auto"/>
-        <w:rPr>
-          <w:noProof/>
-          <w:sz w:val="22"/>
-          <w:szCs w:val="22"/>
-        </w:rPr>
-      </w:pPr>
-      <w:r>
-        <w:rPr>
-          <w:b/>
-          <w:bCs/>
-          <w:noProof/>
-          <w:sz w:val="22"/>
-          <w:szCs w:val="22"/>
-        </w:rPr>
-        <w:t>Cankun Wang,</w:t>
-      </w:r>
-      <w:r>
-        <w:rPr>
-          <w:noProof/>
-          <w:sz w:val="22"/>
-          <w:szCs w:val="22"/>
-        </w:rPr>
-        <w:t xml:space="preserve"> Anjun Ma, Yingjie Li, Megan E McNutt, Shiqi Zhang, Jiangjiang Zhu, Rebecca Hoyd</w:t>
-      </w:r>
-      <w:r>
-        <w:rPr>
-          <w:i/>
-          <w:iCs/>
-          <w:noProof/>
-          <w:sz w:val="22"/>
-          <w:szCs w:val="22"/>
-        </w:rPr>
-        <w:t>, et al.</w:t>
-      </w:r>
-      <w:r>
-        <w:rPr>
-          <w:noProof/>
-          <w:sz w:val="22"/>
-          <w:szCs w:val="22"/>
-        </w:rPr>
-        <w:t xml:space="preserve"> "A Bioinformatics Tool for Identifying Intratumoral Microbes from the Orien Dataset." </w:t>
-      </w:r>
-    </w:p>
-    <w:p>
-      <w:pPr>
-        <w:pStyle w:val="EndNoteBibliography"/>
-        <w:spacing w:line="276" w:lineRule="auto"/>
-        <w:ind w:left="360"/>
-        <w:rPr>
-          <w:noProof/>
-          <w:sz w:val="22"/>
-          <w:szCs w:val="22"/>
-        </w:rPr>
-      </w:pPr>
-      <w:r>
-        <w:rPr>
-          <w:i/>
-          <w:iCs/>
-          <w:noProof/>
-          <w:sz w:val="22"/>
-          <w:szCs w:val="22"/>
-          <w:u w:val="single"/>
-        </w:rPr>
-        <w:t>Cancer research communications</w:t>
-      </w:r>
-      <w:r>
-        <w:rPr>
-          <w:i/>
-          <w:iCs/>
-          <w:noProof/>
-          <w:sz w:val="22"/>
-          <w:szCs w:val="22"/>
-        </w:rPr>
-        <w:t xml:space="preserve"> </w:t>
-      </w:r>
-      <w:r>
-        <w:rPr>
-          <w:noProof/>
-          <w:sz w:val="22"/>
-          <w:szCs w:val="22"/>
-        </w:rPr>
-        <w:t>4, no. 2 (2024): 293-302.</w:t>
-      </w:r>
-    </w:p>
-    <w:p>
-      <w:pPr>
-        <w:pStyle w:val="EndNoteBibliography"/>
-        <w:numPr>
-          <w:ilvl w:val="0"/>
-          <w:numId w:val="5"/>
-        </w:numPr>
-        <w:spacing w:line="276" w:lineRule="auto"/>
-        <w:jc w:val="left"/>
-        <w:rPr>
-          <w:noProof/>
-          <w:color w:val="000000" w:themeColor="text1"/>
-          <w:sz w:val="22"/>
-          <w:szCs w:val="22"/>
-        </w:rPr>
-      </w:pPr>
-      <w:r>
-        <w:rPr>
-          <w:noProof/>
-          <w:color w:val="000000" w:themeColor="text1"/>
-          <w:sz w:val="22"/>
-          <w:szCs w:val="22"/>
-        </w:rPr>
-        <w:t xml:space="preserve">Shiqiao Ye*, </w:t>
-      </w:r>
-      <w:r>
-        <w:rPr>
-          <w:b/>
-          <w:bCs/>
-          <w:noProof/>
-          <w:color w:val="000000" w:themeColor="text1"/>
-          <w:sz w:val="22"/>
-          <w:szCs w:val="22"/>
-        </w:rPr>
-        <w:t>Cankun Wang*</w:t>
-      </w:r>
-      <w:r>
-        <w:rPr>
-          <w:noProof/>
-          <w:color w:val="000000" w:themeColor="text1"/>
-          <w:sz w:val="22"/>
-          <w:szCs w:val="22"/>
-        </w:rPr>
-        <w:t xml:space="preserve">, Zhaohui Xu*, Hui Lin, Xiaoping Wan, Yang Yu, Subhodip Adhicary, Joe Z. Zhang, Yang Zhou, Chun Liu, Matthew Alonzo, Jianli Bi, Angelina Ramirez-Navarro, Isabelle Deschenes, Qin Ma, Vidu Garg, Joseph C. Wu, &amp; Ming-Tao Zhao. Impaired Human Cardiac Cell Development due to NOTCH1 Deficiency. </w:t>
-      </w:r>
-    </w:p>
-    <w:p>
-      <w:pPr>
-        <w:pStyle w:val="EndNoteBibliography"/>
-        <w:spacing w:line="276" w:lineRule="auto"/>
-        <w:ind w:left="360"/>
-        <w:jc w:val="left"/>
-        <w:rPr>
-          <w:noProof/>
-          <w:color w:val="000000" w:themeColor="text1"/>
-          <w:sz w:val="22"/>
-          <w:szCs w:val="22"/>
-        </w:rPr>
-      </w:pPr>
-      <w:r>
-        <w:rPr>
-          <w:i/>
-          <w:noProof/>
-          <w:color w:val="000000" w:themeColor="text1"/>
-          <w:sz w:val="22"/>
-          <w:szCs w:val="22"/>
-          <w:u w:val="single"/>
-        </w:rPr>
-        <w:t>Circulation Research</w:t>
-      </w:r>
-      <w:r>
-        <w:rPr>
-          <w:i/>
-          <w:noProof/>
-          <w:color w:val="000000" w:themeColor="text1"/>
-          <w:sz w:val="22"/>
-          <w:szCs w:val="22"/>
-        </w:rPr>
-        <w:t>, 0</w:t>
-      </w:r>
-      <w:r>
-        <w:rPr>
-          <w:noProof/>
-          <w:color w:val="000000" w:themeColor="text1"/>
-          <w:sz w:val="22"/>
-          <w:szCs w:val="22"/>
-        </w:rPr>
-        <w:t>(0). doi:10.1161/CIRCRESAHA.122.321398</w:t>
-      </w:r>
-    </w:p>
-    <w:p>
-      <w:pPr>
-        <w:pStyle w:val="EndNoteBibliography"/>
-        <w:numPr>
-          <w:ilvl w:val="0"/>
-          <w:numId w:val="5"/>
-        </w:numPr>
-        <w:spacing w:line="276" w:lineRule="auto"/>
-        <w:jc w:val="left"/>
-        <w:rPr>
-          <w:noProof/>
-          <w:color w:val="000000" w:themeColor="text1"/>
-          <w:sz w:val="22"/>
-          <w:szCs w:val="22"/>
-        </w:rPr>
-      </w:pPr>
-      <w:r>
-        <w:rPr>
-          <w:noProof/>
-          <w:color w:val="000000" w:themeColor="text1"/>
-          <w:sz w:val="22"/>
-          <w:szCs w:val="22"/>
-        </w:rPr>
-        <w:t>Xiaoying Wang</w:t>
-      </w:r>
-      <w:r>
-        <w:rPr>
-          <w:noProof/>
-          <w:color w:val="000000" w:themeColor="text1"/>
-          <w:sz w:val="22"/>
-          <w:szCs w:val="22"/>
-        </w:rPr>
-        <w:t>*</w:t>
-      </w:r>
-      <w:r>
-        <w:rPr>
-          <w:noProof/>
-          <w:color w:val="000000" w:themeColor="text1"/>
-          <w:sz w:val="22"/>
-          <w:szCs w:val="22"/>
-        </w:rPr>
-        <w:t xml:space="preserve">, </w:t>
-      </w:r>
-      <w:r>
-        <w:rPr>
-          <w:b/>
-          <w:bCs/>
-          <w:noProof/>
-          <w:color w:val="000000" w:themeColor="text1"/>
-          <w:sz w:val="22"/>
-          <w:szCs w:val="22"/>
-        </w:rPr>
-        <w:t>Cankun Wang</w:t>
-      </w:r>
-      <w:r>
-        <w:rPr>
-          <w:b/>
-          <w:bCs/>
-          <w:noProof/>
-          <w:color w:val="000000" w:themeColor="text1"/>
-          <w:sz w:val="22"/>
-          <w:szCs w:val="22"/>
-        </w:rPr>
-        <w:t>*</w:t>
-      </w:r>
-      <w:r>
-        <w:rPr>
-          <w:noProof/>
-          <w:color w:val="000000" w:themeColor="text1"/>
-          <w:sz w:val="22"/>
-          <w:szCs w:val="22"/>
-        </w:rPr>
-        <w:t xml:space="preserve">, Lang Li, Qin Ma, Anjun Ma, &amp; Bingqiang Liu. (2022). DESSO-DB: A web database for sequence and shape motif analyses and identification. </w:t>
-      </w:r>
-    </w:p>
-    <w:p>
-      <w:pPr>
-        <w:pStyle w:val="EndNoteBibliography"/>
-        <w:spacing w:line="276" w:lineRule="auto"/>
-        <w:ind w:left="360"/>
-        <w:jc w:val="left"/>
-        <w:rPr>
-          <w:noProof/>
-          <w:color w:val="000000" w:themeColor="text1"/>
-          <w:sz w:val="22"/>
-          <w:szCs w:val="22"/>
-        </w:rPr>
-      </w:pPr>
-      <w:r>
-        <w:rPr>
-          <w:i/>
-          <w:noProof/>
-          <w:color w:val="000000" w:themeColor="text1"/>
-          <w:sz w:val="22"/>
-          <w:szCs w:val="22"/>
-          <w:u w:val="single"/>
-        </w:rPr>
-        <w:lastRenderedPageBreak/>
-        <w:t>Computational and Structural Biotechnology Journal</w:t>
-      </w:r>
-      <w:r>
-        <w:rPr>
-          <w:i/>
-          <w:noProof/>
-          <w:color w:val="000000" w:themeColor="text1"/>
-          <w:sz w:val="22"/>
-          <w:szCs w:val="22"/>
-        </w:rPr>
-        <w:t>, 20</w:t>
-      </w:r>
-      <w:r>
-        <w:rPr>
-          <w:noProof/>
-          <w:color w:val="000000" w:themeColor="text1"/>
-          <w:sz w:val="22"/>
-          <w:szCs w:val="22"/>
-        </w:rPr>
-        <w:t>, 3053-3058. doi:</w:t>
-      </w:r>
-      <w:hyperlink r:id="rId9" w:history="1">
-        <w:r>
-          <w:rPr>
-            <w:rStyle w:val="Hyperlink"/>
-            <w:noProof/>
-            <w:color w:val="000000" w:themeColor="text1"/>
-            <w:sz w:val="22"/>
-            <w:szCs w:val="22"/>
-            <w:u w:val="none"/>
-          </w:rPr>
-          <w:t>https://doi.org/10.1016/j.csbj.2022.06.031</w:t>
-        </w:r>
-      </w:hyperlink>
-    </w:p>
-    <w:p>
-      <w:pPr>
-        <w:pStyle w:val="EndNoteBibliography"/>
-        <w:numPr>
-          <w:ilvl w:val="0"/>
-          <w:numId w:val="5"/>
-        </w:numPr>
-        <w:spacing w:line="276" w:lineRule="auto"/>
-        <w:jc w:val="left"/>
-        <w:rPr>
-          <w:noProof/>
-          <w:color w:val="000000" w:themeColor="text1"/>
-          <w:sz w:val="22"/>
-          <w:szCs w:val="22"/>
-        </w:rPr>
-      </w:pPr>
-      <w:r>
-        <w:rPr>
-          <w:b/>
-          <w:bCs/>
-          <w:noProof/>
-          <w:color w:val="000000" w:themeColor="text1"/>
-          <w:sz w:val="22"/>
-          <w:szCs w:val="22"/>
-        </w:rPr>
-        <w:t>Cankun Wang</w:t>
-      </w:r>
-      <w:r>
-        <w:rPr>
-          <w:noProof/>
-          <w:color w:val="000000" w:themeColor="text1"/>
-          <w:sz w:val="22"/>
-          <w:szCs w:val="22"/>
-        </w:rPr>
-        <w:t xml:space="preserve">, Yujia Xiang, Hongjun Fu, &amp; Qin Ma. (2021). Use of scREAD to explore and analyze single-cell and single-nucleus RNA-seq data for Alzheimer’s disease. </w:t>
-      </w:r>
-    </w:p>
-    <w:p>
-      <w:pPr>
-        <w:pStyle w:val="EndNoteBibliography"/>
-        <w:spacing w:line="276" w:lineRule="auto"/>
-        <w:ind w:left="360"/>
-        <w:jc w:val="left"/>
-        <w:rPr>
-          <w:noProof/>
-          <w:color w:val="000000" w:themeColor="text1"/>
-          <w:sz w:val="22"/>
-          <w:szCs w:val="22"/>
-        </w:rPr>
-      </w:pPr>
-      <w:r>
-        <w:rPr>
-          <w:i/>
-          <w:noProof/>
-          <w:color w:val="000000" w:themeColor="text1"/>
-          <w:sz w:val="22"/>
-          <w:szCs w:val="22"/>
-          <w:u w:val="single"/>
-        </w:rPr>
-        <w:t>STAR Protocols</w:t>
-      </w:r>
-      <w:r>
-        <w:rPr>
-          <w:i/>
-          <w:noProof/>
-          <w:color w:val="000000" w:themeColor="text1"/>
-          <w:sz w:val="22"/>
-          <w:szCs w:val="22"/>
-        </w:rPr>
-        <w:t>, 2</w:t>
-      </w:r>
-      <w:r>
-        <w:rPr>
-          <w:noProof/>
-          <w:color w:val="000000" w:themeColor="text1"/>
-          <w:sz w:val="22"/>
-          <w:szCs w:val="22"/>
-        </w:rPr>
-        <w:t>(2), 100513. doi:10.1016/j.xpro.2021.100513</w:t>
-      </w:r>
-    </w:p>
-    <w:p>
-      <w:pPr>
-        <w:pStyle w:val="EndNoteBibliography"/>
-        <w:numPr>
-          <w:ilvl w:val="0"/>
-          <w:numId w:val="5"/>
-        </w:numPr>
-        <w:spacing w:line="276" w:lineRule="auto"/>
-        <w:jc w:val="left"/>
-        <w:rPr>
-          <w:noProof/>
-          <w:color w:val="000000" w:themeColor="text1"/>
-          <w:sz w:val="22"/>
-          <w:szCs w:val="22"/>
-        </w:rPr>
-      </w:pPr>
-      <w:r>
-        <w:rPr>
-          <w:noProof/>
-          <w:color w:val="000000" w:themeColor="text1"/>
-          <w:sz w:val="22"/>
-          <w:szCs w:val="22"/>
-        </w:rPr>
-        <w:t>Jing Jiang</w:t>
-      </w:r>
-      <w:r>
-        <w:rPr>
-          <w:noProof/>
-          <w:color w:val="000000" w:themeColor="text1"/>
-          <w:sz w:val="22"/>
-          <w:szCs w:val="22"/>
-        </w:rPr>
-        <w:t>*</w:t>
-      </w:r>
-      <w:r>
-        <w:rPr>
-          <w:noProof/>
-          <w:color w:val="000000" w:themeColor="text1"/>
-          <w:sz w:val="22"/>
-          <w:szCs w:val="22"/>
-        </w:rPr>
-        <w:t xml:space="preserve">, </w:t>
-      </w:r>
-      <w:r>
-        <w:rPr>
-          <w:b/>
-          <w:bCs/>
-          <w:noProof/>
-          <w:color w:val="000000" w:themeColor="text1"/>
-          <w:sz w:val="22"/>
-          <w:szCs w:val="22"/>
-        </w:rPr>
-        <w:t>Cankun Wang</w:t>
-      </w:r>
-      <w:r>
-        <w:rPr>
-          <w:b/>
-          <w:bCs/>
-          <w:noProof/>
-          <w:color w:val="000000" w:themeColor="text1"/>
-          <w:sz w:val="22"/>
-          <w:szCs w:val="22"/>
-        </w:rPr>
-        <w:t>*</w:t>
-      </w:r>
-      <w:r>
-        <w:rPr>
-          <w:noProof/>
-          <w:color w:val="000000" w:themeColor="text1"/>
-          <w:sz w:val="22"/>
-          <w:szCs w:val="22"/>
-        </w:rPr>
-        <w:t xml:space="preserve">, Ren Qi, Hongjun Fu, &amp; Qin Ma. (2020). scREAD: A Single-Cell RNA-Seq Database for Alzheimer's Disease. </w:t>
-      </w:r>
-    </w:p>
-    <w:p>
-      <w:pPr>
-        <w:pStyle w:val="EndNoteBibliography"/>
-        <w:spacing w:line="276" w:lineRule="auto"/>
-        <w:ind w:left="360"/>
-        <w:jc w:val="left"/>
-        <w:rPr>
-          <w:noProof/>
-          <w:color w:val="000000" w:themeColor="text1"/>
-          <w:sz w:val="22"/>
-          <w:szCs w:val="22"/>
-        </w:rPr>
-      </w:pPr>
-      <w:r>
-        <w:rPr>
-          <w:i/>
-          <w:noProof/>
-          <w:color w:val="000000" w:themeColor="text1"/>
-          <w:sz w:val="22"/>
-          <w:szCs w:val="22"/>
-          <w:u w:val="single"/>
-        </w:rPr>
-        <w:t>iScience</w:t>
-      </w:r>
-      <w:r>
-        <w:rPr>
-          <w:i/>
-          <w:noProof/>
-          <w:color w:val="000000" w:themeColor="text1"/>
-          <w:sz w:val="22"/>
-          <w:szCs w:val="22"/>
-        </w:rPr>
-        <w:t>, 23</w:t>
-      </w:r>
-      <w:r>
-        <w:rPr>
-          <w:noProof/>
-          <w:color w:val="000000" w:themeColor="text1"/>
-          <w:sz w:val="22"/>
-          <w:szCs w:val="22"/>
-        </w:rPr>
-        <w:t>(11), 101769. doi:10.1016/j.isci.2020.101769</w:t>
-      </w:r>
-    </w:p>
-    <w:p>
-      <w:pPr>
-        <w:pStyle w:val="EndNoteBibliography"/>
-        <w:numPr>
-          <w:ilvl w:val="0"/>
-          <w:numId w:val="5"/>
-        </w:numPr>
-        <w:spacing w:line="276" w:lineRule="auto"/>
-        <w:jc w:val="left"/>
-        <w:rPr>
-          <w:noProof/>
-          <w:sz w:val="22"/>
-          <w:szCs w:val="22"/>
-        </w:rPr>
-      </w:pPr>
-      <w:r>
-        <w:rPr>
-          <w:noProof/>
-          <w:color w:val="000000" w:themeColor="text1"/>
-          <w:sz w:val="22"/>
-          <w:szCs w:val="22"/>
-        </w:rPr>
-        <w:t xml:space="preserve">Anjun </w:t>
-      </w:r>
-      <w:r>
-        <w:rPr>
-          <w:noProof/>
-          <w:sz w:val="22"/>
-          <w:szCs w:val="22"/>
-        </w:rPr>
-        <w:t>Ma</w:t>
-      </w:r>
-      <w:r>
-        <w:rPr>
-          <w:noProof/>
-          <w:sz w:val="22"/>
-          <w:szCs w:val="22"/>
-        </w:rPr>
-        <w:t>*</w:t>
-      </w:r>
-      <w:r>
-        <w:rPr>
-          <w:noProof/>
-          <w:sz w:val="22"/>
-          <w:szCs w:val="22"/>
-        </w:rPr>
-        <w:t xml:space="preserve">, </w:t>
-      </w:r>
-      <w:r>
-        <w:rPr>
-          <w:b/>
-          <w:bCs/>
-          <w:noProof/>
-          <w:sz w:val="22"/>
-          <w:szCs w:val="22"/>
-        </w:rPr>
-        <w:t>Cankun Wang</w:t>
-      </w:r>
-      <w:r>
-        <w:rPr>
-          <w:b/>
-          <w:bCs/>
-          <w:noProof/>
-          <w:sz w:val="22"/>
-          <w:szCs w:val="22"/>
-        </w:rPr>
-        <w:t>*</w:t>
-      </w:r>
-      <w:r>
-        <w:rPr>
-          <w:noProof/>
-          <w:sz w:val="22"/>
-          <w:szCs w:val="22"/>
-        </w:rPr>
-        <w:t xml:space="preserve">, Yuzhou Chang, Faith H Brennan, Adam Mcdermaid, Bingqiang Liu, Chi Zhang, Phillip G Popovich, &amp; Qin Ma. (2020). IRIS3: integrated cell-type-specific regulon inference server from single-cell RNA-Seq. </w:t>
-      </w:r>
-    </w:p>
-    <w:p>
-      <w:pPr>
-        <w:pStyle w:val="EndNoteBibliography"/>
-        <w:spacing w:line="276" w:lineRule="auto"/>
-        <w:ind w:left="360"/>
-        <w:jc w:val="left"/>
-        <w:rPr>
-          <w:noProof/>
-          <w:sz w:val="22"/>
-          <w:szCs w:val="22"/>
-        </w:rPr>
-      </w:pPr>
-      <w:r>
-        <w:rPr>
-          <w:i/>
-          <w:noProof/>
-          <w:sz w:val="22"/>
-          <w:szCs w:val="22"/>
-          <w:u w:val="single"/>
-        </w:rPr>
-        <w:t>Nucleic Acids Research</w:t>
-      </w:r>
-      <w:r>
-        <w:rPr>
-          <w:i/>
-          <w:noProof/>
-          <w:sz w:val="22"/>
-          <w:szCs w:val="22"/>
-        </w:rPr>
-        <w:t>, 48</w:t>
-      </w:r>
-      <w:r>
-        <w:rPr>
-          <w:noProof/>
-          <w:sz w:val="22"/>
-          <w:szCs w:val="22"/>
-        </w:rPr>
-        <w:t>(W1), W275-W286. doi:10.1093/nar/gkaa394</w:t>
-      </w:r>
-    </w:p>
-    <w:p>
-      <w:pPr>
-        <w:widowControl w:val="0"/>
-        <w:autoSpaceDE w:val="0"/>
-        <w:autoSpaceDN w:val="0"/>
-        <w:adjustRightInd w:val="0"/>
-        <w:spacing w:line="276" w:lineRule="auto"/>
-        <w:rPr>
-          <w:rFonts w:ascii="Arial" w:eastAsia="Arial-ItalicMT" w:hAnsi="Arial" w:cs="Arial"/>
-          <w:i/>
-          <w:iCs/>
-          <w:sz w:val="22"/>
-          <w:szCs w:val="22"/>
-          <w:u w:val="single"/>
-        </w:rPr>
-      </w:pPr>
-    </w:p>
-    <w:p>
-      <w:pPr>
-        <w:widowControl w:val="0"/>
-        <w:autoSpaceDE w:val="0"/>
-        <w:autoSpaceDN w:val="0"/>
-        <w:adjustRightInd w:val="0"/>
-        <w:spacing w:line="276" w:lineRule="auto"/>
-        <w:rPr>
-          <w:rFonts w:ascii="Arial" w:eastAsia="Arial-ItalicMT" w:hAnsi="Arial" w:cs="Arial"/>
-          <w:i/>
-          <w:iCs/>
-          <w:sz w:val="22"/>
-          <w:szCs w:val="22"/>
-          <w:u w:val="single"/>
-        </w:rPr>
-      </w:pPr>
-      <w:r>
-        <w:rPr>
-          <w:rFonts w:ascii="Arial" w:eastAsia="Arial-ItalicMT" w:hAnsi="Arial" w:cs="Arial"/>
-          <w:i/>
-          <w:iCs/>
-          <w:sz w:val="22"/>
-          <w:szCs w:val="22"/>
-          <w:u w:val="single"/>
-        </w:rPr>
-        <w:t>Contributing author</w:t>
-      </w:r>
-      <w:r>
-        <w:rPr>
-          <w:rFonts w:ascii="Arial" w:eastAsia="Arial-ItalicMT" w:hAnsi="Arial" w:cs="Arial"/>
-          <w:sz w:val="22"/>
-          <w:szCs w:val="22"/>
-          <w:u w:val="single"/>
-        </w:rPr>
-        <w:fldChar w:fldCharType="begin">
-          <w:fldData xml:space="preserve">PEVuZE5vdGU+PENpdGU+PEF1dGhvcj5MaTwvQXV0aG9yPjxZZWFyPjIwMjI8L1llYXI+PFJlY051
-bT43Mzc8L1JlY051bT48cmVjb3JkPjxyZWMtbnVtYmVyPjczNzwvcmVjLW51bWJlcj48Zm9yZWln
-bi1rZXlzPjxrZXkgYXBwPSJFTiIgZGItaWQ9InNmZHN2dDU1YnMyZDJvZXR3eDRwdHd0cWVzcHBw
-YWYyYTl6ZCIgdGltZXN0YW1wPSIxNjg3OTEwODA1IiBndWlkPSIyNDQyMDEyMy0xMDRhLTRhYTQt
-ODFkOS02MDFkMjkwNTdhZDIiPjczNzwva2V5PjwvZm9yZWlnbi1rZXlzPjxyZWYtdHlwZSBuYW1l
-PSJKb3VybmFsIEFydGljbGUiPjE3PC9yZWYtdHlwZT48Y29udHJpYnV0b3JzPjxhdXRob3JzPjxh
-dXRob3I+WWFuZyBMaTwvYXV0aG9yPjxhdXRob3I+QW5qdW4gTWE8L2F1dGhvcj48YXV0aG9yPllp
-emhvbmcgV2FuZzwvYXV0aG9yPjxhdXRob3I+Q2Fua3VuIFdhbmc8L2F1dGhvcj48YXV0aG9yPlNo
-dW8gQ2hlbjwvYXV0aG9yPjxhdXRob3I+SG9uZ2p1biBGdTwvYXV0aG9yPjxhdXRob3I+QmluZ3Fp
-YW5nIExpdTwvYXV0aG9yPjxhdXRob3I+UWluIE1hPC9hdXRob3I+PC9hdXRob3JzPjwvY29udHJp
-YnV0b3JzPjx0aXRsZXM+PHRpdGxlPkVuaGFuY2VyLWRyaXZlbiBnZW5lIHJlZ3VsYXRvcnkgbmV0
-d29ya3MgaW5mZXJlbmNlIGZyb20gc2luZ2xlLWNlbGwgUk5BLXNlcSBhbmQgQVRBQy1zZXEgZGF0
-YTwvdGl0bGU+PHNlY29uZGFyeS10aXRsZT5iaW9SeGl2PC9zZWNvbmRhcnktdGl0bGU+PC90aXRs
-ZXM+PHBlcmlvZGljYWw+PGZ1bGwtdGl0bGU+YmlvUnhpdjwvZnVsbC10aXRsZT48L3BlcmlvZGlj
-YWw+PHBhZ2VzPjIwMjIuMTIuMTUuNTIwNTgyPC9wYWdlcz48ZGF0ZXM+PHllYXI+MjAyMjwveWVh
-cj48L2RhdGVzPjx1cmxzPjxyZWxhdGVkLXVybHM+PHVybD5odHRwczovL3d3dy5iaW9yeGl2Lm9y
-Zy9jb250ZW50L2Jpb3J4aXYvZWFybHkvMjAyMi8xMi8xNS8yMDIyLjEyLjE1LjUyMDU4Mi5mdWxs
-LnBkZjwvdXJsPjwvcmVsYXRlZC11cmxzPjwvdXJscz48ZWxlY3Ryb25pYy1yZXNvdXJjZS1udW0+
-MTAuMTEwMS8yMDIyLjEyLjE1LjUyMDU4MjwvZWxlY3Ryb25pYy1yZXNvdXJjZS1udW0+PC9yZWNv
-cmQ+PC9DaXRlPjxDaXRlPjxBdXRob3I+V2FuZzwvQXV0aG9yPjxZZWFyPjIwMjM8L1llYXI+PFJl
-Y051bT43MzQ8L1JlY051bT48cmVjb3JkPjxyZWMtbnVtYmVyPjczNDwvcmVjLW51bWJlcj48Zm9y
-ZWlnbi1rZXlzPjxrZXkgYXBwPSJFTiIgZGItaWQ9InNmZHN2dDU1YnMyZDJvZXR3eDRwdHd0cWVz
-cHBwYWYyYTl6ZCIgdGltZXN0YW1wPSIxNjg3OTEwNzMzIiBndWlkPSIwODdhZDQ3Ni1kMDViLTQw
-ODgtOTgwYS1iZTg0MDU4NjMxZDYiPjczNDwva2V5PjwvZm9yZWlnbi1rZXlzPjxyZWYtdHlwZSBu
-YW1lPSJKb3VybmFsIEFydGljbGUiPjE3PC9yZWYtdHlwZT48Y29udHJpYnV0b3JzPjxhdXRob3Jz
-PjxhdXRob3I+WWl6aG9uZyBXYW5nPC9hdXRob3I+PGF1dGhvcj5ZYW5nIExpPC9hdXRob3I+PGF1
-dGhvcj5DYW5rdW4gV2FuZzwvYXV0aG9yPjxhdXRob3I+UWluIE1hPC9hdXRob3I+PGF1dGhvcj5C
-aW5ncWlhbmcgTGl1PC9hdXRob3I+PC9hdXRob3JzPjwvY29udHJpYnV0b3JzPjx0aXRsZXM+PHRp
-dGxlPkNFTUlHOiBQcmVkaWN0aW9uIG9mIHRoZSBjaXMtcmVndWxhdG9yeSBtb3RpZiB1c2luZyB0
-aGUgRGUgQnJ1aWpuIGdyYXBoIGZyb20gQVRBQy1zZXE8L3RpdGxlPjxzZWNvbmRhcnktdGl0bGU+
-YmlvUnhpdjwvc2Vjb25kYXJ5LXRpdGxlPjwvdGl0bGVzPjxwZXJpb2RpY2FsPjxmdWxsLXRpdGxl
-PmJpb1J4aXY8L2Z1bGwtdGl0bGU+PC9wZXJpb2RpY2FsPjxwYWdlcz4yMDIzLjA1LjI2LjU0MjQ0
-MDwvcGFnZXM+PGRhdGVzPjx5ZWFyPjIwMjM8L3llYXI+PC9kYXRlcz48dXJscz48cmVsYXRlZC11
-cmxzPjx1cmw+aHR0cHM6Ly93d3cuYmlvcnhpdi5vcmcvY29udGVudC9iaW9yeGl2L2Vhcmx5LzIw
-MjMvMDUvMjgvMjAyMy4wNS4yNi41NDI0NDAuZnVsbC5wZGY8L3VybD48L3JlbGF0ZWQtdXJscz48
-L3VybHM+PGVsZWN0cm9uaWMtcmVzb3VyY2UtbnVtPjEwLjExMDEvMjAyMy4wNS4yNi41NDI0NDA8
-L2VsZWN0cm9uaWMtcmVzb3VyY2UtbnVtPjwvcmVjb3JkPjwvQ2l0ZT48L0VuZE5vdGU+AG==
-</w:fldData>
-        </w:fldChar>
-      </w:r>
-      <w:r>
-        <w:rPr>
-          <w:rFonts w:ascii="Arial" w:eastAsia="Arial-ItalicMT" w:hAnsi="Arial" w:cs="Arial"/>
-          <w:sz w:val="22"/>
-          <w:szCs w:val="22"/>
-          <w:u w:val="single"/>
-        </w:rPr>
-        <w:instrText xml:space="preserve"> ADDIN EN.CITE </w:instrText>
-      </w:r>
-      <w:r>
-        <w:rPr>
-          <w:rFonts w:ascii="Arial" w:eastAsia="Arial-ItalicMT" w:hAnsi="Arial" w:cs="Arial"/>
-          <w:sz w:val="22"/>
-          <w:szCs w:val="22"/>
-          <w:u w:val="single"/>
-        </w:rPr>
-        <w:fldChar w:fldCharType="begin">
-          <w:fldData xml:space="preserve">PEVuZE5vdGU+PENpdGU+PEF1dGhvcj5MaTwvQXV0aG9yPjxZZWFyPjIwMjI8L1llYXI+PFJlY051
-bT43Mzc8L1JlY051bT48cmVjb3JkPjxyZWMtbnVtYmVyPjczNzwvcmVjLW51bWJlcj48Zm9yZWln
-bi1rZXlzPjxrZXkgYXBwPSJFTiIgZGItaWQ9InNmZHN2dDU1YnMyZDJvZXR3eDRwdHd0cWVzcHBw
-YWYyYTl6ZCIgdGltZXN0YW1wPSIxNjg3OTEwODA1IiBndWlkPSIyNDQyMDEyMy0xMDRhLTRhYTQt
-ODFkOS02MDFkMjkwNTdhZDIiPjczNzwva2V5PjwvZm9yZWlnbi1rZXlzPjxyZWYtdHlwZSBuYW1l
-PSJKb3VybmFsIEFydGljbGUiPjE3PC9yZWYtdHlwZT48Y29udHJpYnV0b3JzPjxhdXRob3JzPjxh
-dXRob3I+WWFuZyBMaTwvYXV0aG9yPjxhdXRob3I+QW5qdW4gTWE8L2F1dGhvcj48YXV0aG9yPllp
-emhvbmcgV2FuZzwvYXV0aG9yPjxhdXRob3I+Q2Fua3VuIFdhbmc8L2F1dGhvcj48YXV0aG9yPlNo
-dW8gQ2hlbjwvYXV0aG9yPjxhdXRob3I+SG9uZ2p1biBGdTwvYXV0aG9yPjxhdXRob3I+QmluZ3Fp
-YW5nIExpdTwvYXV0aG9yPjxhdXRob3I+UWluIE1hPC9hdXRob3I+PC9hdXRob3JzPjwvY29udHJp
-YnV0b3JzPjx0aXRsZXM+PHRpdGxlPkVuaGFuY2VyLWRyaXZlbiBnZW5lIHJlZ3VsYXRvcnkgbmV0
-d29ya3MgaW5mZXJlbmNlIGZyb20gc2luZ2xlLWNlbGwgUk5BLXNlcSBhbmQgQVRBQy1zZXEgZGF0
-YTwvdGl0bGU+PHNlY29uZGFyeS10aXRsZT5iaW9SeGl2PC9zZWNvbmRhcnktdGl0bGU+PC90aXRs
-ZXM+PHBlcmlvZGljYWw+PGZ1bGwtdGl0bGU+YmlvUnhpdjwvZnVsbC10aXRsZT48L3BlcmlvZGlj
-YWw+PHBhZ2VzPjIwMjIuMTIuMTUuNTIwNTgyPC9wYWdlcz48ZGF0ZXM+PHllYXI+MjAyMjwveWVh
-cj48L2RhdGVzPjx1cmxzPjxyZWxhdGVkLXVybHM+PHVybD5odHRwczovL3d3dy5iaW9yeGl2Lm9y
-Zy9jb250ZW50L2Jpb3J4aXYvZWFybHkvMjAyMi8xMi8xNS8yMDIyLjEyLjE1LjUyMDU4Mi5mdWxs
-LnBkZjwvdXJsPjwvcmVsYXRlZC11cmxzPjwvdXJscz48ZWxlY3Ryb25pYy1yZXNvdXJjZS1udW0+
-MTAuMTEwMS8yMDIyLjEyLjE1LjUyMDU4MjwvZWxlY3Ryb25pYy1yZXNvdXJjZS1udW0+PC9yZWNv
-cmQ+PC9DaXRlPjxDaXRlPjxBdXRob3I+V2FuZzwvQXV0aG9yPjxZZWFyPjIwMjM8L1llYXI+PFJl
-Y051bT43MzQ8L1JlY051bT48cmVjb3JkPjxyZWMtbnVtYmVyPjczNDwvcmVjLW51bWJlcj48Zm9y
-ZWlnbi1rZXlzPjxrZXkgYXBwPSJFTiIgZGItaWQ9InNmZHN2dDU1YnMyZDJvZXR3eDRwdHd0cWVz
-cHBwYWYyYTl6ZCIgdGltZXN0YW1wPSIxNjg3OTEwNzMzIiBndWlkPSIwODdhZDQ3Ni1kMDViLTQw
-ODgtOTgwYS1iZTg0MDU4NjMxZDYiPjczNDwva2V5PjwvZm9yZWlnbi1rZXlzPjxyZWYtdHlwZSBu
-YW1lPSJKb3VybmFsIEFydGljbGUiPjE3PC9yZWYtdHlwZT48Y29udHJpYnV0b3JzPjxhdXRob3Jz
-PjxhdXRob3I+WWl6aG9uZyBXYW5nPC9hdXRob3I+PGF1dGhvcj5ZYW5nIExpPC9hdXRob3I+PGF1
-dGhvcj5DYW5rdW4gV2FuZzwvYXV0aG9yPjxhdXRob3I+UWluIE1hPC9hdXRob3I+PGF1dGhvcj5C
-aW5ncWlhbmcgTGl1PC9hdXRob3I+PC9hdXRob3JzPjwvY29udHJpYnV0b3JzPjx0aXRsZXM+PHRp
-dGxlPkNFTUlHOiBQcmVkaWN0aW9uIG9mIHRoZSBjaXMtcmVndWxhdG9yeSBtb3RpZiB1c2luZyB0
-aGUgRGUgQnJ1aWpuIGdyYXBoIGZyb20gQVRBQy1zZXE8L3RpdGxlPjxzZWNvbmRhcnktdGl0bGU+
-YmlvUnhpdjwvc2Vjb25kYXJ5LXRpdGxlPjwvdGl0bGVzPjxwZXJpb2RpY2FsPjxmdWxsLXRpdGxl
-PmJpb1J4aXY8L2Z1bGwtdGl0bGU+PC9wZXJpb2RpY2FsPjxwYWdlcz4yMDIzLjA1LjI2LjU0MjQ0
-MDwvcGFnZXM+PGRhdGVzPjx5ZWFyPjIwMjM8L3llYXI+PC9kYXRlcz48dXJscz48cmVsYXRlZC11
-cmxzPjx1cmw+aHR0cHM6Ly93d3cuYmlvcnhpdi5vcmcvY29udGVudC9iaW9yeGl2L2Vhcmx5LzIw
-MjMvMDUvMjgvMjAyMy4wNS4yNi41NDI0NDAuZnVsbC5wZGY8L3VybD48L3JlbGF0ZWQtdXJscz48
-L3VybHM+PGVsZWN0cm9uaWMtcmVzb3VyY2UtbnVtPjEwLjExMDEvMjAyMy4wNS4yNi41NDI0NDA8
-L2VsZWN0cm9uaWMtcmVzb3VyY2UtbnVtPjwvcmVjb3JkPjwvQ2l0ZT48L0VuZE5vdGU+AG==
-</w:fldData>
-        </w:fldChar>
-      </w:r>
-      <w:r>
-        <w:rPr>
-          <w:rFonts w:ascii="Arial" w:eastAsia="Arial-ItalicMT" w:hAnsi="Arial" w:cs="Arial"/>
-          <w:sz w:val="22"/>
-          <w:szCs w:val="22"/>
-          <w:u w:val="single"/>
-        </w:rPr>
-        <w:instrText xml:space="preserve"> ADDIN EN.CITE.DATA </w:instrText>
-      </w:r>
-      <w:r>
-        <w:rPr>
-          <w:rFonts w:ascii="Arial" w:eastAsia="Arial-ItalicMT" w:hAnsi="Arial" w:cs="Arial"/>
-          <w:sz w:val="22"/>
-          <w:szCs w:val="22"/>
-          <w:u w:val="single"/>
-        </w:rPr>
-      </w:r>
-      <w:r>
-        <w:rPr>
-          <w:rFonts w:ascii="Arial" w:eastAsia="Arial-ItalicMT" w:hAnsi="Arial" w:cs="Arial"/>
-          <w:sz w:val="22"/>
-          <w:szCs w:val="22"/>
-          <w:u w:val="single"/>
-        </w:rPr>
-        <w:fldChar w:fldCharType="end"/>
-      </w:r>
-      <w:r>
-        <w:rPr>
-          <w:rFonts w:ascii="Arial" w:eastAsia="Arial-ItalicMT" w:hAnsi="Arial" w:cs="Arial"/>
-          <w:sz w:val="22"/>
-          <w:szCs w:val="22"/>
-          <w:u w:val="single"/>
-        </w:rPr>
-      </w:r>
-      <w:r>
-        <w:rPr>
-          <w:rFonts w:ascii="Arial" w:eastAsia="Arial-ItalicMT" w:hAnsi="Arial" w:cs="Arial"/>
-          <w:sz w:val="22"/>
-          <w:szCs w:val="22"/>
-          <w:u w:val="single"/>
-        </w:rPr>
-        <w:fldChar w:fldCharType="separate"/>
-      </w:r>
-      <w:r>
-        <w:rPr>
-          <w:rFonts w:ascii="Arial" w:eastAsia="Arial-ItalicMT" w:hAnsi="Arial" w:cs="Arial"/>
-          <w:sz w:val="22"/>
-          <w:szCs w:val="22"/>
-          <w:u w:val="single"/>
-        </w:rPr>
-        <w:fldChar w:fldCharType="end"/>
+        <w:t>First and co-first author (*)</w:t>
       </w:r>
     </w:p>
     <w:p>
@@ -3154,7 +2255,7 @@
         <w:pStyle w:val="ListParagraph"/>
         <w:numPr>
           <w:ilvl w:val="0"/>
-          <w:numId w:val="4"/>
+          <w:numId w:val="9"/>
         </w:numPr>
         <w:spacing w:after="0"/>
         <w:ind w:firstLineChars="0"/>
@@ -3165,50 +2266,44 @@
       <w:r>
         <w:rPr>
           <w:rFonts w:ascii="Arial" w:hAnsi="Arial" w:cs="Arial"/>
-        </w:rPr>
-        <w:t xml:space="preserve">Liao, </w:t>
-      </w:r>
-      <w:proofErr w:type="spellStart"/>
-      <w:r>
-        <w:rPr>
-          <w:rFonts w:ascii="Arial" w:hAnsi="Arial" w:cs="Arial"/>
-        </w:rPr>
-        <w:t>Guanrui</w:t>
-      </w:r>
-      <w:proofErr w:type="spellEnd"/>
-      <w:r>
-        <w:rPr>
-          <w:rFonts w:ascii="Arial" w:hAnsi="Arial" w:cs="Arial"/>
-        </w:rPr>
-        <w:t xml:space="preserve">, </w:t>
-      </w:r>
-      <w:proofErr w:type="spellStart"/>
-      <w:r>
-        <w:rPr>
-          <w:rFonts w:ascii="Arial" w:hAnsi="Arial" w:cs="Arial"/>
-        </w:rPr>
-        <w:t>Tsuguhisa</w:t>
-      </w:r>
-      <w:proofErr w:type="spellEnd"/>
-      <w:r>
-        <w:rPr>
-          <w:rFonts w:ascii="Arial" w:hAnsi="Arial" w:cs="Arial"/>
-        </w:rPr>
-        <w:t xml:space="preserve"> Nakayama, </w:t>
-      </w:r>
-      <w:proofErr w:type="spellStart"/>
-      <w:r>
-        <w:rPr>
-          <w:rFonts w:ascii="Arial" w:hAnsi="Arial" w:cs="Arial"/>
-        </w:rPr>
-        <w:t>Bokai</w:t>
-      </w:r>
-      <w:proofErr w:type="spellEnd"/>
-      <w:r>
-        <w:rPr>
-          <w:rFonts w:ascii="Arial" w:hAnsi="Arial" w:cs="Arial"/>
-        </w:rPr>
-        <w:t xml:space="preserve"> Zhu, et al. “Multi-Scaled Transcriptomics of Chronically Inflamed Nasal Epithelium Reveals Immune-Epithelial Dynamics and Tissue Remodeling in Nasal Polyp Formation.” </w:t>
+          <w:b/>
+          <w:bCs/>
+        </w:rPr>
+        <w:t>Cankun Wang</w:t>
+      </w:r>
+      <w:r>
+        <w:rPr>
+          <w:rFonts w:ascii="Arial" w:hAnsi="Arial" w:cs="Arial"/>
+        </w:rPr>
+        <w:t xml:space="preserve">, Diana Acosta, Megan McNutt, Jiang Bian, Anjun Ma, </w:t>
+      </w:r>
+      <w:proofErr w:type="spellStart"/>
+      <w:r>
+        <w:rPr>
+          <w:rFonts w:ascii="Arial" w:hAnsi="Arial" w:cs="Arial"/>
+        </w:rPr>
+        <w:t>Hongjun</w:t>
+      </w:r>
+      <w:proofErr w:type="spellEnd"/>
+      <w:r>
+        <w:rPr>
+          <w:rFonts w:ascii="Arial" w:hAnsi="Arial" w:cs="Arial"/>
+        </w:rPr>
+        <w:t xml:space="preserve"> Fu, and Qin Ma. "A Single-Cell and Spatial RNA-Seq Database for Alzheimer's Disease (</w:t>
+      </w:r>
+      <w:proofErr w:type="spellStart"/>
+      <w:r>
+        <w:rPr>
+          <w:rFonts w:ascii="Arial" w:hAnsi="Arial" w:cs="Arial"/>
+        </w:rPr>
+        <w:t>ssREAD</w:t>
+      </w:r>
+      <w:proofErr w:type="spellEnd"/>
+      <w:r>
+        <w:rPr>
+          <w:rFonts w:ascii="Arial" w:hAnsi="Arial" w:cs="Arial"/>
+        </w:rPr>
+        <w:t xml:space="preserve">)." </w:t>
       </w:r>
       <w:r>
         <w:rPr>
@@ -3216,28 +2311,13 @@
           <w:i/>
           <w:iCs/>
         </w:rPr>
-        <w:t>Immunity</w:t>
-      </w:r>
-      <w:r>
-        <w:rPr>
-          <w:rFonts w:ascii="Arial" w:hAnsi="Arial" w:cs="Arial"/>
-        </w:rPr>
-        <w:t xml:space="preserve"> 58, no. 10 (2025): 2593-2608.e6. </w:t>
-      </w:r>
-      <w:hyperlink r:id="rId10" w:history="1">
-        <w:r>
-          <w:rPr>
-            <w:rStyle w:val="Hyperlink"/>
-            <w:rFonts w:ascii="Arial" w:hAnsi="Arial" w:cs="Arial"/>
-          </w:rPr>
-          <w:t>https://doi.org/10.1016/j.immuni.2025.08.009</w:t>
-        </w:r>
-      </w:hyperlink>
-      <w:r>
-        <w:rPr>
-          <w:rFonts w:ascii="Arial" w:hAnsi="Arial" w:cs="Arial"/>
-        </w:rPr>
-        <w:t>.</w:t>
+        <w:t>Nature Communications</w:t>
+      </w:r>
+      <w:r>
+        <w:rPr>
+          <w:rFonts w:ascii="Arial" w:hAnsi="Arial" w:cs="Arial"/>
+        </w:rPr>
+        <w:t xml:space="preserve"> 15, no. 1 (2024): 4710.</w:t>
       </w:r>
     </w:p>
     <w:p>
@@ -3245,7 +2325,7 @@
         <w:pStyle w:val="ListParagraph"/>
         <w:numPr>
           <w:ilvl w:val="0"/>
-          <w:numId w:val="4"/>
+          <w:numId w:val="9"/>
         </w:numPr>
         <w:spacing w:after="0"/>
         <w:ind w:firstLineChars="0"/>
@@ -3256,26 +2336,6 @@
       <w:r>
         <w:rPr>
           <w:rFonts w:ascii="Arial" w:hAnsi="Arial" w:cs="Arial"/>
-        </w:rPr>
-        <w:t xml:space="preserve">Hasanaj, </w:t>
-      </w:r>
-      <w:proofErr w:type="spellStart"/>
-      <w:r>
-        <w:rPr>
-          <w:rFonts w:ascii="Arial" w:hAnsi="Arial" w:cs="Arial"/>
-        </w:rPr>
-        <w:t>Euxhen</w:t>
-      </w:r>
-      <w:proofErr w:type="spellEnd"/>
-      <w:r>
-        <w:rPr>
-          <w:rFonts w:ascii="Arial" w:hAnsi="Arial" w:cs="Arial"/>
-        </w:rPr>
-        <w:t xml:space="preserve">, Delphine Beaulieu, </w:t>
-      </w:r>
-      <w:r>
-        <w:rPr>
-          <w:rFonts w:ascii="Arial" w:hAnsi="Arial" w:cs="Arial"/>
           <w:b/>
           <w:bCs/>
         </w:rPr>
@@ -3285,49 +2345,35 @@
         <w:rPr>
           <w:rFonts w:ascii="Arial" w:hAnsi="Arial" w:cs="Arial"/>
         </w:rPr>
-        <w:t>, Qianjiang Hu, Marta Bueno, John C. Sembrat, Ricardo H. Pineda, et al. “</w:t>
-      </w:r>
-      <w:proofErr w:type="spellStart"/>
-      <w:r>
-        <w:rPr>
-          <w:rFonts w:ascii="Arial" w:hAnsi="Arial" w:cs="Arial"/>
-        </w:rPr>
-        <w:t>SenSet</w:t>
-      </w:r>
-      <w:proofErr w:type="spellEnd"/>
-      <w:r>
-        <w:rPr>
-          <w:rFonts w:ascii="Arial" w:hAnsi="Arial" w:cs="Arial"/>
-        </w:rPr>
-        <w:t xml:space="preserve">, a Novel Human Lung Senescence Cell Gene Signature, Identifies Cell-Specific Senescence Mechanisms.” </w:t>
-      </w:r>
-      <w:proofErr w:type="spellStart"/>
-      <w:r>
-        <w:rPr>
-          <w:rFonts w:ascii="Arial" w:hAnsi="Arial" w:cs="Arial"/>
-        </w:rPr>
-        <w:t>bioRxiv</w:t>
-      </w:r>
-      <w:proofErr w:type="spellEnd"/>
-      <w:r>
-        <w:rPr>
-          <w:rFonts w:ascii="Arial" w:hAnsi="Arial" w:cs="Arial"/>
-        </w:rPr>
-        <w:t xml:space="preserve">, December 26, 2024. </w:t>
-      </w:r>
-      <w:hyperlink r:id="rId11" w:history="1">
-        <w:r>
-          <w:rPr>
-            <w:rFonts w:ascii="Arial" w:hAnsi="Arial" w:cs="Arial"/>
-          </w:rPr>
-          <w:t>https://doi.org/10.1101/2024.12.21.629928</w:t>
-        </w:r>
-      </w:hyperlink>
-      <w:r>
-        <w:rPr>
-          <w:rFonts w:ascii="Arial" w:hAnsi="Arial" w:cs="Arial"/>
-        </w:rPr>
-        <w:t>.</w:t>
+        <w:t xml:space="preserve">, Anjun Ma, Yingjie Li, Megan E. McNutt, Shiqi Zhang, </w:t>
+      </w:r>
+      <w:proofErr w:type="spellStart"/>
+      <w:r>
+        <w:rPr>
+          <w:rFonts w:ascii="Arial" w:hAnsi="Arial" w:cs="Arial"/>
+        </w:rPr>
+        <w:t>Jiangjiang</w:t>
+      </w:r>
+      <w:proofErr w:type="spellEnd"/>
+      <w:r>
+        <w:rPr>
+          <w:rFonts w:ascii="Arial" w:hAnsi="Arial" w:cs="Arial"/>
+        </w:rPr>
+        <w:t xml:space="preserve"> Zhu, Rebecca Hoyd, et al. "A Bioinformatics Tool for Identifying Intratumoral Microbes from the ORIEN Dataset." </w:t>
+      </w:r>
+      <w:r>
+        <w:rPr>
+          <w:rFonts w:ascii="Arial" w:hAnsi="Arial" w:cs="Arial"/>
+          <w:i/>
+          <w:iCs/>
+        </w:rPr>
+        <w:t>Cancer Research Communications</w:t>
+      </w:r>
+      <w:r>
+        <w:rPr>
+          <w:rFonts w:ascii="Arial" w:hAnsi="Arial" w:cs="Arial"/>
+        </w:rPr>
+        <w:t xml:space="preserve"> 4, no. 2 (2024): 293–302.</w:t>
       </w:r>
     </w:p>
     <w:p>
@@ -3335,7 +2381,7 @@
         <w:pStyle w:val="ListParagraph"/>
         <w:numPr>
           <w:ilvl w:val="0"/>
-          <w:numId w:val="4"/>
+          <w:numId w:val="9"/>
         </w:numPr>
         <w:spacing w:after="0"/>
         <w:ind w:firstLineChars="0"/>
@@ -3343,59 +2389,61 @@
           <w:rFonts w:ascii="Arial" w:hAnsi="Arial" w:cs="Arial"/>
         </w:rPr>
       </w:pPr>
-      <w:r>
-        <w:rPr>
-          <w:rFonts w:ascii="Arial" w:hAnsi="Arial" w:cs="Arial"/>
-        </w:rPr>
-        <w:t xml:space="preserve">Lo Cascio, Filippa, </w:t>
-      </w:r>
-      <w:proofErr w:type="spellStart"/>
-      <w:r>
-        <w:rPr>
-          <w:rFonts w:ascii="Arial" w:hAnsi="Arial" w:cs="Arial"/>
-        </w:rPr>
-        <w:t>Suhyeorn</w:t>
-      </w:r>
-      <w:proofErr w:type="spellEnd"/>
-      <w:r>
-        <w:rPr>
-          <w:rFonts w:ascii="Arial" w:hAnsi="Arial" w:cs="Arial"/>
-        </w:rPr>
-        <w:t xml:space="preserve"> Park, Urmi Sengupta, Nicha </w:t>
-      </w:r>
-      <w:proofErr w:type="spellStart"/>
-      <w:r>
-        <w:rPr>
-          <w:rFonts w:ascii="Arial" w:hAnsi="Arial" w:cs="Arial"/>
-        </w:rPr>
-        <w:t>Puangmalai</w:t>
-      </w:r>
-      <w:proofErr w:type="spellEnd"/>
-      <w:r>
-        <w:rPr>
-          <w:rFonts w:ascii="Arial" w:hAnsi="Arial" w:cs="Arial"/>
-        </w:rPr>
-        <w:t xml:space="preserve">, Nemil Bhatt, Nikita Shchankin, Cynthia Jerez, </w:t>
-      </w:r>
-      <w:r>
-        <w:rPr>
-          <w:rFonts w:ascii="Arial" w:hAnsi="Arial" w:cs="Arial"/>
-          <w:b/>
-          <w:bCs/>
-        </w:rPr>
-        <w:t>Cankun Wang</w:t>
-      </w:r>
-      <w:r>
-        <w:rPr>
-          <w:rFonts w:ascii="Arial" w:hAnsi="Arial" w:cs="Arial"/>
-        </w:rPr>
-        <w:t xml:space="preserve">, </w:t>
-      </w:r>
-      <w:r>
-        <w:rPr>
-          <w:rFonts w:ascii="Arial" w:hAnsi="Arial" w:cs="Arial"/>
-        </w:rPr>
-        <w:t xml:space="preserve">et al. “Brain-Derived Tau Oligomer Polymorphs: Distinct Aggregations, Stability Profiles, and Biological Activities.” </w:t>
+      <w:proofErr w:type="spellStart"/>
+      <w:r>
+        <w:rPr>
+          <w:rFonts w:ascii="Arial" w:hAnsi="Arial" w:cs="Arial"/>
+        </w:rPr>
+        <w:t>Shiqiao</w:t>
+      </w:r>
+      <w:proofErr w:type="spellEnd"/>
+      <w:r>
+        <w:rPr>
+          <w:rFonts w:ascii="Arial" w:hAnsi="Arial" w:cs="Arial"/>
+        </w:rPr>
+        <w:t xml:space="preserve"> Ye*, </w:t>
+      </w:r>
+      <w:r>
+        <w:rPr>
+          <w:rFonts w:ascii="Arial" w:hAnsi="Arial" w:cs="Arial"/>
+          <w:b/>
+          <w:bCs/>
+        </w:rPr>
+        <w:t>Cankun Wang*</w:t>
+      </w:r>
+      <w:r>
+        <w:rPr>
+          <w:rFonts w:ascii="Arial" w:hAnsi="Arial" w:cs="Arial"/>
+        </w:rPr>
+        <w:t xml:space="preserve">, Zhaohui Xu*, Hui Lin, Xiaoping Wan, Yang Yu, </w:t>
+      </w:r>
+      <w:proofErr w:type="spellStart"/>
+      <w:r>
+        <w:rPr>
+          <w:rFonts w:ascii="Arial" w:hAnsi="Arial" w:cs="Arial"/>
+        </w:rPr>
+        <w:t>Subhodip</w:t>
+      </w:r>
+      <w:proofErr w:type="spellEnd"/>
+      <w:r>
+        <w:rPr>
+          <w:rFonts w:ascii="Arial" w:hAnsi="Arial" w:cs="Arial"/>
+        </w:rPr>
+        <w:t xml:space="preserve"> </w:t>
+      </w:r>
+      <w:proofErr w:type="spellStart"/>
+      <w:r>
+        <w:rPr>
+          <w:rFonts w:ascii="Arial" w:hAnsi="Arial" w:cs="Arial"/>
+        </w:rPr>
+        <w:t>Adhicary</w:t>
+      </w:r>
+      <w:proofErr w:type="spellEnd"/>
+      <w:r>
+        <w:rPr>
+          <w:rFonts w:ascii="Arial" w:hAnsi="Arial" w:cs="Arial"/>
+        </w:rPr>
+        <w:t xml:space="preserve">, Joe Z. Zhang, Yang Zhou, Chun Liu, Matthew Alonzo, Jianli Bi, Angelina Ramirez-Navarro, Isabelle Deschenes, Qin Ma, Vidu Garg, Joseph C. Wu, and Ming-Tao Zhao. "Impaired Human Cardiac Cell Development due to NOTCH1 Deficiency." </w:t>
       </w:r>
       <w:r>
         <w:rPr>
@@ -3403,27 +2451,13 @@
           <w:i/>
           <w:iCs/>
         </w:rPr>
-        <w:t>Communications Biology</w:t>
-      </w:r>
-      <w:r>
-        <w:rPr>
-          <w:rFonts w:ascii="Arial" w:hAnsi="Arial" w:cs="Arial"/>
-        </w:rPr>
-        <w:t xml:space="preserve"> 8, no. 1 (January 15, 2025): 53. </w:t>
-      </w:r>
-      <w:hyperlink r:id="rId12" w:history="1">
-        <w:r>
-          <w:rPr>
-            <w:rFonts w:ascii="Arial" w:hAnsi="Arial" w:cs="Arial"/>
-          </w:rPr>
-          <w:t>https://doi.org/10.1038/s42003-025-07499-w</w:t>
-        </w:r>
-      </w:hyperlink>
-      <w:r>
-        <w:rPr>
-          <w:rFonts w:ascii="Arial" w:hAnsi="Arial" w:cs="Arial"/>
-        </w:rPr>
-        <w:t>.</w:t>
+        <w:t>Circulation Research</w:t>
+      </w:r>
+      <w:r>
+        <w:rPr>
+          <w:rFonts w:ascii="Arial" w:hAnsi="Arial" w:cs="Arial"/>
+        </w:rPr>
+        <w:t xml:space="preserve"> (2023). doi:10.1161/CIRCRESAHA.122.321398</w:t>
       </w:r>
     </w:p>
     <w:p>
@@ -3431,7 +2465,7 @@
         <w:pStyle w:val="ListParagraph"/>
         <w:numPr>
           <w:ilvl w:val="0"/>
-          <w:numId w:val="4"/>
+          <w:numId w:val="9"/>
         </w:numPr>
         <w:spacing w:after="0"/>
         <w:ind w:firstLineChars="0"/>
@@ -3439,47 +2473,40 @@
           <w:rFonts w:ascii="Arial" w:hAnsi="Arial" w:cs="Arial"/>
         </w:rPr>
       </w:pPr>
-      <w:proofErr w:type="spellStart"/>
-      <w:r>
-        <w:rPr>
-          <w:rFonts w:ascii="Arial" w:hAnsi="Arial" w:cs="Arial"/>
-        </w:rPr>
-        <w:t>Lobentanzer</w:t>
-      </w:r>
-      <w:proofErr w:type="spellEnd"/>
-      <w:r>
-        <w:rPr>
-          <w:rFonts w:ascii="Arial" w:hAnsi="Arial" w:cs="Arial"/>
-        </w:rPr>
-        <w:t xml:space="preserve">, Sebastian, </w:t>
-      </w:r>
-      <w:proofErr w:type="spellStart"/>
-      <w:r>
-        <w:rPr>
-          <w:rFonts w:ascii="Arial" w:hAnsi="Arial" w:cs="Arial"/>
-        </w:rPr>
-        <w:t>Shaohong</w:t>
-      </w:r>
-      <w:proofErr w:type="spellEnd"/>
-      <w:r>
-        <w:rPr>
-          <w:rFonts w:ascii="Arial" w:hAnsi="Arial" w:cs="Arial"/>
-        </w:rPr>
-        <w:t xml:space="preserve"> Feng, Noah Bruderer, Andreas Maier, </w:t>
-      </w:r>
-      <w:r>
-        <w:rPr>
-          <w:rFonts w:ascii="Arial" w:hAnsi="Arial" w:cs="Arial"/>
-          <w:b/>
-          <w:bCs/>
-        </w:rPr>
-        <w:t>Cankun Wang</w:t>
-      </w:r>
-      <w:r>
-        <w:rPr>
-          <w:rFonts w:ascii="Arial" w:hAnsi="Arial" w:cs="Arial"/>
-        </w:rPr>
-        <w:t xml:space="preserve">, Jan Baumbach, Jorge Abreu-Vicente, et al. “A Platform for the Biomedical Application of Large Language Models.” </w:t>
+      <w:r>
+        <w:rPr>
+          <w:rFonts w:ascii="Arial" w:hAnsi="Arial" w:cs="Arial"/>
+        </w:rPr>
+        <w:lastRenderedPageBreak/>
+        <w:t xml:space="preserve">Xiaoying Wang*, </w:t>
+      </w:r>
+      <w:r>
+        <w:rPr>
+          <w:rFonts w:ascii="Arial" w:hAnsi="Arial" w:cs="Arial"/>
+          <w:b/>
+          <w:bCs/>
+        </w:rPr>
+        <w:t>Cankun Wang*</w:t>
+      </w:r>
+      <w:r>
+        <w:rPr>
+          <w:rFonts w:ascii="Arial" w:hAnsi="Arial" w:cs="Arial"/>
+        </w:rPr>
+        <w:t xml:space="preserve">, Lang Li, Qin Ma, Anjun Ma, and </w:t>
+      </w:r>
+      <w:proofErr w:type="spellStart"/>
+      <w:r>
+        <w:rPr>
+          <w:rFonts w:ascii="Arial" w:hAnsi="Arial" w:cs="Arial"/>
+        </w:rPr>
+        <w:t>Bingqiang</w:t>
+      </w:r>
+      <w:proofErr w:type="spellEnd"/>
+      <w:r>
+        <w:rPr>
+          <w:rFonts w:ascii="Arial" w:hAnsi="Arial" w:cs="Arial"/>
+        </w:rPr>
+        <w:t xml:space="preserve"> Liu. "DESSO-DB: A Web Database for Sequence and Shape Motif Analyses and Identification." </w:t>
       </w:r>
       <w:r>
         <w:rPr>
@@ -3487,27 +2514,13 @@
           <w:i/>
           <w:iCs/>
         </w:rPr>
-        <w:t>Nature Biotechnology</w:t>
-      </w:r>
-      <w:r>
-        <w:rPr>
-          <w:rFonts w:ascii="Arial" w:hAnsi="Arial" w:cs="Arial"/>
-        </w:rPr>
-        <w:t xml:space="preserve"> 43, no. 2 (February 2025): 166–69. </w:t>
-      </w:r>
-      <w:hyperlink r:id="rId13" w:history="1">
-        <w:r>
-          <w:rPr>
-            <w:rFonts w:ascii="Arial" w:hAnsi="Arial" w:cs="Arial"/>
-          </w:rPr>
-          <w:t>https://doi.org/10.1038/s41587-024-02534-3</w:t>
-        </w:r>
-      </w:hyperlink>
-      <w:r>
-        <w:rPr>
-          <w:rFonts w:ascii="Arial" w:hAnsi="Arial" w:cs="Arial"/>
-        </w:rPr>
-        <w:t>.</w:t>
+        <w:t>Computational and Structural Biotechnology Journal</w:t>
+      </w:r>
+      <w:r>
+        <w:rPr>
+          <w:rFonts w:ascii="Arial" w:hAnsi="Arial" w:cs="Arial"/>
+        </w:rPr>
+        <w:t xml:space="preserve"> 20 (2022): 3053–3058.</w:t>
       </w:r>
     </w:p>
     <w:p>
@@ -3515,7 +2528,7 @@
         <w:pStyle w:val="ListParagraph"/>
         <w:numPr>
           <w:ilvl w:val="0"/>
-          <w:numId w:val="4"/>
+          <w:numId w:val="9"/>
         </w:numPr>
         <w:spacing w:after="0"/>
         <w:ind w:firstLineChars="0"/>
@@ -3526,26 +2539,6 @@
       <w:r>
         <w:rPr>
           <w:rFonts w:ascii="Arial" w:hAnsi="Arial" w:cs="Arial"/>
-        </w:rPr>
-        <w:t xml:space="preserve">Alonzo, Matthew, Zhaohui Xu, Yang Yu, </w:t>
-      </w:r>
-      <w:proofErr w:type="spellStart"/>
-      <w:r>
-        <w:rPr>
-          <w:rFonts w:ascii="Arial" w:hAnsi="Arial" w:cs="Arial"/>
-        </w:rPr>
-        <w:t>Shiqiao</w:t>
-      </w:r>
-      <w:proofErr w:type="spellEnd"/>
-      <w:r>
-        <w:rPr>
-          <w:rFonts w:ascii="Arial" w:hAnsi="Arial" w:cs="Arial"/>
-        </w:rPr>
-        <w:t xml:space="preserve"> Ye, </w:t>
-      </w:r>
-      <w:r>
-        <w:rPr>
-          <w:rFonts w:ascii="Arial" w:hAnsi="Arial" w:cs="Arial"/>
           <w:b/>
           <w:bCs/>
         </w:rPr>
@@ -3555,7 +2548,49 @@
         <w:rPr>
           <w:rFonts w:ascii="Arial" w:hAnsi="Arial" w:cs="Arial"/>
         </w:rPr>
-        <w:t xml:space="preserve">, Jerry Wang, Megan McNutt, et al. “Cell-Free RNA Signatures in Maternal Blood with Fetal Congenital Heart Disease.” </w:t>
+        <w:t xml:space="preserve">, </w:t>
+      </w:r>
+      <w:proofErr w:type="spellStart"/>
+      <w:r>
+        <w:rPr>
+          <w:rFonts w:ascii="Arial" w:hAnsi="Arial" w:cs="Arial"/>
+        </w:rPr>
+        <w:t>Yujia</w:t>
+      </w:r>
+      <w:proofErr w:type="spellEnd"/>
+      <w:r>
+        <w:rPr>
+          <w:rFonts w:ascii="Arial" w:hAnsi="Arial" w:cs="Arial"/>
+        </w:rPr>
+        <w:t xml:space="preserve"> Xiang, </w:t>
+      </w:r>
+      <w:proofErr w:type="spellStart"/>
+      <w:r>
+        <w:rPr>
+          <w:rFonts w:ascii="Arial" w:hAnsi="Arial" w:cs="Arial"/>
+        </w:rPr>
+        <w:t>Hongjun</w:t>
+      </w:r>
+      <w:proofErr w:type="spellEnd"/>
+      <w:r>
+        <w:rPr>
+          <w:rFonts w:ascii="Arial" w:hAnsi="Arial" w:cs="Arial"/>
+        </w:rPr>
+        <w:t xml:space="preserve"> Fu, and Qin Ma. "Use of </w:t>
+      </w:r>
+      <w:proofErr w:type="spellStart"/>
+      <w:r>
+        <w:rPr>
+          <w:rFonts w:ascii="Arial" w:hAnsi="Arial" w:cs="Arial"/>
+        </w:rPr>
+        <w:t>scREAD</w:t>
+      </w:r>
+      <w:proofErr w:type="spellEnd"/>
+      <w:r>
+        <w:rPr>
+          <w:rFonts w:ascii="Arial" w:hAnsi="Arial" w:cs="Arial"/>
+        </w:rPr>
+        <w:t xml:space="preserve"> to Explore and Analyze Single-Cell and Single-Nucleus RNA-Seq Data for Alzheimer's Disease." </w:t>
       </w:r>
       <w:r>
         <w:rPr>
@@ -3563,27 +2598,13 @@
           <w:i/>
           <w:iCs/>
         </w:rPr>
-        <w:t>Circulation Research</w:t>
-      </w:r>
-      <w:r>
-        <w:rPr>
-          <w:rFonts w:ascii="Arial" w:hAnsi="Arial" w:cs="Arial"/>
-        </w:rPr>
-        <w:t xml:space="preserve"> 135, no. 10 (October 25, 2024): 1021–24. </w:t>
-      </w:r>
-      <w:hyperlink r:id="rId14" w:history="1">
-        <w:r>
-          <w:rPr>
-            <w:rFonts w:ascii="Arial" w:hAnsi="Arial" w:cs="Arial"/>
-          </w:rPr>
-          <w:t>https://doi.org/10.1161/CIRCRESAHA.124.325024</w:t>
-        </w:r>
-      </w:hyperlink>
-      <w:r>
-        <w:rPr>
-          <w:rFonts w:ascii="Arial" w:hAnsi="Arial" w:cs="Arial"/>
-        </w:rPr>
-        <w:t>.</w:t>
+        <w:t>STAR Protocols</w:t>
+      </w:r>
+      <w:r>
+        <w:rPr>
+          <w:rFonts w:ascii="Arial" w:hAnsi="Arial" w:cs="Arial"/>
+        </w:rPr>
+        <w:t xml:space="preserve"> 2, no. 2 (2021): 100513.</w:t>
       </w:r>
     </w:p>
     <w:p>
@@ -3591,7 +2612,7 @@
         <w:pStyle w:val="ListParagraph"/>
         <w:numPr>
           <w:ilvl w:val="0"/>
-          <w:numId w:val="4"/>
+          <w:numId w:val="9"/>
         </w:numPr>
         <w:spacing w:after="0"/>
         <w:ind w:firstLineChars="0"/>
@@ -3603,1952 +2624,3111 @@
         <w:rPr>
           <w:rFonts w:ascii="Arial" w:hAnsi="Arial" w:cs="Arial"/>
         </w:rPr>
-        <w:t xml:space="preserve">Yu, Yang, </w:t>
-      </w:r>
-      <w:r>
-        <w:rPr>
-          <w:rFonts w:ascii="Arial" w:hAnsi="Arial" w:cs="Arial"/>
-          <w:b/>
-          <w:bCs/>
-        </w:rPr>
-        <w:t>Cankun Wang</w:t>
-      </w:r>
-      <w:r>
-        <w:rPr>
-          <w:rFonts w:ascii="Arial" w:hAnsi="Arial" w:cs="Arial"/>
-        </w:rPr>
-        <w:t xml:space="preserve">, </w:t>
-      </w:r>
-      <w:proofErr w:type="spellStart"/>
-      <w:r>
-        <w:rPr>
-          <w:rFonts w:ascii="Arial" w:hAnsi="Arial" w:cs="Arial"/>
-        </w:rPr>
-        <w:t>Shiqiao</w:t>
-      </w:r>
-      <w:proofErr w:type="spellEnd"/>
-      <w:r>
-        <w:rPr>
-          <w:rFonts w:ascii="Arial" w:hAnsi="Arial" w:cs="Arial"/>
-        </w:rPr>
-        <w:t xml:space="preserve"> Ye, Hannah Qin, Matthew Alonzo, Angela Onorato, Aaron Argall, et al. “Common and Divergent Cellular </w:t>
-      </w:r>
-      <w:proofErr w:type="spellStart"/>
-      <w:r>
-        <w:rPr>
-          <w:rFonts w:ascii="Arial" w:hAnsi="Arial" w:cs="Arial"/>
-        </w:rPr>
-        <w:t>Aetiologies</w:t>
-      </w:r>
-      <w:proofErr w:type="spellEnd"/>
-      <w:r>
-        <w:rPr>
-          <w:rFonts w:ascii="Arial" w:hAnsi="Arial" w:cs="Arial"/>
-        </w:rPr>
-        <w:t xml:space="preserve"> Underlying Hypoplastic Left Heart Syndrome and Hypoplastic Right Heart Syndrome.” </w:t>
-      </w:r>
+        <w:t xml:space="preserve">Jing Jiang*, </w:t>
+      </w:r>
+      <w:r>
+        <w:rPr>
+          <w:rFonts w:ascii="Arial" w:hAnsi="Arial" w:cs="Arial"/>
+          <w:b/>
+          <w:bCs/>
+        </w:rPr>
+        <w:t>Cankun Wang*</w:t>
+      </w:r>
+      <w:r>
+        <w:rPr>
+          <w:rFonts w:ascii="Arial" w:hAnsi="Arial" w:cs="Arial"/>
+        </w:rPr>
+        <w:t xml:space="preserve">, Ren Qi, </w:t>
+      </w:r>
+      <w:proofErr w:type="spellStart"/>
+      <w:r>
+        <w:rPr>
+          <w:rFonts w:ascii="Arial" w:hAnsi="Arial" w:cs="Arial"/>
+        </w:rPr>
+        <w:t>Hongjun</w:t>
+      </w:r>
+      <w:proofErr w:type="spellEnd"/>
+      <w:r>
+        <w:rPr>
+          <w:rFonts w:ascii="Arial" w:hAnsi="Arial" w:cs="Arial"/>
+        </w:rPr>
+        <w:t xml:space="preserve"> Fu, and Qin Ma. "</w:t>
+      </w:r>
+      <w:proofErr w:type="spellStart"/>
+      <w:r>
+        <w:rPr>
+          <w:rFonts w:ascii="Arial" w:hAnsi="Arial" w:cs="Arial"/>
+        </w:rPr>
+        <w:t>scREAD</w:t>
+      </w:r>
+      <w:proofErr w:type="spellEnd"/>
+      <w:r>
+        <w:rPr>
+          <w:rFonts w:ascii="Arial" w:hAnsi="Arial" w:cs="Arial"/>
+        </w:rPr>
+        <w:t xml:space="preserve">: A Single-Cell RNA-Seq Database for Alzheimer's Disease." </w:t>
+      </w:r>
+      <w:proofErr w:type="spellStart"/>
       <w:r>
         <w:rPr>
           <w:rFonts w:ascii="Arial" w:hAnsi="Arial" w:cs="Arial"/>
           <w:i/>
           <w:iCs/>
         </w:rPr>
-        <w:t>European Heart Journal</w:t>
-      </w:r>
-      <w:r>
-        <w:rPr>
-          <w:rFonts w:ascii="Arial" w:hAnsi="Arial" w:cs="Arial"/>
-        </w:rPr>
-        <w:t xml:space="preserve"> 46, no. 20 (May 21, 2025): 1946–49. </w:t>
-      </w:r>
-      <w:hyperlink r:id="rId15" w:history="1">
-        <w:r>
-          <w:rPr>
-            <w:rFonts w:ascii="Arial" w:hAnsi="Arial" w:cs="Arial"/>
-          </w:rPr>
-          <w:t>https://doi.org/10.1093/eurheartj/ehaf121</w:t>
-        </w:r>
-      </w:hyperlink>
-      <w:r>
-        <w:rPr>
-          <w:rFonts w:ascii="Arial" w:hAnsi="Arial" w:cs="Arial"/>
-        </w:rPr>
-        <w:t>.</w:t>
-      </w:r>
-    </w:p>
-    <w:p>
-      <w:pPr>
-        <w:pStyle w:val="EndNoteBibliography"/>
+        <w:t>iScience</w:t>
+      </w:r>
+      <w:proofErr w:type="spellEnd"/>
+      <w:r>
+        <w:rPr>
+          <w:rFonts w:ascii="Arial" w:hAnsi="Arial" w:cs="Arial"/>
+        </w:rPr>
+        <w:t xml:space="preserve"> 23, no. 11 (2020): 101769.</w:t>
+      </w:r>
+    </w:p>
+    <w:p>
+      <w:pPr>
+        <w:pStyle w:val="ListParagraph"/>
         <w:numPr>
           <w:ilvl w:val="0"/>
-          <w:numId w:val="4"/>
+          <w:numId w:val="9"/>
         </w:numPr>
+        <w:spacing w:after="0"/>
+        <w:ind w:firstLineChars="0"/>
+        <w:rPr>
+          <w:rFonts w:ascii="Arial" w:hAnsi="Arial" w:cs="Arial"/>
+        </w:rPr>
+      </w:pPr>
+      <w:r>
+        <w:rPr>
+          <w:rFonts w:ascii="Arial" w:hAnsi="Arial" w:cs="Arial"/>
+        </w:rPr>
+        <w:t xml:space="preserve">Anjun Ma*, </w:t>
+      </w:r>
+      <w:r>
+        <w:rPr>
+          <w:rFonts w:ascii="Arial" w:hAnsi="Arial" w:cs="Arial"/>
+          <w:b/>
+          <w:bCs/>
+        </w:rPr>
+        <w:t>Cankun Wang*</w:t>
+      </w:r>
+      <w:r>
+        <w:rPr>
+          <w:rFonts w:ascii="Arial" w:hAnsi="Arial" w:cs="Arial"/>
+        </w:rPr>
+        <w:t xml:space="preserve">, Yuzhou Chang, Faith H. Brennan, Adam McDermaid, </w:t>
+      </w:r>
+      <w:proofErr w:type="spellStart"/>
+      <w:r>
+        <w:rPr>
+          <w:rFonts w:ascii="Arial" w:hAnsi="Arial" w:cs="Arial"/>
+        </w:rPr>
+        <w:t>Bingqiang</w:t>
+      </w:r>
+      <w:proofErr w:type="spellEnd"/>
+      <w:r>
+        <w:rPr>
+          <w:rFonts w:ascii="Arial" w:hAnsi="Arial" w:cs="Arial"/>
+        </w:rPr>
+        <w:t xml:space="preserve"> Liu, Chi Zhang, Phillip G. Popovich, and Qin Ma. "IRIS3: Integrated Cell-Type-Specific Regulon Inference Server from Single-Cell RNA-Seq." </w:t>
+      </w:r>
+      <w:r>
+        <w:rPr>
+          <w:rFonts w:ascii="Arial" w:hAnsi="Arial" w:cs="Arial"/>
+          <w:i/>
+          <w:iCs/>
+        </w:rPr>
+        <w:t>Nucleic Acids Research</w:t>
+      </w:r>
+      <w:r>
+        <w:rPr>
+          <w:rFonts w:ascii="Arial" w:hAnsi="Arial" w:cs="Arial"/>
+        </w:rPr>
+        <w:t xml:space="preserve"> 48, no. W1 (2020): W275–W286.</w:t>
+      </w:r>
+    </w:p>
+    <w:p>
+      <w:pPr>
         <w:spacing w:line="276" w:lineRule="auto"/>
-        <w:jc w:val="left"/>
-        <w:rPr>
-          <w:noProof/>
-          <w:sz w:val="22"/>
-          <w:szCs w:val="22"/>
-        </w:rPr>
-      </w:pPr>
-      <w:r>
-        <w:rPr>
-          <w:noProof/>
-          <w:sz w:val="22"/>
-          <w:szCs w:val="22"/>
-        </w:rPr>
-        <w:t xml:space="preserve">Alonzo, Matthew, Zhaohui Xu, Yang Yu, Shiqiao Ye, </w:t>
-      </w:r>
-      <w:r>
-        <w:rPr>
-          <w:b/>
-          <w:bCs/>
-          <w:noProof/>
-          <w:sz w:val="22"/>
-          <w:szCs w:val="22"/>
-        </w:rPr>
-        <w:t>Cankun Wang</w:t>
-      </w:r>
-      <w:r>
-        <w:rPr>
-          <w:noProof/>
-          <w:sz w:val="22"/>
-          <w:szCs w:val="22"/>
-        </w:rPr>
-        <w:t xml:space="preserve">, Jerry Wang, Megan McNutt, et al. “Cell-Free RNA Signatures in Maternal Blood with Fetal Congenital Heart Disease.” </w:t>
-      </w:r>
-      <w:r>
-        <w:rPr>
+        <w:rPr>
+          <w:rFonts w:ascii="Arial" w:hAnsi="Arial" w:cs="Arial"/>
+          <w:b/>
+          <w:bCs/>
           <w:i/>
           <w:iCs/>
-          <w:noProof/>
-          <w:sz w:val="22"/>
-          <w:szCs w:val="22"/>
-        </w:rPr>
-        <w:t>Circulation Research</w:t>
-      </w:r>
-      <w:r>
-        <w:rPr>
-          <w:noProof/>
-          <w:sz w:val="22"/>
-          <w:szCs w:val="22"/>
-        </w:rPr>
-        <w:t xml:space="preserve"> 135, no. 10 (October 25, 2024): 1021–24. https://doi.org/10.1161/CIRCRESAHA.124.325024.</w:t>
-      </w:r>
-    </w:p>
-    <w:p>
-      <w:pPr>
-        <w:pStyle w:val="EndNoteBibliography"/>
+          <w:sz w:val="22"/>
+          <w:szCs w:val="22"/>
+        </w:rPr>
+      </w:pPr>
+    </w:p>
+    <w:p>
+      <w:pPr>
+        <w:spacing w:line="276" w:lineRule="auto"/>
+        <w:rPr>
+          <w:rFonts w:ascii="Arial" w:hAnsi="Arial" w:cs="Arial"/>
+          <w:sz w:val="22"/>
+          <w:szCs w:val="22"/>
+          <w:u w:val="single"/>
+        </w:rPr>
+      </w:pPr>
+      <w:r>
+        <w:rPr>
+          <w:rFonts w:ascii="Arial" w:hAnsi="Arial" w:cs="Arial"/>
+          <w:i/>
+          <w:iCs/>
+          <w:sz w:val="22"/>
+          <w:szCs w:val="22"/>
+          <w:u w:val="single"/>
+        </w:rPr>
+        <w:t>Selected contributing author</w:t>
+      </w:r>
+    </w:p>
+    <w:p>
+      <w:pPr>
+        <w:pStyle w:val="ListParagraph"/>
         <w:numPr>
           <w:ilvl w:val="0"/>
-          <w:numId w:val="4"/>
+          <w:numId w:val="10"/>
         </w:numPr>
-        <w:spacing w:line="276" w:lineRule="auto"/>
-        <w:jc w:val="left"/>
-        <w:rPr>
-          <w:noProof/>
-          <w:sz w:val="22"/>
-          <w:szCs w:val="22"/>
-        </w:rPr>
-      </w:pPr>
-      <w:r>
-        <w:rPr>
-          <w:noProof/>
-          <w:sz w:val="22"/>
-          <w:szCs w:val="22"/>
-        </w:rPr>
-        <w:t xml:space="preserve">Li, </w:t>
-      </w:r>
-      <w:r>
-        <w:rPr>
-          <w:noProof/>
-          <w:sz w:val="22"/>
-          <w:szCs w:val="22"/>
-        </w:rPr>
-        <w:t xml:space="preserve">Yang, Anjun Ma, Yizhong Wang, </w:t>
-      </w:r>
-      <w:r>
-        <w:rPr>
-          <w:b/>
-          <w:bCs/>
-          <w:noProof/>
-          <w:sz w:val="22"/>
-          <w:szCs w:val="22"/>
-        </w:rPr>
-        <w:t>Cankun Wang</w:t>
-      </w:r>
-      <w:r>
-        <w:rPr>
-          <w:noProof/>
-          <w:sz w:val="22"/>
-          <w:szCs w:val="22"/>
-        </w:rPr>
-        <w:t xml:space="preserve">, Shuo Chen, Hongjun Fu, Bingqiang Liu, &amp; Qin Ma. (2024). Enhancer-driven gene regulatory networks inference from single-cell RNA-seq and ATAC-seq data. </w:t>
-      </w:r>
-      <w:r>
-        <w:rPr>
+        <w:spacing w:after="0"/>
+        <w:ind w:firstLineChars="0"/>
+        <w:rPr>
+          <w:rFonts w:ascii="Arial" w:hAnsi="Arial" w:cs="Arial"/>
+        </w:rPr>
+      </w:pPr>
+      <w:r>
+        <w:rPr>
+          <w:rFonts w:ascii="Arial" w:hAnsi="Arial" w:cs="Arial"/>
+        </w:rPr>
+        <w:t xml:space="preserve">Liao, </w:t>
+      </w:r>
+      <w:proofErr w:type="spellStart"/>
+      <w:r>
+        <w:rPr>
+          <w:rFonts w:ascii="Arial" w:hAnsi="Arial" w:cs="Arial"/>
+        </w:rPr>
+        <w:t>Guanrui</w:t>
+      </w:r>
+      <w:proofErr w:type="spellEnd"/>
+      <w:r>
+        <w:rPr>
+          <w:rFonts w:ascii="Arial" w:hAnsi="Arial" w:cs="Arial"/>
+        </w:rPr>
+        <w:t xml:space="preserve">, </w:t>
+      </w:r>
+      <w:proofErr w:type="spellStart"/>
+      <w:r>
+        <w:rPr>
+          <w:rFonts w:ascii="Arial" w:hAnsi="Arial" w:cs="Arial"/>
+        </w:rPr>
+        <w:t>Tsuguhisa</w:t>
+      </w:r>
+      <w:proofErr w:type="spellEnd"/>
+      <w:r>
+        <w:rPr>
+          <w:rFonts w:ascii="Arial" w:hAnsi="Arial" w:cs="Arial"/>
+        </w:rPr>
+        <w:t xml:space="preserve"> Nakayama, </w:t>
+      </w:r>
+      <w:proofErr w:type="spellStart"/>
+      <w:r>
+        <w:rPr>
+          <w:rFonts w:ascii="Arial" w:hAnsi="Arial" w:cs="Arial"/>
+        </w:rPr>
+        <w:t>Bokai</w:t>
+      </w:r>
+      <w:proofErr w:type="spellEnd"/>
+      <w:r>
+        <w:rPr>
+          <w:rFonts w:ascii="Arial" w:hAnsi="Arial" w:cs="Arial"/>
+        </w:rPr>
+        <w:t xml:space="preserve"> Zhu, et al. "Multi-Scaled Transcriptomics of Chronically Inflamed Nasal Epithelium Reveals Immune-Epithelial Dynamics and Tissue Remodeling in Nasal Polyp Formation." </w:t>
+      </w:r>
+      <w:r>
+        <w:rPr>
+          <w:rFonts w:ascii="Arial" w:hAnsi="Arial" w:cs="Arial"/>
           <w:i/>
           <w:iCs/>
-          <w:noProof/>
-          <w:sz w:val="22"/>
-          <w:szCs w:val="22"/>
-        </w:rPr>
-        <w:t>Briefings in Bioinformatics</w:t>
-      </w:r>
-      <w:r>
-        <w:rPr>
-          <w:i/>
-          <w:noProof/>
-          <w:sz w:val="22"/>
-          <w:szCs w:val="22"/>
-        </w:rPr>
-        <w:t xml:space="preserve">, </w:t>
-      </w:r>
-      <w:r>
-        <w:rPr>
-          <w:iCs/>
-          <w:noProof/>
-          <w:sz w:val="22"/>
-          <w:szCs w:val="22"/>
-        </w:rPr>
-        <w:t>Volume 25, Issue 5, September 2024, bbae369, </w:t>
-      </w:r>
-      <w:hyperlink r:id="rId16" w:history="1">
-        <w:r>
-          <w:rPr>
-            <w:rStyle w:val="Hyperlink"/>
-            <w:iCs/>
-            <w:noProof/>
-            <w:color w:val="auto"/>
-            <w:sz w:val="22"/>
-            <w:szCs w:val="22"/>
-            <w:u w:val="none"/>
-          </w:rPr>
-          <w:t>https://doi.org/10.1093/bib/bbae369</w:t>
-        </w:r>
-      </w:hyperlink>
-    </w:p>
-    <w:p>
-      <w:pPr>
-        <w:pStyle w:val="EndNoteBibliography"/>
+        </w:rPr>
+        <w:t>Immunity</w:t>
+      </w:r>
+      <w:r>
+        <w:rPr>
+          <w:rFonts w:ascii="Arial" w:hAnsi="Arial" w:cs="Arial"/>
+        </w:rPr>
+        <w:t xml:space="preserve"> 58, no. 10 (2025): 2593–2608.e6.</w:t>
+      </w:r>
+    </w:p>
+    <w:p>
+      <w:pPr>
+        <w:pStyle w:val="ListParagraph"/>
         <w:numPr>
           <w:ilvl w:val="0"/>
-          <w:numId w:val="4"/>
+          <w:numId w:val="10"/>
         </w:numPr>
-        <w:spacing w:line="276" w:lineRule="auto"/>
-        <w:rPr>
-          <w:noProof/>
-          <w:sz w:val="22"/>
-          <w:szCs w:val="22"/>
-        </w:rPr>
-      </w:pPr>
-      <w:r>
-        <w:rPr>
-          <w:noProof/>
-          <w:sz w:val="22"/>
-          <w:szCs w:val="22"/>
-        </w:rPr>
-        <w:t xml:space="preserve">Yu, Yang, </w:t>
-      </w:r>
-      <w:r>
-        <w:rPr>
-          <w:b/>
-          <w:bCs/>
-          <w:noProof/>
-          <w:sz w:val="22"/>
-          <w:szCs w:val="22"/>
+        <w:spacing w:after="0"/>
+        <w:ind w:firstLineChars="0"/>
+        <w:rPr>
+          <w:rFonts w:ascii="Arial" w:hAnsi="Arial" w:cs="Arial"/>
+        </w:rPr>
+      </w:pPr>
+      <w:proofErr w:type="spellStart"/>
+      <w:r>
+        <w:rPr>
+          <w:rFonts w:ascii="Arial" w:hAnsi="Arial" w:cs="Arial"/>
+        </w:rPr>
+        <w:t>Lobentanzer</w:t>
+      </w:r>
+      <w:proofErr w:type="spellEnd"/>
+      <w:r>
+        <w:rPr>
+          <w:rFonts w:ascii="Arial" w:hAnsi="Arial" w:cs="Arial"/>
+        </w:rPr>
+        <w:t xml:space="preserve">, Sebastian, </w:t>
+      </w:r>
+      <w:proofErr w:type="spellStart"/>
+      <w:r>
+        <w:rPr>
+          <w:rFonts w:ascii="Arial" w:hAnsi="Arial" w:cs="Arial"/>
+        </w:rPr>
+        <w:t>Shaohong</w:t>
+      </w:r>
+      <w:proofErr w:type="spellEnd"/>
+      <w:r>
+        <w:rPr>
+          <w:rFonts w:ascii="Arial" w:hAnsi="Arial" w:cs="Arial"/>
+        </w:rPr>
+        <w:t xml:space="preserve"> Feng, Noah Bruderer, Andreas Maier, </w:t>
+      </w:r>
+      <w:r>
+        <w:rPr>
+          <w:rFonts w:ascii="Arial" w:hAnsi="Arial" w:cs="Arial"/>
+          <w:b/>
+          <w:bCs/>
         </w:rPr>
         <w:t>Cankun Wang</w:t>
       </w:r>
       <w:r>
         <w:rPr>
-          <w:noProof/>
-          <w:sz w:val="22"/>
-          <w:szCs w:val="22"/>
-        </w:rPr>
-        <w:t>, Shiqiao Ye, Zhaohui Xu, Hui Lin, Karen Texter, Vasudha Shukla</w:t>
-      </w:r>
-      <w:r>
-        <w:rPr>
+          <w:rFonts w:ascii="Arial" w:hAnsi="Arial" w:cs="Arial"/>
+        </w:rPr>
+        <w:t xml:space="preserve">, Jan Baumbach, Jorge Abreu-Vicente, et al. "A Platform for the Biomedical Application of Large Language Models." </w:t>
+      </w:r>
+      <w:r>
+        <w:rPr>
+          <w:rFonts w:ascii="Arial" w:hAnsi="Arial" w:cs="Arial"/>
           <w:i/>
           <w:iCs/>
-          <w:noProof/>
-          <w:sz w:val="22"/>
-          <w:szCs w:val="22"/>
-        </w:rPr>
-        <w:t>, et al.</w:t>
-      </w:r>
-      <w:r>
-        <w:rPr>
-          <w:noProof/>
-          <w:sz w:val="22"/>
-          <w:szCs w:val="22"/>
-        </w:rPr>
-        <w:t xml:space="preserve"> "Abnormal Progenitor Cell Differentiation and Cardiomyocyte Proliferation in Hypoplastic Right Heart Syndrome." </w:t>
-      </w:r>
-      <w:r>
-        <w:rPr>
-          <w:i/>
-          <w:iCs/>
-          <w:noProof/>
-          <w:sz w:val="22"/>
-          <w:szCs w:val="22"/>
-        </w:rPr>
-        <w:t xml:space="preserve">Circulation </w:t>
-      </w:r>
-      <w:r>
-        <w:rPr>
-          <w:noProof/>
-          <w:sz w:val="22"/>
-          <w:szCs w:val="22"/>
-        </w:rPr>
-        <w:t>149, no. 11 (2024): 888-91.</w:t>
-      </w:r>
-    </w:p>
-    <w:p>
-      <w:pPr>
-        <w:pStyle w:val="EndNoteBibliography"/>
+        </w:rPr>
+        <w:t>Nature Biotechnology</w:t>
+      </w:r>
+      <w:r>
+        <w:rPr>
+          <w:rFonts w:ascii="Arial" w:hAnsi="Arial" w:cs="Arial"/>
+        </w:rPr>
+        <w:t xml:space="preserve"> 43, no. 2 (2025): 166–169.</w:t>
+      </w:r>
+    </w:p>
+    <w:p>
+      <w:pPr>
+        <w:pStyle w:val="ListParagraph"/>
         <w:numPr>
           <w:ilvl w:val="0"/>
-          <w:numId w:val="4"/>
+          <w:numId w:val="10"/>
         </w:numPr>
-        <w:spacing w:line="276" w:lineRule="auto"/>
-        <w:rPr>
-          <w:noProof/>
-          <w:sz w:val="22"/>
-          <w:szCs w:val="22"/>
-        </w:rPr>
-      </w:pPr>
-      <w:r>
-        <w:rPr>
-          <w:noProof/>
-          <w:sz w:val="22"/>
-          <w:szCs w:val="22"/>
-        </w:rPr>
-        <w:lastRenderedPageBreak/>
-        <w:t xml:space="preserve">Li, Jianying, Anjun Ma, Ruohan Zhang, Yao Chen, Chelsea Bolyard, Bao Zhao, </w:t>
-      </w:r>
-      <w:r>
-        <w:rPr>
-          <w:b/>
-          <w:bCs/>
-          <w:noProof/>
-          <w:sz w:val="22"/>
-          <w:szCs w:val="22"/>
+        <w:spacing w:after="0"/>
+        <w:ind w:firstLineChars="0"/>
+        <w:rPr>
+          <w:rFonts w:ascii="Arial" w:hAnsi="Arial" w:cs="Arial"/>
+        </w:rPr>
+      </w:pPr>
+      <w:r>
+        <w:rPr>
+          <w:rFonts w:ascii="Arial" w:hAnsi="Arial" w:cs="Arial"/>
+        </w:rPr>
+        <w:t xml:space="preserve">Yu, Yang, </w:t>
+      </w:r>
+      <w:r>
+        <w:rPr>
+          <w:rFonts w:ascii="Arial" w:hAnsi="Arial" w:cs="Arial"/>
+          <w:b/>
+          <w:bCs/>
         </w:rPr>
         <w:t>Cankun Wang</w:t>
       </w:r>
       <w:r>
         <w:rPr>
+          <w:rFonts w:ascii="Arial" w:hAnsi="Arial" w:cs="Arial"/>
+        </w:rPr>
+        <w:t xml:space="preserve">, </w:t>
+      </w:r>
+      <w:proofErr w:type="spellStart"/>
+      <w:r>
+        <w:rPr>
+          <w:rFonts w:ascii="Arial" w:hAnsi="Arial" w:cs="Arial"/>
+        </w:rPr>
+        <w:t>Shiqiao</w:t>
+      </w:r>
+      <w:proofErr w:type="spellEnd"/>
+      <w:r>
+        <w:rPr>
+          <w:rFonts w:ascii="Arial" w:hAnsi="Arial" w:cs="Arial"/>
+        </w:rPr>
+        <w:t xml:space="preserve"> Ye, Hannah Qin, Matthew Alonzo, Angela Onorato, Aaron Argall, et al. "Common and Divergent Cellular </w:t>
+      </w:r>
+      <w:proofErr w:type="spellStart"/>
+      <w:r>
+        <w:rPr>
+          <w:rFonts w:ascii="Arial" w:hAnsi="Arial" w:cs="Arial"/>
+        </w:rPr>
+        <w:t>Aetiologies</w:t>
+      </w:r>
+      <w:proofErr w:type="spellEnd"/>
+      <w:r>
+        <w:rPr>
+          <w:rFonts w:ascii="Arial" w:hAnsi="Arial" w:cs="Arial"/>
+        </w:rPr>
+        <w:t xml:space="preserve"> Underlying Hypoplastic Left Heart Syndrome and Hypoplastic Right Heart Syndrome." </w:t>
+      </w:r>
+      <w:r>
+        <w:rPr>
+          <w:rFonts w:ascii="Arial" w:hAnsi="Arial" w:cs="Arial"/>
           <w:i/>
           <w:iCs/>
-          <w:noProof/>
-          <w:sz w:val="22"/>
-          <w:szCs w:val="22"/>
-        </w:rPr>
-        <w:t>, et al.</w:t>
-      </w:r>
-      <w:r>
-        <w:rPr>
-          <w:noProof/>
-          <w:sz w:val="22"/>
-          <w:szCs w:val="22"/>
-        </w:rPr>
-        <w:t xml:space="preserve"> "Targeting Metabolic Sensing Switch Gpr84 on Macrophages for Cancer Immunotherapy." </w:t>
-      </w:r>
-      <w:r>
-        <w:rPr>
-          <w:i/>
-          <w:iCs/>
-          <w:noProof/>
-          <w:sz w:val="22"/>
-          <w:szCs w:val="22"/>
-        </w:rPr>
-        <w:t xml:space="preserve">Cancer Immunology, Immunotherapy </w:t>
-      </w:r>
-      <w:r>
-        <w:rPr>
-          <w:noProof/>
-          <w:sz w:val="22"/>
-          <w:szCs w:val="22"/>
-        </w:rPr>
-        <w:t>73, no. 3 (2024): 52.</w:t>
-      </w:r>
-    </w:p>
-    <w:p>
-      <w:pPr>
-        <w:pStyle w:val="EndNoteBibliography"/>
+        </w:rPr>
+        <w:t>European Heart Journal</w:t>
+      </w:r>
+      <w:r>
+        <w:rPr>
+          <w:rFonts w:ascii="Arial" w:hAnsi="Arial" w:cs="Arial"/>
+        </w:rPr>
+        <w:t xml:space="preserve"> 46, no. 20 (2025): 1946–1949.</w:t>
+      </w:r>
+    </w:p>
+    <w:p>
+      <w:pPr>
+        <w:pStyle w:val="ListParagraph"/>
         <w:numPr>
           <w:ilvl w:val="0"/>
-          <w:numId w:val="4"/>
+          <w:numId w:val="10"/>
         </w:numPr>
-        <w:spacing w:line="276" w:lineRule="auto"/>
-        <w:rPr>
-          <w:noProof/>
-          <w:sz w:val="22"/>
-          <w:szCs w:val="22"/>
-        </w:rPr>
-      </w:pPr>
-      <w:r>
-        <w:rPr>
-          <w:noProof/>
-          <w:sz w:val="22"/>
-          <w:szCs w:val="22"/>
-        </w:rPr>
-        <w:t xml:space="preserve">Li, Yang, Yizhong Wang, </w:t>
-      </w:r>
-      <w:r>
-        <w:rPr>
-          <w:b/>
-          <w:bCs/>
-          <w:noProof/>
-          <w:sz w:val="22"/>
-          <w:szCs w:val="22"/>
+        <w:spacing w:after="0"/>
+        <w:ind w:firstLineChars="0"/>
+        <w:rPr>
+          <w:rFonts w:ascii="Arial" w:hAnsi="Arial" w:cs="Arial"/>
+        </w:rPr>
+      </w:pPr>
+      <w:r>
+        <w:rPr>
+          <w:rFonts w:ascii="Arial" w:hAnsi="Arial" w:cs="Arial"/>
+        </w:rPr>
+        <w:t xml:space="preserve">Alonzo, Matthew, Zhaohui Xu, Yang Yu, </w:t>
+      </w:r>
+      <w:proofErr w:type="spellStart"/>
+      <w:r>
+        <w:rPr>
+          <w:rFonts w:ascii="Arial" w:hAnsi="Arial" w:cs="Arial"/>
+        </w:rPr>
+        <w:t>Shiqiao</w:t>
+      </w:r>
+      <w:proofErr w:type="spellEnd"/>
+      <w:r>
+        <w:rPr>
+          <w:rFonts w:ascii="Arial" w:hAnsi="Arial" w:cs="Arial"/>
+        </w:rPr>
+        <w:t xml:space="preserve"> Ye, </w:t>
+      </w:r>
+      <w:r>
+        <w:rPr>
+          <w:rFonts w:ascii="Arial" w:hAnsi="Arial" w:cs="Arial"/>
+          <w:b/>
+          <w:bCs/>
         </w:rPr>
         <w:t>Cankun Wang</w:t>
       </w:r>
       <w:r>
         <w:rPr>
-          <w:noProof/>
-          <w:sz w:val="22"/>
-          <w:szCs w:val="22"/>
-        </w:rPr>
-        <w:t xml:space="preserve">, Anjun Ma, Qin Ma, and Bingqiang Liu. "A Weighted Two-Stage Sequence Alignment Framework to Identify Motifs from Chip-Exo Data." </w:t>
-      </w:r>
-      <w:r>
-        <w:rPr>
+          <w:rFonts w:ascii="Arial" w:hAnsi="Arial" w:cs="Arial"/>
+        </w:rPr>
+        <w:t xml:space="preserve">, Jerry Wang, Megan McNutt, et al. "Cell-Free RNA Signatures in Maternal Blood with Fetal Congenital Heart Disease." </w:t>
+      </w:r>
+      <w:r>
+        <w:rPr>
+          <w:rFonts w:ascii="Arial" w:hAnsi="Arial" w:cs="Arial"/>
           <w:i/>
           <w:iCs/>
-          <w:noProof/>
-          <w:sz w:val="22"/>
-          <w:szCs w:val="22"/>
-        </w:rPr>
-        <w:t xml:space="preserve">Patterns </w:t>
-      </w:r>
-      <w:r>
-        <w:rPr>
-          <w:noProof/>
-          <w:sz w:val="22"/>
-          <w:szCs w:val="22"/>
-        </w:rPr>
-        <w:t xml:space="preserve"> (2024).</w:t>
-      </w:r>
-    </w:p>
-    <w:p>
-      <w:pPr>
-        <w:pStyle w:val="EndNoteBibliography"/>
+        </w:rPr>
+        <w:t>Circulation Research</w:t>
+      </w:r>
+      <w:r>
+        <w:rPr>
+          <w:rFonts w:ascii="Arial" w:hAnsi="Arial" w:cs="Arial"/>
+        </w:rPr>
+        <w:t xml:space="preserve"> 135, no. 10 (2024): 1021–1024.</w:t>
+      </w:r>
+    </w:p>
+    <w:p>
+      <w:pPr>
+        <w:pStyle w:val="ListParagraph"/>
         <w:numPr>
           <w:ilvl w:val="0"/>
-          <w:numId w:val="4"/>
+          <w:numId w:val="10"/>
         </w:numPr>
-        <w:spacing w:line="276" w:lineRule="auto"/>
-        <w:rPr>
-          <w:noProof/>
-          <w:sz w:val="22"/>
-          <w:szCs w:val="22"/>
-        </w:rPr>
-      </w:pPr>
-      <w:r>
-        <w:rPr>
-          <w:noProof/>
-          <w:sz w:val="22"/>
-          <w:szCs w:val="22"/>
-        </w:rPr>
-        <w:t xml:space="preserve">Li, Yingjie, </w:t>
-      </w:r>
-      <w:r>
-        <w:rPr>
-          <w:b/>
-          <w:bCs/>
-          <w:noProof/>
-          <w:sz w:val="22"/>
-          <w:szCs w:val="22"/>
+        <w:spacing w:after="0"/>
+        <w:ind w:firstLineChars="0"/>
+        <w:rPr>
+          <w:rFonts w:ascii="Arial" w:hAnsi="Arial" w:cs="Arial"/>
+        </w:rPr>
+      </w:pPr>
+      <w:r>
+        <w:rPr>
+          <w:rFonts w:ascii="Arial" w:hAnsi="Arial" w:cs="Arial"/>
+        </w:rPr>
+        <w:t xml:space="preserve">Anjun Ma, Xiaoying Wang, </w:t>
+      </w:r>
+      <w:proofErr w:type="spellStart"/>
+      <w:r>
+        <w:rPr>
+          <w:rFonts w:ascii="Arial" w:hAnsi="Arial" w:cs="Arial"/>
+        </w:rPr>
+        <w:t>Jingxian</w:t>
+      </w:r>
+      <w:proofErr w:type="spellEnd"/>
+      <w:r>
+        <w:rPr>
+          <w:rFonts w:ascii="Arial" w:hAnsi="Arial" w:cs="Arial"/>
+        </w:rPr>
+        <w:t xml:space="preserve"> Li, </w:t>
+      </w:r>
+      <w:r>
+        <w:rPr>
+          <w:rFonts w:ascii="Arial" w:hAnsi="Arial" w:cs="Arial"/>
+          <w:b/>
+          <w:bCs/>
         </w:rPr>
         <w:t>Cankun Wang</w:t>
       </w:r>
       <w:r>
         <w:rPr>
-          <w:noProof/>
-          <w:sz w:val="22"/>
-          <w:szCs w:val="22"/>
-        </w:rPr>
-        <w:t>, Anjun Ma, Abdul Qawee Rani, Mingjue Luo, Jenny Li, Xuefeng Liu, and Qin Ma. "Identification of Hpv Oncogene and Host Cell Differentiation Associated Cellular Heterogeneity in Cervical Cancer Via Single</w:t>
-      </w:r>
-      <w:r>
-        <w:rPr>
-          <w:rFonts w:ascii="Cambria Math" w:hAnsi="Cambria Math" w:cs="Cambria Math"/>
-          <w:noProof/>
-          <w:sz w:val="22"/>
-          <w:szCs w:val="22"/>
-        </w:rPr>
-        <w:t>‐</w:t>
-      </w:r>
-      <w:r>
-        <w:rPr>
-          <w:noProof/>
-          <w:sz w:val="22"/>
-          <w:szCs w:val="22"/>
-        </w:rPr>
-        <w:t xml:space="preserve">Cell Transcriptomic Analysis." </w:t>
-      </w:r>
-      <w:r>
-        <w:rPr>
+          <w:rFonts w:ascii="Arial" w:hAnsi="Arial" w:cs="Arial"/>
+        </w:rPr>
+        <w:t xml:space="preserve">, Tong Xiao, </w:t>
+      </w:r>
+      <w:proofErr w:type="spellStart"/>
+      <w:r>
+        <w:rPr>
+          <w:rFonts w:ascii="Arial" w:hAnsi="Arial" w:cs="Arial"/>
+        </w:rPr>
+        <w:t>Yuntao</w:t>
+      </w:r>
+      <w:proofErr w:type="spellEnd"/>
+      <w:r>
+        <w:rPr>
+          <w:rFonts w:ascii="Arial" w:hAnsi="Arial" w:cs="Arial"/>
+        </w:rPr>
+        <w:t xml:space="preserve"> Liu, Hao Cheng, </w:t>
+      </w:r>
+      <w:proofErr w:type="spellStart"/>
+      <w:r>
+        <w:rPr>
+          <w:rFonts w:ascii="Arial" w:hAnsi="Arial" w:cs="Arial"/>
+        </w:rPr>
+        <w:t>Juexin</w:t>
+      </w:r>
+      <w:proofErr w:type="spellEnd"/>
+      <w:r>
+        <w:rPr>
+          <w:rFonts w:ascii="Arial" w:hAnsi="Arial" w:cs="Arial"/>
+        </w:rPr>
+        <w:t xml:space="preserve"> Wang, Yang Li, Yuzhou Chang, </w:t>
+      </w:r>
+      <w:proofErr w:type="spellStart"/>
+      <w:r>
+        <w:rPr>
+          <w:rFonts w:ascii="Arial" w:hAnsi="Arial" w:cs="Arial"/>
+        </w:rPr>
+        <w:t>Jinpu</w:t>
+      </w:r>
+      <w:proofErr w:type="spellEnd"/>
+      <w:r>
+        <w:rPr>
+          <w:rFonts w:ascii="Arial" w:hAnsi="Arial" w:cs="Arial"/>
+        </w:rPr>
+        <w:t xml:space="preserve"> Li, </w:t>
+      </w:r>
+      <w:proofErr w:type="spellStart"/>
+      <w:r>
+        <w:rPr>
+          <w:rFonts w:ascii="Arial" w:hAnsi="Arial" w:cs="Arial"/>
+        </w:rPr>
+        <w:t>Duolin</w:t>
+      </w:r>
+      <w:proofErr w:type="spellEnd"/>
+      <w:r>
+        <w:rPr>
+          <w:rFonts w:ascii="Arial" w:hAnsi="Arial" w:cs="Arial"/>
+        </w:rPr>
+        <w:t xml:space="preserve"> Wang, </w:t>
+      </w:r>
+      <w:proofErr w:type="spellStart"/>
+      <w:r>
+        <w:rPr>
+          <w:rFonts w:ascii="Arial" w:hAnsi="Arial" w:cs="Arial"/>
+        </w:rPr>
+        <w:t>Yuexu</w:t>
+      </w:r>
+      <w:proofErr w:type="spellEnd"/>
+      <w:r>
+        <w:rPr>
+          <w:rFonts w:ascii="Arial" w:hAnsi="Arial" w:cs="Arial"/>
+        </w:rPr>
+        <w:t xml:space="preserve"> Jiang, Li Su, Gang Xin, </w:t>
+      </w:r>
+      <w:proofErr w:type="spellStart"/>
+      <w:r>
+        <w:rPr>
+          <w:rFonts w:ascii="Arial" w:hAnsi="Arial" w:cs="Arial"/>
+        </w:rPr>
+        <w:t>Shaopeng</w:t>
+      </w:r>
+      <w:proofErr w:type="spellEnd"/>
+      <w:r>
+        <w:rPr>
+          <w:rFonts w:ascii="Arial" w:hAnsi="Arial" w:cs="Arial"/>
+        </w:rPr>
+        <w:t xml:space="preserve"> Gu, </w:t>
+      </w:r>
+      <w:proofErr w:type="spellStart"/>
+      <w:r>
+        <w:rPr>
+          <w:rFonts w:ascii="Arial" w:hAnsi="Arial" w:cs="Arial"/>
+        </w:rPr>
+        <w:t>Zihai</w:t>
+      </w:r>
+      <w:proofErr w:type="spellEnd"/>
+      <w:r>
+        <w:rPr>
+          <w:rFonts w:ascii="Arial" w:hAnsi="Arial" w:cs="Arial"/>
+        </w:rPr>
+        <w:t xml:space="preserve"> Li, </w:t>
+      </w:r>
+      <w:proofErr w:type="spellStart"/>
+      <w:r>
+        <w:rPr>
+          <w:rFonts w:ascii="Arial" w:hAnsi="Arial" w:cs="Arial"/>
+        </w:rPr>
+        <w:t>Bingqiang</w:t>
+      </w:r>
+      <w:proofErr w:type="spellEnd"/>
+      <w:r>
+        <w:rPr>
+          <w:rFonts w:ascii="Arial" w:hAnsi="Arial" w:cs="Arial"/>
+        </w:rPr>
+        <w:t xml:space="preserve"> Liu, Dong Xu, and Qin Ma. "Single-Cell Biological Network Inference Using a Heterogeneous Graph Transformer." </w:t>
+      </w:r>
+      <w:r>
+        <w:rPr>
+          <w:rFonts w:ascii="Arial" w:hAnsi="Arial" w:cs="Arial"/>
           <w:i/>
           <w:iCs/>
-          <w:noProof/>
-          <w:sz w:val="22"/>
-          <w:szCs w:val="22"/>
-        </w:rPr>
-        <w:t xml:space="preserve">Journal of Medical Virology </w:t>
-      </w:r>
-      <w:r>
-        <w:rPr>
-          <w:noProof/>
-          <w:sz w:val="22"/>
-          <w:szCs w:val="22"/>
-        </w:rPr>
-        <w:t>95, no. 8 (2023): e29060.</w:t>
-      </w:r>
-    </w:p>
-    <w:p>
-      <w:pPr>
-        <w:pStyle w:val="EndNoteBibliography"/>
+        </w:rPr>
+        <w:t>Nature Communications</w:t>
+      </w:r>
+      <w:r>
+        <w:rPr>
+          <w:rFonts w:ascii="Arial" w:hAnsi="Arial" w:cs="Arial"/>
+        </w:rPr>
+        <w:t xml:space="preserve"> 14, no. 1 (2023): 964.</w:t>
+      </w:r>
+    </w:p>
+    <w:p>
+      <w:pPr>
+        <w:pStyle w:val="ListParagraph"/>
         <w:numPr>
           <w:ilvl w:val="0"/>
-          <w:numId w:val="4"/>
+          <w:numId w:val="10"/>
         </w:numPr>
-        <w:spacing w:line="276" w:lineRule="auto"/>
-        <w:rPr>
-          <w:noProof/>
-          <w:sz w:val="22"/>
-          <w:szCs w:val="22"/>
-        </w:rPr>
-      </w:pPr>
-      <w:r>
-        <w:rPr>
-          <w:noProof/>
-          <w:sz w:val="22"/>
-          <w:szCs w:val="22"/>
-        </w:rPr>
-        <w:t xml:space="preserve">Lobentanzer, Sebastian, Shaohong Feng, The BioChatter Consortium, Andreas Maier, </w:t>
-      </w:r>
-      <w:r>
-        <w:rPr>
-          <w:b/>
-          <w:bCs/>
-          <w:noProof/>
-          <w:sz w:val="22"/>
-          <w:szCs w:val="22"/>
+        <w:spacing w:after="0"/>
+        <w:ind w:firstLineChars="0"/>
+        <w:rPr>
+          <w:rFonts w:ascii="Arial" w:hAnsi="Arial" w:cs="Arial"/>
+        </w:rPr>
+      </w:pPr>
+      <w:r>
+        <w:rPr>
+          <w:rFonts w:ascii="Arial" w:hAnsi="Arial" w:cs="Arial"/>
+        </w:rPr>
+        <w:t xml:space="preserve">Faith H. Brennan, Yang Li, </w:t>
+      </w:r>
+      <w:r>
+        <w:rPr>
+          <w:rFonts w:ascii="Arial" w:hAnsi="Arial" w:cs="Arial"/>
+          <w:b/>
+          <w:bCs/>
         </w:rPr>
         <w:t>Cankun Wang</w:t>
       </w:r>
       <w:r>
         <w:rPr>
-          <w:noProof/>
-          <w:sz w:val="22"/>
-          <w:szCs w:val="22"/>
-        </w:rPr>
-        <w:t xml:space="preserve">, Jan Baumbach, Nils Krehl, Qin Ma, and Julio Saez-Rodriguez. "A Platform for the Biomedical Application of Large Language Models." </w:t>
-      </w:r>
-      <w:r>
-        <w:rPr>
+          <w:rFonts w:ascii="Arial" w:hAnsi="Arial" w:cs="Arial"/>
+        </w:rPr>
+        <w:t xml:space="preserve">, Anjun Ma, Qi Guo, Yi Li, Nicole </w:t>
+      </w:r>
+      <w:proofErr w:type="spellStart"/>
+      <w:r>
+        <w:rPr>
+          <w:rFonts w:ascii="Arial" w:hAnsi="Arial" w:cs="Arial"/>
+        </w:rPr>
+        <w:t>Pukos</w:t>
+      </w:r>
+      <w:proofErr w:type="spellEnd"/>
+      <w:r>
+        <w:rPr>
+          <w:rFonts w:ascii="Arial" w:hAnsi="Arial" w:cs="Arial"/>
+        </w:rPr>
+        <w:t xml:space="preserve">, Warren A. Campbell, Kristina G. Witcher, Zhen Guan, Kristina A. </w:t>
+      </w:r>
+      <w:proofErr w:type="spellStart"/>
+      <w:r>
+        <w:rPr>
+          <w:rFonts w:ascii="Arial" w:hAnsi="Arial" w:cs="Arial"/>
+        </w:rPr>
+        <w:t>Kigerl</w:t>
+      </w:r>
+      <w:proofErr w:type="spellEnd"/>
+      <w:r>
+        <w:rPr>
+          <w:rFonts w:ascii="Arial" w:hAnsi="Arial" w:cs="Arial"/>
+        </w:rPr>
+        <w:t xml:space="preserve">, Jodie C. E. Hall, Jonathan P. Godbout, Andy J. Fischer, Dana M. McTigue, Zhigang He, Qin Ma, and Phillip G. Popovich. "Microglia Coordinate Cellular Interactions during Spinal Cord Repair in Mice." </w:t>
+      </w:r>
+      <w:r>
+        <w:rPr>
+          <w:rFonts w:ascii="Arial" w:hAnsi="Arial" w:cs="Arial"/>
           <w:i/>
           <w:iCs/>
-          <w:noProof/>
-          <w:sz w:val="22"/>
-          <w:szCs w:val="22"/>
-        </w:rPr>
-        <w:t xml:space="preserve">arXiv preprint arXiv:2305.06488 </w:t>
-      </w:r>
-      <w:r>
-        <w:rPr>
-          <w:noProof/>
-          <w:sz w:val="22"/>
-          <w:szCs w:val="22"/>
-        </w:rPr>
-        <w:t xml:space="preserve"> (2023).</w:t>
-      </w:r>
-    </w:p>
-    <w:p>
-      <w:pPr>
-        <w:pStyle w:val="EndNoteBibliography"/>
+        </w:rPr>
+        <w:t>Nature Communications</w:t>
+      </w:r>
+      <w:r>
+        <w:rPr>
+          <w:rFonts w:ascii="Arial" w:hAnsi="Arial" w:cs="Arial"/>
+        </w:rPr>
+        <w:t xml:space="preserve"> 13, no. 1 (2022): 4096.</w:t>
+      </w:r>
+    </w:p>
+    <w:p>
+      <w:pPr>
+        <w:pStyle w:val="ListParagraph"/>
         <w:numPr>
           <w:ilvl w:val="0"/>
-          <w:numId w:val="4"/>
+          <w:numId w:val="10"/>
         </w:numPr>
+        <w:spacing w:after="0"/>
+        <w:ind w:firstLineChars="0"/>
+        <w:rPr>
+          <w:rFonts w:ascii="Arial" w:hAnsi="Arial" w:cs="Arial"/>
+        </w:rPr>
+      </w:pPr>
+      <w:proofErr w:type="spellStart"/>
+      <w:r>
+        <w:rPr>
+          <w:rFonts w:ascii="Arial" w:hAnsi="Arial" w:cs="Arial"/>
+        </w:rPr>
+        <w:t>SenNet</w:t>
+      </w:r>
+      <w:proofErr w:type="spellEnd"/>
+      <w:r>
+        <w:rPr>
+          <w:rFonts w:ascii="Arial" w:hAnsi="Arial" w:cs="Arial"/>
+        </w:rPr>
+        <w:t xml:space="preserve"> Consortium. "NIH </w:t>
+      </w:r>
+      <w:proofErr w:type="spellStart"/>
+      <w:r>
+        <w:rPr>
+          <w:rFonts w:ascii="Arial" w:hAnsi="Arial" w:cs="Arial"/>
+        </w:rPr>
+        <w:t>SenNet</w:t>
+      </w:r>
+      <w:proofErr w:type="spellEnd"/>
+      <w:r>
+        <w:rPr>
+          <w:rFonts w:ascii="Arial" w:hAnsi="Arial" w:cs="Arial"/>
+        </w:rPr>
+        <w:t xml:space="preserve"> Consortium to Map Senescent Cells throughout the Human Lifespan to Understand Physiological Health." </w:t>
+      </w:r>
+      <w:r>
+        <w:rPr>
+          <w:rFonts w:ascii="Arial" w:hAnsi="Arial" w:cs="Arial"/>
+          <w:i/>
+          <w:iCs/>
+        </w:rPr>
+        <w:t>Nature Aging</w:t>
+      </w:r>
+      <w:r>
+        <w:rPr>
+          <w:rFonts w:ascii="Arial" w:hAnsi="Arial" w:cs="Arial"/>
+        </w:rPr>
+        <w:t xml:space="preserve"> 2, no. 12 (2022): 1090–1100.</w:t>
+      </w:r>
+    </w:p>
+    <w:p>
+      <w:pPr>
         <w:spacing w:line="276" w:lineRule="auto"/>
         <w:rPr>
-          <w:noProof/>
-          <w:sz w:val="22"/>
-          <w:szCs w:val="22"/>
-        </w:rPr>
-      </w:pPr>
-      <w:r>
-        <w:rPr>
-          <w:noProof/>
-          <w:sz w:val="22"/>
-          <w:szCs w:val="22"/>
-        </w:rPr>
-        <w:t xml:space="preserve">Wang, Yizhong, Yang Li, </w:t>
-      </w:r>
-      <w:r>
-        <w:rPr>
-          <w:b/>
-          <w:bCs/>
-          <w:noProof/>
-          <w:sz w:val="22"/>
-          <w:szCs w:val="22"/>
-        </w:rPr>
-        <w:t>Cankun Wang</w:t>
-      </w:r>
-      <w:r>
-        <w:rPr>
-          <w:noProof/>
-          <w:sz w:val="22"/>
-          <w:szCs w:val="22"/>
-        </w:rPr>
-        <w:t xml:space="preserve">, Chan-Wang Jerry Lio, Qin Ma, and Bingqiang Liu. "Cemig: Prediction of the Cis-Regulatory Motif Using the De Bruijn Graph from Atac-Seq." </w:t>
-      </w:r>
-      <w:r>
-        <w:rPr>
+          <w:rFonts w:ascii="Arial" w:hAnsi="Arial" w:cs="Arial"/>
+          <w:b/>
+          <w:bCs/>
           <w:i/>
           <w:iCs/>
-          <w:noProof/>
-          <w:sz w:val="22"/>
-          <w:szCs w:val="22"/>
-        </w:rPr>
-        <w:t xml:space="preserve">Briefings in Bioinformatics </w:t>
-      </w:r>
-      <w:r>
-        <w:rPr>
-          <w:noProof/>
-          <w:sz w:val="22"/>
-          <w:szCs w:val="22"/>
-        </w:rPr>
-        <w:t>25, no. 1 (2024): bbad505.</w:t>
-      </w:r>
-    </w:p>
-    <w:p>
-      <w:pPr>
-        <w:pStyle w:val="EndNoteBibliography"/>
+          <w:sz w:val="22"/>
+          <w:szCs w:val="22"/>
+        </w:rPr>
+      </w:pPr>
+    </w:p>
+    <w:p>
+      <w:pPr>
+        <w:spacing w:line="276" w:lineRule="auto"/>
+        <w:rPr>
+          <w:rFonts w:ascii="Arial" w:hAnsi="Arial" w:cs="Arial"/>
+          <w:sz w:val="22"/>
+          <w:szCs w:val="22"/>
+          <w:u w:val="single"/>
+        </w:rPr>
+      </w:pPr>
+      <w:r>
+        <w:rPr>
+          <w:rFonts w:ascii="Arial" w:hAnsi="Arial" w:cs="Arial"/>
+          <w:i/>
+          <w:iCs/>
+          <w:sz w:val="22"/>
+          <w:szCs w:val="22"/>
+          <w:u w:val="single"/>
+        </w:rPr>
+        <w:t>Contributing author</w:t>
+      </w:r>
+    </w:p>
+    <w:p>
+      <w:pPr>
+        <w:pStyle w:val="ListParagraph"/>
         <w:numPr>
           <w:ilvl w:val="0"/>
-          <w:numId w:val="4"/>
+          <w:numId w:val="11"/>
         </w:numPr>
-        <w:spacing w:line="276" w:lineRule="auto"/>
-        <w:rPr>
-          <w:noProof/>
-          <w:sz w:val="22"/>
-          <w:szCs w:val="22"/>
-        </w:rPr>
-      </w:pPr>
-      <w:r>
-        <w:rPr>
-          <w:noProof/>
-          <w:sz w:val="22"/>
-          <w:szCs w:val="22"/>
-        </w:rPr>
-        <w:t xml:space="preserve">Xiao, Tong, Johanna Schafer, No-joon Song, </w:t>
-      </w:r>
-      <w:r>
-        <w:rPr>
-          <w:b/>
-          <w:bCs/>
-          <w:noProof/>
-          <w:sz w:val="22"/>
-          <w:szCs w:val="22"/>
+        <w:spacing w:after="0"/>
+        <w:ind w:firstLineChars="0"/>
+        <w:rPr>
+          <w:rFonts w:ascii="Arial" w:hAnsi="Arial" w:cs="Arial"/>
+        </w:rPr>
+      </w:pPr>
+      <w:r>
+        <w:rPr>
+          <w:rFonts w:ascii="Arial" w:hAnsi="Arial" w:cs="Arial"/>
+        </w:rPr>
+        <w:t xml:space="preserve">Acosta, Diana, </w:t>
+      </w:r>
+      <w:r>
+        <w:rPr>
+          <w:rFonts w:ascii="Arial" w:hAnsi="Arial" w:cs="Arial"/>
+          <w:b/>
+          <w:bCs/>
         </w:rPr>
         <w:t>Cankun Wang</w:t>
       </w:r>
       <w:r>
         <w:rPr>
-          <w:noProof/>
-          <w:sz w:val="22"/>
-          <w:szCs w:val="22"/>
-        </w:rPr>
-        <w:t xml:space="preserve">, Payton Weltge, Xue Li, Qin Ma, and Zihai Li. "Novel Mechanisms of Androgen Receptor-Centered Transcriptional Regulatory Network in Regulating Cd8+ T Cell Exhaustion and Sex Bias in Cancer." </w:t>
-      </w:r>
-      <w:r>
-        <w:rPr>
+          <w:rFonts w:ascii="Arial" w:hAnsi="Arial" w:cs="Arial"/>
+        </w:rPr>
+        <w:t xml:space="preserve">, Qin Ma, and </w:t>
+      </w:r>
+      <w:proofErr w:type="spellStart"/>
+      <w:r>
+        <w:rPr>
+          <w:rFonts w:ascii="Arial" w:hAnsi="Arial" w:cs="Arial"/>
+        </w:rPr>
+        <w:t>Hongjun</w:t>
+      </w:r>
+      <w:proofErr w:type="spellEnd"/>
+      <w:r>
+        <w:rPr>
+          <w:rFonts w:ascii="Arial" w:hAnsi="Arial" w:cs="Arial"/>
+        </w:rPr>
+        <w:t xml:space="preserve"> Fu. "Utilizing Single-Cell and Spatial RNA-Seq Database for Alzheimer's Disease (</w:t>
+      </w:r>
+      <w:proofErr w:type="spellStart"/>
+      <w:r>
+        <w:rPr>
+          <w:rFonts w:ascii="Arial" w:hAnsi="Arial" w:cs="Arial"/>
+        </w:rPr>
+        <w:t>ssREAD</w:t>
+      </w:r>
+      <w:proofErr w:type="spellEnd"/>
+      <w:r>
+        <w:rPr>
+          <w:rFonts w:ascii="Arial" w:hAnsi="Arial" w:cs="Arial"/>
+        </w:rPr>
+        <w:t xml:space="preserve">) in Hypothesis-Driven Queries." </w:t>
+      </w:r>
+      <w:r>
+        <w:rPr>
+          <w:rFonts w:ascii="Arial" w:hAnsi="Arial" w:cs="Arial"/>
           <w:i/>
           <w:iCs/>
-          <w:noProof/>
-          <w:sz w:val="22"/>
-          <w:szCs w:val="22"/>
-        </w:rPr>
-        <w:t xml:space="preserve">The Journal of Immunology </w:t>
-      </w:r>
-      <w:r>
-        <w:rPr>
-          <w:noProof/>
-          <w:sz w:val="22"/>
-          <w:szCs w:val="22"/>
-        </w:rPr>
-        <w:t>210, no. 1_Supplement (2023): 171.13-71.13.</w:t>
-      </w:r>
-    </w:p>
-    <w:p>
-      <w:pPr>
-        <w:pStyle w:val="EndNoteBibliography"/>
+        </w:rPr>
+        <w:t>Neural Regeneration Research</w:t>
+      </w:r>
+      <w:r>
+        <w:rPr>
+          <w:rFonts w:ascii="Arial" w:hAnsi="Arial" w:cs="Arial"/>
+        </w:rPr>
+        <w:t xml:space="preserve"> 21, no. 2 (2026): 677.</w:t>
+      </w:r>
+    </w:p>
+    <w:p>
+      <w:pPr>
+        <w:pStyle w:val="ListParagraph"/>
         <w:numPr>
           <w:ilvl w:val="0"/>
-          <w:numId w:val="4"/>
+          <w:numId w:val="11"/>
         </w:numPr>
-        <w:spacing w:line="276" w:lineRule="auto"/>
-        <w:rPr>
-          <w:noProof/>
-          <w:sz w:val="22"/>
-          <w:szCs w:val="22"/>
-        </w:rPr>
-      </w:pPr>
-      <w:r>
-        <w:rPr>
-          <w:noProof/>
-          <w:sz w:val="22"/>
-          <w:szCs w:val="22"/>
-        </w:rPr>
-        <w:t xml:space="preserve">Hussan, Hisham, Steven K Clinton, Elizabeth M Grainger, Maxine Webb, </w:t>
-      </w:r>
-      <w:r>
-        <w:rPr>
-          <w:b/>
-          <w:bCs/>
-          <w:noProof/>
-          <w:sz w:val="22"/>
-          <w:szCs w:val="22"/>
-        </w:rPr>
-        <w:t>Cankun Wang</w:t>
-      </w:r>
-      <w:r>
-        <w:rPr>
-          <w:noProof/>
-          <w:sz w:val="22"/>
-          <w:szCs w:val="22"/>
-        </w:rPr>
-        <w:t>, Amy Webb, Bradley Needleman</w:t>
-      </w:r>
-      <w:r>
-        <w:rPr>
+        <w:spacing w:after="0"/>
+        <w:ind w:firstLineChars="0"/>
+        <w:rPr>
+          <w:rFonts w:ascii="Arial" w:hAnsi="Arial" w:cs="Arial"/>
+        </w:rPr>
+      </w:pPr>
+      <w:proofErr w:type="spellStart"/>
+      <w:r>
+        <w:rPr>
+          <w:rFonts w:ascii="Arial" w:hAnsi="Arial" w:cs="Arial"/>
+        </w:rPr>
+        <w:t>Baoyinna</w:t>
+      </w:r>
+      <w:proofErr w:type="spellEnd"/>
+      <w:r>
+        <w:rPr>
+          <w:rFonts w:ascii="Arial" w:hAnsi="Arial" w:cs="Arial"/>
+        </w:rPr>
+        <w:t xml:space="preserve">, </w:t>
+      </w:r>
+      <w:proofErr w:type="spellStart"/>
+      <w:r>
+        <w:rPr>
+          <w:rFonts w:ascii="Arial" w:hAnsi="Arial" w:cs="Arial"/>
+        </w:rPr>
+        <w:t>Baoyinna</w:t>
+      </w:r>
+      <w:proofErr w:type="spellEnd"/>
+      <w:r>
+        <w:rPr>
+          <w:rFonts w:ascii="Arial" w:hAnsi="Arial" w:cs="Arial"/>
+        </w:rPr>
+        <w:t xml:space="preserve">, Jinshan He, Jiaxing Miao, et al. "Activation of USP30 Disrupts Endothelial Cell Function and Aggravates Acute Lung Injury through Regulating the S-Adenosylmethionine Cycle." </w:t>
+      </w:r>
+      <w:r>
+        <w:rPr>
+          <w:rFonts w:ascii="Arial" w:hAnsi="Arial" w:cs="Arial"/>
           <w:i/>
           <w:iCs/>
-          <w:noProof/>
-          <w:sz w:val="22"/>
-          <w:szCs w:val="22"/>
-        </w:rPr>
-        <w:t>, et al.</w:t>
-      </w:r>
-      <w:r>
-        <w:rPr>
-          <w:noProof/>
-          <w:sz w:val="22"/>
-          <w:szCs w:val="22"/>
-        </w:rPr>
-        <w:t xml:space="preserve"> "Distinctive Patterns of Sulfide-and Butyrate-Metabolizing Bacteria after Bariatric Surgery: Potential Implications for Colorectal Cancer Risk." </w:t>
-      </w:r>
-      <w:r>
-        <w:rPr>
-          <w:i/>
-          <w:iCs/>
-          <w:noProof/>
-          <w:sz w:val="22"/>
-          <w:szCs w:val="22"/>
-        </w:rPr>
-        <w:t xml:space="preserve">Gut Microbes </w:t>
-      </w:r>
-      <w:r>
-        <w:rPr>
-          <w:noProof/>
-          <w:sz w:val="22"/>
-          <w:szCs w:val="22"/>
-        </w:rPr>
-        <w:t>15, no. 2 (2023): 2255345.</w:t>
-      </w:r>
-    </w:p>
-    <w:p>
-      <w:pPr>
-        <w:pStyle w:val="EndNoteBibliography"/>
+        </w:rPr>
+        <w:t>Advanced Science</w:t>
+      </w:r>
+      <w:r>
+        <w:rPr>
+          <w:rFonts w:ascii="Arial" w:hAnsi="Arial" w:cs="Arial"/>
+        </w:rPr>
+        <w:t xml:space="preserve"> 13, no. 2 (2026): e12807.</w:t>
+      </w:r>
+    </w:p>
+    <w:p>
+      <w:pPr>
+        <w:pStyle w:val="ListParagraph"/>
         <w:numPr>
           <w:ilvl w:val="0"/>
-          <w:numId w:val="4"/>
+          <w:numId w:val="11"/>
         </w:numPr>
-        <w:spacing w:line="276" w:lineRule="auto"/>
-        <w:jc w:val="left"/>
-        <w:rPr>
-          <w:noProof/>
-          <w:sz w:val="22"/>
-          <w:szCs w:val="22"/>
-        </w:rPr>
-      </w:pPr>
-      <w:r>
-        <w:rPr>
-          <w:noProof/>
-          <w:sz w:val="22"/>
-          <w:szCs w:val="22"/>
-        </w:rPr>
-        <w:tab/>
-        <w:t xml:space="preserve">Anjun Ma, Xiaoying Wang, Jingxian Li, </w:t>
-      </w:r>
-      <w:r>
-        <w:rPr>
-          <w:b/>
-          <w:bCs/>
-          <w:noProof/>
-          <w:sz w:val="22"/>
-          <w:szCs w:val="22"/>
+        <w:spacing w:after="0"/>
+        <w:ind w:firstLineChars="0"/>
+        <w:rPr>
+          <w:rFonts w:ascii="Arial" w:hAnsi="Arial" w:cs="Arial"/>
+        </w:rPr>
+      </w:pPr>
+      <w:r>
+        <w:rPr>
+          <w:rFonts w:ascii="Arial" w:hAnsi="Arial" w:cs="Arial"/>
+        </w:rPr>
+        <w:lastRenderedPageBreak/>
+        <w:t xml:space="preserve">Hasanaj, </w:t>
+      </w:r>
+      <w:proofErr w:type="spellStart"/>
+      <w:r>
+        <w:rPr>
+          <w:rFonts w:ascii="Arial" w:hAnsi="Arial" w:cs="Arial"/>
+        </w:rPr>
+        <w:t>Euxhen</w:t>
+      </w:r>
+      <w:proofErr w:type="spellEnd"/>
+      <w:r>
+        <w:rPr>
+          <w:rFonts w:ascii="Arial" w:hAnsi="Arial" w:cs="Arial"/>
+        </w:rPr>
+        <w:t xml:space="preserve">, Delphine Beaulieu, </w:t>
+      </w:r>
+      <w:r>
+        <w:rPr>
+          <w:rFonts w:ascii="Arial" w:hAnsi="Arial" w:cs="Arial"/>
+          <w:b/>
+          <w:bCs/>
         </w:rPr>
         <w:t>Cankun Wang</w:t>
       </w:r>
       <w:r>
         <w:rPr>
-          <w:noProof/>
-          <w:sz w:val="22"/>
-          <w:szCs w:val="22"/>
-        </w:rPr>
-        <w:t xml:space="preserve">, Tong Xiao, Yuntao Liu, Hao Cheng, Juexin Wang, Yang Li, Yuzhou Chang, Jinpu Li, Duolin Wang, Yuexu Jiang, Li Su, Gang Xin, Shaopeng Gu, Zihai Li, Bingqiang Liu, Dong Xu, &amp; Qin Ma. (2023). Single-cell biological network inference using a heterogeneous graph transformer. </w:t>
-      </w:r>
-      <w:r>
-        <w:rPr>
+          <w:rFonts w:ascii="Arial" w:hAnsi="Arial" w:cs="Arial"/>
+        </w:rPr>
+        <w:t>, Qianjiang Hu, Marta Bueno, John C. Sembrat, Ricardo H. Pineda, et al. "</w:t>
+      </w:r>
+      <w:proofErr w:type="spellStart"/>
+      <w:r>
+        <w:rPr>
+          <w:rFonts w:ascii="Arial" w:hAnsi="Arial" w:cs="Arial"/>
+        </w:rPr>
+        <w:t>SenSet</w:t>
+      </w:r>
+      <w:proofErr w:type="spellEnd"/>
+      <w:r>
+        <w:rPr>
+          <w:rFonts w:ascii="Arial" w:hAnsi="Arial" w:cs="Arial"/>
+        </w:rPr>
+        <w:t xml:space="preserve">, a Novel Human Lung Senescence Cell Gene Signature, Identifies Cell-Specific Senescence Mechanisms." </w:t>
+      </w:r>
+      <w:r>
+        <w:rPr>
+          <w:rFonts w:ascii="Arial" w:hAnsi="Arial" w:cs="Arial"/>
           <w:i/>
-          <w:noProof/>
-          <w:sz w:val="22"/>
-          <w:szCs w:val="22"/>
-        </w:rPr>
-        <w:t>Nature Communications, 14</w:t>
-      </w:r>
-      <w:r>
-        <w:rPr>
-          <w:noProof/>
-          <w:sz w:val="22"/>
-          <w:szCs w:val="22"/>
-        </w:rPr>
-        <w:t>(1), 964. doi:10.1038/s41467-023-36559-0</w:t>
-      </w:r>
-    </w:p>
-    <w:p>
-      <w:pPr>
-        <w:pStyle w:val="EndNoteBibliography"/>
+          <w:iCs/>
+        </w:rPr>
+        <w:t>bioRxiv</w:t>
+      </w:r>
+      <w:r>
+        <w:rPr>
+          <w:rFonts w:ascii="Arial" w:hAnsi="Arial" w:cs="Arial"/>
+        </w:rPr>
+        <w:t xml:space="preserve"> (2024).</w:t>
+      </w:r>
+    </w:p>
+    <w:p>
+      <w:pPr>
+        <w:pStyle w:val="ListParagraph"/>
         <w:numPr>
           <w:ilvl w:val="0"/>
-          <w:numId w:val="4"/>
+          <w:numId w:val="11"/>
         </w:numPr>
-        <w:spacing w:line="276" w:lineRule="auto"/>
-        <w:jc w:val="left"/>
-        <w:rPr>
-          <w:noProof/>
-          <w:sz w:val="22"/>
-          <w:szCs w:val="22"/>
-        </w:rPr>
-      </w:pPr>
-      <w:r>
-        <w:rPr>
-          <w:noProof/>
-          <w:sz w:val="22"/>
-          <w:szCs w:val="22"/>
-        </w:rPr>
-        <w:tab/>
-        <w:t xml:space="preserve">Jeffrey R. Atkinson, Andrew D. Jerome, Andrew R. Sas, Ashley Munie, </w:t>
-      </w:r>
-      <w:r>
-        <w:rPr>
-          <w:b/>
-          <w:bCs/>
-          <w:noProof/>
-          <w:sz w:val="22"/>
-          <w:szCs w:val="22"/>
+        <w:spacing w:after="0"/>
+        <w:ind w:firstLineChars="0"/>
+        <w:rPr>
+          <w:rFonts w:ascii="Arial" w:hAnsi="Arial" w:cs="Arial"/>
+        </w:rPr>
+      </w:pPr>
+      <w:r>
+        <w:rPr>
+          <w:rFonts w:ascii="Arial" w:hAnsi="Arial" w:cs="Arial"/>
+        </w:rPr>
+        <w:t xml:space="preserve">Lo Cascio, Filippa, </w:t>
+      </w:r>
+      <w:proofErr w:type="spellStart"/>
+      <w:r>
+        <w:rPr>
+          <w:rFonts w:ascii="Arial" w:hAnsi="Arial" w:cs="Arial"/>
+        </w:rPr>
+        <w:t>Suhyeorn</w:t>
+      </w:r>
+      <w:proofErr w:type="spellEnd"/>
+      <w:r>
+        <w:rPr>
+          <w:rFonts w:ascii="Arial" w:hAnsi="Arial" w:cs="Arial"/>
+        </w:rPr>
+        <w:t xml:space="preserve"> Park, Urmi Sengupta, Nicha </w:t>
+      </w:r>
+      <w:proofErr w:type="spellStart"/>
+      <w:r>
+        <w:rPr>
+          <w:rFonts w:ascii="Arial" w:hAnsi="Arial" w:cs="Arial"/>
+        </w:rPr>
+        <w:t>Puangmalai</w:t>
+      </w:r>
+      <w:proofErr w:type="spellEnd"/>
+      <w:r>
+        <w:rPr>
+          <w:rFonts w:ascii="Arial" w:hAnsi="Arial" w:cs="Arial"/>
+        </w:rPr>
+        <w:t xml:space="preserve">, Nemil Bhatt, Nikita </w:t>
+      </w:r>
+      <w:proofErr w:type="spellStart"/>
+      <w:r>
+        <w:rPr>
+          <w:rFonts w:ascii="Arial" w:hAnsi="Arial" w:cs="Arial"/>
+        </w:rPr>
+        <w:t>Shchankin</w:t>
+      </w:r>
+      <w:proofErr w:type="spellEnd"/>
+      <w:r>
+        <w:rPr>
+          <w:rFonts w:ascii="Arial" w:hAnsi="Arial" w:cs="Arial"/>
+        </w:rPr>
+        <w:t xml:space="preserve">, Cynthia Jerez, </w:t>
+      </w:r>
+      <w:r>
+        <w:rPr>
+          <w:rFonts w:ascii="Arial" w:hAnsi="Arial" w:cs="Arial"/>
+          <w:b/>
+          <w:bCs/>
         </w:rPr>
         <w:t>Cankun Wang</w:t>
       </w:r>
       <w:r>
         <w:rPr>
-          <w:noProof/>
-          <w:sz w:val="22"/>
-          <w:szCs w:val="22"/>
-        </w:rPr>
-        <w:t xml:space="preserve">, Anjun Ma, William D. Arnold, &amp; Benjamin M. Segal. (2022). Biological aging of CNS-resident cells alters the clinical course and immunopathology of autoimmune demyelinating disease. </w:t>
-      </w:r>
-      <w:r>
-        <w:rPr>
+          <w:rFonts w:ascii="Arial" w:hAnsi="Arial" w:cs="Arial"/>
+        </w:rPr>
+        <w:t xml:space="preserve">, et al. "Brain-Derived Tau Oligomer Polymorphs: Distinct Aggregations, Stability Profiles, and Biological Activities." </w:t>
+      </w:r>
+      <w:r>
+        <w:rPr>
+          <w:rFonts w:ascii="Arial" w:hAnsi="Arial" w:cs="Arial"/>
           <w:i/>
-          <w:noProof/>
-          <w:sz w:val="22"/>
-          <w:szCs w:val="22"/>
-        </w:rPr>
-        <w:t>JCI Insight, 7</w:t>
-      </w:r>
-      <w:r>
-        <w:rPr>
-          <w:noProof/>
-          <w:sz w:val="22"/>
-          <w:szCs w:val="22"/>
-        </w:rPr>
-        <w:t>(12). doi:10.1172/jci.insight.158153</w:t>
-      </w:r>
-    </w:p>
-    <w:p>
-      <w:pPr>
-        <w:pStyle w:val="EndNoteBibliography"/>
+          <w:iCs/>
+        </w:rPr>
+        <w:t>Communications Biology</w:t>
+      </w:r>
+      <w:r>
+        <w:rPr>
+          <w:rFonts w:ascii="Arial" w:hAnsi="Arial" w:cs="Arial"/>
+        </w:rPr>
+        <w:t xml:space="preserve"> 8, no. 1 (2025): 53.</w:t>
+      </w:r>
+    </w:p>
+    <w:p>
+      <w:pPr>
+        <w:pStyle w:val="ListParagraph"/>
         <w:numPr>
           <w:ilvl w:val="0"/>
-          <w:numId w:val="4"/>
+          <w:numId w:val="11"/>
         </w:numPr>
-        <w:spacing w:line="276" w:lineRule="auto"/>
-        <w:jc w:val="left"/>
-        <w:rPr>
-          <w:noProof/>
-          <w:sz w:val="22"/>
-          <w:szCs w:val="22"/>
-        </w:rPr>
-      </w:pPr>
-      <w:r>
-        <w:rPr>
-          <w:noProof/>
-          <w:sz w:val="22"/>
-          <w:szCs w:val="22"/>
-        </w:rPr>
-        <w:tab/>
-        <w:t xml:space="preserve">Faith H. Brennan, Yang Li, </w:t>
-      </w:r>
-      <w:r>
-        <w:rPr>
-          <w:b/>
-          <w:bCs/>
-          <w:noProof/>
-          <w:sz w:val="22"/>
-          <w:szCs w:val="22"/>
+        <w:spacing w:after="0"/>
+        <w:ind w:firstLineChars="0"/>
+        <w:rPr>
+          <w:rFonts w:ascii="Arial" w:hAnsi="Arial" w:cs="Arial"/>
+        </w:rPr>
+      </w:pPr>
+      <w:r>
+        <w:rPr>
+          <w:rFonts w:ascii="Arial" w:hAnsi="Arial" w:cs="Arial"/>
+        </w:rPr>
+        <w:t xml:space="preserve">Li, Yang, Anjun Ma, </w:t>
+      </w:r>
+      <w:proofErr w:type="spellStart"/>
+      <w:r>
+        <w:rPr>
+          <w:rFonts w:ascii="Arial" w:hAnsi="Arial" w:cs="Arial"/>
+        </w:rPr>
+        <w:t>Yizhong</w:t>
+      </w:r>
+      <w:proofErr w:type="spellEnd"/>
+      <w:r>
+        <w:rPr>
+          <w:rFonts w:ascii="Arial" w:hAnsi="Arial" w:cs="Arial"/>
+        </w:rPr>
+        <w:t xml:space="preserve"> Wang, </w:t>
+      </w:r>
+      <w:r>
+        <w:rPr>
+          <w:rFonts w:ascii="Arial" w:hAnsi="Arial" w:cs="Arial"/>
+          <w:b/>
+          <w:bCs/>
         </w:rPr>
         <w:t>Cankun Wang</w:t>
       </w:r>
       <w:r>
         <w:rPr>
-          <w:noProof/>
-          <w:sz w:val="22"/>
-          <w:szCs w:val="22"/>
-        </w:rPr>
-        <w:t xml:space="preserve">, Anjun Ma, Qi Guo, Yi Li, Nicole Pukos, Warren A. Campbell, Kristina G. Witcher, Zhen Guan, Kristina A. Kigerl, Jodie C. E. Hall, Jonathan P. Godbout, Andy J. Fischer, Dana M. Mctigue, Zhigang He, Qin Ma, &amp; Phillip G. Popovich. (2022). Microglia coordinate cellular interactions during spinal cord repair in mice. </w:t>
-      </w:r>
-      <w:r>
-        <w:rPr>
+          <w:rFonts w:ascii="Arial" w:hAnsi="Arial" w:cs="Arial"/>
+        </w:rPr>
+        <w:t xml:space="preserve">, Shuo Chen, </w:t>
+      </w:r>
+      <w:proofErr w:type="spellStart"/>
+      <w:r>
+        <w:rPr>
+          <w:rFonts w:ascii="Arial" w:hAnsi="Arial" w:cs="Arial"/>
+        </w:rPr>
+        <w:t>Hongjun</w:t>
+      </w:r>
+      <w:proofErr w:type="spellEnd"/>
+      <w:r>
+        <w:rPr>
+          <w:rFonts w:ascii="Arial" w:hAnsi="Arial" w:cs="Arial"/>
+        </w:rPr>
+        <w:t xml:space="preserve"> Fu, </w:t>
+      </w:r>
+      <w:proofErr w:type="spellStart"/>
+      <w:r>
+        <w:rPr>
+          <w:rFonts w:ascii="Arial" w:hAnsi="Arial" w:cs="Arial"/>
+        </w:rPr>
+        <w:t>Bingqiang</w:t>
+      </w:r>
+      <w:proofErr w:type="spellEnd"/>
+      <w:r>
+        <w:rPr>
+          <w:rFonts w:ascii="Arial" w:hAnsi="Arial" w:cs="Arial"/>
+        </w:rPr>
+        <w:t xml:space="preserve"> Liu, and Qin Ma. "Enhancer-Driven Gene Regulatory Networks Inference from Single-Cell RNA-Seq and ATAC-Seq Data." </w:t>
+      </w:r>
+      <w:r>
+        <w:rPr>
+          <w:rFonts w:ascii="Arial" w:hAnsi="Arial" w:cs="Arial"/>
           <w:i/>
-          <w:noProof/>
-          <w:sz w:val="22"/>
-          <w:szCs w:val="22"/>
-        </w:rPr>
-        <w:t>Nature Communications, 13</w:t>
-      </w:r>
-      <w:r>
-        <w:rPr>
-          <w:noProof/>
-          <w:sz w:val="22"/>
-          <w:szCs w:val="22"/>
-        </w:rPr>
-        <w:t>(1), 4096. doi:10.1038/s41467-022-31797-0</w:t>
-      </w:r>
-    </w:p>
-    <w:p>
-      <w:pPr>
-        <w:pStyle w:val="EndNoteBibliography"/>
+          <w:iCs/>
+        </w:rPr>
+        <w:t>Briefings in Bioinformatics</w:t>
+      </w:r>
+      <w:r>
+        <w:rPr>
+          <w:rFonts w:ascii="Arial" w:hAnsi="Arial" w:cs="Arial"/>
+        </w:rPr>
+        <w:t xml:space="preserve"> 25, no. 5 (2024): bbae369.</w:t>
+      </w:r>
+    </w:p>
+    <w:p>
+      <w:pPr>
+        <w:pStyle w:val="ListParagraph"/>
         <w:numPr>
           <w:ilvl w:val="0"/>
-          <w:numId w:val="4"/>
+          <w:numId w:val="11"/>
         </w:numPr>
-        <w:spacing w:line="276" w:lineRule="auto"/>
-        <w:jc w:val="left"/>
-        <w:rPr>
-          <w:noProof/>
-          <w:sz w:val="22"/>
-          <w:szCs w:val="22"/>
-        </w:rPr>
-      </w:pPr>
-      <w:r>
-        <w:rPr>
-          <w:noProof/>
-          <w:sz w:val="22"/>
-          <w:szCs w:val="22"/>
-        </w:rPr>
-        <w:tab/>
-        <w:t xml:space="preserve">Shuo Chen, Diana Acosta, Liangping Li, Jiawen Liang, Yuzhou Chang, </w:t>
-      </w:r>
-      <w:r>
-        <w:rPr>
-          <w:b/>
-          <w:bCs/>
-          <w:noProof/>
-          <w:sz w:val="22"/>
-          <w:szCs w:val="22"/>
+        <w:spacing w:after="0"/>
+        <w:ind w:firstLineChars="0"/>
+        <w:rPr>
+          <w:rFonts w:ascii="Arial" w:hAnsi="Arial" w:cs="Arial"/>
+        </w:rPr>
+      </w:pPr>
+      <w:r>
+        <w:rPr>
+          <w:rFonts w:ascii="Arial" w:hAnsi="Arial" w:cs="Arial"/>
+        </w:rPr>
+        <w:t xml:space="preserve">Yu, Yang, </w:t>
+      </w:r>
+      <w:r>
+        <w:rPr>
+          <w:rFonts w:ascii="Arial" w:hAnsi="Arial" w:cs="Arial"/>
+          <w:b/>
+          <w:bCs/>
         </w:rPr>
         <w:t>Cankun Wang</w:t>
       </w:r>
       <w:r>
         <w:rPr>
-          <w:noProof/>
-          <w:sz w:val="22"/>
-          <w:szCs w:val="22"/>
-        </w:rPr>
-        <w:t xml:space="preserve">, et al. (2022). Wolframin is a novel regulator of tau pathology and neurodegeneration. </w:t>
-      </w:r>
-      <w:r>
-        <w:rPr>
+          <w:rFonts w:ascii="Arial" w:hAnsi="Arial" w:cs="Arial"/>
+        </w:rPr>
+        <w:t xml:space="preserve">, </w:t>
+      </w:r>
+      <w:proofErr w:type="spellStart"/>
+      <w:r>
+        <w:rPr>
+          <w:rFonts w:ascii="Arial" w:hAnsi="Arial" w:cs="Arial"/>
+        </w:rPr>
+        <w:t>Shiqiao</w:t>
+      </w:r>
+      <w:proofErr w:type="spellEnd"/>
+      <w:r>
+        <w:rPr>
+          <w:rFonts w:ascii="Arial" w:hAnsi="Arial" w:cs="Arial"/>
+        </w:rPr>
+        <w:t xml:space="preserve"> Ye, Zhaohui Xu, Hui Lin, Karen Texter, Vasudha Shukla, et al. "Abnormal Progenitor Cell Differentiation and Cardiomyocyte Proliferation in Hypoplastic Right Heart Syndrome." </w:t>
+      </w:r>
+      <w:r>
+        <w:rPr>
+          <w:rFonts w:ascii="Arial" w:hAnsi="Arial" w:cs="Arial"/>
           <w:i/>
-          <w:noProof/>
-          <w:sz w:val="22"/>
-          <w:szCs w:val="22"/>
-        </w:rPr>
-        <w:t>Acta Neuropathologica</w:t>
-      </w:r>
-      <w:r>
-        <w:rPr>
-          <w:noProof/>
-          <w:sz w:val="22"/>
-          <w:szCs w:val="22"/>
-        </w:rPr>
-        <w:t>. doi:10.1007/s00401-022-02417-4</w:t>
-      </w:r>
-    </w:p>
-    <w:p>
-      <w:pPr>
-        <w:pStyle w:val="EndNoteBibliography"/>
+          <w:iCs/>
+        </w:rPr>
+        <w:t>Circulation</w:t>
+      </w:r>
+      <w:r>
+        <w:rPr>
+          <w:rFonts w:ascii="Arial" w:hAnsi="Arial" w:cs="Arial"/>
+        </w:rPr>
+        <w:t xml:space="preserve"> 149, no. 11 (2024): 888–891.</w:t>
+      </w:r>
+    </w:p>
+    <w:p>
+      <w:pPr>
+        <w:pStyle w:val="ListParagraph"/>
         <w:numPr>
           <w:ilvl w:val="0"/>
-          <w:numId w:val="4"/>
+          <w:numId w:val="11"/>
         </w:numPr>
-        <w:spacing w:line="276" w:lineRule="auto"/>
-        <w:jc w:val="left"/>
-        <w:rPr>
-          <w:noProof/>
-          <w:sz w:val="22"/>
-          <w:szCs w:val="22"/>
-        </w:rPr>
-      </w:pPr>
-      <w:r>
-        <w:rPr>
-          <w:noProof/>
-          <w:sz w:val="22"/>
-          <w:szCs w:val="22"/>
-        </w:rPr>
-        <w:tab/>
-        <w:t xml:space="preserve">Shuo Chen, Yuzhou Chang, Liangping Li, Diana Acosta, Yang Li, Qi Guo, </w:t>
-      </w:r>
-      <w:r>
-        <w:rPr>
-          <w:b/>
-          <w:bCs/>
-          <w:noProof/>
-          <w:sz w:val="22"/>
-          <w:szCs w:val="22"/>
+        <w:spacing w:after="0"/>
+        <w:ind w:firstLineChars="0"/>
+        <w:rPr>
+          <w:rFonts w:ascii="Arial" w:hAnsi="Arial" w:cs="Arial"/>
+        </w:rPr>
+      </w:pPr>
+      <w:r>
+        <w:rPr>
+          <w:rFonts w:ascii="Arial" w:hAnsi="Arial" w:cs="Arial"/>
+        </w:rPr>
+        <w:t xml:space="preserve">Li, </w:t>
+      </w:r>
+      <w:proofErr w:type="spellStart"/>
+      <w:r>
+        <w:rPr>
+          <w:rFonts w:ascii="Arial" w:hAnsi="Arial" w:cs="Arial"/>
+        </w:rPr>
+        <w:t>Jianying</w:t>
+      </w:r>
+      <w:proofErr w:type="spellEnd"/>
+      <w:r>
+        <w:rPr>
+          <w:rFonts w:ascii="Arial" w:hAnsi="Arial" w:cs="Arial"/>
+        </w:rPr>
+        <w:t xml:space="preserve">, Anjun Ma, </w:t>
+      </w:r>
+      <w:proofErr w:type="spellStart"/>
+      <w:r>
+        <w:rPr>
+          <w:rFonts w:ascii="Arial" w:hAnsi="Arial" w:cs="Arial"/>
+        </w:rPr>
+        <w:t>Ruohan</w:t>
+      </w:r>
+      <w:proofErr w:type="spellEnd"/>
+      <w:r>
+        <w:rPr>
+          <w:rFonts w:ascii="Arial" w:hAnsi="Arial" w:cs="Arial"/>
+        </w:rPr>
+        <w:t xml:space="preserve"> Zhang, Yao Chen, Chelsea Bolyard, Bao Zhao, </w:t>
+      </w:r>
+      <w:r>
+        <w:rPr>
+          <w:rFonts w:ascii="Arial" w:hAnsi="Arial" w:cs="Arial"/>
+          <w:b/>
+          <w:bCs/>
         </w:rPr>
         <w:t>Cankun Wang</w:t>
       </w:r>
       <w:r>
         <w:rPr>
-          <w:noProof/>
-          <w:sz w:val="22"/>
-          <w:szCs w:val="22"/>
-        </w:rPr>
-        <w:t xml:space="preserve">, Emir Turkes, Cody Morrison, Dominic Julian, Mark E. Hester, Douglas W. Scharre, Chintda Santiskulvong, Sarah Xueying Song, Jasmine T. Plummer, Geidy E. Serrano, Thomas G. Beach, Karen E. Duff, Qin Ma, &amp; Hongjun Fu. (2022). Spatially resolved transcriptomics reveals genes associated with the vulnerability of middle temporal gyrus in Alzheimer’s disease. </w:t>
-      </w:r>
-      <w:r>
-        <w:rPr>
+          <w:rFonts w:ascii="Arial" w:hAnsi="Arial" w:cs="Arial"/>
+        </w:rPr>
+        <w:t xml:space="preserve">, et al. "Targeting Metabolic Sensing Switch GPR84 on Macrophages for Cancer Immunotherapy." </w:t>
+      </w:r>
+      <w:r>
+        <w:rPr>
+          <w:rFonts w:ascii="Arial" w:hAnsi="Arial" w:cs="Arial"/>
           <w:i/>
-          <w:noProof/>
-          <w:sz w:val="22"/>
-          <w:szCs w:val="22"/>
-        </w:rPr>
-        <w:t>Acta Neuropathologica Communications, 10</w:t>
-      </w:r>
-      <w:r>
-        <w:rPr>
-          <w:noProof/>
-          <w:sz w:val="22"/>
-          <w:szCs w:val="22"/>
-        </w:rPr>
-        <w:t>(1), 188. doi:10.1186/s40478-022-01494-6</w:t>
-      </w:r>
-    </w:p>
-    <w:p>
-      <w:pPr>
-        <w:pStyle w:val="EndNoteBibliography"/>
+          <w:iCs/>
+        </w:rPr>
+        <w:t>Cancer Immunology, Immunotherapy</w:t>
+      </w:r>
+      <w:r>
+        <w:rPr>
+          <w:rFonts w:ascii="Arial" w:hAnsi="Arial" w:cs="Arial"/>
+        </w:rPr>
+        <w:t xml:space="preserve"> 73, no. 3 (2024): 52.</w:t>
+      </w:r>
+    </w:p>
+    <w:p>
+      <w:pPr>
+        <w:pStyle w:val="ListParagraph"/>
         <w:numPr>
           <w:ilvl w:val="0"/>
-          <w:numId w:val="4"/>
+          <w:numId w:val="11"/>
         </w:numPr>
-        <w:spacing w:line="276" w:lineRule="auto"/>
-        <w:jc w:val="left"/>
-        <w:rPr>
-          <w:noProof/>
-          <w:sz w:val="22"/>
-          <w:szCs w:val="22"/>
-        </w:rPr>
-      </w:pPr>
-      <w:r>
-        <w:rPr>
-          <w:noProof/>
-          <w:sz w:val="22"/>
-          <w:szCs w:val="22"/>
-        </w:rPr>
-        <w:lastRenderedPageBreak/>
-        <w:tab/>
-      </w:r>
-      <w:proofErr w:type="spellStart"/>
-      <w:r>
-        <w:rPr>
-          <w:sz w:val="22"/>
-          <w:szCs w:val="22"/>
-        </w:rPr>
-        <w:t>SenNet</w:t>
-      </w:r>
-      <w:proofErr w:type="spellEnd"/>
-      <w:r>
-        <w:rPr>
-          <w:sz w:val="22"/>
-          <w:szCs w:val="22"/>
-        </w:rPr>
-        <w:t xml:space="preserve"> Consortium</w:t>
-      </w:r>
-      <w:r>
-        <w:rPr>
-          <w:sz w:val="22"/>
-          <w:szCs w:val="22"/>
-        </w:rPr>
-        <w:t>.</w:t>
-      </w:r>
-      <w:r>
-        <w:rPr>
-          <w:noProof/>
-          <w:sz w:val="22"/>
-          <w:szCs w:val="22"/>
-        </w:rPr>
-        <w:t xml:space="preserve"> (2022). NIH SenNet Consortium to map senescent cells throughout the human lifespan to understand physiological health. </w:t>
-      </w:r>
-      <w:r>
-        <w:rPr>
+        <w:spacing w:after="0"/>
+        <w:ind w:firstLineChars="0"/>
+        <w:rPr>
+          <w:rFonts w:ascii="Arial" w:hAnsi="Arial" w:cs="Arial"/>
+        </w:rPr>
+      </w:pPr>
+      <w:r>
+        <w:rPr>
+          <w:rFonts w:ascii="Arial" w:hAnsi="Arial" w:cs="Arial"/>
+        </w:rPr>
+        <w:t xml:space="preserve">Li, Yang, </w:t>
+      </w:r>
+      <w:proofErr w:type="spellStart"/>
+      <w:r>
+        <w:rPr>
+          <w:rFonts w:ascii="Arial" w:hAnsi="Arial" w:cs="Arial"/>
+        </w:rPr>
+        <w:t>Yizhong</w:t>
+      </w:r>
+      <w:proofErr w:type="spellEnd"/>
+      <w:r>
+        <w:rPr>
+          <w:rFonts w:ascii="Arial" w:hAnsi="Arial" w:cs="Arial"/>
+        </w:rPr>
+        <w:t xml:space="preserve"> Wang, </w:t>
+      </w:r>
+      <w:r>
+        <w:rPr>
+          <w:rFonts w:ascii="Arial" w:hAnsi="Arial" w:cs="Arial"/>
+          <w:b/>
+          <w:bCs/>
+        </w:rPr>
+        <w:t>Cankun Wang</w:t>
+      </w:r>
+      <w:r>
+        <w:rPr>
+          <w:rFonts w:ascii="Arial" w:hAnsi="Arial" w:cs="Arial"/>
+        </w:rPr>
+        <w:t xml:space="preserve">, Anjun Ma, Qin Ma, and </w:t>
+      </w:r>
+      <w:proofErr w:type="spellStart"/>
+      <w:r>
+        <w:rPr>
+          <w:rFonts w:ascii="Arial" w:hAnsi="Arial" w:cs="Arial"/>
+        </w:rPr>
+        <w:t>Bingqiang</w:t>
+      </w:r>
+      <w:proofErr w:type="spellEnd"/>
+      <w:r>
+        <w:rPr>
+          <w:rFonts w:ascii="Arial" w:hAnsi="Arial" w:cs="Arial"/>
+        </w:rPr>
+        <w:t xml:space="preserve"> Liu. "A Weighted Two-Stage Sequence Alignment Framework to Identify Motifs from </w:t>
+      </w:r>
+      <w:proofErr w:type="spellStart"/>
+      <w:r>
+        <w:rPr>
+          <w:rFonts w:ascii="Arial" w:hAnsi="Arial" w:cs="Arial"/>
+        </w:rPr>
+        <w:t>ChIP</w:t>
+      </w:r>
+      <w:proofErr w:type="spellEnd"/>
+      <w:r>
+        <w:rPr>
+          <w:rFonts w:ascii="Arial" w:hAnsi="Arial" w:cs="Arial"/>
+        </w:rPr>
+        <w:t xml:space="preserve">-Exo Data." </w:t>
+      </w:r>
+      <w:r>
+        <w:rPr>
+          <w:rFonts w:ascii="Arial" w:hAnsi="Arial" w:cs="Arial"/>
           <w:i/>
-          <w:noProof/>
-          <w:sz w:val="22"/>
-          <w:szCs w:val="22"/>
-        </w:rPr>
-        <w:t>Nature Aging, 2</w:t>
-      </w:r>
-      <w:r>
-        <w:rPr>
-          <w:noProof/>
-          <w:sz w:val="22"/>
-          <w:szCs w:val="22"/>
-        </w:rPr>
-        <w:t>(12), 1090-1100. doi:10.1038/s43587-022-00326-5</w:t>
-      </w:r>
-    </w:p>
-    <w:p>
-      <w:pPr>
-        <w:pStyle w:val="EndNoteBibliography"/>
+          <w:iCs/>
+        </w:rPr>
+        <w:t>Patterns</w:t>
+      </w:r>
+      <w:r>
+        <w:rPr>
+          <w:rFonts w:ascii="Arial" w:hAnsi="Arial" w:cs="Arial"/>
+        </w:rPr>
+        <w:t xml:space="preserve"> (2024).</w:t>
+      </w:r>
+    </w:p>
+    <w:p>
+      <w:pPr>
+        <w:pStyle w:val="ListParagraph"/>
         <w:numPr>
           <w:ilvl w:val="0"/>
-          <w:numId w:val="4"/>
+          <w:numId w:val="11"/>
         </w:numPr>
-        <w:spacing w:line="276" w:lineRule="auto"/>
-        <w:jc w:val="left"/>
-        <w:rPr>
-          <w:noProof/>
-          <w:sz w:val="22"/>
-          <w:szCs w:val="22"/>
-        </w:rPr>
-      </w:pPr>
-      <w:r>
-        <w:rPr>
-          <w:noProof/>
-          <w:sz w:val="22"/>
-          <w:szCs w:val="22"/>
-        </w:rPr>
-        <w:tab/>
-        <w:t xml:space="preserve">Ying Li, Jianing Zhao, Zhaoqian Liu, </w:t>
-      </w:r>
-      <w:r>
-        <w:rPr>
-          <w:b/>
-          <w:bCs/>
-          <w:noProof/>
-          <w:sz w:val="22"/>
-          <w:szCs w:val="22"/>
+        <w:spacing w:after="0"/>
+        <w:ind w:firstLineChars="0"/>
+        <w:rPr>
+          <w:rFonts w:ascii="Arial" w:hAnsi="Arial" w:cs="Arial"/>
+        </w:rPr>
+      </w:pPr>
+      <w:r>
+        <w:rPr>
+          <w:rFonts w:ascii="Arial" w:hAnsi="Arial" w:cs="Arial"/>
+        </w:rPr>
+        <w:t xml:space="preserve">Li, Yingjie, </w:t>
+      </w:r>
+      <w:r>
+        <w:rPr>
+          <w:rFonts w:ascii="Arial" w:hAnsi="Arial" w:cs="Arial"/>
+          <w:b/>
+          <w:bCs/>
         </w:rPr>
         <w:t>Cankun Wang</w:t>
       </w:r>
       <w:r>
         <w:rPr>
-          <w:noProof/>
-          <w:sz w:val="22"/>
-          <w:szCs w:val="22"/>
-        </w:rPr>
-        <w:t xml:space="preserve">, Lizheng Wei, Siyu Han, &amp; Wei Du. (2021). De novo Prediction of Moonlighting Proteins Using Multimodal Deep Ensemble Learning. </w:t>
-      </w:r>
-      <w:r>
-        <w:rPr>
+          <w:rFonts w:ascii="Arial" w:hAnsi="Arial" w:cs="Arial"/>
+        </w:rPr>
+        <w:t xml:space="preserve">, Anjun Ma, Abdul Qawee Rani, </w:t>
+      </w:r>
+      <w:proofErr w:type="spellStart"/>
+      <w:r>
+        <w:rPr>
+          <w:rFonts w:ascii="Arial" w:hAnsi="Arial" w:cs="Arial"/>
+        </w:rPr>
+        <w:t>Mingjue</w:t>
+      </w:r>
+      <w:proofErr w:type="spellEnd"/>
+      <w:r>
+        <w:rPr>
+          <w:rFonts w:ascii="Arial" w:hAnsi="Arial" w:cs="Arial"/>
+        </w:rPr>
+        <w:t xml:space="preserve"> Luo, Jenny Li, Xuefeng Liu, and Qin Ma. "Identification of HPV Oncogene and Host Cell Differentiation Associated Cellular Heterogeneity in Cervical Cancer via Single-Cell Transcriptomic Analysis." </w:t>
+      </w:r>
+      <w:r>
+        <w:rPr>
+          <w:rFonts w:ascii="Arial" w:hAnsi="Arial" w:cs="Arial"/>
           <w:i/>
-          <w:noProof/>
-          <w:sz w:val="22"/>
-          <w:szCs w:val="22"/>
-        </w:rPr>
-        <w:t>Frontiers in Genetics, 12</w:t>
-      </w:r>
-      <w:r>
-        <w:rPr>
-          <w:noProof/>
-          <w:sz w:val="22"/>
-          <w:szCs w:val="22"/>
-        </w:rPr>
-        <w:t xml:space="preserve">. </w:t>
-      </w:r>
-    </w:p>
-    <w:p>
-      <w:pPr>
-        <w:pStyle w:val="EndNoteBibliography"/>
+          <w:iCs/>
+        </w:rPr>
+        <w:t>Journal of Medical Virology</w:t>
+      </w:r>
+      <w:r>
+        <w:rPr>
+          <w:rFonts w:ascii="Arial" w:hAnsi="Arial" w:cs="Arial"/>
+        </w:rPr>
+        <w:t xml:space="preserve"> 95, no. 8 (2023): e29060.</w:t>
+      </w:r>
+    </w:p>
+    <w:p>
+      <w:pPr>
+        <w:pStyle w:val="ListParagraph"/>
         <w:numPr>
           <w:ilvl w:val="0"/>
-          <w:numId w:val="4"/>
+          <w:numId w:val="11"/>
         </w:numPr>
-        <w:spacing w:line="276" w:lineRule="auto"/>
-        <w:jc w:val="left"/>
-        <w:rPr>
-          <w:noProof/>
-          <w:sz w:val="22"/>
-          <w:szCs w:val="22"/>
-        </w:rPr>
-      </w:pPr>
-      <w:r>
-        <w:rPr>
-          <w:noProof/>
-          <w:sz w:val="22"/>
-          <w:szCs w:val="22"/>
-        </w:rPr>
-        <w:tab/>
-        <w:t xml:space="preserve">Juexin Wang, Anjun Ma, Yuzhou Chang, Jianting Gong, Yuexu Jiang, Ren Qi, </w:t>
-      </w:r>
-      <w:r>
-        <w:rPr>
-          <w:b/>
-          <w:bCs/>
-          <w:noProof/>
-          <w:sz w:val="22"/>
-          <w:szCs w:val="22"/>
+        <w:spacing w:after="0"/>
+        <w:ind w:firstLineChars="0"/>
+        <w:rPr>
+          <w:rFonts w:ascii="Arial" w:hAnsi="Arial" w:cs="Arial"/>
+        </w:rPr>
+      </w:pPr>
+      <w:r>
+        <w:rPr>
+          <w:rFonts w:ascii="Arial" w:hAnsi="Arial" w:cs="Arial"/>
+        </w:rPr>
+        <w:t xml:space="preserve">Wang, </w:t>
+      </w:r>
+      <w:proofErr w:type="spellStart"/>
+      <w:r>
+        <w:rPr>
+          <w:rFonts w:ascii="Arial" w:hAnsi="Arial" w:cs="Arial"/>
+        </w:rPr>
+        <w:t>Yizhong</w:t>
+      </w:r>
+      <w:proofErr w:type="spellEnd"/>
+      <w:r>
+        <w:rPr>
+          <w:rFonts w:ascii="Arial" w:hAnsi="Arial" w:cs="Arial"/>
+        </w:rPr>
+        <w:t xml:space="preserve">, Yang Li, </w:t>
+      </w:r>
+      <w:r>
+        <w:rPr>
+          <w:rFonts w:ascii="Arial" w:hAnsi="Arial" w:cs="Arial"/>
+          <w:b/>
+          <w:bCs/>
         </w:rPr>
         <w:t>Cankun Wang</w:t>
       </w:r>
       <w:r>
         <w:rPr>
-          <w:noProof/>
-          <w:sz w:val="22"/>
-          <w:szCs w:val="22"/>
-        </w:rPr>
-        <w:t xml:space="preserve">, Hongjun Fu, Qin Ma, &amp; Dong Xu. (2021). scGNN is a novel graph neural network framework for single-cell RNA-Seq analyses. </w:t>
-      </w:r>
-      <w:r>
-        <w:rPr>
+          <w:rFonts w:ascii="Arial" w:hAnsi="Arial" w:cs="Arial"/>
+        </w:rPr>
+        <w:t xml:space="preserve">, Chan-Wang Jerry Lio, Qin Ma, and </w:t>
+      </w:r>
+      <w:proofErr w:type="spellStart"/>
+      <w:r>
+        <w:rPr>
+          <w:rFonts w:ascii="Arial" w:hAnsi="Arial" w:cs="Arial"/>
+        </w:rPr>
+        <w:t>Bingqiang</w:t>
+      </w:r>
+      <w:proofErr w:type="spellEnd"/>
+      <w:r>
+        <w:rPr>
+          <w:rFonts w:ascii="Arial" w:hAnsi="Arial" w:cs="Arial"/>
+        </w:rPr>
+        <w:t xml:space="preserve"> Liu. "</w:t>
+      </w:r>
+      <w:proofErr w:type="spellStart"/>
+      <w:r>
+        <w:rPr>
+          <w:rFonts w:ascii="Arial" w:hAnsi="Arial" w:cs="Arial"/>
+        </w:rPr>
+        <w:t>CeMiG</w:t>
+      </w:r>
+      <w:proofErr w:type="spellEnd"/>
+      <w:r>
+        <w:rPr>
+          <w:rFonts w:ascii="Arial" w:hAnsi="Arial" w:cs="Arial"/>
+        </w:rPr>
+        <w:t xml:space="preserve">: Prediction of the Cis-Regulatory Motif Using the De Bruijn Graph from ATAC-Seq." </w:t>
+      </w:r>
+      <w:r>
+        <w:rPr>
+          <w:rFonts w:ascii="Arial" w:hAnsi="Arial" w:cs="Arial"/>
           <w:i/>
-          <w:noProof/>
-          <w:sz w:val="22"/>
-          <w:szCs w:val="22"/>
-        </w:rPr>
-        <w:t>Nature Communications, 12</w:t>
-      </w:r>
-      <w:r>
-        <w:rPr>
-          <w:noProof/>
-          <w:sz w:val="22"/>
-          <w:szCs w:val="22"/>
-        </w:rPr>
-        <w:t>(1), 1882. doi:10.1038/s41467-021-22197-x</w:t>
-      </w:r>
-    </w:p>
-    <w:p>
-      <w:pPr>
-        <w:pStyle w:val="EndNoteBibliography"/>
+          <w:iCs/>
+        </w:rPr>
+        <w:t>Briefings in Bioinformatics</w:t>
+      </w:r>
+      <w:r>
+        <w:rPr>
+          <w:rFonts w:ascii="Arial" w:hAnsi="Arial" w:cs="Arial"/>
+        </w:rPr>
+        <w:t xml:space="preserve"> 25, no. 1 (2024): bbad505.</w:t>
+      </w:r>
+    </w:p>
+    <w:p>
+      <w:pPr>
+        <w:pStyle w:val="ListParagraph"/>
         <w:numPr>
           <w:ilvl w:val="0"/>
-          <w:numId w:val="4"/>
+          <w:numId w:val="11"/>
         </w:numPr>
-        <w:spacing w:line="276" w:lineRule="auto"/>
-        <w:jc w:val="left"/>
-        <w:rPr>
-          <w:noProof/>
-          <w:sz w:val="22"/>
-          <w:szCs w:val="22"/>
-        </w:rPr>
-      </w:pPr>
-      <w:r>
-        <w:rPr>
-          <w:noProof/>
-          <w:sz w:val="22"/>
-          <w:szCs w:val="22"/>
-        </w:rPr>
-        <w:tab/>
-        <w:t xml:space="preserve">Ying Li, Qi Zhang, Zhaoqian Liu, </w:t>
-      </w:r>
-      <w:r>
-        <w:rPr>
-          <w:b/>
-          <w:bCs/>
-          <w:noProof/>
-          <w:sz w:val="22"/>
-          <w:szCs w:val="22"/>
+        <w:spacing w:after="0"/>
+        <w:ind w:firstLineChars="0"/>
+        <w:rPr>
+          <w:rFonts w:ascii="Arial" w:hAnsi="Arial" w:cs="Arial"/>
+        </w:rPr>
+      </w:pPr>
+      <w:r>
+        <w:rPr>
+          <w:rFonts w:ascii="Arial" w:hAnsi="Arial" w:cs="Arial"/>
+        </w:rPr>
+        <w:t>Xiao, Tong, Johanna Schafer, No-</w:t>
+      </w:r>
+      <w:proofErr w:type="spellStart"/>
+      <w:r>
+        <w:rPr>
+          <w:rFonts w:ascii="Arial" w:hAnsi="Arial" w:cs="Arial"/>
+        </w:rPr>
+        <w:t>joon</w:t>
+      </w:r>
+      <w:proofErr w:type="spellEnd"/>
+      <w:r>
+        <w:rPr>
+          <w:rFonts w:ascii="Arial" w:hAnsi="Arial" w:cs="Arial"/>
+        </w:rPr>
+        <w:t xml:space="preserve"> Song, </w:t>
+      </w:r>
+      <w:r>
+        <w:rPr>
+          <w:rFonts w:ascii="Arial" w:hAnsi="Arial" w:cs="Arial"/>
+          <w:b/>
+          <w:bCs/>
         </w:rPr>
         <w:t>Cankun Wang</w:t>
       </w:r>
       <w:r>
         <w:rPr>
-          <w:noProof/>
-          <w:sz w:val="22"/>
-          <w:szCs w:val="22"/>
-        </w:rPr>
-        <w:t xml:space="preserve">, Siyu Han, Qin Ma, &amp; Wei Du. (2020). Deep forest ensemble learning for classification of alignments of non-coding RNA sequences based on multi-view structure representations. </w:t>
-      </w:r>
-      <w:r>
-        <w:rPr>
+          <w:rFonts w:ascii="Arial" w:hAnsi="Arial" w:cs="Arial"/>
+        </w:rPr>
+        <w:t xml:space="preserve">, Payton </w:t>
+      </w:r>
+      <w:proofErr w:type="spellStart"/>
+      <w:r>
+        <w:rPr>
+          <w:rFonts w:ascii="Arial" w:hAnsi="Arial" w:cs="Arial"/>
+        </w:rPr>
+        <w:t>Weltge</w:t>
+      </w:r>
+      <w:proofErr w:type="spellEnd"/>
+      <w:r>
+        <w:rPr>
+          <w:rFonts w:ascii="Arial" w:hAnsi="Arial" w:cs="Arial"/>
+        </w:rPr>
+        <w:t xml:space="preserve">, Xue Li, Qin Ma, and </w:t>
+      </w:r>
+      <w:proofErr w:type="spellStart"/>
+      <w:r>
+        <w:rPr>
+          <w:rFonts w:ascii="Arial" w:hAnsi="Arial" w:cs="Arial"/>
+        </w:rPr>
+        <w:t>Zihai</w:t>
+      </w:r>
+      <w:proofErr w:type="spellEnd"/>
+      <w:r>
+        <w:rPr>
+          <w:rFonts w:ascii="Arial" w:hAnsi="Arial" w:cs="Arial"/>
+        </w:rPr>
+        <w:t xml:space="preserve"> Li. "Novel Mechanisms of Androgen Receptor-Centered Transcriptional Regulatory Network in Regulating CD8+ T Cell Exhaustion and Sex Bias in Cancer." </w:t>
+      </w:r>
+      <w:r>
+        <w:rPr>
+          <w:rFonts w:ascii="Arial" w:hAnsi="Arial" w:cs="Arial"/>
           <w:i/>
-          <w:noProof/>
-          <w:sz w:val="22"/>
-          <w:szCs w:val="22"/>
-        </w:rPr>
-        <w:t>Briefings in Bioinformatics</w:t>
-      </w:r>
-      <w:r>
-        <w:rPr>
-          <w:noProof/>
-          <w:sz w:val="22"/>
-          <w:szCs w:val="22"/>
-        </w:rPr>
-        <w:t>(bbaa354). doi:10.1093/bib/bbaa354</w:t>
-      </w:r>
-    </w:p>
-    <w:p>
-      <w:pPr>
-        <w:pStyle w:val="EndNoteBibliography"/>
+          <w:iCs/>
+        </w:rPr>
+        <w:t>The Journal of Immunology</w:t>
+      </w:r>
+      <w:r>
+        <w:rPr>
+          <w:rFonts w:ascii="Arial" w:hAnsi="Arial" w:cs="Arial"/>
+        </w:rPr>
+        <w:t xml:space="preserve"> 210, no. 1_Supplement (2023): 171.13–71.13.</w:t>
+      </w:r>
+    </w:p>
+    <w:p>
+      <w:pPr>
+        <w:pStyle w:val="ListParagraph"/>
         <w:numPr>
           <w:ilvl w:val="0"/>
-          <w:numId w:val="4"/>
+          <w:numId w:val="11"/>
         </w:numPr>
-        <w:spacing w:line="276" w:lineRule="auto"/>
-        <w:jc w:val="left"/>
-        <w:rPr>
-          <w:noProof/>
-          <w:sz w:val="22"/>
-          <w:szCs w:val="22"/>
-        </w:rPr>
-      </w:pPr>
-      <w:r>
-        <w:rPr>
-          <w:noProof/>
-          <w:sz w:val="22"/>
-          <w:szCs w:val="22"/>
-        </w:rPr>
-        <w:tab/>
-        <w:t xml:space="preserve">Mengting Niu, Jun Zhang, Yanjuan Li, </w:t>
-      </w:r>
-      <w:r>
-        <w:rPr>
-          <w:b/>
-          <w:bCs/>
-          <w:noProof/>
-          <w:sz w:val="22"/>
-          <w:szCs w:val="22"/>
+        <w:spacing w:after="0"/>
+        <w:ind w:firstLineChars="0"/>
+        <w:rPr>
+          <w:rFonts w:ascii="Arial" w:hAnsi="Arial" w:cs="Arial"/>
+        </w:rPr>
+      </w:pPr>
+      <w:r>
+        <w:rPr>
+          <w:rFonts w:ascii="Arial" w:hAnsi="Arial" w:cs="Arial"/>
+        </w:rPr>
+        <w:t xml:space="preserve">Hussan, Hisham, Steven K. Clinton, Elizabeth M. Grainger, Maxine Webb, </w:t>
+      </w:r>
+      <w:r>
+        <w:rPr>
+          <w:rFonts w:ascii="Arial" w:hAnsi="Arial" w:cs="Arial"/>
+          <w:b/>
+          <w:bCs/>
         </w:rPr>
         <w:t>Cankun Wang</w:t>
       </w:r>
       <w:r>
         <w:rPr>
-          <w:noProof/>
-          <w:sz w:val="22"/>
-          <w:szCs w:val="22"/>
-        </w:rPr>
-        <w:t xml:space="preserve">, Zhaoqian Liu, Hui Ding, Quan Zou, &amp; Qin Ma. (2020). CirRNAPL: A web server for the identification of circRNA based on extreme learning machine. </w:t>
-      </w:r>
-      <w:r>
-        <w:rPr>
+          <w:rFonts w:ascii="Arial" w:hAnsi="Arial" w:cs="Arial"/>
+        </w:rPr>
+        <w:t xml:space="preserve">, Amy Webb, Bradley Needleman, et al. "Distinctive Patterns of Sulfide- and Butyrate-Metabolizing Bacteria after Bariatric Surgery: Potential Implications for Colorectal Cancer Risk." </w:t>
+      </w:r>
+      <w:r>
+        <w:rPr>
+          <w:rFonts w:ascii="Arial" w:hAnsi="Arial" w:cs="Arial"/>
           <w:i/>
-          <w:noProof/>
-          <w:sz w:val="22"/>
-          <w:szCs w:val="22"/>
-        </w:rPr>
-        <w:t>Computational and Structural Biotechnology Journal, 18</w:t>
-      </w:r>
-      <w:r>
-        <w:rPr>
-          <w:noProof/>
-          <w:sz w:val="22"/>
-          <w:szCs w:val="22"/>
-        </w:rPr>
-        <w:t>, 834-842. doi:10.1016/j.csbj.2020.03.028</w:t>
-      </w:r>
-    </w:p>
-    <w:p>
-      <w:pPr>
-        <w:pStyle w:val="EndNoteBibliography"/>
+          <w:iCs/>
+        </w:rPr>
+        <w:t>Gut Microbes</w:t>
+      </w:r>
+      <w:r>
+        <w:rPr>
+          <w:rFonts w:ascii="Arial" w:hAnsi="Arial" w:cs="Arial"/>
+        </w:rPr>
+        <w:t xml:space="preserve"> 15, no. 2 (2023): 2255345.</w:t>
+      </w:r>
+    </w:p>
+    <w:p>
+      <w:pPr>
+        <w:pStyle w:val="ListParagraph"/>
         <w:numPr>
           <w:ilvl w:val="0"/>
-          <w:numId w:val="4"/>
+          <w:numId w:val="11"/>
         </w:numPr>
-        <w:spacing w:line="276" w:lineRule="auto"/>
-        <w:jc w:val="left"/>
-        <w:rPr>
-          <w:noProof/>
-          <w:sz w:val="22"/>
-          <w:szCs w:val="22"/>
-        </w:rPr>
-      </w:pPr>
-      <w:r>
-        <w:rPr>
-          <w:noProof/>
-          <w:sz w:val="22"/>
-          <w:szCs w:val="22"/>
-        </w:rPr>
-        <w:tab/>
-        <w:t xml:space="preserve">Padmapriya Swaminathan, Michelle Ohrtman, Abigail Carinder, Anup Deuja, </w:t>
-      </w:r>
-      <w:r>
-        <w:rPr>
-          <w:b/>
-          <w:bCs/>
-          <w:noProof/>
-          <w:sz w:val="22"/>
-          <w:szCs w:val="22"/>
+        <w:spacing w:after="0"/>
+        <w:ind w:firstLineChars="0"/>
+        <w:rPr>
+          <w:rFonts w:ascii="Arial" w:hAnsi="Arial" w:cs="Arial"/>
+        </w:rPr>
+      </w:pPr>
+      <w:r>
+        <w:rPr>
+          <w:rFonts w:ascii="Arial" w:hAnsi="Arial" w:cs="Arial"/>
+        </w:rPr>
+        <w:t xml:space="preserve">Jeffrey R. Atkinson, Andrew D. Jerome, Andrew R. Sas, Ashley Munie, </w:t>
+      </w:r>
+      <w:r>
+        <w:rPr>
+          <w:rFonts w:ascii="Arial" w:hAnsi="Arial" w:cs="Arial"/>
+          <w:b/>
+          <w:bCs/>
         </w:rPr>
         <w:t>Cankun Wang</w:t>
       </w:r>
       <w:r>
         <w:rPr>
-          <w:noProof/>
-          <w:sz w:val="22"/>
-          <w:szCs w:val="22"/>
-        </w:rPr>
-        <w:t xml:space="preserve">, John Gaskin, Anne Fennell, &amp; Sharon Clay. (2020). Water Deficit Transcriptomic Responses Differ in the Invasive Tamarix chinensis and T. ramosissima Established in the Southern and Northern United States. </w:t>
-      </w:r>
-      <w:r>
-        <w:rPr>
+          <w:rFonts w:ascii="Arial" w:hAnsi="Arial" w:cs="Arial"/>
+        </w:rPr>
+        <w:t xml:space="preserve">, Anjun Ma, William D. Arnold, and Benjamin M. Segal. "Biological Aging of CNS-Resident Cells Alters the Clinical Course and Immunopathology of Autoimmune Demyelinating Disease." </w:t>
+      </w:r>
+      <w:r>
+        <w:rPr>
+          <w:rFonts w:ascii="Arial" w:hAnsi="Arial" w:cs="Arial"/>
           <w:i/>
-          <w:noProof/>
-          <w:sz w:val="22"/>
-          <w:szCs w:val="22"/>
-        </w:rPr>
-        <w:t>Plants, 9</w:t>
-      </w:r>
-      <w:r>
-        <w:rPr>
-          <w:noProof/>
-          <w:sz w:val="22"/>
-          <w:szCs w:val="22"/>
-        </w:rPr>
-        <w:t>(1), 86. doi:10.3390/plants9010086</w:t>
-      </w:r>
-    </w:p>
-    <w:p>
-      <w:pPr>
-        <w:pStyle w:val="EndNoteBibliography"/>
+          <w:iCs/>
+        </w:rPr>
+        <w:t>JCI Insight</w:t>
+      </w:r>
+      <w:r>
+        <w:rPr>
+          <w:rFonts w:ascii="Arial" w:hAnsi="Arial" w:cs="Arial"/>
+        </w:rPr>
+        <w:t xml:space="preserve"> 7, no. 12 (2022).</w:t>
+      </w:r>
+    </w:p>
+    <w:p>
+      <w:pPr>
+        <w:pStyle w:val="ListParagraph"/>
         <w:numPr>
           <w:ilvl w:val="0"/>
-          <w:numId w:val="4"/>
+          <w:numId w:val="11"/>
         </w:numPr>
-        <w:spacing w:line="276" w:lineRule="auto"/>
-        <w:jc w:val="left"/>
-        <w:rPr>
-          <w:noProof/>
-          <w:sz w:val="22"/>
-          <w:szCs w:val="22"/>
-        </w:rPr>
-      </w:pPr>
-      <w:r>
-        <w:rPr>
-          <w:noProof/>
-          <w:sz w:val="22"/>
-          <w:szCs w:val="22"/>
-        </w:rPr>
-        <w:tab/>
-        <w:t xml:space="preserve">Juan Xie, Anjun Ma, Yu Zhang, Bingqiang Liu, Sha Cao, </w:t>
-      </w:r>
-      <w:r>
-        <w:rPr>
-          <w:b/>
-          <w:bCs/>
-          <w:noProof/>
-          <w:sz w:val="22"/>
-          <w:szCs w:val="22"/>
+        <w:spacing w:after="0"/>
+        <w:ind w:firstLineChars="0"/>
+        <w:rPr>
+          <w:rFonts w:ascii="Arial" w:hAnsi="Arial" w:cs="Arial"/>
+        </w:rPr>
+      </w:pPr>
+      <w:r>
+        <w:rPr>
+          <w:rFonts w:ascii="Arial" w:hAnsi="Arial" w:cs="Arial"/>
+        </w:rPr>
+        <w:t xml:space="preserve">Shuo Chen, Diana Acosta, </w:t>
+      </w:r>
+      <w:proofErr w:type="spellStart"/>
+      <w:r>
+        <w:rPr>
+          <w:rFonts w:ascii="Arial" w:hAnsi="Arial" w:cs="Arial"/>
+        </w:rPr>
+        <w:t>Liangping</w:t>
+      </w:r>
+      <w:proofErr w:type="spellEnd"/>
+      <w:r>
+        <w:rPr>
+          <w:rFonts w:ascii="Arial" w:hAnsi="Arial" w:cs="Arial"/>
+        </w:rPr>
+        <w:t xml:space="preserve"> Li, Jiawen Liang, Yuzhou Chang, </w:t>
+      </w:r>
+      <w:r>
+        <w:rPr>
+          <w:rFonts w:ascii="Arial" w:hAnsi="Arial" w:cs="Arial"/>
+          <w:b/>
+          <w:bCs/>
         </w:rPr>
         <w:t>Cankun Wang</w:t>
       </w:r>
       <w:r>
         <w:rPr>
-          <w:noProof/>
-          <w:sz w:val="22"/>
-          <w:szCs w:val="22"/>
-        </w:rPr>
-        <w:t xml:space="preserve">, Jennifer Xu, Chi Zhang, &amp; Qin Ma. (2020). QUBIC2: a novel and robust biclustering algorithm for analyses and interpretation of large-scale RNA-Seq data. </w:t>
-      </w:r>
-      <w:r>
-        <w:rPr>
+          <w:rFonts w:ascii="Arial" w:hAnsi="Arial" w:cs="Arial"/>
+        </w:rPr>
+        <w:t>, et al. "</w:t>
+      </w:r>
+      <w:proofErr w:type="spellStart"/>
+      <w:r>
+        <w:rPr>
+          <w:rFonts w:ascii="Arial" w:hAnsi="Arial" w:cs="Arial"/>
+        </w:rPr>
+        <w:t>Wolframin</w:t>
+      </w:r>
+      <w:proofErr w:type="spellEnd"/>
+      <w:r>
+        <w:rPr>
+          <w:rFonts w:ascii="Arial" w:hAnsi="Arial" w:cs="Arial"/>
+        </w:rPr>
+        <w:t xml:space="preserve"> Is a Novel Regulator of Tau Pathology and Neurodegeneration." </w:t>
+      </w:r>
+      <w:r>
+        <w:rPr>
+          <w:rFonts w:ascii="Arial" w:hAnsi="Arial" w:cs="Arial"/>
           <w:i/>
-          <w:noProof/>
-          <w:sz w:val="22"/>
-          <w:szCs w:val="22"/>
-        </w:rPr>
-        <w:t>Bioinformatics, 36</w:t>
-      </w:r>
-      <w:r>
-        <w:rPr>
-          <w:noProof/>
-          <w:sz w:val="22"/>
-          <w:szCs w:val="22"/>
-        </w:rPr>
-        <w:t>(4), 1143-1149. doi:10.1093/bioinformatics/btz692</w:t>
-      </w:r>
-    </w:p>
-    <w:p>
-      <w:pPr>
-        <w:pStyle w:val="EndNoteBibliography"/>
+          <w:iCs/>
+        </w:rPr>
+        <w:t xml:space="preserve">Acta </w:t>
+      </w:r>
+      <w:proofErr w:type="spellStart"/>
+      <w:r>
+        <w:rPr>
+          <w:rFonts w:ascii="Arial" w:hAnsi="Arial" w:cs="Arial"/>
+          <w:i/>
+          <w:iCs/>
+        </w:rPr>
+        <w:t>Neuropathologica</w:t>
+      </w:r>
+      <w:proofErr w:type="spellEnd"/>
+      <w:r>
+        <w:rPr>
+          <w:rFonts w:ascii="Arial" w:hAnsi="Arial" w:cs="Arial"/>
+        </w:rPr>
+        <w:t xml:space="preserve"> (2022).</w:t>
+      </w:r>
+    </w:p>
+    <w:p>
+      <w:pPr>
+        <w:pStyle w:val="ListParagraph"/>
         <w:numPr>
           <w:ilvl w:val="0"/>
-          <w:numId w:val="4"/>
+          <w:numId w:val="11"/>
         </w:numPr>
-        <w:spacing w:line="276" w:lineRule="auto"/>
-        <w:jc w:val="left"/>
-        <w:rPr>
-          <w:noProof/>
-          <w:sz w:val="22"/>
-          <w:szCs w:val="22"/>
-        </w:rPr>
-      </w:pPr>
-      <w:r>
-        <w:rPr>
-          <w:noProof/>
-          <w:sz w:val="22"/>
-          <w:szCs w:val="22"/>
-        </w:rPr>
-        <w:tab/>
-        <w:t xml:space="preserve">Brandon Monier, Adam Mcdermaid, </w:t>
-      </w:r>
-      <w:r>
-        <w:rPr>
-          <w:b/>
-          <w:bCs/>
-          <w:noProof/>
-          <w:sz w:val="22"/>
-          <w:szCs w:val="22"/>
+        <w:spacing w:after="0"/>
+        <w:ind w:firstLineChars="0"/>
+        <w:rPr>
+          <w:rFonts w:ascii="Arial" w:hAnsi="Arial" w:cs="Arial"/>
+        </w:rPr>
+      </w:pPr>
+      <w:r>
+        <w:rPr>
+          <w:rFonts w:ascii="Arial" w:hAnsi="Arial" w:cs="Arial"/>
+        </w:rPr>
+        <w:t xml:space="preserve">Shuo Chen, Yuzhou Chang, </w:t>
+      </w:r>
+      <w:proofErr w:type="spellStart"/>
+      <w:r>
+        <w:rPr>
+          <w:rFonts w:ascii="Arial" w:hAnsi="Arial" w:cs="Arial"/>
+        </w:rPr>
+        <w:t>Liangping</w:t>
+      </w:r>
+      <w:proofErr w:type="spellEnd"/>
+      <w:r>
+        <w:rPr>
+          <w:rFonts w:ascii="Arial" w:hAnsi="Arial" w:cs="Arial"/>
+        </w:rPr>
+        <w:t xml:space="preserve"> Li, Diana Acosta, Yang Li, Qi Guo, </w:t>
+      </w:r>
+      <w:r>
+        <w:rPr>
+          <w:rFonts w:ascii="Arial" w:hAnsi="Arial" w:cs="Arial"/>
+          <w:b/>
+          <w:bCs/>
         </w:rPr>
         <w:t>Cankun Wang</w:t>
       </w:r>
       <w:r>
         <w:rPr>
-          <w:noProof/>
-          <w:sz w:val="22"/>
-          <w:szCs w:val="22"/>
-        </w:rPr>
-        <w:t xml:space="preserve">, Jing Zhao, Allison Miller, Anne Fennell, &amp; Qin Ma. (2019). IRIS-EDA: An integrated RNA-Seq interpretation system for gene expression data analysis. </w:t>
-      </w:r>
-      <w:r>
-        <w:rPr>
+          <w:rFonts w:ascii="Arial" w:hAnsi="Arial" w:cs="Arial"/>
+        </w:rPr>
+        <w:t xml:space="preserve">, Emir </w:t>
+      </w:r>
+      <w:proofErr w:type="spellStart"/>
+      <w:r>
+        <w:rPr>
+          <w:rFonts w:ascii="Arial" w:hAnsi="Arial" w:cs="Arial"/>
+        </w:rPr>
+        <w:t>Turkes</w:t>
+      </w:r>
+      <w:proofErr w:type="spellEnd"/>
+      <w:r>
+        <w:rPr>
+          <w:rFonts w:ascii="Arial" w:hAnsi="Arial" w:cs="Arial"/>
+        </w:rPr>
+        <w:t xml:space="preserve">, Cody Morrison, Dominic Julian, Mark E. Hester, Douglas W. </w:t>
+      </w:r>
+      <w:proofErr w:type="spellStart"/>
+      <w:r>
+        <w:rPr>
+          <w:rFonts w:ascii="Arial" w:hAnsi="Arial" w:cs="Arial"/>
+        </w:rPr>
+        <w:t>Scharre</w:t>
+      </w:r>
+      <w:proofErr w:type="spellEnd"/>
+      <w:r>
+        <w:rPr>
+          <w:rFonts w:ascii="Arial" w:hAnsi="Arial" w:cs="Arial"/>
+        </w:rPr>
+        <w:t xml:space="preserve">, </w:t>
+      </w:r>
+      <w:proofErr w:type="spellStart"/>
+      <w:r>
+        <w:rPr>
+          <w:rFonts w:ascii="Arial" w:hAnsi="Arial" w:cs="Arial"/>
+        </w:rPr>
+        <w:t>Chintda</w:t>
+      </w:r>
+      <w:proofErr w:type="spellEnd"/>
+      <w:r>
+        <w:rPr>
+          <w:rFonts w:ascii="Arial" w:hAnsi="Arial" w:cs="Arial"/>
+        </w:rPr>
+        <w:t xml:space="preserve"> </w:t>
+      </w:r>
+      <w:proofErr w:type="spellStart"/>
+      <w:r>
+        <w:rPr>
+          <w:rFonts w:ascii="Arial" w:hAnsi="Arial" w:cs="Arial"/>
+        </w:rPr>
+        <w:t>Santiskulvong</w:t>
+      </w:r>
+      <w:proofErr w:type="spellEnd"/>
+      <w:r>
+        <w:rPr>
+          <w:rFonts w:ascii="Arial" w:hAnsi="Arial" w:cs="Arial"/>
+        </w:rPr>
+        <w:t xml:space="preserve">, Sarah Xueying Song, Jasmine T. Plummer, Geidy E. Serrano, Thomas G. Beach, Karen E. Duff, Qin Ma, and </w:t>
+      </w:r>
+      <w:proofErr w:type="spellStart"/>
+      <w:r>
+        <w:rPr>
+          <w:rFonts w:ascii="Arial" w:hAnsi="Arial" w:cs="Arial"/>
+        </w:rPr>
+        <w:t>Hongjun</w:t>
+      </w:r>
+      <w:proofErr w:type="spellEnd"/>
+      <w:r>
+        <w:rPr>
+          <w:rFonts w:ascii="Arial" w:hAnsi="Arial" w:cs="Arial"/>
+        </w:rPr>
+        <w:t xml:space="preserve"> Fu. "Spatially Resolved Transcriptomics Reveals Genes Associated with the Vulnerability of Middle Temporal Gyrus in Alzheimer's Disease." </w:t>
+      </w:r>
+      <w:r>
+        <w:rPr>
+          <w:rFonts w:ascii="Arial" w:hAnsi="Arial" w:cs="Arial"/>
           <w:i/>
-          <w:noProof/>
-          <w:sz w:val="22"/>
-          <w:szCs w:val="22"/>
-        </w:rPr>
-        <w:t>PLOS Computational Biology, 15</w:t>
-      </w:r>
-      <w:r>
-        <w:rPr>
-          <w:noProof/>
-          <w:sz w:val="22"/>
-          <w:szCs w:val="22"/>
-        </w:rPr>
-        <w:t>(2), e1006792. doi:10.1371/journal.pcbi.1006792</w:t>
-      </w:r>
-    </w:p>
-    <w:p>
-      <w:pPr>
-        <w:pStyle w:val="EndNoteBibliography"/>
+          <w:iCs/>
+        </w:rPr>
+        <w:t xml:space="preserve">Acta </w:t>
+      </w:r>
+      <w:proofErr w:type="spellStart"/>
+      <w:r>
+        <w:rPr>
+          <w:rFonts w:ascii="Arial" w:hAnsi="Arial" w:cs="Arial"/>
+          <w:i/>
+          <w:iCs/>
+        </w:rPr>
+        <w:t>Neuropathologica</w:t>
+      </w:r>
+      <w:proofErr w:type="spellEnd"/>
+      <w:r>
+        <w:rPr>
+          <w:rFonts w:ascii="Arial" w:hAnsi="Arial" w:cs="Arial"/>
+          <w:i/>
+          <w:iCs/>
+        </w:rPr>
+        <w:t xml:space="preserve"> Communications</w:t>
+      </w:r>
+      <w:r>
+        <w:rPr>
+          <w:rFonts w:ascii="Arial" w:hAnsi="Arial" w:cs="Arial"/>
+        </w:rPr>
+        <w:t xml:space="preserve"> 10, no. 1 (2022): 188.</w:t>
+      </w:r>
+    </w:p>
+    <w:p>
+      <w:pPr>
+        <w:pStyle w:val="ListParagraph"/>
         <w:numPr>
           <w:ilvl w:val="0"/>
-          <w:numId w:val="4"/>
+          <w:numId w:val="11"/>
         </w:numPr>
-        <w:spacing w:line="276" w:lineRule="auto"/>
-        <w:jc w:val="left"/>
-        <w:rPr>
-          <w:noProof/>
-          <w:sz w:val="22"/>
-          <w:szCs w:val="22"/>
-        </w:rPr>
-      </w:pPr>
-      <w:r>
-        <w:rPr>
-          <w:noProof/>
-          <w:sz w:val="22"/>
-          <w:szCs w:val="22"/>
-        </w:rPr>
-        <w:tab/>
-        <w:t xml:space="preserve">Yan Wang, Sen Yang, Jing Zhao, Wei Du, Yanchun Liang, </w:t>
-      </w:r>
-      <w:r>
-        <w:rPr>
-          <w:b/>
-          <w:bCs/>
-          <w:noProof/>
-          <w:sz w:val="22"/>
-          <w:szCs w:val="22"/>
-        </w:rPr>
-        <w:t>Cankun Wang</w:t>
-      </w:r>
-      <w:r>
-        <w:rPr>
-          <w:noProof/>
-          <w:sz w:val="22"/>
-          <w:szCs w:val="22"/>
-        </w:rPr>
-        <w:t xml:space="preserve">, Fengfeng Zhou, Yuan Tian, &amp; Qin Ma. (2019). Using Machine Learning to Measure Relatedness Between Genes: A Multi-Features Model. </w:t>
-      </w:r>
-      <w:r>
-        <w:rPr>
+        <w:spacing w:after="0"/>
+        <w:ind w:firstLineChars="0"/>
+        <w:rPr>
+          <w:rFonts w:ascii="Arial" w:hAnsi="Arial" w:cs="Arial"/>
+        </w:rPr>
+      </w:pPr>
+      <w:proofErr w:type="spellStart"/>
+      <w:r>
+        <w:rPr>
+          <w:rFonts w:ascii="Arial" w:hAnsi="Arial" w:cs="Arial"/>
+        </w:rPr>
+        <w:lastRenderedPageBreak/>
+        <w:t>SenNet</w:t>
+      </w:r>
+      <w:proofErr w:type="spellEnd"/>
+      <w:r>
+        <w:rPr>
+          <w:rFonts w:ascii="Arial" w:hAnsi="Arial" w:cs="Arial"/>
+        </w:rPr>
+        <w:t xml:space="preserve"> Consortium. "NIH </w:t>
+      </w:r>
+      <w:proofErr w:type="spellStart"/>
+      <w:r>
+        <w:rPr>
+          <w:rFonts w:ascii="Arial" w:hAnsi="Arial" w:cs="Arial"/>
+        </w:rPr>
+        <w:t>SenNet</w:t>
+      </w:r>
+      <w:proofErr w:type="spellEnd"/>
+      <w:r>
+        <w:rPr>
+          <w:rFonts w:ascii="Arial" w:hAnsi="Arial" w:cs="Arial"/>
+        </w:rPr>
+        <w:t xml:space="preserve"> Consortium to Map Senescent Cells throughout the Human Lifespan to Understand Physiological Health." </w:t>
+      </w:r>
+      <w:r>
+        <w:rPr>
+          <w:rFonts w:ascii="Arial" w:hAnsi="Arial" w:cs="Arial"/>
           <w:i/>
-          <w:noProof/>
-          <w:sz w:val="22"/>
-          <w:szCs w:val="22"/>
-        </w:rPr>
-        <w:t>Scientific Reports, 9</w:t>
-      </w:r>
-      <w:r>
-        <w:rPr>
-          <w:noProof/>
-          <w:sz w:val="22"/>
-          <w:szCs w:val="22"/>
-        </w:rPr>
-        <w:t>(1). doi:10.1038/s41598-019-40780-7</w:t>
-      </w:r>
-    </w:p>
-    <w:p>
-      <w:pPr>
-        <w:pStyle w:val="EndNoteBibliography"/>
+          <w:iCs/>
+        </w:rPr>
+        <w:t>Nature Aging</w:t>
+      </w:r>
+      <w:r>
+        <w:rPr>
+          <w:rFonts w:ascii="Arial" w:hAnsi="Arial" w:cs="Arial"/>
+        </w:rPr>
+        <w:t xml:space="preserve"> 2, no. 12 (2022): 1090–1100.</w:t>
+      </w:r>
+    </w:p>
+    <w:p>
+      <w:pPr>
+        <w:pStyle w:val="ListParagraph"/>
         <w:numPr>
           <w:ilvl w:val="0"/>
-          <w:numId w:val="4"/>
+          <w:numId w:val="11"/>
         </w:numPr>
-        <w:spacing w:line="276" w:lineRule="auto"/>
-        <w:jc w:val="left"/>
-        <w:rPr>
-          <w:noProof/>
-          <w:sz w:val="22"/>
-          <w:szCs w:val="22"/>
-        </w:rPr>
-      </w:pPr>
-      <w:r>
-        <w:rPr>
-          <w:noProof/>
-          <w:sz w:val="22"/>
-          <w:szCs w:val="22"/>
-        </w:rPr>
-        <w:tab/>
-        <w:t xml:space="preserve">Ye Xia, Seth Debolt, Qin Ma, Adam Mcdermaid, </w:t>
-      </w:r>
-      <w:r>
-        <w:rPr>
-          <w:b/>
-          <w:bCs/>
-          <w:noProof/>
-          <w:sz w:val="22"/>
-          <w:szCs w:val="22"/>
+        <w:spacing w:after="0"/>
+        <w:ind w:firstLineChars="0"/>
+        <w:rPr>
+          <w:rFonts w:ascii="Arial" w:hAnsi="Arial" w:cs="Arial"/>
+        </w:rPr>
+      </w:pPr>
+      <w:r>
+        <w:rPr>
+          <w:rFonts w:ascii="Arial" w:hAnsi="Arial" w:cs="Arial"/>
+        </w:rPr>
+        <w:t xml:space="preserve">Ying Li, </w:t>
+      </w:r>
+      <w:proofErr w:type="spellStart"/>
+      <w:r>
+        <w:rPr>
+          <w:rFonts w:ascii="Arial" w:hAnsi="Arial" w:cs="Arial"/>
+        </w:rPr>
+        <w:t>Jianing</w:t>
+      </w:r>
+      <w:proofErr w:type="spellEnd"/>
+      <w:r>
+        <w:rPr>
+          <w:rFonts w:ascii="Arial" w:hAnsi="Arial" w:cs="Arial"/>
+        </w:rPr>
+        <w:t xml:space="preserve"> Zhao, </w:t>
+      </w:r>
+      <w:proofErr w:type="spellStart"/>
+      <w:r>
+        <w:rPr>
+          <w:rFonts w:ascii="Arial" w:hAnsi="Arial" w:cs="Arial"/>
+        </w:rPr>
+        <w:t>Zhaoqian</w:t>
+      </w:r>
+      <w:proofErr w:type="spellEnd"/>
+      <w:r>
+        <w:rPr>
+          <w:rFonts w:ascii="Arial" w:hAnsi="Arial" w:cs="Arial"/>
+        </w:rPr>
+        <w:t xml:space="preserve"> Liu, </w:t>
+      </w:r>
+      <w:r>
+        <w:rPr>
+          <w:rFonts w:ascii="Arial" w:hAnsi="Arial" w:cs="Arial"/>
+          <w:b/>
+          <w:bCs/>
         </w:rPr>
         <w:t>Cankun Wang</w:t>
       </w:r>
       <w:r>
         <w:rPr>
-          <w:noProof/>
-          <w:sz w:val="22"/>
-          <w:szCs w:val="22"/>
-        </w:rPr>
-        <w:t xml:space="preserve">, Nicole Shapiro, Tanja Woyke, &amp; Nikos C. Kyrpides. (2019). Improved Draft Genome Sequence of </w:t>
-      </w:r>
-      <w:r>
-        <w:rPr>
+          <w:rFonts w:ascii="Arial" w:hAnsi="Arial" w:cs="Arial"/>
+        </w:rPr>
+        <w:t xml:space="preserve">, </w:t>
+      </w:r>
+      <w:proofErr w:type="spellStart"/>
+      <w:r>
+        <w:rPr>
+          <w:rFonts w:ascii="Arial" w:hAnsi="Arial" w:cs="Arial"/>
+        </w:rPr>
+        <w:t>Lizheng</w:t>
+      </w:r>
+      <w:proofErr w:type="spellEnd"/>
+      <w:r>
+        <w:rPr>
+          <w:rFonts w:ascii="Arial" w:hAnsi="Arial" w:cs="Arial"/>
+        </w:rPr>
+        <w:t xml:space="preserve"> Wei, Siyu Han, and Wei Du. "De Novo Prediction of Moonlighting Proteins Using Multimodal Deep Ensemble Learning." </w:t>
+      </w:r>
+      <w:r>
+        <w:rPr>
+          <w:rFonts w:ascii="Arial" w:hAnsi="Arial" w:cs="Arial"/>
           <w:i/>
-          <w:noProof/>
-          <w:sz w:val="22"/>
-          <w:szCs w:val="22"/>
-        </w:rPr>
-        <w:t>Bacillus</w:t>
-      </w:r>
-      <w:r>
-        <w:rPr>
-          <w:noProof/>
-          <w:sz w:val="22"/>
-          <w:szCs w:val="22"/>
-        </w:rPr>
-        <w:t xml:space="preserve"> sp. Strain YF23, Which Has Plant Growth-Promoting Activity. </w:t>
-      </w:r>
-      <w:r>
-        <w:rPr>
-          <w:i/>
-          <w:noProof/>
-          <w:sz w:val="22"/>
-          <w:szCs w:val="22"/>
-        </w:rPr>
-        <w:t>Microbiology Resource Announcements, 8</w:t>
-      </w:r>
-      <w:r>
-        <w:rPr>
-          <w:noProof/>
-          <w:sz w:val="22"/>
-          <w:szCs w:val="22"/>
-        </w:rPr>
-        <w:t>(15). doi:10.1128/MRA.00099-19</w:t>
-      </w:r>
-    </w:p>
-    <w:p>
-      <w:pPr>
-        <w:pStyle w:val="EndNoteBibliography"/>
+          <w:iCs/>
+        </w:rPr>
+        <w:t>Frontiers in Genetics</w:t>
+      </w:r>
+      <w:r>
+        <w:rPr>
+          <w:rFonts w:ascii="Arial" w:hAnsi="Arial" w:cs="Arial"/>
+        </w:rPr>
+        <w:t xml:space="preserve"> 12 (2021).</w:t>
+      </w:r>
+    </w:p>
+    <w:p>
+      <w:pPr>
+        <w:pStyle w:val="ListParagraph"/>
         <w:numPr>
           <w:ilvl w:val="0"/>
-          <w:numId w:val="4"/>
+          <w:numId w:val="11"/>
         </w:numPr>
-        <w:spacing w:line="276" w:lineRule="auto"/>
-        <w:jc w:val="left"/>
-        <w:rPr>
-          <w:noProof/>
-          <w:sz w:val="22"/>
-          <w:szCs w:val="22"/>
-        </w:rPr>
-      </w:pPr>
-      <w:r>
-        <w:rPr>
-          <w:noProof/>
-          <w:sz w:val="22"/>
-          <w:szCs w:val="22"/>
-        </w:rPr>
-        <w:tab/>
-        <w:t xml:space="preserve">Ye Xia, Seth Debolt, Qin Ma, Adam Mcdermaid, </w:t>
-      </w:r>
-      <w:r>
-        <w:rPr>
-          <w:b/>
-          <w:bCs/>
-          <w:noProof/>
-          <w:sz w:val="22"/>
-          <w:szCs w:val="22"/>
+        <w:spacing w:after="0"/>
+        <w:ind w:firstLineChars="0"/>
+        <w:rPr>
+          <w:rFonts w:ascii="Arial" w:hAnsi="Arial" w:cs="Arial"/>
+        </w:rPr>
+      </w:pPr>
+      <w:proofErr w:type="spellStart"/>
+      <w:r>
+        <w:rPr>
+          <w:rFonts w:ascii="Arial" w:hAnsi="Arial" w:cs="Arial"/>
+        </w:rPr>
+        <w:t>Juexin</w:t>
+      </w:r>
+      <w:proofErr w:type="spellEnd"/>
+      <w:r>
+        <w:rPr>
+          <w:rFonts w:ascii="Arial" w:hAnsi="Arial" w:cs="Arial"/>
+        </w:rPr>
+        <w:t xml:space="preserve"> Wang, Anjun Ma, Yuzhou Chang, </w:t>
+      </w:r>
+      <w:proofErr w:type="spellStart"/>
+      <w:r>
+        <w:rPr>
+          <w:rFonts w:ascii="Arial" w:hAnsi="Arial" w:cs="Arial"/>
+        </w:rPr>
+        <w:t>Jianting</w:t>
+      </w:r>
+      <w:proofErr w:type="spellEnd"/>
+      <w:r>
+        <w:rPr>
+          <w:rFonts w:ascii="Arial" w:hAnsi="Arial" w:cs="Arial"/>
+        </w:rPr>
+        <w:t xml:space="preserve"> Gong, </w:t>
+      </w:r>
+      <w:proofErr w:type="spellStart"/>
+      <w:r>
+        <w:rPr>
+          <w:rFonts w:ascii="Arial" w:hAnsi="Arial" w:cs="Arial"/>
+        </w:rPr>
+        <w:t>Yuexu</w:t>
+      </w:r>
+      <w:proofErr w:type="spellEnd"/>
+      <w:r>
+        <w:rPr>
+          <w:rFonts w:ascii="Arial" w:hAnsi="Arial" w:cs="Arial"/>
+        </w:rPr>
+        <w:t xml:space="preserve"> Jiang, Ren Qi, </w:t>
+      </w:r>
+      <w:r>
+        <w:rPr>
+          <w:rFonts w:ascii="Arial" w:hAnsi="Arial" w:cs="Arial"/>
+          <w:b/>
+          <w:bCs/>
         </w:rPr>
         <w:t>Cankun Wang</w:t>
       </w:r>
       <w:r>
         <w:rPr>
-          <w:noProof/>
-          <w:sz w:val="22"/>
-          <w:szCs w:val="22"/>
-        </w:rPr>
-        <w:t xml:space="preserve">, Nicole Shapiro, Tanja Woyke, &amp; Nikos C. Kyrpides. (2019). Improved Draft Genome Sequence of </w:t>
-      </w:r>
-      <w:r>
-        <w:rPr>
+          <w:rFonts w:ascii="Arial" w:hAnsi="Arial" w:cs="Arial"/>
+        </w:rPr>
+        <w:t xml:space="preserve">, </w:t>
+      </w:r>
+      <w:proofErr w:type="spellStart"/>
+      <w:r>
+        <w:rPr>
+          <w:rFonts w:ascii="Arial" w:hAnsi="Arial" w:cs="Arial"/>
+        </w:rPr>
+        <w:t>Hongjun</w:t>
+      </w:r>
+      <w:proofErr w:type="spellEnd"/>
+      <w:r>
+        <w:rPr>
+          <w:rFonts w:ascii="Arial" w:hAnsi="Arial" w:cs="Arial"/>
+        </w:rPr>
+        <w:t xml:space="preserve"> Fu, Qin Ma, and Dong Xu. "</w:t>
+      </w:r>
+      <w:proofErr w:type="spellStart"/>
+      <w:r>
+        <w:rPr>
+          <w:rFonts w:ascii="Arial" w:hAnsi="Arial" w:cs="Arial"/>
+        </w:rPr>
+        <w:t>scGNN</w:t>
+      </w:r>
+      <w:proofErr w:type="spellEnd"/>
+      <w:r>
+        <w:rPr>
+          <w:rFonts w:ascii="Arial" w:hAnsi="Arial" w:cs="Arial"/>
+        </w:rPr>
+        <w:t xml:space="preserve"> Is a Novel Graph Neural Network Framework for Single-Cell RNA-Seq Analyses." </w:t>
+      </w:r>
+      <w:r>
+        <w:rPr>
+          <w:rFonts w:ascii="Arial" w:hAnsi="Arial" w:cs="Arial"/>
           <w:i/>
-          <w:noProof/>
-          <w:sz w:val="22"/>
-          <w:szCs w:val="22"/>
-        </w:rPr>
-        <w:t>Pseudomonas poae</w:t>
-      </w:r>
-      <w:r>
-        <w:rPr>
-          <w:noProof/>
-          <w:sz w:val="22"/>
-          <w:szCs w:val="22"/>
-        </w:rPr>
-        <w:t xml:space="preserve"> A2-S9, a Strain with Plant Growth-Promoting Activity. </w:t>
-      </w:r>
-      <w:r>
-        <w:rPr>
-          <w:i/>
-          <w:noProof/>
-          <w:sz w:val="22"/>
-          <w:szCs w:val="22"/>
-        </w:rPr>
-        <w:t>Microbiology Resource Announcements, 8</w:t>
-      </w:r>
-      <w:r>
-        <w:rPr>
-          <w:noProof/>
-          <w:sz w:val="22"/>
-          <w:szCs w:val="22"/>
-        </w:rPr>
-        <w:t>(15). doi:10.1128/MRA.00275-19</w:t>
-      </w:r>
-    </w:p>
-    <w:p>
-      <w:pPr>
-        <w:pStyle w:val="EndNoteBibliography"/>
+          <w:iCs/>
+        </w:rPr>
+        <w:t>Nature Communications</w:t>
+      </w:r>
+      <w:r>
+        <w:rPr>
+          <w:rFonts w:ascii="Arial" w:hAnsi="Arial" w:cs="Arial"/>
+        </w:rPr>
+        <w:t xml:space="preserve"> 12, no. 1 (2021): 1882.</w:t>
+      </w:r>
+    </w:p>
+    <w:p>
+      <w:pPr>
+        <w:pStyle w:val="ListParagraph"/>
         <w:numPr>
           <w:ilvl w:val="0"/>
-          <w:numId w:val="4"/>
+          <w:numId w:val="11"/>
         </w:numPr>
-        <w:spacing w:line="276" w:lineRule="auto"/>
-        <w:jc w:val="left"/>
-        <w:rPr>
-          <w:noProof/>
-          <w:sz w:val="22"/>
-          <w:szCs w:val="22"/>
-        </w:rPr>
-      </w:pPr>
-      <w:r>
-        <w:rPr>
-          <w:noProof/>
-          <w:sz w:val="22"/>
-          <w:szCs w:val="22"/>
-        </w:rPr>
-        <w:tab/>
-        <w:t xml:space="preserve">Jinyu Yang, Anjun Ma, Adam D Hoppe, </w:t>
-      </w:r>
-      <w:r>
-        <w:rPr>
-          <w:b/>
-          <w:bCs/>
-          <w:noProof/>
-          <w:sz w:val="22"/>
-          <w:szCs w:val="22"/>
+        <w:spacing w:after="0"/>
+        <w:ind w:firstLineChars="0"/>
+        <w:rPr>
+          <w:rFonts w:ascii="Arial" w:hAnsi="Arial" w:cs="Arial"/>
+        </w:rPr>
+      </w:pPr>
+      <w:r>
+        <w:rPr>
+          <w:rFonts w:ascii="Arial" w:hAnsi="Arial" w:cs="Arial"/>
+        </w:rPr>
+        <w:t xml:space="preserve">Ying Li, Qi Zhang, </w:t>
+      </w:r>
+      <w:proofErr w:type="spellStart"/>
+      <w:r>
+        <w:rPr>
+          <w:rFonts w:ascii="Arial" w:hAnsi="Arial" w:cs="Arial"/>
+        </w:rPr>
+        <w:t>Zhaoqian</w:t>
+      </w:r>
+      <w:proofErr w:type="spellEnd"/>
+      <w:r>
+        <w:rPr>
+          <w:rFonts w:ascii="Arial" w:hAnsi="Arial" w:cs="Arial"/>
+        </w:rPr>
+        <w:t xml:space="preserve"> Liu, </w:t>
+      </w:r>
+      <w:r>
+        <w:rPr>
+          <w:rFonts w:ascii="Arial" w:hAnsi="Arial" w:cs="Arial"/>
+          <w:b/>
+          <w:bCs/>
         </w:rPr>
         <w:t>Cankun Wang</w:t>
       </w:r>
       <w:r>
         <w:rPr>
-          <w:noProof/>
-          <w:sz w:val="22"/>
-          <w:szCs w:val="22"/>
-        </w:rPr>
-        <w:t xml:space="preserve">, Yang Li, Chi Zhang, Yan Wang, Bingqiang Liu, &amp; Qin Ma. (2019). Prediction of regulatory motifs from human Chip-sequencing data using a deep learning framework. </w:t>
-      </w:r>
-      <w:r>
-        <w:rPr>
+          <w:rFonts w:ascii="Arial" w:hAnsi="Arial" w:cs="Arial"/>
+        </w:rPr>
+        <w:t xml:space="preserve">, Siyu Han, Qin Ma, and Wei Du. "Deep Forest Ensemble Learning for Classification of Alignments of Non-Coding RNA Sequences Based on Multi-View Structure Representations." </w:t>
+      </w:r>
+      <w:r>
+        <w:rPr>
+          <w:rFonts w:ascii="Arial" w:hAnsi="Arial" w:cs="Arial"/>
           <w:i/>
-          <w:noProof/>
-          <w:sz w:val="22"/>
-          <w:szCs w:val="22"/>
-        </w:rPr>
-        <w:t>Nucleic Acids Research, 47</w:t>
-      </w:r>
-      <w:r>
-        <w:rPr>
-          <w:noProof/>
-          <w:sz w:val="22"/>
-          <w:szCs w:val="22"/>
-        </w:rPr>
-        <w:t>(15), 7809-7824. doi:10.1093/nar/gkz672</w:t>
-      </w:r>
-    </w:p>
-    <w:p>
-      <w:pPr>
-        <w:pStyle w:val="EndNoteBibliography"/>
+          <w:iCs/>
+        </w:rPr>
+        <w:t>Briefings in Bioinformatics</w:t>
+      </w:r>
+      <w:r>
+        <w:rPr>
+          <w:rFonts w:ascii="Arial" w:hAnsi="Arial" w:cs="Arial"/>
+        </w:rPr>
+        <w:t xml:space="preserve"> (2020): bbaa354.</w:t>
+      </w:r>
+    </w:p>
+    <w:p>
+      <w:pPr>
+        <w:pStyle w:val="ListParagraph"/>
         <w:numPr>
           <w:ilvl w:val="0"/>
-          <w:numId w:val="4"/>
+          <w:numId w:val="11"/>
         </w:numPr>
-        <w:spacing w:line="276" w:lineRule="auto"/>
-        <w:jc w:val="left"/>
-        <w:rPr>
-          <w:noProof/>
-          <w:sz w:val="22"/>
-          <w:szCs w:val="22"/>
-        </w:rPr>
-      </w:pPr>
-      <w:r>
-        <w:rPr>
-          <w:noProof/>
-          <w:sz w:val="22"/>
-          <w:szCs w:val="22"/>
-        </w:rPr>
-        <w:tab/>
-        <w:t xml:space="preserve">Adam Mcdermaid, Xin Chen, Yiran Zhang, </w:t>
-      </w:r>
-      <w:r>
-        <w:rPr>
-          <w:b/>
-          <w:bCs/>
-          <w:noProof/>
-          <w:sz w:val="22"/>
-          <w:szCs w:val="22"/>
+        <w:spacing w:after="0"/>
+        <w:ind w:firstLineChars="0"/>
+        <w:rPr>
+          <w:rFonts w:ascii="Arial" w:hAnsi="Arial" w:cs="Arial"/>
+        </w:rPr>
+      </w:pPr>
+      <w:proofErr w:type="spellStart"/>
+      <w:r>
+        <w:rPr>
+          <w:rFonts w:ascii="Arial" w:hAnsi="Arial" w:cs="Arial"/>
+        </w:rPr>
+        <w:t>Mengting</w:t>
+      </w:r>
+      <w:proofErr w:type="spellEnd"/>
+      <w:r>
+        <w:rPr>
+          <w:rFonts w:ascii="Arial" w:hAnsi="Arial" w:cs="Arial"/>
+        </w:rPr>
+        <w:t xml:space="preserve"> Niu, Jun Zhang, </w:t>
+      </w:r>
+      <w:proofErr w:type="spellStart"/>
+      <w:r>
+        <w:rPr>
+          <w:rFonts w:ascii="Arial" w:hAnsi="Arial" w:cs="Arial"/>
+        </w:rPr>
+        <w:t>Yanjuan</w:t>
+      </w:r>
+      <w:proofErr w:type="spellEnd"/>
+      <w:r>
+        <w:rPr>
+          <w:rFonts w:ascii="Arial" w:hAnsi="Arial" w:cs="Arial"/>
+        </w:rPr>
+        <w:t xml:space="preserve"> Li, </w:t>
+      </w:r>
+      <w:r>
+        <w:rPr>
+          <w:rFonts w:ascii="Arial" w:hAnsi="Arial" w:cs="Arial"/>
+          <w:b/>
+          <w:bCs/>
         </w:rPr>
         <w:t>Cankun Wang</w:t>
       </w:r>
       <w:r>
         <w:rPr>
-          <w:noProof/>
-          <w:sz w:val="22"/>
-          <w:szCs w:val="22"/>
-        </w:rPr>
-        <w:t xml:space="preserve">, Shaopeng Gu, Juan Xie, &amp; Qin Ma. (2018). A New Machine Learning-Based Framework for Mapping Uncertainty Analysis in RNA-Seq Read Alignment and Gene Expression Estimation. </w:t>
-      </w:r>
-      <w:r>
-        <w:rPr>
+          <w:rFonts w:ascii="Arial" w:hAnsi="Arial" w:cs="Arial"/>
+        </w:rPr>
+        <w:t xml:space="preserve">, </w:t>
+      </w:r>
+      <w:proofErr w:type="spellStart"/>
+      <w:r>
+        <w:rPr>
+          <w:rFonts w:ascii="Arial" w:hAnsi="Arial" w:cs="Arial"/>
+        </w:rPr>
+        <w:t>Zhaoqian</w:t>
+      </w:r>
+      <w:proofErr w:type="spellEnd"/>
+      <w:r>
+        <w:rPr>
+          <w:rFonts w:ascii="Arial" w:hAnsi="Arial" w:cs="Arial"/>
+        </w:rPr>
+        <w:t xml:space="preserve"> Liu, Hui Ding, Quan Zou, and Qin Ma. "</w:t>
+      </w:r>
+      <w:proofErr w:type="spellStart"/>
+      <w:r>
+        <w:rPr>
+          <w:rFonts w:ascii="Arial" w:hAnsi="Arial" w:cs="Arial"/>
+        </w:rPr>
+        <w:t>CirRNAPL</w:t>
+      </w:r>
+      <w:proofErr w:type="spellEnd"/>
+      <w:r>
+        <w:rPr>
+          <w:rFonts w:ascii="Arial" w:hAnsi="Arial" w:cs="Arial"/>
+        </w:rPr>
+        <w:t xml:space="preserve">: A Web Server for the Identification of </w:t>
+      </w:r>
+      <w:proofErr w:type="spellStart"/>
+      <w:r>
+        <w:rPr>
+          <w:rFonts w:ascii="Arial" w:hAnsi="Arial" w:cs="Arial"/>
+        </w:rPr>
+        <w:t>circRNA</w:t>
+      </w:r>
+      <w:proofErr w:type="spellEnd"/>
+      <w:r>
+        <w:rPr>
+          <w:rFonts w:ascii="Arial" w:hAnsi="Arial" w:cs="Arial"/>
+        </w:rPr>
+        <w:t xml:space="preserve"> Based on Extreme Learning Machine." </w:t>
+      </w:r>
+      <w:r>
+        <w:rPr>
+          <w:rFonts w:ascii="Arial" w:hAnsi="Arial" w:cs="Arial"/>
           <w:i/>
-          <w:noProof/>
-          <w:sz w:val="22"/>
-          <w:szCs w:val="22"/>
-        </w:rPr>
-        <w:t>Frontiers in Genetics, 9</w:t>
-      </w:r>
-      <w:r>
-        <w:rPr>
-          <w:noProof/>
-          <w:sz w:val="22"/>
-          <w:szCs w:val="22"/>
-        </w:rPr>
-        <w:t>. doi:10.3389/fgene.2018.00313</w:t>
-      </w:r>
-    </w:p>
-    <w:p>
-      <w:pPr>
-        <w:pStyle w:val="EndNoteBibliography"/>
+          <w:iCs/>
+        </w:rPr>
+        <w:t>Computational and Structural Biotechnology Journal</w:t>
+      </w:r>
+      <w:r>
+        <w:rPr>
+          <w:rFonts w:ascii="Arial" w:hAnsi="Arial" w:cs="Arial"/>
+        </w:rPr>
+        <w:t xml:space="preserve"> 18 (2020): 834–842.</w:t>
+      </w:r>
+    </w:p>
+    <w:p>
+      <w:pPr>
+        <w:pStyle w:val="ListParagraph"/>
         <w:numPr>
           <w:ilvl w:val="0"/>
-          <w:numId w:val="4"/>
+          <w:numId w:val="11"/>
         </w:numPr>
-        <w:spacing w:line="276" w:lineRule="auto"/>
-        <w:jc w:val="left"/>
-        <w:rPr>
-          <w:noProof/>
-          <w:sz w:val="22"/>
-          <w:szCs w:val="22"/>
-        </w:rPr>
-      </w:pPr>
-      <w:r>
-        <w:rPr>
-          <w:noProof/>
-          <w:sz w:val="22"/>
-          <w:szCs w:val="22"/>
-        </w:rPr>
-        <w:tab/>
-        <w:t xml:space="preserve">Siyu Han, Yanchun Liang, Qin Ma, Yangyi Xu, Yu Zhang, Wei Du, </w:t>
-      </w:r>
-      <w:r>
-        <w:rPr>
-          <w:b/>
-          <w:bCs/>
-          <w:noProof/>
-          <w:sz w:val="22"/>
-          <w:szCs w:val="22"/>
+        <w:spacing w:after="0"/>
+        <w:ind w:firstLineChars="0"/>
+        <w:rPr>
+          <w:rFonts w:ascii="Arial" w:hAnsi="Arial" w:cs="Arial"/>
+        </w:rPr>
+      </w:pPr>
+      <w:r>
+        <w:rPr>
+          <w:rFonts w:ascii="Arial" w:hAnsi="Arial" w:cs="Arial"/>
+        </w:rPr>
+        <w:t xml:space="preserve">Padmapriya Swaminathan, Michelle Ohrtman, Abigail </w:t>
+      </w:r>
+      <w:proofErr w:type="spellStart"/>
+      <w:r>
+        <w:rPr>
+          <w:rFonts w:ascii="Arial" w:hAnsi="Arial" w:cs="Arial"/>
+        </w:rPr>
+        <w:t>Carinder</w:t>
+      </w:r>
+      <w:proofErr w:type="spellEnd"/>
+      <w:r>
+        <w:rPr>
+          <w:rFonts w:ascii="Arial" w:hAnsi="Arial" w:cs="Arial"/>
+        </w:rPr>
+        <w:t xml:space="preserve">, Anup </w:t>
+      </w:r>
+      <w:proofErr w:type="spellStart"/>
+      <w:r>
+        <w:rPr>
+          <w:rFonts w:ascii="Arial" w:hAnsi="Arial" w:cs="Arial"/>
+        </w:rPr>
+        <w:t>Deuja</w:t>
+      </w:r>
+      <w:proofErr w:type="spellEnd"/>
+      <w:r>
+        <w:rPr>
+          <w:rFonts w:ascii="Arial" w:hAnsi="Arial" w:cs="Arial"/>
+        </w:rPr>
+        <w:t xml:space="preserve">, </w:t>
+      </w:r>
+      <w:r>
+        <w:rPr>
+          <w:rFonts w:ascii="Arial" w:hAnsi="Arial" w:cs="Arial"/>
+          <w:b/>
+          <w:bCs/>
         </w:rPr>
         <w:t>Cankun Wang</w:t>
       </w:r>
       <w:r>
         <w:rPr>
-          <w:noProof/>
-          <w:sz w:val="22"/>
-          <w:szCs w:val="22"/>
-        </w:rPr>
-        <w:t xml:space="preserve">, &amp; Ying Li. LncFinder: an integrated platform for long non-coding RNA identification utilizing sequence intrinsic composition, structural information and physicochemical property. </w:t>
-      </w:r>
-      <w:r>
-        <w:rPr>
+          <w:rFonts w:ascii="Arial" w:hAnsi="Arial" w:cs="Arial"/>
+        </w:rPr>
+        <w:t xml:space="preserve">, John Gaskin, Anne Fennell, and Sharon Clay. "Water Deficit Transcriptomic Responses Differ in the Invasive </w:t>
+      </w:r>
+      <w:proofErr w:type="spellStart"/>
+      <w:r>
+        <w:rPr>
+          <w:rFonts w:ascii="Arial" w:hAnsi="Arial" w:cs="Arial"/>
+        </w:rPr>
+        <w:t>Tamarix</w:t>
+      </w:r>
+      <w:proofErr w:type="spellEnd"/>
+      <w:r>
+        <w:rPr>
+          <w:rFonts w:ascii="Arial" w:hAnsi="Arial" w:cs="Arial"/>
+        </w:rPr>
+        <w:t xml:space="preserve"> chinensis and T. </w:t>
+      </w:r>
+      <w:proofErr w:type="spellStart"/>
+      <w:r>
+        <w:rPr>
+          <w:rFonts w:ascii="Arial" w:hAnsi="Arial" w:cs="Arial"/>
+        </w:rPr>
+        <w:t>ramosissima</w:t>
+      </w:r>
+      <w:proofErr w:type="spellEnd"/>
+      <w:r>
+        <w:rPr>
+          <w:rFonts w:ascii="Arial" w:hAnsi="Arial" w:cs="Arial"/>
+        </w:rPr>
+        <w:t xml:space="preserve"> Established in the Southern and Northern United States." </w:t>
+      </w:r>
+      <w:r>
+        <w:rPr>
+          <w:rFonts w:ascii="Arial" w:hAnsi="Arial" w:cs="Arial"/>
           <w:i/>
-          <w:noProof/>
-          <w:sz w:val="22"/>
-          <w:szCs w:val="22"/>
+          <w:iCs/>
+        </w:rPr>
+        <w:t>Plants</w:t>
+      </w:r>
+      <w:r>
+        <w:rPr>
+          <w:rFonts w:ascii="Arial" w:hAnsi="Arial" w:cs="Arial"/>
+        </w:rPr>
+        <w:t xml:space="preserve"> 9, no. 1 (2020): 86.</w:t>
+      </w:r>
+    </w:p>
+    <w:p>
+      <w:pPr>
+        <w:pStyle w:val="ListParagraph"/>
+        <w:numPr>
+          <w:ilvl w:val="0"/>
+          <w:numId w:val="11"/>
+        </w:numPr>
+        <w:spacing w:after="0"/>
+        <w:ind w:firstLineChars="0"/>
+        <w:rPr>
+          <w:rFonts w:ascii="Arial" w:hAnsi="Arial" w:cs="Arial"/>
+        </w:rPr>
+      </w:pPr>
+      <w:r>
+        <w:rPr>
+          <w:rFonts w:ascii="Arial" w:hAnsi="Arial" w:cs="Arial"/>
+        </w:rPr>
+        <w:t xml:space="preserve">Juan Xie, Anjun Ma, Yu Zhang, </w:t>
+      </w:r>
+      <w:proofErr w:type="spellStart"/>
+      <w:r>
+        <w:rPr>
+          <w:rFonts w:ascii="Arial" w:hAnsi="Arial" w:cs="Arial"/>
+        </w:rPr>
+        <w:t>Bingqiang</w:t>
+      </w:r>
+      <w:proofErr w:type="spellEnd"/>
+      <w:r>
+        <w:rPr>
+          <w:rFonts w:ascii="Arial" w:hAnsi="Arial" w:cs="Arial"/>
+        </w:rPr>
+        <w:t xml:space="preserve"> Liu, Sha Cao, </w:t>
+      </w:r>
+      <w:r>
+        <w:rPr>
+          <w:rFonts w:ascii="Arial" w:hAnsi="Arial" w:cs="Arial"/>
+          <w:b/>
+          <w:bCs/>
+        </w:rPr>
+        <w:t>Cankun Wang</w:t>
+      </w:r>
+      <w:r>
+        <w:rPr>
+          <w:rFonts w:ascii="Arial" w:hAnsi="Arial" w:cs="Arial"/>
+        </w:rPr>
+        <w:t xml:space="preserve">, Jennifer Xu, Chi Zhang, and Qin Ma. "QUBIC2: A Novel and Robust </w:t>
+      </w:r>
+      <w:proofErr w:type="spellStart"/>
+      <w:r>
+        <w:rPr>
+          <w:rFonts w:ascii="Arial" w:hAnsi="Arial" w:cs="Arial"/>
+        </w:rPr>
+        <w:t>Biclustering</w:t>
+      </w:r>
+      <w:proofErr w:type="spellEnd"/>
+      <w:r>
+        <w:rPr>
+          <w:rFonts w:ascii="Arial" w:hAnsi="Arial" w:cs="Arial"/>
+        </w:rPr>
+        <w:t xml:space="preserve"> Algorithm for Analyses and Interpretation of Large-Scale RNA-Seq Data." </w:t>
+      </w:r>
+      <w:r>
+        <w:rPr>
+          <w:rFonts w:ascii="Arial" w:hAnsi="Arial" w:cs="Arial"/>
+          <w:i/>
+          <w:iCs/>
+        </w:rPr>
+        <w:t>Bioinformatics</w:t>
+      </w:r>
+      <w:r>
+        <w:rPr>
+          <w:rFonts w:ascii="Arial" w:hAnsi="Arial" w:cs="Arial"/>
+        </w:rPr>
+        <w:t xml:space="preserve"> 36, no. 4 (2020): 1143–1149.</w:t>
+      </w:r>
+    </w:p>
+    <w:p>
+      <w:pPr>
+        <w:pStyle w:val="ListParagraph"/>
+        <w:numPr>
+          <w:ilvl w:val="0"/>
+          <w:numId w:val="11"/>
+        </w:numPr>
+        <w:spacing w:after="0"/>
+        <w:ind w:firstLineChars="0"/>
+        <w:rPr>
+          <w:rFonts w:ascii="Arial" w:hAnsi="Arial" w:cs="Arial"/>
+        </w:rPr>
+      </w:pPr>
+      <w:r>
+        <w:rPr>
+          <w:rFonts w:ascii="Arial" w:hAnsi="Arial" w:cs="Arial"/>
+        </w:rPr>
+        <w:t xml:space="preserve">Brandon Monier, Adam McDermaid, </w:t>
+      </w:r>
+      <w:r>
+        <w:rPr>
+          <w:rFonts w:ascii="Arial" w:hAnsi="Arial" w:cs="Arial"/>
+          <w:b/>
+          <w:bCs/>
+        </w:rPr>
+        <w:t>Cankun Wang</w:t>
+      </w:r>
+      <w:r>
+        <w:rPr>
+          <w:rFonts w:ascii="Arial" w:hAnsi="Arial" w:cs="Arial"/>
+        </w:rPr>
+        <w:t xml:space="preserve">, Jing Zhao, Allison Miller, Anne Fennell, and Qin Ma. "IRIS-EDA: An Integrated RNA-Seq Interpretation System for Gene Expression Data Analysis." </w:t>
+      </w:r>
+      <w:r>
+        <w:rPr>
+          <w:rFonts w:ascii="Arial" w:hAnsi="Arial" w:cs="Arial"/>
+          <w:i/>
+          <w:iCs/>
+        </w:rPr>
+        <w:t>PLOS Computational Biology</w:t>
+      </w:r>
+      <w:r>
+        <w:rPr>
+          <w:rFonts w:ascii="Arial" w:hAnsi="Arial" w:cs="Arial"/>
+        </w:rPr>
+        <w:t xml:space="preserve"> 15, no. 2 (2019): e1006792.</w:t>
+      </w:r>
+    </w:p>
+    <w:p>
+      <w:pPr>
+        <w:pStyle w:val="ListParagraph"/>
+        <w:numPr>
+          <w:ilvl w:val="0"/>
+          <w:numId w:val="11"/>
+        </w:numPr>
+        <w:spacing w:after="0"/>
+        <w:ind w:firstLineChars="0"/>
+        <w:rPr>
+          <w:rFonts w:ascii="Arial" w:hAnsi="Arial" w:cs="Arial"/>
+        </w:rPr>
+      </w:pPr>
+      <w:r>
+        <w:rPr>
+          <w:rFonts w:ascii="Arial" w:hAnsi="Arial" w:cs="Arial"/>
+        </w:rPr>
+        <w:t xml:space="preserve">Yan Wang, Sen Yang, Jing Zhao, Wei Du, </w:t>
+      </w:r>
+      <w:proofErr w:type="spellStart"/>
+      <w:r>
+        <w:rPr>
+          <w:rFonts w:ascii="Arial" w:hAnsi="Arial" w:cs="Arial"/>
+        </w:rPr>
+        <w:t>Yanchun</w:t>
+      </w:r>
+      <w:proofErr w:type="spellEnd"/>
+      <w:r>
+        <w:rPr>
+          <w:rFonts w:ascii="Arial" w:hAnsi="Arial" w:cs="Arial"/>
+        </w:rPr>
+        <w:t xml:space="preserve"> Liang, </w:t>
+      </w:r>
+      <w:r>
+        <w:rPr>
+          <w:rFonts w:ascii="Arial" w:hAnsi="Arial" w:cs="Arial"/>
+          <w:b/>
+          <w:bCs/>
+        </w:rPr>
+        <w:t>Cankun Wang</w:t>
+      </w:r>
+      <w:r>
+        <w:rPr>
+          <w:rFonts w:ascii="Arial" w:hAnsi="Arial" w:cs="Arial"/>
+        </w:rPr>
+        <w:t xml:space="preserve">, </w:t>
+      </w:r>
+      <w:proofErr w:type="spellStart"/>
+      <w:r>
+        <w:rPr>
+          <w:rFonts w:ascii="Arial" w:hAnsi="Arial" w:cs="Arial"/>
+        </w:rPr>
+        <w:t>Fengfeng</w:t>
+      </w:r>
+      <w:proofErr w:type="spellEnd"/>
+      <w:r>
+        <w:rPr>
+          <w:rFonts w:ascii="Arial" w:hAnsi="Arial" w:cs="Arial"/>
+        </w:rPr>
+        <w:t xml:space="preserve"> Zhou, Yuan Tian, and Qin Ma. "Using Machine Learning to Measure Relatedness between Genes: A Multi-Features Model." </w:t>
+      </w:r>
+      <w:r>
+        <w:rPr>
+          <w:rFonts w:ascii="Arial" w:hAnsi="Arial" w:cs="Arial"/>
+          <w:i/>
+          <w:iCs/>
+        </w:rPr>
+        <w:t>Scientific Reports</w:t>
+      </w:r>
+      <w:r>
+        <w:rPr>
+          <w:rFonts w:ascii="Arial" w:hAnsi="Arial" w:cs="Arial"/>
+        </w:rPr>
+        <w:t xml:space="preserve"> 9, no. 1 (2019).</w:t>
+      </w:r>
+    </w:p>
+    <w:p>
+      <w:pPr>
+        <w:pStyle w:val="ListParagraph"/>
+        <w:numPr>
+          <w:ilvl w:val="0"/>
+          <w:numId w:val="11"/>
+        </w:numPr>
+        <w:spacing w:after="0"/>
+        <w:ind w:firstLineChars="0"/>
+        <w:rPr>
+          <w:rFonts w:ascii="Arial" w:hAnsi="Arial" w:cs="Arial"/>
+        </w:rPr>
+      </w:pPr>
+      <w:r>
+        <w:rPr>
+          <w:rFonts w:ascii="Arial" w:hAnsi="Arial" w:cs="Arial"/>
+        </w:rPr>
+        <w:t xml:space="preserve">Ye Xia, Seth Debolt, Qin Ma, Adam McDermaid, </w:t>
+      </w:r>
+      <w:r>
+        <w:rPr>
+          <w:rFonts w:ascii="Arial" w:hAnsi="Arial" w:cs="Arial"/>
+          <w:b/>
+          <w:bCs/>
+        </w:rPr>
+        <w:t>Cankun Wang</w:t>
+      </w:r>
+      <w:r>
+        <w:rPr>
+          <w:rFonts w:ascii="Arial" w:hAnsi="Arial" w:cs="Arial"/>
+        </w:rPr>
+        <w:t xml:space="preserve">, Nicole Shapiro, Tanja </w:t>
+      </w:r>
+      <w:proofErr w:type="spellStart"/>
+      <w:r>
+        <w:rPr>
+          <w:rFonts w:ascii="Arial" w:hAnsi="Arial" w:cs="Arial"/>
+        </w:rPr>
+        <w:t>Woyke</w:t>
+      </w:r>
+      <w:proofErr w:type="spellEnd"/>
+      <w:r>
+        <w:rPr>
+          <w:rFonts w:ascii="Arial" w:hAnsi="Arial" w:cs="Arial"/>
+        </w:rPr>
+        <w:t xml:space="preserve">, and Nikos C. </w:t>
+      </w:r>
+      <w:proofErr w:type="spellStart"/>
+      <w:r>
+        <w:rPr>
+          <w:rFonts w:ascii="Arial" w:hAnsi="Arial" w:cs="Arial"/>
+        </w:rPr>
+        <w:t>Kyrpides</w:t>
+      </w:r>
+      <w:proofErr w:type="spellEnd"/>
+      <w:r>
+        <w:rPr>
+          <w:rFonts w:ascii="Arial" w:hAnsi="Arial" w:cs="Arial"/>
+        </w:rPr>
+        <w:t xml:space="preserve">. "Improved Draft Genome Sequence of Bacillus sp. Strain YF23, Which Has Plant Growth-Promoting Activity." </w:t>
+      </w:r>
+      <w:r>
+        <w:rPr>
+          <w:rFonts w:ascii="Arial" w:hAnsi="Arial" w:cs="Arial"/>
+          <w:i/>
+          <w:iCs/>
+        </w:rPr>
+        <w:t>Microbiology Resource Announcements</w:t>
+      </w:r>
+      <w:r>
+        <w:rPr>
+          <w:rFonts w:ascii="Arial" w:hAnsi="Arial" w:cs="Arial"/>
+        </w:rPr>
+        <w:t xml:space="preserve"> 8, no. 15 (2019).</w:t>
+      </w:r>
+    </w:p>
+    <w:p>
+      <w:pPr>
+        <w:pStyle w:val="ListParagraph"/>
+        <w:numPr>
+          <w:ilvl w:val="0"/>
+          <w:numId w:val="11"/>
+        </w:numPr>
+        <w:spacing w:after="0"/>
+        <w:ind w:firstLineChars="0"/>
+        <w:rPr>
+          <w:rFonts w:ascii="Arial" w:hAnsi="Arial" w:cs="Arial"/>
+        </w:rPr>
+      </w:pPr>
+      <w:r>
+        <w:rPr>
+          <w:rFonts w:ascii="Arial" w:hAnsi="Arial" w:cs="Arial"/>
+        </w:rPr>
+        <w:t xml:space="preserve">Ye Xia, Seth Debolt, Qin Ma, Adam McDermaid, </w:t>
+      </w:r>
+      <w:r>
+        <w:rPr>
+          <w:rFonts w:ascii="Arial" w:hAnsi="Arial" w:cs="Arial"/>
+          <w:b/>
+          <w:bCs/>
+        </w:rPr>
+        <w:t>Cankun Wang</w:t>
+      </w:r>
+      <w:r>
+        <w:rPr>
+          <w:rFonts w:ascii="Arial" w:hAnsi="Arial" w:cs="Arial"/>
+        </w:rPr>
+        <w:t xml:space="preserve">, Nicole Shapiro, Tanja </w:t>
+      </w:r>
+      <w:proofErr w:type="spellStart"/>
+      <w:r>
+        <w:rPr>
+          <w:rFonts w:ascii="Arial" w:hAnsi="Arial" w:cs="Arial"/>
+        </w:rPr>
+        <w:t>Woyke</w:t>
+      </w:r>
+      <w:proofErr w:type="spellEnd"/>
+      <w:r>
+        <w:rPr>
+          <w:rFonts w:ascii="Arial" w:hAnsi="Arial" w:cs="Arial"/>
+        </w:rPr>
+        <w:t xml:space="preserve">, and Nikos C. </w:t>
+      </w:r>
+      <w:proofErr w:type="spellStart"/>
+      <w:r>
+        <w:rPr>
+          <w:rFonts w:ascii="Arial" w:hAnsi="Arial" w:cs="Arial"/>
+        </w:rPr>
+        <w:t>Kyrpides</w:t>
+      </w:r>
+      <w:proofErr w:type="spellEnd"/>
+      <w:r>
+        <w:rPr>
+          <w:rFonts w:ascii="Arial" w:hAnsi="Arial" w:cs="Arial"/>
+        </w:rPr>
+        <w:t xml:space="preserve">. "Improved Draft Genome Sequence of Pseudomonas </w:t>
+      </w:r>
+      <w:proofErr w:type="spellStart"/>
+      <w:r>
+        <w:rPr>
+          <w:rFonts w:ascii="Arial" w:hAnsi="Arial" w:cs="Arial"/>
+        </w:rPr>
+        <w:t>poae</w:t>
+      </w:r>
+      <w:proofErr w:type="spellEnd"/>
+      <w:r>
+        <w:rPr>
+          <w:rFonts w:ascii="Arial" w:hAnsi="Arial" w:cs="Arial"/>
+        </w:rPr>
+        <w:t xml:space="preserve"> A2-S9, a Strain with Plant Growth-Promoting Activity." </w:t>
+      </w:r>
+      <w:r>
+        <w:rPr>
+          <w:rFonts w:ascii="Arial" w:hAnsi="Arial" w:cs="Arial"/>
+          <w:i/>
+          <w:iCs/>
+        </w:rPr>
+        <w:t>Microbiology Resource Announcements</w:t>
+      </w:r>
+      <w:r>
+        <w:rPr>
+          <w:rFonts w:ascii="Arial" w:hAnsi="Arial" w:cs="Arial"/>
+        </w:rPr>
+        <w:t xml:space="preserve"> 8, no. 15 (2019).</w:t>
+      </w:r>
+    </w:p>
+    <w:p>
+      <w:pPr>
+        <w:pStyle w:val="ListParagraph"/>
+        <w:numPr>
+          <w:ilvl w:val="0"/>
+          <w:numId w:val="11"/>
+        </w:numPr>
+        <w:spacing w:after="0"/>
+        <w:ind w:firstLineChars="0"/>
+        <w:rPr>
+          <w:rFonts w:ascii="Arial" w:hAnsi="Arial" w:cs="Arial"/>
+        </w:rPr>
+      </w:pPr>
+      <w:r>
+        <w:rPr>
+          <w:rFonts w:ascii="Arial" w:hAnsi="Arial" w:cs="Arial"/>
+        </w:rPr>
+        <w:t xml:space="preserve">Jinyu Yang, Anjun Ma, Adam D. Hoppe, </w:t>
+      </w:r>
+      <w:r>
+        <w:rPr>
+          <w:rFonts w:ascii="Arial" w:hAnsi="Arial" w:cs="Arial"/>
+          <w:b/>
+          <w:bCs/>
+        </w:rPr>
+        <w:t>Cankun Wang</w:t>
+      </w:r>
+      <w:r>
+        <w:rPr>
+          <w:rFonts w:ascii="Arial" w:hAnsi="Arial" w:cs="Arial"/>
+        </w:rPr>
+        <w:t xml:space="preserve">, Yang Li, Chi Zhang, Yan Wang, </w:t>
+      </w:r>
+      <w:proofErr w:type="spellStart"/>
+      <w:r>
+        <w:rPr>
+          <w:rFonts w:ascii="Arial" w:hAnsi="Arial" w:cs="Arial"/>
+        </w:rPr>
+        <w:t>Bingqiang</w:t>
+      </w:r>
+      <w:proofErr w:type="spellEnd"/>
+      <w:r>
+        <w:rPr>
+          <w:rFonts w:ascii="Arial" w:hAnsi="Arial" w:cs="Arial"/>
+        </w:rPr>
+        <w:t xml:space="preserve"> Liu, and Qin Ma. "Prediction of Regulatory Motifs from Human </w:t>
+      </w:r>
+      <w:proofErr w:type="spellStart"/>
+      <w:r>
+        <w:rPr>
+          <w:rFonts w:ascii="Arial" w:hAnsi="Arial" w:cs="Arial"/>
+        </w:rPr>
+        <w:t>ChIP</w:t>
+      </w:r>
+      <w:proofErr w:type="spellEnd"/>
+      <w:r>
+        <w:rPr>
+          <w:rFonts w:ascii="Arial" w:hAnsi="Arial" w:cs="Arial"/>
+        </w:rPr>
+        <w:t xml:space="preserve">-Sequencing Data Using a Deep Learning Framework." </w:t>
+      </w:r>
+      <w:r>
+        <w:rPr>
+          <w:rFonts w:ascii="Arial" w:hAnsi="Arial" w:cs="Arial"/>
+          <w:i/>
+          <w:iCs/>
+        </w:rPr>
+        <w:t>Nucleic Acids Research</w:t>
+      </w:r>
+      <w:r>
+        <w:rPr>
+          <w:rFonts w:ascii="Arial" w:hAnsi="Arial" w:cs="Arial"/>
+        </w:rPr>
+        <w:t xml:space="preserve"> 47, no. 15 (2019): 7809–7824.</w:t>
+      </w:r>
+    </w:p>
+    <w:p>
+      <w:pPr>
+        <w:pStyle w:val="ListParagraph"/>
+        <w:numPr>
+          <w:ilvl w:val="0"/>
+          <w:numId w:val="11"/>
+        </w:numPr>
+        <w:spacing w:after="0"/>
+        <w:ind w:firstLineChars="0"/>
+        <w:rPr>
+          <w:rFonts w:ascii="Arial" w:hAnsi="Arial" w:cs="Arial"/>
+        </w:rPr>
+      </w:pPr>
+      <w:r>
+        <w:rPr>
+          <w:rFonts w:ascii="Arial" w:hAnsi="Arial" w:cs="Arial"/>
+        </w:rPr>
+        <w:t xml:space="preserve">Adam McDermaid, Xin Chen, Yiran Zhang, </w:t>
+      </w:r>
+      <w:r>
+        <w:rPr>
+          <w:rFonts w:ascii="Arial" w:hAnsi="Arial" w:cs="Arial"/>
+          <w:b/>
+          <w:bCs/>
+        </w:rPr>
+        <w:t>Cankun Wang</w:t>
+      </w:r>
+      <w:r>
+        <w:rPr>
+          <w:rFonts w:ascii="Arial" w:hAnsi="Arial" w:cs="Arial"/>
+        </w:rPr>
+        <w:t xml:space="preserve">, </w:t>
+      </w:r>
+      <w:proofErr w:type="spellStart"/>
+      <w:r>
+        <w:rPr>
+          <w:rFonts w:ascii="Arial" w:hAnsi="Arial" w:cs="Arial"/>
+        </w:rPr>
+        <w:t>Shaopeng</w:t>
+      </w:r>
+      <w:proofErr w:type="spellEnd"/>
+      <w:r>
+        <w:rPr>
+          <w:rFonts w:ascii="Arial" w:hAnsi="Arial" w:cs="Arial"/>
+        </w:rPr>
+        <w:t xml:space="preserve"> Gu, Juan Xie, and Qin Ma. "A New Machine Learning-Based Framework for Mapping Uncertainty Analysis in RNA-Seq Read Alignment and Gene Expression Estimation." </w:t>
+      </w:r>
+      <w:r>
+        <w:rPr>
+          <w:rFonts w:ascii="Arial" w:hAnsi="Arial" w:cs="Arial"/>
+          <w:i/>
+          <w:iCs/>
+        </w:rPr>
+        <w:t>Frontiers in Genetics</w:t>
+      </w:r>
+      <w:r>
+        <w:rPr>
+          <w:rFonts w:ascii="Arial" w:hAnsi="Arial" w:cs="Arial"/>
+        </w:rPr>
+        <w:t xml:space="preserve"> 9 (2018).</w:t>
+      </w:r>
+    </w:p>
+    <w:p>
+      <w:pPr>
+        <w:pStyle w:val="ListParagraph"/>
+        <w:numPr>
+          <w:ilvl w:val="0"/>
+          <w:numId w:val="11"/>
+        </w:numPr>
+        <w:spacing w:after="0"/>
+        <w:ind w:firstLineChars="0"/>
+        <w:rPr>
+          <w:rFonts w:ascii="Arial" w:hAnsi="Arial" w:cs="Arial"/>
+        </w:rPr>
+      </w:pPr>
+      <w:r>
+        <w:rPr>
+          <w:rFonts w:ascii="Arial" w:hAnsi="Arial" w:cs="Arial"/>
+        </w:rPr>
+        <w:t xml:space="preserve">Siyu Han, </w:t>
+      </w:r>
+      <w:proofErr w:type="spellStart"/>
+      <w:r>
+        <w:rPr>
+          <w:rFonts w:ascii="Arial" w:hAnsi="Arial" w:cs="Arial"/>
+        </w:rPr>
+        <w:t>Yanchun</w:t>
+      </w:r>
+      <w:proofErr w:type="spellEnd"/>
+      <w:r>
+        <w:rPr>
+          <w:rFonts w:ascii="Arial" w:hAnsi="Arial" w:cs="Arial"/>
+        </w:rPr>
+        <w:t xml:space="preserve"> Liang, Qin Ma, </w:t>
+      </w:r>
+      <w:proofErr w:type="spellStart"/>
+      <w:r>
+        <w:rPr>
+          <w:rFonts w:ascii="Arial" w:hAnsi="Arial" w:cs="Arial"/>
+        </w:rPr>
+        <w:t>Yangyi</w:t>
+      </w:r>
+      <w:proofErr w:type="spellEnd"/>
+      <w:r>
+        <w:rPr>
+          <w:rFonts w:ascii="Arial" w:hAnsi="Arial" w:cs="Arial"/>
+        </w:rPr>
+        <w:t xml:space="preserve"> Xu, Yu Zhang, Wei Du, </w:t>
+      </w:r>
+      <w:r>
+        <w:rPr>
+          <w:rFonts w:ascii="Arial" w:hAnsi="Arial" w:cs="Arial"/>
+          <w:b/>
+          <w:bCs/>
+        </w:rPr>
+        <w:t>Cankun Wang</w:t>
+      </w:r>
+      <w:r>
+        <w:rPr>
+          <w:rFonts w:ascii="Arial" w:hAnsi="Arial" w:cs="Arial"/>
+        </w:rPr>
+        <w:t>, and Ying Li. "</w:t>
+      </w:r>
+      <w:proofErr w:type="spellStart"/>
+      <w:r>
+        <w:rPr>
+          <w:rFonts w:ascii="Arial" w:hAnsi="Arial" w:cs="Arial"/>
+        </w:rPr>
+        <w:t>LncFinder</w:t>
+      </w:r>
+      <w:proofErr w:type="spellEnd"/>
+      <w:r>
+        <w:rPr>
+          <w:rFonts w:ascii="Arial" w:hAnsi="Arial" w:cs="Arial"/>
+        </w:rPr>
+        <w:t xml:space="preserve">: An Integrated Platform for Long Non-Coding RNA Identification Utilizing Sequence Intrinsic Composition, Structural Information and Physicochemical Property." </w:t>
+      </w:r>
+      <w:r>
+        <w:rPr>
+          <w:rFonts w:ascii="Arial" w:hAnsi="Arial" w:cs="Arial"/>
+          <w:i/>
+          <w:iCs/>
         </w:rPr>
         <w:t>Briefings in Bioinformatics</w:t>
       </w:r>
       <w:r>
         <w:rPr>
-          <w:noProof/>
-          <w:sz w:val="22"/>
-          <w:szCs w:val="22"/>
-        </w:rPr>
-        <w:t>. doi:10.1093/bib/bby065</w:t>
+          <w:rFonts w:ascii="Arial" w:hAnsi="Arial" w:cs="Arial"/>
+        </w:rPr>
+        <w:t xml:space="preserve"> (2018).</w:t>
       </w:r>
     </w:p>
     <w:p>
@@ -6787,7 +6967,6 @@
         <w:ind w:left="1260" w:hanging="1260"/>
         <w:rPr>
           <w:rFonts w:ascii="Arial" w:hAnsi="Arial" w:cs="Arial"/>
-          <w:bCs/>
           <w:sz w:val="22"/>
           <w:szCs w:val="22"/>
         </w:rPr>
@@ -6808,7 +6987,7 @@
           <w:sz w:val="22"/>
           <w:szCs w:val="22"/>
         </w:rPr>
-        <w:t>4</w:t>
+        <w:t>6</w:t>
       </w:r>
       <w:r>
         <w:rPr>
@@ -6837,29 +7016,38 @@
           <w:sz w:val="22"/>
           <w:szCs w:val="22"/>
         </w:rPr>
-        <w:t>BISR Bioinformatic</w:t>
-      </w:r>
-      <w:r>
-        <w:rPr>
-          <w:rFonts w:ascii="Arial" w:hAnsi="Arial" w:cs="Arial"/>
-          <w:b/>
-          <w:bCs/>
-          <w:iCs/>
-          <w:sz w:val="22"/>
-          <w:szCs w:val="22"/>
-        </w:rPr>
-        <w:t>s</w:t>
-      </w:r>
-      <w:r>
-        <w:rPr>
-          <w:rFonts w:ascii="Arial" w:hAnsi="Arial" w:cs="Arial"/>
-          <w:b/>
-          <w:bCs/>
-          <w:iCs/>
-          <w:sz w:val="22"/>
-          <w:szCs w:val="22"/>
-        </w:rPr>
-        <w:t xml:space="preserve"> workshop, </w:t>
+        <w:t>BMI 5750: Methods in Biomedical Informatics</w:t>
+      </w:r>
+      <w:r>
+        <w:rPr>
+          <w:rFonts w:ascii="Arial" w:hAnsi="Arial" w:cs="Arial"/>
+          <w:b/>
+          <w:bCs/>
+          <w:iCs/>
+          <w:sz w:val="22"/>
+          <w:szCs w:val="22"/>
+        </w:rPr>
+        <w:t xml:space="preserve">, </w:t>
+      </w:r>
+      <w:r>
+        <w:rPr>
+          <w:rFonts w:ascii="Arial" w:hAnsi="Arial" w:cs="Arial"/>
+          <w:iCs/>
+          <w:sz w:val="22"/>
+          <w:szCs w:val="22"/>
+        </w:rPr>
+        <w:t>Guest</w:t>
+      </w:r>
+      <w:r>
+        <w:rPr>
+          <w:rFonts w:ascii="Arial" w:hAnsi="Arial" w:cs="Arial"/>
+          <w:b/>
+          <w:bCs/>
+          <w:iCs/>
+          <w:sz w:val="22"/>
+          <w:szCs w:val="22"/>
+        </w:rPr>
+        <w:t xml:space="preserve"> </w:t>
       </w:r>
       <w:r>
         <w:rPr>
@@ -6880,7 +7068,72 @@
           <w:sz w:val="22"/>
           <w:szCs w:val="22"/>
         </w:rPr>
+        <w:t xml:space="preserve">, </w:t>
+      </w:r>
+      <w:r>
+        <w:rPr>
+          <w:rFonts w:ascii="Arial" w:hAnsi="Arial" w:cs="Arial"/>
+          <w:iCs/>
+          <w:sz w:val="22"/>
+          <w:szCs w:val="22"/>
+        </w:rPr>
+        <w:t xml:space="preserve">Topic: </w:t>
+      </w:r>
+      <w:proofErr w:type="spellStart"/>
+      <w:r>
+        <w:rPr>
+          <w:rFonts w:ascii="Arial" w:hAnsi="Arial" w:cs="Arial"/>
+          <w:iCs/>
+          <w:sz w:val="22"/>
+          <w:szCs w:val="22"/>
+        </w:rPr>
+        <w:t>BioChatter</w:t>
+      </w:r>
+      <w:proofErr w:type="spellEnd"/>
+      <w:r>
+        <w:rPr>
+          <w:rFonts w:ascii="Arial" w:hAnsi="Arial" w:cs="Arial"/>
+          <w:iCs/>
+          <w:sz w:val="22"/>
+          <w:szCs w:val="22"/>
+        </w:rPr>
         <w:t xml:space="preserve"> </w:t>
+      </w:r>
+      <w:r>
+        <w:rPr>
+          <w:rFonts w:ascii="Arial" w:hAnsi="Arial" w:cs="Arial"/>
+          <w:iCs/>
+          <w:sz w:val="22"/>
+          <w:szCs w:val="22"/>
+        </w:rPr>
+        <w:t>as</w:t>
+      </w:r>
+      <w:r>
+        <w:rPr>
+          <w:rFonts w:ascii="Arial" w:hAnsi="Arial" w:cs="Arial"/>
+          <w:iCs/>
+          <w:sz w:val="22"/>
+          <w:szCs w:val="22"/>
+        </w:rPr>
+        <w:t xml:space="preserve"> the biomedical application </w:t>
+      </w:r>
+      <w:r>
+        <w:rPr>
+          <w:rFonts w:ascii="Arial" w:hAnsi="Arial" w:cs="Arial"/>
+          <w:iCs/>
+          <w:sz w:val="22"/>
+          <w:szCs w:val="22"/>
+        </w:rPr>
+        <w:t xml:space="preserve">platform </w:t>
+      </w:r>
+      <w:r>
+        <w:rPr>
+          <w:rFonts w:ascii="Arial" w:hAnsi="Arial" w:cs="Arial"/>
+          <w:iCs/>
+          <w:sz w:val="22"/>
+          <w:szCs w:val="22"/>
+        </w:rPr>
+        <w:t>of large language models</w:t>
       </w:r>
     </w:p>
     <w:p>
@@ -6924,7 +7177,25 @@
           <w:sz w:val="22"/>
           <w:szCs w:val="22"/>
         </w:rPr>
-        <w:t>2021,</w:t>
+        <w:t>202</w:t>
+      </w:r>
+      <w:r>
+        <w:rPr>
+          <w:rFonts w:ascii="Arial" w:hAnsi="Arial" w:cs="Arial"/>
+          <w:bCs/>
+          <w:sz w:val="22"/>
+          <w:szCs w:val="22"/>
+        </w:rPr>
+        <w:t>4</w:t>
+      </w:r>
+      <w:r>
+        <w:rPr>
+          <w:rFonts w:ascii="Arial" w:hAnsi="Arial" w:cs="Arial"/>
+          <w:bCs/>
+          <w:sz w:val="22"/>
+          <w:szCs w:val="22"/>
+        </w:rPr>
+        <w:t>,</w:t>
       </w:r>
       <w:r>
         <w:rPr>
@@ -6944,29 +7215,18 @@
           <w:sz w:val="22"/>
           <w:szCs w:val="22"/>
         </w:rPr>
-        <w:t xml:space="preserve">BISR </w:t>
-      </w:r>
-      <w:r>
-        <w:rPr>
-          <w:rFonts w:ascii="Arial" w:hAnsi="Arial" w:cs="Arial"/>
-          <w:b/>
-          <w:bCs/>
-          <w:iCs/>
-          <w:sz w:val="22"/>
-          <w:szCs w:val="22"/>
-        </w:rPr>
-        <w:t>CRISPR</w:t>
-      </w:r>
-      <w:r>
-        <w:rPr>
-          <w:rFonts w:ascii="Arial" w:hAnsi="Arial" w:cs="Arial"/>
-          <w:b/>
-          <w:bCs/>
-          <w:iCs/>
-          <w:sz w:val="22"/>
-          <w:szCs w:val="22"/>
-        </w:rPr>
-        <w:t xml:space="preserve"> screening</w:t>
+        <w:t>BISR Bioinformatic</w:t>
+      </w:r>
+      <w:r>
+        <w:rPr>
+          <w:rFonts w:ascii="Arial" w:hAnsi="Arial" w:cs="Arial"/>
+          <w:b/>
+          <w:bCs/>
+          <w:iCs/>
+          <w:sz w:val="22"/>
+          <w:szCs w:val="22"/>
+        </w:rPr>
+        <w:t>s</w:t>
       </w:r>
       <w:r>
         <w:rPr>
@@ -7042,25 +7302,7 @@
           <w:sz w:val="22"/>
           <w:szCs w:val="22"/>
         </w:rPr>
-        <w:t>20</w:t>
-      </w:r>
-      <w:r>
-        <w:rPr>
-          <w:rFonts w:ascii="Arial" w:hAnsi="Arial" w:cs="Arial"/>
-          <w:bCs/>
-          <w:sz w:val="22"/>
-          <w:szCs w:val="22"/>
-        </w:rPr>
-        <w:t>21</w:t>
-      </w:r>
-      <w:r>
-        <w:rPr>
-          <w:rFonts w:ascii="Arial" w:hAnsi="Arial" w:cs="Arial"/>
-          <w:bCs/>
-          <w:sz w:val="22"/>
-          <w:szCs w:val="22"/>
-        </w:rPr>
-        <w:t>,</w:t>
+        <w:t>2021,</w:t>
       </w:r>
       <w:r>
         <w:rPr>
@@ -7080,18 +7322,40 @@
           <w:sz w:val="22"/>
           <w:szCs w:val="22"/>
         </w:rPr>
-        <w:t>BISR RNA-Seq workshop</w:t>
-      </w:r>
-      <w:r>
-        <w:rPr>
-          <w:rFonts w:ascii="Arial" w:hAnsi="Arial" w:cs="Arial"/>
-          <w:b/>
-          <w:bCs/>
-          <w:iCs/>
-          <w:sz w:val="22"/>
-          <w:szCs w:val="22"/>
-        </w:rPr>
-        <w:t xml:space="preserve">, </w:t>
+        <w:t xml:space="preserve">BISR </w:t>
+      </w:r>
+      <w:r>
+        <w:rPr>
+          <w:rFonts w:ascii="Arial" w:hAnsi="Arial" w:cs="Arial"/>
+          <w:b/>
+          <w:bCs/>
+          <w:iCs/>
+          <w:sz w:val="22"/>
+          <w:szCs w:val="22"/>
+        </w:rPr>
+        <w:t>CRISPR</w:t>
+      </w:r>
+      <w:r>
+        <w:rPr>
+          <w:rFonts w:ascii="Arial" w:hAnsi="Arial" w:cs="Arial"/>
+          <w:b/>
+          <w:bCs/>
+          <w:iCs/>
+          <w:sz w:val="22"/>
+          <w:szCs w:val="22"/>
+        </w:rPr>
+        <w:t xml:space="preserve"> screening</w:t>
+      </w:r>
+      <w:r>
+        <w:rPr>
+          <w:rFonts w:ascii="Arial" w:hAnsi="Arial" w:cs="Arial"/>
+          <w:b/>
+          <w:bCs/>
+          <w:iCs/>
+          <w:sz w:val="22"/>
+          <w:szCs w:val="22"/>
+        </w:rPr>
+        <w:t xml:space="preserve"> workshop, </w:t>
       </w:r>
       <w:r>
         <w:rPr>
@@ -7165,7 +7429,7 @@
           <w:sz w:val="22"/>
           <w:szCs w:val="22"/>
         </w:rPr>
-        <w:t>20</w:t>
+        <w:t>21</w:t>
       </w:r>
       <w:r>
         <w:rPr>
@@ -7194,39 +7458,28 @@
           <w:sz w:val="22"/>
           <w:szCs w:val="22"/>
         </w:rPr>
-        <w:t>Applications of Machine Learning and Artificial Intelligence</w:t>
-      </w:r>
-      <w:r>
-        <w:rPr>
-          <w:rFonts w:ascii="Arial" w:hAnsi="Arial" w:cs="Arial"/>
-          <w:b/>
-          <w:bCs/>
-          <w:iCs/>
-          <w:sz w:val="22"/>
-          <w:szCs w:val="22"/>
-        </w:rPr>
-        <w:t>,</w:t>
-      </w:r>
-      <w:r>
-        <w:rPr>
-          <w:rFonts w:ascii="Arial" w:hAnsi="Arial" w:cs="Arial"/>
-          <w:b/>
-          <w:bCs/>
-          <w:iCs/>
-          <w:sz w:val="22"/>
-          <w:szCs w:val="22"/>
-        </w:rPr>
-        <w:t xml:space="preserve"> </w:t>
-      </w:r>
-      <w:r>
-        <w:rPr>
-          <w:rFonts w:ascii="Arial" w:hAnsi="Arial" w:cs="Arial"/>
-          <w:bCs/>
-          <w:iCs/>
-          <w:sz w:val="22"/>
-          <w:szCs w:val="22"/>
-        </w:rPr>
-        <w:t>Guest Lecturer</w:t>
+        <w:t>BISR RNA-Seq workshop</w:t>
+      </w:r>
+      <w:r>
+        <w:rPr>
+          <w:rFonts w:ascii="Arial" w:hAnsi="Arial" w:cs="Arial"/>
+          <w:b/>
+          <w:bCs/>
+          <w:iCs/>
+          <w:sz w:val="22"/>
+          <w:szCs w:val="22"/>
+        </w:rPr>
+        <w:t xml:space="preserve">, </w:t>
+      </w:r>
+      <w:r>
+        <w:rPr>
+          <w:rFonts w:ascii="Arial" w:hAnsi="Arial" w:cs="Arial"/>
+          <w:bCs/>
+          <w:iCs/>
+          <w:sz w:val="22"/>
+          <w:szCs w:val="22"/>
+        </w:rPr>
+        <w:t>Lecturer</w:t>
       </w:r>
       <w:r>
         <w:rPr>
@@ -7266,15 +7519,18 @@
     <w:p>
       <w:pPr>
         <w:spacing w:line="276" w:lineRule="auto"/>
-        <w:rPr>
-          <w:rFonts w:ascii="Arial" w:hAnsi="Arial" w:cs="Arial"/>
-          <w:sz w:val="22"/>
-          <w:szCs w:val="22"/>
-        </w:rPr>
-      </w:pPr>
-      <w:r>
-        <w:rPr>
-          <w:rFonts w:ascii="Arial" w:hAnsi="Arial" w:cs="Arial"/>
+        <w:ind w:left="1260" w:hanging="1260"/>
+        <w:rPr>
+          <w:rFonts w:ascii="Arial" w:hAnsi="Arial" w:cs="Arial"/>
+          <w:bCs/>
+          <w:sz w:val="22"/>
+          <w:szCs w:val="22"/>
+        </w:rPr>
+      </w:pPr>
+      <w:r>
+        <w:rPr>
+          <w:rFonts w:ascii="Arial" w:hAnsi="Arial" w:cs="Arial"/>
+          <w:bCs/>
           <w:sz w:val="22"/>
           <w:szCs w:val="22"/>
         </w:rPr>
@@ -7283,6 +7539,7 @@
       <w:r>
         <w:rPr>
           <w:rFonts w:ascii="Arial" w:hAnsi="Arial" w:cs="Arial"/>
+          <w:bCs/>
           <w:sz w:val="22"/>
           <w:szCs w:val="22"/>
         </w:rPr>
@@ -7291,6 +7548,7 @@
       <w:r>
         <w:rPr>
           <w:rFonts w:ascii="Arial" w:hAnsi="Arial" w:cs="Arial"/>
+          <w:bCs/>
           <w:sz w:val="22"/>
           <w:szCs w:val="22"/>
         </w:rPr>
@@ -7299,6 +7557,7 @@
       <w:r>
         <w:rPr>
           <w:rFonts w:ascii="Arial" w:hAnsi="Arial" w:cs="Arial"/>
+          <w:bCs/>
           <w:sz w:val="22"/>
           <w:szCs w:val="22"/>
         </w:rPr>
@@ -7307,38 +7566,56 @@
       <w:r>
         <w:rPr>
           <w:rFonts w:ascii="Arial" w:hAnsi="Arial" w:cs="Arial"/>
-          <w:sz w:val="22"/>
-          <w:szCs w:val="22"/>
-        </w:rPr>
-        <w:tab/>
-      </w:r>
-      <w:proofErr w:type="gramStart"/>
-      <w:r>
-        <w:rPr>
-          <w:rFonts w:ascii="Arial" w:hAnsi="Arial" w:cs="Arial"/>
-          <w:b/>
-          <w:sz w:val="22"/>
-          <w:szCs w:val="22"/>
-        </w:rPr>
-        <w:t>Single-cell</w:t>
-      </w:r>
-      <w:proofErr w:type="gramEnd"/>
-      <w:r>
-        <w:rPr>
-          <w:rFonts w:ascii="Arial" w:hAnsi="Arial" w:cs="Arial"/>
-          <w:b/>
-          <w:sz w:val="22"/>
-          <w:szCs w:val="22"/>
-        </w:rPr>
-        <w:t xml:space="preserve"> sequencing data analysis workshop</w:t>
-      </w:r>
-      <w:r>
-        <w:rPr>
-          <w:rFonts w:ascii="Arial" w:hAnsi="Arial" w:cs="Arial"/>
-          <w:sz w:val="22"/>
-          <w:szCs w:val="22"/>
-        </w:rPr>
-        <w:t>, Guest Lecturer</w:t>
+          <w:b/>
+          <w:bCs/>
+          <w:iCs/>
+          <w:sz w:val="22"/>
+          <w:szCs w:val="22"/>
+        </w:rPr>
+        <w:t>Applications of Machine Learning and Artificial Intelligence</w:t>
+      </w:r>
+      <w:r>
+        <w:rPr>
+          <w:rFonts w:ascii="Arial" w:hAnsi="Arial" w:cs="Arial"/>
+          <w:b/>
+          <w:bCs/>
+          <w:iCs/>
+          <w:sz w:val="22"/>
+          <w:szCs w:val="22"/>
+        </w:rPr>
+        <w:t>,</w:t>
+      </w:r>
+      <w:r>
+        <w:rPr>
+          <w:rFonts w:ascii="Arial" w:hAnsi="Arial" w:cs="Arial"/>
+          <w:b/>
+          <w:bCs/>
+          <w:iCs/>
+          <w:sz w:val="22"/>
+          <w:szCs w:val="22"/>
+        </w:rPr>
+        <w:t xml:space="preserve"> </w:t>
+      </w:r>
+      <w:r>
+        <w:rPr>
+          <w:rFonts w:ascii="Arial" w:hAnsi="Arial" w:cs="Arial"/>
+          <w:bCs/>
+          <w:iCs/>
+          <w:sz w:val="22"/>
+          <w:szCs w:val="22"/>
+        </w:rPr>
+        <w:t>Guest Lecturer</w:t>
+      </w:r>
+      <w:r>
+        <w:rPr>
+          <w:rFonts w:ascii="Arial" w:hAnsi="Arial" w:cs="Arial"/>
+          <w:b/>
+          <w:bCs/>
+          <w:iCs/>
+          <w:sz w:val="22"/>
+          <w:szCs w:val="22"/>
+        </w:rPr>
+        <w:t xml:space="preserve"> </w:t>
       </w:r>
     </w:p>
     <w:p>
@@ -7347,17 +7624,21 @@
         <w:ind w:left="840" w:firstLine="420"/>
         <w:rPr>
           <w:rFonts w:ascii="Arial" w:hAnsi="Arial" w:cs="Arial"/>
-          <w:sz w:val="22"/>
-          <w:szCs w:val="22"/>
-        </w:rPr>
-      </w:pPr>
-      <w:r>
-        <w:rPr>
-          <w:rFonts w:ascii="Arial" w:hAnsi="Arial" w:cs="Arial"/>
-          <w:sz w:val="22"/>
-          <w:szCs w:val="22"/>
-        </w:rPr>
-        <w:t>Iowa State University</w:t>
+          <w:bCs/>
+          <w:iCs/>
+          <w:sz w:val="22"/>
+          <w:szCs w:val="22"/>
+        </w:rPr>
+      </w:pPr>
+      <w:r>
+        <w:rPr>
+          <w:rFonts w:ascii="Arial" w:hAnsi="Arial" w:cs="Arial"/>
+          <w:bCs/>
+          <w:iCs/>
+          <w:sz w:val="22"/>
+          <w:szCs w:val="22"/>
+        </w:rPr>
+        <w:t>Department of Biomedical Informatics, OSU</w:t>
       </w:r>
     </w:p>
     <w:p>
@@ -7383,7 +7664,7 @@
           <w:sz w:val="22"/>
           <w:szCs w:val="22"/>
         </w:rPr>
-        <w:t>19</w:t>
+        <w:t>20</w:t>
       </w:r>
       <w:r>
         <w:rPr>
@@ -7416,63 +7697,15 @@
           <w:sz w:val="22"/>
           <w:szCs w:val="22"/>
         </w:rPr>
-        <w:t>Applied Bioinformatics</w:t>
-      </w:r>
-      <w:r>
-        <w:rPr>
-          <w:rFonts w:ascii="Arial" w:hAnsi="Arial" w:cs="Arial"/>
-          <w:sz w:val="22"/>
-          <w:szCs w:val="22"/>
-        </w:rPr>
-        <w:t xml:space="preserve">, </w:t>
-      </w:r>
-      <w:r>
-        <w:rPr>
-          <w:rFonts w:ascii="Arial" w:hAnsi="Arial" w:cs="Arial"/>
-          <w:sz w:val="22"/>
-          <w:szCs w:val="22"/>
-        </w:rPr>
-        <w:t>Teaching assistant</w:t>
-      </w:r>
-      <w:r>
-        <w:rPr>
-          <w:rFonts w:ascii="Arial" w:hAnsi="Arial" w:cs="Arial"/>
-          <w:sz w:val="22"/>
-          <w:szCs w:val="22"/>
-        </w:rPr>
-        <w:t xml:space="preserve"> </w:t>
-      </w:r>
-      <w:r>
-        <w:rPr>
-          <w:rFonts w:ascii="Arial" w:hAnsi="Arial" w:cs="Arial"/>
-          <w:sz w:val="22"/>
-          <w:szCs w:val="22"/>
-        </w:rPr>
-        <w:t xml:space="preserve">(Dr. </w:t>
-      </w:r>
-      <w:r>
-        <w:rPr>
-          <w:rFonts w:ascii="Arial" w:hAnsi="Arial" w:cs="Arial"/>
-          <w:sz w:val="22"/>
-          <w:szCs w:val="22"/>
-        </w:rPr>
-        <w:t>Xijin Ge</w:t>
-      </w:r>
-      <w:r>
-        <w:rPr>
-          <w:rFonts w:ascii="Arial" w:hAnsi="Arial" w:cs="Arial"/>
-          <w:sz w:val="22"/>
-          <w:szCs w:val="22"/>
-        </w:rPr>
-        <w:t>)</w:t>
-      </w:r>
-      <w:r>
-        <w:rPr>
-          <w:rFonts w:ascii="Arial" w:hAnsi="Arial" w:cs="Arial"/>
-          <w:sz w:val="22"/>
-          <w:szCs w:val="22"/>
-        </w:rPr>
-        <w:t xml:space="preserve"> </w:t>
+        <w:t>Single-cell sequencing data analysis workshop</w:t>
+      </w:r>
+      <w:r>
+        <w:rPr>
+          <w:rFonts w:ascii="Arial" w:hAnsi="Arial" w:cs="Arial"/>
+          <w:sz w:val="22"/>
+          <w:szCs w:val="22"/>
+        </w:rPr>
+        <w:t>, Guest Lecturer</w:t>
       </w:r>
     </w:p>
     <w:p>
@@ -7491,6 +7724,140 @@
           <w:sz w:val="22"/>
           <w:szCs w:val="22"/>
         </w:rPr>
+        <w:t>Iowa State University</w:t>
+      </w:r>
+    </w:p>
+    <w:p>
+      <w:pPr>
+        <w:spacing w:line="276" w:lineRule="auto"/>
+        <w:rPr>
+          <w:rFonts w:ascii="Arial" w:hAnsi="Arial" w:cs="Arial"/>
+          <w:sz w:val="22"/>
+          <w:szCs w:val="22"/>
+        </w:rPr>
+      </w:pPr>
+      <w:r>
+        <w:rPr>
+          <w:rFonts w:ascii="Arial" w:hAnsi="Arial" w:cs="Arial"/>
+          <w:sz w:val="22"/>
+          <w:szCs w:val="22"/>
+        </w:rPr>
+        <w:t>20</w:t>
+      </w:r>
+      <w:r>
+        <w:rPr>
+          <w:rFonts w:ascii="Arial" w:hAnsi="Arial" w:cs="Arial"/>
+          <w:sz w:val="22"/>
+          <w:szCs w:val="22"/>
+        </w:rPr>
+        <w:t>19</w:t>
+      </w:r>
+      <w:r>
+        <w:rPr>
+          <w:rFonts w:ascii="Arial" w:hAnsi="Arial" w:cs="Arial"/>
+          <w:sz w:val="22"/>
+          <w:szCs w:val="22"/>
+        </w:rPr>
+        <w:t>,</w:t>
+      </w:r>
+      <w:r>
+        <w:rPr>
+          <w:rFonts w:ascii="Arial" w:hAnsi="Arial" w:cs="Arial"/>
+          <w:sz w:val="22"/>
+          <w:szCs w:val="22"/>
+        </w:rPr>
+        <w:tab/>
+      </w:r>
+      <w:r>
+        <w:rPr>
+          <w:rFonts w:ascii="Arial" w:hAnsi="Arial" w:cs="Arial"/>
+          <w:sz w:val="22"/>
+          <w:szCs w:val="22"/>
+        </w:rPr>
+        <w:tab/>
+      </w:r>
+      <w:r>
+        <w:rPr>
+          <w:rFonts w:ascii="Arial" w:hAnsi="Arial" w:cs="Arial"/>
+          <w:b/>
+          <w:sz w:val="22"/>
+          <w:szCs w:val="22"/>
+        </w:rPr>
+        <w:t>Applied Bioinformatics</w:t>
+      </w:r>
+      <w:r>
+        <w:rPr>
+          <w:rFonts w:ascii="Arial" w:hAnsi="Arial" w:cs="Arial"/>
+          <w:sz w:val="22"/>
+          <w:szCs w:val="22"/>
+        </w:rPr>
+        <w:t xml:space="preserve">, </w:t>
+      </w:r>
+      <w:r>
+        <w:rPr>
+          <w:rFonts w:ascii="Arial" w:hAnsi="Arial" w:cs="Arial"/>
+          <w:sz w:val="22"/>
+          <w:szCs w:val="22"/>
+        </w:rPr>
+        <w:t>Teaching assistant</w:t>
+      </w:r>
+      <w:r>
+        <w:rPr>
+          <w:rFonts w:ascii="Arial" w:hAnsi="Arial" w:cs="Arial"/>
+          <w:sz w:val="22"/>
+          <w:szCs w:val="22"/>
+        </w:rPr>
+        <w:t xml:space="preserve"> </w:t>
+      </w:r>
+      <w:r>
+        <w:rPr>
+          <w:rFonts w:ascii="Arial" w:hAnsi="Arial" w:cs="Arial"/>
+          <w:sz w:val="22"/>
+          <w:szCs w:val="22"/>
+        </w:rPr>
+        <w:t xml:space="preserve">(Dr. </w:t>
+      </w:r>
+      <w:r>
+        <w:rPr>
+          <w:rFonts w:ascii="Arial" w:hAnsi="Arial" w:cs="Arial"/>
+          <w:sz w:val="22"/>
+          <w:szCs w:val="22"/>
+        </w:rPr>
+        <w:t>Xijin Ge</w:t>
+      </w:r>
+      <w:r>
+        <w:rPr>
+          <w:rFonts w:ascii="Arial" w:hAnsi="Arial" w:cs="Arial"/>
+          <w:sz w:val="22"/>
+          <w:szCs w:val="22"/>
+        </w:rPr>
+        <w:t>)</w:t>
+      </w:r>
+      <w:r>
+        <w:rPr>
+          <w:rFonts w:ascii="Arial" w:hAnsi="Arial" w:cs="Arial"/>
+          <w:sz w:val="22"/>
+          <w:szCs w:val="22"/>
+        </w:rPr>
+        <w:t xml:space="preserve"> </w:t>
+      </w:r>
+    </w:p>
+    <w:p>
+      <w:pPr>
+        <w:spacing w:line="276" w:lineRule="auto"/>
+        <w:ind w:left="840" w:firstLine="420"/>
+        <w:rPr>
+          <w:rFonts w:ascii="Arial" w:hAnsi="Arial" w:cs="Arial"/>
+          <w:sz w:val="22"/>
+          <w:szCs w:val="22"/>
+        </w:rPr>
+      </w:pPr>
+      <w:r>
+        <w:rPr>
+          <w:rFonts w:ascii="Arial" w:hAnsi="Arial" w:cs="Arial"/>
+          <w:sz w:val="22"/>
+          <w:szCs w:val="22"/>
+        </w:rPr>
         <w:t>Department of Mathematics and Statistics, South Dakota State University</w:t>
       </w:r>
     </w:p>
@@ -7543,69 +7910,102 @@
         <w:ind w:left="1260" w:hanging="1260"/>
         <w:rPr>
           <w:rFonts w:ascii="Arial" w:hAnsi="Arial" w:cs="Arial"/>
-          <w:b/>
-          <w:bCs/>
-          <w:iCs/>
-          <w:sz w:val="22"/>
-          <w:szCs w:val="22"/>
-        </w:rPr>
-      </w:pPr>
-      <w:r>
-        <w:rPr>
-          <w:rFonts w:ascii="Arial" w:hAnsi="Arial" w:cs="Arial"/>
-          <w:bCs/>
-          <w:sz w:val="22"/>
-          <w:szCs w:val="22"/>
-        </w:rPr>
-        <w:lastRenderedPageBreak/>
-        <w:t>2023-2024,</w:t>
-      </w:r>
-      <w:r>
-        <w:rPr>
-          <w:rFonts w:ascii="Arial" w:hAnsi="Arial" w:cs="Arial"/>
-          <w:bCs/>
-          <w:sz w:val="22"/>
-          <w:szCs w:val="22"/>
-        </w:rPr>
-        <w:tab/>
-      </w:r>
-      <w:r>
-        <w:rPr>
-          <w:rFonts w:ascii="Arial" w:hAnsi="Arial" w:cs="Arial"/>
-          <w:iCs/>
-          <w:sz w:val="22"/>
-          <w:szCs w:val="22"/>
-        </w:rPr>
-        <w:t>Siqi Lin (</w:t>
-      </w:r>
-      <w:r>
-        <w:rPr>
-          <w:rFonts w:ascii="Arial" w:hAnsi="Arial" w:cs="Arial"/>
-          <w:iCs/>
-          <w:sz w:val="22"/>
-          <w:szCs w:val="22"/>
-        </w:rPr>
-        <w:t>Huazhong University of Science and Technology, China</w:t>
-      </w:r>
-      <w:r>
-        <w:rPr>
-          <w:rFonts w:ascii="Arial" w:hAnsi="Arial" w:cs="Arial"/>
-          <w:iCs/>
+          <w:bCs/>
+          <w:sz w:val="22"/>
+          <w:szCs w:val="22"/>
+        </w:rPr>
+      </w:pPr>
+      <w:proofErr w:type="gramStart"/>
+      <w:r>
+        <w:rPr>
+          <w:rFonts w:ascii="Arial" w:hAnsi="Arial" w:cs="Arial"/>
+          <w:bCs/>
+          <w:sz w:val="22"/>
+          <w:szCs w:val="22"/>
+        </w:rPr>
+        <w:t>2026</w:t>
+      </w:r>
+      <w:r>
+        <w:rPr>
+          <w:rFonts w:ascii="Arial" w:hAnsi="Arial" w:cs="Arial"/>
+          <w:bCs/>
+          <w:sz w:val="22"/>
+          <w:szCs w:val="22"/>
+        </w:rPr>
+        <w:t xml:space="preserve">,  </w:t>
+      </w:r>
+      <w:r>
+        <w:rPr>
+          <w:rFonts w:ascii="Arial" w:hAnsi="Arial" w:cs="Arial"/>
+          <w:bCs/>
+          <w:sz w:val="22"/>
+          <w:szCs w:val="22"/>
+        </w:rPr>
+        <w:t xml:space="preserve"> </w:t>
+      </w:r>
+      <w:proofErr w:type="gramEnd"/>
+      <w:r>
+        <w:rPr>
+          <w:rFonts w:ascii="Arial" w:hAnsi="Arial" w:cs="Arial"/>
+          <w:bCs/>
+          <w:sz w:val="22"/>
+          <w:szCs w:val="22"/>
+        </w:rPr>
+        <w:t xml:space="preserve">    </w:t>
+      </w:r>
+      <w:r>
+        <w:rPr>
+          <w:rFonts w:ascii="Arial" w:hAnsi="Arial" w:cs="Arial"/>
+          <w:bCs/>
+          <w:sz w:val="22"/>
+          <w:szCs w:val="22"/>
+        </w:rPr>
+        <w:t>Jonathan Yang</w:t>
+      </w:r>
+      <w:r>
+        <w:rPr>
+          <w:rFonts w:ascii="Arial" w:hAnsi="Arial" w:cs="Arial"/>
+          <w:bCs/>
+          <w:sz w:val="22"/>
+          <w:szCs w:val="22"/>
+        </w:rPr>
+        <w:t xml:space="preserve"> (</w:t>
+      </w:r>
+      <w:r>
+        <w:rPr>
+          <w:rFonts w:ascii="Arial" w:hAnsi="Arial" w:cs="Arial"/>
+          <w:bCs/>
+          <w:sz w:val="22"/>
+          <w:szCs w:val="22"/>
+        </w:rPr>
+        <w:t>Undergraduate</w:t>
+      </w:r>
+      <w:r>
+        <w:rPr>
+          <w:rFonts w:ascii="Arial" w:hAnsi="Arial" w:cs="Arial"/>
+          <w:bCs/>
+          <w:sz w:val="22"/>
+          <w:szCs w:val="22"/>
+        </w:rPr>
+        <w:t xml:space="preserve">, </w:t>
+      </w:r>
+      <w:r>
+        <w:rPr>
+          <w:rFonts w:ascii="Arial" w:hAnsi="Arial" w:cs="Arial"/>
+          <w:bCs/>
+          <w:sz w:val="22"/>
+          <w:szCs w:val="22"/>
+        </w:rPr>
+        <w:t>The Ohio State University</w:t>
+      </w:r>
+      <w:r>
+        <w:rPr>
+          <w:rFonts w:ascii="Arial" w:hAnsi="Arial" w:cs="Arial"/>
+          <w:bCs/>
           <w:sz w:val="22"/>
           <w:szCs w:val="22"/>
         </w:rPr>
         <w:t>)</w:t>
-      </w:r>
-      <w:r>
-        <w:rPr>
-          <w:rFonts w:ascii="Arial" w:hAnsi="Arial" w:cs="Arial"/>
-          <w:b/>
-          <w:bCs/>
-          <w:iCs/>
-          <w:sz w:val="22"/>
-          <w:szCs w:val="22"/>
-        </w:rPr>
-        <w:t xml:space="preserve"> </w:t>
       </w:r>
     </w:p>
     <w:p>
@@ -7614,37 +8014,21 @@
         <w:ind w:left="1260" w:hanging="1260"/>
         <w:rPr>
           <w:rFonts w:ascii="Arial" w:hAnsi="Arial" w:cs="Arial"/>
-          <w:bCs/>
-          <w:sz w:val="22"/>
-          <w:szCs w:val="22"/>
-        </w:rPr>
-      </w:pPr>
-      <w:r>
-        <w:rPr>
-          <w:rFonts w:ascii="Arial" w:hAnsi="Arial" w:cs="Arial"/>
-          <w:bCs/>
-          <w:sz w:val="22"/>
-          <w:szCs w:val="22"/>
-        </w:rPr>
-        <w:t>2022-</w:t>
-      </w:r>
-      <w:r>
-        <w:rPr>
-          <w:rFonts w:ascii="Arial" w:hAnsi="Arial" w:cs="Arial"/>
-          <w:bCs/>
-          <w:sz w:val="22"/>
-          <w:szCs w:val="22"/>
-        </w:rPr>
-        <w:t>2023</w:t>
-      </w:r>
-      <w:r>
-        <w:rPr>
-          <w:rFonts w:ascii="Arial" w:hAnsi="Arial" w:cs="Arial"/>
-          <w:bCs/>
-          <w:sz w:val="22"/>
-          <w:szCs w:val="22"/>
-        </w:rPr>
-        <w:t>,</w:t>
+          <w:b/>
+          <w:bCs/>
+          <w:iCs/>
+          <w:sz w:val="22"/>
+          <w:szCs w:val="22"/>
+        </w:rPr>
+      </w:pPr>
+      <w:r>
+        <w:rPr>
+          <w:rFonts w:ascii="Arial" w:hAnsi="Arial" w:cs="Arial"/>
+          <w:bCs/>
+          <w:sz w:val="22"/>
+          <w:szCs w:val="22"/>
+        </w:rPr>
+        <w:t>2023-2024,</w:t>
       </w:r>
       <w:r>
         <w:rPr>
@@ -7654,7 +8038,44 @@
           <w:szCs w:val="22"/>
         </w:rPr>
         <w:tab/>
-        <w:t>Megan McNutt (Senior Research Technician at OSU)</w:t>
+      </w:r>
+      <w:r>
+        <w:rPr>
+          <w:rFonts w:ascii="Arial" w:hAnsi="Arial" w:cs="Arial"/>
+          <w:iCs/>
+          <w:sz w:val="22"/>
+          <w:szCs w:val="22"/>
+        </w:rPr>
+        <w:t>Siqi Lin (</w:t>
+      </w:r>
+      <w:r>
+        <w:rPr>
+          <w:rFonts w:ascii="Arial" w:hAnsi="Arial" w:cs="Arial"/>
+          <w:iCs/>
+          <w:sz w:val="22"/>
+          <w:szCs w:val="22"/>
+        </w:rPr>
+        <w:t>Huazhong University of Science and Technology, China</w:t>
+      </w:r>
+      <w:r>
+        <w:rPr>
+          <w:rFonts w:ascii="Arial" w:hAnsi="Arial" w:cs="Arial"/>
+          <w:iCs/>
+          <w:sz w:val="22"/>
+          <w:szCs w:val="22"/>
+        </w:rPr>
+        <w:t>)</w:t>
+      </w:r>
+      <w:r>
+        <w:rPr>
+          <w:rFonts w:ascii="Arial" w:hAnsi="Arial" w:cs="Arial"/>
+          <w:b/>
+          <w:bCs/>
+          <w:iCs/>
+          <w:sz w:val="22"/>
+          <w:szCs w:val="22"/>
+        </w:rPr>
+        <w:t xml:space="preserve"> </w:t>
       </w:r>
     </w:p>
     <w:p>
@@ -7663,21 +8084,37 @@
         <w:ind w:left="1260" w:hanging="1260"/>
         <w:rPr>
           <w:rFonts w:ascii="Arial" w:hAnsi="Arial" w:cs="Arial"/>
-          <w:b/>
-          <w:bCs/>
-          <w:iCs/>
-          <w:sz w:val="22"/>
-          <w:szCs w:val="22"/>
-        </w:rPr>
-      </w:pPr>
-      <w:r>
-        <w:rPr>
-          <w:rFonts w:ascii="Arial" w:hAnsi="Arial" w:cs="Arial"/>
-          <w:bCs/>
-          <w:sz w:val="22"/>
-          <w:szCs w:val="22"/>
-        </w:rPr>
-        <w:t>2023,</w:t>
+          <w:bCs/>
+          <w:sz w:val="22"/>
+          <w:szCs w:val="22"/>
+        </w:rPr>
+      </w:pPr>
+      <w:r>
+        <w:rPr>
+          <w:rFonts w:ascii="Arial" w:hAnsi="Arial" w:cs="Arial"/>
+          <w:bCs/>
+          <w:sz w:val="22"/>
+          <w:szCs w:val="22"/>
+        </w:rPr>
+        <w:t>2022-</w:t>
+      </w:r>
+      <w:r>
+        <w:rPr>
+          <w:rFonts w:ascii="Arial" w:hAnsi="Arial" w:cs="Arial"/>
+          <w:bCs/>
+          <w:sz w:val="22"/>
+          <w:szCs w:val="22"/>
+        </w:rPr>
+        <w:t>2023</w:t>
+      </w:r>
+      <w:r>
+        <w:rPr>
+          <w:rFonts w:ascii="Arial" w:hAnsi="Arial" w:cs="Arial"/>
+          <w:bCs/>
+          <w:sz w:val="22"/>
+          <w:szCs w:val="22"/>
+        </w:rPr>
+        <w:t>,</w:t>
       </w:r>
       <w:r>
         <w:rPr>
@@ -7687,44 +8124,25 @@
           <w:szCs w:val="22"/>
         </w:rPr>
         <w:tab/>
-      </w:r>
-      <w:r>
-        <w:rPr>
-          <w:rFonts w:ascii="Arial" w:hAnsi="Arial" w:cs="Arial"/>
-          <w:iCs/>
-          <w:sz w:val="22"/>
-          <w:szCs w:val="22"/>
-        </w:rPr>
-        <w:t xml:space="preserve">Grace Xu (High school intern at </w:t>
-      </w:r>
-      <w:r>
-        <w:rPr>
-          <w:rFonts w:ascii="Arial" w:hAnsi="Arial" w:cs="Arial"/>
-          <w:iCs/>
-          <w:sz w:val="22"/>
-          <w:szCs w:val="22"/>
-        </w:rPr>
-        <w:t>Dublin</w:t>
-      </w:r>
-      <w:r>
-        <w:rPr>
-          <w:rFonts w:ascii="Arial" w:hAnsi="Arial" w:cs="Arial"/>
-          <w:iCs/>
-          <w:sz w:val="22"/>
-          <w:szCs w:val="22"/>
-        </w:rPr>
-        <w:t>, OH)</w:t>
-      </w:r>
-      <w:r>
-        <w:rPr>
-          <w:rFonts w:ascii="Arial" w:hAnsi="Arial" w:cs="Arial"/>
-          <w:b/>
-          <w:bCs/>
-          <w:iCs/>
-          <w:sz w:val="22"/>
-          <w:szCs w:val="22"/>
-        </w:rPr>
-        <w:t xml:space="preserve"> </w:t>
+        <w:t>Megan McNutt (Senior Research Technician</w:t>
+      </w:r>
+      <w:r>
+        <w:rPr>
+          <w:rFonts w:ascii="Arial" w:hAnsi="Arial" w:cs="Arial"/>
+          <w:bCs/>
+          <w:sz w:val="22"/>
+          <w:szCs w:val="22"/>
+        </w:rPr>
+        <w:t>,</w:t>
+      </w:r>
+      <w:r>
+        <w:rPr>
+          <w:rFonts w:ascii="Arial" w:hAnsi="Arial" w:cs="Arial"/>
+          <w:bCs/>
+          <w:sz w:val="22"/>
+          <w:szCs w:val="22"/>
+        </w:rPr>
+        <w:t xml:space="preserve"> OSU)</w:t>
       </w:r>
     </w:p>
     <w:p>
@@ -7747,25 +8165,7 @@
           <w:sz w:val="22"/>
           <w:szCs w:val="22"/>
         </w:rPr>
-        <w:t>202</w:t>
-      </w:r>
-      <w:r>
-        <w:rPr>
-          <w:rFonts w:ascii="Arial" w:hAnsi="Arial" w:cs="Arial"/>
-          <w:bCs/>
-          <w:sz w:val="22"/>
-          <w:szCs w:val="22"/>
-        </w:rPr>
-        <w:t>3</w:t>
-      </w:r>
-      <w:r>
-        <w:rPr>
-          <w:rFonts w:ascii="Arial" w:hAnsi="Arial" w:cs="Arial"/>
-          <w:bCs/>
-          <w:sz w:val="22"/>
-          <w:szCs w:val="22"/>
-        </w:rPr>
-        <w:t>,</w:t>
+        <w:t>2023,</w:t>
       </w:r>
       <w:r>
         <w:rPr>
@@ -7783,43 +8183,34 @@
           <w:sz w:val="22"/>
           <w:szCs w:val="22"/>
         </w:rPr>
-        <w:t>Kevin Wang</w:t>
-      </w:r>
-      <w:r>
-        <w:rPr>
-          <w:rFonts w:ascii="Arial" w:hAnsi="Arial" w:cs="Arial"/>
-          <w:iCs/>
-          <w:sz w:val="22"/>
-          <w:szCs w:val="22"/>
-        </w:rPr>
-        <w:t xml:space="preserve"> (High school intern at </w:t>
-      </w:r>
-      <w:r>
-        <w:rPr>
-          <w:rFonts w:ascii="Arial" w:hAnsi="Arial" w:cs="Arial"/>
-          <w:iCs/>
-          <w:sz w:val="22"/>
-          <w:szCs w:val="22"/>
-        </w:rPr>
-        <w:t>Columbus</w:t>
-      </w:r>
-      <w:r>
-        <w:rPr>
-          <w:rFonts w:ascii="Arial" w:hAnsi="Arial" w:cs="Arial"/>
-          <w:iCs/>
-          <w:sz w:val="22"/>
-          <w:szCs w:val="22"/>
-        </w:rPr>
-        <w:t>, OH</w:t>
-      </w:r>
-      <w:r>
-        <w:rPr>
-          <w:rFonts w:ascii="Arial" w:hAnsi="Arial" w:cs="Arial"/>
-          <w:iCs/>
-          <w:sz w:val="22"/>
-          <w:szCs w:val="22"/>
-        </w:rPr>
-        <w:t>)</w:t>
+        <w:t>Grace Xu (High school intern</w:t>
+      </w:r>
+      <w:r>
+        <w:rPr>
+          <w:rFonts w:ascii="Arial" w:hAnsi="Arial" w:cs="Arial"/>
+          <w:iCs/>
+          <w:sz w:val="22"/>
+          <w:szCs w:val="22"/>
+        </w:rPr>
+        <w:t xml:space="preserve">, </w:t>
+      </w:r>
+      <w:r>
+        <w:rPr>
+          <w:rFonts w:ascii="Arial" w:hAnsi="Arial" w:cs="Arial"/>
+          <w:iCs/>
+          <w:sz w:val="22"/>
+          <w:szCs w:val="22"/>
+        </w:rPr>
+        <w:t>Dublin</w:t>
+      </w:r>
+      <w:r>
+        <w:rPr>
+          <w:rFonts w:ascii="Arial" w:hAnsi="Arial" w:cs="Arial"/>
+          <w:iCs/>
+          <w:sz w:val="22"/>
+          <w:szCs w:val="22"/>
+        </w:rPr>
+        <w:t>, OH)</w:t>
       </w:r>
       <w:r>
         <w:rPr>
@@ -7853,7 +8244,25 @@
           <w:sz w:val="22"/>
           <w:szCs w:val="22"/>
         </w:rPr>
-        <w:t>2022,</w:t>
+        <w:t>202</w:t>
+      </w:r>
+      <w:r>
+        <w:rPr>
+          <w:rFonts w:ascii="Arial" w:hAnsi="Arial" w:cs="Arial"/>
+          <w:bCs/>
+          <w:sz w:val="22"/>
+          <w:szCs w:val="22"/>
+        </w:rPr>
+        <w:t>3</w:t>
+      </w:r>
+      <w:r>
+        <w:rPr>
+          <w:rFonts w:ascii="Arial" w:hAnsi="Arial" w:cs="Arial"/>
+          <w:bCs/>
+          <w:sz w:val="22"/>
+          <w:szCs w:val="22"/>
+        </w:rPr>
+        <w:t>,</w:t>
       </w:r>
       <w:r>
         <w:rPr>
@@ -7871,16 +8280,43 @@
           <w:sz w:val="22"/>
           <w:szCs w:val="22"/>
         </w:rPr>
-        <w:t>Jiaxin Yang (</w:t>
-      </w:r>
-      <w:r>
-        <w:rPr>
-          <w:rFonts w:ascii="Arial" w:hAnsi="Arial" w:cs="Arial"/>
-          <w:iCs/>
-          <w:sz w:val="22"/>
-          <w:szCs w:val="22"/>
-        </w:rPr>
-        <w:t>Undergraduate at OSU</w:t>
+        <w:t>Kevin Wang</w:t>
+      </w:r>
+      <w:r>
+        <w:rPr>
+          <w:rFonts w:ascii="Arial" w:hAnsi="Arial" w:cs="Arial"/>
+          <w:iCs/>
+          <w:sz w:val="22"/>
+          <w:szCs w:val="22"/>
+        </w:rPr>
+        <w:t xml:space="preserve"> (High school intern</w:t>
+      </w:r>
+      <w:r>
+        <w:rPr>
+          <w:rFonts w:ascii="Arial" w:hAnsi="Arial" w:cs="Arial"/>
+          <w:iCs/>
+          <w:sz w:val="22"/>
+          <w:szCs w:val="22"/>
+        </w:rPr>
+        <w:t xml:space="preserve">, </w:t>
+      </w:r>
+      <w:r>
+        <w:rPr>
+          <w:rFonts w:ascii="Arial" w:hAnsi="Arial" w:cs="Arial"/>
+          <w:iCs/>
+          <w:sz w:val="22"/>
+          <w:szCs w:val="22"/>
+        </w:rPr>
+        <w:t>Columbus</w:t>
+      </w:r>
+      <w:r>
+        <w:rPr>
+          <w:rFonts w:ascii="Arial" w:hAnsi="Arial" w:cs="Arial"/>
+          <w:iCs/>
+          <w:sz w:val="22"/>
+          <w:szCs w:val="22"/>
+        </w:rPr>
+        <w:t>, OH</w:t>
       </w:r>
       <w:r>
         <w:rPr>
@@ -7941,7 +8377,113 @@
           <w:sz w:val="22"/>
           <w:szCs w:val="22"/>
         </w:rPr>
-        <w:t>Mohnish Karthikeyan (High school intern at Mason, OH)</w:t>
+        <w:t>Jiaxin Yang (</w:t>
+      </w:r>
+      <w:r>
+        <w:rPr>
+          <w:rFonts w:ascii="Arial" w:hAnsi="Arial" w:cs="Arial"/>
+          <w:iCs/>
+          <w:sz w:val="22"/>
+          <w:szCs w:val="22"/>
+        </w:rPr>
+        <w:t>Undergraduate</w:t>
+      </w:r>
+      <w:r>
+        <w:rPr>
+          <w:rFonts w:ascii="Arial" w:hAnsi="Arial" w:cs="Arial"/>
+          <w:iCs/>
+          <w:sz w:val="22"/>
+          <w:szCs w:val="22"/>
+        </w:rPr>
+        <w:t xml:space="preserve">, </w:t>
+      </w:r>
+      <w:r>
+        <w:rPr>
+          <w:rFonts w:ascii="Arial" w:hAnsi="Arial" w:cs="Arial"/>
+          <w:iCs/>
+          <w:sz w:val="22"/>
+          <w:szCs w:val="22"/>
+        </w:rPr>
+        <w:t>OSU</w:t>
+      </w:r>
+      <w:r>
+        <w:rPr>
+          <w:rFonts w:ascii="Arial" w:hAnsi="Arial" w:cs="Arial"/>
+          <w:iCs/>
+          <w:sz w:val="22"/>
+          <w:szCs w:val="22"/>
+        </w:rPr>
+        <w:t>)</w:t>
+      </w:r>
+      <w:r>
+        <w:rPr>
+          <w:rFonts w:ascii="Arial" w:hAnsi="Arial" w:cs="Arial"/>
+          <w:b/>
+          <w:bCs/>
+          <w:iCs/>
+          <w:sz w:val="22"/>
+          <w:szCs w:val="22"/>
+        </w:rPr>
+        <w:t xml:space="preserve"> </w:t>
+      </w:r>
+    </w:p>
+    <w:p>
+      <w:pPr>
+        <w:spacing w:line="276" w:lineRule="auto"/>
+        <w:ind w:left="1260" w:hanging="1260"/>
+        <w:rPr>
+          <w:rFonts w:ascii="Arial" w:hAnsi="Arial" w:cs="Arial"/>
+          <w:b/>
+          <w:bCs/>
+          <w:iCs/>
+          <w:sz w:val="22"/>
+          <w:szCs w:val="22"/>
+        </w:rPr>
+      </w:pPr>
+      <w:r>
+        <w:rPr>
+          <w:rFonts w:ascii="Arial" w:hAnsi="Arial" w:cs="Arial"/>
+          <w:bCs/>
+          <w:sz w:val="22"/>
+          <w:szCs w:val="22"/>
+        </w:rPr>
+        <w:t>2022,</w:t>
+      </w:r>
+      <w:r>
+        <w:rPr>
+          <w:rFonts w:ascii="Arial" w:hAnsi="Arial" w:cs="Arial"/>
+          <w:bCs/>
+          <w:sz w:val="22"/>
+          <w:szCs w:val="22"/>
+        </w:rPr>
+        <w:tab/>
+      </w:r>
+      <w:r>
+        <w:rPr>
+          <w:rFonts w:ascii="Arial" w:hAnsi="Arial" w:cs="Arial"/>
+          <w:iCs/>
+          <w:sz w:val="22"/>
+          <w:szCs w:val="22"/>
+        </w:rPr>
+        <w:t>Mohnish Karthikeyan (High school intern</w:t>
+      </w:r>
+      <w:r>
+        <w:rPr>
+          <w:rFonts w:ascii="Arial" w:hAnsi="Arial" w:cs="Arial"/>
+          <w:iCs/>
+          <w:sz w:val="22"/>
+          <w:szCs w:val="22"/>
+        </w:rPr>
+        <w:t xml:space="preserve">, </w:t>
+      </w:r>
+      <w:r>
+        <w:rPr>
+          <w:rFonts w:ascii="Arial" w:hAnsi="Arial" w:cs="Arial"/>
+          <w:iCs/>
+          <w:sz w:val="22"/>
+          <w:szCs w:val="22"/>
+        </w:rPr>
+        <w:t>Mason, OH)</w:t>
       </w:r>
       <w:r>
         <w:rPr>
@@ -8113,6 +8655,7 @@
           <w:right w:val="nil"/>
           <w:between w:val="nil"/>
         </w:pBdr>
+        <w:spacing w:line="276" w:lineRule="auto"/>
         <w:contextualSpacing/>
         <w:rPr>
           <w:rFonts w:ascii="Arial" w:hAnsi="Arial" w:cs="Arial"/>
@@ -8175,25 +8718,33 @@
         <w:rPr>
           <w:rFonts w:ascii="Arial" w:hAnsi="Arial" w:cs="Arial"/>
         </w:rPr>
-        <w:t>Retrieval-Augmented Generation</w:t>
-      </w:r>
-      <w:r>
-        <w:rPr>
-          <w:rFonts w:ascii="Arial" w:hAnsi="Arial" w:cs="Arial"/>
-        </w:rPr>
-        <w:t xml:space="preserve">, </w:t>
-      </w:r>
-      <w:r>
-        <w:rPr>
-          <w:rFonts w:ascii="Arial" w:hAnsi="Arial" w:cs="Arial"/>
-        </w:rPr>
-        <w:t xml:space="preserve">Knowledge Graphs, </w:t>
-      </w:r>
-      <w:r>
-        <w:rPr>
-          <w:rFonts w:ascii="Arial" w:hAnsi="Arial" w:cs="Arial"/>
-        </w:rPr>
-        <w:t>Claude Skills</w:t>
+        <w:t>LLM application design, Retrieval-Augmented Generation (RAG), knowledge   graphs, multi-agent orchestration, prompt engineering, AI gateway management (</w:t>
+      </w:r>
+      <w:proofErr w:type="spellStart"/>
+      <w:r>
+        <w:rPr>
+          <w:rFonts w:ascii="Arial" w:hAnsi="Arial" w:cs="Arial"/>
+        </w:rPr>
+        <w:t>LiteLLM</w:t>
+      </w:r>
+      <w:proofErr w:type="spellEnd"/>
+      <w:r>
+        <w:rPr>
+          <w:rFonts w:ascii="Arial" w:hAnsi="Arial" w:cs="Arial"/>
+        </w:rPr>
+        <w:t>), local</w:t>
+      </w:r>
+      <w:r>
+        <w:rPr>
+          <w:rFonts w:ascii="Arial" w:hAnsi="Arial" w:cs="Arial"/>
+        </w:rPr>
+        <w:t xml:space="preserve"> </w:t>
+      </w:r>
+      <w:r>
+        <w:rPr>
+          <w:rFonts w:ascii="Arial" w:hAnsi="Arial" w:cs="Arial"/>
+        </w:rPr>
+        <w:t>and cloud LLM deployment</w:t>
       </w:r>
     </w:p>
     <w:p>
@@ -8228,7 +8779,19 @@
         <w:rPr>
           <w:rFonts w:ascii="Arial" w:hAnsi="Arial" w:cs="Arial"/>
         </w:rPr>
-        <w:t>: Next-generation sequencing, single-cell multi-omics data analysis, high-performance computing (R, Python, HPC systems)</w:t>
+        <w:t>: Next-generation sequencing, single-cell multi-omics data analysis, high-performance computing</w:t>
+      </w:r>
+      <w:r>
+        <w:rPr>
+          <w:rFonts w:ascii="Arial" w:hAnsi="Arial" w:cs="Arial"/>
+        </w:rPr>
+        <w:t>, and reproducible workflows</w:t>
+      </w:r>
+      <w:r>
+        <w:rPr>
+          <w:rFonts w:ascii="Arial" w:hAnsi="Arial" w:cs="Arial"/>
+        </w:rPr>
+        <w:t xml:space="preserve"> (R, Python, HPC systems)</w:t>
       </w:r>
     </w:p>
     <w:p>
@@ -8263,7 +8826,43 @@
         <w:rPr>
           <w:rFonts w:ascii="Arial" w:hAnsi="Arial" w:cs="Arial"/>
         </w:rPr>
-        <w:t>: Development and management of secure and scalable platforms (AWS, Azure)</w:t>
+        <w:t xml:space="preserve">: </w:t>
+      </w:r>
+      <w:r>
+        <w:rPr>
+          <w:rFonts w:ascii="Arial" w:hAnsi="Arial" w:cs="Arial"/>
+        </w:rPr>
+        <w:t>Establish</w:t>
+      </w:r>
+      <w:r>
+        <w:rPr>
+          <w:rFonts w:ascii="Arial" w:hAnsi="Arial" w:cs="Arial"/>
+        </w:rPr>
+        <w:t>ment</w:t>
+      </w:r>
+      <w:r>
+        <w:rPr>
+          <w:rFonts w:ascii="Arial" w:hAnsi="Arial" w:cs="Arial"/>
+        </w:rPr>
+        <w:t xml:space="preserve"> and management of HIPAA-compliant platforms, </w:t>
+      </w:r>
+      <w:r>
+        <w:rPr>
+          <w:rFonts w:ascii="Arial" w:hAnsi="Arial" w:cs="Arial"/>
+        </w:rPr>
+        <w:t xml:space="preserve">foundational </w:t>
+      </w:r>
+      <w:r>
+        <w:rPr>
+          <w:rFonts w:ascii="Arial" w:hAnsi="Arial" w:cs="Arial"/>
+        </w:rPr>
+        <w:t xml:space="preserve">biomedical </w:t>
+      </w:r>
+      <w:r>
+        <w:rPr>
+          <w:rFonts w:ascii="Arial" w:hAnsi="Arial" w:cs="Arial"/>
+        </w:rPr>
+        <w:t>AI model hosting, GPU cluster management, cost optimization (AWS, Azure)</w:t>
       </w:r>
     </w:p>
     <w:p>
@@ -8431,7 +9030,19 @@
         <w:rPr>
           <w:rFonts w:ascii="Arial" w:hAnsi="Arial" w:cs="Arial"/>
         </w:rPr>
-        <w:t xml:space="preserve">: Creation of impactful visualizations (Adobe Illustrator, ggplot2, </w:t>
+        <w:t xml:space="preserve">: </w:t>
+      </w:r>
+      <w:r>
+        <w:rPr>
+          <w:rFonts w:ascii="Arial" w:hAnsi="Arial" w:cs="Arial"/>
+        </w:rPr>
+        <w:t xml:space="preserve">Interactive and publication-quality figures </w:t>
+      </w:r>
+      <w:r>
+        <w:rPr>
+          <w:rFonts w:ascii="Arial" w:hAnsi="Arial" w:cs="Arial"/>
+        </w:rPr>
+        <w:t xml:space="preserve">(Adobe Illustrator, ggplot2, </w:t>
       </w:r>
       <w:proofErr w:type="spellStart"/>
       <w:r>
@@ -8467,8 +9078,8 @@
       </w:pPr>
     </w:p>
     <w:sectPr>
-      <w:headerReference w:type="default" r:id="rId17"/>
-      <w:footerReference w:type="default" r:id="rId18"/>
+      <w:headerReference w:type="default" r:id="rId9"/>
+      <w:footerReference w:type="default" r:id="rId10"/>
       <w:type w:val="continuous"/>
       <w:pgSz w:w="12240" w:h="15840"/>
       <w:pgMar w:top="720" w:right="720" w:bottom="720" w:left="720" w:header="720" w:footer="720" w:gutter="0"/>
@@ -8691,7 +9302,16 @@
             <w:sz w:val="22"/>
             <w:szCs w:val="22"/>
           </w:rPr>
-          <w:t>December 1</w:t>
+          <w:t>April</w:t>
+        </w:r>
+        <w:r>
+          <w:rPr>
+            <w:rFonts w:ascii="Arial" w:hAnsi="Arial" w:cs="Arial"/>
+            <w:i w:val="0"/>
+            <w:sz w:val="22"/>
+            <w:szCs w:val="22"/>
+          </w:rPr>
+          <w:t xml:space="preserve"> 1</w:t>
         </w:r>
         <w:r>
           <w:rPr>
@@ -8709,7 +9329,7 @@
             <w:sz w:val="22"/>
             <w:szCs w:val="22"/>
           </w:rPr>
-          <w:t>5</w:t>
+          <w:t>6</w:t>
         </w:r>
       </w:sdtContent>
     </w:sdt>
@@ -9069,6 +9689,60 @@
     </w:lvl>
   </w:abstractNum>
   <w:abstractNum w:abstractNumId="3" w15:restartNumberingAfterBreak="0">
+    <w:nsid w:val="1C970F75"/>
+    <w:multiLevelType w:val="hybridMultilevel"/>
+    <w:tmpl w:val="7ADA7936"/>
+    <w:lvl w:ilvl="0" w:tplc="922AF642">
+      <w:start w:val="1"/>
+      <w:numFmt w:val="decimal"/>
+      <w:lvlText w:val="%1."/>
+      <w:lvlJc w:val="left"/>
+      <w:pPr>
+        <w:ind w:left="720" w:hanging="360"/>
+      </w:pPr>
+    </w:lvl>
+    <w:lvl w:ilvl="1" w:tplc="F978FF8A">
+      <w:numFmt w:val="decimal"/>
+      <w:lvlText w:val=""/>
+      <w:lvlJc w:val="left"/>
+    </w:lvl>
+    <w:lvl w:ilvl="2" w:tplc="FE803D3C">
+      <w:numFmt w:val="decimal"/>
+      <w:lvlText w:val=""/>
+      <w:lvlJc w:val="left"/>
+    </w:lvl>
+    <w:lvl w:ilvl="3" w:tplc="97F88DE8">
+      <w:numFmt w:val="decimal"/>
+      <w:lvlText w:val=""/>
+      <w:lvlJc w:val="left"/>
+    </w:lvl>
+    <w:lvl w:ilvl="4" w:tplc="80385F40">
+      <w:numFmt w:val="decimal"/>
+      <w:lvlText w:val=""/>
+      <w:lvlJc w:val="left"/>
+    </w:lvl>
+    <w:lvl w:ilvl="5" w:tplc="A8A89DCE">
+      <w:numFmt w:val="decimal"/>
+      <w:lvlText w:val=""/>
+      <w:lvlJc w:val="left"/>
+    </w:lvl>
+    <w:lvl w:ilvl="6" w:tplc="94AE47B2">
+      <w:numFmt w:val="decimal"/>
+      <w:lvlText w:val=""/>
+      <w:lvlJc w:val="left"/>
+    </w:lvl>
+    <w:lvl w:ilvl="7" w:tplc="DF5EC302">
+      <w:numFmt w:val="decimal"/>
+      <w:lvlText w:val=""/>
+      <w:lvlJc w:val="left"/>
+    </w:lvl>
+    <w:lvl w:ilvl="8" w:tplc="B328BAA6">
+      <w:numFmt w:val="decimal"/>
+      <w:lvlText w:val=""/>
+      <w:lvlJc w:val="left"/>
+    </w:lvl>
+  </w:abstractNum>
+  <w:abstractNum w:abstractNumId="4" w15:restartNumberingAfterBreak="0">
     <w:nsid w:val="226547F4"/>
     <w:multiLevelType w:val="hybridMultilevel"/>
     <w:tmpl w:val="59A0B0DA"/>
@@ -9154,7 +9828,7 @@
       </w:pPr>
     </w:lvl>
   </w:abstractNum>
-  <w:abstractNum w:abstractNumId="4" w15:restartNumberingAfterBreak="0">
+  <w:abstractNum w:abstractNumId="5" w15:restartNumberingAfterBreak="0">
     <w:nsid w:val="22780D7F"/>
     <w:multiLevelType w:val="hybridMultilevel"/>
     <w:tmpl w:val="F6B297CC"/>
@@ -9243,7 +9917,7 @@
       </w:pPr>
     </w:lvl>
   </w:abstractNum>
-  <w:abstractNum w:abstractNumId="5" w15:restartNumberingAfterBreak="0">
+  <w:abstractNum w:abstractNumId="6" w15:restartNumberingAfterBreak="0">
     <w:nsid w:val="4A3D3DE8"/>
     <w:multiLevelType w:val="hybridMultilevel"/>
     <w:tmpl w:val="0EE4BAB2"/>
@@ -9329,7 +10003,201 @@
       </w:pPr>
     </w:lvl>
   </w:abstractNum>
-  <w:abstractNum w:abstractNumId="6" w15:restartNumberingAfterBreak="0">
+  <w:abstractNum w:abstractNumId="7" w15:restartNumberingAfterBreak="0">
+    <w:nsid w:val="55183ABC"/>
+    <w:multiLevelType w:val="hybridMultilevel"/>
+    <w:tmpl w:val="0EE4BAB2"/>
+    <w:lvl w:ilvl="0" w:tplc="FFFFFFFF">
+      <w:start w:val="1"/>
+      <w:numFmt w:val="decimal"/>
+      <w:lvlText w:val="%1."/>
+      <w:lvlJc w:val="left"/>
+      <w:pPr>
+        <w:ind w:left="360" w:hanging="360"/>
+      </w:pPr>
+    </w:lvl>
+    <w:lvl w:ilvl="1" w:tplc="FFFFFFFF" w:tentative="1">
+      <w:start w:val="1"/>
+      <w:numFmt w:val="lowerLetter"/>
+      <w:lvlText w:val="%2)"/>
+      <w:lvlJc w:val="left"/>
+      <w:pPr>
+        <w:ind w:left="840" w:hanging="420"/>
+      </w:pPr>
+    </w:lvl>
+    <w:lvl w:ilvl="2" w:tplc="FFFFFFFF" w:tentative="1">
+      <w:start w:val="1"/>
+      <w:numFmt w:val="lowerRoman"/>
+      <w:lvlText w:val="%3."/>
+      <w:lvlJc w:val="right"/>
+      <w:pPr>
+        <w:ind w:left="1260" w:hanging="420"/>
+      </w:pPr>
+    </w:lvl>
+    <w:lvl w:ilvl="3" w:tplc="FFFFFFFF" w:tentative="1">
+      <w:start w:val="1"/>
+      <w:numFmt w:val="decimal"/>
+      <w:lvlText w:val="%4."/>
+      <w:lvlJc w:val="left"/>
+      <w:pPr>
+        <w:ind w:left="1680" w:hanging="420"/>
+      </w:pPr>
+    </w:lvl>
+    <w:lvl w:ilvl="4" w:tplc="FFFFFFFF" w:tentative="1">
+      <w:start w:val="1"/>
+      <w:numFmt w:val="lowerLetter"/>
+      <w:lvlText w:val="%5)"/>
+      <w:lvlJc w:val="left"/>
+      <w:pPr>
+        <w:ind w:left="2100" w:hanging="420"/>
+      </w:pPr>
+    </w:lvl>
+    <w:lvl w:ilvl="5" w:tplc="FFFFFFFF" w:tentative="1">
+      <w:start w:val="1"/>
+      <w:numFmt w:val="lowerRoman"/>
+      <w:lvlText w:val="%6."/>
+      <w:lvlJc w:val="right"/>
+      <w:pPr>
+        <w:ind w:left="2520" w:hanging="420"/>
+      </w:pPr>
+    </w:lvl>
+    <w:lvl w:ilvl="6" w:tplc="FFFFFFFF" w:tentative="1">
+      <w:start w:val="1"/>
+      <w:numFmt w:val="decimal"/>
+      <w:lvlText w:val="%7."/>
+      <w:lvlJc w:val="left"/>
+      <w:pPr>
+        <w:ind w:left="2940" w:hanging="420"/>
+      </w:pPr>
+    </w:lvl>
+    <w:lvl w:ilvl="7" w:tplc="FFFFFFFF" w:tentative="1">
+      <w:start w:val="1"/>
+      <w:numFmt w:val="lowerLetter"/>
+      <w:lvlText w:val="%8)"/>
+      <w:lvlJc w:val="left"/>
+      <w:pPr>
+        <w:ind w:left="3360" w:hanging="420"/>
+      </w:pPr>
+    </w:lvl>
+    <w:lvl w:ilvl="8" w:tplc="FFFFFFFF" w:tentative="1">
+      <w:start w:val="1"/>
+      <w:numFmt w:val="lowerRoman"/>
+      <w:lvlText w:val="%9."/>
+      <w:lvlJc w:val="right"/>
+      <w:pPr>
+        <w:ind w:left="3780" w:hanging="420"/>
+      </w:pPr>
+    </w:lvl>
+  </w:abstractNum>
+  <w:abstractNum w:abstractNumId="8" w15:restartNumberingAfterBreak="0">
+    <w:nsid w:val="5F4A5EFA"/>
+    <w:multiLevelType w:val="hybridMultilevel"/>
+    <w:tmpl w:val="B3AA3910"/>
+    <w:lvl w:ilvl="0" w:tplc="9E0EEA14">
+      <w:start w:val="1"/>
+      <w:numFmt w:val="decimal"/>
+      <w:lvlText w:val="%1."/>
+      <w:lvlJc w:val="left"/>
+      <w:pPr>
+        <w:ind w:left="720" w:hanging="360"/>
+      </w:pPr>
+    </w:lvl>
+    <w:lvl w:ilvl="1" w:tplc="C3007EE6">
+      <w:numFmt w:val="decimal"/>
+      <w:lvlText w:val=""/>
+      <w:lvlJc w:val="left"/>
+    </w:lvl>
+    <w:lvl w:ilvl="2" w:tplc="BD944E3C">
+      <w:numFmt w:val="decimal"/>
+      <w:lvlText w:val=""/>
+      <w:lvlJc w:val="left"/>
+    </w:lvl>
+    <w:lvl w:ilvl="3" w:tplc="E2162084">
+      <w:numFmt w:val="decimal"/>
+      <w:lvlText w:val=""/>
+      <w:lvlJc w:val="left"/>
+    </w:lvl>
+    <w:lvl w:ilvl="4" w:tplc="D5941114">
+      <w:numFmt w:val="decimal"/>
+      <w:lvlText w:val=""/>
+      <w:lvlJc w:val="left"/>
+    </w:lvl>
+    <w:lvl w:ilvl="5" w:tplc="AF0E3C96">
+      <w:numFmt w:val="decimal"/>
+      <w:lvlText w:val=""/>
+      <w:lvlJc w:val="left"/>
+    </w:lvl>
+    <w:lvl w:ilvl="6" w:tplc="B3008B82">
+      <w:numFmt w:val="decimal"/>
+      <w:lvlText w:val=""/>
+      <w:lvlJc w:val="left"/>
+    </w:lvl>
+    <w:lvl w:ilvl="7" w:tplc="91922110">
+      <w:numFmt w:val="decimal"/>
+      <w:lvlText w:val=""/>
+      <w:lvlJc w:val="left"/>
+    </w:lvl>
+    <w:lvl w:ilvl="8" w:tplc="EA22BD92">
+      <w:numFmt w:val="decimal"/>
+      <w:lvlText w:val=""/>
+      <w:lvlJc w:val="left"/>
+    </w:lvl>
+  </w:abstractNum>
+  <w:abstractNum w:abstractNumId="9" w15:restartNumberingAfterBreak="0">
+    <w:nsid w:val="78EA7B5D"/>
+    <w:multiLevelType w:val="hybridMultilevel"/>
+    <w:tmpl w:val="094C0D2A"/>
+    <w:lvl w:ilvl="0" w:tplc="782CD5A2">
+      <w:start w:val="1"/>
+      <w:numFmt w:val="decimal"/>
+      <w:lvlText w:val="%1."/>
+      <w:lvlJc w:val="left"/>
+      <w:pPr>
+        <w:ind w:left="720" w:hanging="360"/>
+      </w:pPr>
+    </w:lvl>
+    <w:lvl w:ilvl="1" w:tplc="5CCEBA52">
+      <w:numFmt w:val="decimal"/>
+      <w:lvlText w:val=""/>
+      <w:lvlJc w:val="left"/>
+    </w:lvl>
+    <w:lvl w:ilvl="2" w:tplc="9526407C">
+      <w:numFmt w:val="decimal"/>
+      <w:lvlText w:val=""/>
+      <w:lvlJc w:val="left"/>
+    </w:lvl>
+    <w:lvl w:ilvl="3" w:tplc="5AF29296">
+      <w:numFmt w:val="decimal"/>
+      <w:lvlText w:val=""/>
+      <w:lvlJc w:val="left"/>
+    </w:lvl>
+    <w:lvl w:ilvl="4" w:tplc="FCE46238">
+      <w:numFmt w:val="decimal"/>
+      <w:lvlText w:val=""/>
+      <w:lvlJc w:val="left"/>
+    </w:lvl>
+    <w:lvl w:ilvl="5" w:tplc="720EE7F0">
+      <w:numFmt w:val="decimal"/>
+      <w:lvlText w:val=""/>
+      <w:lvlJc w:val="left"/>
+    </w:lvl>
+    <w:lvl w:ilvl="6" w:tplc="93F4954C">
+      <w:numFmt w:val="decimal"/>
+      <w:lvlText w:val=""/>
+      <w:lvlJc w:val="left"/>
+    </w:lvl>
+    <w:lvl w:ilvl="7" w:tplc="2E12C126">
+      <w:numFmt w:val="decimal"/>
+      <w:lvlText w:val=""/>
+      <w:lvlJc w:val="left"/>
+    </w:lvl>
+    <w:lvl w:ilvl="8" w:tplc="4B149F8E">
+      <w:numFmt w:val="decimal"/>
+      <w:lvlText w:val=""/>
+      <w:lvlJc w:val="left"/>
+    </w:lvl>
+  </w:abstractNum>
+  <w:abstractNum w:abstractNumId="10" w15:restartNumberingAfterBreak="0">
     <w:nsid w:val="7D0C02CA"/>
     <w:multiLevelType w:val="multilevel"/>
     <w:tmpl w:val="531CD40A"/>
@@ -9443,25 +10311,46 @@
     </w:lvl>
   </w:abstractNum>
   <w:num w:numId="1" w16cid:durableId="1643149168">
-    <w:abstractNumId w:val="6"/>
+    <w:abstractNumId w:val="10"/>
   </w:num>
   <w:num w:numId="2" w16cid:durableId="969630502">
     <w:abstractNumId w:val="0"/>
   </w:num>
   <w:num w:numId="3" w16cid:durableId="1212687446">
-    <w:abstractNumId w:val="4"/>
+    <w:abstractNumId w:val="5"/>
   </w:num>
   <w:num w:numId="4" w16cid:durableId="1038623199">
-    <w:abstractNumId w:val="5"/>
+    <w:abstractNumId w:val="6"/>
   </w:num>
   <w:num w:numId="5" w16cid:durableId="1979992419">
-    <w:abstractNumId w:val="3"/>
+    <w:abstractNumId w:val="4"/>
   </w:num>
   <w:num w:numId="6" w16cid:durableId="463694397">
     <w:abstractNumId w:val="2"/>
   </w:num>
   <w:num w:numId="7" w16cid:durableId="1851214382">
     <w:abstractNumId w:val="1"/>
+  </w:num>
+  <w:num w:numId="8" w16cid:durableId="2114548833">
+    <w:abstractNumId w:val="7"/>
+  </w:num>
+  <w:num w:numId="9" w16cid:durableId="2123301851">
+    <w:abstractNumId w:val="9"/>
+    <w:lvlOverride w:ilvl="0">
+      <w:startOverride w:val="1"/>
+    </w:lvlOverride>
+  </w:num>
+  <w:num w:numId="10" w16cid:durableId="316232901">
+    <w:abstractNumId w:val="8"/>
+    <w:lvlOverride w:ilvl="0">
+      <w:startOverride w:val="1"/>
+    </w:lvlOverride>
+  </w:num>
+  <w:num w:numId="11" w16cid:durableId="726146502">
+    <w:abstractNumId w:val="3"/>
+    <w:lvlOverride w:ilvl="0">
+      <w:startOverride w:val="1"/>
+    </w:lvlOverride>
   </w:num>
   <w:numIdMacAtCleanup w:val="3"/>
 </w:numbering>
@@ -9661,7 +10550,7 @@
     <w:lsdException w:name="Medium Shading 2 Accent 1" w:uiPriority="64"/>
     <w:lsdException w:name="Medium List 1 Accent 1" w:uiPriority="65"/>
     <w:lsdException w:name="Revision" w:semiHidden="1"/>
-    <w:lsdException w:name="List Paragraph" w:uiPriority="34" w:qFormat="1"/>
+    <w:lsdException w:name="List Paragraph" w:uiPriority="0" w:qFormat="1"/>
     <w:lsdException w:name="Quote" w:uiPriority="29" w:qFormat="1"/>
     <w:lsdException w:name="Intense Quote" w:uiPriority="30" w:qFormat="1"/>
     <w:lsdException w:name="Medium List 2 Accent 1" w:uiPriority="66"/>
@@ -10146,7 +11035,6 @@
   <w:style w:type="paragraph" w:styleId="ListParagraph">
     <w:name w:val="List Paragraph"/>
     <w:basedOn w:val="Normal"/>
-    <w:uiPriority w:val="34"/>
     <w:qFormat/>
     <w:rsid w:val="0088582C"/>
     <w:pPr>
@@ -10549,7 +11437,7 @@
     <w:charset w:val="02"/>
     <w:family w:val="decorative"/>
     <w:pitch w:val="variable"/>
-    <w:sig w:usb0="00000003" w:usb1="10000000" w:usb2="00000000" w:usb3="00000000" w:csb0="80000001" w:csb1="00000000"/>
+    <w:sig w:usb0="00000000" w:usb1="10000000" w:usb2="00000000" w:usb3="00000000" w:csb0="80000000" w:csb1="00000000"/>
   </w:font>
   <w:font w:name="Times New Roman">
     <w:panose1 w:val="02020603050405020304"/>
@@ -10563,7 +11451,7 @@
     <w:charset w:val="00"/>
     <w:family w:val="modern"/>
     <w:pitch w:val="fixed"/>
-    <w:sig w:usb0="E0002EFF" w:usb1="C0007843" w:usb2="00000009" w:usb3="00000000" w:csb0="000001FF" w:csb1="00000000"/>
+    <w:sig w:usb0="E0002AFF" w:usb1="C0007843" w:usb2="00000009" w:usb3="00000000" w:csb0="000001FF" w:csb1="00000000"/>
   </w:font>
   <w:font w:name="Wingdings">
     <w:panose1 w:val="05000000000000000000"/>
@@ -10577,7 +11465,7 @@
     <w:charset w:val="00"/>
     <w:family w:val="swiss"/>
     <w:pitch w:val="variable"/>
-    <w:sig w:usb0="E4002EFF" w:usb1="C200247B" w:usb2="00000009" w:usb3="00000000" w:csb0="000001FF" w:csb1="00000000"/>
+    <w:sig w:usb0="E0002AFF" w:usb1="C000247B" w:usb2="00000009" w:usb3="00000000" w:csb0="000001FF" w:csb1="00000000"/>
   </w:font>
   <w:font w:name="SimSun">
     <w:altName w:val="宋体"/>
@@ -10600,7 +11488,7 @@
     <w:charset w:val="00"/>
     <w:family w:val="roman"/>
     <w:pitch w:val="variable"/>
-    <w:sig w:usb0="E00006FF" w:usb1="420024FF" w:usb2="02000000" w:usb3="00000000" w:csb0="0000019F" w:csb1="00000000"/>
+    <w:sig w:usb0="E00002FF" w:usb1="400004FF" w:usb2="00000000" w:usb3="00000000" w:csb0="0000019F" w:csb1="00000000"/>
   </w:font>
   <w:font w:name="Helvetica-Bold">
     <w:altName w:val="Times New Roman"/>
@@ -10637,22 +11525,6 @@
     <w:family w:val="swiss"/>
     <w:pitch w:val="variable"/>
     <w:sig w:usb0="00000287" w:usb1="00000000" w:usb2="00000000" w:usb3="00000000" w:csb0="0000009F" w:csb1="00000000"/>
-  </w:font>
-  <w:font w:name="Arial-ItalicMT">
-    <w:altName w:val="Arial"/>
-    <w:panose1 w:val="020B0604020202020204"/>
-    <w:charset w:val="00"/>
-    <w:family w:val="swiss"/>
-    <w:notTrueType/>
-    <w:pitch w:val="default"/>
-    <w:sig w:usb0="00000003" w:usb1="00000000" w:usb2="00000000" w:usb3="00000000" w:csb0="00000001" w:csb1="00000000"/>
-  </w:font>
-  <w:font w:name="Cambria Math">
-    <w:panose1 w:val="02040503050406030204"/>
-    <w:charset w:val="00"/>
-    <w:family w:val="roman"/>
-    <w:pitch w:val="variable"/>
-    <w:sig w:usb0="E00002FF" w:usb1="420024FF" w:usb2="00000000" w:usb3="00000000" w:csb0="0000019F" w:csb1="00000000"/>
   </w:font>
   <w:font w:name="Aptos">
     <w:panose1 w:val="020B0004020202020204"/>
@@ -10743,6 +11615,7 @@
     <w:rsid w:val="002646A9"/>
     <w:rsid w:val="002706C3"/>
     <w:rsid w:val="002855E4"/>
+    <w:rsid w:val="002901CC"/>
     <w:rsid w:val="002B1D77"/>
     <w:rsid w:val="002C22A5"/>
     <w:rsid w:val="00311F29"/>
@@ -10797,6 +11670,7 @@
     <w:rsid w:val="00683693"/>
     <w:rsid w:val="00697230"/>
     <w:rsid w:val="006A2A7B"/>
+    <w:rsid w:val="006A303C"/>
     <w:rsid w:val="006A40A3"/>
     <w:rsid w:val="006B0B9A"/>
     <w:rsid w:val="006D028C"/>
@@ -10888,6 +11762,7 @@
     <w:rsid w:val="00D22C3F"/>
     <w:rsid w:val="00D33C2F"/>
     <w:rsid w:val="00D369E8"/>
+    <w:rsid w:val="00D7308A"/>
     <w:rsid w:val="00D75F24"/>
     <w:rsid w:val="00D82958"/>
     <w:rsid w:val="00D83532"/>

--- a/Cankun_Wang_CV.docx
+++ b/Cankun_Wang_CV.docx
@@ -36,25 +36,14 @@
           <w:szCs w:val="22"/>
         </w:rPr>
       </w:pPr>
-      <w:proofErr w:type="spellStart"/>
-      <w:r>
-        <w:rPr>
-          <w:rFonts w:ascii="Arial" w:hAnsi="Arial" w:cs="Arial"/>
-          <w:bCs/>
-          <w:sz w:val="22"/>
-          <w:szCs w:val="22"/>
-        </w:rPr>
-        <w:t>Pelotonia</w:t>
-      </w:r>
-      <w:proofErr w:type="spellEnd"/>
-      <w:r>
-        <w:rPr>
-          <w:rFonts w:ascii="Arial" w:hAnsi="Arial" w:cs="Arial"/>
-          <w:bCs/>
-          <w:sz w:val="22"/>
-          <w:szCs w:val="22"/>
-        </w:rPr>
-        <w:t xml:space="preserve"> Institute for Immuno-Oncology Informatics Group</w:t>
+      <w:r>
+        <w:rPr>
+          <w:rFonts w:ascii="Arial" w:hAnsi="Arial" w:cs="Arial"/>
+          <w:bCs/>
+          <w:sz w:val="22"/>
+          <w:szCs w:val="22"/>
+        </w:rPr>
+        <w:t>Pelotonia Institute for Immuno-Oncology Informatics Group</w:t>
       </w:r>
       <w:r>
         <w:rPr>
@@ -84,27 +73,7 @@
           <w:sz w:val="22"/>
           <w:szCs w:val="22"/>
         </w:rPr>
-        <w:t xml:space="preserve">The Ohio State University Comprehensive </w:t>
-      </w:r>
-      <w:proofErr w:type="spellStart"/>
-      <w:r>
-        <w:rPr>
-          <w:rFonts w:ascii="Arial" w:hAnsi="Arial" w:cs="Arial"/>
-          <w:bCs/>
-          <w:sz w:val="22"/>
-          <w:szCs w:val="22"/>
-        </w:rPr>
-        <w:t>Cencer</w:t>
-      </w:r>
-      <w:proofErr w:type="spellEnd"/>
-      <w:r>
-        <w:rPr>
-          <w:rFonts w:ascii="Arial" w:hAnsi="Arial" w:cs="Arial"/>
-          <w:bCs/>
-          <w:sz w:val="22"/>
-          <w:szCs w:val="22"/>
-        </w:rPr>
-        <w:t xml:space="preserve"> Center</w:t>
+        <w:t>The Ohio State University Comprehensive Cencer Center</w:t>
       </w:r>
     </w:p>
     <w:p>
@@ -474,6 +443,14 @@
           <w:sz w:val="22"/>
           <w:szCs w:val="22"/>
         </w:rPr>
+        <w:t xml:space="preserve">Brookings, </w:t>
+      </w:r>
+      <w:r>
+        <w:rPr>
+          <w:rFonts w:ascii="Arial" w:hAnsi="Arial" w:cs="Arial"/>
+          <w:sz w:val="22"/>
+          <w:szCs w:val="22"/>
+        </w:rPr>
         <w:t>SD</w:t>
       </w:r>
       <w:r>
@@ -552,7 +529,15 @@
           <w:sz w:val="22"/>
           <w:szCs w:val="22"/>
         </w:rPr>
-        <w:t xml:space="preserve">Department of </w:t>
+        <w:t>School</w:t>
+      </w:r>
+      <w:r>
+        <w:rPr>
+          <w:rFonts w:ascii="Arial" w:hAnsi="Arial" w:cs="Arial"/>
+          <w:sz w:val="22"/>
+          <w:szCs w:val="22"/>
+        </w:rPr>
+        <w:t xml:space="preserve"> of </w:t>
       </w:r>
       <w:r>
         <w:rPr>
@@ -576,25 +561,31 @@
           <w:sz w:val="22"/>
           <w:szCs w:val="22"/>
         </w:rPr>
-        <w:t xml:space="preserve">Beijing </w:t>
-      </w:r>
-      <w:proofErr w:type="spellStart"/>
-      <w:r>
-        <w:rPr>
-          <w:rFonts w:ascii="Arial" w:hAnsi="Arial" w:cs="Arial"/>
-          <w:sz w:val="22"/>
-          <w:szCs w:val="22"/>
-        </w:rPr>
-        <w:t>Jiaotong</w:t>
-      </w:r>
-      <w:proofErr w:type="spellEnd"/>
-      <w:r>
-        <w:rPr>
-          <w:rFonts w:ascii="Arial" w:hAnsi="Arial" w:cs="Arial"/>
-          <w:sz w:val="22"/>
-          <w:szCs w:val="22"/>
-        </w:rPr>
-        <w:t xml:space="preserve"> University, China.</w:t>
+        <w:t>Beijing Jiaotong</w:t>
+      </w:r>
+      <w:r>
+        <w:rPr>
+          <w:rFonts w:ascii="Arial" w:hAnsi="Arial" w:cs="Arial"/>
+          <w:sz w:val="22"/>
+          <w:szCs w:val="22"/>
+        </w:rPr>
+        <w:t xml:space="preserve"> University, </w:t>
+      </w:r>
+      <w:r>
+        <w:rPr>
+          <w:rFonts w:ascii="Arial" w:hAnsi="Arial" w:cs="Arial"/>
+          <w:sz w:val="22"/>
+          <w:szCs w:val="22"/>
+        </w:rPr>
+        <w:t xml:space="preserve">Beijing, </w:t>
+      </w:r>
+      <w:r>
+        <w:rPr>
+          <w:rFonts w:ascii="Arial" w:hAnsi="Arial" w:cs="Arial"/>
+          <w:sz w:val="22"/>
+          <w:szCs w:val="22"/>
+        </w:rPr>
+        <w:t>China.</w:t>
       </w:r>
     </w:p>
     <w:p>
@@ -692,23 +683,13 @@
           <w:szCs w:val="22"/>
         </w:rPr>
       </w:pPr>
-      <w:proofErr w:type="spellStart"/>
-      <w:r>
-        <w:rPr>
-          <w:rFonts w:ascii="Arial" w:hAnsi="Arial" w:cs="Arial"/>
-          <w:sz w:val="22"/>
-          <w:szCs w:val="22"/>
-        </w:rPr>
-        <w:t>Pelotonia</w:t>
-      </w:r>
-      <w:proofErr w:type="spellEnd"/>
-      <w:r>
-        <w:rPr>
-          <w:rFonts w:ascii="Arial" w:hAnsi="Arial" w:cs="Arial"/>
-          <w:sz w:val="22"/>
-          <w:szCs w:val="22"/>
-        </w:rPr>
-        <w:t xml:space="preserve"> Institute for Immuno-Oncology at </w:t>
+      <w:r>
+        <w:rPr>
+          <w:rFonts w:ascii="Arial" w:hAnsi="Arial" w:cs="Arial"/>
+          <w:sz w:val="22"/>
+          <w:szCs w:val="22"/>
+        </w:rPr>
+        <w:t xml:space="preserve">Pelotonia Institute for Immuno-Oncology at </w:t>
       </w:r>
       <w:r>
         <w:rPr>
@@ -762,7 +743,7 @@
           <w:sz w:val="22"/>
           <w:szCs w:val="22"/>
         </w:rPr>
-        <w:t>Architect and deploy AI agent infrastructure for biomedical research, including LLM-powered knowledgebase platforms with conversational research agents, pipelines, and a unified AI gateway serving multiple research teams with usage tracking and cost optimization.</w:t>
+        <w:t>Lead the AI infrastructure team at the Center for AI &amp; Bioinformatics in Immuno-Oncology (CATION) at PIIO. Build agent-driven research infrastructure for PIIO investigators: conversational research agents over biomedical knowledge bases, reusable agent skill libraries, and a multi-provider LLM gateway with usage tracking and cost optimization.</w:t>
       </w:r>
     </w:p>
     <w:p>
@@ -792,31 +773,171 @@
           <w:sz w:val="22"/>
           <w:szCs w:val="22"/>
         </w:rPr>
-        <w:t xml:space="preserve">Analyze bulk-level, single-cell, and spatial multi-omics datasets </w:t>
-      </w:r>
-      <w:r>
-        <w:rPr>
-          <w:rFonts w:ascii="Arial" w:hAnsi="Arial" w:cs="Arial"/>
-          <w:sz w:val="22"/>
-          <w:szCs w:val="22"/>
-        </w:rPr>
-        <w:t xml:space="preserve">across immuno-oncology, cardiac development, </w:t>
-      </w:r>
-      <w:r>
-        <w:rPr>
-          <w:rFonts w:ascii="Arial" w:hAnsi="Arial" w:cs="Arial"/>
-          <w:sz w:val="22"/>
-          <w:szCs w:val="22"/>
-        </w:rPr>
-        <w:t xml:space="preserve">lung diseases </w:t>
-      </w:r>
-      <w:r>
-        <w:rPr>
-          <w:rFonts w:ascii="Arial" w:hAnsi="Arial" w:cs="Arial"/>
-          <w:sz w:val="22"/>
-          <w:szCs w:val="22"/>
-        </w:rPr>
-        <w:t>and neurodegeneration programs using integrative computational approaches</w:t>
+        <w:t xml:space="preserve">Lead computational analysis of bulk, single-cell, and spatial multi-omics datasets across immuno-oncology, cardiac development, lung disease, and neurodegeneration programs; </w:t>
+      </w:r>
+      <w:r>
+        <w:rPr>
+          <w:rFonts w:ascii="Arial" w:hAnsi="Arial" w:cs="Arial"/>
+          <w:sz w:val="22"/>
+          <w:szCs w:val="22"/>
+        </w:rPr>
+        <w:t>contributing</w:t>
+      </w:r>
+      <w:r>
+        <w:rPr>
+          <w:rFonts w:ascii="Arial" w:hAnsi="Arial" w:cs="Arial"/>
+          <w:sz w:val="22"/>
+          <w:szCs w:val="22"/>
+        </w:rPr>
+        <w:t xml:space="preserve"> or co-first </w:t>
+      </w:r>
+      <w:r>
+        <w:rPr>
+          <w:rFonts w:ascii="Arial" w:hAnsi="Arial" w:cs="Arial"/>
+          <w:sz w:val="22"/>
+          <w:szCs w:val="22"/>
+        </w:rPr>
+        <w:t>author</w:t>
+      </w:r>
+      <w:r>
+        <w:rPr>
+          <w:rFonts w:ascii="Arial" w:hAnsi="Arial" w:cs="Arial"/>
+          <w:sz w:val="22"/>
+          <w:szCs w:val="22"/>
+        </w:rPr>
+        <w:t xml:space="preserve"> on cross-institution studies </w:t>
+      </w:r>
+      <w:r>
+        <w:rPr>
+          <w:rFonts w:ascii="Arial" w:hAnsi="Arial" w:cs="Arial"/>
+          <w:sz w:val="22"/>
+          <w:szCs w:val="22"/>
+        </w:rPr>
+        <w:t>in</w:t>
+      </w:r>
+      <w:r>
+        <w:rPr>
+          <w:rFonts w:ascii="Arial" w:hAnsi="Arial" w:cs="Arial"/>
+          <w:sz w:val="22"/>
+          <w:szCs w:val="22"/>
+        </w:rPr>
+        <w:t xml:space="preserve"> </w:t>
+      </w:r>
+      <w:r>
+        <w:rPr>
+          <w:rFonts w:ascii="Arial" w:hAnsi="Arial" w:cs="Arial"/>
+          <w:i/>
+          <w:iCs/>
+          <w:sz w:val="22"/>
+          <w:szCs w:val="22"/>
+        </w:rPr>
+        <w:t>Nature Biotechnology</w:t>
+      </w:r>
+      <w:r>
+        <w:rPr>
+          <w:rFonts w:ascii="Arial" w:hAnsi="Arial" w:cs="Arial"/>
+          <w:sz w:val="22"/>
+          <w:szCs w:val="22"/>
+        </w:rPr>
+        <w:t xml:space="preserve">, </w:t>
+      </w:r>
+      <w:r>
+        <w:rPr>
+          <w:rFonts w:ascii="Arial" w:hAnsi="Arial" w:cs="Arial"/>
+          <w:i/>
+          <w:iCs/>
+          <w:sz w:val="22"/>
+          <w:szCs w:val="22"/>
+        </w:rPr>
+        <w:t>Circulation</w:t>
+      </w:r>
+      <w:r>
+        <w:rPr>
+          <w:rFonts w:ascii="Arial" w:hAnsi="Arial" w:cs="Arial"/>
+          <w:sz w:val="22"/>
+          <w:szCs w:val="22"/>
+        </w:rPr>
+        <w:t xml:space="preserve">, </w:t>
+      </w:r>
+      <w:r>
+        <w:rPr>
+          <w:rFonts w:ascii="Arial" w:hAnsi="Arial" w:cs="Arial"/>
+          <w:i/>
+          <w:iCs/>
+          <w:sz w:val="22"/>
+          <w:szCs w:val="22"/>
+        </w:rPr>
+        <w:t>Circulation Researc</w:t>
+      </w:r>
+      <w:r>
+        <w:rPr>
+          <w:rFonts w:ascii="Arial" w:hAnsi="Arial" w:cs="Arial"/>
+          <w:i/>
+          <w:iCs/>
+          <w:sz w:val="22"/>
+          <w:szCs w:val="22"/>
+        </w:rPr>
+        <w:t>h</w:t>
+      </w:r>
+      <w:r>
+        <w:rPr>
+          <w:rFonts w:ascii="Arial" w:hAnsi="Arial" w:cs="Arial"/>
+          <w:sz w:val="22"/>
+          <w:szCs w:val="22"/>
+        </w:rPr>
+        <w:t>,</w:t>
+      </w:r>
+      <w:r>
+        <w:rPr>
+          <w:rFonts w:ascii="Arial" w:hAnsi="Arial" w:cs="Arial"/>
+          <w:sz w:val="22"/>
+          <w:szCs w:val="22"/>
+        </w:rPr>
+        <w:t xml:space="preserve"> </w:t>
+      </w:r>
+      <w:r>
+        <w:rPr>
+          <w:rFonts w:ascii="Arial" w:hAnsi="Arial" w:cs="Arial"/>
+          <w:i/>
+          <w:iCs/>
+          <w:sz w:val="22"/>
+          <w:szCs w:val="22"/>
+        </w:rPr>
+        <w:t>European Heart Journal</w:t>
+      </w:r>
+      <w:r>
+        <w:rPr>
+          <w:rFonts w:ascii="Arial" w:hAnsi="Arial" w:cs="Arial"/>
+          <w:sz w:val="22"/>
+          <w:szCs w:val="22"/>
+        </w:rPr>
+        <w:t>,</w:t>
+      </w:r>
+      <w:r>
+        <w:rPr>
+          <w:rFonts w:ascii="Arial" w:hAnsi="Arial" w:cs="Arial"/>
+          <w:sz w:val="22"/>
+          <w:szCs w:val="22"/>
+        </w:rPr>
+        <w:t xml:space="preserve"> and</w:t>
+      </w:r>
+      <w:r>
+        <w:rPr>
+          <w:rFonts w:ascii="Arial" w:hAnsi="Arial" w:cs="Arial"/>
+          <w:sz w:val="22"/>
+          <w:szCs w:val="22"/>
+        </w:rPr>
+        <w:t xml:space="preserve"> </w:t>
+      </w:r>
+      <w:r>
+        <w:rPr>
+          <w:rFonts w:ascii="Arial" w:hAnsi="Arial" w:cs="Arial"/>
+          <w:i/>
+          <w:iCs/>
+          <w:sz w:val="22"/>
+          <w:szCs w:val="22"/>
+        </w:rPr>
+        <w:t>Immunity</w:t>
       </w:r>
       <w:r>
         <w:rPr>
@@ -843,34 +964,44 @@
         <w:spacing w:line="276" w:lineRule="auto"/>
         <w:contextualSpacing/>
         <w:rPr>
-          <w:rFonts w:ascii="Arial" w:eastAsia="Century Gothic" w:hAnsi="Arial" w:cs="Arial"/>
-          <w:sz w:val="22"/>
-          <w:szCs w:val="22"/>
-        </w:rPr>
-      </w:pPr>
-      <w:r>
-        <w:rPr>
-          <w:rFonts w:ascii="Arial" w:eastAsia="Century Gothic" w:hAnsi="Arial" w:cs="Arial"/>
-          <w:sz w:val="22"/>
-          <w:szCs w:val="22"/>
-        </w:rPr>
-        <w:t xml:space="preserve">Build and maintain full-stack </w:t>
-      </w:r>
-      <w:r>
-        <w:rPr>
-          <w:rFonts w:ascii="Arial" w:eastAsia="Century Gothic" w:hAnsi="Arial" w:cs="Arial"/>
-          <w:sz w:val="22"/>
-          <w:szCs w:val="22"/>
-        </w:rPr>
-        <w:t xml:space="preserve">modern </w:t>
-      </w:r>
-      <w:r>
-        <w:rPr>
-          <w:rFonts w:ascii="Arial" w:eastAsia="Century Gothic" w:hAnsi="Arial" w:cs="Arial"/>
-          <w:sz w:val="22"/>
-          <w:szCs w:val="22"/>
-        </w:rPr>
-        <w:t>research web applications, interactive databases, and knowledgebases with real-time data streaming, spatial visualization, and automated testing.</w:t>
+          <w:rFonts w:ascii="Arial" w:hAnsi="Arial" w:cs="Arial"/>
+          <w:sz w:val="22"/>
+          <w:szCs w:val="22"/>
+        </w:rPr>
+      </w:pPr>
+      <w:r>
+        <w:rPr>
+          <w:rFonts w:ascii="Arial" w:hAnsi="Arial" w:cs="Arial"/>
+          <w:sz w:val="22"/>
+          <w:szCs w:val="22"/>
+        </w:rPr>
+        <w:t>Engineer full-stack research web applications and interactive biomedical databases with real-time data streaming, spatial visualization, and automated testing; production deployments include ssREAD (</w:t>
+      </w:r>
+      <w:r>
+        <w:rPr>
+          <w:rFonts w:ascii="Arial" w:hAnsi="Arial" w:cs="Arial"/>
+          <w:i/>
+          <w:iCs/>
+          <w:sz w:val="22"/>
+          <w:szCs w:val="22"/>
+        </w:rPr>
+        <w:t>Nature Communications</w:t>
+      </w:r>
+      <w:r>
+        <w:rPr>
+          <w:rFonts w:ascii="Arial" w:hAnsi="Arial" w:cs="Arial"/>
+          <w:sz w:val="22"/>
+          <w:szCs w:val="22"/>
+        </w:rPr>
+        <w:t xml:space="preserve"> 2024)</w:t>
+      </w:r>
+      <w:r>
+        <w:rPr>
+          <w:rFonts w:ascii="Arial" w:hAnsi="Arial" w:cs="Arial"/>
+          <w:sz w:val="22"/>
+          <w:szCs w:val="22"/>
+        </w:rPr>
+        <w:t>.</w:t>
       </w:r>
     </w:p>
     <w:p>
@@ -889,179 +1020,18 @@
         <w:spacing w:line="276" w:lineRule="auto"/>
         <w:contextualSpacing/>
         <w:rPr>
-          <w:rFonts w:ascii="Arial" w:eastAsia="Century Gothic" w:hAnsi="Arial" w:cs="Arial"/>
-          <w:sz w:val="22"/>
-          <w:szCs w:val="22"/>
-        </w:rPr>
-      </w:pPr>
-      <w:r>
-        <w:rPr>
-          <w:rFonts w:ascii="Arial" w:eastAsia="Century Gothic" w:hAnsi="Arial" w:cs="Arial"/>
-          <w:sz w:val="22"/>
-          <w:szCs w:val="22"/>
-        </w:rPr>
-        <w:t>Develop and maintain secure, scalable cloud solutions (AWS, Azure) to ensure data integrity and compliance with PHI and HIPAA regulations</w:t>
-      </w:r>
-      <w:r>
-        <w:rPr>
-          <w:rFonts w:ascii="Arial" w:eastAsia="Century Gothic" w:hAnsi="Arial" w:cs="Arial"/>
-          <w:sz w:val="22"/>
-          <w:szCs w:val="22"/>
-        </w:rPr>
-        <w:t xml:space="preserve"> from </w:t>
-      </w:r>
-      <w:r>
-        <w:rPr>
-          <w:rFonts w:ascii="Arial" w:eastAsia="Century Gothic" w:hAnsi="Arial" w:cs="Arial"/>
-          <w:sz w:val="22"/>
-          <w:szCs w:val="22"/>
-        </w:rPr>
-        <w:t>the</w:t>
-      </w:r>
-      <w:r>
-        <w:rPr>
-          <w:rFonts w:ascii="Arial" w:eastAsia="Century Gothic" w:hAnsi="Arial" w:cs="Arial"/>
-          <w:sz w:val="22"/>
-          <w:szCs w:val="22"/>
-        </w:rPr>
-        <w:t xml:space="preserve"> </w:t>
-      </w:r>
-      <w:r>
-        <w:rPr>
-          <w:rFonts w:ascii="Arial" w:eastAsia="Century Gothic" w:hAnsi="Arial" w:cs="Arial"/>
-          <w:sz w:val="22"/>
-          <w:szCs w:val="22"/>
-        </w:rPr>
-        <w:t>Department of Biomedical Informatics</w:t>
-      </w:r>
-      <w:r>
-        <w:rPr>
-          <w:rFonts w:ascii="Arial" w:eastAsia="Century Gothic" w:hAnsi="Arial" w:cs="Arial"/>
-          <w:sz w:val="22"/>
-          <w:szCs w:val="22"/>
-        </w:rPr>
-        <w:t>.</w:t>
-      </w:r>
-      <w:r>
-        <w:t xml:space="preserve"> </w:t>
-      </w:r>
-    </w:p>
-    <w:p>
-      <w:pPr>
-        <w:spacing w:line="276" w:lineRule="auto"/>
-        <w:rPr>
-          <w:rFonts w:ascii="Arial" w:hAnsi="Arial" w:cs="Arial"/>
-          <w:sz w:val="22"/>
-          <w:szCs w:val="22"/>
-        </w:rPr>
-      </w:pPr>
-      <w:r>
-        <w:rPr>
-          <w:rFonts w:ascii="Arial" w:hAnsi="Arial" w:cs="Arial"/>
-          <w:sz w:val="22"/>
-          <w:szCs w:val="22"/>
-        </w:rPr>
-        <w:t>0</w:t>
-      </w:r>
-      <w:r>
-        <w:rPr>
-          <w:rFonts w:ascii="Arial" w:hAnsi="Arial" w:cs="Arial"/>
-          <w:sz w:val="22"/>
-          <w:szCs w:val="22"/>
-        </w:rPr>
-        <w:t>9/2019</w:t>
-      </w:r>
-      <w:r>
-        <w:rPr>
-          <w:rFonts w:ascii="Arial" w:hAnsi="Arial" w:cs="Arial"/>
-          <w:sz w:val="22"/>
-          <w:szCs w:val="22"/>
-        </w:rPr>
-        <w:t>-</w:t>
-      </w:r>
-      <w:r>
-        <w:rPr>
-          <w:rFonts w:ascii="Arial" w:hAnsi="Arial" w:cs="Arial"/>
-          <w:sz w:val="22"/>
-          <w:szCs w:val="22"/>
-        </w:rPr>
-        <w:t>07/2024</w:t>
-      </w:r>
-      <w:r>
-        <w:rPr>
-          <w:rFonts w:ascii="Arial" w:hAnsi="Arial" w:cs="Arial"/>
-          <w:sz w:val="22"/>
-          <w:szCs w:val="22"/>
-        </w:rPr>
-        <w:t>,</w:t>
-      </w:r>
-      <w:r>
-        <w:rPr>
-          <w:rFonts w:ascii="Arial" w:hAnsi="Arial" w:cs="Arial"/>
-          <w:sz w:val="22"/>
-          <w:szCs w:val="22"/>
-        </w:rPr>
-        <w:tab/>
-      </w:r>
-      <w:r>
-        <w:rPr>
-          <w:rFonts w:ascii="Arial" w:hAnsi="Arial" w:cs="Arial"/>
-          <w:b/>
-          <w:sz w:val="22"/>
-          <w:szCs w:val="22"/>
-        </w:rPr>
-        <w:t>Biomedical Informatics Specialist</w:t>
-      </w:r>
-    </w:p>
-    <w:p>
-      <w:pPr>
-        <w:spacing w:line="276" w:lineRule="auto"/>
-        <w:rPr>
-          <w:rFonts w:ascii="Arial" w:hAnsi="Arial" w:cs="Arial"/>
-          <w:sz w:val="22"/>
-          <w:szCs w:val="22"/>
-        </w:rPr>
-      </w:pPr>
-      <w:r>
-        <w:rPr>
-          <w:rFonts w:ascii="Arial" w:hAnsi="Arial" w:cs="Arial"/>
-          <w:sz w:val="22"/>
-          <w:szCs w:val="22"/>
-        </w:rPr>
-        <w:tab/>
-      </w:r>
-      <w:r>
-        <w:rPr>
-          <w:rFonts w:ascii="Arial" w:hAnsi="Arial" w:cs="Arial"/>
-          <w:sz w:val="22"/>
-          <w:szCs w:val="22"/>
-        </w:rPr>
-        <w:tab/>
-      </w:r>
-      <w:r>
-        <w:rPr>
-          <w:rFonts w:ascii="Arial" w:hAnsi="Arial" w:cs="Arial"/>
-          <w:sz w:val="22"/>
-          <w:szCs w:val="22"/>
-        </w:rPr>
-        <w:tab/>
-      </w:r>
-      <w:r>
-        <w:rPr>
-          <w:rFonts w:ascii="Arial" w:hAnsi="Arial" w:cs="Arial"/>
-          <w:sz w:val="22"/>
-          <w:szCs w:val="22"/>
-        </w:rPr>
-        <w:tab/>
-      </w:r>
-      <w:r>
-        <w:rPr>
-          <w:rFonts w:ascii="Arial" w:hAnsi="Arial" w:cs="Arial"/>
-          <w:sz w:val="22"/>
-          <w:szCs w:val="22"/>
-        </w:rPr>
-        <w:tab/>
-        <w:t>Department of Biomedical Informatics at the Ohio State University</w:t>
+          <w:rFonts w:ascii="Arial" w:hAnsi="Arial" w:cs="Arial"/>
+          <w:sz w:val="22"/>
+          <w:szCs w:val="22"/>
+        </w:rPr>
+      </w:pPr>
+      <w:r>
+        <w:rPr>
+          <w:rFonts w:ascii="Arial" w:hAnsi="Arial" w:cs="Arial"/>
+          <w:sz w:val="22"/>
+          <w:szCs w:val="22"/>
+        </w:rPr>
+        <w:t>Manage HIPAA/PHI-compliant clinical and multi-omics data for multi-institutional studies, including the LCMC3 neoadjuvant atezolizumab trial (Genentech); use OSU LifeScale (Databricks) to access EHR-linked clinical data for CATION research.</w:t>
       </w:r>
     </w:p>
     <w:p>
@@ -1078,7 +1048,6 @@
           <w:between w:val="nil"/>
         </w:pBdr>
         <w:spacing w:line="276" w:lineRule="auto"/>
-        <w:ind w:left="2398" w:hanging="357"/>
         <w:contextualSpacing/>
         <w:rPr>
           <w:rFonts w:ascii="Arial" w:hAnsi="Arial" w:cs="Arial"/>
@@ -1088,11 +1057,137 @@
       </w:pPr>
       <w:r>
         <w:rPr>
-          <w:rFonts w:ascii="Arial" w:eastAsia="Century Gothic" w:hAnsi="Arial" w:cs="Arial"/>
-          <w:sz w:val="22"/>
-          <w:szCs w:val="22"/>
-        </w:rPr>
-        <w:t>Led the development of Azure and AWS cloud computing platforms for the Department of Biomedical Informatics, guaranteeing dependable and efficient cloud-based solutions for vital research and clinical projects involving PHI and HIPAA compliance.</w:t>
+          <w:rFonts w:ascii="Arial" w:hAnsi="Arial" w:cs="Arial"/>
+          <w:sz w:val="22"/>
+          <w:szCs w:val="22"/>
+        </w:rPr>
+        <w:t>Onboard bench scientists, clinicians, and computational teams to agent-driven research workflows through hands-on training, custom skill development, and integration support.</w:t>
+      </w:r>
+    </w:p>
+    <w:p>
+      <w:pPr>
+        <w:pBdr>
+          <w:top w:val="nil"/>
+          <w:left w:val="nil"/>
+          <w:bottom w:val="nil"/>
+          <w:right w:val="nil"/>
+          <w:between w:val="nil"/>
+        </w:pBdr>
+        <w:spacing w:line="276" w:lineRule="auto"/>
+        <w:contextualSpacing/>
+        <w:rPr>
+          <w:rFonts w:ascii="Arial" w:hAnsi="Arial" w:cs="Arial"/>
+          <w:sz w:val="22"/>
+          <w:szCs w:val="22"/>
+        </w:rPr>
+      </w:pPr>
+      <w:r>
+        <w:rPr>
+          <w:rFonts w:ascii="Arial" w:hAnsi="Arial" w:cs="Arial"/>
+          <w:sz w:val="22"/>
+          <w:szCs w:val="22"/>
+        </w:rPr>
+        <w:t>0</w:t>
+      </w:r>
+      <w:r>
+        <w:rPr>
+          <w:rFonts w:ascii="Arial" w:hAnsi="Arial" w:cs="Arial"/>
+          <w:sz w:val="22"/>
+          <w:szCs w:val="22"/>
+        </w:rPr>
+        <w:t>9/2019</w:t>
+      </w:r>
+      <w:r>
+        <w:rPr>
+          <w:rFonts w:ascii="Arial" w:hAnsi="Arial" w:cs="Arial"/>
+          <w:sz w:val="22"/>
+          <w:szCs w:val="22"/>
+        </w:rPr>
+        <w:t>-</w:t>
+      </w:r>
+      <w:r>
+        <w:rPr>
+          <w:rFonts w:ascii="Arial" w:hAnsi="Arial" w:cs="Arial"/>
+          <w:sz w:val="22"/>
+          <w:szCs w:val="22"/>
+        </w:rPr>
+        <w:t>07/2024</w:t>
+      </w:r>
+      <w:r>
+        <w:rPr>
+          <w:rFonts w:ascii="Arial" w:hAnsi="Arial" w:cs="Arial"/>
+          <w:sz w:val="22"/>
+          <w:szCs w:val="22"/>
+        </w:rPr>
+        <w:t>,</w:t>
+      </w:r>
+      <w:r>
+        <w:rPr>
+          <w:rFonts w:ascii="Arial" w:hAnsi="Arial" w:cs="Arial"/>
+          <w:sz w:val="22"/>
+          <w:szCs w:val="22"/>
+        </w:rPr>
+        <w:tab/>
+      </w:r>
+      <w:r>
+        <w:rPr>
+          <w:rFonts w:ascii="Arial" w:hAnsi="Arial" w:cs="Arial"/>
+          <w:b/>
+          <w:sz w:val="22"/>
+          <w:szCs w:val="22"/>
+        </w:rPr>
+        <w:t>Biomedical Informatics Specialist</w:t>
+      </w:r>
+    </w:p>
+    <w:p>
+      <w:pPr>
+        <w:spacing w:line="276" w:lineRule="auto"/>
+        <w:rPr>
+          <w:rFonts w:ascii="Arial" w:hAnsi="Arial" w:cs="Arial"/>
+          <w:sz w:val="22"/>
+          <w:szCs w:val="22"/>
+        </w:rPr>
+      </w:pPr>
+      <w:r>
+        <w:rPr>
+          <w:rFonts w:ascii="Arial" w:hAnsi="Arial" w:cs="Arial"/>
+          <w:sz w:val="22"/>
+          <w:szCs w:val="22"/>
+        </w:rPr>
+        <w:tab/>
+      </w:r>
+      <w:r>
+        <w:rPr>
+          <w:rFonts w:ascii="Arial" w:hAnsi="Arial" w:cs="Arial"/>
+          <w:sz w:val="22"/>
+          <w:szCs w:val="22"/>
+        </w:rPr>
+        <w:tab/>
+      </w:r>
+      <w:r>
+        <w:rPr>
+          <w:rFonts w:ascii="Arial" w:hAnsi="Arial" w:cs="Arial"/>
+          <w:sz w:val="22"/>
+          <w:szCs w:val="22"/>
+        </w:rPr>
+        <w:tab/>
+      </w:r>
+      <w:r>
+        <w:rPr>
+          <w:rFonts w:ascii="Arial" w:hAnsi="Arial" w:cs="Arial"/>
+          <w:sz w:val="22"/>
+          <w:szCs w:val="22"/>
+        </w:rPr>
+        <w:tab/>
+      </w:r>
+      <w:r>
+        <w:rPr>
+          <w:rFonts w:ascii="Arial" w:hAnsi="Arial" w:cs="Arial"/>
+          <w:sz w:val="22"/>
+          <w:szCs w:val="22"/>
+        </w:rPr>
+        <w:tab/>
+        <w:t>Department of Biomedical Informatics at the Ohio State University</w:t>
       </w:r>
     </w:p>
     <w:p>
@@ -1112,18 +1207,91 @@
         <w:ind w:left="2398" w:hanging="357"/>
         <w:contextualSpacing/>
         <w:rPr>
-          <w:rFonts w:ascii="Arial" w:hAnsi="Arial" w:cs="Arial"/>
-          <w:sz w:val="22"/>
-          <w:szCs w:val="22"/>
-        </w:rPr>
-      </w:pPr>
-      <w:r>
-        <w:rPr>
-          <w:rFonts w:ascii="Arial" w:hAnsi="Arial" w:cs="Arial"/>
-          <w:sz w:val="22"/>
-          <w:szCs w:val="22"/>
-        </w:rPr>
-        <w:t>Conducted cutting-edge analysis of single-cell multi-omics data and next-generation sequencing data to gain insights into complex biological systems and diseases.</w:t>
+          <w:rFonts w:ascii="Arial" w:eastAsia="Century Gothic" w:hAnsi="Arial" w:cs="Arial"/>
+          <w:sz w:val="22"/>
+          <w:szCs w:val="22"/>
+        </w:rPr>
+      </w:pPr>
+      <w:r>
+        <w:rPr>
+          <w:rFonts w:ascii="Arial" w:eastAsia="Century Gothic" w:hAnsi="Arial" w:cs="Arial"/>
+          <w:sz w:val="22"/>
+          <w:szCs w:val="22"/>
+        </w:rPr>
+        <w:lastRenderedPageBreak/>
+        <w:t xml:space="preserve">Developed bioinformatics methods for single-cell and spatial multi-omics analysis; first or co-first author on </w:t>
+      </w:r>
+      <w:r>
+        <w:rPr>
+          <w:rFonts w:ascii="Arial" w:eastAsia="Century Gothic" w:hAnsi="Arial" w:cs="Arial"/>
+          <w:i/>
+          <w:iCs/>
+          <w:sz w:val="22"/>
+          <w:szCs w:val="22"/>
+        </w:rPr>
+        <w:t>iScience</w:t>
+      </w:r>
+      <w:r>
+        <w:rPr>
+          <w:rFonts w:ascii="Arial" w:eastAsia="Century Gothic" w:hAnsi="Arial" w:cs="Arial"/>
+          <w:sz w:val="22"/>
+          <w:szCs w:val="22"/>
+        </w:rPr>
+        <w:t xml:space="preserve"> (scREAD), </w:t>
+      </w:r>
+      <w:r>
+        <w:rPr>
+          <w:rFonts w:ascii="Arial" w:eastAsia="Century Gothic" w:hAnsi="Arial" w:cs="Arial"/>
+          <w:i/>
+          <w:iCs/>
+          <w:sz w:val="22"/>
+          <w:szCs w:val="22"/>
+        </w:rPr>
+        <w:t>Nucleic Acids Research</w:t>
+      </w:r>
+      <w:r>
+        <w:rPr>
+          <w:rFonts w:ascii="Arial" w:eastAsia="Century Gothic" w:hAnsi="Arial" w:cs="Arial"/>
+          <w:sz w:val="22"/>
+          <w:szCs w:val="22"/>
+        </w:rPr>
+        <w:t xml:space="preserve"> (IRIS3), </w:t>
+      </w:r>
+      <w:r>
+        <w:rPr>
+          <w:rFonts w:ascii="Arial" w:eastAsia="Century Gothic" w:hAnsi="Arial" w:cs="Arial"/>
+          <w:i/>
+          <w:iCs/>
+          <w:sz w:val="22"/>
+          <w:szCs w:val="22"/>
+        </w:rPr>
+        <w:t xml:space="preserve">Cancer Research Communications </w:t>
+      </w:r>
+      <w:r>
+        <w:rPr>
+          <w:rFonts w:ascii="Arial" w:eastAsia="Century Gothic" w:hAnsi="Arial" w:cs="Arial"/>
+          <w:sz w:val="22"/>
+          <w:szCs w:val="22"/>
+        </w:rPr>
+        <w:t xml:space="preserve">(intratumoral microbe identification from ORIEN), and </w:t>
+      </w:r>
+      <w:r>
+        <w:rPr>
+          <w:rFonts w:ascii="Arial" w:eastAsia="Century Gothic" w:hAnsi="Arial" w:cs="Arial"/>
+          <w:i/>
+          <w:iCs/>
+          <w:sz w:val="22"/>
+          <w:szCs w:val="22"/>
+        </w:rPr>
+        <w:t>Computational and Structural Biotechnology Journal</w:t>
+      </w:r>
+      <w:r>
+        <w:rPr>
+          <w:rFonts w:ascii="Arial" w:eastAsia="Century Gothic" w:hAnsi="Arial" w:cs="Arial"/>
+          <w:sz w:val="22"/>
+          <w:szCs w:val="22"/>
+        </w:rPr>
+        <w:t xml:space="preserve"> (DESSO-DB).</w:t>
       </w:r>
     </w:p>
     <w:p>
@@ -1143,18 +1311,18 @@
         <w:ind w:left="2398" w:hanging="357"/>
         <w:contextualSpacing/>
         <w:rPr>
-          <w:rFonts w:ascii="Arial" w:hAnsi="Arial" w:cs="Arial"/>
-          <w:sz w:val="22"/>
-          <w:szCs w:val="22"/>
-        </w:rPr>
-      </w:pPr>
-      <w:r>
-        <w:rPr>
-          <w:rFonts w:ascii="Arial" w:hAnsi="Arial" w:cs="Arial"/>
-          <w:sz w:val="22"/>
-          <w:szCs w:val="22"/>
-        </w:rPr>
-        <w:t>Designed and implemented highly integrated bioinformatics web applications, packages, and databases to streamline data analysis and accelerate research.</w:t>
+          <w:rFonts w:ascii="Arial" w:eastAsia="Century Gothic" w:hAnsi="Arial" w:cs="Arial"/>
+          <w:sz w:val="22"/>
+          <w:szCs w:val="22"/>
+        </w:rPr>
+      </w:pPr>
+      <w:r>
+        <w:rPr>
+          <w:rFonts w:ascii="Arial" w:eastAsia="Century Gothic" w:hAnsi="Arial" w:cs="Arial"/>
+          <w:sz w:val="22"/>
+          <w:szCs w:val="22"/>
+        </w:rPr>
+        <w:t>Designed and deployed interactive biomedical web databases and R/Python packages used by external research groups, including scREAD and DESSO-DB for motif and single-cell data analysis.</w:t>
       </w:r>
     </w:p>
     <w:p>
@@ -1174,19 +1342,36 @@
         <w:ind w:left="2398" w:hanging="357"/>
         <w:contextualSpacing/>
         <w:rPr>
-          <w:rFonts w:ascii="Arial" w:hAnsi="Arial" w:cs="Arial"/>
-          <w:sz w:val="22"/>
-          <w:szCs w:val="22"/>
-        </w:rPr>
-      </w:pPr>
-      <w:r>
-        <w:rPr>
-          <w:rFonts w:ascii="Arial" w:hAnsi="Arial" w:cs="Arial"/>
-          <w:sz w:val="22"/>
-          <w:szCs w:val="22"/>
-        </w:rPr>
-        <w:lastRenderedPageBreak/>
-        <w:t>Utilized clinical variables extracted from electronic medical/health records (EMR/EHR) to study the activities of intensive care patients with critical illnesses, leading to improved understanding and treatment of these conditions.</w:t>
+          <w:rFonts w:ascii="Arial" w:eastAsia="Century Gothic" w:hAnsi="Arial" w:cs="Arial"/>
+          <w:sz w:val="22"/>
+          <w:szCs w:val="22"/>
+        </w:rPr>
+      </w:pPr>
+      <w:r>
+        <w:rPr>
+          <w:rFonts w:ascii="Arial" w:eastAsia="Century Gothic" w:hAnsi="Arial" w:cs="Arial"/>
+          <w:sz w:val="22"/>
+          <w:szCs w:val="22"/>
+        </w:rPr>
+        <w:t>Built deep learning frameworks for transcriptional regulation and gene regulatory network inference from single-cell multi-omics data, contributing to scGNN (</w:t>
+      </w:r>
+      <w:r>
+        <w:rPr>
+          <w:rFonts w:ascii="Arial" w:eastAsia="Century Gothic" w:hAnsi="Arial" w:cs="Arial"/>
+          <w:i/>
+          <w:iCs/>
+          <w:sz w:val="22"/>
+          <w:szCs w:val="22"/>
+        </w:rPr>
+        <w:t>Nature Communications</w:t>
+      </w:r>
+      <w:r>
+        <w:rPr>
+          <w:rFonts w:ascii="Arial" w:eastAsia="Century Gothic" w:hAnsi="Arial" w:cs="Arial"/>
+          <w:sz w:val="22"/>
+          <w:szCs w:val="22"/>
+        </w:rPr>
+        <w:t>) and related methods work.</w:t>
       </w:r>
     </w:p>
     <w:p>
@@ -1206,217 +1391,18 @@
         <w:ind w:left="2398" w:hanging="357"/>
         <w:contextualSpacing/>
         <w:rPr>
-          <w:rFonts w:ascii="Arial" w:hAnsi="Arial" w:cs="Arial"/>
-          <w:sz w:val="22"/>
-          <w:szCs w:val="22"/>
-        </w:rPr>
-      </w:pPr>
-      <w:r>
-        <w:rPr>
-          <w:rFonts w:ascii="Arial" w:hAnsi="Arial" w:cs="Arial"/>
-          <w:sz w:val="22"/>
-          <w:szCs w:val="22"/>
-        </w:rPr>
-        <w:t xml:space="preserve">Developed deep learning frameworks to study transcriptional regulation using </w:t>
-      </w:r>
-      <w:proofErr w:type="gramStart"/>
-      <w:r>
-        <w:rPr>
-          <w:rFonts w:ascii="Arial" w:hAnsi="Arial" w:cs="Arial"/>
-          <w:sz w:val="22"/>
-          <w:szCs w:val="22"/>
-        </w:rPr>
-        <w:t>single-cell</w:t>
-      </w:r>
-      <w:proofErr w:type="gramEnd"/>
-      <w:r>
-        <w:rPr>
-          <w:rFonts w:ascii="Arial" w:hAnsi="Arial" w:cs="Arial"/>
-          <w:sz w:val="22"/>
-          <w:szCs w:val="22"/>
-        </w:rPr>
-        <w:t xml:space="preserve"> </w:t>
-      </w:r>
-      <w:proofErr w:type="spellStart"/>
-      <w:r>
-        <w:rPr>
-          <w:rFonts w:ascii="Arial" w:hAnsi="Arial" w:cs="Arial"/>
-          <w:sz w:val="22"/>
-          <w:szCs w:val="22"/>
-        </w:rPr>
-        <w:t>multiomics</w:t>
-      </w:r>
-      <w:proofErr w:type="spellEnd"/>
-      <w:r>
-        <w:rPr>
-          <w:rFonts w:ascii="Arial" w:hAnsi="Arial" w:cs="Arial"/>
-          <w:sz w:val="22"/>
-          <w:szCs w:val="22"/>
-        </w:rPr>
-        <w:t xml:space="preserve"> data, providing new avenues for investigating gene expression patterns and regulation mechanisms.</w:t>
-      </w:r>
-    </w:p>
-    <w:p>
-      <w:pPr>
-        <w:pBdr>
-          <w:top w:val="nil"/>
-          <w:left w:val="nil"/>
-          <w:bottom w:val="nil"/>
-          <w:right w:val="nil"/>
-          <w:between w:val="nil"/>
-        </w:pBdr>
-        <w:spacing w:line="276" w:lineRule="auto"/>
-        <w:ind w:left="2041"/>
-        <w:contextualSpacing/>
-        <w:rPr>
-          <w:rFonts w:ascii="Arial" w:hAnsi="Arial" w:cs="Arial"/>
-          <w:sz w:val="22"/>
-          <w:szCs w:val="22"/>
-        </w:rPr>
-      </w:pPr>
-    </w:p>
-    <w:p>
-      <w:pPr>
-        <w:spacing w:line="276" w:lineRule="auto"/>
-        <w:rPr>
-          <w:rFonts w:ascii="Arial" w:hAnsi="Arial" w:cs="Arial"/>
-          <w:b/>
-          <w:sz w:val="22"/>
-          <w:szCs w:val="22"/>
-        </w:rPr>
-      </w:pPr>
-      <w:r>
-        <w:rPr>
-          <w:rFonts w:ascii="Arial" w:hAnsi="Arial" w:cs="Arial"/>
-          <w:sz w:val="22"/>
-          <w:szCs w:val="22"/>
-        </w:rPr>
-        <w:t>0</w:t>
-      </w:r>
-      <w:r>
-        <w:rPr>
-          <w:rFonts w:ascii="Arial" w:hAnsi="Arial" w:cs="Arial"/>
-          <w:sz w:val="22"/>
-          <w:szCs w:val="22"/>
-        </w:rPr>
-        <w:t>5</w:t>
-      </w:r>
-      <w:r>
-        <w:rPr>
-          <w:rFonts w:ascii="Arial" w:hAnsi="Arial" w:cs="Arial"/>
-          <w:sz w:val="22"/>
-          <w:szCs w:val="22"/>
-        </w:rPr>
-        <w:t>/201</w:t>
-      </w:r>
-      <w:r>
-        <w:rPr>
-          <w:rFonts w:ascii="Arial" w:hAnsi="Arial" w:cs="Arial"/>
-          <w:sz w:val="22"/>
-          <w:szCs w:val="22"/>
-        </w:rPr>
-        <w:t>9</w:t>
-      </w:r>
-      <w:r>
-        <w:rPr>
-          <w:rFonts w:ascii="Arial" w:hAnsi="Arial" w:cs="Arial"/>
-          <w:sz w:val="22"/>
-          <w:szCs w:val="22"/>
-        </w:rPr>
-        <w:t>-0</w:t>
-      </w:r>
-      <w:r>
-        <w:rPr>
-          <w:rFonts w:ascii="Arial" w:hAnsi="Arial" w:cs="Arial"/>
-          <w:sz w:val="22"/>
-          <w:szCs w:val="22"/>
-        </w:rPr>
-        <w:t>7</w:t>
-      </w:r>
-      <w:r>
-        <w:rPr>
-          <w:rFonts w:ascii="Arial" w:hAnsi="Arial" w:cs="Arial"/>
-          <w:sz w:val="22"/>
-          <w:szCs w:val="22"/>
-        </w:rPr>
-        <w:t xml:space="preserve">/2019, </w:t>
-      </w:r>
-      <w:r>
-        <w:rPr>
-          <w:rFonts w:ascii="Arial" w:hAnsi="Arial" w:cs="Arial"/>
-          <w:sz w:val="22"/>
-          <w:szCs w:val="22"/>
-        </w:rPr>
-        <w:tab/>
-      </w:r>
-      <w:r>
-        <w:rPr>
-          <w:rFonts w:ascii="Arial" w:hAnsi="Arial" w:cs="Arial"/>
-          <w:b/>
-          <w:sz w:val="22"/>
-          <w:szCs w:val="22"/>
-        </w:rPr>
-        <w:t>Student Intern</w:t>
-      </w:r>
-      <w:r>
-        <w:rPr>
-          <w:rFonts w:ascii="Arial" w:hAnsi="Arial" w:cs="Arial"/>
-          <w:b/>
-          <w:sz w:val="22"/>
-          <w:szCs w:val="22"/>
-        </w:rPr>
-        <w:t xml:space="preserve"> </w:t>
-      </w:r>
-    </w:p>
-    <w:p>
-      <w:pPr>
-        <w:spacing w:line="276" w:lineRule="auto"/>
-        <w:rPr>
-          <w:rFonts w:ascii="Arial" w:hAnsi="Arial" w:cs="Arial"/>
-          <w:sz w:val="22"/>
-          <w:szCs w:val="22"/>
-        </w:rPr>
-      </w:pPr>
-      <w:r>
-        <w:rPr>
-          <w:rFonts w:ascii="Arial" w:hAnsi="Arial" w:cs="Arial"/>
-          <w:sz w:val="22"/>
-          <w:szCs w:val="22"/>
-        </w:rPr>
-        <w:tab/>
-      </w:r>
-      <w:r>
-        <w:rPr>
-          <w:rFonts w:ascii="Arial" w:hAnsi="Arial" w:cs="Arial"/>
-          <w:sz w:val="22"/>
-          <w:szCs w:val="22"/>
-        </w:rPr>
-        <w:tab/>
-      </w:r>
-      <w:r>
-        <w:rPr>
-          <w:rFonts w:ascii="Arial" w:hAnsi="Arial" w:cs="Arial"/>
-          <w:sz w:val="22"/>
-          <w:szCs w:val="22"/>
-        </w:rPr>
-        <w:tab/>
-      </w:r>
-      <w:r>
-        <w:rPr>
-          <w:rFonts w:ascii="Arial" w:hAnsi="Arial" w:cs="Arial"/>
-          <w:sz w:val="22"/>
-          <w:szCs w:val="22"/>
-        </w:rPr>
-        <w:tab/>
-      </w:r>
-      <w:r>
-        <w:rPr>
-          <w:rFonts w:ascii="Arial" w:hAnsi="Arial" w:cs="Arial"/>
-          <w:sz w:val="22"/>
-          <w:szCs w:val="22"/>
-        </w:rPr>
-        <w:tab/>
-        <w:t>Department of Biomedical Informatics at the Ohio State University</w:t>
+          <w:rFonts w:ascii="Arial" w:eastAsia="Century Gothic" w:hAnsi="Arial" w:cs="Arial"/>
+          <w:sz w:val="22"/>
+          <w:szCs w:val="22"/>
+        </w:rPr>
+      </w:pPr>
+      <w:r>
+        <w:rPr>
+          <w:rFonts w:ascii="Arial" w:eastAsia="Century Gothic" w:hAnsi="Arial" w:cs="Arial"/>
+          <w:sz w:val="22"/>
+          <w:szCs w:val="22"/>
+        </w:rPr>
+        <w:t>Analyzed EHR-derived clinical variables to study ICU patient outcomes, supporting cross-departmental clinical informatics collaborations.</w:t>
       </w:r>
     </w:p>
     <w:p>
@@ -1436,61 +1422,26 @@
         <w:ind w:left="2398" w:hanging="357"/>
         <w:contextualSpacing/>
         <w:rPr>
-          <w:rFonts w:ascii="Arial" w:hAnsi="Arial" w:cs="Arial"/>
-          <w:sz w:val="22"/>
-          <w:szCs w:val="22"/>
-        </w:rPr>
-      </w:pPr>
-      <w:r>
-        <w:rPr>
           <w:rFonts w:ascii="Arial" w:eastAsia="Century Gothic" w:hAnsi="Arial" w:cs="Arial"/>
           <w:sz w:val="22"/>
           <w:szCs w:val="22"/>
         </w:rPr>
-        <w:t xml:space="preserve">Developed an R package for identification of regulatory DNA motifs using </w:t>
-      </w:r>
-      <w:proofErr w:type="spellStart"/>
+      </w:pPr>
       <w:r>
         <w:rPr>
           <w:rFonts w:ascii="Arial" w:eastAsia="Century Gothic" w:hAnsi="Arial" w:cs="Arial"/>
           <w:sz w:val="22"/>
           <w:szCs w:val="22"/>
         </w:rPr>
-        <w:t>ChIP-exo</w:t>
-      </w:r>
-      <w:proofErr w:type="spellEnd"/>
-      <w:r>
-        <w:rPr>
-          <w:rFonts w:ascii="Arial" w:eastAsia="Century Gothic" w:hAnsi="Arial" w:cs="Arial"/>
-          <w:sz w:val="22"/>
-          <w:szCs w:val="22"/>
-        </w:rPr>
-        <w:t xml:space="preserve"> data</w:t>
-      </w:r>
-    </w:p>
-    <w:p>
-      <w:pPr>
-        <w:pBdr>
-          <w:top w:val="nil"/>
-          <w:left w:val="nil"/>
-          <w:bottom w:val="nil"/>
-          <w:right w:val="nil"/>
-          <w:between w:val="nil"/>
-        </w:pBdr>
-        <w:spacing w:line="276" w:lineRule="auto"/>
-        <w:contextualSpacing/>
-        <w:rPr>
-          <w:rFonts w:ascii="Arial" w:hAnsi="Arial" w:cs="Arial"/>
-          <w:sz w:val="22"/>
-          <w:szCs w:val="22"/>
-        </w:rPr>
-      </w:pPr>
-    </w:p>
-    <w:p>
-      <w:pPr>
-        <w:spacing w:line="276" w:lineRule="auto"/>
-        <w:rPr>
-          <w:rFonts w:ascii="Arial" w:hAnsi="Arial" w:cs="Arial"/>
+        <w:t>Established and managed Azure and AWS HIPAA-compliant cloud infrastructure for departmental research and clinical projects.</w:t>
+      </w:r>
+    </w:p>
+    <w:p>
+      <w:pPr>
+        <w:spacing w:line="276" w:lineRule="auto"/>
+        <w:rPr>
+          <w:rFonts w:ascii="Arial" w:hAnsi="Arial" w:cs="Arial"/>
+          <w:b/>
           <w:sz w:val="22"/>
           <w:szCs w:val="22"/>
         </w:rPr>
@@ -1509,7 +1460,7 @@
           <w:sz w:val="22"/>
           <w:szCs w:val="22"/>
         </w:rPr>
-        <w:t>1</w:t>
+        <w:t>5</w:t>
       </w:r>
       <w:r>
         <w:rPr>
@@ -1525,7 +1476,7 @@
           <w:sz w:val="22"/>
           <w:szCs w:val="22"/>
         </w:rPr>
-        <w:t>8</w:t>
+        <w:t>9</w:t>
       </w:r>
       <w:r>
         <w:rPr>
@@ -1541,15 +1492,15 @@
           <w:sz w:val="22"/>
           <w:szCs w:val="22"/>
         </w:rPr>
-        <w:t>5</w:t>
-      </w:r>
-      <w:r>
-        <w:rPr>
-          <w:rFonts w:ascii="Arial" w:hAnsi="Arial" w:cs="Arial"/>
-          <w:sz w:val="22"/>
-          <w:szCs w:val="22"/>
-        </w:rPr>
-        <w:t>/2019</w:t>
+        <w:t>7</w:t>
+      </w:r>
+      <w:r>
+        <w:rPr>
+          <w:rFonts w:ascii="Arial" w:hAnsi="Arial" w:cs="Arial"/>
+          <w:sz w:val="22"/>
+          <w:szCs w:val="22"/>
+        </w:rPr>
+        <w:t xml:space="preserve">/2019, </w:t>
       </w:r>
       <w:r>
         <w:rPr>
@@ -1562,6 +1513,34 @@
       <w:r>
         <w:rPr>
           <w:rFonts w:ascii="Arial" w:hAnsi="Arial" w:cs="Arial"/>
+          <w:b/>
+          <w:sz w:val="22"/>
+          <w:szCs w:val="22"/>
+        </w:rPr>
+        <w:t>Student Intern</w:t>
+      </w:r>
+      <w:r>
+        <w:rPr>
+          <w:rFonts w:ascii="Arial" w:hAnsi="Arial" w:cs="Arial"/>
+          <w:b/>
+          <w:sz w:val="22"/>
+          <w:szCs w:val="22"/>
+        </w:rPr>
+        <w:t xml:space="preserve"> </w:t>
+      </w:r>
+    </w:p>
+    <w:p>
+      <w:pPr>
+        <w:spacing w:line="276" w:lineRule="auto"/>
+        <w:rPr>
+          <w:rFonts w:ascii="Arial" w:hAnsi="Arial" w:cs="Arial"/>
+          <w:sz w:val="22"/>
+          <w:szCs w:val="22"/>
+        </w:rPr>
+      </w:pPr>
+      <w:r>
+        <w:rPr>
+          <w:rFonts w:ascii="Arial" w:hAnsi="Arial" w:cs="Arial"/>
           <w:sz w:val="22"/>
           <w:szCs w:val="22"/>
         </w:rPr>
@@ -1570,62 +1549,6 @@
       <w:r>
         <w:rPr>
           <w:rFonts w:ascii="Arial" w:hAnsi="Arial" w:cs="Arial"/>
-          <w:b/>
-          <w:sz w:val="22"/>
-          <w:szCs w:val="22"/>
-        </w:rPr>
-        <w:t>Gradua</w:t>
-      </w:r>
-      <w:r>
-        <w:rPr>
-          <w:rFonts w:ascii="Arial" w:hAnsi="Arial" w:cs="Arial"/>
-          <w:b/>
-          <w:sz w:val="22"/>
-          <w:szCs w:val="22"/>
-        </w:rPr>
-        <w:t>t</w:t>
-      </w:r>
-      <w:r>
-        <w:rPr>
-          <w:rFonts w:ascii="Arial" w:hAnsi="Arial" w:cs="Arial"/>
-          <w:b/>
-          <w:sz w:val="22"/>
-          <w:szCs w:val="22"/>
-        </w:rPr>
-        <w:t>e</w:t>
-      </w:r>
-      <w:r>
-        <w:rPr>
-          <w:rFonts w:ascii="Arial" w:hAnsi="Arial" w:cs="Arial"/>
-          <w:b/>
-          <w:sz w:val="22"/>
-          <w:szCs w:val="22"/>
-        </w:rPr>
-        <w:t xml:space="preserve"> Research </w:t>
-      </w:r>
-      <w:r>
-        <w:rPr>
-          <w:rFonts w:ascii="Arial" w:hAnsi="Arial" w:cs="Arial"/>
-          <w:b/>
-          <w:sz w:val="22"/>
-          <w:szCs w:val="22"/>
-        </w:rPr>
-        <w:t>Assistant</w:t>
-      </w:r>
-    </w:p>
-    <w:p>
-      <w:pPr>
-        <w:spacing w:line="276" w:lineRule="auto"/>
-        <w:ind w:left="1680" w:hanging="1680"/>
-        <w:rPr>
-          <w:rFonts w:ascii="Arial" w:hAnsi="Arial" w:cs="Arial"/>
-          <w:sz w:val="22"/>
-          <w:szCs w:val="22"/>
-        </w:rPr>
-      </w:pPr>
-      <w:r>
-        <w:rPr>
-          <w:rFonts w:ascii="Arial" w:hAnsi="Arial" w:cs="Arial"/>
           <w:sz w:val="22"/>
           <w:szCs w:val="22"/>
         </w:rPr>
@@ -1645,15 +1568,16 @@
           <w:sz w:val="22"/>
           <w:szCs w:val="22"/>
         </w:rPr>
-        <w:t xml:space="preserve">Department of Plant Science, South Dakota State University, </w:t>
-      </w:r>
-      <w:r>
-        <w:rPr>
-          <w:rFonts w:ascii="Arial" w:hAnsi="Arial" w:cs="Arial"/>
-          <w:sz w:val="22"/>
-          <w:szCs w:val="22"/>
-        </w:rPr>
-        <w:t>SD</w:t>
+        <w:tab/>
+      </w:r>
+      <w:r>
+        <w:rPr>
+          <w:rFonts w:ascii="Arial" w:hAnsi="Arial" w:cs="Arial"/>
+          <w:sz w:val="22"/>
+          <w:szCs w:val="22"/>
+        </w:rPr>
+        <w:tab/>
+        <w:t>Department of Biomedical Informatics at the Ohio State University</w:t>
       </w:r>
     </w:p>
     <w:p>
@@ -1673,18 +1597,206 @@
         <w:ind w:left="2398" w:hanging="357"/>
         <w:contextualSpacing/>
         <w:rPr>
+          <w:rFonts w:ascii="Arial" w:hAnsi="Arial" w:cs="Arial"/>
+          <w:sz w:val="22"/>
+          <w:szCs w:val="22"/>
+        </w:rPr>
+      </w:pPr>
+      <w:r>
+        <w:rPr>
           <w:rFonts w:ascii="Arial" w:eastAsia="Century Gothic" w:hAnsi="Arial" w:cs="Arial"/>
           <w:sz w:val="22"/>
           <w:szCs w:val="22"/>
         </w:rPr>
-      </w:pPr>
-      <w:r>
-        <w:rPr>
-          <w:rFonts w:ascii="Arial" w:eastAsia="Century Gothic" w:hAnsi="Arial" w:cs="Arial"/>
-          <w:sz w:val="22"/>
-          <w:szCs w:val="22"/>
-        </w:rPr>
-        <w:t xml:space="preserve">Conducted a research project in the identification of DNA transcription factors motif </w:t>
+        <w:t>Developed an R package for identification of regulatory DNA motifs using ChIP-exo data</w:t>
+      </w:r>
+    </w:p>
+    <w:p>
+      <w:pPr>
+        <w:pBdr>
+          <w:top w:val="nil"/>
+          <w:left w:val="nil"/>
+          <w:bottom w:val="nil"/>
+          <w:right w:val="nil"/>
+          <w:between w:val="nil"/>
+        </w:pBdr>
+        <w:spacing w:line="276" w:lineRule="auto"/>
+        <w:contextualSpacing/>
+        <w:rPr>
+          <w:rFonts w:ascii="Arial" w:hAnsi="Arial" w:cs="Arial"/>
+          <w:sz w:val="22"/>
+          <w:szCs w:val="22"/>
+        </w:rPr>
+      </w:pPr>
+    </w:p>
+    <w:p>
+      <w:pPr>
+        <w:spacing w:line="276" w:lineRule="auto"/>
+        <w:rPr>
+          <w:rFonts w:ascii="Arial" w:hAnsi="Arial" w:cs="Arial"/>
+          <w:sz w:val="22"/>
+          <w:szCs w:val="22"/>
+        </w:rPr>
+      </w:pPr>
+      <w:r>
+        <w:rPr>
+          <w:rFonts w:ascii="Arial" w:hAnsi="Arial" w:cs="Arial"/>
+          <w:sz w:val="22"/>
+          <w:szCs w:val="22"/>
+        </w:rPr>
+        <w:t>0</w:t>
+      </w:r>
+      <w:r>
+        <w:rPr>
+          <w:rFonts w:ascii="Arial" w:hAnsi="Arial" w:cs="Arial"/>
+          <w:sz w:val="22"/>
+          <w:szCs w:val="22"/>
+        </w:rPr>
+        <w:t>1</w:t>
+      </w:r>
+      <w:r>
+        <w:rPr>
+          <w:rFonts w:ascii="Arial" w:hAnsi="Arial" w:cs="Arial"/>
+          <w:sz w:val="22"/>
+          <w:szCs w:val="22"/>
+        </w:rPr>
+        <w:t>/201</w:t>
+      </w:r>
+      <w:r>
+        <w:rPr>
+          <w:rFonts w:ascii="Arial" w:hAnsi="Arial" w:cs="Arial"/>
+          <w:sz w:val="22"/>
+          <w:szCs w:val="22"/>
+        </w:rPr>
+        <w:t>8</w:t>
+      </w:r>
+      <w:r>
+        <w:rPr>
+          <w:rFonts w:ascii="Arial" w:hAnsi="Arial" w:cs="Arial"/>
+          <w:sz w:val="22"/>
+          <w:szCs w:val="22"/>
+        </w:rPr>
+        <w:t>-0</w:t>
+      </w:r>
+      <w:r>
+        <w:rPr>
+          <w:rFonts w:ascii="Arial" w:hAnsi="Arial" w:cs="Arial"/>
+          <w:sz w:val="22"/>
+          <w:szCs w:val="22"/>
+        </w:rPr>
+        <w:t>5</w:t>
+      </w:r>
+      <w:r>
+        <w:rPr>
+          <w:rFonts w:ascii="Arial" w:hAnsi="Arial" w:cs="Arial"/>
+          <w:sz w:val="22"/>
+          <w:szCs w:val="22"/>
+        </w:rPr>
+        <w:t>/2019</w:t>
+      </w:r>
+      <w:r>
+        <w:rPr>
+          <w:rFonts w:ascii="Arial" w:hAnsi="Arial" w:cs="Arial"/>
+          <w:sz w:val="22"/>
+          <w:szCs w:val="22"/>
+        </w:rPr>
+        <w:tab/>
+      </w:r>
+      <w:r>
+        <w:rPr>
+          <w:rFonts w:ascii="Arial" w:hAnsi="Arial" w:cs="Arial"/>
+          <w:sz w:val="22"/>
+          <w:szCs w:val="22"/>
+        </w:rPr>
+        <w:tab/>
+      </w:r>
+      <w:r>
+        <w:rPr>
+          <w:rFonts w:ascii="Arial" w:hAnsi="Arial" w:cs="Arial"/>
+          <w:b/>
+          <w:sz w:val="22"/>
+          <w:szCs w:val="22"/>
+        </w:rPr>
+        <w:t>Gradua</w:t>
+      </w:r>
+      <w:r>
+        <w:rPr>
+          <w:rFonts w:ascii="Arial" w:hAnsi="Arial" w:cs="Arial"/>
+          <w:b/>
+          <w:sz w:val="22"/>
+          <w:szCs w:val="22"/>
+        </w:rPr>
+        <w:t>t</w:t>
+      </w:r>
+      <w:r>
+        <w:rPr>
+          <w:rFonts w:ascii="Arial" w:hAnsi="Arial" w:cs="Arial"/>
+          <w:b/>
+          <w:sz w:val="22"/>
+          <w:szCs w:val="22"/>
+        </w:rPr>
+        <w:t>e</w:t>
+      </w:r>
+      <w:r>
+        <w:rPr>
+          <w:rFonts w:ascii="Arial" w:hAnsi="Arial" w:cs="Arial"/>
+          <w:b/>
+          <w:sz w:val="22"/>
+          <w:szCs w:val="22"/>
+        </w:rPr>
+        <w:t xml:space="preserve"> Research </w:t>
+      </w:r>
+      <w:r>
+        <w:rPr>
+          <w:rFonts w:ascii="Arial" w:hAnsi="Arial" w:cs="Arial"/>
+          <w:b/>
+          <w:sz w:val="22"/>
+          <w:szCs w:val="22"/>
+        </w:rPr>
+        <w:t>Assistant</w:t>
+      </w:r>
+    </w:p>
+    <w:p>
+      <w:pPr>
+        <w:spacing w:line="276" w:lineRule="auto"/>
+        <w:ind w:left="1680" w:hanging="1680"/>
+        <w:rPr>
+          <w:rFonts w:ascii="Arial" w:hAnsi="Arial" w:cs="Arial"/>
+          <w:sz w:val="22"/>
+          <w:szCs w:val="22"/>
+        </w:rPr>
+      </w:pPr>
+      <w:r>
+        <w:rPr>
+          <w:rFonts w:ascii="Arial" w:hAnsi="Arial" w:cs="Arial"/>
+          <w:sz w:val="22"/>
+          <w:szCs w:val="22"/>
+        </w:rPr>
+        <w:tab/>
+      </w:r>
+      <w:r>
+        <w:rPr>
+          <w:rFonts w:ascii="Arial" w:hAnsi="Arial" w:cs="Arial"/>
+          <w:sz w:val="22"/>
+          <w:szCs w:val="22"/>
+        </w:rPr>
+        <w:tab/>
+      </w:r>
+      <w:r>
+        <w:rPr>
+          <w:rFonts w:ascii="Arial" w:hAnsi="Arial" w:cs="Arial"/>
+          <w:sz w:val="22"/>
+          <w:szCs w:val="22"/>
+        </w:rPr>
+        <w:t xml:space="preserve">Department of Plant Science, South Dakota State University, </w:t>
+      </w:r>
+      <w:r>
+        <w:rPr>
+          <w:rFonts w:ascii="Arial" w:hAnsi="Arial" w:cs="Arial"/>
+          <w:sz w:val="22"/>
+          <w:szCs w:val="22"/>
+        </w:rPr>
+        <w:t>SD</w:t>
       </w:r>
     </w:p>
     <w:p>
@@ -1701,7 +1813,6 @@
           <w:between w:val="nil"/>
         </w:pBdr>
         <w:spacing w:line="276" w:lineRule="auto"/>
-        <w:ind w:left="2398" w:hanging="357"/>
         <w:contextualSpacing/>
         <w:rPr>
           <w:rFonts w:ascii="Arial" w:eastAsia="Century Gothic" w:hAnsi="Arial" w:cs="Arial"/>
@@ -1715,155 +1826,7 @@
           <w:sz w:val="22"/>
           <w:szCs w:val="22"/>
         </w:rPr>
-        <w:t>Developed a web server based on cell-type-specific regulon inference from single-cell RNA-Sequencing</w:t>
-      </w:r>
-    </w:p>
-    <w:p>
-      <w:pPr>
-        <w:spacing w:line="276" w:lineRule="auto"/>
-        <w:ind w:left="1680" w:hanging="1680"/>
-        <w:rPr>
-          <w:rFonts w:ascii="Arial" w:hAnsi="Arial" w:cs="Arial"/>
-          <w:sz w:val="22"/>
-          <w:szCs w:val="22"/>
-        </w:rPr>
-      </w:pPr>
-    </w:p>
-    <w:p>
-      <w:pPr>
-        <w:spacing w:line="276" w:lineRule="auto"/>
-        <w:rPr>
-          <w:rFonts w:ascii="Arial" w:hAnsi="Arial" w:cs="Arial"/>
-          <w:bCs/>
-          <w:sz w:val="22"/>
-          <w:szCs w:val="22"/>
-        </w:rPr>
-      </w:pPr>
-      <w:r>
-        <w:rPr>
-          <w:rFonts w:ascii="Arial" w:hAnsi="Arial" w:cs="Arial"/>
-          <w:sz w:val="22"/>
-          <w:szCs w:val="22"/>
-        </w:rPr>
-        <w:t>0</w:t>
-      </w:r>
-      <w:r>
-        <w:rPr>
-          <w:rFonts w:ascii="Arial" w:hAnsi="Arial" w:cs="Arial"/>
-          <w:sz w:val="22"/>
-          <w:szCs w:val="22"/>
-        </w:rPr>
-        <w:t>9</w:t>
-      </w:r>
-      <w:r>
-        <w:rPr>
-          <w:rFonts w:ascii="Arial" w:hAnsi="Arial" w:cs="Arial"/>
-          <w:sz w:val="22"/>
-          <w:szCs w:val="22"/>
-        </w:rPr>
-        <w:t>/201</w:t>
-      </w:r>
-      <w:r>
-        <w:rPr>
-          <w:rFonts w:ascii="Arial" w:hAnsi="Arial" w:cs="Arial"/>
-          <w:sz w:val="22"/>
-          <w:szCs w:val="22"/>
-        </w:rPr>
-        <w:t>7</w:t>
-      </w:r>
-      <w:r>
-        <w:rPr>
-          <w:rFonts w:ascii="Arial" w:hAnsi="Arial" w:cs="Arial"/>
-          <w:sz w:val="22"/>
-          <w:szCs w:val="22"/>
-        </w:rPr>
-        <w:t>-</w:t>
-      </w:r>
-      <w:r>
-        <w:rPr>
-          <w:rFonts w:ascii="Arial" w:hAnsi="Arial" w:cs="Arial"/>
-          <w:sz w:val="22"/>
-          <w:szCs w:val="22"/>
-        </w:rPr>
-        <w:t>1</w:t>
-      </w:r>
-      <w:r>
-        <w:rPr>
-          <w:rFonts w:ascii="Arial" w:hAnsi="Arial" w:cs="Arial"/>
-          <w:sz w:val="22"/>
-          <w:szCs w:val="22"/>
-        </w:rPr>
-        <w:t>2</w:t>
-      </w:r>
-      <w:r>
-        <w:rPr>
-          <w:rFonts w:ascii="Arial" w:hAnsi="Arial" w:cs="Arial"/>
-          <w:sz w:val="22"/>
-          <w:szCs w:val="22"/>
-        </w:rPr>
-        <w:t>/</w:t>
-      </w:r>
-      <w:r>
-        <w:rPr>
-          <w:rFonts w:ascii="Arial" w:hAnsi="Arial" w:cs="Arial"/>
-          <w:sz w:val="22"/>
-          <w:szCs w:val="22"/>
-        </w:rPr>
-        <w:t>201</w:t>
-      </w:r>
-      <w:r>
-        <w:rPr>
-          <w:rFonts w:ascii="Arial" w:hAnsi="Arial" w:cs="Arial"/>
-          <w:sz w:val="22"/>
-          <w:szCs w:val="22"/>
-        </w:rPr>
-        <w:t>7</w:t>
-      </w:r>
-      <w:r>
-        <w:rPr>
-          <w:rFonts w:ascii="Arial" w:hAnsi="Arial" w:cs="Arial"/>
-          <w:sz w:val="22"/>
-          <w:szCs w:val="22"/>
-        </w:rPr>
-        <w:t>,</w:t>
-      </w:r>
-      <w:r>
-        <w:rPr>
-          <w:rFonts w:ascii="Arial" w:hAnsi="Arial" w:cs="Arial"/>
-          <w:bCs/>
-          <w:sz w:val="22"/>
-          <w:szCs w:val="22"/>
-        </w:rPr>
-        <w:tab/>
-      </w:r>
-      <w:r>
-        <w:rPr>
-          <w:rFonts w:ascii="Arial" w:hAnsi="Arial" w:cs="Arial"/>
-          <w:b/>
-          <w:bCs/>
-          <w:sz w:val="22"/>
-          <w:szCs w:val="22"/>
-        </w:rPr>
-        <w:t>Research Assistant</w:t>
-      </w:r>
-    </w:p>
-    <w:p>
-      <w:pPr>
-        <w:spacing w:line="276" w:lineRule="auto"/>
-        <w:ind w:left="1680" w:firstLine="420"/>
-        <w:rPr>
-          <w:rFonts w:ascii="Arial" w:hAnsi="Arial" w:cs="Arial"/>
-          <w:sz w:val="22"/>
-          <w:szCs w:val="22"/>
-        </w:rPr>
-      </w:pPr>
-      <w:r>
-        <w:rPr>
-          <w:rFonts w:ascii="Arial" w:hAnsi="Arial" w:cs="Arial"/>
-          <w:sz w:val="22"/>
-          <w:szCs w:val="22"/>
-        </w:rPr>
-        <w:t>Department of Mathematics, Shandong University, China</w:t>
+        <w:t>Identified DNA transcription factor motifs using computational methods.</w:t>
       </w:r>
     </w:p>
     <w:p>
@@ -1882,18 +1845,136 @@
         <w:spacing w:line="276" w:lineRule="auto"/>
         <w:contextualSpacing/>
         <w:rPr>
+          <w:rFonts w:ascii="Arial" w:hAnsi="Arial" w:cs="Arial"/>
+          <w:sz w:val="22"/>
+          <w:szCs w:val="22"/>
+        </w:rPr>
+      </w:pPr>
+      <w:r>
+        <w:rPr>
           <w:rFonts w:ascii="Arial" w:eastAsia="Century Gothic" w:hAnsi="Arial" w:cs="Arial"/>
           <w:sz w:val="22"/>
           <w:szCs w:val="22"/>
         </w:rPr>
-      </w:pPr>
-      <w:r>
-        <w:rPr>
-          <w:rFonts w:ascii="Arial" w:eastAsia="Century Gothic" w:hAnsi="Arial" w:cs="Arial"/>
-          <w:sz w:val="22"/>
-          <w:szCs w:val="22"/>
-        </w:rPr>
-        <w:t>Established test modules for evaluation DNA motif finding efficiency and explored the optimization as well as the feasibility of further iterations</w:t>
+        <w:t>Developed a web server for cell-type-specific regulon inference from single-cell RNA-seq data.</w:t>
+      </w:r>
+    </w:p>
+    <w:p>
+      <w:pPr>
+        <w:spacing w:line="276" w:lineRule="auto"/>
+        <w:rPr>
+          <w:rFonts w:ascii="Arial" w:hAnsi="Arial" w:cs="Arial"/>
+          <w:bCs/>
+          <w:sz w:val="22"/>
+          <w:szCs w:val="22"/>
+        </w:rPr>
+      </w:pPr>
+      <w:r>
+        <w:rPr>
+          <w:rFonts w:ascii="Arial" w:hAnsi="Arial" w:cs="Arial"/>
+          <w:sz w:val="22"/>
+          <w:szCs w:val="22"/>
+        </w:rPr>
+        <w:t>0</w:t>
+      </w:r>
+      <w:r>
+        <w:rPr>
+          <w:rFonts w:ascii="Arial" w:hAnsi="Arial" w:cs="Arial"/>
+          <w:sz w:val="22"/>
+          <w:szCs w:val="22"/>
+        </w:rPr>
+        <w:t>9</w:t>
+      </w:r>
+      <w:r>
+        <w:rPr>
+          <w:rFonts w:ascii="Arial" w:hAnsi="Arial" w:cs="Arial"/>
+          <w:sz w:val="22"/>
+          <w:szCs w:val="22"/>
+        </w:rPr>
+        <w:t>/201</w:t>
+      </w:r>
+      <w:r>
+        <w:rPr>
+          <w:rFonts w:ascii="Arial" w:hAnsi="Arial" w:cs="Arial"/>
+          <w:sz w:val="22"/>
+          <w:szCs w:val="22"/>
+        </w:rPr>
+        <w:t>7</w:t>
+      </w:r>
+      <w:r>
+        <w:rPr>
+          <w:rFonts w:ascii="Arial" w:hAnsi="Arial" w:cs="Arial"/>
+          <w:sz w:val="22"/>
+          <w:szCs w:val="22"/>
+        </w:rPr>
+        <w:t>-</w:t>
+      </w:r>
+      <w:r>
+        <w:rPr>
+          <w:rFonts w:ascii="Arial" w:hAnsi="Arial" w:cs="Arial"/>
+          <w:sz w:val="22"/>
+          <w:szCs w:val="22"/>
+        </w:rPr>
+        <w:t>1</w:t>
+      </w:r>
+      <w:r>
+        <w:rPr>
+          <w:rFonts w:ascii="Arial" w:hAnsi="Arial" w:cs="Arial"/>
+          <w:sz w:val="22"/>
+          <w:szCs w:val="22"/>
+        </w:rPr>
+        <w:t>2</w:t>
+      </w:r>
+      <w:r>
+        <w:rPr>
+          <w:rFonts w:ascii="Arial" w:hAnsi="Arial" w:cs="Arial"/>
+          <w:sz w:val="22"/>
+          <w:szCs w:val="22"/>
+        </w:rPr>
+        <w:t>/</w:t>
+      </w:r>
+      <w:r>
+        <w:rPr>
+          <w:rFonts w:ascii="Arial" w:hAnsi="Arial" w:cs="Arial"/>
+          <w:sz w:val="22"/>
+          <w:szCs w:val="22"/>
+        </w:rPr>
+        <w:t>201</w:t>
+      </w:r>
+      <w:r>
+        <w:rPr>
+          <w:rFonts w:ascii="Arial" w:hAnsi="Arial" w:cs="Arial"/>
+          <w:sz w:val="22"/>
+          <w:szCs w:val="22"/>
+        </w:rPr>
+        <w:t>7</w:t>
+      </w:r>
+      <w:r>
+        <w:rPr>
+          <w:rFonts w:ascii="Arial" w:hAnsi="Arial" w:cs="Arial"/>
+          <w:sz w:val="22"/>
+          <w:szCs w:val="22"/>
+        </w:rPr>
+        <w:t>,</w:t>
+      </w:r>
+      <w:r>
+        <w:rPr>
+          <w:rFonts w:ascii="Arial" w:hAnsi="Arial" w:cs="Arial"/>
+          <w:bCs/>
+          <w:sz w:val="22"/>
+          <w:szCs w:val="22"/>
+        </w:rPr>
+        <w:tab/>
+      </w:r>
+      <w:r>
+        <w:rPr>
+          <w:rFonts w:ascii="Arial" w:hAnsi="Arial" w:cs="Arial"/>
+          <w:b/>
+          <w:bCs/>
+          <w:sz w:val="22"/>
+          <w:szCs w:val="22"/>
+        </w:rPr>
+        <w:t>Research Assistant</w:t>
       </w:r>
     </w:p>
     <w:p>
@@ -1906,136 +1987,13 @@
           <w:szCs w:val="22"/>
         </w:rPr>
       </w:pPr>
-    </w:p>
-    <w:p>
-      <w:pPr>
-        <w:spacing w:line="276" w:lineRule="auto"/>
-        <w:rPr>
-          <w:rFonts w:ascii="Arial" w:hAnsi="Arial" w:cs="Arial"/>
-          <w:bCs/>
-          <w:sz w:val="22"/>
-          <w:szCs w:val="22"/>
-        </w:rPr>
-      </w:pPr>
-      <w:r>
-        <w:rPr>
-          <w:rFonts w:ascii="Arial" w:hAnsi="Arial" w:cs="Arial"/>
-          <w:sz w:val="22"/>
-          <w:szCs w:val="22"/>
-        </w:rPr>
-        <w:t>0</w:t>
-      </w:r>
-      <w:r>
-        <w:rPr>
-          <w:rFonts w:ascii="Arial" w:hAnsi="Arial" w:cs="Arial"/>
-          <w:sz w:val="22"/>
-          <w:szCs w:val="22"/>
-        </w:rPr>
-        <w:t>2</w:t>
-      </w:r>
-      <w:r>
-        <w:rPr>
-          <w:rFonts w:ascii="Arial" w:hAnsi="Arial" w:cs="Arial"/>
-          <w:sz w:val="22"/>
-          <w:szCs w:val="22"/>
-        </w:rPr>
-        <w:t>/201</w:t>
-      </w:r>
-      <w:r>
-        <w:rPr>
-          <w:rFonts w:ascii="Arial" w:hAnsi="Arial" w:cs="Arial"/>
-          <w:sz w:val="22"/>
-          <w:szCs w:val="22"/>
-        </w:rPr>
-        <w:t>4</w:t>
-      </w:r>
-      <w:r>
-        <w:rPr>
-          <w:rFonts w:ascii="Arial" w:hAnsi="Arial" w:cs="Arial"/>
-          <w:sz w:val="22"/>
-          <w:szCs w:val="22"/>
-        </w:rPr>
-        <w:t>-0</w:t>
-      </w:r>
-      <w:r>
-        <w:rPr>
-          <w:rFonts w:ascii="Arial" w:hAnsi="Arial" w:cs="Arial"/>
-          <w:sz w:val="22"/>
-          <w:szCs w:val="22"/>
-        </w:rPr>
-        <w:t>7</w:t>
-      </w:r>
-      <w:r>
-        <w:rPr>
-          <w:rFonts w:ascii="Arial" w:hAnsi="Arial" w:cs="Arial"/>
-          <w:sz w:val="22"/>
-          <w:szCs w:val="22"/>
-        </w:rPr>
-        <w:t>/201</w:t>
-      </w:r>
-      <w:r>
-        <w:rPr>
-          <w:rFonts w:ascii="Arial" w:hAnsi="Arial" w:cs="Arial"/>
-          <w:sz w:val="22"/>
-          <w:szCs w:val="22"/>
-        </w:rPr>
-        <w:t>4</w:t>
-      </w:r>
-      <w:r>
-        <w:rPr>
-          <w:rFonts w:ascii="Arial" w:hAnsi="Arial" w:cs="Arial"/>
-          <w:sz w:val="22"/>
-          <w:szCs w:val="22"/>
-        </w:rPr>
-        <w:t>,</w:t>
-      </w:r>
-      <w:r>
-        <w:rPr>
-          <w:rFonts w:ascii="Arial" w:hAnsi="Arial" w:cs="Arial"/>
-          <w:bCs/>
-          <w:sz w:val="22"/>
-          <w:szCs w:val="22"/>
-        </w:rPr>
-        <w:tab/>
-      </w:r>
-      <w:r>
-        <w:rPr>
-          <w:rFonts w:ascii="Arial" w:hAnsi="Arial" w:cs="Arial"/>
-          <w:b/>
-          <w:bCs/>
-          <w:sz w:val="22"/>
-          <w:szCs w:val="22"/>
-        </w:rPr>
-        <w:t>Data Analyst Intern</w:t>
-      </w:r>
-    </w:p>
-    <w:p>
-      <w:pPr>
-        <w:spacing w:line="276" w:lineRule="auto"/>
-        <w:ind w:left="1680" w:firstLine="420"/>
-        <w:rPr>
-          <w:rFonts w:ascii="Arial" w:hAnsi="Arial" w:cs="Arial"/>
-          <w:sz w:val="22"/>
-          <w:szCs w:val="22"/>
-        </w:rPr>
-      </w:pPr>
-      <w:proofErr w:type="spellStart"/>
-      <w:r>
-        <w:rPr>
-          <w:rFonts w:ascii="Arial" w:hAnsi="Arial" w:cs="Arial"/>
-          <w:sz w:val="22"/>
-          <w:szCs w:val="22"/>
-        </w:rPr>
-        <w:t>Hexin</w:t>
-      </w:r>
-      <w:proofErr w:type="spellEnd"/>
-      <w:r>
-        <w:rPr>
-          <w:rFonts w:ascii="Arial" w:hAnsi="Arial" w:cs="Arial"/>
-          <w:sz w:val="22"/>
-          <w:szCs w:val="22"/>
-        </w:rPr>
-        <w:t xml:space="preserve"> technology, Beijing, China</w:t>
+      <w:r>
+        <w:rPr>
+          <w:rFonts w:ascii="Arial" w:hAnsi="Arial" w:cs="Arial"/>
+          <w:sz w:val="22"/>
+          <w:szCs w:val="22"/>
+        </w:rPr>
+        <w:t>Department of Mathematics, Shandong University, China</w:t>
       </w:r>
     </w:p>
     <w:p>
@@ -2052,21 +2010,158 @@
           <w:between w:val="nil"/>
         </w:pBdr>
         <w:spacing w:line="276" w:lineRule="auto"/>
-        <w:ind w:left="2398" w:hanging="357"/>
+        <w:ind w:left="1680" w:firstLine="420"/>
         <w:contextualSpacing/>
         <w:rPr>
+          <w:rFonts w:ascii="Arial" w:hAnsi="Arial" w:cs="Arial"/>
+          <w:sz w:val="22"/>
+          <w:szCs w:val="22"/>
+        </w:rPr>
+      </w:pPr>
+      <w:r>
+        <w:rPr>
           <w:rFonts w:ascii="Arial" w:eastAsia="Century Gothic" w:hAnsi="Arial" w:cs="Arial"/>
           <w:sz w:val="22"/>
           <w:szCs w:val="22"/>
         </w:rPr>
-      </w:pPr>
+        <w:t xml:space="preserve">Built test modules to evaluate DNA </w:t>
+      </w:r>
       <w:r>
         <w:rPr>
           <w:rFonts w:ascii="Arial" w:eastAsia="Century Gothic" w:hAnsi="Arial" w:cs="Arial"/>
           <w:sz w:val="22"/>
           <w:szCs w:val="22"/>
         </w:rPr>
-        <w:t>Development of the software on automatic generating students' wrong answers collections from the collecting of handing-writing test paper</w:t>
+        <w:t xml:space="preserve">transcription factor </w:t>
+      </w:r>
+      <w:r>
+        <w:rPr>
+          <w:rFonts w:ascii="Arial" w:eastAsia="Century Gothic" w:hAnsi="Arial" w:cs="Arial"/>
+          <w:sz w:val="22"/>
+          <w:szCs w:val="22"/>
+        </w:rPr>
+        <w:t>motif finding efficiency and explored algorithm optimization.</w:t>
+      </w:r>
+    </w:p>
+    <w:p>
+      <w:pPr>
+        <w:spacing w:line="276" w:lineRule="auto"/>
+        <w:rPr>
+          <w:rFonts w:ascii="Arial" w:hAnsi="Arial" w:cs="Arial"/>
+          <w:bCs/>
+          <w:sz w:val="22"/>
+          <w:szCs w:val="22"/>
+        </w:rPr>
+      </w:pPr>
+      <w:r>
+        <w:rPr>
+          <w:rFonts w:ascii="Arial" w:hAnsi="Arial" w:cs="Arial"/>
+          <w:sz w:val="22"/>
+          <w:szCs w:val="22"/>
+        </w:rPr>
+        <w:t>0</w:t>
+      </w:r>
+      <w:r>
+        <w:rPr>
+          <w:rFonts w:ascii="Arial" w:hAnsi="Arial" w:cs="Arial"/>
+          <w:sz w:val="22"/>
+          <w:szCs w:val="22"/>
+        </w:rPr>
+        <w:t>2</w:t>
+      </w:r>
+      <w:r>
+        <w:rPr>
+          <w:rFonts w:ascii="Arial" w:hAnsi="Arial" w:cs="Arial"/>
+          <w:sz w:val="22"/>
+          <w:szCs w:val="22"/>
+        </w:rPr>
+        <w:t>/201</w:t>
+      </w:r>
+      <w:r>
+        <w:rPr>
+          <w:rFonts w:ascii="Arial" w:hAnsi="Arial" w:cs="Arial"/>
+          <w:sz w:val="22"/>
+          <w:szCs w:val="22"/>
+        </w:rPr>
+        <w:t>4</w:t>
+      </w:r>
+      <w:r>
+        <w:rPr>
+          <w:rFonts w:ascii="Arial" w:hAnsi="Arial" w:cs="Arial"/>
+          <w:sz w:val="22"/>
+          <w:szCs w:val="22"/>
+        </w:rPr>
+        <w:t>-0</w:t>
+      </w:r>
+      <w:r>
+        <w:rPr>
+          <w:rFonts w:ascii="Arial" w:hAnsi="Arial" w:cs="Arial"/>
+          <w:sz w:val="22"/>
+          <w:szCs w:val="22"/>
+        </w:rPr>
+        <w:t>7</w:t>
+      </w:r>
+      <w:r>
+        <w:rPr>
+          <w:rFonts w:ascii="Arial" w:hAnsi="Arial" w:cs="Arial"/>
+          <w:sz w:val="22"/>
+          <w:szCs w:val="22"/>
+        </w:rPr>
+        <w:t>/201</w:t>
+      </w:r>
+      <w:r>
+        <w:rPr>
+          <w:rFonts w:ascii="Arial" w:hAnsi="Arial" w:cs="Arial"/>
+          <w:sz w:val="22"/>
+          <w:szCs w:val="22"/>
+        </w:rPr>
+        <w:t>4</w:t>
+      </w:r>
+      <w:r>
+        <w:rPr>
+          <w:rFonts w:ascii="Arial" w:hAnsi="Arial" w:cs="Arial"/>
+          <w:sz w:val="22"/>
+          <w:szCs w:val="22"/>
+        </w:rPr>
+        <w:t>,</w:t>
+      </w:r>
+      <w:r>
+        <w:rPr>
+          <w:rFonts w:ascii="Arial" w:hAnsi="Arial" w:cs="Arial"/>
+          <w:bCs/>
+          <w:sz w:val="22"/>
+          <w:szCs w:val="22"/>
+        </w:rPr>
+        <w:tab/>
+      </w:r>
+      <w:r>
+        <w:rPr>
+          <w:rFonts w:ascii="Arial" w:hAnsi="Arial" w:cs="Arial"/>
+          <w:b/>
+          <w:bCs/>
+          <w:sz w:val="22"/>
+          <w:szCs w:val="22"/>
+        </w:rPr>
+        <w:t>Data Analyst Intern</w:t>
+      </w:r>
+    </w:p>
+    <w:p>
+      <w:pPr>
+        <w:spacing w:line="276" w:lineRule="auto"/>
+        <w:ind w:left="1680" w:firstLine="420"/>
+        <w:rPr>
+          <w:rFonts w:ascii="Arial" w:hAnsi="Arial" w:cs="Arial"/>
+          <w:sz w:val="22"/>
+          <w:szCs w:val="22"/>
+        </w:rPr>
+      </w:pPr>
+      <w:r>
+        <w:rPr>
+          <w:rFonts w:ascii="Arial" w:hAnsi="Arial" w:cs="Arial"/>
+          <w:sz w:val="22"/>
+          <w:szCs w:val="22"/>
+        </w:rPr>
+        <w:t>Hexin technology, Beijing, China</w:t>
       </w:r>
     </w:p>
     <w:p>
@@ -2096,18 +2191,46 @@
           <w:sz w:val="22"/>
           <w:szCs w:val="22"/>
         </w:rPr>
-        <w:t>Monitor and modify the training datasets on the natural language processing algorithm based on deep learning</w:t>
-      </w:r>
-    </w:p>
-    <w:p>
-      <w:pPr>
-        <w:tabs>
-          <w:tab w:val="left" w:pos="2880"/>
-          <w:tab w:val="left" w:pos="5760"/>
-        </w:tabs>
-        <w:spacing w:line="276" w:lineRule="auto"/>
-        <w:rPr>
-          <w:rFonts w:ascii="Arial" w:hAnsi="Arial" w:cs="Arial"/>
+        <w:t>Developed software to automatically extract students' incorrect answers from scanned handwritten test papers.</w:t>
+      </w:r>
+    </w:p>
+    <w:p>
+      <w:pPr>
+        <w:numPr>
+          <w:ilvl w:val="0"/>
+          <w:numId w:val="1"/>
+        </w:numPr>
+        <w:pBdr>
+          <w:top w:val="nil"/>
+          <w:left w:val="nil"/>
+          <w:bottom w:val="nil"/>
+          <w:right w:val="nil"/>
+          <w:between w:val="nil"/>
+        </w:pBdr>
+        <w:spacing w:line="276" w:lineRule="auto"/>
+        <w:contextualSpacing/>
+        <w:rPr>
+          <w:rFonts w:ascii="Arial" w:hAnsi="Arial" w:cs="Arial"/>
+          <w:sz w:val="22"/>
+          <w:szCs w:val="22"/>
+        </w:rPr>
+      </w:pPr>
+      <w:r>
+        <w:rPr>
+          <w:rFonts w:ascii="Arial" w:eastAsia="Century Gothic" w:hAnsi="Arial" w:cs="Arial"/>
+          <w:sz w:val="22"/>
+          <w:szCs w:val="22"/>
+        </w:rPr>
+        <w:t>Curated training datasets for a deep learning NLP model.</w:t>
+      </w:r>
+    </w:p>
+    <w:p>
+      <w:pPr>
+        <w:spacing w:line="276" w:lineRule="auto"/>
+        <w:rPr>
+          <w:rFonts w:ascii="Arial" w:hAnsi="Arial" w:cs="Arial"/>
+          <w:b/>
+          <w:bCs/>
           <w:sz w:val="22"/>
           <w:szCs w:val="22"/>
         </w:rPr>
@@ -2275,35 +2398,7 @@
         <w:rPr>
           <w:rFonts w:ascii="Arial" w:hAnsi="Arial" w:cs="Arial"/>
         </w:rPr>
-        <w:t xml:space="preserve">, Diana Acosta, Megan McNutt, Jiang Bian, Anjun Ma, </w:t>
-      </w:r>
-      <w:proofErr w:type="spellStart"/>
-      <w:r>
-        <w:rPr>
-          <w:rFonts w:ascii="Arial" w:hAnsi="Arial" w:cs="Arial"/>
-        </w:rPr>
-        <w:t>Hongjun</w:t>
-      </w:r>
-      <w:proofErr w:type="spellEnd"/>
-      <w:r>
-        <w:rPr>
-          <w:rFonts w:ascii="Arial" w:hAnsi="Arial" w:cs="Arial"/>
-        </w:rPr>
-        <w:t xml:space="preserve"> Fu, and Qin Ma. "A Single-Cell and Spatial RNA-Seq Database for Alzheimer's Disease (</w:t>
-      </w:r>
-      <w:proofErr w:type="spellStart"/>
-      <w:r>
-        <w:rPr>
-          <w:rFonts w:ascii="Arial" w:hAnsi="Arial" w:cs="Arial"/>
-        </w:rPr>
-        <w:t>ssREAD</w:t>
-      </w:r>
-      <w:proofErr w:type="spellEnd"/>
-      <w:r>
-        <w:rPr>
-          <w:rFonts w:ascii="Arial" w:hAnsi="Arial" w:cs="Arial"/>
-        </w:rPr>
-        <w:t xml:space="preserve">)." </w:t>
+        <w:t xml:space="preserve">, Diana Acosta, Megan McNutt, Jiang Bian, Anjun Ma, Hongjun Fu, and Qin Ma. "A Single-Cell and Spatial RNA-Seq Database for Alzheimer's Disease (ssREAD)." </w:t>
       </w:r>
       <w:r>
         <w:rPr>
@@ -2345,21 +2440,7 @@
         <w:rPr>
           <w:rFonts w:ascii="Arial" w:hAnsi="Arial" w:cs="Arial"/>
         </w:rPr>
-        <w:t xml:space="preserve">, Anjun Ma, Yingjie Li, Megan E. McNutt, Shiqi Zhang, </w:t>
-      </w:r>
-      <w:proofErr w:type="spellStart"/>
-      <w:r>
-        <w:rPr>
-          <w:rFonts w:ascii="Arial" w:hAnsi="Arial" w:cs="Arial"/>
-        </w:rPr>
-        <w:t>Jiangjiang</w:t>
-      </w:r>
-      <w:proofErr w:type="spellEnd"/>
-      <w:r>
-        <w:rPr>
-          <w:rFonts w:ascii="Arial" w:hAnsi="Arial" w:cs="Arial"/>
-        </w:rPr>
-        <w:t xml:space="preserve"> Zhu, Rebecca Hoyd, et al. "A Bioinformatics Tool for Identifying Intratumoral Microbes from the ORIEN Dataset." </w:t>
+        <w:t xml:space="preserve">, Anjun Ma, Yingjie Li, Megan E. McNutt, Shiqi Zhang, Jiangjiang Zhu, Rebecca Hoyd, et al. "A Bioinformatics Tool for Identifying Intratumoral Microbes from the ORIEN Dataset." </w:t>
       </w:r>
       <w:r>
         <w:rPr>
@@ -2389,19 +2470,12 @@
           <w:rFonts w:ascii="Arial" w:hAnsi="Arial" w:cs="Arial"/>
         </w:rPr>
       </w:pPr>
-      <w:proofErr w:type="spellStart"/>
-      <w:r>
-        <w:rPr>
-          <w:rFonts w:ascii="Arial" w:hAnsi="Arial" w:cs="Arial"/>
-        </w:rPr>
-        <w:t>Shiqiao</w:t>
-      </w:r>
-      <w:proofErr w:type="spellEnd"/>
-      <w:r>
-        <w:rPr>
-          <w:rFonts w:ascii="Arial" w:hAnsi="Arial" w:cs="Arial"/>
-        </w:rPr>
-        <w:t xml:space="preserve"> Ye*, </w:t>
+      <w:r>
+        <w:rPr>
+          <w:rFonts w:ascii="Arial" w:hAnsi="Arial" w:cs="Arial"/>
+        </w:rPr>
+        <w:lastRenderedPageBreak/>
+        <w:t xml:space="preserve">Shiqiao Ye*, </w:t>
       </w:r>
       <w:r>
         <w:rPr>
@@ -2415,35 +2489,7 @@
         <w:rPr>
           <w:rFonts w:ascii="Arial" w:hAnsi="Arial" w:cs="Arial"/>
         </w:rPr>
-        <w:t xml:space="preserve">, Zhaohui Xu*, Hui Lin, Xiaoping Wan, Yang Yu, </w:t>
-      </w:r>
-      <w:proofErr w:type="spellStart"/>
-      <w:r>
-        <w:rPr>
-          <w:rFonts w:ascii="Arial" w:hAnsi="Arial" w:cs="Arial"/>
-        </w:rPr>
-        <w:t>Subhodip</w:t>
-      </w:r>
-      <w:proofErr w:type="spellEnd"/>
-      <w:r>
-        <w:rPr>
-          <w:rFonts w:ascii="Arial" w:hAnsi="Arial" w:cs="Arial"/>
-        </w:rPr>
-        <w:t xml:space="preserve"> </w:t>
-      </w:r>
-      <w:proofErr w:type="spellStart"/>
-      <w:r>
-        <w:rPr>
-          <w:rFonts w:ascii="Arial" w:hAnsi="Arial" w:cs="Arial"/>
-        </w:rPr>
-        <w:t>Adhicary</w:t>
-      </w:r>
-      <w:proofErr w:type="spellEnd"/>
-      <w:r>
-        <w:rPr>
-          <w:rFonts w:ascii="Arial" w:hAnsi="Arial" w:cs="Arial"/>
-        </w:rPr>
-        <w:t xml:space="preserve">, Joe Z. Zhang, Yang Zhou, Chun Liu, Matthew Alonzo, Jianli Bi, Angelina Ramirez-Navarro, Isabelle Deschenes, Qin Ma, Vidu Garg, Joseph C. Wu, and Ming-Tao Zhao. "Impaired Human Cardiac Cell Development due to NOTCH1 Deficiency." </w:t>
+        <w:t xml:space="preserve">, Zhaohui Xu*, Hui Lin, Xiaoping Wan, Yang Yu, Subhodip Adhicary, Joe Z. Zhang, Yang Zhou, Chun Liu, Matthew Alonzo, Jianli Bi, Angelina Ramirez-Navarro, Isabelle Deschenes, Qin Ma, Vidu Garg, Joseph C. Wu, and Ming-Tao Zhao. "Impaired Human Cardiac Cell Development due to NOTCH1 Deficiency." </w:t>
       </w:r>
       <w:r>
         <w:rPr>
@@ -2477,7 +2523,6 @@
         <w:rPr>
           <w:rFonts w:ascii="Arial" w:hAnsi="Arial" w:cs="Arial"/>
         </w:rPr>
-        <w:lastRenderedPageBreak/>
         <w:t xml:space="preserve">Xiaoying Wang*, </w:t>
       </w:r>
       <w:r>
@@ -2492,21 +2537,7 @@
         <w:rPr>
           <w:rFonts w:ascii="Arial" w:hAnsi="Arial" w:cs="Arial"/>
         </w:rPr>
-        <w:t xml:space="preserve">, Lang Li, Qin Ma, Anjun Ma, and </w:t>
-      </w:r>
-      <w:proofErr w:type="spellStart"/>
-      <w:r>
-        <w:rPr>
-          <w:rFonts w:ascii="Arial" w:hAnsi="Arial" w:cs="Arial"/>
-        </w:rPr>
-        <w:t>Bingqiang</w:t>
-      </w:r>
-      <w:proofErr w:type="spellEnd"/>
-      <w:r>
-        <w:rPr>
-          <w:rFonts w:ascii="Arial" w:hAnsi="Arial" w:cs="Arial"/>
-        </w:rPr>
-        <w:t xml:space="preserve"> Liu. "DESSO-DB: A Web Database for Sequence and Shape Motif Analyses and Identification." </w:t>
+        <w:t xml:space="preserve">, Lang Li, Qin Ma, Anjun Ma, and Bingqiang Liu. "DESSO-DB: A Web Database for Sequence and Shape Motif Analyses and Identification." </w:t>
       </w:r>
       <w:r>
         <w:rPr>
@@ -2548,49 +2579,7 @@
         <w:rPr>
           <w:rFonts w:ascii="Arial" w:hAnsi="Arial" w:cs="Arial"/>
         </w:rPr>
-        <w:t xml:space="preserve">, </w:t>
-      </w:r>
-      <w:proofErr w:type="spellStart"/>
-      <w:r>
-        <w:rPr>
-          <w:rFonts w:ascii="Arial" w:hAnsi="Arial" w:cs="Arial"/>
-        </w:rPr>
-        <w:t>Yujia</w:t>
-      </w:r>
-      <w:proofErr w:type="spellEnd"/>
-      <w:r>
-        <w:rPr>
-          <w:rFonts w:ascii="Arial" w:hAnsi="Arial" w:cs="Arial"/>
-        </w:rPr>
-        <w:t xml:space="preserve"> Xiang, </w:t>
-      </w:r>
-      <w:proofErr w:type="spellStart"/>
-      <w:r>
-        <w:rPr>
-          <w:rFonts w:ascii="Arial" w:hAnsi="Arial" w:cs="Arial"/>
-        </w:rPr>
-        <w:t>Hongjun</w:t>
-      </w:r>
-      <w:proofErr w:type="spellEnd"/>
-      <w:r>
-        <w:rPr>
-          <w:rFonts w:ascii="Arial" w:hAnsi="Arial" w:cs="Arial"/>
-        </w:rPr>
-        <w:t xml:space="preserve"> Fu, and Qin Ma. "Use of </w:t>
-      </w:r>
-      <w:proofErr w:type="spellStart"/>
-      <w:r>
-        <w:rPr>
-          <w:rFonts w:ascii="Arial" w:hAnsi="Arial" w:cs="Arial"/>
-        </w:rPr>
-        <w:t>scREAD</w:t>
-      </w:r>
-      <w:proofErr w:type="spellEnd"/>
-      <w:r>
-        <w:rPr>
-          <w:rFonts w:ascii="Arial" w:hAnsi="Arial" w:cs="Arial"/>
-        </w:rPr>
-        <w:t xml:space="preserve"> to Explore and Analyze Single-Cell and Single-Nucleus RNA-Seq Data for Alzheimer's Disease." </w:t>
+        <w:t xml:space="preserve">, Yujia Xiang, Hongjun Fu, and Qin Ma. "Use of scREAD to Explore and Analyze Single-Cell and Single-Nucleus RNA-Seq Data for Alzheimer's Disease." </w:t>
       </w:r>
       <w:r>
         <w:rPr>
@@ -2638,37 +2627,8 @@
         <w:rPr>
           <w:rFonts w:ascii="Arial" w:hAnsi="Arial" w:cs="Arial"/>
         </w:rPr>
-        <w:t xml:space="preserve">, Ren Qi, </w:t>
-      </w:r>
-      <w:proofErr w:type="spellStart"/>
-      <w:r>
-        <w:rPr>
-          <w:rFonts w:ascii="Arial" w:hAnsi="Arial" w:cs="Arial"/>
-        </w:rPr>
-        <w:t>Hongjun</w:t>
-      </w:r>
-      <w:proofErr w:type="spellEnd"/>
-      <w:r>
-        <w:rPr>
-          <w:rFonts w:ascii="Arial" w:hAnsi="Arial" w:cs="Arial"/>
-        </w:rPr>
-        <w:t xml:space="preserve"> Fu, and Qin Ma. "</w:t>
-      </w:r>
-      <w:proofErr w:type="spellStart"/>
-      <w:r>
-        <w:rPr>
-          <w:rFonts w:ascii="Arial" w:hAnsi="Arial" w:cs="Arial"/>
-        </w:rPr>
-        <w:t>scREAD</w:t>
-      </w:r>
-      <w:proofErr w:type="spellEnd"/>
-      <w:r>
-        <w:rPr>
-          <w:rFonts w:ascii="Arial" w:hAnsi="Arial" w:cs="Arial"/>
-        </w:rPr>
-        <w:t xml:space="preserve">: A Single-Cell RNA-Seq Database for Alzheimer's Disease." </w:t>
-      </w:r>
-      <w:proofErr w:type="spellStart"/>
+        <w:t xml:space="preserve">, Ren Qi, Hongjun Fu, and Qin Ma. "scREAD: A Single-Cell RNA-Seq Database for Alzheimer's Disease." </w:t>
+      </w:r>
       <w:r>
         <w:rPr>
           <w:rFonts w:ascii="Arial" w:hAnsi="Arial" w:cs="Arial"/>
@@ -2677,7 +2637,6 @@
         </w:rPr>
         <w:t>iScience</w:t>
       </w:r>
-      <w:proofErr w:type="spellEnd"/>
       <w:r>
         <w:rPr>
           <w:rFonts w:ascii="Arial" w:hAnsi="Arial" w:cs="Arial"/>
@@ -2716,21 +2675,7 @@
         <w:rPr>
           <w:rFonts w:ascii="Arial" w:hAnsi="Arial" w:cs="Arial"/>
         </w:rPr>
-        <w:t xml:space="preserve">, Yuzhou Chang, Faith H. Brennan, Adam McDermaid, </w:t>
-      </w:r>
-      <w:proofErr w:type="spellStart"/>
-      <w:r>
-        <w:rPr>
-          <w:rFonts w:ascii="Arial" w:hAnsi="Arial" w:cs="Arial"/>
-        </w:rPr>
-        <w:t>Bingqiang</w:t>
-      </w:r>
-      <w:proofErr w:type="spellEnd"/>
-      <w:r>
-        <w:rPr>
-          <w:rFonts w:ascii="Arial" w:hAnsi="Arial" w:cs="Arial"/>
-        </w:rPr>
-        <w:t xml:space="preserve"> Liu, Chi Zhang, Phillip G. Popovich, and Qin Ma. "IRIS3: Integrated Cell-Type-Specific Regulon Inference Server from Single-Cell RNA-Seq." </w:t>
+        <w:t xml:space="preserve">, Yuzhou Chang, Faith H. Brennan, Adam McDermaid, Bingqiang Liu, Chi Zhang, Phillip G. Popovich, and Qin Ma. "IRIS3: Integrated Cell-Type-Specific Regulon Inference Server from Single-Cell RNA-Seq." </w:t>
       </w:r>
       <w:r>
         <w:rPr>
@@ -2800,49 +2745,7 @@
         <w:rPr>
           <w:rFonts w:ascii="Arial" w:hAnsi="Arial" w:cs="Arial"/>
         </w:rPr>
-        <w:t xml:space="preserve">Liao, </w:t>
-      </w:r>
-      <w:proofErr w:type="spellStart"/>
-      <w:r>
-        <w:rPr>
-          <w:rFonts w:ascii="Arial" w:hAnsi="Arial" w:cs="Arial"/>
-        </w:rPr>
-        <w:t>Guanrui</w:t>
-      </w:r>
-      <w:proofErr w:type="spellEnd"/>
-      <w:r>
-        <w:rPr>
-          <w:rFonts w:ascii="Arial" w:hAnsi="Arial" w:cs="Arial"/>
-        </w:rPr>
-        <w:t xml:space="preserve">, </w:t>
-      </w:r>
-      <w:proofErr w:type="spellStart"/>
-      <w:r>
-        <w:rPr>
-          <w:rFonts w:ascii="Arial" w:hAnsi="Arial" w:cs="Arial"/>
-        </w:rPr>
-        <w:t>Tsuguhisa</w:t>
-      </w:r>
-      <w:proofErr w:type="spellEnd"/>
-      <w:r>
-        <w:rPr>
-          <w:rFonts w:ascii="Arial" w:hAnsi="Arial" w:cs="Arial"/>
-        </w:rPr>
-        <w:t xml:space="preserve"> Nakayama, </w:t>
-      </w:r>
-      <w:proofErr w:type="spellStart"/>
-      <w:r>
-        <w:rPr>
-          <w:rFonts w:ascii="Arial" w:hAnsi="Arial" w:cs="Arial"/>
-        </w:rPr>
-        <w:t>Bokai</w:t>
-      </w:r>
-      <w:proofErr w:type="spellEnd"/>
-      <w:r>
-        <w:rPr>
-          <w:rFonts w:ascii="Arial" w:hAnsi="Arial" w:cs="Arial"/>
-        </w:rPr>
-        <w:t xml:space="preserve"> Zhu, et al. "Multi-Scaled Transcriptomics of Chronically Inflamed Nasal Epithelium Reveals Immune-Epithelial Dynamics and Tissue Remodeling in Nasal Polyp Formation." </w:t>
+        <w:t xml:space="preserve">Liao, Guanrui, Tsuguhisa Nakayama, Bokai Zhu, et al. "Multi-Scaled Transcriptomics of Chronically Inflamed Nasal Epithelium Reveals Immune-Epithelial Dynamics and Tissue Remodeling in Nasal Polyp Formation." </w:t>
       </w:r>
       <w:r>
         <w:rPr>
@@ -2872,33 +2775,11 @@
           <w:rFonts w:ascii="Arial" w:hAnsi="Arial" w:cs="Arial"/>
         </w:rPr>
       </w:pPr>
-      <w:proofErr w:type="spellStart"/>
-      <w:r>
-        <w:rPr>
-          <w:rFonts w:ascii="Arial" w:hAnsi="Arial" w:cs="Arial"/>
-        </w:rPr>
-        <w:t>Lobentanzer</w:t>
-      </w:r>
-      <w:proofErr w:type="spellEnd"/>
-      <w:r>
-        <w:rPr>
-          <w:rFonts w:ascii="Arial" w:hAnsi="Arial" w:cs="Arial"/>
-        </w:rPr>
-        <w:t xml:space="preserve">, Sebastian, </w:t>
-      </w:r>
-      <w:proofErr w:type="spellStart"/>
-      <w:r>
-        <w:rPr>
-          <w:rFonts w:ascii="Arial" w:hAnsi="Arial" w:cs="Arial"/>
-        </w:rPr>
-        <w:t>Shaohong</w:t>
-      </w:r>
-      <w:proofErr w:type="spellEnd"/>
-      <w:r>
-        <w:rPr>
-          <w:rFonts w:ascii="Arial" w:hAnsi="Arial" w:cs="Arial"/>
-        </w:rPr>
-        <w:t xml:space="preserve"> Feng, Noah Bruderer, Andreas Maier, </w:t>
+      <w:r>
+        <w:rPr>
+          <w:rFonts w:ascii="Arial" w:hAnsi="Arial" w:cs="Arial"/>
+        </w:rPr>
+        <w:t xml:space="preserve">Lobentanzer, Sebastian, Shaohong Feng, Noah Bruderer, Andreas Maier, </w:t>
       </w:r>
       <w:r>
         <w:rPr>
@@ -2960,35 +2841,7 @@
         <w:rPr>
           <w:rFonts w:ascii="Arial" w:hAnsi="Arial" w:cs="Arial"/>
         </w:rPr>
-        <w:t xml:space="preserve">, </w:t>
-      </w:r>
-      <w:proofErr w:type="spellStart"/>
-      <w:r>
-        <w:rPr>
-          <w:rFonts w:ascii="Arial" w:hAnsi="Arial" w:cs="Arial"/>
-        </w:rPr>
-        <w:t>Shiqiao</w:t>
-      </w:r>
-      <w:proofErr w:type="spellEnd"/>
-      <w:r>
-        <w:rPr>
-          <w:rFonts w:ascii="Arial" w:hAnsi="Arial" w:cs="Arial"/>
-        </w:rPr>
-        <w:t xml:space="preserve"> Ye, Hannah Qin, Matthew Alonzo, Angela Onorato, Aaron Argall, et al. "Common and Divergent Cellular </w:t>
-      </w:r>
-      <w:proofErr w:type="spellStart"/>
-      <w:r>
-        <w:rPr>
-          <w:rFonts w:ascii="Arial" w:hAnsi="Arial" w:cs="Arial"/>
-        </w:rPr>
-        <w:t>Aetiologies</w:t>
-      </w:r>
-      <w:proofErr w:type="spellEnd"/>
-      <w:r>
-        <w:rPr>
-          <w:rFonts w:ascii="Arial" w:hAnsi="Arial" w:cs="Arial"/>
-        </w:rPr>
-        <w:t xml:space="preserve"> Underlying Hypoplastic Left Heart Syndrome and Hypoplastic Right Heart Syndrome." </w:t>
+        <w:t xml:space="preserve">, Shiqiao Ye, Hannah Qin, Matthew Alonzo, Angela Onorato, Aaron Argall, et al. "Common and Divergent Cellular Aetiologies Underlying Hypoplastic Left Heart Syndrome and Hypoplastic Right Heart Syndrome." </w:t>
       </w:r>
       <w:r>
         <w:rPr>
@@ -3022,21 +2875,7 @@
         <w:rPr>
           <w:rFonts w:ascii="Arial" w:hAnsi="Arial" w:cs="Arial"/>
         </w:rPr>
-        <w:t xml:space="preserve">Alonzo, Matthew, Zhaohui Xu, Yang Yu, </w:t>
-      </w:r>
-      <w:proofErr w:type="spellStart"/>
-      <w:r>
-        <w:rPr>
-          <w:rFonts w:ascii="Arial" w:hAnsi="Arial" w:cs="Arial"/>
-        </w:rPr>
-        <w:t>Shiqiao</w:t>
-      </w:r>
-      <w:proofErr w:type="spellEnd"/>
-      <w:r>
-        <w:rPr>
-          <w:rFonts w:ascii="Arial" w:hAnsi="Arial" w:cs="Arial"/>
-        </w:rPr>
-        <w:t xml:space="preserve"> Ye, </w:t>
+        <w:t xml:space="preserve">Alonzo, Matthew, Zhaohui Xu, Yang Yu, Shiqiao Ye, </w:t>
       </w:r>
       <w:r>
         <w:rPr>
@@ -3084,21 +2923,7 @@
         <w:rPr>
           <w:rFonts w:ascii="Arial" w:hAnsi="Arial" w:cs="Arial"/>
         </w:rPr>
-        <w:t xml:space="preserve">Anjun Ma, Xiaoying Wang, </w:t>
-      </w:r>
-      <w:proofErr w:type="spellStart"/>
-      <w:r>
-        <w:rPr>
-          <w:rFonts w:ascii="Arial" w:hAnsi="Arial" w:cs="Arial"/>
-        </w:rPr>
-        <w:t>Jingxian</w:t>
-      </w:r>
-      <w:proofErr w:type="spellEnd"/>
-      <w:r>
-        <w:rPr>
-          <w:rFonts w:ascii="Arial" w:hAnsi="Arial" w:cs="Arial"/>
-        </w:rPr>
-        <w:t xml:space="preserve"> Li, </w:t>
+        <w:t xml:space="preserve">Anjun Ma, Xiaoying Wang, Jingxian Li, </w:t>
       </w:r>
       <w:r>
         <w:rPr>
@@ -3112,119 +2937,7 @@
         <w:rPr>
           <w:rFonts w:ascii="Arial" w:hAnsi="Arial" w:cs="Arial"/>
         </w:rPr>
-        <w:t xml:space="preserve">, Tong Xiao, </w:t>
-      </w:r>
-      <w:proofErr w:type="spellStart"/>
-      <w:r>
-        <w:rPr>
-          <w:rFonts w:ascii="Arial" w:hAnsi="Arial" w:cs="Arial"/>
-        </w:rPr>
-        <w:t>Yuntao</w:t>
-      </w:r>
-      <w:proofErr w:type="spellEnd"/>
-      <w:r>
-        <w:rPr>
-          <w:rFonts w:ascii="Arial" w:hAnsi="Arial" w:cs="Arial"/>
-        </w:rPr>
-        <w:t xml:space="preserve"> Liu, Hao Cheng, </w:t>
-      </w:r>
-      <w:proofErr w:type="spellStart"/>
-      <w:r>
-        <w:rPr>
-          <w:rFonts w:ascii="Arial" w:hAnsi="Arial" w:cs="Arial"/>
-        </w:rPr>
-        <w:t>Juexin</w:t>
-      </w:r>
-      <w:proofErr w:type="spellEnd"/>
-      <w:r>
-        <w:rPr>
-          <w:rFonts w:ascii="Arial" w:hAnsi="Arial" w:cs="Arial"/>
-        </w:rPr>
-        <w:t xml:space="preserve"> Wang, Yang Li, Yuzhou Chang, </w:t>
-      </w:r>
-      <w:proofErr w:type="spellStart"/>
-      <w:r>
-        <w:rPr>
-          <w:rFonts w:ascii="Arial" w:hAnsi="Arial" w:cs="Arial"/>
-        </w:rPr>
-        <w:t>Jinpu</w:t>
-      </w:r>
-      <w:proofErr w:type="spellEnd"/>
-      <w:r>
-        <w:rPr>
-          <w:rFonts w:ascii="Arial" w:hAnsi="Arial" w:cs="Arial"/>
-        </w:rPr>
-        <w:t xml:space="preserve"> Li, </w:t>
-      </w:r>
-      <w:proofErr w:type="spellStart"/>
-      <w:r>
-        <w:rPr>
-          <w:rFonts w:ascii="Arial" w:hAnsi="Arial" w:cs="Arial"/>
-        </w:rPr>
-        <w:t>Duolin</w:t>
-      </w:r>
-      <w:proofErr w:type="spellEnd"/>
-      <w:r>
-        <w:rPr>
-          <w:rFonts w:ascii="Arial" w:hAnsi="Arial" w:cs="Arial"/>
-        </w:rPr>
-        <w:t xml:space="preserve"> Wang, </w:t>
-      </w:r>
-      <w:proofErr w:type="spellStart"/>
-      <w:r>
-        <w:rPr>
-          <w:rFonts w:ascii="Arial" w:hAnsi="Arial" w:cs="Arial"/>
-        </w:rPr>
-        <w:t>Yuexu</w:t>
-      </w:r>
-      <w:proofErr w:type="spellEnd"/>
-      <w:r>
-        <w:rPr>
-          <w:rFonts w:ascii="Arial" w:hAnsi="Arial" w:cs="Arial"/>
-        </w:rPr>
-        <w:t xml:space="preserve"> Jiang, Li Su, Gang Xin, </w:t>
-      </w:r>
-      <w:proofErr w:type="spellStart"/>
-      <w:r>
-        <w:rPr>
-          <w:rFonts w:ascii="Arial" w:hAnsi="Arial" w:cs="Arial"/>
-        </w:rPr>
-        <w:t>Shaopeng</w:t>
-      </w:r>
-      <w:proofErr w:type="spellEnd"/>
-      <w:r>
-        <w:rPr>
-          <w:rFonts w:ascii="Arial" w:hAnsi="Arial" w:cs="Arial"/>
-        </w:rPr>
-        <w:t xml:space="preserve"> Gu, </w:t>
-      </w:r>
-      <w:proofErr w:type="spellStart"/>
-      <w:r>
-        <w:rPr>
-          <w:rFonts w:ascii="Arial" w:hAnsi="Arial" w:cs="Arial"/>
-        </w:rPr>
-        <w:t>Zihai</w:t>
-      </w:r>
-      <w:proofErr w:type="spellEnd"/>
-      <w:r>
-        <w:rPr>
-          <w:rFonts w:ascii="Arial" w:hAnsi="Arial" w:cs="Arial"/>
-        </w:rPr>
-        <w:t xml:space="preserve"> Li, </w:t>
-      </w:r>
-      <w:proofErr w:type="spellStart"/>
-      <w:r>
-        <w:rPr>
-          <w:rFonts w:ascii="Arial" w:hAnsi="Arial" w:cs="Arial"/>
-        </w:rPr>
-        <w:t>Bingqiang</w:t>
-      </w:r>
-      <w:proofErr w:type="spellEnd"/>
-      <w:r>
-        <w:rPr>
-          <w:rFonts w:ascii="Arial" w:hAnsi="Arial" w:cs="Arial"/>
-        </w:rPr>
-        <w:t xml:space="preserve"> Liu, Dong Xu, and Qin Ma. "Single-Cell Biological Network Inference Using a Heterogeneous Graph Transformer." </w:t>
+        <w:t xml:space="preserve">, Tong Xiao, Yuntao Liu, Hao Cheng, Juexin Wang, Yang Li, Yuzhou Chang, Jinpu Li, Duolin Wang, Yuexu Jiang, Li Su, Gang Xin, Shaopeng Gu, Zihai Li, Bingqiang Liu, Dong Xu, and Qin Ma. "Single-Cell Biological Network Inference Using a Heterogeneous Graph Transformer." </w:t>
       </w:r>
       <w:r>
         <w:rPr>
@@ -3272,35 +2985,7 @@
         <w:rPr>
           <w:rFonts w:ascii="Arial" w:hAnsi="Arial" w:cs="Arial"/>
         </w:rPr>
-        <w:t xml:space="preserve">, Anjun Ma, Qi Guo, Yi Li, Nicole </w:t>
-      </w:r>
-      <w:proofErr w:type="spellStart"/>
-      <w:r>
-        <w:rPr>
-          <w:rFonts w:ascii="Arial" w:hAnsi="Arial" w:cs="Arial"/>
-        </w:rPr>
-        <w:t>Pukos</w:t>
-      </w:r>
-      <w:proofErr w:type="spellEnd"/>
-      <w:r>
-        <w:rPr>
-          <w:rFonts w:ascii="Arial" w:hAnsi="Arial" w:cs="Arial"/>
-        </w:rPr>
-        <w:t xml:space="preserve">, Warren A. Campbell, Kristina G. Witcher, Zhen Guan, Kristina A. </w:t>
-      </w:r>
-      <w:proofErr w:type="spellStart"/>
-      <w:r>
-        <w:rPr>
-          <w:rFonts w:ascii="Arial" w:hAnsi="Arial" w:cs="Arial"/>
-        </w:rPr>
-        <w:t>Kigerl</w:t>
-      </w:r>
-      <w:proofErr w:type="spellEnd"/>
-      <w:r>
-        <w:rPr>
-          <w:rFonts w:ascii="Arial" w:hAnsi="Arial" w:cs="Arial"/>
-        </w:rPr>
-        <w:t xml:space="preserve">, Jodie C. E. Hall, Jonathan P. Godbout, Andy J. Fischer, Dana M. McTigue, Zhigang He, Qin Ma, and Phillip G. Popovich. "Microglia Coordinate Cellular Interactions during Spinal Cord Repair in Mice." </w:t>
+        <w:t xml:space="preserve">, Anjun Ma, Qi Guo, Yi Li, Nicole Pukos, Warren A. Campbell, Kristina G. Witcher, Zhen Guan, Kristina A. Kigerl, Jodie C. E. Hall, Jonathan P. Godbout, Andy J. Fischer, Dana M. McTigue, Zhigang He, Qin Ma, and Phillip G. Popovich. "Microglia Coordinate Cellular Interactions during Spinal Cord Repair in Mice." </w:t>
       </w:r>
       <w:r>
         <w:rPr>
@@ -3330,33 +3015,11 @@
           <w:rFonts w:ascii="Arial" w:hAnsi="Arial" w:cs="Arial"/>
         </w:rPr>
       </w:pPr>
-      <w:proofErr w:type="spellStart"/>
-      <w:r>
-        <w:rPr>
-          <w:rFonts w:ascii="Arial" w:hAnsi="Arial" w:cs="Arial"/>
-        </w:rPr>
-        <w:t>SenNet</w:t>
-      </w:r>
-      <w:proofErr w:type="spellEnd"/>
-      <w:r>
-        <w:rPr>
-          <w:rFonts w:ascii="Arial" w:hAnsi="Arial" w:cs="Arial"/>
-        </w:rPr>
-        <w:t xml:space="preserve"> Consortium. "NIH </w:t>
-      </w:r>
-      <w:proofErr w:type="spellStart"/>
-      <w:r>
-        <w:rPr>
-          <w:rFonts w:ascii="Arial" w:hAnsi="Arial" w:cs="Arial"/>
-        </w:rPr>
-        <w:t>SenNet</w:t>
-      </w:r>
-      <w:proofErr w:type="spellEnd"/>
-      <w:r>
-        <w:rPr>
-          <w:rFonts w:ascii="Arial" w:hAnsi="Arial" w:cs="Arial"/>
-        </w:rPr>
-        <w:t xml:space="preserve"> Consortium to Map Senescent Cells throughout the Human Lifespan to Understand Physiological Health." </w:t>
+      <w:r>
+        <w:rPr>
+          <w:rFonts w:ascii="Arial" w:hAnsi="Arial" w:cs="Arial"/>
+        </w:rPr>
+        <w:t xml:space="preserve">SenNet Consortium. "NIH SenNet Consortium to Map Senescent Cells throughout the Human Lifespan to Understand Physiological Health." </w:t>
       </w:r>
       <w:r>
         <w:rPr>
@@ -3426,6 +3089,7 @@
         <w:rPr>
           <w:rFonts w:ascii="Arial" w:hAnsi="Arial" w:cs="Arial"/>
         </w:rPr>
+        <w:lastRenderedPageBreak/>
         <w:t xml:space="preserve">Acosta, Diana, </w:t>
       </w:r>
       <w:r>
@@ -3440,35 +3104,7 @@
         <w:rPr>
           <w:rFonts w:ascii="Arial" w:hAnsi="Arial" w:cs="Arial"/>
         </w:rPr>
-        <w:t xml:space="preserve">, Qin Ma, and </w:t>
-      </w:r>
-      <w:proofErr w:type="spellStart"/>
-      <w:r>
-        <w:rPr>
-          <w:rFonts w:ascii="Arial" w:hAnsi="Arial" w:cs="Arial"/>
-        </w:rPr>
-        <w:t>Hongjun</w:t>
-      </w:r>
-      <w:proofErr w:type="spellEnd"/>
-      <w:r>
-        <w:rPr>
-          <w:rFonts w:ascii="Arial" w:hAnsi="Arial" w:cs="Arial"/>
-        </w:rPr>
-        <w:t xml:space="preserve"> Fu. "Utilizing Single-Cell and Spatial RNA-Seq Database for Alzheimer's Disease (</w:t>
-      </w:r>
-      <w:proofErr w:type="spellStart"/>
-      <w:r>
-        <w:rPr>
-          <w:rFonts w:ascii="Arial" w:hAnsi="Arial" w:cs="Arial"/>
-        </w:rPr>
-        <w:t>ssREAD</w:t>
-      </w:r>
-      <w:proofErr w:type="spellEnd"/>
-      <w:r>
-        <w:rPr>
-          <w:rFonts w:ascii="Arial" w:hAnsi="Arial" w:cs="Arial"/>
-        </w:rPr>
-        <w:t xml:space="preserve">) in Hypothesis-Driven Queries." </w:t>
+        <w:t xml:space="preserve">, Qin Ma, and Hongjun Fu. "Utilizing Single-Cell and Spatial RNA-Seq Database for Alzheimer's Disease (ssREAD) in Hypothesis-Driven Queries." </w:t>
       </w:r>
       <w:r>
         <w:rPr>
@@ -3498,33 +3134,11 @@
           <w:rFonts w:ascii="Arial" w:hAnsi="Arial" w:cs="Arial"/>
         </w:rPr>
       </w:pPr>
-      <w:proofErr w:type="spellStart"/>
-      <w:r>
-        <w:rPr>
-          <w:rFonts w:ascii="Arial" w:hAnsi="Arial" w:cs="Arial"/>
-        </w:rPr>
-        <w:t>Baoyinna</w:t>
-      </w:r>
-      <w:proofErr w:type="spellEnd"/>
-      <w:r>
-        <w:rPr>
-          <w:rFonts w:ascii="Arial" w:hAnsi="Arial" w:cs="Arial"/>
-        </w:rPr>
-        <w:t xml:space="preserve">, </w:t>
-      </w:r>
-      <w:proofErr w:type="spellStart"/>
-      <w:r>
-        <w:rPr>
-          <w:rFonts w:ascii="Arial" w:hAnsi="Arial" w:cs="Arial"/>
-        </w:rPr>
-        <w:t>Baoyinna</w:t>
-      </w:r>
-      <w:proofErr w:type="spellEnd"/>
-      <w:r>
-        <w:rPr>
-          <w:rFonts w:ascii="Arial" w:hAnsi="Arial" w:cs="Arial"/>
-        </w:rPr>
-        <w:t xml:space="preserve">, Jinshan He, Jiaxing Miao, et al. "Activation of USP30 Disrupts Endothelial Cell Function and Aggravates Acute Lung Injury through Regulating the S-Adenosylmethionine Cycle." </w:t>
+      <w:r>
+        <w:rPr>
+          <w:rFonts w:ascii="Arial" w:hAnsi="Arial" w:cs="Arial"/>
+        </w:rPr>
+        <w:t xml:space="preserve">Baoyinna, Baoyinna, Jinshan He, Jiaxing Miao, et al. "Activation of USP30 Disrupts Endothelial Cell Function and Aggravates Acute Lung Injury through Regulating the S-Adenosylmethionine Cycle." </w:t>
       </w:r>
       <w:r>
         <w:rPr>
@@ -3558,22 +3172,7 @@
         <w:rPr>
           <w:rFonts w:ascii="Arial" w:hAnsi="Arial" w:cs="Arial"/>
         </w:rPr>
-        <w:lastRenderedPageBreak/>
-        <w:t xml:space="preserve">Hasanaj, </w:t>
-      </w:r>
-      <w:proofErr w:type="spellStart"/>
-      <w:r>
-        <w:rPr>
-          <w:rFonts w:ascii="Arial" w:hAnsi="Arial" w:cs="Arial"/>
-        </w:rPr>
-        <w:t>Euxhen</w:t>
-      </w:r>
-      <w:proofErr w:type="spellEnd"/>
-      <w:r>
-        <w:rPr>
-          <w:rFonts w:ascii="Arial" w:hAnsi="Arial" w:cs="Arial"/>
-        </w:rPr>
-        <w:t xml:space="preserve">, Delphine Beaulieu, </w:t>
+        <w:t xml:space="preserve">Hasanaj, Euxhen, Delphine Beaulieu, </w:t>
       </w:r>
       <w:r>
         <w:rPr>
@@ -3587,21 +3186,7 @@
         <w:rPr>
           <w:rFonts w:ascii="Arial" w:hAnsi="Arial" w:cs="Arial"/>
         </w:rPr>
-        <w:t>, Qianjiang Hu, Marta Bueno, John C. Sembrat, Ricardo H. Pineda, et al. "</w:t>
-      </w:r>
-      <w:proofErr w:type="spellStart"/>
-      <w:r>
-        <w:rPr>
-          <w:rFonts w:ascii="Arial" w:hAnsi="Arial" w:cs="Arial"/>
-        </w:rPr>
-        <w:t>SenSet</w:t>
-      </w:r>
-      <w:proofErr w:type="spellEnd"/>
-      <w:r>
-        <w:rPr>
-          <w:rFonts w:ascii="Arial" w:hAnsi="Arial" w:cs="Arial"/>
-        </w:rPr>
-        <w:t xml:space="preserve">, a Novel Human Lung Senescence Cell Gene Signature, Identifies Cell-Specific Senescence Mechanisms." </w:t>
+        <w:t xml:space="preserve">, Qianjiang Hu, Marta Bueno, John C. Sembrat, Ricardo H. Pineda, et al. "SenSet, a Novel Human Lung Senescence Cell Gene Signature, Identifies Cell-Specific Senescence Mechanisms." </w:t>
       </w:r>
       <w:r>
         <w:rPr>
@@ -3635,49 +3220,7 @@
         <w:rPr>
           <w:rFonts w:ascii="Arial" w:hAnsi="Arial" w:cs="Arial"/>
         </w:rPr>
-        <w:t xml:space="preserve">Lo Cascio, Filippa, </w:t>
-      </w:r>
-      <w:proofErr w:type="spellStart"/>
-      <w:r>
-        <w:rPr>
-          <w:rFonts w:ascii="Arial" w:hAnsi="Arial" w:cs="Arial"/>
-        </w:rPr>
-        <w:t>Suhyeorn</w:t>
-      </w:r>
-      <w:proofErr w:type="spellEnd"/>
-      <w:r>
-        <w:rPr>
-          <w:rFonts w:ascii="Arial" w:hAnsi="Arial" w:cs="Arial"/>
-        </w:rPr>
-        <w:t xml:space="preserve"> Park, Urmi Sengupta, Nicha </w:t>
-      </w:r>
-      <w:proofErr w:type="spellStart"/>
-      <w:r>
-        <w:rPr>
-          <w:rFonts w:ascii="Arial" w:hAnsi="Arial" w:cs="Arial"/>
-        </w:rPr>
-        <w:t>Puangmalai</w:t>
-      </w:r>
-      <w:proofErr w:type="spellEnd"/>
-      <w:r>
-        <w:rPr>
-          <w:rFonts w:ascii="Arial" w:hAnsi="Arial" w:cs="Arial"/>
-        </w:rPr>
-        <w:t xml:space="preserve">, Nemil Bhatt, Nikita </w:t>
-      </w:r>
-      <w:proofErr w:type="spellStart"/>
-      <w:r>
-        <w:rPr>
-          <w:rFonts w:ascii="Arial" w:hAnsi="Arial" w:cs="Arial"/>
-        </w:rPr>
-        <w:t>Shchankin</w:t>
-      </w:r>
-      <w:proofErr w:type="spellEnd"/>
-      <w:r>
-        <w:rPr>
-          <w:rFonts w:ascii="Arial" w:hAnsi="Arial" w:cs="Arial"/>
-        </w:rPr>
-        <w:t xml:space="preserve">, Cynthia Jerez, </w:t>
+        <w:t xml:space="preserve">Lo Cascio, Filippa, Suhyeorn Park, Urmi Sengupta, Nicha Puangmalai, Nemil Bhatt, Nikita Shchankin, Cynthia Jerez, </w:t>
       </w:r>
       <w:r>
         <w:rPr>
@@ -3725,21 +3268,7 @@
         <w:rPr>
           <w:rFonts w:ascii="Arial" w:hAnsi="Arial" w:cs="Arial"/>
         </w:rPr>
-        <w:t xml:space="preserve">Li, Yang, Anjun Ma, </w:t>
-      </w:r>
-      <w:proofErr w:type="spellStart"/>
-      <w:r>
-        <w:rPr>
-          <w:rFonts w:ascii="Arial" w:hAnsi="Arial" w:cs="Arial"/>
-        </w:rPr>
-        <w:t>Yizhong</w:t>
-      </w:r>
-      <w:proofErr w:type="spellEnd"/>
-      <w:r>
-        <w:rPr>
-          <w:rFonts w:ascii="Arial" w:hAnsi="Arial" w:cs="Arial"/>
-        </w:rPr>
-        <w:t xml:space="preserve"> Wang, </w:t>
+        <w:t xml:space="preserve">Li, Yang, Anjun Ma, Yizhong Wang, </w:t>
       </w:r>
       <w:r>
         <w:rPr>
@@ -3753,35 +3282,7 @@
         <w:rPr>
           <w:rFonts w:ascii="Arial" w:hAnsi="Arial" w:cs="Arial"/>
         </w:rPr>
-        <w:t xml:space="preserve">, Shuo Chen, </w:t>
-      </w:r>
-      <w:proofErr w:type="spellStart"/>
-      <w:r>
-        <w:rPr>
-          <w:rFonts w:ascii="Arial" w:hAnsi="Arial" w:cs="Arial"/>
-        </w:rPr>
-        <w:t>Hongjun</w:t>
-      </w:r>
-      <w:proofErr w:type="spellEnd"/>
-      <w:r>
-        <w:rPr>
-          <w:rFonts w:ascii="Arial" w:hAnsi="Arial" w:cs="Arial"/>
-        </w:rPr>
-        <w:t xml:space="preserve"> Fu, </w:t>
-      </w:r>
-      <w:proofErr w:type="spellStart"/>
-      <w:r>
-        <w:rPr>
-          <w:rFonts w:ascii="Arial" w:hAnsi="Arial" w:cs="Arial"/>
-        </w:rPr>
-        <w:t>Bingqiang</w:t>
-      </w:r>
-      <w:proofErr w:type="spellEnd"/>
-      <w:r>
-        <w:rPr>
-          <w:rFonts w:ascii="Arial" w:hAnsi="Arial" w:cs="Arial"/>
-        </w:rPr>
-        <w:t xml:space="preserve"> Liu, and Qin Ma. "Enhancer-Driven Gene Regulatory Networks Inference from Single-Cell RNA-Seq and ATAC-Seq Data." </w:t>
+        <w:t xml:space="preserve">, Shuo Chen, Hongjun Fu, Bingqiang Liu, and Qin Ma. "Enhancer-Driven Gene Regulatory Networks Inference from Single-Cell RNA-Seq and ATAC-Seq Data." </w:t>
       </w:r>
       <w:r>
         <w:rPr>
@@ -3829,21 +3330,7 @@
         <w:rPr>
           <w:rFonts w:ascii="Arial" w:hAnsi="Arial" w:cs="Arial"/>
         </w:rPr>
-        <w:t xml:space="preserve">, </w:t>
-      </w:r>
-      <w:proofErr w:type="spellStart"/>
-      <w:r>
-        <w:rPr>
-          <w:rFonts w:ascii="Arial" w:hAnsi="Arial" w:cs="Arial"/>
-        </w:rPr>
-        <w:t>Shiqiao</w:t>
-      </w:r>
-      <w:proofErr w:type="spellEnd"/>
-      <w:r>
-        <w:rPr>
-          <w:rFonts w:ascii="Arial" w:hAnsi="Arial" w:cs="Arial"/>
-        </w:rPr>
-        <w:t xml:space="preserve"> Ye, Zhaohui Xu, Hui Lin, Karen Texter, Vasudha Shukla, et al. "Abnormal Progenitor Cell Differentiation and Cardiomyocyte Proliferation in Hypoplastic Right Heart Syndrome." </w:t>
+        <w:t xml:space="preserve">, Shiqiao Ye, Zhaohui Xu, Hui Lin, Karen Texter, Vasudha Shukla, et al. "Abnormal Progenitor Cell Differentiation and Cardiomyocyte Proliferation in Hypoplastic Right Heart Syndrome." </w:t>
       </w:r>
       <w:r>
         <w:rPr>
@@ -3877,35 +3364,7 @@
         <w:rPr>
           <w:rFonts w:ascii="Arial" w:hAnsi="Arial" w:cs="Arial"/>
         </w:rPr>
-        <w:t xml:space="preserve">Li, </w:t>
-      </w:r>
-      <w:proofErr w:type="spellStart"/>
-      <w:r>
-        <w:rPr>
-          <w:rFonts w:ascii="Arial" w:hAnsi="Arial" w:cs="Arial"/>
-        </w:rPr>
-        <w:t>Jianying</w:t>
-      </w:r>
-      <w:proofErr w:type="spellEnd"/>
-      <w:r>
-        <w:rPr>
-          <w:rFonts w:ascii="Arial" w:hAnsi="Arial" w:cs="Arial"/>
-        </w:rPr>
-        <w:t xml:space="preserve">, Anjun Ma, </w:t>
-      </w:r>
-      <w:proofErr w:type="spellStart"/>
-      <w:r>
-        <w:rPr>
-          <w:rFonts w:ascii="Arial" w:hAnsi="Arial" w:cs="Arial"/>
-        </w:rPr>
-        <w:t>Ruohan</w:t>
-      </w:r>
-      <w:proofErr w:type="spellEnd"/>
-      <w:r>
-        <w:rPr>
-          <w:rFonts w:ascii="Arial" w:hAnsi="Arial" w:cs="Arial"/>
-        </w:rPr>
-        <w:t xml:space="preserve"> Zhang, Yao Chen, Chelsea Bolyard, Bao Zhao, </w:t>
+        <w:t xml:space="preserve">Li, Jianying, Anjun Ma, Ruohan Zhang, Yao Chen, Chelsea Bolyard, Bao Zhao, </w:t>
       </w:r>
       <w:r>
         <w:rPr>
@@ -3953,21 +3412,7 @@
         <w:rPr>
           <w:rFonts w:ascii="Arial" w:hAnsi="Arial" w:cs="Arial"/>
         </w:rPr>
-        <w:t xml:space="preserve">Li, Yang, </w:t>
-      </w:r>
-      <w:proofErr w:type="spellStart"/>
-      <w:r>
-        <w:rPr>
-          <w:rFonts w:ascii="Arial" w:hAnsi="Arial" w:cs="Arial"/>
-        </w:rPr>
-        <w:t>Yizhong</w:t>
-      </w:r>
-      <w:proofErr w:type="spellEnd"/>
-      <w:r>
-        <w:rPr>
-          <w:rFonts w:ascii="Arial" w:hAnsi="Arial" w:cs="Arial"/>
-        </w:rPr>
-        <w:t xml:space="preserve"> Wang, </w:t>
+        <w:t xml:space="preserve">Li, Yang, Yizhong Wang, </w:t>
       </w:r>
       <w:r>
         <w:rPr>
@@ -3981,35 +3426,7 @@
         <w:rPr>
           <w:rFonts w:ascii="Arial" w:hAnsi="Arial" w:cs="Arial"/>
         </w:rPr>
-        <w:t xml:space="preserve">, Anjun Ma, Qin Ma, and </w:t>
-      </w:r>
-      <w:proofErr w:type="spellStart"/>
-      <w:r>
-        <w:rPr>
-          <w:rFonts w:ascii="Arial" w:hAnsi="Arial" w:cs="Arial"/>
-        </w:rPr>
-        <w:t>Bingqiang</w:t>
-      </w:r>
-      <w:proofErr w:type="spellEnd"/>
-      <w:r>
-        <w:rPr>
-          <w:rFonts w:ascii="Arial" w:hAnsi="Arial" w:cs="Arial"/>
-        </w:rPr>
-        <w:t xml:space="preserve"> Liu. "A Weighted Two-Stage Sequence Alignment Framework to Identify Motifs from </w:t>
-      </w:r>
-      <w:proofErr w:type="spellStart"/>
-      <w:r>
-        <w:rPr>
-          <w:rFonts w:ascii="Arial" w:hAnsi="Arial" w:cs="Arial"/>
-        </w:rPr>
-        <w:t>ChIP</w:t>
-      </w:r>
-      <w:proofErr w:type="spellEnd"/>
-      <w:r>
-        <w:rPr>
-          <w:rFonts w:ascii="Arial" w:hAnsi="Arial" w:cs="Arial"/>
-        </w:rPr>
-        <w:t xml:space="preserve">-Exo Data." </w:t>
+        <w:t xml:space="preserve">, Anjun Ma, Qin Ma, and Bingqiang Liu. "A Weighted Two-Stage Sequence Alignment Framework to Identify Motifs from ChIP-Exo Data." </w:t>
       </w:r>
       <w:r>
         <w:rPr>
@@ -4057,21 +3474,7 @@
         <w:rPr>
           <w:rFonts w:ascii="Arial" w:hAnsi="Arial" w:cs="Arial"/>
         </w:rPr>
-        <w:t xml:space="preserve">, Anjun Ma, Abdul Qawee Rani, </w:t>
-      </w:r>
-      <w:proofErr w:type="spellStart"/>
-      <w:r>
-        <w:rPr>
-          <w:rFonts w:ascii="Arial" w:hAnsi="Arial" w:cs="Arial"/>
-        </w:rPr>
-        <w:t>Mingjue</w:t>
-      </w:r>
-      <w:proofErr w:type="spellEnd"/>
-      <w:r>
-        <w:rPr>
-          <w:rFonts w:ascii="Arial" w:hAnsi="Arial" w:cs="Arial"/>
-        </w:rPr>
-        <w:t xml:space="preserve"> Luo, Jenny Li, Xuefeng Liu, and Qin Ma. "Identification of HPV Oncogene and Host Cell Differentiation Associated Cellular Heterogeneity in Cervical Cancer via Single-Cell Transcriptomic Analysis." </w:t>
+        <w:t xml:space="preserve">, Anjun Ma, Abdul Qawee Rani, Mingjue Luo, Jenny Li, Xuefeng Liu, and Qin Ma. "Identification of HPV Oncogene and Host Cell Differentiation Associated Cellular Heterogeneity in Cervical Cancer via Single-Cell Transcriptomic Analysis." </w:t>
       </w:r>
       <w:r>
         <w:rPr>
@@ -4105,21 +3508,7 @@
         <w:rPr>
           <w:rFonts w:ascii="Arial" w:hAnsi="Arial" w:cs="Arial"/>
         </w:rPr>
-        <w:t xml:space="preserve">Wang, </w:t>
-      </w:r>
-      <w:proofErr w:type="spellStart"/>
-      <w:r>
-        <w:rPr>
-          <w:rFonts w:ascii="Arial" w:hAnsi="Arial" w:cs="Arial"/>
-        </w:rPr>
-        <w:t>Yizhong</w:t>
-      </w:r>
-      <w:proofErr w:type="spellEnd"/>
-      <w:r>
-        <w:rPr>
-          <w:rFonts w:ascii="Arial" w:hAnsi="Arial" w:cs="Arial"/>
-        </w:rPr>
-        <w:t xml:space="preserve">, Yang Li, </w:t>
+        <w:t xml:space="preserve">Wang, Yizhong, Yang Li, </w:t>
       </w:r>
       <w:r>
         <w:rPr>
@@ -4133,35 +3522,7 @@
         <w:rPr>
           <w:rFonts w:ascii="Arial" w:hAnsi="Arial" w:cs="Arial"/>
         </w:rPr>
-        <w:t xml:space="preserve">, Chan-Wang Jerry Lio, Qin Ma, and </w:t>
-      </w:r>
-      <w:proofErr w:type="spellStart"/>
-      <w:r>
-        <w:rPr>
-          <w:rFonts w:ascii="Arial" w:hAnsi="Arial" w:cs="Arial"/>
-        </w:rPr>
-        <w:t>Bingqiang</w:t>
-      </w:r>
-      <w:proofErr w:type="spellEnd"/>
-      <w:r>
-        <w:rPr>
-          <w:rFonts w:ascii="Arial" w:hAnsi="Arial" w:cs="Arial"/>
-        </w:rPr>
-        <w:t xml:space="preserve"> Liu. "</w:t>
-      </w:r>
-      <w:proofErr w:type="spellStart"/>
-      <w:r>
-        <w:rPr>
-          <w:rFonts w:ascii="Arial" w:hAnsi="Arial" w:cs="Arial"/>
-        </w:rPr>
-        <w:t>CeMiG</w:t>
-      </w:r>
-      <w:proofErr w:type="spellEnd"/>
-      <w:r>
-        <w:rPr>
-          <w:rFonts w:ascii="Arial" w:hAnsi="Arial" w:cs="Arial"/>
-        </w:rPr>
-        <w:t xml:space="preserve">: Prediction of the Cis-Regulatory Motif Using the De Bruijn Graph from ATAC-Seq." </w:t>
+        <w:t xml:space="preserve">, Chan-Wang Jerry Lio, Qin Ma, and Bingqiang Liu. "CeMiG: Prediction of the Cis-Regulatory Motif Using the De Bruijn Graph from ATAC-Seq." </w:t>
       </w:r>
       <w:r>
         <w:rPr>
@@ -4195,21 +3556,7 @@
         <w:rPr>
           <w:rFonts w:ascii="Arial" w:hAnsi="Arial" w:cs="Arial"/>
         </w:rPr>
-        <w:t>Xiao, Tong, Johanna Schafer, No-</w:t>
-      </w:r>
-      <w:proofErr w:type="spellStart"/>
-      <w:r>
-        <w:rPr>
-          <w:rFonts w:ascii="Arial" w:hAnsi="Arial" w:cs="Arial"/>
-        </w:rPr>
-        <w:t>joon</w:t>
-      </w:r>
-      <w:proofErr w:type="spellEnd"/>
-      <w:r>
-        <w:rPr>
-          <w:rFonts w:ascii="Arial" w:hAnsi="Arial" w:cs="Arial"/>
-        </w:rPr>
-        <w:t xml:space="preserve"> Song, </w:t>
+        <w:t xml:space="preserve">Xiao, Tong, Johanna Schafer, No-joon Song, </w:t>
       </w:r>
       <w:r>
         <w:rPr>
@@ -4223,35 +3570,7 @@
         <w:rPr>
           <w:rFonts w:ascii="Arial" w:hAnsi="Arial" w:cs="Arial"/>
         </w:rPr>
-        <w:t xml:space="preserve">, Payton </w:t>
-      </w:r>
-      <w:proofErr w:type="spellStart"/>
-      <w:r>
-        <w:rPr>
-          <w:rFonts w:ascii="Arial" w:hAnsi="Arial" w:cs="Arial"/>
-        </w:rPr>
-        <w:t>Weltge</w:t>
-      </w:r>
-      <w:proofErr w:type="spellEnd"/>
-      <w:r>
-        <w:rPr>
-          <w:rFonts w:ascii="Arial" w:hAnsi="Arial" w:cs="Arial"/>
-        </w:rPr>
-        <w:t xml:space="preserve">, Xue Li, Qin Ma, and </w:t>
-      </w:r>
-      <w:proofErr w:type="spellStart"/>
-      <w:r>
-        <w:rPr>
-          <w:rFonts w:ascii="Arial" w:hAnsi="Arial" w:cs="Arial"/>
-        </w:rPr>
-        <w:t>Zihai</w:t>
-      </w:r>
-      <w:proofErr w:type="spellEnd"/>
-      <w:r>
-        <w:rPr>
-          <w:rFonts w:ascii="Arial" w:hAnsi="Arial" w:cs="Arial"/>
-        </w:rPr>
-        <w:t xml:space="preserve"> Li. "Novel Mechanisms of Androgen Receptor-Centered Transcriptional Regulatory Network in Regulating CD8+ T Cell Exhaustion and Sex Bias in Cancer." </w:t>
+        <w:t xml:space="preserve">, Payton Weltge, Xue Li, Qin Ma, and Zihai Li. "Novel Mechanisms of Androgen Receptor-Centered Transcriptional Regulatory Network in Regulating CD8+ T Cell Exhaustion and Sex Bias in Cancer." </w:t>
       </w:r>
       <w:r>
         <w:rPr>
@@ -4381,21 +3700,7 @@
         <w:rPr>
           <w:rFonts w:ascii="Arial" w:hAnsi="Arial" w:cs="Arial"/>
         </w:rPr>
-        <w:t xml:space="preserve">Shuo Chen, Diana Acosta, </w:t>
-      </w:r>
-      <w:proofErr w:type="spellStart"/>
-      <w:r>
-        <w:rPr>
-          <w:rFonts w:ascii="Arial" w:hAnsi="Arial" w:cs="Arial"/>
-        </w:rPr>
-        <w:t>Liangping</w:t>
-      </w:r>
-      <w:proofErr w:type="spellEnd"/>
-      <w:r>
-        <w:rPr>
-          <w:rFonts w:ascii="Arial" w:hAnsi="Arial" w:cs="Arial"/>
-        </w:rPr>
-        <w:t xml:space="preserve"> Li, Jiawen Liang, Yuzhou Chang, </w:t>
+        <w:t xml:space="preserve">Shuo Chen, Diana Acosta, Liangping Li, Jiawen Liang, Yuzhou Chang, </w:t>
       </w:r>
       <w:r>
         <w:rPr>
@@ -4409,21 +3714,7 @@
         <w:rPr>
           <w:rFonts w:ascii="Arial" w:hAnsi="Arial" w:cs="Arial"/>
         </w:rPr>
-        <w:t>, et al. "</w:t>
-      </w:r>
-      <w:proofErr w:type="spellStart"/>
-      <w:r>
-        <w:rPr>
-          <w:rFonts w:ascii="Arial" w:hAnsi="Arial" w:cs="Arial"/>
-        </w:rPr>
-        <w:t>Wolframin</w:t>
-      </w:r>
-      <w:proofErr w:type="spellEnd"/>
-      <w:r>
-        <w:rPr>
-          <w:rFonts w:ascii="Arial" w:hAnsi="Arial" w:cs="Arial"/>
-        </w:rPr>
-        <w:t xml:space="preserve"> Is a Novel Regulator of Tau Pathology and Neurodegeneration." </w:t>
+        <w:t xml:space="preserve">, et al. "Wolframin Is a Novel Regulator of Tau Pathology and Neurodegeneration." </w:t>
       </w:r>
       <w:r>
         <w:rPr>
@@ -4431,18 +3722,8 @@
           <w:i/>
           <w:iCs/>
         </w:rPr>
-        <w:t xml:space="preserve">Acta </w:t>
-      </w:r>
-      <w:proofErr w:type="spellStart"/>
-      <w:r>
-        <w:rPr>
-          <w:rFonts w:ascii="Arial" w:hAnsi="Arial" w:cs="Arial"/>
-          <w:i/>
-          <w:iCs/>
-        </w:rPr>
-        <w:t>Neuropathologica</w:t>
-      </w:r>
-      <w:proofErr w:type="spellEnd"/>
+        <w:t>Acta Neuropathologica</w:t>
+      </w:r>
       <w:r>
         <w:rPr>
           <w:rFonts w:ascii="Arial" w:hAnsi="Arial" w:cs="Arial"/>
@@ -4467,21 +3748,7 @@
         <w:rPr>
           <w:rFonts w:ascii="Arial" w:hAnsi="Arial" w:cs="Arial"/>
         </w:rPr>
-        <w:t xml:space="preserve">Shuo Chen, Yuzhou Chang, </w:t>
-      </w:r>
-      <w:proofErr w:type="spellStart"/>
-      <w:r>
-        <w:rPr>
-          <w:rFonts w:ascii="Arial" w:hAnsi="Arial" w:cs="Arial"/>
-        </w:rPr>
-        <w:t>Liangping</w:t>
-      </w:r>
-      <w:proofErr w:type="spellEnd"/>
-      <w:r>
-        <w:rPr>
-          <w:rFonts w:ascii="Arial" w:hAnsi="Arial" w:cs="Arial"/>
-        </w:rPr>
-        <w:t xml:space="preserve"> Li, Diana Acosta, Yang Li, Qi Guo, </w:t>
+        <w:t xml:space="preserve">Shuo Chen, Yuzhou Chang, Liangping Li, Diana Acosta, Yang Li, Qi Guo, </w:t>
       </w:r>
       <w:r>
         <w:rPr>
@@ -4495,77 +3762,14 @@
         <w:rPr>
           <w:rFonts w:ascii="Arial" w:hAnsi="Arial" w:cs="Arial"/>
         </w:rPr>
-        <w:t xml:space="preserve">, Emir </w:t>
-      </w:r>
-      <w:proofErr w:type="spellStart"/>
-      <w:r>
-        <w:rPr>
-          <w:rFonts w:ascii="Arial" w:hAnsi="Arial" w:cs="Arial"/>
-        </w:rPr>
-        <w:t>Turkes</w:t>
-      </w:r>
-      <w:proofErr w:type="spellEnd"/>
-      <w:r>
-        <w:rPr>
-          <w:rFonts w:ascii="Arial" w:hAnsi="Arial" w:cs="Arial"/>
-        </w:rPr>
-        <w:t xml:space="preserve">, Cody Morrison, Dominic Julian, Mark E. Hester, Douglas W. </w:t>
-      </w:r>
-      <w:proofErr w:type="spellStart"/>
-      <w:r>
-        <w:rPr>
-          <w:rFonts w:ascii="Arial" w:hAnsi="Arial" w:cs="Arial"/>
-        </w:rPr>
-        <w:t>Scharre</w:t>
-      </w:r>
-      <w:proofErr w:type="spellEnd"/>
-      <w:r>
-        <w:rPr>
-          <w:rFonts w:ascii="Arial" w:hAnsi="Arial" w:cs="Arial"/>
-        </w:rPr>
-        <w:t xml:space="preserve">, </w:t>
-      </w:r>
-      <w:proofErr w:type="spellStart"/>
-      <w:r>
-        <w:rPr>
-          <w:rFonts w:ascii="Arial" w:hAnsi="Arial" w:cs="Arial"/>
-        </w:rPr>
-        <w:t>Chintda</w:t>
-      </w:r>
-      <w:proofErr w:type="spellEnd"/>
-      <w:r>
-        <w:rPr>
-          <w:rFonts w:ascii="Arial" w:hAnsi="Arial" w:cs="Arial"/>
-        </w:rPr>
-        <w:t xml:space="preserve"> </w:t>
-      </w:r>
-      <w:proofErr w:type="spellStart"/>
-      <w:r>
-        <w:rPr>
-          <w:rFonts w:ascii="Arial" w:hAnsi="Arial" w:cs="Arial"/>
-        </w:rPr>
-        <w:t>Santiskulvong</w:t>
-      </w:r>
-      <w:proofErr w:type="spellEnd"/>
-      <w:r>
-        <w:rPr>
-          <w:rFonts w:ascii="Arial" w:hAnsi="Arial" w:cs="Arial"/>
-        </w:rPr>
-        <w:t xml:space="preserve">, Sarah Xueying Song, Jasmine T. Plummer, Geidy E. Serrano, Thomas G. Beach, Karen E. Duff, Qin Ma, and </w:t>
-      </w:r>
-      <w:proofErr w:type="spellStart"/>
-      <w:r>
-        <w:rPr>
-          <w:rFonts w:ascii="Arial" w:hAnsi="Arial" w:cs="Arial"/>
-        </w:rPr>
-        <w:t>Hongjun</w:t>
-      </w:r>
-      <w:proofErr w:type="spellEnd"/>
-      <w:r>
-        <w:rPr>
-          <w:rFonts w:ascii="Arial" w:hAnsi="Arial" w:cs="Arial"/>
-        </w:rPr>
-        <w:t xml:space="preserve"> Fu. "Spatially Resolved Transcriptomics Reveals Genes Associated with the Vulnerability of Middle Temporal Gyrus in Alzheimer's Disease." </w:t>
+        <w:t xml:space="preserve">, Emir Turkes, Cody Morrison, Dominic Julian, Mark E. Hester, Douglas W. Scharre, Chintda Santiskulvong, Sarah Xueying Song, Jasmine T. Plummer, Geidy E. Serrano, Thomas G. Beach, Karen E. Duff, Qin Ma, and Hongjun Fu. "Spatially Resolved Transcriptomics Reveals Genes Associated with the Vulnerability of </w:t>
+      </w:r>
+      <w:r>
+        <w:rPr>
+          <w:rFonts w:ascii="Arial" w:hAnsi="Arial" w:cs="Arial"/>
+        </w:rPr>
+        <w:lastRenderedPageBreak/>
+        <w:t xml:space="preserve">Middle Temporal Gyrus in Alzheimer's Disease." </w:t>
       </w:r>
       <w:r>
         <w:rPr>
@@ -4573,25 +3777,7 @@
           <w:i/>
           <w:iCs/>
         </w:rPr>
-        <w:t xml:space="preserve">Acta </w:t>
-      </w:r>
-      <w:proofErr w:type="spellStart"/>
-      <w:r>
-        <w:rPr>
-          <w:rFonts w:ascii="Arial" w:hAnsi="Arial" w:cs="Arial"/>
-          <w:i/>
-          <w:iCs/>
-        </w:rPr>
-        <w:t>Neuropathologica</w:t>
-      </w:r>
-      <w:proofErr w:type="spellEnd"/>
-      <w:r>
-        <w:rPr>
-          <w:rFonts w:ascii="Arial" w:hAnsi="Arial" w:cs="Arial"/>
-          <w:i/>
-          <w:iCs/>
-        </w:rPr>
-        <w:t xml:space="preserve"> Communications</w:t>
+        <w:t>Acta Neuropathologica Communications</w:t>
       </w:r>
       <w:r>
         <w:rPr>
@@ -4613,34 +3799,11 @@
           <w:rFonts w:ascii="Arial" w:hAnsi="Arial" w:cs="Arial"/>
         </w:rPr>
       </w:pPr>
-      <w:proofErr w:type="spellStart"/>
-      <w:r>
-        <w:rPr>
-          <w:rFonts w:ascii="Arial" w:hAnsi="Arial" w:cs="Arial"/>
-        </w:rPr>
-        <w:lastRenderedPageBreak/>
-        <w:t>SenNet</w:t>
-      </w:r>
-      <w:proofErr w:type="spellEnd"/>
-      <w:r>
-        <w:rPr>
-          <w:rFonts w:ascii="Arial" w:hAnsi="Arial" w:cs="Arial"/>
-        </w:rPr>
-        <w:t xml:space="preserve"> Consortium. "NIH </w:t>
-      </w:r>
-      <w:proofErr w:type="spellStart"/>
-      <w:r>
-        <w:rPr>
-          <w:rFonts w:ascii="Arial" w:hAnsi="Arial" w:cs="Arial"/>
-        </w:rPr>
-        <w:t>SenNet</w:t>
-      </w:r>
-      <w:proofErr w:type="spellEnd"/>
-      <w:r>
-        <w:rPr>
-          <w:rFonts w:ascii="Arial" w:hAnsi="Arial" w:cs="Arial"/>
-        </w:rPr>
-        <w:t xml:space="preserve"> Consortium to Map Senescent Cells throughout the Human Lifespan to Understand Physiological Health." </w:t>
+      <w:r>
+        <w:rPr>
+          <w:rFonts w:ascii="Arial" w:hAnsi="Arial" w:cs="Arial"/>
+        </w:rPr>
+        <w:t xml:space="preserve">SenNet Consortium. "NIH SenNet Consortium to Map Senescent Cells throughout the Human Lifespan to Understand Physiological Health." </w:t>
       </w:r>
       <w:r>
         <w:rPr>
@@ -4674,35 +3837,7 @@
         <w:rPr>
           <w:rFonts w:ascii="Arial" w:hAnsi="Arial" w:cs="Arial"/>
         </w:rPr>
-        <w:t xml:space="preserve">Ying Li, </w:t>
-      </w:r>
-      <w:proofErr w:type="spellStart"/>
-      <w:r>
-        <w:rPr>
-          <w:rFonts w:ascii="Arial" w:hAnsi="Arial" w:cs="Arial"/>
-        </w:rPr>
-        <w:t>Jianing</w:t>
-      </w:r>
-      <w:proofErr w:type="spellEnd"/>
-      <w:r>
-        <w:rPr>
-          <w:rFonts w:ascii="Arial" w:hAnsi="Arial" w:cs="Arial"/>
-        </w:rPr>
-        <w:t xml:space="preserve"> Zhao, </w:t>
-      </w:r>
-      <w:proofErr w:type="spellStart"/>
-      <w:r>
-        <w:rPr>
-          <w:rFonts w:ascii="Arial" w:hAnsi="Arial" w:cs="Arial"/>
-        </w:rPr>
-        <w:t>Zhaoqian</w:t>
-      </w:r>
-      <w:proofErr w:type="spellEnd"/>
-      <w:r>
-        <w:rPr>
-          <w:rFonts w:ascii="Arial" w:hAnsi="Arial" w:cs="Arial"/>
-        </w:rPr>
-        <w:t xml:space="preserve"> Liu, </w:t>
+        <w:t xml:space="preserve">Ying Li, Jianing Zhao, Zhaoqian Liu, </w:t>
       </w:r>
       <w:r>
         <w:rPr>
@@ -4716,21 +3851,7 @@
         <w:rPr>
           <w:rFonts w:ascii="Arial" w:hAnsi="Arial" w:cs="Arial"/>
         </w:rPr>
-        <w:t xml:space="preserve">, </w:t>
-      </w:r>
-      <w:proofErr w:type="spellStart"/>
-      <w:r>
-        <w:rPr>
-          <w:rFonts w:ascii="Arial" w:hAnsi="Arial" w:cs="Arial"/>
-        </w:rPr>
-        <w:t>Lizheng</w:t>
-      </w:r>
-      <w:proofErr w:type="spellEnd"/>
-      <w:r>
-        <w:rPr>
-          <w:rFonts w:ascii="Arial" w:hAnsi="Arial" w:cs="Arial"/>
-        </w:rPr>
-        <w:t xml:space="preserve"> Wei, Siyu Han, and Wei Du. "De Novo Prediction of Moonlighting Proteins Using Multimodal Deep Ensemble Learning." </w:t>
+        <w:t xml:space="preserve">, Lizheng Wei, Siyu Han, and Wei Du. "De Novo Prediction of Moonlighting Proteins Using Multimodal Deep Ensemble Learning." </w:t>
       </w:r>
       <w:r>
         <w:rPr>
@@ -4760,47 +3881,11 @@
           <w:rFonts w:ascii="Arial" w:hAnsi="Arial" w:cs="Arial"/>
         </w:rPr>
       </w:pPr>
-      <w:proofErr w:type="spellStart"/>
-      <w:r>
-        <w:rPr>
-          <w:rFonts w:ascii="Arial" w:hAnsi="Arial" w:cs="Arial"/>
-        </w:rPr>
-        <w:t>Juexin</w:t>
-      </w:r>
-      <w:proofErr w:type="spellEnd"/>
-      <w:r>
-        <w:rPr>
-          <w:rFonts w:ascii="Arial" w:hAnsi="Arial" w:cs="Arial"/>
-        </w:rPr>
-        <w:t xml:space="preserve"> Wang, Anjun Ma, Yuzhou Chang, </w:t>
-      </w:r>
-      <w:proofErr w:type="spellStart"/>
-      <w:r>
-        <w:rPr>
-          <w:rFonts w:ascii="Arial" w:hAnsi="Arial" w:cs="Arial"/>
-        </w:rPr>
-        <w:t>Jianting</w:t>
-      </w:r>
-      <w:proofErr w:type="spellEnd"/>
-      <w:r>
-        <w:rPr>
-          <w:rFonts w:ascii="Arial" w:hAnsi="Arial" w:cs="Arial"/>
-        </w:rPr>
-        <w:t xml:space="preserve"> Gong, </w:t>
-      </w:r>
-      <w:proofErr w:type="spellStart"/>
-      <w:r>
-        <w:rPr>
-          <w:rFonts w:ascii="Arial" w:hAnsi="Arial" w:cs="Arial"/>
-        </w:rPr>
-        <w:t>Yuexu</w:t>
-      </w:r>
-      <w:proofErr w:type="spellEnd"/>
-      <w:r>
-        <w:rPr>
-          <w:rFonts w:ascii="Arial" w:hAnsi="Arial" w:cs="Arial"/>
-        </w:rPr>
-        <w:t xml:space="preserve"> Jiang, Ren Qi, </w:t>
+      <w:r>
+        <w:rPr>
+          <w:rFonts w:ascii="Arial" w:hAnsi="Arial" w:cs="Arial"/>
+        </w:rPr>
+        <w:t xml:space="preserve">Juexin Wang, Anjun Ma, Yuzhou Chang, Jianting Gong, Yuexu Jiang, Ren Qi, </w:t>
       </w:r>
       <w:r>
         <w:rPr>
@@ -4814,35 +3899,7 @@
         <w:rPr>
           <w:rFonts w:ascii="Arial" w:hAnsi="Arial" w:cs="Arial"/>
         </w:rPr>
-        <w:t xml:space="preserve">, </w:t>
-      </w:r>
-      <w:proofErr w:type="spellStart"/>
-      <w:r>
-        <w:rPr>
-          <w:rFonts w:ascii="Arial" w:hAnsi="Arial" w:cs="Arial"/>
-        </w:rPr>
-        <w:t>Hongjun</w:t>
-      </w:r>
-      <w:proofErr w:type="spellEnd"/>
-      <w:r>
-        <w:rPr>
-          <w:rFonts w:ascii="Arial" w:hAnsi="Arial" w:cs="Arial"/>
-        </w:rPr>
-        <w:t xml:space="preserve"> Fu, Qin Ma, and Dong Xu. "</w:t>
-      </w:r>
-      <w:proofErr w:type="spellStart"/>
-      <w:r>
-        <w:rPr>
-          <w:rFonts w:ascii="Arial" w:hAnsi="Arial" w:cs="Arial"/>
-        </w:rPr>
-        <w:t>scGNN</w:t>
-      </w:r>
-      <w:proofErr w:type="spellEnd"/>
-      <w:r>
-        <w:rPr>
-          <w:rFonts w:ascii="Arial" w:hAnsi="Arial" w:cs="Arial"/>
-        </w:rPr>
-        <w:t xml:space="preserve"> Is a Novel Graph Neural Network Framework for Single-Cell RNA-Seq Analyses." </w:t>
+        <w:t xml:space="preserve">, Hongjun Fu, Qin Ma, and Dong Xu. "scGNN Is a Novel Graph Neural Network Framework for Single-Cell RNA-Seq Analyses." </w:t>
       </w:r>
       <w:r>
         <w:rPr>
@@ -4876,21 +3933,7 @@
         <w:rPr>
           <w:rFonts w:ascii="Arial" w:hAnsi="Arial" w:cs="Arial"/>
         </w:rPr>
-        <w:t xml:space="preserve">Ying Li, Qi Zhang, </w:t>
-      </w:r>
-      <w:proofErr w:type="spellStart"/>
-      <w:r>
-        <w:rPr>
-          <w:rFonts w:ascii="Arial" w:hAnsi="Arial" w:cs="Arial"/>
-        </w:rPr>
-        <w:t>Zhaoqian</w:t>
-      </w:r>
-      <w:proofErr w:type="spellEnd"/>
-      <w:r>
-        <w:rPr>
-          <w:rFonts w:ascii="Arial" w:hAnsi="Arial" w:cs="Arial"/>
-        </w:rPr>
-        <w:t xml:space="preserve"> Liu, </w:t>
+        <w:t xml:space="preserve">Ying Li, Qi Zhang, Zhaoqian Liu, </w:t>
       </w:r>
       <w:r>
         <w:rPr>
@@ -4934,33 +3977,11 @@
           <w:rFonts w:ascii="Arial" w:hAnsi="Arial" w:cs="Arial"/>
         </w:rPr>
       </w:pPr>
-      <w:proofErr w:type="spellStart"/>
-      <w:r>
-        <w:rPr>
-          <w:rFonts w:ascii="Arial" w:hAnsi="Arial" w:cs="Arial"/>
-        </w:rPr>
-        <w:t>Mengting</w:t>
-      </w:r>
-      <w:proofErr w:type="spellEnd"/>
-      <w:r>
-        <w:rPr>
-          <w:rFonts w:ascii="Arial" w:hAnsi="Arial" w:cs="Arial"/>
-        </w:rPr>
-        <w:t xml:space="preserve"> Niu, Jun Zhang, </w:t>
-      </w:r>
-      <w:proofErr w:type="spellStart"/>
-      <w:r>
-        <w:rPr>
-          <w:rFonts w:ascii="Arial" w:hAnsi="Arial" w:cs="Arial"/>
-        </w:rPr>
-        <w:t>Yanjuan</w:t>
-      </w:r>
-      <w:proofErr w:type="spellEnd"/>
-      <w:r>
-        <w:rPr>
-          <w:rFonts w:ascii="Arial" w:hAnsi="Arial" w:cs="Arial"/>
-        </w:rPr>
-        <w:t xml:space="preserve"> Li, </w:t>
+      <w:r>
+        <w:rPr>
+          <w:rFonts w:ascii="Arial" w:hAnsi="Arial" w:cs="Arial"/>
+        </w:rPr>
+        <w:t xml:space="preserve">Mengting Niu, Jun Zhang, Yanjuan Li, </w:t>
       </w:r>
       <w:r>
         <w:rPr>
@@ -4974,49 +3995,7 @@
         <w:rPr>
           <w:rFonts w:ascii="Arial" w:hAnsi="Arial" w:cs="Arial"/>
         </w:rPr>
-        <w:t xml:space="preserve">, </w:t>
-      </w:r>
-      <w:proofErr w:type="spellStart"/>
-      <w:r>
-        <w:rPr>
-          <w:rFonts w:ascii="Arial" w:hAnsi="Arial" w:cs="Arial"/>
-        </w:rPr>
-        <w:t>Zhaoqian</w:t>
-      </w:r>
-      <w:proofErr w:type="spellEnd"/>
-      <w:r>
-        <w:rPr>
-          <w:rFonts w:ascii="Arial" w:hAnsi="Arial" w:cs="Arial"/>
-        </w:rPr>
-        <w:t xml:space="preserve"> Liu, Hui Ding, Quan Zou, and Qin Ma. "</w:t>
-      </w:r>
-      <w:proofErr w:type="spellStart"/>
-      <w:r>
-        <w:rPr>
-          <w:rFonts w:ascii="Arial" w:hAnsi="Arial" w:cs="Arial"/>
-        </w:rPr>
-        <w:t>CirRNAPL</w:t>
-      </w:r>
-      <w:proofErr w:type="spellEnd"/>
-      <w:r>
-        <w:rPr>
-          <w:rFonts w:ascii="Arial" w:hAnsi="Arial" w:cs="Arial"/>
-        </w:rPr>
-        <w:t xml:space="preserve">: A Web Server for the Identification of </w:t>
-      </w:r>
-      <w:proofErr w:type="spellStart"/>
-      <w:r>
-        <w:rPr>
-          <w:rFonts w:ascii="Arial" w:hAnsi="Arial" w:cs="Arial"/>
-        </w:rPr>
-        <w:t>circRNA</w:t>
-      </w:r>
-      <w:proofErr w:type="spellEnd"/>
-      <w:r>
-        <w:rPr>
-          <w:rFonts w:ascii="Arial" w:hAnsi="Arial" w:cs="Arial"/>
-        </w:rPr>
-        <w:t xml:space="preserve"> Based on Extreme Learning Machine." </w:t>
+        <w:t xml:space="preserve">, Zhaoqian Liu, Hui Ding, Quan Zou, and Qin Ma. "CirRNAPL: A Web Server for the Identification of circRNA Based on Extreme Learning Machine." </w:t>
       </w:r>
       <w:r>
         <w:rPr>
@@ -5050,35 +4029,7 @@
         <w:rPr>
           <w:rFonts w:ascii="Arial" w:hAnsi="Arial" w:cs="Arial"/>
         </w:rPr>
-        <w:t xml:space="preserve">Padmapriya Swaminathan, Michelle Ohrtman, Abigail </w:t>
-      </w:r>
-      <w:proofErr w:type="spellStart"/>
-      <w:r>
-        <w:rPr>
-          <w:rFonts w:ascii="Arial" w:hAnsi="Arial" w:cs="Arial"/>
-        </w:rPr>
-        <w:t>Carinder</w:t>
-      </w:r>
-      <w:proofErr w:type="spellEnd"/>
-      <w:r>
-        <w:rPr>
-          <w:rFonts w:ascii="Arial" w:hAnsi="Arial" w:cs="Arial"/>
-        </w:rPr>
-        <w:t xml:space="preserve">, Anup </w:t>
-      </w:r>
-      <w:proofErr w:type="spellStart"/>
-      <w:r>
-        <w:rPr>
-          <w:rFonts w:ascii="Arial" w:hAnsi="Arial" w:cs="Arial"/>
-        </w:rPr>
-        <w:t>Deuja</w:t>
-      </w:r>
-      <w:proofErr w:type="spellEnd"/>
-      <w:r>
-        <w:rPr>
-          <w:rFonts w:ascii="Arial" w:hAnsi="Arial" w:cs="Arial"/>
-        </w:rPr>
-        <w:t xml:space="preserve">, </w:t>
+        <w:t xml:space="preserve">Padmapriya Swaminathan, Michelle Ohrtman, Abigail Carinder, Anup Deuja, </w:t>
       </w:r>
       <w:r>
         <w:rPr>
@@ -5092,35 +4043,7 @@
         <w:rPr>
           <w:rFonts w:ascii="Arial" w:hAnsi="Arial" w:cs="Arial"/>
         </w:rPr>
-        <w:t xml:space="preserve">, John Gaskin, Anne Fennell, and Sharon Clay. "Water Deficit Transcriptomic Responses Differ in the Invasive </w:t>
-      </w:r>
-      <w:proofErr w:type="spellStart"/>
-      <w:r>
-        <w:rPr>
-          <w:rFonts w:ascii="Arial" w:hAnsi="Arial" w:cs="Arial"/>
-        </w:rPr>
-        <w:t>Tamarix</w:t>
-      </w:r>
-      <w:proofErr w:type="spellEnd"/>
-      <w:r>
-        <w:rPr>
-          <w:rFonts w:ascii="Arial" w:hAnsi="Arial" w:cs="Arial"/>
-        </w:rPr>
-        <w:t xml:space="preserve"> chinensis and T. </w:t>
-      </w:r>
-      <w:proofErr w:type="spellStart"/>
-      <w:r>
-        <w:rPr>
-          <w:rFonts w:ascii="Arial" w:hAnsi="Arial" w:cs="Arial"/>
-        </w:rPr>
-        <w:t>ramosissima</w:t>
-      </w:r>
-      <w:proofErr w:type="spellEnd"/>
-      <w:r>
-        <w:rPr>
-          <w:rFonts w:ascii="Arial" w:hAnsi="Arial" w:cs="Arial"/>
-        </w:rPr>
-        <w:t xml:space="preserve"> Established in the Southern and Northern United States." </w:t>
+        <w:t xml:space="preserve">, John Gaskin, Anne Fennell, and Sharon Clay. "Water Deficit Transcriptomic Responses Differ in the Invasive Tamarix chinensis and T. ramosissima Established in the Southern and Northern United States." </w:t>
       </w:r>
       <w:r>
         <w:rPr>
@@ -5154,21 +4077,7 @@
         <w:rPr>
           <w:rFonts w:ascii="Arial" w:hAnsi="Arial" w:cs="Arial"/>
         </w:rPr>
-        <w:t xml:space="preserve">Juan Xie, Anjun Ma, Yu Zhang, </w:t>
-      </w:r>
-      <w:proofErr w:type="spellStart"/>
-      <w:r>
-        <w:rPr>
-          <w:rFonts w:ascii="Arial" w:hAnsi="Arial" w:cs="Arial"/>
-        </w:rPr>
-        <w:t>Bingqiang</w:t>
-      </w:r>
-      <w:proofErr w:type="spellEnd"/>
-      <w:r>
-        <w:rPr>
-          <w:rFonts w:ascii="Arial" w:hAnsi="Arial" w:cs="Arial"/>
-        </w:rPr>
-        <w:t xml:space="preserve"> Liu, Sha Cao, </w:t>
+        <w:t xml:space="preserve">Juan Xie, Anjun Ma, Yu Zhang, Bingqiang Liu, Sha Cao, </w:t>
       </w:r>
       <w:r>
         <w:rPr>
@@ -5182,21 +4091,7 @@
         <w:rPr>
           <w:rFonts w:ascii="Arial" w:hAnsi="Arial" w:cs="Arial"/>
         </w:rPr>
-        <w:t xml:space="preserve">, Jennifer Xu, Chi Zhang, and Qin Ma. "QUBIC2: A Novel and Robust </w:t>
-      </w:r>
-      <w:proofErr w:type="spellStart"/>
-      <w:r>
-        <w:rPr>
-          <w:rFonts w:ascii="Arial" w:hAnsi="Arial" w:cs="Arial"/>
-        </w:rPr>
-        <w:t>Biclustering</w:t>
-      </w:r>
-      <w:proofErr w:type="spellEnd"/>
-      <w:r>
-        <w:rPr>
-          <w:rFonts w:ascii="Arial" w:hAnsi="Arial" w:cs="Arial"/>
-        </w:rPr>
-        <w:t xml:space="preserve"> Algorithm for Analyses and Interpretation of Large-Scale RNA-Seq Data." </w:t>
+        <w:t xml:space="preserve">, Jennifer Xu, Chi Zhang, and Qin Ma. "QUBIC2: A Novel and Robust Biclustering Algorithm for Analyses and Interpretation of Large-Scale RNA-Seq Data." </w:t>
       </w:r>
       <w:r>
         <w:rPr>
@@ -5278,21 +4173,7 @@
         <w:rPr>
           <w:rFonts w:ascii="Arial" w:hAnsi="Arial" w:cs="Arial"/>
         </w:rPr>
-        <w:t xml:space="preserve">Yan Wang, Sen Yang, Jing Zhao, Wei Du, </w:t>
-      </w:r>
-      <w:proofErr w:type="spellStart"/>
-      <w:r>
-        <w:rPr>
-          <w:rFonts w:ascii="Arial" w:hAnsi="Arial" w:cs="Arial"/>
-        </w:rPr>
-        <w:t>Yanchun</w:t>
-      </w:r>
-      <w:proofErr w:type="spellEnd"/>
-      <w:r>
-        <w:rPr>
-          <w:rFonts w:ascii="Arial" w:hAnsi="Arial" w:cs="Arial"/>
-        </w:rPr>
-        <w:t xml:space="preserve"> Liang, </w:t>
+        <w:t xml:space="preserve">Yan Wang, Sen Yang, Jing Zhao, Wei Du, Yanchun Liang, </w:t>
       </w:r>
       <w:r>
         <w:rPr>
@@ -5306,21 +4187,7 @@
         <w:rPr>
           <w:rFonts w:ascii="Arial" w:hAnsi="Arial" w:cs="Arial"/>
         </w:rPr>
-        <w:t xml:space="preserve">, </w:t>
-      </w:r>
-      <w:proofErr w:type="spellStart"/>
-      <w:r>
-        <w:rPr>
-          <w:rFonts w:ascii="Arial" w:hAnsi="Arial" w:cs="Arial"/>
-        </w:rPr>
-        <w:t>Fengfeng</w:t>
-      </w:r>
-      <w:proofErr w:type="spellEnd"/>
-      <w:r>
-        <w:rPr>
-          <w:rFonts w:ascii="Arial" w:hAnsi="Arial" w:cs="Arial"/>
-        </w:rPr>
-        <w:t xml:space="preserve"> Zhou, Yuan Tian, and Qin Ma. "Using Machine Learning to Measure Relatedness between Genes: A Multi-Features Model." </w:t>
+        <w:t xml:space="preserve">, Fengfeng Zhou, Yuan Tian, and Qin Ma. "Using Machine Learning to Measure Relatedness between Genes: A Multi-Features Model." </w:t>
       </w:r>
       <w:r>
         <w:rPr>
@@ -5368,35 +4235,7 @@
         <w:rPr>
           <w:rFonts w:ascii="Arial" w:hAnsi="Arial" w:cs="Arial"/>
         </w:rPr>
-        <w:t xml:space="preserve">, Nicole Shapiro, Tanja </w:t>
-      </w:r>
-      <w:proofErr w:type="spellStart"/>
-      <w:r>
-        <w:rPr>
-          <w:rFonts w:ascii="Arial" w:hAnsi="Arial" w:cs="Arial"/>
-        </w:rPr>
-        <w:t>Woyke</w:t>
-      </w:r>
-      <w:proofErr w:type="spellEnd"/>
-      <w:r>
-        <w:rPr>
-          <w:rFonts w:ascii="Arial" w:hAnsi="Arial" w:cs="Arial"/>
-        </w:rPr>
-        <w:t xml:space="preserve">, and Nikos C. </w:t>
-      </w:r>
-      <w:proofErr w:type="spellStart"/>
-      <w:r>
-        <w:rPr>
-          <w:rFonts w:ascii="Arial" w:hAnsi="Arial" w:cs="Arial"/>
-        </w:rPr>
-        <w:t>Kyrpides</w:t>
-      </w:r>
-      <w:proofErr w:type="spellEnd"/>
-      <w:r>
-        <w:rPr>
-          <w:rFonts w:ascii="Arial" w:hAnsi="Arial" w:cs="Arial"/>
-        </w:rPr>
-        <w:t xml:space="preserve">. "Improved Draft Genome Sequence of Bacillus sp. Strain YF23, Which Has Plant Growth-Promoting Activity." </w:t>
+        <w:t xml:space="preserve">, Nicole Shapiro, Tanja Woyke, and Nikos C. Kyrpides. "Improved Draft Genome Sequence of Bacillus sp. Strain YF23, Which Has Plant Growth-Promoting Activity." </w:t>
       </w:r>
       <w:r>
         <w:rPr>
@@ -5444,49 +4283,7 @@
         <w:rPr>
           <w:rFonts w:ascii="Arial" w:hAnsi="Arial" w:cs="Arial"/>
         </w:rPr>
-        <w:t xml:space="preserve">, Nicole Shapiro, Tanja </w:t>
-      </w:r>
-      <w:proofErr w:type="spellStart"/>
-      <w:r>
-        <w:rPr>
-          <w:rFonts w:ascii="Arial" w:hAnsi="Arial" w:cs="Arial"/>
-        </w:rPr>
-        <w:t>Woyke</w:t>
-      </w:r>
-      <w:proofErr w:type="spellEnd"/>
-      <w:r>
-        <w:rPr>
-          <w:rFonts w:ascii="Arial" w:hAnsi="Arial" w:cs="Arial"/>
-        </w:rPr>
-        <w:t xml:space="preserve">, and Nikos C. </w:t>
-      </w:r>
-      <w:proofErr w:type="spellStart"/>
-      <w:r>
-        <w:rPr>
-          <w:rFonts w:ascii="Arial" w:hAnsi="Arial" w:cs="Arial"/>
-        </w:rPr>
-        <w:t>Kyrpides</w:t>
-      </w:r>
-      <w:proofErr w:type="spellEnd"/>
-      <w:r>
-        <w:rPr>
-          <w:rFonts w:ascii="Arial" w:hAnsi="Arial" w:cs="Arial"/>
-        </w:rPr>
-        <w:t xml:space="preserve">. "Improved Draft Genome Sequence of Pseudomonas </w:t>
-      </w:r>
-      <w:proofErr w:type="spellStart"/>
-      <w:r>
-        <w:rPr>
-          <w:rFonts w:ascii="Arial" w:hAnsi="Arial" w:cs="Arial"/>
-        </w:rPr>
-        <w:t>poae</w:t>
-      </w:r>
-      <w:proofErr w:type="spellEnd"/>
-      <w:r>
-        <w:rPr>
-          <w:rFonts w:ascii="Arial" w:hAnsi="Arial" w:cs="Arial"/>
-        </w:rPr>
-        <w:t xml:space="preserve"> A2-S9, a Strain with Plant Growth-Promoting Activity." </w:t>
+        <w:t xml:space="preserve">, Nicole Shapiro, Tanja Woyke, and Nikos C. Kyrpides. "Improved Draft Genome Sequence of Pseudomonas poae A2-S9, a Strain with Plant Growth-Promoting Activity." </w:t>
       </w:r>
       <w:r>
         <w:rPr>
@@ -5534,35 +4331,7 @@
         <w:rPr>
           <w:rFonts w:ascii="Arial" w:hAnsi="Arial" w:cs="Arial"/>
         </w:rPr>
-        <w:t xml:space="preserve">, Yang Li, Chi Zhang, Yan Wang, </w:t>
-      </w:r>
-      <w:proofErr w:type="spellStart"/>
-      <w:r>
-        <w:rPr>
-          <w:rFonts w:ascii="Arial" w:hAnsi="Arial" w:cs="Arial"/>
-        </w:rPr>
-        <w:t>Bingqiang</w:t>
-      </w:r>
-      <w:proofErr w:type="spellEnd"/>
-      <w:r>
-        <w:rPr>
-          <w:rFonts w:ascii="Arial" w:hAnsi="Arial" w:cs="Arial"/>
-        </w:rPr>
-        <w:t xml:space="preserve"> Liu, and Qin Ma. "Prediction of Regulatory Motifs from Human </w:t>
-      </w:r>
-      <w:proofErr w:type="spellStart"/>
-      <w:r>
-        <w:rPr>
-          <w:rFonts w:ascii="Arial" w:hAnsi="Arial" w:cs="Arial"/>
-        </w:rPr>
-        <w:t>ChIP</w:t>
-      </w:r>
-      <w:proofErr w:type="spellEnd"/>
-      <w:r>
-        <w:rPr>
-          <w:rFonts w:ascii="Arial" w:hAnsi="Arial" w:cs="Arial"/>
-        </w:rPr>
-        <w:t xml:space="preserve">-Sequencing Data Using a Deep Learning Framework." </w:t>
+        <w:t xml:space="preserve">, Yang Li, Chi Zhang, Yan Wang, Bingqiang Liu, and Qin Ma. "Prediction of Regulatory Motifs from Human ChIP-Sequencing Data Using a Deep Learning Framework." </w:t>
       </w:r>
       <w:r>
         <w:rPr>
@@ -5610,21 +4379,7 @@
         <w:rPr>
           <w:rFonts w:ascii="Arial" w:hAnsi="Arial" w:cs="Arial"/>
         </w:rPr>
-        <w:t xml:space="preserve">, </w:t>
-      </w:r>
-      <w:proofErr w:type="spellStart"/>
-      <w:r>
-        <w:rPr>
-          <w:rFonts w:ascii="Arial" w:hAnsi="Arial" w:cs="Arial"/>
-        </w:rPr>
-        <w:t>Shaopeng</w:t>
-      </w:r>
-      <w:proofErr w:type="spellEnd"/>
-      <w:r>
-        <w:rPr>
-          <w:rFonts w:ascii="Arial" w:hAnsi="Arial" w:cs="Arial"/>
-        </w:rPr>
-        <w:t xml:space="preserve"> Gu, Juan Xie, and Qin Ma. "A New Machine Learning-Based Framework for Mapping Uncertainty Analysis in RNA-Seq Read Alignment and Gene Expression Estimation." </w:t>
+        <w:t xml:space="preserve">, Shaopeng Gu, Juan Xie, and Qin Ma. "A New Machine Learning-Based Framework for Mapping Uncertainty Analysis in RNA-Seq Read Alignment and Gene Expression Estimation." </w:t>
       </w:r>
       <w:r>
         <w:rPr>
@@ -5658,35 +4413,7 @@
         <w:rPr>
           <w:rFonts w:ascii="Arial" w:hAnsi="Arial" w:cs="Arial"/>
         </w:rPr>
-        <w:t xml:space="preserve">Siyu Han, </w:t>
-      </w:r>
-      <w:proofErr w:type="spellStart"/>
-      <w:r>
-        <w:rPr>
-          <w:rFonts w:ascii="Arial" w:hAnsi="Arial" w:cs="Arial"/>
-        </w:rPr>
-        <w:t>Yanchun</w:t>
-      </w:r>
-      <w:proofErr w:type="spellEnd"/>
-      <w:r>
-        <w:rPr>
-          <w:rFonts w:ascii="Arial" w:hAnsi="Arial" w:cs="Arial"/>
-        </w:rPr>
-        <w:t xml:space="preserve"> Liang, Qin Ma, </w:t>
-      </w:r>
-      <w:proofErr w:type="spellStart"/>
-      <w:r>
-        <w:rPr>
-          <w:rFonts w:ascii="Arial" w:hAnsi="Arial" w:cs="Arial"/>
-        </w:rPr>
-        <w:t>Yangyi</w:t>
-      </w:r>
-      <w:proofErr w:type="spellEnd"/>
-      <w:r>
-        <w:rPr>
-          <w:rFonts w:ascii="Arial" w:hAnsi="Arial" w:cs="Arial"/>
-        </w:rPr>
-        <w:t xml:space="preserve"> Xu, Yu Zhang, Wei Du, </w:t>
+        <w:t xml:space="preserve">Siyu Han, Yanchun Liang, Qin Ma, Yangyi Xu, Yu Zhang, Wei Du, </w:t>
       </w:r>
       <w:r>
         <w:rPr>
@@ -5700,21 +4427,7 @@
         <w:rPr>
           <w:rFonts w:ascii="Arial" w:hAnsi="Arial" w:cs="Arial"/>
         </w:rPr>
-        <w:t>, and Ying Li. "</w:t>
-      </w:r>
-      <w:proofErr w:type="spellStart"/>
-      <w:r>
-        <w:rPr>
-          <w:rFonts w:ascii="Arial" w:hAnsi="Arial" w:cs="Arial"/>
-        </w:rPr>
-        <w:t>LncFinder</w:t>
-      </w:r>
-      <w:proofErr w:type="spellEnd"/>
-      <w:r>
-        <w:rPr>
-          <w:rFonts w:ascii="Arial" w:hAnsi="Arial" w:cs="Arial"/>
-        </w:rPr>
-        <w:t xml:space="preserve">: An Integrated Platform for Long Non-Coding RNA Identification Utilizing Sequence Intrinsic Composition, Structural Information and Physicochemical Property." </w:t>
+        <w:t xml:space="preserve">, and Ying Li. "LncFinder: An Integrated Platform for Long Non-Coding RNA Identification Utilizing Sequence Intrinsic Composition, Structural Information and Physicochemical Property." </w:t>
       </w:r>
       <w:r>
         <w:rPr>
@@ -5761,6 +4474,7 @@
           <w:sz w:val="22"/>
           <w:szCs w:val="22"/>
         </w:rPr>
+        <w:lastRenderedPageBreak/>
         <w:t>PRESENTATIONS</w:t>
       </w:r>
     </w:p>
@@ -5796,74 +4510,1914 @@
           <w:sz w:val="22"/>
           <w:szCs w:val="22"/>
         </w:rPr>
+        <w:t>2025,</w:t>
+      </w:r>
+      <w:r>
+        <w:rPr>
+          <w:rFonts w:ascii="Arial" w:hAnsi="Arial" w:cs="Arial"/>
+          <w:bCs/>
+          <w:sz w:val="22"/>
+          <w:szCs w:val="22"/>
+        </w:rPr>
+        <w:tab/>
+      </w:r>
+      <w:r>
+        <w:rPr>
+          <w:rFonts w:ascii="Arial" w:hAnsi="Arial" w:cs="Arial"/>
+          <w:b/>
+          <w:bCs/>
+          <w:iCs/>
+          <w:sz w:val="22"/>
+          <w:szCs w:val="22"/>
+        </w:rPr>
+        <w:t>BioChatter: Conversational AI for Biomedical Applications</w:t>
+      </w:r>
+    </w:p>
+    <w:p>
+      <w:pPr>
+        <w:spacing w:line="276" w:lineRule="auto"/>
+        <w:ind w:left="1260"/>
+        <w:rPr>
+          <w:rFonts w:ascii="Arial" w:hAnsi="Arial" w:cs="Arial"/>
+          <w:bCs/>
+          <w:iCs/>
+          <w:sz w:val="22"/>
+          <w:szCs w:val="22"/>
+        </w:rPr>
+      </w:pPr>
+      <w:r>
+        <w:rPr>
+          <w:rFonts w:ascii="Arial" w:hAnsi="Arial" w:cs="Arial"/>
+          <w:bCs/>
+          <w:iCs/>
+          <w:sz w:val="22"/>
+          <w:szCs w:val="22"/>
+        </w:rPr>
+        <w:t>Education &amp; Innovation in AI and Cancer Immunology</w:t>
+      </w:r>
+      <w:r>
+        <w:rPr>
+          <w:rFonts w:ascii="Arial" w:hAnsi="Arial" w:cs="Arial"/>
+          <w:bCs/>
+          <w:iCs/>
+          <w:sz w:val="22"/>
+          <w:szCs w:val="22"/>
+        </w:rPr>
+        <w:t>. Columbus, OH. (Oral Presentation)</w:t>
+      </w:r>
+    </w:p>
+    <w:p>
+      <w:pPr>
+        <w:spacing w:line="276" w:lineRule="auto"/>
+        <w:ind w:left="1260" w:hanging="1260"/>
+        <w:rPr>
+          <w:rFonts w:ascii="Arial" w:hAnsi="Arial" w:cs="Arial"/>
+          <w:b/>
+          <w:bCs/>
+          <w:iCs/>
+          <w:sz w:val="22"/>
+          <w:szCs w:val="22"/>
+        </w:rPr>
+      </w:pPr>
+      <w:r>
+        <w:rPr>
+          <w:rFonts w:ascii="Arial" w:hAnsi="Arial" w:cs="Arial"/>
+          <w:bCs/>
+          <w:sz w:val="22"/>
+          <w:szCs w:val="22"/>
+        </w:rPr>
+        <w:t>202</w:t>
+      </w:r>
+      <w:r>
+        <w:rPr>
+          <w:rFonts w:ascii="Arial" w:hAnsi="Arial" w:cs="Arial"/>
+          <w:bCs/>
+          <w:sz w:val="22"/>
+          <w:szCs w:val="22"/>
+        </w:rPr>
+        <w:t>5</w:t>
+      </w:r>
+      <w:r>
+        <w:rPr>
+          <w:rFonts w:ascii="Arial" w:hAnsi="Arial" w:cs="Arial"/>
+          <w:bCs/>
+          <w:sz w:val="22"/>
+          <w:szCs w:val="22"/>
+        </w:rPr>
+        <w:t>,</w:t>
+      </w:r>
+      <w:r>
+        <w:rPr>
+          <w:rFonts w:ascii="Arial" w:hAnsi="Arial" w:cs="Arial"/>
+          <w:bCs/>
+          <w:sz w:val="22"/>
+          <w:szCs w:val="22"/>
+        </w:rPr>
+        <w:tab/>
+      </w:r>
+      <w:r>
+        <w:rPr>
+          <w:rFonts w:ascii="Arial" w:hAnsi="Arial" w:cs="Arial"/>
+          <w:b/>
+          <w:bCs/>
+          <w:iCs/>
+          <w:sz w:val="22"/>
+          <w:szCs w:val="22"/>
+        </w:rPr>
+        <w:t>BioChatter:</w:t>
+      </w:r>
+      <w:r>
+        <w:rPr>
+          <w:rFonts w:ascii="Arial" w:hAnsi="Arial" w:cs="Arial"/>
+          <w:b/>
+          <w:bCs/>
+          <w:iCs/>
+          <w:sz w:val="22"/>
+          <w:szCs w:val="22"/>
+        </w:rPr>
+        <w:t xml:space="preserve"> </w:t>
+      </w:r>
+      <w:r>
+        <w:rPr>
+          <w:rFonts w:ascii="Arial" w:hAnsi="Arial" w:cs="Arial"/>
+          <w:b/>
+          <w:bCs/>
+          <w:iCs/>
+          <w:sz w:val="22"/>
+          <w:szCs w:val="22"/>
+        </w:rPr>
+        <w:t>A platform for the biomedical application of large language models</w:t>
+      </w:r>
+    </w:p>
+    <w:p>
+      <w:pPr>
+        <w:spacing w:line="276" w:lineRule="auto"/>
+        <w:ind w:left="1260"/>
+        <w:rPr>
+          <w:rFonts w:ascii="Arial" w:hAnsi="Arial" w:cs="Arial"/>
+          <w:bCs/>
+          <w:iCs/>
+          <w:sz w:val="22"/>
+          <w:szCs w:val="22"/>
+        </w:rPr>
+      </w:pPr>
+      <w:r>
+        <w:rPr>
+          <w:rFonts w:ascii="Arial" w:hAnsi="Arial" w:cs="Arial"/>
+          <w:bCs/>
+          <w:iCs/>
+          <w:sz w:val="22"/>
+          <w:szCs w:val="22"/>
+        </w:rPr>
+        <w:t>PIIO Research in Progress</w:t>
+      </w:r>
+      <w:r>
+        <w:rPr>
+          <w:rFonts w:ascii="Arial" w:hAnsi="Arial" w:cs="Arial"/>
+          <w:bCs/>
+          <w:iCs/>
+          <w:sz w:val="22"/>
+          <w:szCs w:val="22"/>
+        </w:rPr>
+        <w:t>. Columbus, OH. (Oral Presentation)</w:t>
+      </w:r>
+    </w:p>
+    <w:p>
+      <w:pPr>
+        <w:spacing w:line="276" w:lineRule="auto"/>
+        <w:ind w:left="1260" w:hanging="1260"/>
+        <w:rPr>
+          <w:rFonts w:ascii="Arial" w:hAnsi="Arial" w:cs="Arial"/>
+          <w:b/>
+          <w:bCs/>
+          <w:iCs/>
+          <w:sz w:val="22"/>
+          <w:szCs w:val="22"/>
+        </w:rPr>
+      </w:pPr>
+      <w:r>
+        <w:rPr>
+          <w:rFonts w:ascii="Arial" w:hAnsi="Arial" w:cs="Arial"/>
+          <w:bCs/>
+          <w:sz w:val="22"/>
+          <w:szCs w:val="22"/>
+        </w:rPr>
+        <w:t>2024,</w:t>
+      </w:r>
+      <w:r>
+        <w:rPr>
+          <w:rFonts w:ascii="Arial" w:hAnsi="Arial" w:cs="Arial"/>
+          <w:bCs/>
+          <w:sz w:val="22"/>
+          <w:szCs w:val="22"/>
+        </w:rPr>
+        <w:tab/>
+      </w:r>
+      <w:r>
+        <w:rPr>
+          <w:rFonts w:ascii="Arial" w:hAnsi="Arial" w:cs="Arial"/>
+          <w:b/>
+          <w:bCs/>
+          <w:iCs/>
+          <w:sz w:val="22"/>
+          <w:szCs w:val="22"/>
+        </w:rPr>
+        <w:t>A single-cell and spatial RNA-seq database for Alzheimer’s disease (ssREAD)</w:t>
+      </w:r>
+    </w:p>
+    <w:p>
+      <w:pPr>
+        <w:spacing w:line="276" w:lineRule="auto"/>
+        <w:ind w:left="1260"/>
+        <w:rPr>
+          <w:rFonts w:ascii="Arial" w:hAnsi="Arial" w:cs="Arial"/>
+          <w:bCs/>
+          <w:iCs/>
+          <w:sz w:val="22"/>
+          <w:szCs w:val="22"/>
+        </w:rPr>
+      </w:pPr>
+      <w:r>
+        <w:rPr>
+          <w:rFonts w:ascii="Arial" w:hAnsi="Arial" w:cs="Arial"/>
+          <w:bCs/>
+          <w:iCs/>
+          <w:sz w:val="22"/>
+          <w:szCs w:val="22"/>
+        </w:rPr>
+        <w:t>International Conference on Intelligent Biology and Medicine (ICIBM 202</w:t>
+      </w:r>
+      <w:r>
+        <w:rPr>
+          <w:rFonts w:ascii="Arial" w:hAnsi="Arial" w:cs="Arial"/>
+          <w:bCs/>
+          <w:iCs/>
+          <w:sz w:val="22"/>
+          <w:szCs w:val="22"/>
+        </w:rPr>
+        <w:t>4</w:t>
+      </w:r>
+      <w:r>
+        <w:rPr>
+          <w:rFonts w:ascii="Arial" w:hAnsi="Arial" w:cs="Arial"/>
+          <w:bCs/>
+          <w:iCs/>
+          <w:sz w:val="22"/>
+          <w:szCs w:val="22"/>
+        </w:rPr>
+        <w:t>). Houston, TX. (Oral Presentation)</w:t>
+      </w:r>
+    </w:p>
+    <w:p>
+      <w:pPr>
+        <w:spacing w:line="276" w:lineRule="auto"/>
+        <w:ind w:left="1260" w:hanging="1260"/>
+        <w:rPr>
+          <w:rFonts w:ascii="Arial" w:hAnsi="Arial" w:cs="Arial"/>
+          <w:bCs/>
+          <w:sz w:val="22"/>
+          <w:szCs w:val="22"/>
+        </w:rPr>
+      </w:pPr>
+      <w:r>
+        <w:rPr>
+          <w:rFonts w:ascii="Arial" w:hAnsi="Arial" w:cs="Arial"/>
+          <w:bCs/>
+          <w:sz w:val="22"/>
+          <w:szCs w:val="22"/>
+        </w:rPr>
+        <w:t>2023,</w:t>
+      </w:r>
+      <w:r>
+        <w:rPr>
+          <w:rFonts w:ascii="Arial" w:hAnsi="Arial" w:cs="Arial"/>
+          <w:bCs/>
+          <w:sz w:val="22"/>
+          <w:szCs w:val="22"/>
+        </w:rPr>
+        <w:tab/>
+      </w:r>
+      <w:r>
+        <w:rPr>
+          <w:rFonts w:ascii="Arial" w:hAnsi="Arial" w:cs="Arial"/>
+          <w:b/>
+          <w:bCs/>
+          <w:iCs/>
+          <w:sz w:val="22"/>
+          <w:szCs w:val="22"/>
+        </w:rPr>
+        <w:t xml:space="preserve">A Weighted Two-stage Sequence Alignment Framework to Identify DNA Motifs from ChIP-exo Data </w:t>
+      </w:r>
+    </w:p>
+    <w:p>
+      <w:pPr>
+        <w:spacing w:line="276" w:lineRule="auto"/>
+        <w:ind w:left="1260"/>
+        <w:rPr>
+          <w:rFonts w:ascii="Arial" w:hAnsi="Arial" w:cs="Arial"/>
+          <w:bCs/>
+          <w:iCs/>
+          <w:sz w:val="22"/>
+          <w:szCs w:val="22"/>
+        </w:rPr>
+      </w:pPr>
+      <w:r>
+        <w:rPr>
+          <w:rFonts w:ascii="Arial" w:hAnsi="Arial" w:cs="Arial"/>
+          <w:bCs/>
+          <w:iCs/>
+          <w:sz w:val="22"/>
+          <w:szCs w:val="22"/>
+        </w:rPr>
+        <w:t>International Conference on Intelligent Biology and Medicine (ICIBM 2023). Tampa, FL. (Oral Presentation)</w:t>
+      </w:r>
+    </w:p>
+    <w:p>
+      <w:pPr>
+        <w:spacing w:line="276" w:lineRule="auto"/>
+        <w:ind w:left="1260" w:hanging="1260"/>
+        <w:rPr>
+          <w:rFonts w:ascii="Arial" w:hAnsi="Arial" w:cs="Arial"/>
+          <w:bCs/>
+          <w:sz w:val="22"/>
+          <w:szCs w:val="22"/>
+        </w:rPr>
+      </w:pPr>
+      <w:r>
+        <w:rPr>
+          <w:rFonts w:ascii="Arial" w:hAnsi="Arial" w:cs="Arial"/>
+          <w:bCs/>
+          <w:sz w:val="22"/>
+          <w:szCs w:val="22"/>
+        </w:rPr>
+        <w:t>202</w:t>
+      </w:r>
+      <w:r>
+        <w:rPr>
+          <w:rFonts w:ascii="Arial" w:hAnsi="Arial" w:cs="Arial"/>
+          <w:bCs/>
+          <w:sz w:val="22"/>
+          <w:szCs w:val="22"/>
+        </w:rPr>
+        <w:t>3</w:t>
+      </w:r>
+      <w:r>
+        <w:rPr>
+          <w:rFonts w:ascii="Arial" w:hAnsi="Arial" w:cs="Arial"/>
+          <w:bCs/>
+          <w:sz w:val="22"/>
+          <w:szCs w:val="22"/>
+        </w:rPr>
+        <w:t>,</w:t>
+      </w:r>
+      <w:r>
+        <w:rPr>
+          <w:rFonts w:ascii="Arial" w:hAnsi="Arial" w:cs="Arial"/>
+          <w:bCs/>
+          <w:sz w:val="22"/>
+          <w:szCs w:val="22"/>
+        </w:rPr>
+        <w:tab/>
+      </w:r>
+      <w:r>
+        <w:rPr>
+          <w:rFonts w:ascii="Arial" w:hAnsi="Arial" w:cs="Arial"/>
+          <w:b/>
+          <w:bCs/>
+          <w:iCs/>
+          <w:sz w:val="22"/>
+          <w:szCs w:val="22"/>
+        </w:rPr>
+        <w:t>TriState Data Analysis Core: Advancements in Data Submission, Analysis, and Tool Development</w:t>
+      </w:r>
+    </w:p>
+    <w:p>
+      <w:pPr>
+        <w:spacing w:line="276" w:lineRule="auto"/>
+        <w:ind w:left="1260"/>
+        <w:rPr>
+          <w:rFonts w:ascii="Arial" w:hAnsi="Arial" w:cs="Arial"/>
+          <w:bCs/>
+          <w:iCs/>
+          <w:sz w:val="22"/>
+          <w:szCs w:val="22"/>
+        </w:rPr>
+      </w:pPr>
+      <w:r>
+        <w:rPr>
+          <w:rFonts w:ascii="Arial" w:hAnsi="Arial" w:cs="Arial"/>
+          <w:bCs/>
+          <w:iCs/>
+          <w:sz w:val="22"/>
+          <w:szCs w:val="22"/>
+        </w:rPr>
+        <w:t>SenNet TriState Annual Conference 2023. Rochester, NY.</w:t>
+      </w:r>
+      <w:r>
+        <w:rPr>
+          <w:rFonts w:ascii="Arial" w:hAnsi="Arial" w:cs="Arial"/>
+          <w:bCs/>
+          <w:iCs/>
+          <w:sz w:val="22"/>
+          <w:szCs w:val="22"/>
+        </w:rPr>
+        <w:t xml:space="preserve"> (</w:t>
+      </w:r>
+      <w:r>
+        <w:rPr>
+          <w:rFonts w:ascii="Arial" w:hAnsi="Arial" w:cs="Arial"/>
+          <w:bCs/>
+          <w:iCs/>
+          <w:sz w:val="22"/>
+          <w:szCs w:val="22"/>
+        </w:rPr>
+        <w:t>Poster</w:t>
+      </w:r>
+      <w:r>
+        <w:rPr>
+          <w:rFonts w:ascii="Arial" w:hAnsi="Arial" w:cs="Arial"/>
+          <w:bCs/>
+          <w:iCs/>
+          <w:sz w:val="22"/>
+          <w:szCs w:val="22"/>
+        </w:rPr>
+        <w:t xml:space="preserve"> Presentation)</w:t>
+      </w:r>
+    </w:p>
+    <w:p>
+      <w:pPr>
+        <w:spacing w:line="276" w:lineRule="auto"/>
+        <w:ind w:left="1260" w:hanging="1260"/>
+        <w:rPr>
+          <w:rFonts w:ascii="Arial" w:hAnsi="Arial" w:cs="Arial"/>
+          <w:b/>
+          <w:bCs/>
+          <w:iCs/>
+          <w:sz w:val="22"/>
+          <w:szCs w:val="22"/>
+        </w:rPr>
+      </w:pPr>
+      <w:r>
+        <w:rPr>
+          <w:rFonts w:ascii="Arial" w:hAnsi="Arial" w:cs="Arial"/>
+          <w:bCs/>
+          <w:sz w:val="22"/>
+          <w:szCs w:val="22"/>
+        </w:rPr>
+        <w:t>2023,</w:t>
+      </w:r>
+      <w:r>
+        <w:rPr>
+          <w:rFonts w:ascii="Arial" w:hAnsi="Arial" w:cs="Arial"/>
+          <w:bCs/>
+          <w:sz w:val="22"/>
+          <w:szCs w:val="22"/>
+        </w:rPr>
+        <w:tab/>
+      </w:r>
+      <w:r>
+        <w:rPr>
+          <w:rFonts w:ascii="Arial" w:hAnsi="Arial" w:cs="Arial"/>
+          <w:b/>
+          <w:bCs/>
+          <w:iCs/>
+          <w:sz w:val="22"/>
+          <w:szCs w:val="22"/>
+        </w:rPr>
+        <w:t xml:space="preserve">Identifying cell-type-specific senescent cells and signature genes using heterogeneous graph contrastive learning </w:t>
+      </w:r>
+    </w:p>
+    <w:p>
+      <w:pPr>
+        <w:spacing w:line="276" w:lineRule="auto"/>
+        <w:ind w:left="1260"/>
+        <w:rPr>
+          <w:rFonts w:ascii="Arial" w:hAnsi="Arial" w:cs="Arial"/>
+          <w:bCs/>
+          <w:iCs/>
+          <w:sz w:val="22"/>
+          <w:szCs w:val="22"/>
+        </w:rPr>
+      </w:pPr>
+      <w:r>
+        <w:rPr>
+          <w:rFonts w:ascii="Arial" w:hAnsi="Arial" w:cs="Arial"/>
+          <w:iCs/>
+          <w:sz w:val="22"/>
+          <w:szCs w:val="22"/>
+        </w:rPr>
+        <w:t>SenNet Annual Meeting 2023. Minneapolis, MN.</w:t>
+      </w:r>
+      <w:r>
+        <w:rPr>
+          <w:rFonts w:ascii="Arial" w:hAnsi="Arial" w:cs="Arial"/>
+          <w:b/>
+          <w:bCs/>
+          <w:iCs/>
+          <w:sz w:val="22"/>
+          <w:szCs w:val="22"/>
+        </w:rPr>
+        <w:t xml:space="preserve"> </w:t>
+      </w:r>
+      <w:r>
+        <w:rPr>
+          <w:rFonts w:ascii="Arial" w:hAnsi="Arial" w:cs="Arial"/>
+          <w:bCs/>
+          <w:iCs/>
+          <w:sz w:val="22"/>
+          <w:szCs w:val="22"/>
+        </w:rPr>
+        <w:t>(Poster Presentation)</w:t>
+      </w:r>
+    </w:p>
+    <w:p>
+      <w:pPr>
+        <w:spacing w:line="276" w:lineRule="auto"/>
+        <w:ind w:left="1260" w:hanging="1260"/>
+        <w:rPr>
+          <w:rFonts w:ascii="Arial" w:hAnsi="Arial" w:cs="Arial"/>
+          <w:bCs/>
+          <w:sz w:val="22"/>
+          <w:szCs w:val="22"/>
+        </w:rPr>
+      </w:pPr>
+      <w:r>
+        <w:rPr>
+          <w:rFonts w:ascii="Arial" w:hAnsi="Arial" w:cs="Arial"/>
+          <w:bCs/>
+          <w:sz w:val="22"/>
+          <w:szCs w:val="22"/>
+        </w:rPr>
+        <w:t>20</w:t>
+      </w:r>
+      <w:r>
+        <w:rPr>
+          <w:rFonts w:ascii="Arial" w:hAnsi="Arial" w:cs="Arial"/>
+          <w:bCs/>
+          <w:sz w:val="22"/>
+          <w:szCs w:val="22"/>
+        </w:rPr>
+        <w:t>21</w:t>
+      </w:r>
+      <w:r>
+        <w:rPr>
+          <w:rFonts w:ascii="Arial" w:hAnsi="Arial" w:cs="Arial"/>
+          <w:bCs/>
+          <w:sz w:val="22"/>
+          <w:szCs w:val="22"/>
+        </w:rPr>
+        <w:t>,</w:t>
+      </w:r>
+      <w:r>
+        <w:rPr>
+          <w:rFonts w:ascii="Arial" w:hAnsi="Arial" w:cs="Arial"/>
+          <w:bCs/>
+          <w:sz w:val="22"/>
+          <w:szCs w:val="22"/>
+        </w:rPr>
+        <w:tab/>
+      </w:r>
+      <w:r>
+        <w:rPr>
+          <w:rFonts w:ascii="Arial" w:hAnsi="Arial" w:cs="Arial"/>
+          <w:b/>
+          <w:bCs/>
+          <w:iCs/>
+          <w:sz w:val="22"/>
+          <w:szCs w:val="22"/>
+        </w:rPr>
+        <w:t>Analyze RNA-seq data using IRIS-EDA web server</w:t>
+      </w:r>
+      <w:r>
+        <w:rPr>
+          <w:rFonts w:ascii="Arial" w:hAnsi="Arial" w:cs="Arial"/>
+          <w:b/>
+          <w:bCs/>
+          <w:iCs/>
+          <w:sz w:val="22"/>
+          <w:szCs w:val="22"/>
+        </w:rPr>
+        <w:t xml:space="preserve"> </w:t>
+      </w:r>
+    </w:p>
+    <w:p>
+      <w:pPr>
+        <w:spacing w:line="276" w:lineRule="auto"/>
+        <w:ind w:left="840" w:firstLine="420"/>
+        <w:rPr>
+          <w:rFonts w:ascii="Arial" w:hAnsi="Arial" w:cs="Arial"/>
+          <w:bCs/>
+          <w:iCs/>
+          <w:sz w:val="22"/>
+          <w:szCs w:val="22"/>
+        </w:rPr>
+      </w:pPr>
+      <w:r>
+        <w:rPr>
+          <w:rFonts w:ascii="Arial" w:hAnsi="Arial" w:cs="Arial"/>
+          <w:bCs/>
+          <w:iCs/>
+          <w:sz w:val="22"/>
+          <w:szCs w:val="22"/>
+        </w:rPr>
+        <w:t>Vitismeet: grapes at UC Davis &amp; SLU. Columbus, OH. (Oral Presentation)</w:t>
+      </w:r>
+    </w:p>
+    <w:p>
+      <w:pPr>
+        <w:spacing w:line="276" w:lineRule="auto"/>
+        <w:ind w:left="1260" w:hanging="1260"/>
+        <w:rPr>
+          <w:rFonts w:ascii="Arial" w:hAnsi="Arial" w:cs="Arial"/>
+          <w:bCs/>
+          <w:sz w:val="22"/>
+          <w:szCs w:val="22"/>
+        </w:rPr>
+      </w:pPr>
+      <w:r>
+        <w:rPr>
+          <w:rFonts w:ascii="Arial" w:hAnsi="Arial" w:cs="Arial"/>
+          <w:bCs/>
+          <w:sz w:val="22"/>
+          <w:szCs w:val="22"/>
+        </w:rPr>
+        <w:t>20</w:t>
+      </w:r>
+      <w:r>
+        <w:rPr>
+          <w:rFonts w:ascii="Arial" w:hAnsi="Arial" w:cs="Arial"/>
+          <w:bCs/>
+          <w:sz w:val="22"/>
+          <w:szCs w:val="22"/>
+        </w:rPr>
+        <w:t>20</w:t>
+      </w:r>
+      <w:r>
+        <w:rPr>
+          <w:rFonts w:ascii="Arial" w:hAnsi="Arial" w:cs="Arial"/>
+          <w:bCs/>
+          <w:sz w:val="22"/>
+          <w:szCs w:val="22"/>
+        </w:rPr>
+        <w:t>,</w:t>
+      </w:r>
+      <w:r>
+        <w:rPr>
+          <w:rFonts w:ascii="Arial" w:hAnsi="Arial" w:cs="Arial"/>
+          <w:bCs/>
+          <w:sz w:val="22"/>
+          <w:szCs w:val="22"/>
+        </w:rPr>
+        <w:tab/>
+      </w:r>
+      <w:r>
+        <w:rPr>
+          <w:rFonts w:ascii="Arial" w:hAnsi="Arial" w:cs="Arial"/>
+          <w:b/>
+          <w:bCs/>
+          <w:iCs/>
+          <w:sz w:val="22"/>
+          <w:szCs w:val="22"/>
+        </w:rPr>
+        <w:t>Computational tool and pipeline for RNA-seq data analysis</w:t>
+      </w:r>
+    </w:p>
+    <w:p>
+      <w:pPr>
+        <w:spacing w:line="276" w:lineRule="auto"/>
+        <w:ind w:left="840" w:firstLine="420"/>
+        <w:rPr>
+          <w:rFonts w:ascii="Arial" w:hAnsi="Arial" w:cs="Arial"/>
+          <w:bCs/>
+          <w:iCs/>
+          <w:sz w:val="22"/>
+          <w:szCs w:val="22"/>
+        </w:rPr>
+      </w:pPr>
+      <w:r>
+        <w:rPr>
+          <w:rFonts w:ascii="Arial" w:hAnsi="Arial" w:cs="Arial"/>
+          <w:bCs/>
+          <w:iCs/>
+          <w:sz w:val="22"/>
+          <w:szCs w:val="22"/>
+        </w:rPr>
+        <w:t>NSF PGRP Grape Grafting Annual Meeting. Columbus, OH. (Oral Presentation)</w:t>
+      </w:r>
+    </w:p>
+    <w:p>
+      <w:pPr>
+        <w:spacing w:line="276" w:lineRule="auto"/>
+        <w:rPr>
+          <w:rFonts w:ascii="Arial" w:hAnsi="Arial" w:cs="Arial"/>
+          <w:sz w:val="22"/>
+          <w:szCs w:val="22"/>
+        </w:rPr>
+      </w:pPr>
+      <w:r>
+        <w:rPr>
+          <w:rFonts w:ascii="Arial" w:hAnsi="Arial" w:cs="Arial"/>
+          <w:sz w:val="22"/>
+          <w:szCs w:val="22"/>
+        </w:rPr>
+        <w:t>20</w:t>
+      </w:r>
+      <w:r>
+        <w:rPr>
+          <w:rFonts w:ascii="Arial" w:hAnsi="Arial" w:cs="Arial"/>
+          <w:sz w:val="22"/>
+          <w:szCs w:val="22"/>
+        </w:rPr>
+        <w:t>19</w:t>
+      </w:r>
+      <w:r>
+        <w:rPr>
+          <w:rFonts w:ascii="Arial" w:hAnsi="Arial" w:cs="Arial"/>
+          <w:sz w:val="22"/>
+          <w:szCs w:val="22"/>
+        </w:rPr>
+        <w:t>,</w:t>
+      </w:r>
+      <w:r>
+        <w:rPr>
+          <w:rFonts w:ascii="Arial" w:hAnsi="Arial" w:cs="Arial"/>
+          <w:sz w:val="22"/>
+          <w:szCs w:val="22"/>
+        </w:rPr>
+        <w:tab/>
+      </w:r>
+      <w:r>
+        <w:rPr>
+          <w:rFonts w:ascii="Arial" w:hAnsi="Arial" w:cs="Arial"/>
+          <w:sz w:val="22"/>
+          <w:szCs w:val="22"/>
+        </w:rPr>
+        <w:tab/>
+      </w:r>
+      <w:r>
+        <w:rPr>
+          <w:rFonts w:ascii="Arial" w:hAnsi="Arial" w:cs="Arial"/>
+          <w:b/>
+          <w:sz w:val="22"/>
+          <w:szCs w:val="22"/>
+        </w:rPr>
+        <w:t>Identification of Regulatory DNA Motifs Using ChIP-exo data</w:t>
+      </w:r>
+    </w:p>
+    <w:p>
+      <w:pPr>
+        <w:spacing w:line="276" w:lineRule="auto"/>
+        <w:ind w:left="840" w:firstLine="420"/>
+        <w:rPr>
+          <w:rFonts w:ascii="Arial" w:hAnsi="Arial" w:cs="Arial"/>
+          <w:sz w:val="22"/>
+          <w:szCs w:val="22"/>
+        </w:rPr>
+      </w:pPr>
+      <w:r>
+        <w:rPr>
+          <w:rFonts w:ascii="Arial" w:hAnsi="Arial" w:cs="Arial"/>
+          <w:sz w:val="22"/>
+          <w:szCs w:val="22"/>
+        </w:rPr>
+        <w:t>BMI Internship Poster Session. Columbus, OH. (Poster presentation)</w:t>
+      </w:r>
+    </w:p>
+    <w:p>
+      <w:pPr>
+        <w:spacing w:line="276" w:lineRule="auto"/>
+        <w:rPr>
+          <w:rFonts w:ascii="Arial" w:hAnsi="Arial" w:cs="Arial"/>
+          <w:sz w:val="22"/>
+          <w:szCs w:val="22"/>
+        </w:rPr>
+      </w:pPr>
+      <w:r>
+        <w:rPr>
+          <w:rFonts w:ascii="Arial" w:hAnsi="Arial" w:cs="Arial"/>
+          <w:sz w:val="22"/>
+          <w:szCs w:val="22"/>
+        </w:rPr>
+        <w:t>20</w:t>
+      </w:r>
+      <w:r>
+        <w:rPr>
+          <w:rFonts w:ascii="Arial" w:hAnsi="Arial" w:cs="Arial"/>
+          <w:sz w:val="22"/>
+          <w:szCs w:val="22"/>
+        </w:rPr>
+        <w:t>19</w:t>
+      </w:r>
+      <w:r>
+        <w:rPr>
+          <w:rFonts w:ascii="Arial" w:hAnsi="Arial" w:cs="Arial"/>
+          <w:sz w:val="22"/>
+          <w:szCs w:val="22"/>
+        </w:rPr>
+        <w:t>,</w:t>
+      </w:r>
+      <w:r>
+        <w:rPr>
+          <w:rFonts w:ascii="Arial" w:hAnsi="Arial" w:cs="Arial"/>
+          <w:sz w:val="22"/>
+          <w:szCs w:val="22"/>
+        </w:rPr>
+        <w:tab/>
+      </w:r>
+      <w:r>
+        <w:rPr>
+          <w:rFonts w:ascii="Arial" w:hAnsi="Arial" w:cs="Arial"/>
+          <w:sz w:val="22"/>
+          <w:szCs w:val="22"/>
+        </w:rPr>
+        <w:tab/>
+      </w:r>
+      <w:r>
+        <w:rPr>
+          <w:rFonts w:ascii="Arial" w:hAnsi="Arial" w:cs="Arial"/>
+          <w:b/>
+          <w:bCs/>
+          <w:sz w:val="22"/>
+          <w:szCs w:val="22"/>
+        </w:rPr>
+        <w:t>Development of Regulatory Motif Identification program</w:t>
+      </w:r>
+    </w:p>
+    <w:p>
+      <w:pPr>
+        <w:spacing w:line="276" w:lineRule="auto"/>
+        <w:ind w:left="840" w:firstLine="420"/>
+        <w:rPr>
+          <w:rFonts w:ascii="Arial" w:hAnsi="Arial" w:cs="Arial"/>
+          <w:sz w:val="22"/>
+          <w:szCs w:val="22"/>
+        </w:rPr>
+      </w:pPr>
+      <w:r>
+        <w:rPr>
+          <w:rFonts w:ascii="Arial" w:hAnsi="Arial" w:cs="Arial"/>
+          <w:sz w:val="22"/>
+          <w:szCs w:val="22"/>
+        </w:rPr>
+        <w:t>BioSNTR Plant Science Research Day. Brookings, SD.</w:t>
+      </w:r>
+      <w:r>
+        <w:rPr>
+          <w:rFonts w:ascii="Arial" w:hAnsi="Arial" w:cs="Arial"/>
+          <w:sz w:val="22"/>
+          <w:szCs w:val="22"/>
+        </w:rPr>
+        <w:t xml:space="preserve"> (Poster presentation)</w:t>
+      </w:r>
+    </w:p>
+    <w:p>
+      <w:pPr>
+        <w:spacing w:line="276" w:lineRule="auto"/>
+        <w:rPr>
+          <w:rFonts w:ascii="Arial" w:hAnsi="Arial" w:cs="Arial"/>
+          <w:sz w:val="22"/>
+          <w:szCs w:val="22"/>
+        </w:rPr>
+      </w:pPr>
+      <w:r>
+        <w:rPr>
+          <w:rFonts w:ascii="Arial" w:hAnsi="Arial" w:cs="Arial"/>
+          <w:sz w:val="22"/>
+          <w:szCs w:val="22"/>
+        </w:rPr>
+        <w:t>20</w:t>
+      </w:r>
+      <w:r>
+        <w:rPr>
+          <w:rFonts w:ascii="Arial" w:hAnsi="Arial" w:cs="Arial"/>
+          <w:sz w:val="22"/>
+          <w:szCs w:val="22"/>
+        </w:rPr>
+        <w:t>18</w:t>
+      </w:r>
+      <w:r>
+        <w:rPr>
+          <w:rFonts w:ascii="Arial" w:hAnsi="Arial" w:cs="Arial"/>
+          <w:sz w:val="22"/>
+          <w:szCs w:val="22"/>
+        </w:rPr>
+        <w:t xml:space="preserve">, </w:t>
+      </w:r>
+      <w:r>
+        <w:rPr>
+          <w:rFonts w:ascii="Arial" w:hAnsi="Arial" w:cs="Arial"/>
+          <w:sz w:val="22"/>
+          <w:szCs w:val="22"/>
+        </w:rPr>
+        <w:tab/>
+      </w:r>
+      <w:r>
+        <w:rPr>
+          <w:rFonts w:ascii="Arial" w:hAnsi="Arial" w:cs="Arial"/>
+          <w:sz w:val="22"/>
+          <w:szCs w:val="22"/>
+        </w:rPr>
+        <w:tab/>
+      </w:r>
+      <w:r>
+        <w:rPr>
+          <w:rFonts w:ascii="Arial" w:hAnsi="Arial" w:cs="Arial"/>
+          <w:b/>
+          <w:sz w:val="22"/>
+          <w:szCs w:val="22"/>
+        </w:rPr>
+        <w:t>Combining Computational Methods and Experimental Data for Motif Prediction</w:t>
+      </w:r>
+    </w:p>
+    <w:p>
+      <w:pPr>
+        <w:spacing w:line="276" w:lineRule="auto"/>
+        <w:ind w:left="840" w:firstLine="420"/>
+        <w:rPr>
+          <w:rFonts w:ascii="Arial" w:hAnsi="Arial" w:cs="Arial"/>
+          <w:sz w:val="22"/>
+          <w:szCs w:val="22"/>
+        </w:rPr>
+      </w:pPr>
+      <w:r>
+        <w:rPr>
+          <w:rFonts w:ascii="Arial" w:hAnsi="Arial" w:cs="Arial"/>
+          <w:sz w:val="22"/>
+          <w:szCs w:val="22"/>
+        </w:rPr>
+        <w:t>BioSNTR Plant Science Research Day. Brookings, SD. (Poster Presentation)</w:t>
+      </w:r>
+    </w:p>
+    <w:p>
+      <w:pPr>
+        <w:spacing w:line="276" w:lineRule="auto"/>
+        <w:rPr>
+          <w:rFonts w:ascii="Arial" w:hAnsi="Arial" w:cs="Arial"/>
+          <w:sz w:val="22"/>
+          <w:szCs w:val="22"/>
+        </w:rPr>
+      </w:pPr>
+    </w:p>
+    <w:p>
+      <w:pPr>
+        <w:spacing w:line="276" w:lineRule="auto"/>
+        <w:rPr>
+          <w:rFonts w:ascii="Arial" w:hAnsi="Arial" w:cs="Arial"/>
+          <w:b/>
+          <w:sz w:val="22"/>
+          <w:szCs w:val="22"/>
+        </w:rPr>
+      </w:pPr>
+      <w:r>
+        <w:rPr>
+          <w:rFonts w:ascii="Arial" w:hAnsi="Arial" w:cs="Arial"/>
+          <w:b/>
+          <w:sz w:val="22"/>
+          <w:szCs w:val="22"/>
+        </w:rPr>
+        <w:t>TEACHING</w:t>
+      </w:r>
+    </w:p>
+    <w:p>
+      <w:pPr>
+        <w:spacing w:line="276" w:lineRule="auto"/>
+        <w:ind w:left="1260" w:hanging="1260"/>
+        <w:rPr>
+          <w:rFonts w:ascii="Arial" w:hAnsi="Arial" w:cs="Arial"/>
+          <w:bCs/>
+          <w:sz w:val="22"/>
+          <w:szCs w:val="22"/>
+        </w:rPr>
+      </w:pPr>
+    </w:p>
+    <w:p>
+      <w:pPr>
+        <w:spacing w:line="276" w:lineRule="auto"/>
+        <w:ind w:left="1260" w:hanging="1260"/>
+        <w:rPr>
+          <w:rFonts w:ascii="Arial" w:hAnsi="Arial" w:cs="Arial"/>
+          <w:sz w:val="22"/>
+          <w:szCs w:val="22"/>
+        </w:rPr>
+      </w:pPr>
+      <w:r>
+        <w:rPr>
+          <w:rFonts w:ascii="Arial" w:hAnsi="Arial" w:cs="Arial"/>
+          <w:bCs/>
+          <w:sz w:val="22"/>
+          <w:szCs w:val="22"/>
+        </w:rPr>
+        <w:t>202</w:t>
+      </w:r>
+      <w:r>
+        <w:rPr>
+          <w:rFonts w:ascii="Arial" w:hAnsi="Arial" w:cs="Arial"/>
+          <w:bCs/>
+          <w:sz w:val="22"/>
+          <w:szCs w:val="22"/>
+        </w:rPr>
+        <w:t>6</w:t>
+      </w:r>
+      <w:r>
+        <w:rPr>
+          <w:rFonts w:ascii="Arial" w:hAnsi="Arial" w:cs="Arial"/>
+          <w:bCs/>
+          <w:sz w:val="22"/>
+          <w:szCs w:val="22"/>
+        </w:rPr>
+        <w:t>,</w:t>
+      </w:r>
+      <w:r>
+        <w:rPr>
+          <w:rFonts w:ascii="Arial" w:hAnsi="Arial" w:cs="Arial"/>
+          <w:bCs/>
+          <w:sz w:val="22"/>
+          <w:szCs w:val="22"/>
+        </w:rPr>
+        <w:tab/>
+      </w:r>
+      <w:r>
+        <w:rPr>
+          <w:rFonts w:ascii="Arial" w:hAnsi="Arial" w:cs="Arial"/>
+          <w:b/>
+          <w:bCs/>
+          <w:iCs/>
+          <w:sz w:val="22"/>
+          <w:szCs w:val="22"/>
+        </w:rPr>
+        <w:t>BMI 5750: Methods in Biomedical Informatics</w:t>
+      </w:r>
+      <w:r>
+        <w:rPr>
+          <w:rFonts w:ascii="Arial" w:hAnsi="Arial" w:cs="Arial"/>
+          <w:b/>
+          <w:bCs/>
+          <w:iCs/>
+          <w:sz w:val="22"/>
+          <w:szCs w:val="22"/>
+        </w:rPr>
+        <w:t xml:space="preserve">, </w:t>
+      </w:r>
+      <w:r>
+        <w:rPr>
+          <w:rFonts w:ascii="Arial" w:hAnsi="Arial" w:cs="Arial"/>
+          <w:iCs/>
+          <w:sz w:val="22"/>
+          <w:szCs w:val="22"/>
+        </w:rPr>
+        <w:t>Guest</w:t>
+      </w:r>
+      <w:r>
+        <w:rPr>
+          <w:rFonts w:ascii="Arial" w:hAnsi="Arial" w:cs="Arial"/>
+          <w:b/>
+          <w:bCs/>
+          <w:iCs/>
+          <w:sz w:val="22"/>
+          <w:szCs w:val="22"/>
+        </w:rPr>
+        <w:t xml:space="preserve"> </w:t>
+      </w:r>
+      <w:r>
+        <w:rPr>
+          <w:rFonts w:ascii="Arial" w:hAnsi="Arial" w:cs="Arial"/>
+          <w:bCs/>
+          <w:iCs/>
+          <w:sz w:val="22"/>
+          <w:szCs w:val="22"/>
+        </w:rPr>
+        <w:t>Lecturer</w:t>
+      </w:r>
+      <w:r>
+        <w:rPr>
+          <w:rFonts w:ascii="Arial" w:hAnsi="Arial" w:cs="Arial"/>
+          <w:b/>
+          <w:bCs/>
+          <w:iCs/>
+          <w:sz w:val="22"/>
+          <w:szCs w:val="22"/>
+        </w:rPr>
+        <w:t xml:space="preserve">, </w:t>
+      </w:r>
+      <w:r>
+        <w:rPr>
+          <w:rFonts w:ascii="Arial" w:hAnsi="Arial" w:cs="Arial"/>
+          <w:iCs/>
+          <w:sz w:val="22"/>
+          <w:szCs w:val="22"/>
+        </w:rPr>
+        <w:t xml:space="preserve">Topic: </w:t>
+      </w:r>
+      <w:r>
+        <w:rPr>
+          <w:rFonts w:ascii="Arial" w:hAnsi="Arial" w:cs="Arial"/>
+          <w:iCs/>
+          <w:sz w:val="22"/>
+          <w:szCs w:val="22"/>
+        </w:rPr>
+        <w:t>BioChatter</w:t>
+      </w:r>
+      <w:r>
+        <w:rPr>
+          <w:rFonts w:ascii="Arial" w:hAnsi="Arial" w:cs="Arial"/>
+          <w:iCs/>
+          <w:sz w:val="22"/>
+          <w:szCs w:val="22"/>
+        </w:rPr>
+        <w:t xml:space="preserve"> </w:t>
+      </w:r>
+      <w:r>
+        <w:rPr>
+          <w:rFonts w:ascii="Arial" w:hAnsi="Arial" w:cs="Arial"/>
+          <w:iCs/>
+          <w:sz w:val="22"/>
+          <w:szCs w:val="22"/>
+        </w:rPr>
+        <w:t>as</w:t>
+      </w:r>
+      <w:r>
+        <w:rPr>
+          <w:rFonts w:ascii="Arial" w:hAnsi="Arial" w:cs="Arial"/>
+          <w:iCs/>
+          <w:sz w:val="22"/>
+          <w:szCs w:val="22"/>
+        </w:rPr>
+        <w:t xml:space="preserve"> the biomedical application </w:t>
+      </w:r>
+      <w:r>
+        <w:rPr>
+          <w:rFonts w:ascii="Arial" w:hAnsi="Arial" w:cs="Arial"/>
+          <w:iCs/>
+          <w:sz w:val="22"/>
+          <w:szCs w:val="22"/>
+        </w:rPr>
+        <w:t xml:space="preserve">platform </w:t>
+      </w:r>
+      <w:r>
+        <w:rPr>
+          <w:rFonts w:ascii="Arial" w:hAnsi="Arial" w:cs="Arial"/>
+          <w:iCs/>
+          <w:sz w:val="22"/>
+          <w:szCs w:val="22"/>
+        </w:rPr>
+        <w:t>of large language models</w:t>
+      </w:r>
+    </w:p>
+    <w:p>
+      <w:pPr>
+        <w:spacing w:line="276" w:lineRule="auto"/>
+        <w:ind w:left="840" w:firstLine="420"/>
+        <w:rPr>
+          <w:rFonts w:ascii="Arial" w:hAnsi="Arial" w:cs="Arial"/>
+          <w:bCs/>
+          <w:iCs/>
+          <w:sz w:val="22"/>
+          <w:szCs w:val="22"/>
+        </w:rPr>
+      </w:pPr>
+      <w:r>
+        <w:rPr>
+          <w:rFonts w:ascii="Arial" w:hAnsi="Arial" w:cs="Arial"/>
+          <w:bCs/>
+          <w:iCs/>
+          <w:sz w:val="22"/>
+          <w:szCs w:val="22"/>
+        </w:rPr>
+        <w:t>Department of Biomedical Informatics, OSU</w:t>
+      </w:r>
+    </w:p>
+    <w:p>
+      <w:pPr>
+        <w:spacing w:line="276" w:lineRule="auto"/>
+        <w:ind w:left="1260" w:hanging="1260"/>
+        <w:rPr>
+          <w:rFonts w:ascii="Arial" w:hAnsi="Arial" w:cs="Arial"/>
+          <w:bCs/>
+          <w:sz w:val="22"/>
+          <w:szCs w:val="22"/>
+        </w:rPr>
+      </w:pPr>
+      <w:r>
+        <w:rPr>
+          <w:rFonts w:ascii="Arial" w:hAnsi="Arial" w:cs="Arial"/>
+          <w:bCs/>
+          <w:sz w:val="22"/>
+          <w:szCs w:val="22"/>
+        </w:rPr>
+        <w:t>202</w:t>
+      </w:r>
+      <w:r>
+        <w:rPr>
+          <w:rFonts w:ascii="Arial" w:hAnsi="Arial" w:cs="Arial"/>
+          <w:bCs/>
+          <w:sz w:val="22"/>
+          <w:szCs w:val="22"/>
+        </w:rPr>
+        <w:t>4</w:t>
+      </w:r>
+      <w:r>
+        <w:rPr>
+          <w:rFonts w:ascii="Arial" w:hAnsi="Arial" w:cs="Arial"/>
+          <w:bCs/>
+          <w:sz w:val="22"/>
+          <w:szCs w:val="22"/>
+        </w:rPr>
+        <w:t>,</w:t>
+      </w:r>
+      <w:r>
+        <w:rPr>
+          <w:rFonts w:ascii="Arial" w:hAnsi="Arial" w:cs="Arial"/>
+          <w:bCs/>
+          <w:sz w:val="22"/>
+          <w:szCs w:val="22"/>
+        </w:rPr>
+        <w:tab/>
+      </w:r>
+      <w:r>
+        <w:rPr>
+          <w:rFonts w:ascii="Arial" w:hAnsi="Arial" w:cs="Arial"/>
+          <w:b/>
+          <w:bCs/>
+          <w:iCs/>
+          <w:sz w:val="22"/>
+          <w:szCs w:val="22"/>
+        </w:rPr>
+        <w:t>BISR Bioinformatic</w:t>
+      </w:r>
+      <w:r>
+        <w:rPr>
+          <w:rFonts w:ascii="Arial" w:hAnsi="Arial" w:cs="Arial"/>
+          <w:b/>
+          <w:bCs/>
+          <w:iCs/>
+          <w:sz w:val="22"/>
+          <w:szCs w:val="22"/>
+        </w:rPr>
+        <w:t>s</w:t>
+      </w:r>
+      <w:r>
+        <w:rPr>
+          <w:rFonts w:ascii="Arial" w:hAnsi="Arial" w:cs="Arial"/>
+          <w:b/>
+          <w:bCs/>
+          <w:iCs/>
+          <w:sz w:val="22"/>
+          <w:szCs w:val="22"/>
+        </w:rPr>
+        <w:t xml:space="preserve"> workshop, </w:t>
+      </w:r>
+      <w:r>
+        <w:rPr>
+          <w:rFonts w:ascii="Arial" w:hAnsi="Arial" w:cs="Arial"/>
+          <w:bCs/>
+          <w:iCs/>
+          <w:sz w:val="22"/>
+          <w:szCs w:val="22"/>
+        </w:rPr>
+        <w:t>Lecturer</w:t>
+      </w:r>
+      <w:r>
+        <w:rPr>
+          <w:rFonts w:ascii="Arial" w:hAnsi="Arial" w:cs="Arial"/>
+          <w:b/>
+          <w:bCs/>
+          <w:iCs/>
+          <w:sz w:val="22"/>
+          <w:szCs w:val="22"/>
+        </w:rPr>
+        <w:t xml:space="preserve"> </w:t>
+      </w:r>
+    </w:p>
+    <w:p>
+      <w:pPr>
+        <w:spacing w:line="276" w:lineRule="auto"/>
+        <w:ind w:left="840" w:firstLine="420"/>
+        <w:rPr>
+          <w:rFonts w:ascii="Arial" w:hAnsi="Arial" w:cs="Arial"/>
+          <w:bCs/>
+          <w:iCs/>
+          <w:sz w:val="22"/>
+          <w:szCs w:val="22"/>
+        </w:rPr>
+      </w:pPr>
+      <w:r>
+        <w:rPr>
+          <w:rFonts w:ascii="Arial" w:hAnsi="Arial" w:cs="Arial"/>
+          <w:bCs/>
+          <w:iCs/>
+          <w:sz w:val="22"/>
+          <w:szCs w:val="22"/>
+        </w:rPr>
+        <w:t>Department of Biomedical Informatics, OSU</w:t>
+      </w:r>
+    </w:p>
+    <w:p>
+      <w:pPr>
+        <w:spacing w:line="276" w:lineRule="auto"/>
+        <w:ind w:left="1260" w:hanging="1260"/>
+        <w:rPr>
+          <w:rFonts w:ascii="Arial" w:hAnsi="Arial" w:cs="Arial"/>
+          <w:bCs/>
+          <w:sz w:val="22"/>
+          <w:szCs w:val="22"/>
+        </w:rPr>
+      </w:pPr>
+      <w:r>
+        <w:rPr>
+          <w:rFonts w:ascii="Arial" w:hAnsi="Arial" w:cs="Arial"/>
+          <w:bCs/>
+          <w:sz w:val="22"/>
+          <w:szCs w:val="22"/>
+        </w:rPr>
+        <w:t>2021,</w:t>
+      </w:r>
+      <w:r>
+        <w:rPr>
+          <w:rFonts w:ascii="Arial" w:hAnsi="Arial" w:cs="Arial"/>
+          <w:bCs/>
+          <w:sz w:val="22"/>
+          <w:szCs w:val="22"/>
+        </w:rPr>
+        <w:tab/>
+      </w:r>
+      <w:r>
+        <w:rPr>
+          <w:rFonts w:ascii="Arial" w:hAnsi="Arial" w:cs="Arial"/>
+          <w:b/>
+          <w:bCs/>
+          <w:iCs/>
+          <w:sz w:val="22"/>
+          <w:szCs w:val="22"/>
+        </w:rPr>
+        <w:t xml:space="preserve">BISR </w:t>
+      </w:r>
+      <w:r>
+        <w:rPr>
+          <w:rFonts w:ascii="Arial" w:hAnsi="Arial" w:cs="Arial"/>
+          <w:b/>
+          <w:bCs/>
+          <w:iCs/>
+          <w:sz w:val="22"/>
+          <w:szCs w:val="22"/>
+        </w:rPr>
+        <w:t>CRISPR</w:t>
+      </w:r>
+      <w:r>
+        <w:rPr>
+          <w:rFonts w:ascii="Arial" w:hAnsi="Arial" w:cs="Arial"/>
+          <w:b/>
+          <w:bCs/>
+          <w:iCs/>
+          <w:sz w:val="22"/>
+          <w:szCs w:val="22"/>
+        </w:rPr>
+        <w:t xml:space="preserve"> screening</w:t>
+      </w:r>
+      <w:r>
+        <w:rPr>
+          <w:rFonts w:ascii="Arial" w:hAnsi="Arial" w:cs="Arial"/>
+          <w:b/>
+          <w:bCs/>
+          <w:iCs/>
+          <w:sz w:val="22"/>
+          <w:szCs w:val="22"/>
+        </w:rPr>
+        <w:t xml:space="preserve"> workshop, </w:t>
+      </w:r>
+      <w:r>
+        <w:rPr>
+          <w:rFonts w:ascii="Arial" w:hAnsi="Arial" w:cs="Arial"/>
+          <w:bCs/>
+          <w:iCs/>
+          <w:sz w:val="22"/>
+          <w:szCs w:val="22"/>
+        </w:rPr>
+        <w:t>Lecturer</w:t>
+      </w:r>
+      <w:r>
+        <w:rPr>
+          <w:rFonts w:ascii="Arial" w:hAnsi="Arial" w:cs="Arial"/>
+          <w:b/>
+          <w:bCs/>
+          <w:iCs/>
+          <w:sz w:val="22"/>
+          <w:szCs w:val="22"/>
+        </w:rPr>
+        <w:t xml:space="preserve"> </w:t>
+      </w:r>
+    </w:p>
+    <w:p>
+      <w:pPr>
+        <w:spacing w:line="276" w:lineRule="auto"/>
+        <w:ind w:left="840" w:firstLine="420"/>
+        <w:rPr>
+          <w:rFonts w:ascii="Arial" w:hAnsi="Arial" w:cs="Arial"/>
+          <w:bCs/>
+          <w:iCs/>
+          <w:sz w:val="22"/>
+          <w:szCs w:val="22"/>
+        </w:rPr>
+      </w:pPr>
+      <w:r>
+        <w:rPr>
+          <w:rFonts w:ascii="Arial" w:hAnsi="Arial" w:cs="Arial"/>
+          <w:bCs/>
+          <w:iCs/>
+          <w:sz w:val="22"/>
+          <w:szCs w:val="22"/>
+        </w:rPr>
+        <w:t>Department of Biomedical Informatics, OSU</w:t>
+      </w:r>
+    </w:p>
+    <w:p>
+      <w:pPr>
+        <w:spacing w:line="276" w:lineRule="auto"/>
+        <w:ind w:left="1260" w:hanging="1260"/>
+        <w:rPr>
+          <w:rFonts w:ascii="Arial" w:hAnsi="Arial" w:cs="Arial"/>
+          <w:bCs/>
+          <w:sz w:val="22"/>
+          <w:szCs w:val="22"/>
+        </w:rPr>
+      </w:pPr>
+      <w:r>
+        <w:rPr>
+          <w:rFonts w:ascii="Arial" w:hAnsi="Arial" w:cs="Arial"/>
+          <w:bCs/>
+          <w:sz w:val="22"/>
+          <w:szCs w:val="22"/>
+        </w:rPr>
+        <w:t>20</w:t>
+      </w:r>
+      <w:r>
+        <w:rPr>
+          <w:rFonts w:ascii="Arial" w:hAnsi="Arial" w:cs="Arial"/>
+          <w:bCs/>
+          <w:sz w:val="22"/>
+          <w:szCs w:val="22"/>
+        </w:rPr>
+        <w:t>21</w:t>
+      </w:r>
+      <w:r>
+        <w:rPr>
+          <w:rFonts w:ascii="Arial" w:hAnsi="Arial" w:cs="Arial"/>
+          <w:bCs/>
+          <w:sz w:val="22"/>
+          <w:szCs w:val="22"/>
+        </w:rPr>
+        <w:t>,</w:t>
+      </w:r>
+      <w:r>
+        <w:rPr>
+          <w:rFonts w:ascii="Arial" w:hAnsi="Arial" w:cs="Arial"/>
+          <w:bCs/>
+          <w:sz w:val="22"/>
+          <w:szCs w:val="22"/>
+        </w:rPr>
+        <w:tab/>
+      </w:r>
+      <w:r>
+        <w:rPr>
+          <w:rFonts w:ascii="Arial" w:hAnsi="Arial" w:cs="Arial"/>
+          <w:b/>
+          <w:bCs/>
+          <w:iCs/>
+          <w:sz w:val="22"/>
+          <w:szCs w:val="22"/>
+        </w:rPr>
+        <w:t>BISR RNA-Seq workshop</w:t>
+      </w:r>
+      <w:r>
+        <w:rPr>
+          <w:rFonts w:ascii="Arial" w:hAnsi="Arial" w:cs="Arial"/>
+          <w:b/>
+          <w:bCs/>
+          <w:iCs/>
+          <w:sz w:val="22"/>
+          <w:szCs w:val="22"/>
+        </w:rPr>
+        <w:t xml:space="preserve">, </w:t>
+      </w:r>
+      <w:r>
+        <w:rPr>
+          <w:rFonts w:ascii="Arial" w:hAnsi="Arial" w:cs="Arial"/>
+          <w:bCs/>
+          <w:iCs/>
+          <w:sz w:val="22"/>
+          <w:szCs w:val="22"/>
+        </w:rPr>
+        <w:t>Lecturer</w:t>
+      </w:r>
+      <w:r>
+        <w:rPr>
+          <w:rFonts w:ascii="Arial" w:hAnsi="Arial" w:cs="Arial"/>
+          <w:b/>
+          <w:bCs/>
+          <w:iCs/>
+          <w:sz w:val="22"/>
+          <w:szCs w:val="22"/>
+        </w:rPr>
+        <w:t xml:space="preserve"> </w:t>
+      </w:r>
+    </w:p>
+    <w:p>
+      <w:pPr>
+        <w:spacing w:line="276" w:lineRule="auto"/>
+        <w:ind w:left="840" w:firstLine="420"/>
+        <w:rPr>
+          <w:rFonts w:ascii="Arial" w:hAnsi="Arial" w:cs="Arial"/>
+          <w:bCs/>
+          <w:iCs/>
+          <w:sz w:val="22"/>
+          <w:szCs w:val="22"/>
+        </w:rPr>
+      </w:pPr>
+      <w:r>
+        <w:rPr>
+          <w:rFonts w:ascii="Arial" w:hAnsi="Arial" w:cs="Arial"/>
+          <w:bCs/>
+          <w:iCs/>
+          <w:sz w:val="22"/>
+          <w:szCs w:val="22"/>
+        </w:rPr>
+        <w:t>Department of Biomedical Informatics, OSU</w:t>
+      </w:r>
+    </w:p>
+    <w:p>
+      <w:pPr>
+        <w:spacing w:line="276" w:lineRule="auto"/>
+        <w:ind w:left="1260" w:hanging="1260"/>
+        <w:rPr>
+          <w:rFonts w:ascii="Arial" w:hAnsi="Arial" w:cs="Arial"/>
+          <w:bCs/>
+          <w:sz w:val="22"/>
+          <w:szCs w:val="22"/>
+        </w:rPr>
+      </w:pPr>
+      <w:r>
+        <w:rPr>
+          <w:rFonts w:ascii="Arial" w:hAnsi="Arial" w:cs="Arial"/>
+          <w:bCs/>
+          <w:sz w:val="22"/>
+          <w:szCs w:val="22"/>
+        </w:rPr>
+        <w:t>20</w:t>
+      </w:r>
+      <w:r>
+        <w:rPr>
+          <w:rFonts w:ascii="Arial" w:hAnsi="Arial" w:cs="Arial"/>
+          <w:bCs/>
+          <w:sz w:val="22"/>
+          <w:szCs w:val="22"/>
+        </w:rPr>
+        <w:t>20</w:t>
+      </w:r>
+      <w:r>
+        <w:rPr>
+          <w:rFonts w:ascii="Arial" w:hAnsi="Arial" w:cs="Arial"/>
+          <w:bCs/>
+          <w:sz w:val="22"/>
+          <w:szCs w:val="22"/>
+        </w:rPr>
+        <w:t>,</w:t>
+      </w:r>
+      <w:r>
+        <w:rPr>
+          <w:rFonts w:ascii="Arial" w:hAnsi="Arial" w:cs="Arial"/>
+          <w:bCs/>
+          <w:sz w:val="22"/>
+          <w:szCs w:val="22"/>
+        </w:rPr>
+        <w:tab/>
+      </w:r>
+      <w:r>
+        <w:rPr>
+          <w:rFonts w:ascii="Arial" w:hAnsi="Arial" w:cs="Arial"/>
+          <w:b/>
+          <w:bCs/>
+          <w:iCs/>
+          <w:sz w:val="22"/>
+          <w:szCs w:val="22"/>
+        </w:rPr>
+        <w:t>Applications of Machine Learning and Artificial Intelligence</w:t>
+      </w:r>
+      <w:r>
+        <w:rPr>
+          <w:rFonts w:ascii="Arial" w:hAnsi="Arial" w:cs="Arial"/>
+          <w:b/>
+          <w:bCs/>
+          <w:iCs/>
+          <w:sz w:val="22"/>
+          <w:szCs w:val="22"/>
+        </w:rPr>
+        <w:t>,</w:t>
+      </w:r>
+      <w:r>
+        <w:rPr>
+          <w:rFonts w:ascii="Arial" w:hAnsi="Arial" w:cs="Arial"/>
+          <w:b/>
+          <w:bCs/>
+          <w:iCs/>
+          <w:sz w:val="22"/>
+          <w:szCs w:val="22"/>
+        </w:rPr>
+        <w:t xml:space="preserve"> </w:t>
+      </w:r>
+      <w:r>
+        <w:rPr>
+          <w:rFonts w:ascii="Arial" w:hAnsi="Arial" w:cs="Arial"/>
+          <w:bCs/>
+          <w:iCs/>
+          <w:sz w:val="22"/>
+          <w:szCs w:val="22"/>
+        </w:rPr>
+        <w:t>Guest Lecturer</w:t>
+      </w:r>
+      <w:r>
+        <w:rPr>
+          <w:rFonts w:ascii="Arial" w:hAnsi="Arial" w:cs="Arial"/>
+          <w:b/>
+          <w:bCs/>
+          <w:iCs/>
+          <w:sz w:val="22"/>
+          <w:szCs w:val="22"/>
+        </w:rPr>
+        <w:t xml:space="preserve"> </w:t>
+      </w:r>
+    </w:p>
+    <w:p>
+      <w:pPr>
+        <w:spacing w:line="276" w:lineRule="auto"/>
+        <w:ind w:left="840" w:firstLine="420"/>
+        <w:rPr>
+          <w:rFonts w:ascii="Arial" w:hAnsi="Arial" w:cs="Arial"/>
+          <w:bCs/>
+          <w:iCs/>
+          <w:sz w:val="22"/>
+          <w:szCs w:val="22"/>
+        </w:rPr>
+      </w:pPr>
+      <w:r>
+        <w:rPr>
+          <w:rFonts w:ascii="Arial" w:hAnsi="Arial" w:cs="Arial"/>
+          <w:bCs/>
+          <w:iCs/>
+          <w:sz w:val="22"/>
+          <w:szCs w:val="22"/>
+        </w:rPr>
+        <w:t>Department of Biomedical Informatics, OSU</w:t>
+      </w:r>
+    </w:p>
+    <w:p>
+      <w:pPr>
+        <w:spacing w:line="276" w:lineRule="auto"/>
+        <w:rPr>
+          <w:rFonts w:ascii="Arial" w:hAnsi="Arial" w:cs="Arial"/>
+          <w:sz w:val="22"/>
+          <w:szCs w:val="22"/>
+        </w:rPr>
+      </w:pPr>
+      <w:r>
+        <w:rPr>
+          <w:rFonts w:ascii="Arial" w:hAnsi="Arial" w:cs="Arial"/>
+          <w:sz w:val="22"/>
+          <w:szCs w:val="22"/>
+        </w:rPr>
+        <w:t>20</w:t>
+      </w:r>
+      <w:r>
+        <w:rPr>
+          <w:rFonts w:ascii="Arial" w:hAnsi="Arial" w:cs="Arial"/>
+          <w:sz w:val="22"/>
+          <w:szCs w:val="22"/>
+        </w:rPr>
+        <w:t>20</w:t>
+      </w:r>
+      <w:r>
+        <w:rPr>
+          <w:rFonts w:ascii="Arial" w:hAnsi="Arial" w:cs="Arial"/>
+          <w:sz w:val="22"/>
+          <w:szCs w:val="22"/>
+        </w:rPr>
+        <w:t>,</w:t>
+      </w:r>
+      <w:r>
+        <w:rPr>
+          <w:rFonts w:ascii="Arial" w:hAnsi="Arial" w:cs="Arial"/>
+          <w:sz w:val="22"/>
+          <w:szCs w:val="22"/>
+        </w:rPr>
+        <w:tab/>
+      </w:r>
+      <w:r>
+        <w:rPr>
+          <w:rFonts w:ascii="Arial" w:hAnsi="Arial" w:cs="Arial"/>
+          <w:sz w:val="22"/>
+          <w:szCs w:val="22"/>
+        </w:rPr>
+        <w:tab/>
+      </w:r>
+      <w:r>
+        <w:rPr>
+          <w:rFonts w:ascii="Arial" w:hAnsi="Arial" w:cs="Arial"/>
+          <w:b/>
+          <w:sz w:val="22"/>
+          <w:szCs w:val="22"/>
+        </w:rPr>
+        <w:t>Single-cell sequencing data analysis workshop</w:t>
+      </w:r>
+      <w:r>
+        <w:rPr>
+          <w:rFonts w:ascii="Arial" w:hAnsi="Arial" w:cs="Arial"/>
+          <w:sz w:val="22"/>
+          <w:szCs w:val="22"/>
+        </w:rPr>
+        <w:t>, Guest Lecturer</w:t>
+      </w:r>
+    </w:p>
+    <w:p>
+      <w:pPr>
+        <w:spacing w:line="276" w:lineRule="auto"/>
+        <w:ind w:left="840" w:firstLine="420"/>
+        <w:rPr>
+          <w:rFonts w:ascii="Arial" w:hAnsi="Arial" w:cs="Arial"/>
+          <w:sz w:val="22"/>
+          <w:szCs w:val="22"/>
+        </w:rPr>
+      </w:pPr>
+      <w:r>
+        <w:rPr>
+          <w:rFonts w:ascii="Arial" w:hAnsi="Arial" w:cs="Arial"/>
+          <w:sz w:val="22"/>
+          <w:szCs w:val="22"/>
+        </w:rPr>
+        <w:t>Iowa State University</w:t>
+      </w:r>
+    </w:p>
+    <w:p>
+      <w:pPr>
+        <w:spacing w:line="276" w:lineRule="auto"/>
+        <w:rPr>
+          <w:rFonts w:ascii="Arial" w:hAnsi="Arial" w:cs="Arial"/>
+          <w:sz w:val="22"/>
+          <w:szCs w:val="22"/>
+        </w:rPr>
+      </w:pPr>
+      <w:r>
+        <w:rPr>
+          <w:rFonts w:ascii="Arial" w:hAnsi="Arial" w:cs="Arial"/>
+          <w:sz w:val="22"/>
+          <w:szCs w:val="22"/>
+        </w:rPr>
         <w:lastRenderedPageBreak/>
-        <w:t>2025,</w:t>
-      </w:r>
-      <w:r>
-        <w:rPr>
-          <w:rFonts w:ascii="Arial" w:hAnsi="Arial" w:cs="Arial"/>
-          <w:bCs/>
+        <w:t>20</w:t>
+      </w:r>
+      <w:r>
+        <w:rPr>
+          <w:rFonts w:ascii="Arial" w:hAnsi="Arial" w:cs="Arial"/>
+          <w:sz w:val="22"/>
+          <w:szCs w:val="22"/>
+        </w:rPr>
+        <w:t>19</w:t>
+      </w:r>
+      <w:r>
+        <w:rPr>
+          <w:rFonts w:ascii="Arial" w:hAnsi="Arial" w:cs="Arial"/>
+          <w:sz w:val="22"/>
+          <w:szCs w:val="22"/>
+        </w:rPr>
+        <w:t>,</w:t>
+      </w:r>
+      <w:r>
+        <w:rPr>
+          <w:rFonts w:ascii="Arial" w:hAnsi="Arial" w:cs="Arial"/>
           <w:sz w:val="22"/>
           <w:szCs w:val="22"/>
         </w:rPr>
         <w:tab/>
       </w:r>
-      <w:proofErr w:type="spellStart"/>
-      <w:r>
-        <w:rPr>
-          <w:rFonts w:ascii="Arial" w:hAnsi="Arial" w:cs="Arial"/>
-          <w:b/>
-          <w:bCs/>
-          <w:iCs/>
-          <w:sz w:val="22"/>
-          <w:szCs w:val="22"/>
-        </w:rPr>
-        <w:t>BioChatter</w:t>
-      </w:r>
-      <w:proofErr w:type="spellEnd"/>
-      <w:r>
-        <w:rPr>
-          <w:rFonts w:ascii="Arial" w:hAnsi="Arial" w:cs="Arial"/>
-          <w:b/>
-          <w:bCs/>
-          <w:iCs/>
-          <w:sz w:val="22"/>
-          <w:szCs w:val="22"/>
-        </w:rPr>
-        <w:t>: Conversational AI for Biomedical Applications</w:t>
-      </w:r>
-    </w:p>
-    <w:p>
-      <w:pPr>
-        <w:spacing w:line="276" w:lineRule="auto"/>
-        <w:ind w:left="1260"/>
-        <w:rPr>
-          <w:rFonts w:ascii="Arial" w:hAnsi="Arial" w:cs="Arial"/>
-          <w:bCs/>
-          <w:iCs/>
-          <w:sz w:val="22"/>
-          <w:szCs w:val="22"/>
-        </w:rPr>
-      </w:pPr>
-      <w:r>
-        <w:rPr>
-          <w:rFonts w:ascii="Arial" w:hAnsi="Arial" w:cs="Arial"/>
-          <w:bCs/>
-          <w:iCs/>
-          <w:sz w:val="22"/>
-          <w:szCs w:val="22"/>
-        </w:rPr>
-        <w:t>Education &amp; Innovation in AI and Cancer Immunology</w:t>
-      </w:r>
-      <w:r>
-        <w:rPr>
-          <w:rFonts w:ascii="Arial" w:hAnsi="Arial" w:cs="Arial"/>
-          <w:bCs/>
-          <w:iCs/>
-          <w:sz w:val="22"/>
-          <w:szCs w:val="22"/>
-        </w:rPr>
-        <w:t>. Columbus, OH. (Oral Presentation)</w:t>
+      <w:r>
+        <w:rPr>
+          <w:rFonts w:ascii="Arial" w:hAnsi="Arial" w:cs="Arial"/>
+          <w:sz w:val="22"/>
+          <w:szCs w:val="22"/>
+        </w:rPr>
+        <w:tab/>
+      </w:r>
+      <w:r>
+        <w:rPr>
+          <w:rFonts w:ascii="Arial" w:hAnsi="Arial" w:cs="Arial"/>
+          <w:b/>
+          <w:sz w:val="22"/>
+          <w:szCs w:val="22"/>
+        </w:rPr>
+        <w:t>Applied Bioinformatics</w:t>
+      </w:r>
+      <w:r>
+        <w:rPr>
+          <w:rFonts w:ascii="Arial" w:hAnsi="Arial" w:cs="Arial"/>
+          <w:sz w:val="22"/>
+          <w:szCs w:val="22"/>
+        </w:rPr>
+        <w:t xml:space="preserve">, </w:t>
+      </w:r>
+      <w:r>
+        <w:rPr>
+          <w:rFonts w:ascii="Arial" w:hAnsi="Arial" w:cs="Arial"/>
+          <w:sz w:val="22"/>
+          <w:szCs w:val="22"/>
+        </w:rPr>
+        <w:t>Teaching assistant</w:t>
+      </w:r>
+      <w:r>
+        <w:rPr>
+          <w:rFonts w:ascii="Arial" w:hAnsi="Arial" w:cs="Arial"/>
+          <w:sz w:val="22"/>
+          <w:szCs w:val="22"/>
+        </w:rPr>
+        <w:t xml:space="preserve"> </w:t>
+      </w:r>
+      <w:r>
+        <w:rPr>
+          <w:rFonts w:ascii="Arial" w:hAnsi="Arial" w:cs="Arial"/>
+          <w:sz w:val="22"/>
+          <w:szCs w:val="22"/>
+        </w:rPr>
+        <w:t xml:space="preserve">(Dr. </w:t>
+      </w:r>
+      <w:r>
+        <w:rPr>
+          <w:rFonts w:ascii="Arial" w:hAnsi="Arial" w:cs="Arial"/>
+          <w:sz w:val="22"/>
+          <w:szCs w:val="22"/>
+        </w:rPr>
+        <w:t>Xijin Ge</w:t>
+      </w:r>
+      <w:r>
+        <w:rPr>
+          <w:rFonts w:ascii="Arial" w:hAnsi="Arial" w:cs="Arial"/>
+          <w:sz w:val="22"/>
+          <w:szCs w:val="22"/>
+        </w:rPr>
+        <w:t>)</w:t>
+      </w:r>
+      <w:r>
+        <w:rPr>
+          <w:rFonts w:ascii="Arial" w:hAnsi="Arial" w:cs="Arial"/>
+          <w:sz w:val="22"/>
+          <w:szCs w:val="22"/>
+        </w:rPr>
+        <w:t xml:space="preserve"> </w:t>
+      </w:r>
+    </w:p>
+    <w:p>
+      <w:pPr>
+        <w:spacing w:line="276" w:lineRule="auto"/>
+        <w:ind w:left="840" w:firstLine="420"/>
+        <w:rPr>
+          <w:rFonts w:ascii="Arial" w:hAnsi="Arial" w:cs="Arial"/>
+          <w:sz w:val="22"/>
+          <w:szCs w:val="22"/>
+        </w:rPr>
+      </w:pPr>
+      <w:r>
+        <w:rPr>
+          <w:rFonts w:ascii="Arial" w:hAnsi="Arial" w:cs="Arial"/>
+          <w:sz w:val="22"/>
+          <w:szCs w:val="22"/>
+        </w:rPr>
+        <w:t>Department of Mathematics and Statistics, South Dakota State University</w:t>
+      </w:r>
+    </w:p>
+    <w:p>
+      <w:pPr>
+        <w:spacing w:line="276" w:lineRule="auto"/>
+        <w:rPr>
+          <w:rFonts w:ascii="Arial" w:hAnsi="Arial" w:cs="Arial"/>
+          <w:b/>
+          <w:sz w:val="22"/>
+          <w:szCs w:val="22"/>
+        </w:rPr>
+      </w:pPr>
+    </w:p>
+    <w:p>
+      <w:pPr>
+        <w:spacing w:line="276" w:lineRule="auto"/>
+        <w:rPr>
+          <w:rFonts w:ascii="Arial" w:hAnsi="Arial" w:cs="Arial"/>
+          <w:b/>
+          <w:sz w:val="22"/>
+          <w:szCs w:val="22"/>
+        </w:rPr>
+      </w:pPr>
+      <w:r>
+        <w:rPr>
+          <w:rFonts w:ascii="Arial" w:hAnsi="Arial" w:cs="Arial"/>
+          <w:b/>
+          <w:sz w:val="22"/>
+          <w:szCs w:val="22"/>
+        </w:rPr>
+        <w:t>MENTORING</w:t>
       </w:r>
     </w:p>
     <w:p>
@@ -5872,128 +6426,11 @@
         <w:ind w:left="1260" w:hanging="1260"/>
         <w:rPr>
           <w:rFonts w:ascii="Arial" w:hAnsi="Arial" w:cs="Arial"/>
-          <w:b/>
-          <w:bCs/>
-          <w:iCs/>
-          <w:sz w:val="22"/>
-          <w:szCs w:val="22"/>
-        </w:rPr>
-      </w:pPr>
-      <w:r>
-        <w:rPr>
-          <w:rFonts w:ascii="Arial" w:hAnsi="Arial" w:cs="Arial"/>
-          <w:bCs/>
-          <w:sz w:val="22"/>
-          <w:szCs w:val="22"/>
-        </w:rPr>
-        <w:t>202</w:t>
-      </w:r>
-      <w:r>
-        <w:rPr>
-          <w:rFonts w:ascii="Arial" w:hAnsi="Arial" w:cs="Arial"/>
-          <w:bCs/>
-          <w:sz w:val="22"/>
-          <w:szCs w:val="22"/>
-        </w:rPr>
-        <w:t>5</w:t>
-      </w:r>
-      <w:r>
-        <w:rPr>
-          <w:rFonts w:ascii="Arial" w:hAnsi="Arial" w:cs="Arial"/>
-          <w:bCs/>
-          <w:sz w:val="22"/>
-          <w:szCs w:val="22"/>
-        </w:rPr>
-        <w:t>,</w:t>
-      </w:r>
-      <w:r>
-        <w:rPr>
-          <w:rFonts w:ascii="Arial" w:hAnsi="Arial" w:cs="Arial"/>
-          <w:bCs/>
-          <w:sz w:val="22"/>
-          <w:szCs w:val="22"/>
-        </w:rPr>
-        <w:tab/>
-      </w:r>
-      <w:proofErr w:type="spellStart"/>
-      <w:r>
-        <w:rPr>
-          <w:rFonts w:ascii="Arial" w:hAnsi="Arial" w:cs="Arial"/>
-          <w:b/>
-          <w:bCs/>
-          <w:iCs/>
-          <w:sz w:val="22"/>
-          <w:szCs w:val="22"/>
-        </w:rPr>
-        <w:t>BioChatter</w:t>
-      </w:r>
-      <w:proofErr w:type="spellEnd"/>
-      <w:r>
-        <w:rPr>
-          <w:rFonts w:ascii="Arial" w:hAnsi="Arial" w:cs="Arial"/>
-          <w:b/>
-          <w:bCs/>
-          <w:iCs/>
-          <w:sz w:val="22"/>
-          <w:szCs w:val="22"/>
-        </w:rPr>
-        <w:t>:</w:t>
-      </w:r>
-      <w:r>
-        <w:rPr>
-          <w:rFonts w:ascii="Arial" w:hAnsi="Arial" w:cs="Arial"/>
-          <w:b/>
-          <w:bCs/>
-          <w:iCs/>
-          <w:sz w:val="22"/>
-          <w:szCs w:val="22"/>
-        </w:rPr>
-        <w:t xml:space="preserve"> </w:t>
-      </w:r>
-      <w:r>
-        <w:rPr>
-          <w:rFonts w:ascii="Arial" w:hAnsi="Arial" w:cs="Arial"/>
-          <w:b/>
-          <w:bCs/>
-          <w:iCs/>
-          <w:sz w:val="22"/>
-          <w:szCs w:val="22"/>
-        </w:rPr>
-        <w:t>A platform for the biomedical application of large language models</w:t>
-      </w:r>
-    </w:p>
-    <w:p>
-      <w:pPr>
-        <w:spacing w:line="276" w:lineRule="auto"/>
-        <w:ind w:left="1260"/>
-        <w:rPr>
-          <w:rFonts w:ascii="Arial" w:hAnsi="Arial" w:cs="Arial"/>
-          <w:bCs/>
-          <w:iCs/>
-          <w:sz w:val="22"/>
-          <w:szCs w:val="22"/>
-        </w:rPr>
-      </w:pPr>
-      <w:r>
-        <w:rPr>
-          <w:rFonts w:ascii="Arial" w:hAnsi="Arial" w:cs="Arial"/>
-          <w:bCs/>
-          <w:iCs/>
-          <w:sz w:val="22"/>
-          <w:szCs w:val="22"/>
-        </w:rPr>
-        <w:t>PIIO Research in Progress</w:t>
-      </w:r>
-      <w:r>
-        <w:rPr>
-          <w:rFonts w:ascii="Arial" w:hAnsi="Arial" w:cs="Arial"/>
-          <w:bCs/>
-          <w:iCs/>
-          <w:sz w:val="22"/>
-          <w:szCs w:val="22"/>
-        </w:rPr>
-        <w:t>. Columbus, OH. (Oral Presentation)</w:t>
-      </w:r>
+          <w:bCs/>
+          <w:sz w:val="22"/>
+          <w:szCs w:val="22"/>
+        </w:rPr>
+      </w:pPr>
     </w:p>
     <w:p>
       <w:pPr>
@@ -6001,1921 +6438,11 @@
         <w:ind w:left="1260" w:hanging="1260"/>
         <w:rPr>
           <w:rFonts w:ascii="Arial" w:hAnsi="Arial" w:cs="Arial"/>
-          <w:b/>
-          <w:bCs/>
-          <w:iCs/>
-          <w:sz w:val="22"/>
-          <w:szCs w:val="22"/>
-        </w:rPr>
-      </w:pPr>
-      <w:r>
-        <w:rPr>
-          <w:rFonts w:ascii="Arial" w:hAnsi="Arial" w:cs="Arial"/>
-          <w:bCs/>
-          <w:sz w:val="22"/>
-          <w:szCs w:val="22"/>
-        </w:rPr>
-        <w:t>2024,</w:t>
-      </w:r>
-      <w:r>
-        <w:rPr>
-          <w:rFonts w:ascii="Arial" w:hAnsi="Arial" w:cs="Arial"/>
-          <w:bCs/>
-          <w:sz w:val="22"/>
-          <w:szCs w:val="22"/>
-        </w:rPr>
-        <w:tab/>
-      </w:r>
-      <w:r>
-        <w:rPr>
-          <w:rFonts w:ascii="Arial" w:hAnsi="Arial" w:cs="Arial"/>
-          <w:b/>
-          <w:bCs/>
-          <w:iCs/>
-          <w:sz w:val="22"/>
-          <w:szCs w:val="22"/>
-        </w:rPr>
-        <w:t>A single-cell and spatial RNA-seq database for Alzheimer’s disease (</w:t>
-      </w:r>
-      <w:proofErr w:type="spellStart"/>
-      <w:r>
-        <w:rPr>
-          <w:rFonts w:ascii="Arial" w:hAnsi="Arial" w:cs="Arial"/>
-          <w:b/>
-          <w:bCs/>
-          <w:iCs/>
-          <w:sz w:val="22"/>
-          <w:szCs w:val="22"/>
-        </w:rPr>
-        <w:t>ssREAD</w:t>
-      </w:r>
-      <w:proofErr w:type="spellEnd"/>
-      <w:r>
-        <w:rPr>
-          <w:rFonts w:ascii="Arial" w:hAnsi="Arial" w:cs="Arial"/>
-          <w:b/>
-          <w:bCs/>
-          <w:iCs/>
-          <w:sz w:val="22"/>
-          <w:szCs w:val="22"/>
-        </w:rPr>
-        <w:t>)</w:t>
-      </w:r>
-    </w:p>
-    <w:p>
-      <w:pPr>
-        <w:spacing w:line="276" w:lineRule="auto"/>
-        <w:ind w:left="1260"/>
-        <w:rPr>
-          <w:rFonts w:ascii="Arial" w:hAnsi="Arial" w:cs="Arial"/>
-          <w:bCs/>
-          <w:iCs/>
-          <w:sz w:val="22"/>
-          <w:szCs w:val="22"/>
-        </w:rPr>
-      </w:pPr>
-      <w:r>
-        <w:rPr>
-          <w:rFonts w:ascii="Arial" w:hAnsi="Arial" w:cs="Arial"/>
-          <w:bCs/>
-          <w:iCs/>
-          <w:sz w:val="22"/>
-          <w:szCs w:val="22"/>
-        </w:rPr>
-        <w:t>International Conference on Intelligent Biology and Medicine (ICIBM 202</w:t>
-      </w:r>
-      <w:r>
-        <w:rPr>
-          <w:rFonts w:ascii="Arial" w:hAnsi="Arial" w:cs="Arial"/>
-          <w:bCs/>
-          <w:iCs/>
-          <w:sz w:val="22"/>
-          <w:szCs w:val="22"/>
-        </w:rPr>
-        <w:t>4</w:t>
-      </w:r>
-      <w:r>
-        <w:rPr>
-          <w:rFonts w:ascii="Arial" w:hAnsi="Arial" w:cs="Arial"/>
-          <w:bCs/>
-          <w:iCs/>
-          <w:sz w:val="22"/>
-          <w:szCs w:val="22"/>
-        </w:rPr>
-        <w:t>). Houston, TX. (Oral Presentation)</w:t>
-      </w:r>
-    </w:p>
-    <w:p>
-      <w:pPr>
-        <w:spacing w:line="276" w:lineRule="auto"/>
-        <w:ind w:left="1260" w:hanging="1260"/>
-        <w:rPr>
-          <w:rFonts w:ascii="Arial" w:hAnsi="Arial" w:cs="Arial"/>
-          <w:bCs/>
-          <w:sz w:val="22"/>
-          <w:szCs w:val="22"/>
-        </w:rPr>
-      </w:pPr>
-      <w:r>
-        <w:rPr>
-          <w:rFonts w:ascii="Arial" w:hAnsi="Arial" w:cs="Arial"/>
-          <w:bCs/>
-          <w:sz w:val="22"/>
-          <w:szCs w:val="22"/>
-        </w:rPr>
-        <w:t>2023,</w:t>
-      </w:r>
-      <w:r>
-        <w:rPr>
-          <w:rFonts w:ascii="Arial" w:hAnsi="Arial" w:cs="Arial"/>
-          <w:bCs/>
-          <w:sz w:val="22"/>
-          <w:szCs w:val="22"/>
-        </w:rPr>
-        <w:tab/>
-      </w:r>
-      <w:r>
-        <w:rPr>
-          <w:rFonts w:ascii="Arial" w:hAnsi="Arial" w:cs="Arial"/>
-          <w:b/>
-          <w:bCs/>
-          <w:iCs/>
-          <w:sz w:val="22"/>
-          <w:szCs w:val="22"/>
-        </w:rPr>
-        <w:t xml:space="preserve">A Weighted Two-stage Sequence Alignment Framework to Identify DNA Motifs from </w:t>
-      </w:r>
-      <w:proofErr w:type="spellStart"/>
-      <w:r>
-        <w:rPr>
-          <w:rFonts w:ascii="Arial" w:hAnsi="Arial" w:cs="Arial"/>
-          <w:b/>
-          <w:bCs/>
-          <w:iCs/>
-          <w:sz w:val="22"/>
-          <w:szCs w:val="22"/>
-        </w:rPr>
-        <w:t>ChIP-exo</w:t>
-      </w:r>
-      <w:proofErr w:type="spellEnd"/>
-      <w:r>
-        <w:rPr>
-          <w:rFonts w:ascii="Arial" w:hAnsi="Arial" w:cs="Arial"/>
-          <w:b/>
-          <w:bCs/>
-          <w:iCs/>
-          <w:sz w:val="22"/>
-          <w:szCs w:val="22"/>
-        </w:rPr>
-        <w:t xml:space="preserve"> Data </w:t>
-      </w:r>
-    </w:p>
-    <w:p>
-      <w:pPr>
-        <w:spacing w:line="276" w:lineRule="auto"/>
-        <w:ind w:left="1260"/>
-        <w:rPr>
-          <w:rFonts w:ascii="Arial" w:hAnsi="Arial" w:cs="Arial"/>
-          <w:bCs/>
-          <w:iCs/>
-          <w:sz w:val="22"/>
-          <w:szCs w:val="22"/>
-        </w:rPr>
-      </w:pPr>
-      <w:r>
-        <w:rPr>
-          <w:rFonts w:ascii="Arial" w:hAnsi="Arial" w:cs="Arial"/>
-          <w:bCs/>
-          <w:iCs/>
-          <w:sz w:val="22"/>
-          <w:szCs w:val="22"/>
-        </w:rPr>
-        <w:t>International Conference on Intelligent Biology and Medicine (ICIBM 2023). Tampa, FL. (Oral Presentation)</w:t>
-      </w:r>
-    </w:p>
-    <w:p>
-      <w:pPr>
-        <w:spacing w:line="276" w:lineRule="auto"/>
-        <w:ind w:left="1260" w:hanging="1260"/>
-        <w:rPr>
-          <w:rFonts w:ascii="Arial" w:hAnsi="Arial" w:cs="Arial"/>
-          <w:bCs/>
-          <w:sz w:val="22"/>
-          <w:szCs w:val="22"/>
-        </w:rPr>
-      </w:pPr>
-      <w:r>
-        <w:rPr>
-          <w:rFonts w:ascii="Arial" w:hAnsi="Arial" w:cs="Arial"/>
-          <w:bCs/>
-          <w:sz w:val="22"/>
-          <w:szCs w:val="22"/>
-        </w:rPr>
-        <w:t>202</w:t>
-      </w:r>
-      <w:r>
-        <w:rPr>
-          <w:rFonts w:ascii="Arial" w:hAnsi="Arial" w:cs="Arial"/>
-          <w:bCs/>
-          <w:sz w:val="22"/>
-          <w:szCs w:val="22"/>
-        </w:rPr>
-        <w:t>3</w:t>
-      </w:r>
-      <w:r>
-        <w:rPr>
-          <w:rFonts w:ascii="Arial" w:hAnsi="Arial" w:cs="Arial"/>
-          <w:bCs/>
-          <w:sz w:val="22"/>
-          <w:szCs w:val="22"/>
-        </w:rPr>
-        <w:t>,</w:t>
-      </w:r>
-      <w:r>
-        <w:rPr>
-          <w:rFonts w:ascii="Arial" w:hAnsi="Arial" w:cs="Arial"/>
-          <w:bCs/>
-          <w:sz w:val="22"/>
-          <w:szCs w:val="22"/>
-        </w:rPr>
-        <w:tab/>
-      </w:r>
-      <w:proofErr w:type="spellStart"/>
-      <w:r>
-        <w:rPr>
-          <w:rFonts w:ascii="Arial" w:hAnsi="Arial" w:cs="Arial"/>
-          <w:b/>
-          <w:bCs/>
-          <w:iCs/>
-          <w:sz w:val="22"/>
-          <w:szCs w:val="22"/>
-        </w:rPr>
-        <w:t>TriState</w:t>
-      </w:r>
-      <w:proofErr w:type="spellEnd"/>
-      <w:r>
-        <w:rPr>
-          <w:rFonts w:ascii="Arial" w:hAnsi="Arial" w:cs="Arial"/>
-          <w:b/>
-          <w:bCs/>
-          <w:iCs/>
-          <w:sz w:val="22"/>
-          <w:szCs w:val="22"/>
-        </w:rPr>
-        <w:t xml:space="preserve"> Data Analysis Core: Advancements in Data Submission, Analysis, and Tool Development</w:t>
-      </w:r>
-    </w:p>
-    <w:p>
-      <w:pPr>
-        <w:spacing w:line="276" w:lineRule="auto"/>
-        <w:ind w:left="1260"/>
-        <w:rPr>
-          <w:rFonts w:ascii="Arial" w:hAnsi="Arial" w:cs="Arial"/>
-          <w:bCs/>
-          <w:iCs/>
-          <w:sz w:val="22"/>
-          <w:szCs w:val="22"/>
-        </w:rPr>
-      </w:pPr>
-      <w:proofErr w:type="spellStart"/>
-      <w:r>
-        <w:rPr>
-          <w:rFonts w:ascii="Arial" w:hAnsi="Arial" w:cs="Arial"/>
-          <w:bCs/>
-          <w:iCs/>
-          <w:sz w:val="22"/>
-          <w:szCs w:val="22"/>
-        </w:rPr>
-        <w:t>SenNet</w:t>
-      </w:r>
-      <w:proofErr w:type="spellEnd"/>
-      <w:r>
-        <w:rPr>
-          <w:rFonts w:ascii="Arial" w:hAnsi="Arial" w:cs="Arial"/>
-          <w:bCs/>
-          <w:iCs/>
-          <w:sz w:val="22"/>
-          <w:szCs w:val="22"/>
-        </w:rPr>
-        <w:t xml:space="preserve"> </w:t>
-      </w:r>
-      <w:proofErr w:type="spellStart"/>
-      <w:r>
-        <w:rPr>
-          <w:rFonts w:ascii="Arial" w:hAnsi="Arial" w:cs="Arial"/>
-          <w:bCs/>
-          <w:iCs/>
-          <w:sz w:val="22"/>
-          <w:szCs w:val="22"/>
-        </w:rPr>
-        <w:t>TriState</w:t>
-      </w:r>
-      <w:proofErr w:type="spellEnd"/>
-      <w:r>
-        <w:rPr>
-          <w:rFonts w:ascii="Arial" w:hAnsi="Arial" w:cs="Arial"/>
-          <w:bCs/>
-          <w:iCs/>
-          <w:sz w:val="22"/>
-          <w:szCs w:val="22"/>
-        </w:rPr>
-        <w:t xml:space="preserve"> Annual Conference 2023. Rochester, NY.</w:t>
-      </w:r>
-      <w:r>
-        <w:rPr>
-          <w:rFonts w:ascii="Arial" w:hAnsi="Arial" w:cs="Arial"/>
-          <w:bCs/>
-          <w:iCs/>
-          <w:sz w:val="22"/>
-          <w:szCs w:val="22"/>
-        </w:rPr>
-        <w:t xml:space="preserve"> (</w:t>
-      </w:r>
-      <w:r>
-        <w:rPr>
-          <w:rFonts w:ascii="Arial" w:hAnsi="Arial" w:cs="Arial"/>
-          <w:bCs/>
-          <w:iCs/>
-          <w:sz w:val="22"/>
-          <w:szCs w:val="22"/>
-        </w:rPr>
-        <w:t>Poster</w:t>
-      </w:r>
-      <w:r>
-        <w:rPr>
-          <w:rFonts w:ascii="Arial" w:hAnsi="Arial" w:cs="Arial"/>
-          <w:bCs/>
-          <w:iCs/>
-          <w:sz w:val="22"/>
-          <w:szCs w:val="22"/>
-        </w:rPr>
-        <w:t xml:space="preserve"> Presentation)</w:t>
-      </w:r>
-    </w:p>
-    <w:p>
-      <w:pPr>
-        <w:spacing w:line="276" w:lineRule="auto"/>
-        <w:ind w:left="1260" w:hanging="1260"/>
-        <w:rPr>
-          <w:rFonts w:ascii="Arial" w:hAnsi="Arial" w:cs="Arial"/>
-          <w:b/>
-          <w:bCs/>
-          <w:iCs/>
-          <w:sz w:val="22"/>
-          <w:szCs w:val="22"/>
-        </w:rPr>
-      </w:pPr>
-      <w:r>
-        <w:rPr>
-          <w:rFonts w:ascii="Arial" w:hAnsi="Arial" w:cs="Arial"/>
-          <w:bCs/>
-          <w:sz w:val="22"/>
-          <w:szCs w:val="22"/>
-        </w:rPr>
-        <w:t>2023,</w:t>
-      </w:r>
-      <w:r>
-        <w:rPr>
-          <w:rFonts w:ascii="Arial" w:hAnsi="Arial" w:cs="Arial"/>
-          <w:bCs/>
-          <w:sz w:val="22"/>
-          <w:szCs w:val="22"/>
-        </w:rPr>
-        <w:tab/>
-      </w:r>
-      <w:r>
-        <w:rPr>
-          <w:rFonts w:ascii="Arial" w:hAnsi="Arial" w:cs="Arial"/>
-          <w:b/>
-          <w:bCs/>
-          <w:iCs/>
-          <w:sz w:val="22"/>
-          <w:szCs w:val="22"/>
-        </w:rPr>
-        <w:t xml:space="preserve">Identifying cell-type-specific senescent cells and signature genes using heterogeneous graph contrastive learning </w:t>
-      </w:r>
-    </w:p>
-    <w:p>
-      <w:pPr>
-        <w:spacing w:line="276" w:lineRule="auto"/>
-        <w:ind w:left="1260"/>
-        <w:rPr>
-          <w:rFonts w:ascii="Arial" w:hAnsi="Arial" w:cs="Arial"/>
-          <w:bCs/>
-          <w:iCs/>
-          <w:sz w:val="22"/>
-          <w:szCs w:val="22"/>
-        </w:rPr>
-      </w:pPr>
-      <w:proofErr w:type="spellStart"/>
-      <w:r>
-        <w:rPr>
-          <w:rFonts w:ascii="Arial" w:hAnsi="Arial" w:cs="Arial"/>
-          <w:iCs/>
-          <w:sz w:val="22"/>
-          <w:szCs w:val="22"/>
-        </w:rPr>
-        <w:t>SenNet</w:t>
-      </w:r>
-      <w:proofErr w:type="spellEnd"/>
-      <w:r>
-        <w:rPr>
-          <w:rFonts w:ascii="Arial" w:hAnsi="Arial" w:cs="Arial"/>
-          <w:iCs/>
-          <w:sz w:val="22"/>
-          <w:szCs w:val="22"/>
-        </w:rPr>
-        <w:t xml:space="preserve"> Annual Meeting 2023. Minneapolis, MN.</w:t>
-      </w:r>
-      <w:r>
-        <w:rPr>
-          <w:rFonts w:ascii="Arial" w:hAnsi="Arial" w:cs="Arial"/>
-          <w:b/>
-          <w:bCs/>
-          <w:iCs/>
-          <w:sz w:val="22"/>
-          <w:szCs w:val="22"/>
-        </w:rPr>
-        <w:t xml:space="preserve"> </w:t>
-      </w:r>
-      <w:r>
-        <w:rPr>
-          <w:rFonts w:ascii="Arial" w:hAnsi="Arial" w:cs="Arial"/>
-          <w:bCs/>
-          <w:iCs/>
-          <w:sz w:val="22"/>
-          <w:szCs w:val="22"/>
-        </w:rPr>
-        <w:t>(Poster Presentation)</w:t>
-      </w:r>
-    </w:p>
-    <w:p>
-      <w:pPr>
-        <w:spacing w:line="276" w:lineRule="auto"/>
-        <w:ind w:left="1260" w:hanging="1260"/>
-        <w:rPr>
-          <w:rFonts w:ascii="Arial" w:hAnsi="Arial" w:cs="Arial"/>
-          <w:bCs/>
-          <w:sz w:val="22"/>
-          <w:szCs w:val="22"/>
-        </w:rPr>
-      </w:pPr>
-      <w:r>
-        <w:rPr>
-          <w:rFonts w:ascii="Arial" w:hAnsi="Arial" w:cs="Arial"/>
-          <w:bCs/>
-          <w:sz w:val="22"/>
-          <w:szCs w:val="22"/>
-        </w:rPr>
-        <w:t>20</w:t>
-      </w:r>
-      <w:r>
-        <w:rPr>
-          <w:rFonts w:ascii="Arial" w:hAnsi="Arial" w:cs="Arial"/>
-          <w:bCs/>
-          <w:sz w:val="22"/>
-          <w:szCs w:val="22"/>
-        </w:rPr>
-        <w:t>21</w:t>
-      </w:r>
-      <w:r>
-        <w:rPr>
-          <w:rFonts w:ascii="Arial" w:hAnsi="Arial" w:cs="Arial"/>
-          <w:bCs/>
-          <w:sz w:val="22"/>
-          <w:szCs w:val="22"/>
-        </w:rPr>
-        <w:t>,</w:t>
-      </w:r>
-      <w:r>
-        <w:rPr>
-          <w:rFonts w:ascii="Arial" w:hAnsi="Arial" w:cs="Arial"/>
-          <w:bCs/>
-          <w:sz w:val="22"/>
-          <w:szCs w:val="22"/>
-        </w:rPr>
-        <w:tab/>
-      </w:r>
-      <w:r>
-        <w:rPr>
-          <w:rFonts w:ascii="Arial" w:hAnsi="Arial" w:cs="Arial"/>
-          <w:b/>
-          <w:bCs/>
-          <w:iCs/>
-          <w:sz w:val="22"/>
-          <w:szCs w:val="22"/>
-        </w:rPr>
-        <w:t>Analyze RNA-seq data using IRIS-EDA web server</w:t>
-      </w:r>
-      <w:r>
-        <w:rPr>
-          <w:rFonts w:ascii="Arial" w:hAnsi="Arial" w:cs="Arial"/>
-          <w:b/>
-          <w:bCs/>
-          <w:iCs/>
-          <w:sz w:val="22"/>
-          <w:szCs w:val="22"/>
-        </w:rPr>
-        <w:t xml:space="preserve"> </w:t>
-      </w:r>
-    </w:p>
-    <w:p>
-      <w:pPr>
-        <w:spacing w:line="276" w:lineRule="auto"/>
-        <w:ind w:left="840" w:firstLine="420"/>
-        <w:rPr>
-          <w:rFonts w:ascii="Arial" w:hAnsi="Arial" w:cs="Arial"/>
-          <w:bCs/>
-          <w:iCs/>
-          <w:sz w:val="22"/>
-          <w:szCs w:val="22"/>
-        </w:rPr>
-      </w:pPr>
-      <w:proofErr w:type="spellStart"/>
-      <w:r>
-        <w:rPr>
-          <w:rFonts w:ascii="Arial" w:hAnsi="Arial" w:cs="Arial"/>
-          <w:bCs/>
-          <w:iCs/>
-          <w:sz w:val="22"/>
-          <w:szCs w:val="22"/>
-        </w:rPr>
-        <w:t>Vitismeet</w:t>
-      </w:r>
-      <w:proofErr w:type="spellEnd"/>
-      <w:r>
-        <w:rPr>
-          <w:rFonts w:ascii="Arial" w:hAnsi="Arial" w:cs="Arial"/>
-          <w:bCs/>
-          <w:iCs/>
-          <w:sz w:val="22"/>
-          <w:szCs w:val="22"/>
-        </w:rPr>
-        <w:t>: grapes at UC Davis &amp; SLU. Columbus, OH. (Oral Presentation)</w:t>
-      </w:r>
-    </w:p>
-    <w:p>
-      <w:pPr>
-        <w:spacing w:line="276" w:lineRule="auto"/>
-        <w:ind w:left="1260" w:hanging="1260"/>
-        <w:rPr>
-          <w:rFonts w:ascii="Arial" w:hAnsi="Arial" w:cs="Arial"/>
-          <w:bCs/>
-          <w:sz w:val="22"/>
-          <w:szCs w:val="22"/>
-        </w:rPr>
-      </w:pPr>
-      <w:r>
-        <w:rPr>
-          <w:rFonts w:ascii="Arial" w:hAnsi="Arial" w:cs="Arial"/>
-          <w:bCs/>
-          <w:sz w:val="22"/>
-          <w:szCs w:val="22"/>
-        </w:rPr>
-        <w:t>20</w:t>
-      </w:r>
-      <w:r>
-        <w:rPr>
-          <w:rFonts w:ascii="Arial" w:hAnsi="Arial" w:cs="Arial"/>
-          <w:bCs/>
-          <w:sz w:val="22"/>
-          <w:szCs w:val="22"/>
-        </w:rPr>
-        <w:t>20</w:t>
-      </w:r>
-      <w:r>
-        <w:rPr>
-          <w:rFonts w:ascii="Arial" w:hAnsi="Arial" w:cs="Arial"/>
-          <w:bCs/>
-          <w:sz w:val="22"/>
-          <w:szCs w:val="22"/>
-        </w:rPr>
-        <w:t>,</w:t>
-      </w:r>
-      <w:r>
-        <w:rPr>
-          <w:rFonts w:ascii="Arial" w:hAnsi="Arial" w:cs="Arial"/>
-          <w:bCs/>
-          <w:sz w:val="22"/>
-          <w:szCs w:val="22"/>
-        </w:rPr>
-        <w:tab/>
-      </w:r>
-      <w:r>
-        <w:rPr>
-          <w:rFonts w:ascii="Arial" w:hAnsi="Arial" w:cs="Arial"/>
-          <w:b/>
-          <w:bCs/>
-          <w:iCs/>
-          <w:sz w:val="22"/>
-          <w:szCs w:val="22"/>
-        </w:rPr>
-        <w:t>Computational tool and pipeline for RNA-seq data analysis</w:t>
-      </w:r>
-    </w:p>
-    <w:p>
-      <w:pPr>
-        <w:spacing w:line="276" w:lineRule="auto"/>
-        <w:ind w:left="840" w:firstLine="420"/>
-        <w:rPr>
-          <w:rFonts w:ascii="Arial" w:hAnsi="Arial" w:cs="Arial"/>
-          <w:bCs/>
-          <w:iCs/>
-          <w:sz w:val="22"/>
-          <w:szCs w:val="22"/>
-        </w:rPr>
-      </w:pPr>
-      <w:r>
-        <w:rPr>
-          <w:rFonts w:ascii="Arial" w:hAnsi="Arial" w:cs="Arial"/>
-          <w:bCs/>
-          <w:iCs/>
-          <w:sz w:val="22"/>
-          <w:szCs w:val="22"/>
-        </w:rPr>
-        <w:t>NSF PGRP Grape Grafting Annual Meeting. Columbus, OH. (Oral Presentation)</w:t>
-      </w:r>
-    </w:p>
-    <w:p>
-      <w:pPr>
-        <w:spacing w:line="276" w:lineRule="auto"/>
-        <w:rPr>
-          <w:rFonts w:ascii="Arial" w:hAnsi="Arial" w:cs="Arial"/>
-          <w:sz w:val="22"/>
-          <w:szCs w:val="22"/>
-        </w:rPr>
-      </w:pPr>
-      <w:r>
-        <w:rPr>
-          <w:rFonts w:ascii="Arial" w:hAnsi="Arial" w:cs="Arial"/>
-          <w:sz w:val="22"/>
-          <w:szCs w:val="22"/>
-        </w:rPr>
-        <w:t>20</w:t>
-      </w:r>
-      <w:r>
-        <w:rPr>
-          <w:rFonts w:ascii="Arial" w:hAnsi="Arial" w:cs="Arial"/>
-          <w:sz w:val="22"/>
-          <w:szCs w:val="22"/>
-        </w:rPr>
-        <w:t>19</w:t>
-      </w:r>
-      <w:r>
-        <w:rPr>
-          <w:rFonts w:ascii="Arial" w:hAnsi="Arial" w:cs="Arial"/>
-          <w:sz w:val="22"/>
-          <w:szCs w:val="22"/>
-        </w:rPr>
-        <w:t>,</w:t>
-      </w:r>
-      <w:r>
-        <w:rPr>
-          <w:rFonts w:ascii="Arial" w:hAnsi="Arial" w:cs="Arial"/>
-          <w:sz w:val="22"/>
-          <w:szCs w:val="22"/>
-        </w:rPr>
-        <w:tab/>
-      </w:r>
-      <w:r>
-        <w:rPr>
-          <w:rFonts w:ascii="Arial" w:hAnsi="Arial" w:cs="Arial"/>
-          <w:sz w:val="22"/>
-          <w:szCs w:val="22"/>
-        </w:rPr>
-        <w:tab/>
-      </w:r>
-      <w:r>
-        <w:rPr>
-          <w:rFonts w:ascii="Arial" w:hAnsi="Arial" w:cs="Arial"/>
-          <w:b/>
-          <w:sz w:val="22"/>
-          <w:szCs w:val="22"/>
-        </w:rPr>
-        <w:t xml:space="preserve">Identification of Regulatory DNA Motifs Using </w:t>
-      </w:r>
-      <w:proofErr w:type="spellStart"/>
-      <w:r>
-        <w:rPr>
-          <w:rFonts w:ascii="Arial" w:hAnsi="Arial" w:cs="Arial"/>
-          <w:b/>
-          <w:sz w:val="22"/>
-          <w:szCs w:val="22"/>
-        </w:rPr>
-        <w:t>ChIP-exo</w:t>
-      </w:r>
-      <w:proofErr w:type="spellEnd"/>
-      <w:r>
-        <w:rPr>
-          <w:rFonts w:ascii="Arial" w:hAnsi="Arial" w:cs="Arial"/>
-          <w:b/>
-          <w:sz w:val="22"/>
-          <w:szCs w:val="22"/>
-        </w:rPr>
-        <w:t xml:space="preserve"> data</w:t>
-      </w:r>
-    </w:p>
-    <w:p>
-      <w:pPr>
-        <w:spacing w:line="276" w:lineRule="auto"/>
-        <w:ind w:left="840" w:firstLine="420"/>
-        <w:rPr>
-          <w:rFonts w:ascii="Arial" w:hAnsi="Arial" w:cs="Arial"/>
-          <w:sz w:val="22"/>
-          <w:szCs w:val="22"/>
-        </w:rPr>
-      </w:pPr>
-      <w:r>
-        <w:rPr>
-          <w:rFonts w:ascii="Arial" w:hAnsi="Arial" w:cs="Arial"/>
-          <w:sz w:val="22"/>
-          <w:szCs w:val="22"/>
-        </w:rPr>
-        <w:t>BMI Internship Poster Session. Columbus, OH. (Poster presentation)</w:t>
-      </w:r>
-    </w:p>
-    <w:p>
-      <w:pPr>
-        <w:spacing w:line="276" w:lineRule="auto"/>
-        <w:rPr>
-          <w:rFonts w:ascii="Arial" w:hAnsi="Arial" w:cs="Arial"/>
-          <w:sz w:val="22"/>
-          <w:szCs w:val="22"/>
-        </w:rPr>
-      </w:pPr>
-      <w:r>
-        <w:rPr>
-          <w:rFonts w:ascii="Arial" w:hAnsi="Arial" w:cs="Arial"/>
-          <w:sz w:val="22"/>
-          <w:szCs w:val="22"/>
-        </w:rPr>
-        <w:t>20</w:t>
-      </w:r>
-      <w:r>
-        <w:rPr>
-          <w:rFonts w:ascii="Arial" w:hAnsi="Arial" w:cs="Arial"/>
-          <w:sz w:val="22"/>
-          <w:szCs w:val="22"/>
-        </w:rPr>
-        <w:t>19</w:t>
-      </w:r>
-      <w:r>
-        <w:rPr>
-          <w:rFonts w:ascii="Arial" w:hAnsi="Arial" w:cs="Arial"/>
-          <w:sz w:val="22"/>
-          <w:szCs w:val="22"/>
-        </w:rPr>
-        <w:t>,</w:t>
-      </w:r>
-      <w:r>
-        <w:rPr>
-          <w:rFonts w:ascii="Arial" w:hAnsi="Arial" w:cs="Arial"/>
-          <w:sz w:val="22"/>
-          <w:szCs w:val="22"/>
-        </w:rPr>
-        <w:tab/>
-      </w:r>
-      <w:r>
-        <w:rPr>
-          <w:rFonts w:ascii="Arial" w:hAnsi="Arial" w:cs="Arial"/>
-          <w:sz w:val="22"/>
-          <w:szCs w:val="22"/>
-        </w:rPr>
-        <w:tab/>
-      </w:r>
-      <w:r>
-        <w:rPr>
-          <w:rFonts w:ascii="Arial" w:hAnsi="Arial" w:cs="Arial"/>
-          <w:b/>
-          <w:bCs/>
-          <w:sz w:val="22"/>
-          <w:szCs w:val="22"/>
-        </w:rPr>
-        <w:t>Development of Regulatory Motif Identification program</w:t>
-      </w:r>
-    </w:p>
-    <w:p>
-      <w:pPr>
-        <w:spacing w:line="276" w:lineRule="auto"/>
-        <w:ind w:left="840" w:firstLine="420"/>
-        <w:rPr>
-          <w:rFonts w:ascii="Arial" w:hAnsi="Arial" w:cs="Arial"/>
-          <w:sz w:val="22"/>
-          <w:szCs w:val="22"/>
-        </w:rPr>
-      </w:pPr>
-      <w:proofErr w:type="spellStart"/>
-      <w:r>
-        <w:rPr>
-          <w:rFonts w:ascii="Arial" w:hAnsi="Arial" w:cs="Arial"/>
-          <w:sz w:val="22"/>
-          <w:szCs w:val="22"/>
-        </w:rPr>
-        <w:t>BioSNTR</w:t>
-      </w:r>
-      <w:proofErr w:type="spellEnd"/>
-      <w:r>
-        <w:rPr>
-          <w:rFonts w:ascii="Arial" w:hAnsi="Arial" w:cs="Arial"/>
-          <w:sz w:val="22"/>
-          <w:szCs w:val="22"/>
-        </w:rPr>
-        <w:t xml:space="preserve"> Plant Science Research Day. Brookings, SD.</w:t>
-      </w:r>
-      <w:r>
-        <w:rPr>
-          <w:rFonts w:ascii="Arial" w:hAnsi="Arial" w:cs="Arial"/>
-          <w:sz w:val="22"/>
-          <w:szCs w:val="22"/>
-        </w:rPr>
-        <w:t xml:space="preserve"> (Poster presentation)</w:t>
-      </w:r>
-    </w:p>
-    <w:p>
-      <w:pPr>
-        <w:spacing w:line="276" w:lineRule="auto"/>
-        <w:rPr>
-          <w:rFonts w:ascii="Arial" w:hAnsi="Arial" w:cs="Arial"/>
-          <w:sz w:val="22"/>
-          <w:szCs w:val="22"/>
-        </w:rPr>
-      </w:pPr>
-      <w:r>
-        <w:rPr>
-          <w:rFonts w:ascii="Arial" w:hAnsi="Arial" w:cs="Arial"/>
-          <w:sz w:val="22"/>
-          <w:szCs w:val="22"/>
-        </w:rPr>
-        <w:t>20</w:t>
-      </w:r>
-      <w:r>
-        <w:rPr>
-          <w:rFonts w:ascii="Arial" w:hAnsi="Arial" w:cs="Arial"/>
-          <w:sz w:val="22"/>
-          <w:szCs w:val="22"/>
-        </w:rPr>
-        <w:t>18</w:t>
-      </w:r>
-      <w:r>
-        <w:rPr>
-          <w:rFonts w:ascii="Arial" w:hAnsi="Arial" w:cs="Arial"/>
-          <w:sz w:val="22"/>
-          <w:szCs w:val="22"/>
-        </w:rPr>
-        <w:t xml:space="preserve">, </w:t>
-      </w:r>
-      <w:r>
-        <w:rPr>
-          <w:rFonts w:ascii="Arial" w:hAnsi="Arial" w:cs="Arial"/>
-          <w:sz w:val="22"/>
-          <w:szCs w:val="22"/>
-        </w:rPr>
-        <w:tab/>
-      </w:r>
-      <w:r>
-        <w:rPr>
-          <w:rFonts w:ascii="Arial" w:hAnsi="Arial" w:cs="Arial"/>
-          <w:sz w:val="22"/>
-          <w:szCs w:val="22"/>
-        </w:rPr>
-        <w:tab/>
-      </w:r>
-      <w:r>
-        <w:rPr>
-          <w:rFonts w:ascii="Arial" w:hAnsi="Arial" w:cs="Arial"/>
-          <w:b/>
-          <w:sz w:val="22"/>
-          <w:szCs w:val="22"/>
-        </w:rPr>
-        <w:t>Combining Computational Methods and Experimental Data for Motif Prediction</w:t>
-      </w:r>
-    </w:p>
-    <w:p>
-      <w:pPr>
-        <w:spacing w:line="276" w:lineRule="auto"/>
-        <w:ind w:left="840" w:firstLine="420"/>
-        <w:rPr>
-          <w:rFonts w:ascii="Arial" w:hAnsi="Arial" w:cs="Arial"/>
-          <w:sz w:val="22"/>
-          <w:szCs w:val="22"/>
-        </w:rPr>
-      </w:pPr>
-      <w:proofErr w:type="spellStart"/>
-      <w:r>
-        <w:rPr>
-          <w:rFonts w:ascii="Arial" w:hAnsi="Arial" w:cs="Arial"/>
-          <w:sz w:val="22"/>
-          <w:szCs w:val="22"/>
-        </w:rPr>
-        <w:t>BioSNTR</w:t>
-      </w:r>
-      <w:proofErr w:type="spellEnd"/>
-      <w:r>
-        <w:rPr>
-          <w:rFonts w:ascii="Arial" w:hAnsi="Arial" w:cs="Arial"/>
-          <w:sz w:val="22"/>
-          <w:szCs w:val="22"/>
-        </w:rPr>
-        <w:t xml:space="preserve"> Plant Science Research Day. Brookings, SD. (Poster Presentation)</w:t>
-      </w:r>
-    </w:p>
-    <w:p>
-      <w:pPr>
-        <w:spacing w:line="276" w:lineRule="auto"/>
-        <w:rPr>
-          <w:rFonts w:ascii="Arial" w:hAnsi="Arial" w:cs="Arial"/>
-          <w:sz w:val="22"/>
-          <w:szCs w:val="22"/>
-        </w:rPr>
-      </w:pPr>
-    </w:p>
-    <w:p>
-      <w:pPr>
-        <w:spacing w:line="276" w:lineRule="auto"/>
-        <w:rPr>
-          <w:rFonts w:ascii="Arial" w:hAnsi="Arial" w:cs="Arial"/>
-          <w:b/>
-          <w:sz w:val="22"/>
-          <w:szCs w:val="22"/>
-        </w:rPr>
-      </w:pPr>
-      <w:r>
-        <w:rPr>
-          <w:rFonts w:ascii="Arial" w:hAnsi="Arial" w:cs="Arial"/>
-          <w:b/>
-          <w:sz w:val="22"/>
-          <w:szCs w:val="22"/>
-        </w:rPr>
-        <w:t>TEACHING</w:t>
-      </w:r>
-    </w:p>
-    <w:p>
-      <w:pPr>
-        <w:spacing w:line="276" w:lineRule="auto"/>
-        <w:ind w:left="1260" w:hanging="1260"/>
-        <w:rPr>
-          <w:rFonts w:ascii="Arial" w:hAnsi="Arial" w:cs="Arial"/>
-          <w:bCs/>
-          <w:sz w:val="22"/>
-          <w:szCs w:val="22"/>
-        </w:rPr>
-      </w:pPr>
-    </w:p>
-    <w:p>
-      <w:pPr>
-        <w:spacing w:line="276" w:lineRule="auto"/>
-        <w:ind w:left="1260" w:hanging="1260"/>
-        <w:rPr>
-          <w:rFonts w:ascii="Arial" w:hAnsi="Arial" w:cs="Arial"/>
-          <w:sz w:val="22"/>
-          <w:szCs w:val="22"/>
-        </w:rPr>
-      </w:pPr>
-      <w:r>
-        <w:rPr>
-          <w:rFonts w:ascii="Arial" w:hAnsi="Arial" w:cs="Arial"/>
-          <w:bCs/>
-          <w:sz w:val="22"/>
-          <w:szCs w:val="22"/>
-        </w:rPr>
-        <w:t>202</w:t>
-      </w:r>
-      <w:r>
-        <w:rPr>
-          <w:rFonts w:ascii="Arial" w:hAnsi="Arial" w:cs="Arial"/>
-          <w:bCs/>
-          <w:sz w:val="22"/>
-          <w:szCs w:val="22"/>
-        </w:rPr>
-        <w:t>6</w:t>
-      </w:r>
-      <w:r>
-        <w:rPr>
-          <w:rFonts w:ascii="Arial" w:hAnsi="Arial" w:cs="Arial"/>
-          <w:bCs/>
-          <w:sz w:val="22"/>
-          <w:szCs w:val="22"/>
-        </w:rPr>
-        <w:t>,</w:t>
-      </w:r>
-      <w:r>
-        <w:rPr>
-          <w:rFonts w:ascii="Arial" w:hAnsi="Arial" w:cs="Arial"/>
-          <w:bCs/>
-          <w:sz w:val="22"/>
-          <w:szCs w:val="22"/>
-        </w:rPr>
-        <w:tab/>
-      </w:r>
-      <w:r>
-        <w:rPr>
-          <w:rFonts w:ascii="Arial" w:hAnsi="Arial" w:cs="Arial"/>
-          <w:b/>
-          <w:bCs/>
-          <w:iCs/>
-          <w:sz w:val="22"/>
-          <w:szCs w:val="22"/>
-        </w:rPr>
-        <w:t>BMI 5750: Methods in Biomedical Informatics</w:t>
-      </w:r>
-      <w:r>
-        <w:rPr>
-          <w:rFonts w:ascii="Arial" w:hAnsi="Arial" w:cs="Arial"/>
-          <w:b/>
-          <w:bCs/>
-          <w:iCs/>
-          <w:sz w:val="22"/>
-          <w:szCs w:val="22"/>
-        </w:rPr>
-        <w:t xml:space="preserve">, </w:t>
-      </w:r>
-      <w:r>
-        <w:rPr>
-          <w:rFonts w:ascii="Arial" w:hAnsi="Arial" w:cs="Arial"/>
-          <w:iCs/>
-          <w:sz w:val="22"/>
-          <w:szCs w:val="22"/>
-        </w:rPr>
-        <w:t>Guest</w:t>
-      </w:r>
-      <w:r>
-        <w:rPr>
-          <w:rFonts w:ascii="Arial" w:hAnsi="Arial" w:cs="Arial"/>
-          <w:b/>
-          <w:bCs/>
-          <w:iCs/>
-          <w:sz w:val="22"/>
-          <w:szCs w:val="22"/>
-        </w:rPr>
-        <w:t xml:space="preserve"> </w:t>
-      </w:r>
-      <w:r>
-        <w:rPr>
-          <w:rFonts w:ascii="Arial" w:hAnsi="Arial" w:cs="Arial"/>
-          <w:bCs/>
-          <w:iCs/>
-          <w:sz w:val="22"/>
-          <w:szCs w:val="22"/>
-        </w:rPr>
-        <w:t>Lecturer</w:t>
-      </w:r>
-      <w:r>
-        <w:rPr>
-          <w:rFonts w:ascii="Arial" w:hAnsi="Arial" w:cs="Arial"/>
-          <w:b/>
-          <w:bCs/>
-          <w:iCs/>
-          <w:sz w:val="22"/>
-          <w:szCs w:val="22"/>
-        </w:rPr>
-        <w:t xml:space="preserve">, </w:t>
-      </w:r>
-      <w:r>
-        <w:rPr>
-          <w:rFonts w:ascii="Arial" w:hAnsi="Arial" w:cs="Arial"/>
-          <w:iCs/>
-          <w:sz w:val="22"/>
-          <w:szCs w:val="22"/>
-        </w:rPr>
-        <w:t xml:space="preserve">Topic: </w:t>
-      </w:r>
-      <w:proofErr w:type="spellStart"/>
-      <w:r>
-        <w:rPr>
-          <w:rFonts w:ascii="Arial" w:hAnsi="Arial" w:cs="Arial"/>
-          <w:iCs/>
-          <w:sz w:val="22"/>
-          <w:szCs w:val="22"/>
-        </w:rPr>
-        <w:t>BioChatter</w:t>
-      </w:r>
-      <w:proofErr w:type="spellEnd"/>
-      <w:r>
-        <w:rPr>
-          <w:rFonts w:ascii="Arial" w:hAnsi="Arial" w:cs="Arial"/>
-          <w:iCs/>
-          <w:sz w:val="22"/>
-          <w:szCs w:val="22"/>
-        </w:rPr>
-        <w:t xml:space="preserve"> </w:t>
-      </w:r>
-      <w:r>
-        <w:rPr>
-          <w:rFonts w:ascii="Arial" w:hAnsi="Arial" w:cs="Arial"/>
-          <w:iCs/>
-          <w:sz w:val="22"/>
-          <w:szCs w:val="22"/>
-        </w:rPr>
-        <w:t>as</w:t>
-      </w:r>
-      <w:r>
-        <w:rPr>
-          <w:rFonts w:ascii="Arial" w:hAnsi="Arial" w:cs="Arial"/>
-          <w:iCs/>
-          <w:sz w:val="22"/>
-          <w:szCs w:val="22"/>
-        </w:rPr>
-        <w:t xml:space="preserve"> the biomedical application </w:t>
-      </w:r>
-      <w:r>
-        <w:rPr>
-          <w:rFonts w:ascii="Arial" w:hAnsi="Arial" w:cs="Arial"/>
-          <w:iCs/>
-          <w:sz w:val="22"/>
-          <w:szCs w:val="22"/>
-        </w:rPr>
-        <w:t xml:space="preserve">platform </w:t>
-      </w:r>
-      <w:r>
-        <w:rPr>
-          <w:rFonts w:ascii="Arial" w:hAnsi="Arial" w:cs="Arial"/>
-          <w:iCs/>
-          <w:sz w:val="22"/>
-          <w:szCs w:val="22"/>
-        </w:rPr>
-        <w:t>of large language models</w:t>
-      </w:r>
-    </w:p>
-    <w:p>
-      <w:pPr>
-        <w:spacing w:line="276" w:lineRule="auto"/>
-        <w:ind w:left="840" w:firstLine="420"/>
-        <w:rPr>
-          <w:rFonts w:ascii="Arial" w:hAnsi="Arial" w:cs="Arial"/>
-          <w:bCs/>
-          <w:iCs/>
-          <w:sz w:val="22"/>
-          <w:szCs w:val="22"/>
-        </w:rPr>
-      </w:pPr>
-      <w:r>
-        <w:rPr>
-          <w:rFonts w:ascii="Arial" w:hAnsi="Arial" w:cs="Arial"/>
-          <w:bCs/>
-          <w:iCs/>
-          <w:sz w:val="22"/>
-          <w:szCs w:val="22"/>
-        </w:rPr>
-        <w:t>Department of Biomedical Informatics, OSU</w:t>
-      </w:r>
-    </w:p>
-    <w:p>
-      <w:pPr>
-        <w:spacing w:line="276" w:lineRule="auto"/>
-        <w:ind w:left="1260" w:hanging="1260"/>
-        <w:rPr>
-          <w:rFonts w:ascii="Arial" w:hAnsi="Arial" w:cs="Arial"/>
-          <w:bCs/>
-          <w:sz w:val="22"/>
-          <w:szCs w:val="22"/>
-        </w:rPr>
-      </w:pPr>
-      <w:r>
-        <w:rPr>
-          <w:rFonts w:ascii="Arial" w:hAnsi="Arial" w:cs="Arial"/>
-          <w:bCs/>
-          <w:sz w:val="22"/>
-          <w:szCs w:val="22"/>
-        </w:rPr>
-        <w:t>202</w:t>
-      </w:r>
-      <w:r>
-        <w:rPr>
-          <w:rFonts w:ascii="Arial" w:hAnsi="Arial" w:cs="Arial"/>
-          <w:bCs/>
-          <w:sz w:val="22"/>
-          <w:szCs w:val="22"/>
-        </w:rPr>
-        <w:t>4</w:t>
-      </w:r>
-      <w:r>
-        <w:rPr>
-          <w:rFonts w:ascii="Arial" w:hAnsi="Arial" w:cs="Arial"/>
-          <w:bCs/>
-          <w:sz w:val="22"/>
-          <w:szCs w:val="22"/>
-        </w:rPr>
-        <w:t>,</w:t>
-      </w:r>
-      <w:r>
-        <w:rPr>
-          <w:rFonts w:ascii="Arial" w:hAnsi="Arial" w:cs="Arial"/>
-          <w:bCs/>
-          <w:sz w:val="22"/>
-          <w:szCs w:val="22"/>
-        </w:rPr>
-        <w:tab/>
-      </w:r>
-      <w:r>
-        <w:rPr>
-          <w:rFonts w:ascii="Arial" w:hAnsi="Arial" w:cs="Arial"/>
-          <w:b/>
-          <w:bCs/>
-          <w:iCs/>
-          <w:sz w:val="22"/>
-          <w:szCs w:val="22"/>
-        </w:rPr>
-        <w:t>BISR Bioinformatic</w:t>
-      </w:r>
-      <w:r>
-        <w:rPr>
-          <w:rFonts w:ascii="Arial" w:hAnsi="Arial" w:cs="Arial"/>
-          <w:b/>
-          <w:bCs/>
-          <w:iCs/>
-          <w:sz w:val="22"/>
-          <w:szCs w:val="22"/>
-        </w:rPr>
-        <w:t>s</w:t>
-      </w:r>
-      <w:r>
-        <w:rPr>
-          <w:rFonts w:ascii="Arial" w:hAnsi="Arial" w:cs="Arial"/>
-          <w:b/>
-          <w:bCs/>
-          <w:iCs/>
-          <w:sz w:val="22"/>
-          <w:szCs w:val="22"/>
-        </w:rPr>
-        <w:t xml:space="preserve"> workshop, </w:t>
-      </w:r>
-      <w:r>
-        <w:rPr>
-          <w:rFonts w:ascii="Arial" w:hAnsi="Arial" w:cs="Arial"/>
-          <w:bCs/>
-          <w:iCs/>
-          <w:sz w:val="22"/>
-          <w:szCs w:val="22"/>
-        </w:rPr>
-        <w:t>Lecturer</w:t>
-      </w:r>
-      <w:r>
-        <w:rPr>
-          <w:rFonts w:ascii="Arial" w:hAnsi="Arial" w:cs="Arial"/>
-          <w:b/>
-          <w:bCs/>
-          <w:iCs/>
-          <w:sz w:val="22"/>
-          <w:szCs w:val="22"/>
-        </w:rPr>
-        <w:t xml:space="preserve"> </w:t>
-      </w:r>
-    </w:p>
-    <w:p>
-      <w:pPr>
-        <w:spacing w:line="276" w:lineRule="auto"/>
-        <w:ind w:left="840" w:firstLine="420"/>
-        <w:rPr>
-          <w:rFonts w:ascii="Arial" w:hAnsi="Arial" w:cs="Arial"/>
-          <w:bCs/>
-          <w:iCs/>
-          <w:sz w:val="22"/>
-          <w:szCs w:val="22"/>
-        </w:rPr>
-      </w:pPr>
-      <w:r>
-        <w:rPr>
-          <w:rFonts w:ascii="Arial" w:hAnsi="Arial" w:cs="Arial"/>
-          <w:bCs/>
-          <w:iCs/>
-          <w:sz w:val="22"/>
-          <w:szCs w:val="22"/>
-        </w:rPr>
-        <w:t>Department of Biomedical Informatics, OSU</w:t>
-      </w:r>
-    </w:p>
-    <w:p>
-      <w:pPr>
-        <w:spacing w:line="276" w:lineRule="auto"/>
-        <w:ind w:left="1260" w:hanging="1260"/>
-        <w:rPr>
-          <w:rFonts w:ascii="Arial" w:hAnsi="Arial" w:cs="Arial"/>
-          <w:bCs/>
-          <w:sz w:val="22"/>
-          <w:szCs w:val="22"/>
-        </w:rPr>
-      </w:pPr>
-      <w:r>
-        <w:rPr>
-          <w:rFonts w:ascii="Arial" w:hAnsi="Arial" w:cs="Arial"/>
-          <w:bCs/>
-          <w:sz w:val="22"/>
-          <w:szCs w:val="22"/>
-        </w:rPr>
-        <w:t>2021,</w:t>
-      </w:r>
-      <w:r>
-        <w:rPr>
-          <w:rFonts w:ascii="Arial" w:hAnsi="Arial" w:cs="Arial"/>
-          <w:bCs/>
-          <w:sz w:val="22"/>
-          <w:szCs w:val="22"/>
-        </w:rPr>
-        <w:tab/>
-      </w:r>
-      <w:r>
-        <w:rPr>
-          <w:rFonts w:ascii="Arial" w:hAnsi="Arial" w:cs="Arial"/>
-          <w:b/>
-          <w:bCs/>
-          <w:iCs/>
-          <w:sz w:val="22"/>
-          <w:szCs w:val="22"/>
-        </w:rPr>
-        <w:t xml:space="preserve">BISR </w:t>
-      </w:r>
-      <w:r>
-        <w:rPr>
-          <w:rFonts w:ascii="Arial" w:hAnsi="Arial" w:cs="Arial"/>
-          <w:b/>
-          <w:bCs/>
-          <w:iCs/>
-          <w:sz w:val="22"/>
-          <w:szCs w:val="22"/>
-        </w:rPr>
-        <w:t>CRISPR</w:t>
-      </w:r>
-      <w:r>
-        <w:rPr>
-          <w:rFonts w:ascii="Arial" w:hAnsi="Arial" w:cs="Arial"/>
-          <w:b/>
-          <w:bCs/>
-          <w:iCs/>
-          <w:sz w:val="22"/>
-          <w:szCs w:val="22"/>
-        </w:rPr>
-        <w:t xml:space="preserve"> screening</w:t>
-      </w:r>
-      <w:r>
-        <w:rPr>
-          <w:rFonts w:ascii="Arial" w:hAnsi="Arial" w:cs="Arial"/>
-          <w:b/>
-          <w:bCs/>
-          <w:iCs/>
-          <w:sz w:val="22"/>
-          <w:szCs w:val="22"/>
-        </w:rPr>
-        <w:t xml:space="preserve"> workshop, </w:t>
-      </w:r>
-      <w:r>
-        <w:rPr>
-          <w:rFonts w:ascii="Arial" w:hAnsi="Arial" w:cs="Arial"/>
-          <w:bCs/>
-          <w:iCs/>
-          <w:sz w:val="22"/>
-          <w:szCs w:val="22"/>
-        </w:rPr>
-        <w:t>Lecturer</w:t>
-      </w:r>
-      <w:r>
-        <w:rPr>
-          <w:rFonts w:ascii="Arial" w:hAnsi="Arial" w:cs="Arial"/>
-          <w:b/>
-          <w:bCs/>
-          <w:iCs/>
-          <w:sz w:val="22"/>
-          <w:szCs w:val="22"/>
-        </w:rPr>
-        <w:t xml:space="preserve"> </w:t>
-      </w:r>
-    </w:p>
-    <w:p>
-      <w:pPr>
-        <w:spacing w:line="276" w:lineRule="auto"/>
-        <w:ind w:left="840" w:firstLine="420"/>
-        <w:rPr>
-          <w:rFonts w:ascii="Arial" w:hAnsi="Arial" w:cs="Arial"/>
-          <w:bCs/>
-          <w:iCs/>
-          <w:sz w:val="22"/>
-          <w:szCs w:val="22"/>
-        </w:rPr>
-      </w:pPr>
-      <w:r>
-        <w:rPr>
-          <w:rFonts w:ascii="Arial" w:hAnsi="Arial" w:cs="Arial"/>
-          <w:bCs/>
-          <w:iCs/>
-          <w:sz w:val="22"/>
-          <w:szCs w:val="22"/>
-        </w:rPr>
-        <w:t>Department of Biomedical Informatics, OSU</w:t>
-      </w:r>
-    </w:p>
-    <w:p>
-      <w:pPr>
-        <w:spacing w:line="276" w:lineRule="auto"/>
-        <w:ind w:left="1260" w:hanging="1260"/>
-        <w:rPr>
-          <w:rFonts w:ascii="Arial" w:hAnsi="Arial" w:cs="Arial"/>
-          <w:bCs/>
-          <w:sz w:val="22"/>
-          <w:szCs w:val="22"/>
-        </w:rPr>
-      </w:pPr>
-      <w:r>
-        <w:rPr>
-          <w:rFonts w:ascii="Arial" w:hAnsi="Arial" w:cs="Arial"/>
-          <w:bCs/>
-          <w:sz w:val="22"/>
-          <w:szCs w:val="22"/>
-        </w:rPr>
-        <w:t>20</w:t>
-      </w:r>
-      <w:r>
-        <w:rPr>
-          <w:rFonts w:ascii="Arial" w:hAnsi="Arial" w:cs="Arial"/>
-          <w:bCs/>
-          <w:sz w:val="22"/>
-          <w:szCs w:val="22"/>
-        </w:rPr>
-        <w:t>21</w:t>
-      </w:r>
-      <w:r>
-        <w:rPr>
-          <w:rFonts w:ascii="Arial" w:hAnsi="Arial" w:cs="Arial"/>
-          <w:bCs/>
-          <w:sz w:val="22"/>
-          <w:szCs w:val="22"/>
-        </w:rPr>
-        <w:t>,</w:t>
-      </w:r>
-      <w:r>
-        <w:rPr>
-          <w:rFonts w:ascii="Arial" w:hAnsi="Arial" w:cs="Arial"/>
-          <w:bCs/>
-          <w:sz w:val="22"/>
-          <w:szCs w:val="22"/>
-        </w:rPr>
-        <w:tab/>
-      </w:r>
-      <w:r>
-        <w:rPr>
-          <w:rFonts w:ascii="Arial" w:hAnsi="Arial" w:cs="Arial"/>
-          <w:b/>
-          <w:bCs/>
-          <w:iCs/>
-          <w:sz w:val="22"/>
-          <w:szCs w:val="22"/>
-        </w:rPr>
-        <w:t>BISR RNA-Seq workshop</w:t>
-      </w:r>
-      <w:r>
-        <w:rPr>
-          <w:rFonts w:ascii="Arial" w:hAnsi="Arial" w:cs="Arial"/>
-          <w:b/>
-          <w:bCs/>
-          <w:iCs/>
-          <w:sz w:val="22"/>
-          <w:szCs w:val="22"/>
-        </w:rPr>
-        <w:t xml:space="preserve">, </w:t>
-      </w:r>
-      <w:r>
-        <w:rPr>
-          <w:rFonts w:ascii="Arial" w:hAnsi="Arial" w:cs="Arial"/>
-          <w:bCs/>
-          <w:iCs/>
-          <w:sz w:val="22"/>
-          <w:szCs w:val="22"/>
-        </w:rPr>
-        <w:t>Lecturer</w:t>
-      </w:r>
-      <w:r>
-        <w:rPr>
-          <w:rFonts w:ascii="Arial" w:hAnsi="Arial" w:cs="Arial"/>
-          <w:b/>
-          <w:bCs/>
-          <w:iCs/>
-          <w:sz w:val="22"/>
-          <w:szCs w:val="22"/>
-        </w:rPr>
-        <w:t xml:space="preserve"> </w:t>
-      </w:r>
-    </w:p>
-    <w:p>
-      <w:pPr>
-        <w:spacing w:line="276" w:lineRule="auto"/>
-        <w:ind w:left="840" w:firstLine="420"/>
-        <w:rPr>
-          <w:rFonts w:ascii="Arial" w:hAnsi="Arial" w:cs="Arial"/>
-          <w:bCs/>
-          <w:iCs/>
-          <w:sz w:val="22"/>
-          <w:szCs w:val="22"/>
-        </w:rPr>
-      </w:pPr>
-      <w:r>
-        <w:rPr>
-          <w:rFonts w:ascii="Arial" w:hAnsi="Arial" w:cs="Arial"/>
-          <w:bCs/>
-          <w:iCs/>
-          <w:sz w:val="22"/>
-          <w:szCs w:val="22"/>
-        </w:rPr>
-        <w:t>Department of Biomedical Informatics, OSU</w:t>
-      </w:r>
-    </w:p>
-    <w:p>
-      <w:pPr>
-        <w:spacing w:line="276" w:lineRule="auto"/>
-        <w:ind w:left="1260" w:hanging="1260"/>
-        <w:rPr>
-          <w:rFonts w:ascii="Arial" w:hAnsi="Arial" w:cs="Arial"/>
-          <w:bCs/>
-          <w:sz w:val="22"/>
-          <w:szCs w:val="22"/>
-        </w:rPr>
-      </w:pPr>
-      <w:r>
-        <w:rPr>
-          <w:rFonts w:ascii="Arial" w:hAnsi="Arial" w:cs="Arial"/>
-          <w:bCs/>
-          <w:sz w:val="22"/>
-          <w:szCs w:val="22"/>
-        </w:rPr>
-        <w:t>20</w:t>
-      </w:r>
-      <w:r>
-        <w:rPr>
-          <w:rFonts w:ascii="Arial" w:hAnsi="Arial" w:cs="Arial"/>
-          <w:bCs/>
-          <w:sz w:val="22"/>
-          <w:szCs w:val="22"/>
-        </w:rPr>
-        <w:t>20</w:t>
-      </w:r>
-      <w:r>
-        <w:rPr>
-          <w:rFonts w:ascii="Arial" w:hAnsi="Arial" w:cs="Arial"/>
-          <w:bCs/>
-          <w:sz w:val="22"/>
-          <w:szCs w:val="22"/>
-        </w:rPr>
-        <w:t>,</w:t>
-      </w:r>
-      <w:r>
-        <w:rPr>
-          <w:rFonts w:ascii="Arial" w:hAnsi="Arial" w:cs="Arial"/>
-          <w:bCs/>
-          <w:sz w:val="22"/>
-          <w:szCs w:val="22"/>
-        </w:rPr>
-        <w:tab/>
-      </w:r>
-      <w:r>
-        <w:rPr>
-          <w:rFonts w:ascii="Arial" w:hAnsi="Arial" w:cs="Arial"/>
-          <w:b/>
-          <w:bCs/>
-          <w:iCs/>
-          <w:sz w:val="22"/>
-          <w:szCs w:val="22"/>
-        </w:rPr>
-        <w:t>Applications of Machine Learning and Artificial Intelligence</w:t>
-      </w:r>
-      <w:r>
-        <w:rPr>
-          <w:rFonts w:ascii="Arial" w:hAnsi="Arial" w:cs="Arial"/>
-          <w:b/>
-          <w:bCs/>
-          <w:iCs/>
-          <w:sz w:val="22"/>
-          <w:szCs w:val="22"/>
-        </w:rPr>
-        <w:t>,</w:t>
-      </w:r>
-      <w:r>
-        <w:rPr>
-          <w:rFonts w:ascii="Arial" w:hAnsi="Arial" w:cs="Arial"/>
-          <w:b/>
-          <w:bCs/>
-          <w:iCs/>
-          <w:sz w:val="22"/>
-          <w:szCs w:val="22"/>
-        </w:rPr>
-        <w:t xml:space="preserve"> </w:t>
-      </w:r>
-      <w:r>
-        <w:rPr>
-          <w:rFonts w:ascii="Arial" w:hAnsi="Arial" w:cs="Arial"/>
-          <w:bCs/>
-          <w:iCs/>
-          <w:sz w:val="22"/>
-          <w:szCs w:val="22"/>
-        </w:rPr>
-        <w:t>Guest Lecturer</w:t>
-      </w:r>
-      <w:r>
-        <w:rPr>
-          <w:rFonts w:ascii="Arial" w:hAnsi="Arial" w:cs="Arial"/>
-          <w:b/>
-          <w:bCs/>
-          <w:iCs/>
-          <w:sz w:val="22"/>
-          <w:szCs w:val="22"/>
-        </w:rPr>
-        <w:t xml:space="preserve"> </w:t>
-      </w:r>
-    </w:p>
-    <w:p>
-      <w:pPr>
-        <w:spacing w:line="276" w:lineRule="auto"/>
-        <w:ind w:left="840" w:firstLine="420"/>
-        <w:rPr>
-          <w:rFonts w:ascii="Arial" w:hAnsi="Arial" w:cs="Arial"/>
-          <w:bCs/>
-          <w:iCs/>
-          <w:sz w:val="22"/>
-          <w:szCs w:val="22"/>
-        </w:rPr>
-      </w:pPr>
-      <w:r>
-        <w:rPr>
-          <w:rFonts w:ascii="Arial" w:hAnsi="Arial" w:cs="Arial"/>
-          <w:bCs/>
-          <w:iCs/>
-          <w:sz w:val="22"/>
-          <w:szCs w:val="22"/>
-        </w:rPr>
-        <w:t>Department of Biomedical Informatics, OSU</w:t>
-      </w:r>
-    </w:p>
-    <w:p>
-      <w:pPr>
-        <w:spacing w:line="276" w:lineRule="auto"/>
-        <w:rPr>
-          <w:rFonts w:ascii="Arial" w:hAnsi="Arial" w:cs="Arial"/>
-          <w:sz w:val="22"/>
-          <w:szCs w:val="22"/>
-        </w:rPr>
-      </w:pPr>
-      <w:r>
-        <w:rPr>
-          <w:rFonts w:ascii="Arial" w:hAnsi="Arial" w:cs="Arial"/>
-          <w:sz w:val="22"/>
-          <w:szCs w:val="22"/>
-        </w:rPr>
-        <w:t>20</w:t>
-      </w:r>
-      <w:r>
-        <w:rPr>
-          <w:rFonts w:ascii="Arial" w:hAnsi="Arial" w:cs="Arial"/>
-          <w:sz w:val="22"/>
-          <w:szCs w:val="22"/>
-        </w:rPr>
-        <w:t>20</w:t>
-      </w:r>
-      <w:r>
-        <w:rPr>
-          <w:rFonts w:ascii="Arial" w:hAnsi="Arial" w:cs="Arial"/>
-          <w:sz w:val="22"/>
-          <w:szCs w:val="22"/>
-        </w:rPr>
-        <w:t>,</w:t>
-      </w:r>
-      <w:r>
-        <w:rPr>
-          <w:rFonts w:ascii="Arial" w:hAnsi="Arial" w:cs="Arial"/>
-          <w:sz w:val="22"/>
-          <w:szCs w:val="22"/>
-        </w:rPr>
-        <w:tab/>
-      </w:r>
-      <w:r>
-        <w:rPr>
-          <w:rFonts w:ascii="Arial" w:hAnsi="Arial" w:cs="Arial"/>
-          <w:sz w:val="22"/>
-          <w:szCs w:val="22"/>
-        </w:rPr>
-        <w:tab/>
-      </w:r>
-      <w:r>
-        <w:rPr>
-          <w:rFonts w:ascii="Arial" w:hAnsi="Arial" w:cs="Arial"/>
-          <w:b/>
-          <w:sz w:val="22"/>
-          <w:szCs w:val="22"/>
-        </w:rPr>
-        <w:t>Single-cell sequencing data analysis workshop</w:t>
-      </w:r>
-      <w:r>
-        <w:rPr>
-          <w:rFonts w:ascii="Arial" w:hAnsi="Arial" w:cs="Arial"/>
-          <w:sz w:val="22"/>
-          <w:szCs w:val="22"/>
-        </w:rPr>
-        <w:t>, Guest Lecturer</w:t>
-      </w:r>
-    </w:p>
-    <w:p>
-      <w:pPr>
-        <w:spacing w:line="276" w:lineRule="auto"/>
-        <w:ind w:left="840" w:firstLine="420"/>
-        <w:rPr>
-          <w:rFonts w:ascii="Arial" w:hAnsi="Arial" w:cs="Arial"/>
-          <w:sz w:val="22"/>
-          <w:szCs w:val="22"/>
-        </w:rPr>
-      </w:pPr>
-      <w:r>
-        <w:rPr>
-          <w:rFonts w:ascii="Arial" w:hAnsi="Arial" w:cs="Arial"/>
-          <w:sz w:val="22"/>
-          <w:szCs w:val="22"/>
-        </w:rPr>
-        <w:t>Iowa State University</w:t>
-      </w:r>
-    </w:p>
-    <w:p>
-      <w:pPr>
-        <w:spacing w:line="276" w:lineRule="auto"/>
-        <w:rPr>
-          <w:rFonts w:ascii="Arial" w:hAnsi="Arial" w:cs="Arial"/>
-          <w:sz w:val="22"/>
-          <w:szCs w:val="22"/>
-        </w:rPr>
-      </w:pPr>
-      <w:r>
-        <w:rPr>
-          <w:rFonts w:ascii="Arial" w:hAnsi="Arial" w:cs="Arial"/>
-          <w:sz w:val="22"/>
-          <w:szCs w:val="22"/>
-        </w:rPr>
-        <w:t>20</w:t>
-      </w:r>
-      <w:r>
-        <w:rPr>
-          <w:rFonts w:ascii="Arial" w:hAnsi="Arial" w:cs="Arial"/>
-          <w:sz w:val="22"/>
-          <w:szCs w:val="22"/>
-        </w:rPr>
-        <w:t>19</w:t>
-      </w:r>
-      <w:r>
-        <w:rPr>
-          <w:rFonts w:ascii="Arial" w:hAnsi="Arial" w:cs="Arial"/>
-          <w:sz w:val="22"/>
-          <w:szCs w:val="22"/>
-        </w:rPr>
-        <w:t>,</w:t>
-      </w:r>
-      <w:r>
-        <w:rPr>
-          <w:rFonts w:ascii="Arial" w:hAnsi="Arial" w:cs="Arial"/>
-          <w:sz w:val="22"/>
-          <w:szCs w:val="22"/>
-        </w:rPr>
-        <w:tab/>
-      </w:r>
-      <w:r>
-        <w:rPr>
-          <w:rFonts w:ascii="Arial" w:hAnsi="Arial" w:cs="Arial"/>
-          <w:sz w:val="22"/>
-          <w:szCs w:val="22"/>
-        </w:rPr>
-        <w:tab/>
-      </w:r>
-      <w:r>
-        <w:rPr>
-          <w:rFonts w:ascii="Arial" w:hAnsi="Arial" w:cs="Arial"/>
-          <w:b/>
-          <w:sz w:val="22"/>
-          <w:szCs w:val="22"/>
-        </w:rPr>
-        <w:t>Applied Bioinformatics</w:t>
-      </w:r>
-      <w:r>
-        <w:rPr>
-          <w:rFonts w:ascii="Arial" w:hAnsi="Arial" w:cs="Arial"/>
-          <w:sz w:val="22"/>
-          <w:szCs w:val="22"/>
-        </w:rPr>
-        <w:t xml:space="preserve">, </w:t>
-      </w:r>
-      <w:r>
-        <w:rPr>
-          <w:rFonts w:ascii="Arial" w:hAnsi="Arial" w:cs="Arial"/>
-          <w:sz w:val="22"/>
-          <w:szCs w:val="22"/>
-        </w:rPr>
-        <w:t>Teaching assistant</w:t>
-      </w:r>
-      <w:r>
-        <w:rPr>
-          <w:rFonts w:ascii="Arial" w:hAnsi="Arial" w:cs="Arial"/>
-          <w:sz w:val="22"/>
-          <w:szCs w:val="22"/>
-        </w:rPr>
-        <w:t xml:space="preserve"> </w:t>
-      </w:r>
-      <w:r>
-        <w:rPr>
-          <w:rFonts w:ascii="Arial" w:hAnsi="Arial" w:cs="Arial"/>
-          <w:sz w:val="22"/>
-          <w:szCs w:val="22"/>
-        </w:rPr>
-        <w:t xml:space="preserve">(Dr. </w:t>
-      </w:r>
-      <w:r>
-        <w:rPr>
-          <w:rFonts w:ascii="Arial" w:hAnsi="Arial" w:cs="Arial"/>
-          <w:sz w:val="22"/>
-          <w:szCs w:val="22"/>
-        </w:rPr>
-        <w:t>Xijin Ge</w:t>
-      </w:r>
-      <w:r>
-        <w:rPr>
-          <w:rFonts w:ascii="Arial" w:hAnsi="Arial" w:cs="Arial"/>
-          <w:sz w:val="22"/>
-          <w:szCs w:val="22"/>
-        </w:rPr>
-        <w:t>)</w:t>
-      </w:r>
-      <w:r>
-        <w:rPr>
-          <w:rFonts w:ascii="Arial" w:hAnsi="Arial" w:cs="Arial"/>
-          <w:sz w:val="22"/>
-          <w:szCs w:val="22"/>
-        </w:rPr>
-        <w:t xml:space="preserve"> </w:t>
-      </w:r>
-    </w:p>
-    <w:p>
-      <w:pPr>
-        <w:spacing w:line="276" w:lineRule="auto"/>
-        <w:ind w:left="840" w:firstLine="420"/>
-        <w:rPr>
-          <w:rFonts w:ascii="Arial" w:hAnsi="Arial" w:cs="Arial"/>
-          <w:sz w:val="22"/>
-          <w:szCs w:val="22"/>
-        </w:rPr>
-      </w:pPr>
-      <w:r>
-        <w:rPr>
-          <w:rFonts w:ascii="Arial" w:hAnsi="Arial" w:cs="Arial"/>
-          <w:sz w:val="22"/>
-          <w:szCs w:val="22"/>
-        </w:rPr>
-        <w:t>Department of Mathematics and Statistics, South Dakota State University</w:t>
-      </w:r>
-    </w:p>
-    <w:p>
-      <w:pPr>
-        <w:spacing w:line="276" w:lineRule="auto"/>
-        <w:rPr>
-          <w:rFonts w:ascii="Arial" w:hAnsi="Arial" w:cs="Arial"/>
-          <w:b/>
-          <w:sz w:val="22"/>
-          <w:szCs w:val="22"/>
-        </w:rPr>
-      </w:pPr>
-    </w:p>
-    <w:p>
-      <w:pPr>
-        <w:spacing w:line="276" w:lineRule="auto"/>
-        <w:rPr>
-          <w:rFonts w:ascii="Arial" w:hAnsi="Arial" w:cs="Arial"/>
-          <w:b/>
-          <w:sz w:val="22"/>
-          <w:szCs w:val="22"/>
-        </w:rPr>
-      </w:pPr>
-      <w:r>
-        <w:rPr>
-          <w:rFonts w:ascii="Arial" w:hAnsi="Arial" w:cs="Arial"/>
-          <w:b/>
-          <w:sz w:val="22"/>
-          <w:szCs w:val="22"/>
-        </w:rPr>
-        <w:t>MENTORING</w:t>
-      </w:r>
-    </w:p>
-    <w:p>
-      <w:pPr>
-        <w:spacing w:line="276" w:lineRule="auto"/>
-        <w:ind w:left="1260" w:hanging="1260"/>
-        <w:rPr>
-          <w:rFonts w:ascii="Arial" w:hAnsi="Arial" w:cs="Arial"/>
-          <w:bCs/>
-          <w:sz w:val="22"/>
-          <w:szCs w:val="22"/>
-        </w:rPr>
-      </w:pPr>
-    </w:p>
-    <w:p>
-      <w:pPr>
-        <w:spacing w:line="276" w:lineRule="auto"/>
-        <w:ind w:left="1260" w:hanging="1260"/>
-        <w:rPr>
-          <w:rFonts w:ascii="Arial" w:hAnsi="Arial" w:cs="Arial"/>
-          <w:bCs/>
-          <w:sz w:val="22"/>
-          <w:szCs w:val="22"/>
-        </w:rPr>
-      </w:pPr>
-      <w:proofErr w:type="gramStart"/>
+          <w:bCs/>
+          <w:sz w:val="22"/>
+          <w:szCs w:val="22"/>
+        </w:rPr>
+      </w:pPr>
       <w:r>
         <w:rPr>
           <w:rFonts w:ascii="Arial" w:hAnsi="Arial" w:cs="Arial"/>
@@ -7941,17 +6468,7 @@
           <w:sz w:val="22"/>
           <w:szCs w:val="22"/>
         </w:rPr>
-        <w:t xml:space="preserve"> </w:t>
-      </w:r>
-      <w:proofErr w:type="gramEnd"/>
-      <w:r>
-        <w:rPr>
-          <w:rFonts w:ascii="Arial" w:hAnsi="Arial" w:cs="Arial"/>
-          <w:bCs/>
-          <w:sz w:val="22"/>
-          <w:szCs w:val="22"/>
-        </w:rPr>
-        <w:t xml:space="preserve">    </w:t>
+        <w:t xml:space="preserve">     </w:t>
       </w:r>
       <w:r>
         <w:rPr>
@@ -8718,21 +7235,19 @@
         <w:rPr>
           <w:rFonts w:ascii="Arial" w:hAnsi="Arial" w:cs="Arial"/>
         </w:rPr>
-        <w:t>LLM application design, Retrieval-Augmented Generation (RAG), knowledge   graphs, multi-agent orchestration, prompt engineering, AI gateway management (</w:t>
-      </w:r>
-      <w:proofErr w:type="spellStart"/>
-      <w:r>
-        <w:rPr>
-          <w:rFonts w:ascii="Arial" w:hAnsi="Arial" w:cs="Arial"/>
-        </w:rPr>
-        <w:t>LiteLLM</w:t>
-      </w:r>
-      <w:proofErr w:type="spellEnd"/>
-      <w:r>
-        <w:rPr>
-          <w:rFonts w:ascii="Arial" w:hAnsi="Arial" w:cs="Arial"/>
-        </w:rPr>
-        <w:t>), local</w:t>
+        <w:t xml:space="preserve">LLM application design, Retrieval-Augmented Generation (RAG), knowledge   graphs, multi-agent orchestration, </w:t>
+      </w:r>
+      <w:r>
+        <w:rPr>
+          <w:rFonts w:ascii="Arial" w:hAnsi="Arial" w:cs="Arial"/>
+        </w:rPr>
+        <w:t>agent skills</w:t>
+      </w:r>
+      <w:r>
+        <w:rPr>
+          <w:rFonts w:ascii="Arial" w:hAnsi="Arial" w:cs="Arial"/>
+        </w:rPr>
+        <w:t>, AI gateway management (LiteLLM), local</w:t>
       </w:r>
       <w:r>
         <w:rPr>
@@ -8891,27 +7406,21 @@
           <w:b/>
           <w:bCs/>
         </w:rPr>
-        <w:t>Software Development</w:t>
-      </w:r>
-      <w:r>
-        <w:rPr>
-          <w:rFonts w:ascii="Arial" w:hAnsi="Arial" w:cs="Arial"/>
-        </w:rPr>
-        <w:t xml:space="preserve">: Full stack web development (Vue.js, </w:t>
-      </w:r>
-      <w:proofErr w:type="spellStart"/>
-      <w:r>
-        <w:rPr>
-          <w:rFonts w:ascii="Arial" w:hAnsi="Arial" w:cs="Arial"/>
-        </w:rPr>
-        <w:t>NestJS</w:t>
-      </w:r>
-      <w:proofErr w:type="spellEnd"/>
-      <w:r>
-        <w:rPr>
-          <w:rFonts w:ascii="Arial" w:hAnsi="Arial" w:cs="Arial"/>
-        </w:rPr>
-        <w:t>, TypeScript, MySQL)</w:t>
+        <w:t>Full Stack</w:t>
+      </w:r>
+      <w:r>
+        <w:rPr>
+          <w:rFonts w:ascii="Arial" w:hAnsi="Arial" w:cs="Arial"/>
+          <w:b/>
+          <w:bCs/>
+        </w:rPr>
+        <w:t xml:space="preserve"> Development</w:t>
+      </w:r>
+      <w:r>
+        <w:rPr>
+          <w:rFonts w:ascii="Arial" w:hAnsi="Arial" w:cs="Arial"/>
+        </w:rPr>
+        <w:t>: Full stack web development (Vue.js, NestJS, TypeScript, MySQL)</w:t>
       </w:r>
     </w:p>
     <w:p>
@@ -8981,21 +7490,7 @@
         <w:rPr>
           <w:rFonts w:ascii="Arial" w:hAnsi="Arial" w:cs="Arial"/>
         </w:rPr>
-        <w:t>: Deep learning model development and deployment (</w:t>
-      </w:r>
-      <w:proofErr w:type="spellStart"/>
-      <w:r>
-        <w:rPr>
-          <w:rFonts w:ascii="Arial" w:hAnsi="Arial" w:cs="Arial"/>
-        </w:rPr>
-        <w:t>ConvNet</w:t>
-      </w:r>
-      <w:proofErr w:type="spellEnd"/>
-      <w:r>
-        <w:rPr>
-          <w:rFonts w:ascii="Arial" w:hAnsi="Arial" w:cs="Arial"/>
-        </w:rPr>
-        <w:t>, Graph Transformer, AWS SageMaker)</w:t>
+        <w:t>: Deep learning model development and deployment (ConvNet, Graph Transformer, AWS SageMaker)</w:t>
       </w:r>
     </w:p>
     <w:p>
@@ -9024,6 +7519,47 @@
           <w:b/>
           <w:bCs/>
         </w:rPr>
+        <w:t>EHR Data Management</w:t>
+      </w:r>
+      <w:r>
+        <w:rPr>
+          <w:rFonts w:ascii="Arial" w:hAnsi="Arial" w:cs="Arial"/>
+        </w:rPr>
+        <w:t xml:space="preserve">: clinical data lake platforms (OSU LifeScale / Databricks), multi-site cohort harmonization (e.g., LCMC3), </w:t>
+      </w:r>
+      <w:r>
+        <w:rPr>
+          <w:rFonts w:ascii="Arial" w:hAnsi="Arial" w:cs="Arial"/>
+        </w:rPr>
+        <w:t>HIPAA-compliant data workflows</w:t>
+      </w:r>
+    </w:p>
+    <w:p>
+      <w:pPr>
+        <w:pStyle w:val="ListParagraph"/>
+        <w:numPr>
+          <w:ilvl w:val="0"/>
+          <w:numId w:val="7"/>
+        </w:numPr>
+        <w:pBdr>
+          <w:top w:val="nil"/>
+          <w:left w:val="nil"/>
+          <w:bottom w:val="nil"/>
+          <w:right w:val="nil"/>
+          <w:between w:val="nil"/>
+        </w:pBdr>
+        <w:ind w:firstLineChars="0"/>
+        <w:contextualSpacing/>
+        <w:rPr>
+          <w:rFonts w:ascii="Arial" w:hAnsi="Arial" w:cs="Arial"/>
+        </w:rPr>
+      </w:pPr>
+      <w:r>
+        <w:rPr>
+          <w:rFonts w:ascii="Arial" w:hAnsi="Arial" w:cs="Arial"/>
+          <w:b/>
+          <w:bCs/>
+        </w:rPr>
         <w:t>Data Visualization</w:t>
       </w:r>
       <w:r>
@@ -9042,16 +7578,14 @@
         <w:rPr>
           <w:rFonts w:ascii="Arial" w:hAnsi="Arial" w:cs="Arial"/>
         </w:rPr>
-        <w:t xml:space="preserve">(Adobe Illustrator, ggplot2, </w:t>
-      </w:r>
-      <w:proofErr w:type="spellStart"/>
-      <w:r>
-        <w:rPr>
-          <w:rFonts w:ascii="Arial" w:hAnsi="Arial" w:cs="Arial"/>
-        </w:rPr>
-        <w:t>Circos</w:t>
-      </w:r>
-      <w:proofErr w:type="spellEnd"/>
+        <w:t>(Adobe Illustrator, ggplot2, Circos</w:t>
+      </w:r>
+      <w:r>
+        <w:rPr>
+          <w:rFonts w:ascii="Arial" w:hAnsi="Arial" w:cs="Arial"/>
+        </w:rPr>
+        <w:t>, Shiny</w:t>
+      </w:r>
       <w:r>
         <w:rPr>
           <w:rFonts w:ascii="Arial" w:hAnsi="Arial" w:cs="Arial"/>
@@ -9302,7 +7836,7 @@
             <w:sz w:val="22"/>
             <w:szCs w:val="22"/>
           </w:rPr>
-          <w:t>April</w:t>
+          <w:t>May</w:t>
         </w:r>
         <w:r>
           <w:rPr>
@@ -9311,7 +7845,16 @@
             <w:sz w:val="22"/>
             <w:szCs w:val="22"/>
           </w:rPr>
-          <w:t xml:space="preserve"> 1</w:t>
+          <w:t xml:space="preserve"> </w:t>
+        </w:r>
+        <w:r>
+          <w:rPr>
+            <w:rFonts w:ascii="Arial" w:hAnsi="Arial" w:cs="Arial"/>
+            <w:i w:val="0"/>
+            <w:sz w:val="22"/>
+            <w:szCs w:val="22"/>
+          </w:rPr>
+          <w:t>7</w:t>
         </w:r>
         <w:r>
           <w:rPr>
@@ -10845,7 +9388,6 @@
   <w:style w:type="character" w:default="1" w:styleId="DefaultParagraphFont">
     <w:name w:val="Default Paragraph Font"/>
     <w:uiPriority w:val="1"/>
-    <w:semiHidden/>
     <w:unhideWhenUsed/>
   </w:style>
   <w:style w:type="table" w:default="1" w:styleId="TableNormal">
@@ -11517,7 +10059,7 @@
     <w:charset w:val="00"/>
     <w:family w:val="swiss"/>
     <w:pitch w:val="variable"/>
-    <w:sig w:usb0="E0002AFF" w:usb1="C0007843" w:usb2="00000009" w:usb3="00000000" w:csb0="000001FF" w:csb1="00000000"/>
+    <w:sig w:usb0="E0002EFF" w:usb1="C000785B" w:usb2="00000009" w:usb3="00000000" w:csb0="000001FF" w:csb1="00000000"/>
   </w:font>
   <w:font w:name="Century Gothic">
     <w:panose1 w:val="020B0502020202020204"/>
@@ -11620,6 +10162,7 @@
     <w:rsid w:val="002C22A5"/>
     <w:rsid w:val="00311F29"/>
     <w:rsid w:val="00316B51"/>
+    <w:rsid w:val="00330798"/>
     <w:rsid w:val="0034403B"/>
     <w:rsid w:val="00345871"/>
     <w:rsid w:val="00357E5A"/>
@@ -11673,6 +10216,7 @@
     <w:rsid w:val="006A303C"/>
     <w:rsid w:val="006A40A3"/>
     <w:rsid w:val="006B0B9A"/>
+    <w:rsid w:val="006C6AC9"/>
     <w:rsid w:val="006D028C"/>
     <w:rsid w:val="006D5A4F"/>
     <w:rsid w:val="006E07C8"/>
@@ -11709,6 +10253,7 @@
     <w:rsid w:val="00900832"/>
     <w:rsid w:val="00905C44"/>
     <w:rsid w:val="009308F6"/>
+    <w:rsid w:val="009355E0"/>
     <w:rsid w:val="00935E10"/>
     <w:rsid w:val="009375F5"/>
     <w:rsid w:val="0094088A"/>
